--- a/baocao/baocaoN9.docx
+++ b/baocao/baocaoN9.docx
@@ -123,7 +123,7 @@
                     </wp:anchor>
                   </w:drawing>
                 </mc:Choice>
-                <mc:Fallback xmlns:oel="http://schemas.microsoft.com/office/2019/extlst" xmlns:w16du="http://schemas.microsoft.com/office/word/2023/wordml/word16du" xmlns:w16sdtfl="http://schemas.microsoft.com/office/word/2024/wordml/sdtformatlock" xmlns:wpsCustomData="http://www.wps.cn/officeDocument/2013/wpsCustomData">
+                <mc:Fallback xmlns:wpsCustomData="http://www.wps.cn/officeDocument/2013/wpsCustomData" xmlns:w16sdtfl="http://schemas.microsoft.com/office/word/2024/wordml/sdtformatlock" xmlns:w16du="http://schemas.microsoft.com/office/word/2023/wordml/word16du" xmlns:oel="http://schemas.microsoft.com/office/2019/extlst">
                   <w:pict>
                     <v:line id="_x0000_s1026" o:spid="_x0000_s1026" o:spt="20" style="position:absolute;left:0pt;flip:y;margin-left:188.05pt;margin-top:22.35pt;height:0pt;width:161.25pt;z-index:251662336;mso-width-relative:page;mso-height-relative:page;" filled="f" stroked="t" coordsize="21600,21600" o:gfxdata="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">
                       <v:fill on="f" focussize="0,0"/>
@@ -280,7 +280,7 @@
                     </wp:inline>
                   </w:drawing>
                 </mc:Choice>
-                <mc:Fallback xmlns:oel="http://schemas.microsoft.com/office/2019/extlst" xmlns:w16du="http://schemas.microsoft.com/office/word/2023/wordml/word16du" xmlns:w16sdtfl="http://schemas.microsoft.com/office/word/2024/wordml/sdtformatlock" xmlns:wpsCustomData="http://www.wps.cn/officeDocument/2013/wpsCustomData">
+                <mc:Fallback xmlns:wpsCustomData="http://www.wps.cn/officeDocument/2013/wpsCustomData" xmlns:w16sdtfl="http://schemas.microsoft.com/office/word/2024/wordml/sdtformatlock" xmlns:w16du="http://schemas.microsoft.com/office/word/2023/wordml/word16du" xmlns:oel="http://schemas.microsoft.com/office/2019/extlst">
                   <w:pict>
                     <v:rect id="Rectangle 2" o:spid="_x0000_s1026" o:spt="1" alt="Giới Thiệu Trường Đại Học Khánh Hòa - UKH" style="height:24pt;width:24pt;" filled="f" stroked="f" coordsize="21600,21600" o:gfxdata="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">
                       <v:fill on="f" focussize="0,0"/>
@@ -866,7 +866,7 @@
                     </wp:anchor>
                   </w:drawing>
                 </mc:Choice>
-                <mc:Fallback xmlns:oel="http://schemas.microsoft.com/office/2019/extlst" xmlns:w16du="http://schemas.microsoft.com/office/word/2023/wordml/word16du" xmlns:w16sdtfl="http://schemas.microsoft.com/office/word/2024/wordml/sdtformatlock" xmlns:wpsCustomData="http://www.wps.cn/officeDocument/2013/wpsCustomData">
+                <mc:Fallback xmlns:wpsCustomData="http://www.wps.cn/officeDocument/2013/wpsCustomData" xmlns:w16sdtfl="http://schemas.microsoft.com/office/word/2024/wordml/sdtformatlock" xmlns:w16du="http://schemas.microsoft.com/office/word/2023/wordml/word16du" xmlns:oel="http://schemas.microsoft.com/office/2019/extlst">
                   <w:pict>
                     <v:line id="_x0000_s1026" o:spid="_x0000_s1026" o:spt="20" style="position:absolute;left:0pt;flip:y;margin-left:198.25pt;margin-top:22.35pt;height:0pt;width:161.25pt;z-index:251661312;mso-width-relative:page;mso-height-relative:page;" filled="f" stroked="t" coordsize="21600,21600" o:gfxdata="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">
                       <v:fill on="f" focussize="0,0"/>
@@ -1023,7 +1023,7 @@
                     </wp:inline>
                   </w:drawing>
                 </mc:Choice>
-                <mc:Fallback xmlns:oel="http://schemas.microsoft.com/office/2019/extlst" xmlns:w16du="http://schemas.microsoft.com/office/word/2023/wordml/word16du" xmlns:w16sdtfl="http://schemas.microsoft.com/office/word/2024/wordml/sdtformatlock" xmlns:wpsCustomData="http://www.wps.cn/officeDocument/2013/wpsCustomData">
+                <mc:Fallback xmlns:wpsCustomData="http://www.wps.cn/officeDocument/2013/wpsCustomData" xmlns:w16sdtfl="http://schemas.microsoft.com/office/word/2024/wordml/sdtformatlock" xmlns:w16du="http://schemas.microsoft.com/office/word/2023/wordml/word16du" xmlns:oel="http://schemas.microsoft.com/office/2019/extlst">
                   <w:pict>
                     <v:rect id="Rectangle 7" o:spid="_x0000_s1026" o:spt="1" alt="Giới Thiệu Trường Đại Học Khánh Hòa - UKH" style="height:24pt;width:24pt;" filled="f" stroked="f" coordsize="21600,21600" o:gfxdata="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">
                       <v:fill on="f" focussize="0,0"/>
@@ -4548,10 +4548,7 @@
       </w:pPr>
       <w:r>
         <w:lastRenderedPageBreak/>
-        <w:t xml:space="preserve">CHƯƠNG 3. PHÂN TÍCH HỆ THỐNG VÀ XÂY DỰNG </w:t>
-      </w:r>
-      <w:r>
-        <w:t>SẢN PHẨM</w:t>
+        <w:t>CHƯƠNG 3. PHÂN TÍCH HỆ THỐNG VÀ XÂY DỰNG SẢN PHẨM</w:t>
       </w:r>
     </w:p>
     <w:p>
@@ -5637,8 +5634,8 @@
     <w:sectPr>
       <w:headerReference w:type="default" r:id="rId12"/>
       <w:footerReference w:type="default" r:id="rId13"/>
-      <w:pgSz w:w="12240" w:h="15840"/>
-      <w:pgMar w:top="1138" w:right="1138" w:bottom="1138" w:left="1701" w:header="709" w:footer="709" w:gutter="0"/>
+      <w:pgSz w:w="12240" w:h="15840" w:code="1"/>
+      <w:pgMar w:top="1134" w:right="1134" w:bottom="1134" w:left="1701" w:header="567" w:footer="567" w:gutter="0"/>
       <w:pgNumType w:start="1"/>
       <w:cols w:space="708"/>
       <w:docGrid w:linePitch="360"/>
@@ -11588,10 +11585,6 @@
 </file>
 
 <file path=customXml/item1.xml><?xml version="1.0" encoding="utf-8"?>
-<b:Sources xmlns:b="http://schemas.openxmlformats.org/officeDocument/2006/bibliography" xmlns="http://schemas.openxmlformats.org/officeDocument/2006/bibliography" SelectedStyle="\APASixthEditionOfficeOnline.xsl" StyleName="APA" Version="6"/>
-</file>
-
-<file path=customXml/item2.xml><?xml version="1.0" encoding="utf-8"?>
 <s:customData xmlns="http://www.wps.cn/officeDocument/2013/wpsCustomData" xmlns:s="http://www.wps.cn/officeDocument/2013/wpsCustomData">
   <customSectProps>
     <customSectPr/>
@@ -11604,18 +11597,22 @@
 </s:customData>
 </file>
 
+<file path=customXml/item2.xml><?xml version="1.0" encoding="utf-8"?>
+<b:Sources xmlns:b="http://schemas.openxmlformats.org/officeDocument/2006/bibliography" xmlns="http://schemas.openxmlformats.org/officeDocument/2006/bibliography" SelectedStyle="\APASixthEditionOfficeOnline.xsl" StyleName="APA" Version="6"/>
+</file>
+
 <file path=customXml/itemProps1.xml><?xml version="1.0" encoding="utf-8"?>
+<ds:datastoreItem xmlns:ds="http://schemas.openxmlformats.org/officeDocument/2006/customXml" ds:itemID="{B1977F7D-205B-4081-913C-38D41E755F92}">
+  <ds:schemaRefs>
+    <ds:schemaRef ds:uri="http://www.wps.cn/officeDocument/2013/wpsCustomData"/>
+  </ds:schemaRefs>
+</ds:datastoreItem>
+</file>
+
+<file path=customXml/itemProps2.xml><?xml version="1.0" encoding="utf-8"?>
 <ds:datastoreItem xmlns:ds="http://schemas.openxmlformats.org/officeDocument/2006/customXml" ds:itemID="{2B9ED210-EE4D-4D30-9582-1FE901CF48AD}">
   <ds:schemaRefs>
     <ds:schemaRef ds:uri="http://schemas.openxmlformats.org/officeDocument/2006/bibliography"/>
   </ds:schemaRefs>
 </ds:datastoreItem>
-</file>
-
-<file path=customXml/itemProps2.xml><?xml version="1.0" encoding="utf-8"?>
-<ds:datastoreItem xmlns:ds="http://schemas.openxmlformats.org/officeDocument/2006/customXml" ds:itemID="{B1977F7D-205B-4081-913C-38D41E755F92}">
-  <ds:schemaRefs>
-    <ds:schemaRef ds:uri="http://www.wps.cn/officeDocument/2013/wpsCustomData"/>
-  </ds:schemaRefs>
-</ds:datastoreItem>
 </file>
--- a/baocao/baocaoN9.docx
+++ b/baocao/baocaoN9.docx
@@ -123,7 +123,7 @@
                     </wp:anchor>
                   </w:drawing>
                 </mc:Choice>
-                <mc:Fallback xmlns:wpsCustomData="http://www.wps.cn/officeDocument/2013/wpsCustomData" xmlns:w16sdtfl="http://schemas.microsoft.com/office/word/2024/wordml/sdtformatlock" xmlns:w16du="http://schemas.microsoft.com/office/word/2023/wordml/word16du" xmlns:oel="http://schemas.microsoft.com/office/2019/extlst">
+                <mc:Fallback xmlns:oel="http://schemas.microsoft.com/office/2019/extlst" xmlns:w16du="http://schemas.microsoft.com/office/word/2023/wordml/word16du" xmlns:w16sdtfl="http://schemas.microsoft.com/office/word/2024/wordml/sdtformatlock" xmlns:wpsCustomData="http://www.wps.cn/officeDocument/2013/wpsCustomData">
                   <w:pict>
                     <v:line id="_x0000_s1026" o:spid="_x0000_s1026" o:spt="20" style="position:absolute;left:0pt;flip:y;margin-left:188.05pt;margin-top:22.35pt;height:0pt;width:161.25pt;z-index:251662336;mso-width-relative:page;mso-height-relative:page;" filled="f" stroked="t" coordsize="21600,21600" o:gfxdata="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">
                       <v:fill on="f" focussize="0,0"/>
@@ -280,7 +280,7 @@
                     </wp:inline>
                   </w:drawing>
                 </mc:Choice>
-                <mc:Fallback xmlns:wpsCustomData="http://www.wps.cn/officeDocument/2013/wpsCustomData" xmlns:w16sdtfl="http://schemas.microsoft.com/office/word/2024/wordml/sdtformatlock" xmlns:w16du="http://schemas.microsoft.com/office/word/2023/wordml/word16du" xmlns:oel="http://schemas.microsoft.com/office/2019/extlst">
+                <mc:Fallback xmlns:oel="http://schemas.microsoft.com/office/2019/extlst" xmlns:w16du="http://schemas.microsoft.com/office/word/2023/wordml/word16du" xmlns:w16sdtfl="http://schemas.microsoft.com/office/word/2024/wordml/sdtformatlock" xmlns:wpsCustomData="http://www.wps.cn/officeDocument/2013/wpsCustomData">
                   <w:pict>
                     <v:rect id="Rectangle 2" o:spid="_x0000_s1026" o:spt="1" alt="Giới Thiệu Trường Đại Học Khánh Hòa - UKH" style="height:24pt;width:24pt;" filled="f" stroked="f" coordsize="21600,21600" o:gfxdata="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">
                       <v:fill on="f" focussize="0,0"/>
@@ -683,26 +683,6 @@
                 <w:szCs w:val="26"/>
               </w:rPr>
             </w:pPr>
-          </w:p>
-          <w:p>
-            <w:pPr>
-              <w:ind w:left="770"/>
-              <w:rPr>
-                <w:rFonts w:cs="Times New Roman"/>
-                <w:b/>
-                <w:sz w:val="26"/>
-                <w:szCs w:val="26"/>
-              </w:rPr>
-            </w:pPr>
-            <w:r>
-              <w:rPr>
-                <w:rFonts w:cs="Times New Roman"/>
-                <w:b/>
-                <w:sz w:val="26"/>
-                <w:szCs w:val="26"/>
-              </w:rPr>
-              <w:br w:type="page"/>
-            </w:r>
           </w:p>
           <w:p>
             <w:pPr>
@@ -866,7 +846,7 @@
                     </wp:anchor>
                   </w:drawing>
                 </mc:Choice>
-                <mc:Fallback xmlns:wpsCustomData="http://www.wps.cn/officeDocument/2013/wpsCustomData" xmlns:w16sdtfl="http://schemas.microsoft.com/office/word/2024/wordml/sdtformatlock" xmlns:w16du="http://schemas.microsoft.com/office/word/2023/wordml/word16du" xmlns:oel="http://schemas.microsoft.com/office/2019/extlst">
+                <mc:Fallback xmlns:oel="http://schemas.microsoft.com/office/2019/extlst" xmlns:w16du="http://schemas.microsoft.com/office/word/2023/wordml/word16du" xmlns:w16sdtfl="http://schemas.microsoft.com/office/word/2024/wordml/sdtformatlock" xmlns:wpsCustomData="http://www.wps.cn/officeDocument/2013/wpsCustomData">
                   <w:pict>
                     <v:line id="_x0000_s1026" o:spid="_x0000_s1026" o:spt="20" style="position:absolute;left:0pt;flip:y;margin-left:198.25pt;margin-top:22.35pt;height:0pt;width:161.25pt;z-index:251661312;mso-width-relative:page;mso-height-relative:page;" filled="f" stroked="t" coordsize="21600,21600" o:gfxdata="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">
                       <v:fill on="f" focussize="0,0"/>
@@ -1023,7 +1003,7 @@
                     </wp:inline>
                   </w:drawing>
                 </mc:Choice>
-                <mc:Fallback xmlns:wpsCustomData="http://www.wps.cn/officeDocument/2013/wpsCustomData" xmlns:w16sdtfl="http://schemas.microsoft.com/office/word/2024/wordml/sdtformatlock" xmlns:w16du="http://schemas.microsoft.com/office/word/2023/wordml/word16du" xmlns:oel="http://schemas.microsoft.com/office/2019/extlst">
+                <mc:Fallback xmlns:oel="http://schemas.microsoft.com/office/2019/extlst" xmlns:w16du="http://schemas.microsoft.com/office/word/2023/wordml/word16du" xmlns:w16sdtfl="http://schemas.microsoft.com/office/word/2024/wordml/sdtformatlock" xmlns:wpsCustomData="http://www.wps.cn/officeDocument/2013/wpsCustomData">
                   <w:pict>
                     <v:rect id="Rectangle 7" o:spid="_x0000_s1026" o:spt="1" alt="Giới Thiệu Trường Đại Học Khánh Hòa - UKH" style="height:24pt;width:24pt;" filled="f" stroked="f" coordsize="21600,21600" o:gfxdata="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">
                       <v:fill on="f" focussize="0,0"/>
@@ -1281,8 +1261,7 @@
               <w:rPr>
                 <w:rFonts w:cs="Times New Roman"/>
                 <w:b/>
-                <w:sz w:val="26"/>
-                <w:szCs w:val="26"/>
+                <w:szCs w:val="28"/>
               </w:rPr>
             </w:pPr>
             <w:r>
@@ -1296,16 +1275,7 @@
           </w:p>
           <w:p>
             <w:pPr>
-              <w:rPr>
-                <w:rFonts w:cs="Times New Roman"/>
-                <w:b/>
-                <w:sz w:val="26"/>
-                <w:szCs w:val="26"/>
-              </w:rPr>
-            </w:pPr>
-          </w:p>
-          <w:p>
-            <w:pPr>
+              <w:ind w:left="770"/>
               <w:rPr>
                 <w:rFonts w:cs="Times New Roman"/>
                 <w:b/>
@@ -2860,13 +2830,185 @@
     </w:p>
     <w:p>
       <w:pPr>
-        <w:jc w:val="center"/>
+        <w:pStyle w:val="TOC1"/>
+        <w:tabs>
+          <w:tab w:val="right" w:leader="dot" w:pos="9391"/>
+        </w:tabs>
+        <w:rPr>
+          <w:rFonts w:asciiTheme="minorHAnsi" w:eastAsiaTheme="minorEastAsia" w:hAnsiTheme="minorHAnsi"/>
+          <w:noProof/>
+          <w:sz w:val="22"/>
+        </w:rPr>
+      </w:pPr>
+      <w:r>
         <w:rPr>
           <w:rFonts w:cs="Times New Roman"/>
           <w:b/>
           <w:szCs w:val="28"/>
         </w:rPr>
-      </w:pPr>
+        <w:fldChar w:fldCharType="begin"/>
+      </w:r>
+      <w:r>
+        <w:rPr>
+          <w:rFonts w:cs="Times New Roman"/>
+          <w:b/>
+          <w:szCs w:val="28"/>
+        </w:rPr>
+        <w:instrText xml:space="preserve"> TOC \h \z \t "h,1" </w:instrText>
+      </w:r>
+      <w:r>
+        <w:rPr>
+          <w:rFonts w:cs="Times New Roman"/>
+          <w:b/>
+          <w:szCs w:val="28"/>
+        </w:rPr>
+        <w:fldChar w:fldCharType="separate"/>
+      </w:r>
+      <w:hyperlink w:anchor="_Toc225335826" w:history="1">
+        <w:r>
+          <w:rPr>
+            <w:rStyle w:val="Hyperlink"/>
+            <w:noProof/>
+          </w:rPr>
+          <w:t>Hình 2.1: Logo Weka</w:t>
+        </w:r>
+        <w:r>
+          <w:rPr>
+            <w:noProof/>
+            <w:webHidden/>
+          </w:rPr>
+          <w:tab/>
+        </w:r>
+        <w:r>
+          <w:rPr>
+            <w:noProof/>
+            <w:webHidden/>
+          </w:rPr>
+          <w:fldChar w:fldCharType="begin"/>
+        </w:r>
+        <w:r>
+          <w:rPr>
+            <w:noProof/>
+            <w:webHidden/>
+          </w:rPr>
+          <w:instrText xml:space="preserve"> PAGEREF _Toc225335826 \h </w:instrText>
+        </w:r>
+        <w:r>
+          <w:rPr>
+            <w:noProof/>
+            <w:webHidden/>
+          </w:rPr>
+        </w:r>
+        <w:r>
+          <w:rPr>
+            <w:noProof/>
+            <w:webHidden/>
+          </w:rPr>
+          <w:fldChar w:fldCharType="separate"/>
+        </w:r>
+        <w:r>
+          <w:rPr>
+            <w:noProof/>
+            <w:webHidden/>
+          </w:rPr>
+          <w:t>5</w:t>
+        </w:r>
+        <w:r>
+          <w:rPr>
+            <w:noProof/>
+            <w:webHidden/>
+          </w:rPr>
+          <w:fldChar w:fldCharType="end"/>
+        </w:r>
+      </w:hyperlink>
+    </w:p>
+    <w:p>
+      <w:pPr>
+        <w:pStyle w:val="TOC1"/>
+        <w:tabs>
+          <w:tab w:val="right" w:leader="dot" w:pos="9391"/>
+        </w:tabs>
+        <w:rPr>
+          <w:rFonts w:asciiTheme="minorHAnsi" w:eastAsiaTheme="minorEastAsia" w:hAnsiTheme="minorHAnsi"/>
+          <w:noProof/>
+          <w:sz w:val="22"/>
+        </w:rPr>
+      </w:pPr>
+      <w:hyperlink w:anchor="_Toc225335827" w:history="1">
+        <w:r>
+          <w:rPr>
+            <w:rStyle w:val="Hyperlink"/>
+            <w:noProof/>
+          </w:rPr>
+          <w:t>Hình 2.1: Logo Weka</w:t>
+        </w:r>
+        <w:r>
+          <w:rPr>
+            <w:noProof/>
+            <w:webHidden/>
+          </w:rPr>
+          <w:tab/>
+        </w:r>
+        <w:r>
+          <w:rPr>
+            <w:noProof/>
+            <w:webHidden/>
+          </w:rPr>
+          <w:fldChar w:fldCharType="begin"/>
+        </w:r>
+        <w:r>
+          <w:rPr>
+            <w:noProof/>
+            <w:webHidden/>
+          </w:rPr>
+          <w:instrText xml:space="preserve"> PAGEREF _Toc225335827 \h </w:instrText>
+        </w:r>
+        <w:r>
+          <w:rPr>
+            <w:noProof/>
+            <w:webHidden/>
+          </w:rPr>
+        </w:r>
+        <w:r>
+          <w:rPr>
+            <w:noProof/>
+            <w:webHidden/>
+          </w:rPr>
+          <w:fldChar w:fldCharType="separate"/>
+        </w:r>
+        <w:r>
+          <w:rPr>
+            <w:noProof/>
+            <w:webHidden/>
+          </w:rPr>
+          <w:t>6</w:t>
+        </w:r>
+        <w:r>
+          <w:rPr>
+            <w:noProof/>
+            <w:webHidden/>
+          </w:rPr>
+          <w:fldChar w:fldCharType="end"/>
+        </w:r>
+      </w:hyperlink>
+    </w:p>
+    <w:p>
+      <w:pPr>
+        <w:jc w:val="center"/>
+        <w:rPr>
+          <w:rFonts w:cs="Times New Roman"/>
+          <w:b/>
+          <w:szCs w:val="28"/>
+        </w:rPr>
+      </w:pPr>
+      <w:r>
+        <w:rPr>
+          <w:rFonts w:cs="Times New Roman"/>
+          <w:b/>
+          <w:szCs w:val="28"/>
+        </w:rPr>
+        <w:fldChar w:fldCharType="end"/>
+      </w:r>
     </w:p>
     <w:p>
       <w:pPr>
@@ -2884,42 +3026,180 @@
           <w14:ligatures w14:val="standardContextual"/>
         </w:rPr>
       </w:pPr>
-      <w:r>
+    </w:p>
+    <w:p>
+      <w:pPr>
+        <w:rPr>
+          <w:lang w:val="vi-VN" w:eastAsia="vi-VN"/>
+        </w:rPr>
+      </w:pPr>
+    </w:p>
+    <w:p>
+      <w:pPr>
+        <w:rPr>
+          <w:lang w:val="vi-VN" w:eastAsia="vi-VN"/>
+        </w:rPr>
+      </w:pPr>
+    </w:p>
+    <w:p>
+      <w:pPr>
+        <w:rPr>
+          <w:lang w:val="vi-VN" w:eastAsia="vi-VN"/>
+        </w:rPr>
+      </w:pPr>
+    </w:p>
+    <w:p>
+      <w:pPr>
+        <w:rPr>
+          <w:lang w:val="vi-VN" w:eastAsia="vi-VN"/>
+        </w:rPr>
+      </w:pPr>
+    </w:p>
+    <w:p>
+      <w:pPr>
+        <w:rPr>
+          <w:lang w:val="vi-VN" w:eastAsia="vi-VN"/>
+        </w:rPr>
+      </w:pPr>
+    </w:p>
+    <w:p>
+      <w:pPr>
+        <w:rPr>
+          <w:lang w:val="vi-VN" w:eastAsia="vi-VN"/>
+        </w:rPr>
+      </w:pPr>
+    </w:p>
+    <w:p>
+      <w:pPr>
+        <w:rPr>
+          <w:lang w:val="vi-VN" w:eastAsia="vi-VN"/>
+        </w:rPr>
+      </w:pPr>
+    </w:p>
+    <w:p>
+      <w:pPr>
+        <w:rPr>
+          <w:lang w:val="vi-VN" w:eastAsia="vi-VN"/>
+        </w:rPr>
+      </w:pPr>
+    </w:p>
+    <w:p>
+      <w:pPr>
+        <w:rPr>
+          <w:lang w:val="vi-VN" w:eastAsia="vi-VN"/>
+        </w:rPr>
+      </w:pPr>
+    </w:p>
+    <w:p>
+      <w:pPr>
+        <w:rPr>
+          <w:lang w:val="vi-VN" w:eastAsia="vi-VN"/>
+        </w:rPr>
+      </w:pPr>
+    </w:p>
+    <w:p>
+      <w:pPr>
+        <w:rPr>
+          <w:lang w:val="vi-VN" w:eastAsia="vi-VN"/>
+        </w:rPr>
+      </w:pPr>
+    </w:p>
+    <w:p>
+      <w:pPr>
+        <w:rPr>
+          <w:lang w:val="vi-VN" w:eastAsia="vi-VN"/>
+        </w:rPr>
+      </w:pPr>
+    </w:p>
+    <w:p>
+      <w:pPr>
+        <w:rPr>
+          <w:lang w:val="vi-VN" w:eastAsia="vi-VN"/>
+        </w:rPr>
+      </w:pPr>
+    </w:p>
+    <w:p>
+      <w:pPr>
+        <w:rPr>
+          <w:lang w:val="vi-VN" w:eastAsia="vi-VN"/>
+        </w:rPr>
+      </w:pPr>
+    </w:p>
+    <w:p>
+      <w:pPr>
+        <w:jc w:val="center"/>
         <w:rPr>
           <w:rFonts w:cs="Times New Roman"/>
           <w:b/>
           <w:szCs w:val="28"/>
         </w:rPr>
-        <w:fldChar w:fldCharType="begin"/>
-      </w:r>
+      </w:pPr>
       <w:r>
         <w:rPr>
           <w:rFonts w:cs="Times New Roman"/>
           <w:b/>
           <w:szCs w:val="28"/>
         </w:rPr>
-        <w:instrText xml:space="preserve"> TOC \h \z \t "h,1" </w:instrText>
-      </w:r>
-      <w:r>
+        <w:lastRenderedPageBreak/>
+        <w:t>MỤC LỤC</w:t>
+      </w:r>
+    </w:p>
+    <w:p>
+      <w:pPr>
+        <w:jc w:val="center"/>
         <w:rPr>
           <w:rFonts w:cs="Times New Roman"/>
           <w:b/>
           <w:szCs w:val="28"/>
         </w:rPr>
+      </w:pPr>
+    </w:p>
+    <w:p>
+      <w:pPr>
+        <w:pStyle w:val="TOC1"/>
+        <w:tabs>
+          <w:tab w:val="right" w:leader="dot" w:pos="9391"/>
+        </w:tabs>
+        <w:rPr>
+          <w:rFonts w:asciiTheme="minorHAnsi" w:eastAsiaTheme="minorEastAsia" w:hAnsiTheme="minorHAnsi"/>
+          <w:noProof/>
+          <w:sz w:val="22"/>
+        </w:rPr>
+      </w:pPr>
+      <w:r>
+        <w:rPr>
+          <w:rFonts w:cs="Times New Roman"/>
+          <w:b/>
+          <w:szCs w:val="28"/>
+        </w:rPr>
+        <w:fldChar w:fldCharType="begin"/>
+      </w:r>
+      <w:r>
+        <w:rPr>
+          <w:rFonts w:cs="Times New Roman"/>
+          <w:b/>
+          <w:szCs w:val="28"/>
+        </w:rPr>
+        <w:instrText xml:space="preserve"> TOC \h \z \t "A1,1,A2,2,A3,3" </w:instrText>
+      </w:r>
+      <w:r>
+        <w:rPr>
+          <w:rFonts w:cs="Times New Roman"/>
+          <w:b/>
+          <w:szCs w:val="28"/>
+        </w:rPr>
         <w:fldChar w:fldCharType="separate"/>
       </w:r>
-      <w:hyperlink w:anchor="_Toc219155884" w:history="1">
+      <w:hyperlink w:anchor="_Toc225335806" w:history="1">
         <w:r>
           <w:rPr>
             <w:rStyle w:val="Hyperlink"/>
-            <w:rFonts w:cs="Times New Roman"/>
-            <w:noProof/>
-          </w:rPr>
-          <w:t>Hình 1.2- Logo RapidMiner</w:t>
-        </w:r>
-        <w:r>
-          <w:rPr>
-            <w:rFonts w:cs="Times New Roman"/>
+            <w:noProof/>
+          </w:rPr>
+          <w:t>CHƯƠNG 1. TỔNG QUAN ĐỀ TÀI</w:t>
+        </w:r>
+        <w:r>
+          <w:rPr>
             <w:noProof/>
             <w:webHidden/>
           </w:rPr>
@@ -2927,7 +3207,6 @@
         </w:r>
         <w:r>
           <w:rPr>
-            <w:rFonts w:cs="Times New Roman"/>
             <w:noProof/>
             <w:webHidden/>
           </w:rPr>
@@ -2935,22 +3214,19 @@
         </w:r>
         <w:r>
           <w:rPr>
-            <w:rFonts w:cs="Times New Roman"/>
-            <w:noProof/>
-            <w:webHidden/>
-          </w:rPr>
-          <w:instrText xml:space="preserve"> PAGEREF _Toc219155884 \h </w:instrText>
-        </w:r>
-        <w:r>
-          <w:rPr>
-            <w:rFonts w:cs="Times New Roman"/>
-            <w:noProof/>
-            <w:webHidden/>
-          </w:rPr>
-        </w:r>
-        <w:r>
-          <w:rPr>
-            <w:rFonts w:cs="Times New Roman"/>
+            <w:noProof/>
+            <w:webHidden/>
+          </w:rPr>
+          <w:instrText xml:space="preserve"> PAGEREF _Toc225335806 \h </w:instrText>
+        </w:r>
+        <w:r>
+          <w:rPr>
+            <w:noProof/>
+            <w:webHidden/>
+          </w:rPr>
+        </w:r>
+        <w:r>
+          <w:rPr>
             <w:noProof/>
             <w:webHidden/>
           </w:rPr>
@@ -2958,7 +3234,496 @@
         </w:r>
         <w:r>
           <w:rPr>
-            <w:rFonts w:cs="Times New Roman"/>
+            <w:noProof/>
+            <w:webHidden/>
+          </w:rPr>
+          <w:t>2</w:t>
+        </w:r>
+        <w:r>
+          <w:rPr>
+            <w:noProof/>
+            <w:webHidden/>
+          </w:rPr>
+          <w:fldChar w:fldCharType="end"/>
+        </w:r>
+      </w:hyperlink>
+    </w:p>
+    <w:p>
+      <w:pPr>
+        <w:pStyle w:val="TOC2"/>
+        <w:tabs>
+          <w:tab w:val="right" w:leader="dot" w:pos="9391"/>
+        </w:tabs>
+        <w:rPr>
+          <w:rFonts w:asciiTheme="minorHAnsi" w:eastAsiaTheme="minorEastAsia" w:hAnsiTheme="minorHAnsi"/>
+          <w:noProof/>
+          <w:sz w:val="22"/>
+        </w:rPr>
+      </w:pPr>
+      <w:hyperlink w:anchor="_Toc225335807" w:history="1">
+        <w:r>
+          <w:rPr>
+            <w:rStyle w:val="Hyperlink"/>
+            <w:noProof/>
+          </w:rPr>
+          <w:t>1.1. Lý do chọn đề tài</w:t>
+        </w:r>
+        <w:r>
+          <w:rPr>
+            <w:noProof/>
+            <w:webHidden/>
+          </w:rPr>
+          <w:tab/>
+        </w:r>
+        <w:r>
+          <w:rPr>
+            <w:noProof/>
+            <w:webHidden/>
+          </w:rPr>
+          <w:fldChar w:fldCharType="begin"/>
+        </w:r>
+        <w:r>
+          <w:rPr>
+            <w:noProof/>
+            <w:webHidden/>
+          </w:rPr>
+          <w:instrText xml:space="preserve"> PAGEREF _Toc225335807 \h </w:instrText>
+        </w:r>
+        <w:r>
+          <w:rPr>
+            <w:noProof/>
+            <w:webHidden/>
+          </w:rPr>
+        </w:r>
+        <w:r>
+          <w:rPr>
+            <w:noProof/>
+            <w:webHidden/>
+          </w:rPr>
+          <w:fldChar w:fldCharType="separate"/>
+        </w:r>
+        <w:r>
+          <w:rPr>
+            <w:noProof/>
+            <w:webHidden/>
+          </w:rPr>
+          <w:t>2</w:t>
+        </w:r>
+        <w:r>
+          <w:rPr>
+            <w:noProof/>
+            <w:webHidden/>
+          </w:rPr>
+          <w:fldChar w:fldCharType="end"/>
+        </w:r>
+      </w:hyperlink>
+    </w:p>
+    <w:p>
+      <w:pPr>
+        <w:pStyle w:val="TOC2"/>
+        <w:tabs>
+          <w:tab w:val="right" w:leader="dot" w:pos="9391"/>
+        </w:tabs>
+        <w:rPr>
+          <w:rFonts w:asciiTheme="minorHAnsi" w:eastAsiaTheme="minorEastAsia" w:hAnsiTheme="minorHAnsi"/>
+          <w:noProof/>
+          <w:sz w:val="22"/>
+        </w:rPr>
+      </w:pPr>
+      <w:hyperlink w:anchor="_Toc225335808" w:history="1">
+        <w:r>
+          <w:rPr>
+            <w:rStyle w:val="Hyperlink"/>
+            <w:noProof/>
+          </w:rPr>
+          <w:t>1.2. Mục tiêu đề tài</w:t>
+        </w:r>
+        <w:r>
+          <w:rPr>
+            <w:noProof/>
+            <w:webHidden/>
+          </w:rPr>
+          <w:tab/>
+        </w:r>
+        <w:r>
+          <w:rPr>
+            <w:noProof/>
+            <w:webHidden/>
+          </w:rPr>
+          <w:fldChar w:fldCharType="begin"/>
+        </w:r>
+        <w:r>
+          <w:rPr>
+            <w:noProof/>
+            <w:webHidden/>
+          </w:rPr>
+          <w:instrText xml:space="preserve"> PAGEREF _Toc225335808 \h </w:instrText>
+        </w:r>
+        <w:r>
+          <w:rPr>
+            <w:noProof/>
+            <w:webHidden/>
+          </w:rPr>
+        </w:r>
+        <w:r>
+          <w:rPr>
+            <w:noProof/>
+            <w:webHidden/>
+          </w:rPr>
+          <w:fldChar w:fldCharType="separate"/>
+        </w:r>
+        <w:r>
+          <w:rPr>
+            <w:noProof/>
+            <w:webHidden/>
+          </w:rPr>
+          <w:t>2</w:t>
+        </w:r>
+        <w:r>
+          <w:rPr>
+            <w:noProof/>
+            <w:webHidden/>
+          </w:rPr>
+          <w:fldChar w:fldCharType="end"/>
+        </w:r>
+      </w:hyperlink>
+    </w:p>
+    <w:p>
+      <w:pPr>
+        <w:pStyle w:val="TOC2"/>
+        <w:tabs>
+          <w:tab w:val="right" w:leader="dot" w:pos="9391"/>
+        </w:tabs>
+        <w:rPr>
+          <w:rFonts w:asciiTheme="minorHAnsi" w:eastAsiaTheme="minorEastAsia" w:hAnsiTheme="minorHAnsi"/>
+          <w:noProof/>
+          <w:sz w:val="22"/>
+        </w:rPr>
+      </w:pPr>
+      <w:hyperlink w:anchor="_Toc225335809" w:history="1">
+        <w:r>
+          <w:rPr>
+            <w:rStyle w:val="Hyperlink"/>
+            <w:noProof/>
+          </w:rPr>
+          <w:t>1.3. Phạm vi đề tài</w:t>
+        </w:r>
+        <w:r>
+          <w:rPr>
+            <w:noProof/>
+            <w:webHidden/>
+          </w:rPr>
+          <w:tab/>
+        </w:r>
+        <w:r>
+          <w:rPr>
+            <w:noProof/>
+            <w:webHidden/>
+          </w:rPr>
+          <w:fldChar w:fldCharType="begin"/>
+        </w:r>
+        <w:r>
+          <w:rPr>
+            <w:noProof/>
+            <w:webHidden/>
+          </w:rPr>
+          <w:instrText xml:space="preserve"> PAGEREF _Toc225335809 \h </w:instrText>
+        </w:r>
+        <w:r>
+          <w:rPr>
+            <w:noProof/>
+            <w:webHidden/>
+          </w:rPr>
+        </w:r>
+        <w:r>
+          <w:rPr>
+            <w:noProof/>
+            <w:webHidden/>
+          </w:rPr>
+          <w:fldChar w:fldCharType="separate"/>
+        </w:r>
+        <w:r>
+          <w:rPr>
+            <w:noProof/>
+            <w:webHidden/>
+          </w:rPr>
+          <w:t>3</w:t>
+        </w:r>
+        <w:r>
+          <w:rPr>
+            <w:noProof/>
+            <w:webHidden/>
+          </w:rPr>
+          <w:fldChar w:fldCharType="end"/>
+        </w:r>
+      </w:hyperlink>
+    </w:p>
+    <w:p>
+      <w:pPr>
+        <w:pStyle w:val="TOC2"/>
+        <w:tabs>
+          <w:tab w:val="right" w:leader="dot" w:pos="9391"/>
+        </w:tabs>
+        <w:rPr>
+          <w:rFonts w:asciiTheme="minorHAnsi" w:eastAsiaTheme="minorEastAsia" w:hAnsiTheme="minorHAnsi"/>
+          <w:noProof/>
+          <w:sz w:val="22"/>
+        </w:rPr>
+      </w:pPr>
+      <w:hyperlink w:anchor="_Toc225335810" w:history="1">
+        <w:r>
+          <w:rPr>
+            <w:rStyle w:val="Hyperlink"/>
+            <w:noProof/>
+          </w:rPr>
+          <w:t>1.4. Đối tượng nghiên cứu</w:t>
+        </w:r>
+        <w:r>
+          <w:rPr>
+            <w:noProof/>
+            <w:webHidden/>
+          </w:rPr>
+          <w:tab/>
+        </w:r>
+        <w:r>
+          <w:rPr>
+            <w:noProof/>
+            <w:webHidden/>
+          </w:rPr>
+          <w:fldChar w:fldCharType="begin"/>
+        </w:r>
+        <w:r>
+          <w:rPr>
+            <w:noProof/>
+            <w:webHidden/>
+          </w:rPr>
+          <w:instrText xml:space="preserve"> PAGEREF _Toc225335810 \h </w:instrText>
+        </w:r>
+        <w:r>
+          <w:rPr>
+            <w:noProof/>
+            <w:webHidden/>
+          </w:rPr>
+        </w:r>
+        <w:r>
+          <w:rPr>
+            <w:noProof/>
+            <w:webHidden/>
+          </w:rPr>
+          <w:fldChar w:fldCharType="separate"/>
+        </w:r>
+        <w:r>
+          <w:rPr>
+            <w:noProof/>
+            <w:webHidden/>
+          </w:rPr>
+          <w:t>3</w:t>
+        </w:r>
+        <w:r>
+          <w:rPr>
+            <w:noProof/>
+            <w:webHidden/>
+          </w:rPr>
+          <w:fldChar w:fldCharType="end"/>
+        </w:r>
+      </w:hyperlink>
+    </w:p>
+    <w:p>
+      <w:pPr>
+        <w:pStyle w:val="TOC2"/>
+        <w:tabs>
+          <w:tab w:val="right" w:leader="dot" w:pos="9391"/>
+        </w:tabs>
+        <w:rPr>
+          <w:rFonts w:asciiTheme="minorHAnsi" w:eastAsiaTheme="minorEastAsia" w:hAnsiTheme="minorHAnsi"/>
+          <w:noProof/>
+          <w:sz w:val="22"/>
+        </w:rPr>
+      </w:pPr>
+      <w:hyperlink w:anchor="_Toc225335811" w:history="1">
+        <w:r>
+          <w:rPr>
+            <w:rStyle w:val="Hyperlink"/>
+            <w:noProof/>
+          </w:rPr>
+          <w:t>1.5. Phương pháp nghiên cứu</w:t>
+        </w:r>
+        <w:r>
+          <w:rPr>
+            <w:noProof/>
+            <w:webHidden/>
+          </w:rPr>
+          <w:tab/>
+        </w:r>
+        <w:r>
+          <w:rPr>
+            <w:noProof/>
+            <w:webHidden/>
+          </w:rPr>
+          <w:fldChar w:fldCharType="begin"/>
+        </w:r>
+        <w:r>
+          <w:rPr>
+            <w:noProof/>
+            <w:webHidden/>
+          </w:rPr>
+          <w:instrText xml:space="preserve"> PAGEREF _Toc225335811 \h </w:instrText>
+        </w:r>
+        <w:r>
+          <w:rPr>
+            <w:noProof/>
+            <w:webHidden/>
+          </w:rPr>
+        </w:r>
+        <w:r>
+          <w:rPr>
+            <w:noProof/>
+            <w:webHidden/>
+          </w:rPr>
+          <w:fldChar w:fldCharType="separate"/>
+        </w:r>
+        <w:r>
+          <w:rPr>
+            <w:noProof/>
+            <w:webHidden/>
+          </w:rPr>
+          <w:t>3</w:t>
+        </w:r>
+        <w:r>
+          <w:rPr>
+            <w:noProof/>
+            <w:webHidden/>
+          </w:rPr>
+          <w:fldChar w:fldCharType="end"/>
+        </w:r>
+      </w:hyperlink>
+    </w:p>
+    <w:p>
+      <w:pPr>
+        <w:pStyle w:val="TOC2"/>
+        <w:tabs>
+          <w:tab w:val="right" w:leader="dot" w:pos="9391"/>
+        </w:tabs>
+        <w:rPr>
+          <w:rFonts w:asciiTheme="minorHAnsi" w:eastAsiaTheme="minorEastAsia" w:hAnsiTheme="minorHAnsi"/>
+          <w:noProof/>
+          <w:sz w:val="22"/>
+        </w:rPr>
+      </w:pPr>
+      <w:hyperlink w:anchor="_Toc225335812" w:history="1">
+        <w:r>
+          <w:rPr>
+            <w:rStyle w:val="Hyperlink"/>
+            <w:noProof/>
+          </w:rPr>
+          <w:t>1.6. Bố cục đề tài</w:t>
+        </w:r>
+        <w:r>
+          <w:rPr>
+            <w:noProof/>
+            <w:webHidden/>
+          </w:rPr>
+          <w:tab/>
+        </w:r>
+        <w:r>
+          <w:rPr>
+            <w:noProof/>
+            <w:webHidden/>
+          </w:rPr>
+          <w:fldChar w:fldCharType="begin"/>
+        </w:r>
+        <w:r>
+          <w:rPr>
+            <w:noProof/>
+            <w:webHidden/>
+          </w:rPr>
+          <w:instrText xml:space="preserve"> PAGEREF _Toc225335812 \h </w:instrText>
+        </w:r>
+        <w:r>
+          <w:rPr>
+            <w:noProof/>
+            <w:webHidden/>
+          </w:rPr>
+        </w:r>
+        <w:r>
+          <w:rPr>
+            <w:noProof/>
+            <w:webHidden/>
+          </w:rPr>
+          <w:fldChar w:fldCharType="separate"/>
+        </w:r>
+        <w:r>
+          <w:rPr>
+            <w:noProof/>
+            <w:webHidden/>
+          </w:rPr>
+          <w:t>4</w:t>
+        </w:r>
+        <w:r>
+          <w:rPr>
+            <w:noProof/>
+            <w:webHidden/>
+          </w:rPr>
+          <w:fldChar w:fldCharType="end"/>
+        </w:r>
+      </w:hyperlink>
+    </w:p>
+    <w:p>
+      <w:pPr>
+        <w:pStyle w:val="TOC1"/>
+        <w:tabs>
+          <w:tab w:val="right" w:leader="dot" w:pos="9391"/>
+        </w:tabs>
+        <w:rPr>
+          <w:rFonts w:asciiTheme="minorHAnsi" w:eastAsiaTheme="minorEastAsia" w:hAnsiTheme="minorHAnsi"/>
+          <w:noProof/>
+          <w:sz w:val="22"/>
+        </w:rPr>
+      </w:pPr>
+      <w:hyperlink w:anchor="_Toc225335813" w:history="1">
+        <w:r>
+          <w:rPr>
+            <w:rStyle w:val="Hyperlink"/>
+            <w:noProof/>
+          </w:rPr>
+          <w:t>CHƯƠNG 2. CƠ SỞ LÝ THUYẾT</w:t>
+        </w:r>
+        <w:r>
+          <w:rPr>
+            <w:noProof/>
+            <w:webHidden/>
+          </w:rPr>
+          <w:tab/>
+        </w:r>
+        <w:r>
+          <w:rPr>
+            <w:noProof/>
+            <w:webHidden/>
+          </w:rPr>
+          <w:fldChar w:fldCharType="begin"/>
+        </w:r>
+        <w:r>
+          <w:rPr>
+            <w:noProof/>
+            <w:webHidden/>
+          </w:rPr>
+          <w:instrText xml:space="preserve"> PAGEREF _Toc225335813 \h </w:instrText>
+        </w:r>
+        <w:r>
+          <w:rPr>
+            <w:noProof/>
+            <w:webHidden/>
+          </w:rPr>
+        </w:r>
+        <w:r>
+          <w:rPr>
+            <w:noProof/>
+            <w:webHidden/>
+          </w:rPr>
+          <w:fldChar w:fldCharType="separate"/>
+        </w:r>
+        <w:r>
+          <w:rPr>
             <w:noProof/>
             <w:webHidden/>
           </w:rPr>
@@ -2966,13 +3731,828 @@
         </w:r>
         <w:r>
           <w:rPr>
-            <w:rFonts w:cs="Times New Roman"/>
             <w:noProof/>
             <w:webHidden/>
           </w:rPr>
           <w:fldChar w:fldCharType="end"/>
         </w:r>
       </w:hyperlink>
+    </w:p>
+    <w:p>
+      <w:pPr>
+        <w:pStyle w:val="TOC2"/>
+        <w:tabs>
+          <w:tab w:val="right" w:leader="dot" w:pos="9391"/>
+        </w:tabs>
+        <w:rPr>
+          <w:rFonts w:asciiTheme="minorHAnsi" w:eastAsiaTheme="minorEastAsia" w:hAnsiTheme="minorHAnsi"/>
+          <w:noProof/>
+          <w:sz w:val="22"/>
+        </w:rPr>
+      </w:pPr>
+      <w:hyperlink w:anchor="_Toc225335814" w:history="1">
+        <w:r>
+          <w:rPr>
+            <w:rStyle w:val="Hyperlink"/>
+            <w:noProof/>
+          </w:rPr>
+          <w:t>2.1. Kiến trúc mô hình Transformer</w:t>
+        </w:r>
+        <w:r>
+          <w:rPr>
+            <w:noProof/>
+            <w:webHidden/>
+          </w:rPr>
+          <w:tab/>
+        </w:r>
+        <w:r>
+          <w:rPr>
+            <w:noProof/>
+            <w:webHidden/>
+          </w:rPr>
+          <w:fldChar w:fldCharType="begin"/>
+        </w:r>
+        <w:r>
+          <w:rPr>
+            <w:noProof/>
+            <w:webHidden/>
+          </w:rPr>
+          <w:instrText xml:space="preserve"> PAGEREF _Toc225335814 \h </w:instrText>
+        </w:r>
+        <w:r>
+          <w:rPr>
+            <w:noProof/>
+            <w:webHidden/>
+          </w:rPr>
+        </w:r>
+        <w:r>
+          <w:rPr>
+            <w:noProof/>
+            <w:webHidden/>
+          </w:rPr>
+          <w:fldChar w:fldCharType="separate"/>
+        </w:r>
+        <w:r>
+          <w:rPr>
+            <w:noProof/>
+            <w:webHidden/>
+          </w:rPr>
+          <w:t>5</w:t>
+        </w:r>
+        <w:r>
+          <w:rPr>
+            <w:noProof/>
+            <w:webHidden/>
+          </w:rPr>
+          <w:fldChar w:fldCharType="end"/>
+        </w:r>
+      </w:hyperlink>
+    </w:p>
+    <w:p>
+      <w:pPr>
+        <w:pStyle w:val="TOC2"/>
+        <w:tabs>
+          <w:tab w:val="right" w:leader="dot" w:pos="9391"/>
+        </w:tabs>
+        <w:rPr>
+          <w:rFonts w:asciiTheme="minorHAnsi" w:eastAsiaTheme="minorEastAsia" w:hAnsiTheme="minorHAnsi"/>
+          <w:noProof/>
+          <w:sz w:val="22"/>
+        </w:rPr>
+      </w:pPr>
+      <w:hyperlink w:anchor="_Toc225335815" w:history="1">
+        <w:r>
+          <w:rPr>
+            <w:rStyle w:val="Hyperlink"/>
+            <w:noProof/>
+          </w:rPr>
+          <w:t>2.2. Phần mềm khai thác dữ liệu WEKA</w:t>
+        </w:r>
+        <w:r>
+          <w:rPr>
+            <w:noProof/>
+            <w:webHidden/>
+          </w:rPr>
+          <w:tab/>
+        </w:r>
+        <w:r>
+          <w:rPr>
+            <w:noProof/>
+            <w:webHidden/>
+          </w:rPr>
+          <w:fldChar w:fldCharType="begin"/>
+        </w:r>
+        <w:r>
+          <w:rPr>
+            <w:noProof/>
+            <w:webHidden/>
+          </w:rPr>
+          <w:instrText xml:space="preserve"> PAGEREF _Toc225335815 \h </w:instrText>
+        </w:r>
+        <w:r>
+          <w:rPr>
+            <w:noProof/>
+            <w:webHidden/>
+          </w:rPr>
+        </w:r>
+        <w:r>
+          <w:rPr>
+            <w:noProof/>
+            <w:webHidden/>
+          </w:rPr>
+          <w:fldChar w:fldCharType="separate"/>
+        </w:r>
+        <w:r>
+          <w:rPr>
+            <w:noProof/>
+            <w:webHidden/>
+          </w:rPr>
+          <w:t>5</w:t>
+        </w:r>
+        <w:r>
+          <w:rPr>
+            <w:noProof/>
+            <w:webHidden/>
+          </w:rPr>
+          <w:fldChar w:fldCharType="end"/>
+        </w:r>
+      </w:hyperlink>
+    </w:p>
+    <w:p>
+      <w:pPr>
+        <w:pStyle w:val="TOC2"/>
+        <w:tabs>
+          <w:tab w:val="right" w:leader="dot" w:pos="9391"/>
+        </w:tabs>
+        <w:rPr>
+          <w:rFonts w:asciiTheme="minorHAnsi" w:eastAsiaTheme="minorEastAsia" w:hAnsiTheme="minorHAnsi"/>
+          <w:noProof/>
+          <w:sz w:val="22"/>
+        </w:rPr>
+      </w:pPr>
+      <w:hyperlink w:anchor="_Toc225335816" w:history="1">
+        <w:r>
+          <w:rPr>
+            <w:rStyle w:val="Hyperlink"/>
+            <w:noProof/>
+          </w:rPr>
+          <w:t>2.3. Tập dữ liệu lớn The Pile và thách thức trong Text Mining</w:t>
+        </w:r>
+        <w:r>
+          <w:rPr>
+            <w:noProof/>
+            <w:webHidden/>
+          </w:rPr>
+          <w:tab/>
+        </w:r>
+        <w:r>
+          <w:rPr>
+            <w:noProof/>
+            <w:webHidden/>
+          </w:rPr>
+          <w:fldChar w:fldCharType="begin"/>
+        </w:r>
+        <w:r>
+          <w:rPr>
+            <w:noProof/>
+            <w:webHidden/>
+          </w:rPr>
+          <w:instrText xml:space="preserve"> PAGEREF _Toc225335816 \h </w:instrText>
+        </w:r>
+        <w:r>
+          <w:rPr>
+            <w:noProof/>
+            <w:webHidden/>
+          </w:rPr>
+        </w:r>
+        <w:r>
+          <w:rPr>
+            <w:noProof/>
+            <w:webHidden/>
+          </w:rPr>
+          <w:fldChar w:fldCharType="separate"/>
+        </w:r>
+        <w:r>
+          <w:rPr>
+            <w:noProof/>
+            <w:webHidden/>
+          </w:rPr>
+          <w:t>6</w:t>
+        </w:r>
+        <w:r>
+          <w:rPr>
+            <w:noProof/>
+            <w:webHidden/>
+          </w:rPr>
+          <w:fldChar w:fldCharType="end"/>
+        </w:r>
+      </w:hyperlink>
+    </w:p>
+    <w:p>
+      <w:pPr>
+        <w:pStyle w:val="TOC1"/>
+        <w:tabs>
+          <w:tab w:val="right" w:leader="dot" w:pos="9391"/>
+        </w:tabs>
+        <w:rPr>
+          <w:rFonts w:asciiTheme="minorHAnsi" w:eastAsiaTheme="minorEastAsia" w:hAnsiTheme="minorHAnsi"/>
+          <w:noProof/>
+          <w:sz w:val="22"/>
+        </w:rPr>
+      </w:pPr>
+      <w:hyperlink w:anchor="_Toc225335817" w:history="1">
+        <w:r>
+          <w:rPr>
+            <w:rStyle w:val="Hyperlink"/>
+            <w:noProof/>
+          </w:rPr>
+          <w:t>CHƯƠNG 3. PHÂN TÍCH HỆ THỐNG VÀ XÂY DỰNG SẢN PHẨM</w:t>
+        </w:r>
+        <w:r>
+          <w:rPr>
+            <w:noProof/>
+            <w:webHidden/>
+          </w:rPr>
+          <w:tab/>
+        </w:r>
+        <w:r>
+          <w:rPr>
+            <w:noProof/>
+            <w:webHidden/>
+          </w:rPr>
+          <w:fldChar w:fldCharType="begin"/>
+        </w:r>
+        <w:r>
+          <w:rPr>
+            <w:noProof/>
+            <w:webHidden/>
+          </w:rPr>
+          <w:instrText xml:space="preserve"> PAGEREF _Toc225335817 \h </w:instrText>
+        </w:r>
+        <w:r>
+          <w:rPr>
+            <w:noProof/>
+            <w:webHidden/>
+          </w:rPr>
+        </w:r>
+        <w:r>
+          <w:rPr>
+            <w:noProof/>
+            <w:webHidden/>
+          </w:rPr>
+          <w:fldChar w:fldCharType="separate"/>
+        </w:r>
+        <w:r>
+          <w:rPr>
+            <w:noProof/>
+            <w:webHidden/>
+          </w:rPr>
+          <w:t>7</w:t>
+        </w:r>
+        <w:r>
+          <w:rPr>
+            <w:noProof/>
+            <w:webHidden/>
+          </w:rPr>
+          <w:fldChar w:fldCharType="end"/>
+        </w:r>
+      </w:hyperlink>
+    </w:p>
+    <w:p>
+      <w:pPr>
+        <w:pStyle w:val="TOC2"/>
+        <w:tabs>
+          <w:tab w:val="right" w:leader="dot" w:pos="9391"/>
+        </w:tabs>
+        <w:rPr>
+          <w:rFonts w:asciiTheme="minorHAnsi" w:eastAsiaTheme="minorEastAsia" w:hAnsiTheme="minorHAnsi"/>
+          <w:noProof/>
+          <w:sz w:val="22"/>
+        </w:rPr>
+      </w:pPr>
+      <w:hyperlink w:anchor="_Toc225335818" w:history="1">
+        <w:r>
+          <w:rPr>
+            <w:rStyle w:val="Hyperlink"/>
+            <w:noProof/>
+          </w:rPr>
+          <w:t>3.1. Phân tích hệ thống</w:t>
+        </w:r>
+        <w:r>
+          <w:rPr>
+            <w:noProof/>
+            <w:webHidden/>
+          </w:rPr>
+          <w:tab/>
+        </w:r>
+        <w:r>
+          <w:rPr>
+            <w:noProof/>
+            <w:webHidden/>
+          </w:rPr>
+          <w:fldChar w:fldCharType="begin"/>
+        </w:r>
+        <w:r>
+          <w:rPr>
+            <w:noProof/>
+            <w:webHidden/>
+          </w:rPr>
+          <w:instrText xml:space="preserve"> PAGEREF _Toc225335818 \h </w:instrText>
+        </w:r>
+        <w:r>
+          <w:rPr>
+            <w:noProof/>
+            <w:webHidden/>
+          </w:rPr>
+        </w:r>
+        <w:r>
+          <w:rPr>
+            <w:noProof/>
+            <w:webHidden/>
+          </w:rPr>
+          <w:fldChar w:fldCharType="separate"/>
+        </w:r>
+        <w:r>
+          <w:rPr>
+            <w:noProof/>
+            <w:webHidden/>
+          </w:rPr>
+          <w:t>7</w:t>
+        </w:r>
+        <w:r>
+          <w:rPr>
+            <w:noProof/>
+            <w:webHidden/>
+          </w:rPr>
+          <w:fldChar w:fldCharType="end"/>
+        </w:r>
+      </w:hyperlink>
+    </w:p>
+    <w:p>
+      <w:pPr>
+        <w:pStyle w:val="TOC3"/>
+        <w:tabs>
+          <w:tab w:val="right" w:leader="dot" w:pos="9391"/>
+        </w:tabs>
+        <w:rPr>
+          <w:rFonts w:asciiTheme="minorHAnsi" w:eastAsiaTheme="minorEastAsia" w:hAnsiTheme="minorHAnsi"/>
+          <w:noProof/>
+          <w:sz w:val="22"/>
+        </w:rPr>
+      </w:pPr>
+      <w:hyperlink w:anchor="_Toc225335819" w:history="1">
+        <w:r>
+          <w:rPr>
+            <w:rStyle w:val="Hyperlink"/>
+            <w:noProof/>
+          </w:rPr>
+          <w:t>3.1.1. Yêu c</w:t>
+        </w:r>
+        <w:r>
+          <w:rPr>
+            <w:rStyle w:val="Hyperlink"/>
+            <w:rFonts w:ascii="Cambria" w:hAnsi="Cambria" w:cs="Cambria"/>
+            <w:noProof/>
+          </w:rPr>
+          <w:t>ầ</w:t>
+        </w:r>
+        <w:r>
+          <w:rPr>
+            <w:rStyle w:val="Hyperlink"/>
+            <w:noProof/>
+          </w:rPr>
+          <w:t>u ch</w:t>
+        </w:r>
+        <w:r>
+          <w:rPr>
+            <w:rStyle w:val="Hyperlink"/>
+            <w:rFonts w:ascii="Cambria" w:hAnsi="Cambria" w:cs="Cambria"/>
+            <w:noProof/>
+          </w:rPr>
+          <w:t>ứ</w:t>
+        </w:r>
+        <w:r>
+          <w:rPr>
+            <w:rStyle w:val="Hyperlink"/>
+            <w:noProof/>
+          </w:rPr>
+          <w:t>c n</w:t>
+        </w:r>
+        <w:r>
+          <w:rPr>
+            <w:rStyle w:val="Hyperlink"/>
+            <w:rFonts w:ascii="Cambria" w:hAnsi="Cambria" w:cs="Cambria"/>
+            <w:noProof/>
+          </w:rPr>
+          <w:t>ă</w:t>
+        </w:r>
+        <w:r>
+          <w:rPr>
+            <w:rStyle w:val="Hyperlink"/>
+            <w:noProof/>
+          </w:rPr>
+          <w:t>ng (Functional Requirements)</w:t>
+        </w:r>
+        <w:r>
+          <w:rPr>
+            <w:noProof/>
+            <w:webHidden/>
+          </w:rPr>
+          <w:tab/>
+        </w:r>
+        <w:r>
+          <w:rPr>
+            <w:noProof/>
+            <w:webHidden/>
+          </w:rPr>
+          <w:fldChar w:fldCharType="begin"/>
+        </w:r>
+        <w:r>
+          <w:rPr>
+            <w:noProof/>
+            <w:webHidden/>
+          </w:rPr>
+          <w:instrText xml:space="preserve"> PAGEREF _Toc225335819 \h </w:instrText>
+        </w:r>
+        <w:r>
+          <w:rPr>
+            <w:noProof/>
+            <w:webHidden/>
+          </w:rPr>
+        </w:r>
+        <w:r>
+          <w:rPr>
+            <w:noProof/>
+            <w:webHidden/>
+          </w:rPr>
+          <w:fldChar w:fldCharType="separate"/>
+        </w:r>
+        <w:r>
+          <w:rPr>
+            <w:noProof/>
+            <w:webHidden/>
+          </w:rPr>
+          <w:t>7</w:t>
+        </w:r>
+        <w:r>
+          <w:rPr>
+            <w:noProof/>
+            <w:webHidden/>
+          </w:rPr>
+          <w:fldChar w:fldCharType="end"/>
+        </w:r>
+      </w:hyperlink>
+    </w:p>
+    <w:p>
+      <w:pPr>
+        <w:pStyle w:val="TOC3"/>
+        <w:tabs>
+          <w:tab w:val="right" w:leader="dot" w:pos="9391"/>
+        </w:tabs>
+        <w:rPr>
+          <w:rFonts w:asciiTheme="minorHAnsi" w:eastAsiaTheme="minorEastAsia" w:hAnsiTheme="minorHAnsi"/>
+          <w:noProof/>
+          <w:sz w:val="22"/>
+        </w:rPr>
+      </w:pPr>
+      <w:hyperlink w:anchor="_Toc225335820" w:history="1">
+        <w:r>
+          <w:rPr>
+            <w:rStyle w:val="Hyperlink"/>
+            <w:noProof/>
+          </w:rPr>
+          <w:t>3.1.2. Yêu c</w:t>
+        </w:r>
+        <w:r>
+          <w:rPr>
+            <w:rStyle w:val="Hyperlink"/>
+            <w:rFonts w:ascii="Cambria" w:hAnsi="Cambria" w:cs="Cambria"/>
+            <w:noProof/>
+          </w:rPr>
+          <w:t>ầ</w:t>
+        </w:r>
+        <w:r>
+          <w:rPr>
+            <w:rStyle w:val="Hyperlink"/>
+            <w:noProof/>
+          </w:rPr>
+          <w:t>u phi ch</w:t>
+        </w:r>
+        <w:r>
+          <w:rPr>
+            <w:rStyle w:val="Hyperlink"/>
+            <w:rFonts w:ascii="Cambria" w:hAnsi="Cambria" w:cs="Cambria"/>
+            <w:noProof/>
+          </w:rPr>
+          <w:t>ứ</w:t>
+        </w:r>
+        <w:r>
+          <w:rPr>
+            <w:rStyle w:val="Hyperlink"/>
+            <w:noProof/>
+          </w:rPr>
+          <w:t>c n</w:t>
+        </w:r>
+        <w:r>
+          <w:rPr>
+            <w:rStyle w:val="Hyperlink"/>
+            <w:rFonts w:ascii="Cambria" w:hAnsi="Cambria" w:cs="Cambria"/>
+            <w:noProof/>
+          </w:rPr>
+          <w:t>ă</w:t>
+        </w:r>
+        <w:r>
+          <w:rPr>
+            <w:rStyle w:val="Hyperlink"/>
+            <w:noProof/>
+          </w:rPr>
+          <w:t>ng (Non-functional Requirements)</w:t>
+        </w:r>
+        <w:r>
+          <w:rPr>
+            <w:noProof/>
+            <w:webHidden/>
+          </w:rPr>
+          <w:tab/>
+        </w:r>
+        <w:r>
+          <w:rPr>
+            <w:noProof/>
+            <w:webHidden/>
+          </w:rPr>
+          <w:fldChar w:fldCharType="begin"/>
+        </w:r>
+        <w:r>
+          <w:rPr>
+            <w:noProof/>
+            <w:webHidden/>
+          </w:rPr>
+          <w:instrText xml:space="preserve"> PAGEREF _Toc225335820 \h </w:instrText>
+        </w:r>
+        <w:r>
+          <w:rPr>
+            <w:noProof/>
+            <w:webHidden/>
+          </w:rPr>
+        </w:r>
+        <w:r>
+          <w:rPr>
+            <w:noProof/>
+            <w:webHidden/>
+          </w:rPr>
+          <w:fldChar w:fldCharType="separate"/>
+        </w:r>
+        <w:r>
+          <w:rPr>
+            <w:noProof/>
+            <w:webHidden/>
+          </w:rPr>
+          <w:t>7</w:t>
+        </w:r>
+        <w:r>
+          <w:rPr>
+            <w:noProof/>
+            <w:webHidden/>
+          </w:rPr>
+          <w:fldChar w:fldCharType="end"/>
+        </w:r>
+      </w:hyperlink>
+    </w:p>
+    <w:p>
+      <w:pPr>
+        <w:pStyle w:val="TOC2"/>
+        <w:tabs>
+          <w:tab w:val="right" w:leader="dot" w:pos="9391"/>
+        </w:tabs>
+        <w:rPr>
+          <w:rFonts w:asciiTheme="minorHAnsi" w:eastAsiaTheme="minorEastAsia" w:hAnsiTheme="minorHAnsi"/>
+          <w:noProof/>
+          <w:sz w:val="22"/>
+        </w:rPr>
+      </w:pPr>
+      <w:hyperlink w:anchor="_Toc225335821" w:history="1">
+        <w:r>
+          <w:rPr>
+            <w:rStyle w:val="Hyperlink"/>
+            <w:noProof/>
+          </w:rPr>
+          <w:t>3.2. Xây dựng giao diện sản phẩm</w:t>
+        </w:r>
+        <w:r>
+          <w:rPr>
+            <w:noProof/>
+            <w:webHidden/>
+          </w:rPr>
+          <w:tab/>
+        </w:r>
+        <w:r>
+          <w:rPr>
+            <w:noProof/>
+            <w:webHidden/>
+          </w:rPr>
+          <w:fldChar w:fldCharType="begin"/>
+        </w:r>
+        <w:r>
+          <w:rPr>
+            <w:noProof/>
+            <w:webHidden/>
+          </w:rPr>
+          <w:instrText xml:space="preserve"> PAGEREF _Toc225335821 \h </w:instrText>
+        </w:r>
+        <w:r>
+          <w:rPr>
+            <w:noProof/>
+            <w:webHidden/>
+          </w:rPr>
+        </w:r>
+        <w:r>
+          <w:rPr>
+            <w:noProof/>
+            <w:webHidden/>
+          </w:rPr>
+          <w:fldChar w:fldCharType="separate"/>
+        </w:r>
+        <w:r>
+          <w:rPr>
+            <w:noProof/>
+            <w:webHidden/>
+          </w:rPr>
+          <w:t>8</w:t>
+        </w:r>
+        <w:r>
+          <w:rPr>
+            <w:noProof/>
+            <w:webHidden/>
+          </w:rPr>
+          <w:fldChar w:fldCharType="end"/>
+        </w:r>
+      </w:hyperlink>
+    </w:p>
+    <w:p>
+      <w:pPr>
+        <w:pStyle w:val="TOC1"/>
+        <w:tabs>
+          <w:tab w:val="right" w:leader="dot" w:pos="9391"/>
+        </w:tabs>
+        <w:rPr>
+          <w:rFonts w:asciiTheme="minorHAnsi" w:eastAsiaTheme="minorEastAsia" w:hAnsiTheme="minorHAnsi"/>
+          <w:noProof/>
+          <w:sz w:val="22"/>
+        </w:rPr>
+      </w:pPr>
+      <w:hyperlink w:anchor="_Toc225335822" w:history="1">
+        <w:r>
+          <w:rPr>
+            <w:rStyle w:val="Hyperlink"/>
+            <w:noProof/>
+          </w:rPr>
+          <w:t>KẾT LUẬN</w:t>
+        </w:r>
+        <w:r>
+          <w:rPr>
+            <w:noProof/>
+            <w:webHidden/>
+          </w:rPr>
+          <w:tab/>
+        </w:r>
+        <w:r>
+          <w:rPr>
+            <w:noProof/>
+            <w:webHidden/>
+          </w:rPr>
+          <w:fldChar w:fldCharType="begin"/>
+        </w:r>
+        <w:r>
+          <w:rPr>
+            <w:noProof/>
+            <w:webHidden/>
+          </w:rPr>
+          <w:instrText xml:space="preserve"> PAGEREF _Toc225335822 \h </w:instrText>
+        </w:r>
+        <w:r>
+          <w:rPr>
+            <w:noProof/>
+            <w:webHidden/>
+          </w:rPr>
+        </w:r>
+        <w:r>
+          <w:rPr>
+            <w:noProof/>
+            <w:webHidden/>
+          </w:rPr>
+          <w:fldChar w:fldCharType="separate"/>
+        </w:r>
+        <w:r>
+          <w:rPr>
+            <w:noProof/>
+            <w:webHidden/>
+          </w:rPr>
+          <w:t>9</w:t>
+        </w:r>
+        <w:r>
+          <w:rPr>
+            <w:noProof/>
+            <w:webHidden/>
+          </w:rPr>
+          <w:fldChar w:fldCharType="end"/>
+        </w:r>
+      </w:hyperlink>
+    </w:p>
+    <w:p>
+      <w:pPr>
+        <w:pStyle w:val="TOC2"/>
+        <w:tabs>
+          <w:tab w:val="right" w:leader="dot" w:pos="9391"/>
+        </w:tabs>
+        <w:rPr>
+          <w:rFonts w:asciiTheme="minorHAnsi" w:eastAsiaTheme="minorEastAsia" w:hAnsiTheme="minorHAnsi"/>
+          <w:noProof/>
+          <w:sz w:val="22"/>
+        </w:rPr>
+      </w:pPr>
+      <w:hyperlink w:anchor="_Toc225335823" w:history="1">
+        <w:r>
+          <w:rPr>
+            <w:rStyle w:val="Hyperlink"/>
+            <w:noProof/>
+          </w:rPr>
+          <w:t>PHỤ LỤC</w:t>
+        </w:r>
+        <w:r>
+          <w:rPr>
+            <w:noProof/>
+            <w:webHidden/>
+          </w:rPr>
+          <w:tab/>
+        </w:r>
+        <w:r>
+          <w:rPr>
+            <w:noProof/>
+            <w:webHidden/>
+          </w:rPr>
+          <w:fldChar w:fldCharType="begin"/>
+        </w:r>
+        <w:r>
+          <w:rPr>
+            <w:noProof/>
+            <w:webHidden/>
+          </w:rPr>
+          <w:instrText xml:space="preserve"> PAGEREF _Toc225335823 \h </w:instrText>
+        </w:r>
+        <w:r>
+          <w:rPr>
+            <w:noProof/>
+            <w:webHidden/>
+          </w:rPr>
+        </w:r>
+        <w:r>
+          <w:rPr>
+            <w:noProof/>
+            <w:webHidden/>
+          </w:rPr>
+          <w:fldChar w:fldCharType="separate"/>
+        </w:r>
+        <w:r>
+          <w:rPr>
+            <w:noProof/>
+            <w:webHidden/>
+          </w:rPr>
+          <w:t>12</w:t>
+        </w:r>
+        <w:r>
+          <w:rPr>
+            <w:noProof/>
+            <w:webHidden/>
+          </w:rPr>
+          <w:fldChar w:fldCharType="end"/>
+        </w:r>
+      </w:hyperlink>
+    </w:p>
+    <w:p>
+      <w:pPr>
+        <w:jc w:val="center"/>
+        <w:rPr>
+          <w:rFonts w:cs="Times New Roman"/>
+          <w:b/>
+          <w:szCs w:val="28"/>
+        </w:rPr>
+        <w:sectPr>
+          <w:footerReference w:type="default" r:id="rId11"/>
+          <w:pgSz w:w="12240" w:h="15840"/>
+          <w:pgMar w:top="1138" w:right="1138" w:bottom="1138" w:left="1701" w:header="709" w:footer="709" w:gutter="0"/>
+          <w:pgNumType w:fmt="lowerRoman" w:start="1"/>
+          <w:cols w:space="708"/>
+          <w:docGrid w:linePitch="360"/>
+        </w:sectPr>
+      </w:pPr>
+      <w:r>
+        <w:rPr>
+          <w:rFonts w:cs="Times New Roman"/>
+          <w:b/>
+          <w:szCs w:val="28"/>
+        </w:rPr>
+        <w:fldChar w:fldCharType="end"/>
+      </w:r>
     </w:p>
     <w:p>
       <w:pPr>
@@ -2990,262 +4570,40 @@
           <w14:ligatures w14:val="standardContextual"/>
         </w:rPr>
       </w:pPr>
-      <w:hyperlink w:anchor="_Toc219155885" w:history="1">
-        <w:r>
-          <w:rPr>
-            <w:rStyle w:val="Hyperlink"/>
-            <w:rFonts w:cs="Times New Roman"/>
-            <w:noProof/>
-          </w:rPr>
-          <w:t>Hình 1.3- Logo Orange Data Mining</w:t>
-        </w:r>
-        <w:r>
-          <w:rPr>
-            <w:rFonts w:cs="Times New Roman"/>
-            <w:noProof/>
-            <w:webHidden/>
-          </w:rPr>
-          <w:tab/>
-        </w:r>
-        <w:r>
-          <w:rPr>
-            <w:rFonts w:cs="Times New Roman"/>
-            <w:noProof/>
-            <w:webHidden/>
-          </w:rPr>
-          <w:fldChar w:fldCharType="begin"/>
-        </w:r>
-        <w:r>
-          <w:rPr>
-            <w:rFonts w:cs="Times New Roman"/>
-            <w:noProof/>
-            <w:webHidden/>
-          </w:rPr>
-          <w:instrText xml:space="preserve"> PAGEREF _Toc219155885 \h </w:instrText>
-        </w:r>
-        <w:r>
-          <w:rPr>
-            <w:rFonts w:cs="Times New Roman"/>
-            <w:noProof/>
-            <w:webHidden/>
-          </w:rPr>
-        </w:r>
-        <w:r>
-          <w:rPr>
-            <w:rFonts w:cs="Times New Roman"/>
-            <w:noProof/>
-            <w:webHidden/>
-          </w:rPr>
-          <w:fldChar w:fldCharType="separate"/>
-        </w:r>
-        <w:r>
-          <w:rPr>
-            <w:rFonts w:cs="Times New Roman"/>
-            <w:noProof/>
-            <w:webHidden/>
-          </w:rPr>
-          <w:t>6</w:t>
-        </w:r>
-        <w:r>
-          <w:rPr>
-            <w:rFonts w:cs="Times New Roman"/>
-            <w:noProof/>
-            <w:webHidden/>
-          </w:rPr>
-          <w:fldChar w:fldCharType="end"/>
-        </w:r>
-      </w:hyperlink>
-    </w:p>
-    <w:p>
-      <w:pPr>
-        <w:pStyle w:val="TOC1"/>
-        <w:tabs>
-          <w:tab w:val="right" w:leader="dot" w:pos="9391"/>
-        </w:tabs>
-        <w:rPr>
-          <w:rFonts w:eastAsiaTheme="minorEastAsia" w:cs="Times New Roman"/>
-          <w:noProof/>
-          <w:kern w:val="2"/>
-          <w:sz w:val="24"/>
-          <w:szCs w:val="24"/>
-          <w:lang w:val="vi-VN" w:eastAsia="vi-VN"/>
-          <w14:ligatures w14:val="standardContextual"/>
-        </w:rPr>
-      </w:pPr>
-      <w:hyperlink w:anchor="_Toc219155886" w:history="1">
-        <w:r>
-          <w:rPr>
-            <w:rStyle w:val="Hyperlink"/>
-            <w:rFonts w:cs="Times New Roman"/>
-            <w:noProof/>
-          </w:rPr>
-          <w:t>Hình 1.4- Logo ngôn ngữ Python</w:t>
-        </w:r>
-        <w:r>
-          <w:rPr>
-            <w:rFonts w:cs="Times New Roman"/>
-            <w:noProof/>
-            <w:webHidden/>
-          </w:rPr>
-          <w:tab/>
-        </w:r>
-        <w:r>
-          <w:rPr>
-            <w:rFonts w:cs="Times New Roman"/>
-            <w:noProof/>
-            <w:webHidden/>
-          </w:rPr>
-          <w:fldChar w:fldCharType="begin"/>
-        </w:r>
-        <w:r>
-          <w:rPr>
-            <w:rFonts w:cs="Times New Roman"/>
-            <w:noProof/>
-            <w:webHidden/>
-          </w:rPr>
-          <w:instrText xml:space="preserve"> PAGEREF _Toc219155886 \h </w:instrText>
-        </w:r>
-        <w:r>
-          <w:rPr>
-            <w:rFonts w:cs="Times New Roman"/>
-            <w:noProof/>
-            <w:webHidden/>
-          </w:rPr>
-        </w:r>
-        <w:r>
-          <w:rPr>
-            <w:rFonts w:cs="Times New Roman"/>
-            <w:noProof/>
-            <w:webHidden/>
-          </w:rPr>
-          <w:fldChar w:fldCharType="separate"/>
-        </w:r>
-        <w:r>
-          <w:rPr>
-            <w:rFonts w:cs="Times New Roman"/>
-            <w:noProof/>
-            <w:webHidden/>
-          </w:rPr>
-          <w:t>6</w:t>
-        </w:r>
-        <w:r>
-          <w:rPr>
-            <w:rFonts w:cs="Times New Roman"/>
-            <w:noProof/>
-            <w:webHidden/>
-          </w:rPr>
-          <w:fldChar w:fldCharType="end"/>
-        </w:r>
-      </w:hyperlink>
-    </w:p>
-    <w:p>
-      <w:pPr>
-        <w:pStyle w:val="TOC1"/>
-        <w:tabs>
-          <w:tab w:val="right" w:leader="dot" w:pos="9391"/>
-        </w:tabs>
-        <w:rPr>
-          <w:rFonts w:eastAsiaTheme="minorEastAsia" w:cs="Times New Roman"/>
-          <w:noProof/>
-          <w:kern w:val="2"/>
-          <w:sz w:val="24"/>
-          <w:szCs w:val="24"/>
-          <w:lang w:val="vi-VN" w:eastAsia="vi-VN"/>
-          <w14:ligatures w14:val="standardContextual"/>
-        </w:rPr>
-      </w:pPr>
-      <w:hyperlink w:anchor="_Toc219155887" w:history="1">
-        <w:r>
-          <w:rPr>
-            <w:rStyle w:val="Hyperlink"/>
-            <w:rFonts w:cs="Times New Roman"/>
-            <w:noProof/>
-          </w:rPr>
-          <w:t>Hình 1.5- Logo ngôn ngữ R</w:t>
-        </w:r>
-        <w:r>
-          <w:rPr>
-            <w:rFonts w:cs="Times New Roman"/>
-            <w:noProof/>
-            <w:webHidden/>
-          </w:rPr>
-          <w:tab/>
-        </w:r>
-        <w:r>
-          <w:rPr>
-            <w:rFonts w:cs="Times New Roman"/>
-            <w:noProof/>
-            <w:webHidden/>
-          </w:rPr>
-          <w:fldChar w:fldCharType="begin"/>
-        </w:r>
-        <w:r>
-          <w:rPr>
-            <w:rFonts w:cs="Times New Roman"/>
-            <w:noProof/>
-            <w:webHidden/>
-          </w:rPr>
-          <w:instrText xml:space="preserve"> PAGEREF _Toc219155887 \h </w:instrText>
-        </w:r>
-        <w:r>
-          <w:rPr>
-            <w:rFonts w:cs="Times New Roman"/>
-            <w:noProof/>
-            <w:webHidden/>
-          </w:rPr>
-        </w:r>
-        <w:r>
-          <w:rPr>
-            <w:rFonts w:cs="Times New Roman"/>
-            <w:noProof/>
-            <w:webHidden/>
-          </w:rPr>
-          <w:fldChar w:fldCharType="separate"/>
-        </w:r>
-        <w:r>
-          <w:rPr>
-            <w:rFonts w:cs="Times New Roman"/>
-            <w:noProof/>
-            <w:webHidden/>
-          </w:rPr>
-          <w:t>7</w:t>
-        </w:r>
-        <w:r>
-          <w:rPr>
-            <w:rFonts w:cs="Times New Roman"/>
-            <w:noProof/>
-            <w:webHidden/>
-          </w:rPr>
-          <w:fldChar w:fldCharType="end"/>
-        </w:r>
-      </w:hyperlink>
-    </w:p>
-    <w:p>
-      <w:pPr>
-        <w:jc w:val="center"/>
+      <w:r>
         <w:rPr>
           <w:rFonts w:cs="Times New Roman"/>
           <w:b/>
           <w:szCs w:val="28"/>
         </w:rPr>
-      </w:pPr>
+        <w:lastRenderedPageBreak/>
+        <w:fldChar w:fldCharType="begin"/>
+      </w:r>
       <w:r>
         <w:rPr>
           <w:rFonts w:cs="Times New Roman"/>
           <w:b/>
           <w:szCs w:val="28"/>
         </w:rPr>
-        <w:fldChar w:fldCharType="end"/>
-      </w:r>
-    </w:p>
-    <w:p>
-      <w:pPr>
-        <w:jc w:val="center"/>
+        <w:instrText xml:space="preserve"> TOC \o "1-2" \h \z \u </w:instrText>
+      </w:r>
+      <w:r>
         <w:rPr>
           <w:rFonts w:cs="Times New Roman"/>
           <w:b/>
           <w:szCs w:val="28"/>
         </w:rPr>
+        <w:fldChar w:fldCharType="separate"/>
+      </w:r>
+    </w:p>
+    <w:p>
+      <w:pPr>
+        <w:spacing w:line="360" w:lineRule="auto"/>
+        <w:jc w:val="center"/>
+        <w:rPr>
+          <w:b/>
+          <w:bCs/>
+        </w:rPr>
       </w:pPr>
       <w:r>
         <w:rPr>
@@ -3253,499 +4611,224 @@
           <w:b/>
           <w:szCs w:val="28"/>
         </w:rPr>
-        <w:t>MỤC LỤC</w:t>
-      </w:r>
-    </w:p>
-    <w:p>
-      <w:pPr>
+        <w:fldChar w:fldCharType="end"/>
+      </w:r>
+      <w:r>
+        <w:rPr>
+          <w:b/>
+          <w:bCs/>
+        </w:rPr>
+        <w:t>LỜI MỞ ĐẦU</w:t>
+      </w:r>
+    </w:p>
+    <w:p>
+      <w:pPr>
+        <w:pStyle w:val="NormalWeb"/>
+        <w:spacing w:line="360" w:lineRule="auto"/>
         <w:jc w:val="center"/>
         <w:rPr>
+          <w:sz w:val="28"/>
+          <w:szCs w:val="28"/>
+        </w:rPr>
+      </w:pPr>
+      <w:r>
+        <w:rPr>
+          <w:sz w:val="28"/>
+          <w:szCs w:val="28"/>
+        </w:rPr>
+        <w:t xml:space="preserve">Trong kỷ nguyên số, sự bùng nổ của dữ liệu văn bản phi cấu trúc từ mạng xã hội, nghiên cứu khoa học và mã nguồn đang tạo ra kho tri thức khổng lồ nhưng khó khai thác. Các phương pháp thống kê truyền thống hiện nay dần bộc lộ hạn chế trong việc xử lý ngữ cảnh phức tạp của ngôn ngữ tự nhiên, đặc biệt với các tập dữ liệu quy mô lớn như </w:t>
+      </w:r>
+      <w:r>
+        <w:rPr>
+          <w:b/>
+          <w:bCs/>
+          <w:sz w:val="28"/>
+          <w:szCs w:val="28"/>
+        </w:rPr>
+        <w:t>The Pile</w:t>
+      </w:r>
+      <w:r>
+        <w:rPr>
+          <w:sz w:val="28"/>
+          <w:szCs w:val="28"/>
+        </w:rPr>
+        <w:t>.</w:t>
+      </w:r>
+    </w:p>
+    <w:p>
+      <w:pPr>
+        <w:pStyle w:val="NormalWeb"/>
+        <w:spacing w:line="360" w:lineRule="auto"/>
+        <w:jc w:val="center"/>
+        <w:rPr>
+          <w:sz w:val="28"/>
+          <w:szCs w:val="28"/>
+        </w:rPr>
+      </w:pPr>
+      <w:r>
+        <w:rPr>
+          <w:sz w:val="28"/>
+          <w:szCs w:val="28"/>
+        </w:rPr>
+        <w:t xml:space="preserve">Để giải quyết thách thức này, đề tài </w:t>
+      </w:r>
+      <w:r>
+        <w:rPr>
+          <w:b/>
+          <w:bCs/>
+          <w:sz w:val="28"/>
+          <w:szCs w:val="28"/>
+        </w:rPr>
+        <w:t>"Nghiên cứu quy trình phân tích và khai thác tri thức từ dữ liệu văn bản quy mô lớn"</w:t>
+      </w:r>
+      <w:r>
+        <w:rPr>
+          <w:sz w:val="28"/>
+          <w:szCs w:val="28"/>
+        </w:rPr>
+        <w:t xml:space="preserve"> được thực hiện nhằm kết hợp sức mạnh của kiến trúc </w:t>
+      </w:r>
+      <w:r>
+        <w:rPr>
+          <w:b/>
+          <w:bCs/>
+          <w:sz w:val="28"/>
+          <w:szCs w:val="28"/>
+        </w:rPr>
+        <w:t>Transformer</w:t>
+      </w:r>
+      <w:r>
+        <w:rPr>
+          <w:sz w:val="28"/>
+          <w:szCs w:val="28"/>
+        </w:rPr>
+        <w:t xml:space="preserve"> trong việc hiểu sâu ngữ nghĩa với khả năng phân loại, phân cụm linh hoạt của công cụ </w:t>
+      </w:r>
+      <w:r>
+        <w:rPr>
+          <w:b/>
+          <w:bCs/>
+          <w:sz w:val="28"/>
+          <w:szCs w:val="28"/>
+        </w:rPr>
+        <w:t>Weka</w:t>
+      </w:r>
+      <w:r>
+        <w:rPr>
+          <w:sz w:val="28"/>
+          <w:szCs w:val="28"/>
+        </w:rPr>
+        <w:t>. Việc xây dựng quy trình phân tích tự động này không chỉ tối ưu hóa khả năng quản lý thông tin mà còn mở ra tiềm năng ứng dụng thực tiễn trong việc hỗ trợ ra quyết định dựa trên dữ liệu lớn.</w:t>
+      </w:r>
+    </w:p>
+    <w:p>
+      <w:pPr>
+        <w:jc w:val="center"/>
+        <w:rPr>
+          <w:rFonts w:eastAsia="Times New Roman" w:cs="Times New Roman"/>
+          <w:szCs w:val="28"/>
+        </w:rPr>
+      </w:pPr>
+    </w:p>
+    <w:p>
+      <w:pPr>
+        <w:rPr>
           <w:rFonts w:cs="Times New Roman"/>
-          <w:b/>
-          <w:szCs w:val="28"/>
-        </w:rPr>
-      </w:pPr>
-    </w:p>
-    <w:p>
-      <w:pPr>
-        <w:pStyle w:val="TOC1"/>
-        <w:tabs>
-          <w:tab w:val="right" w:leader="dot" w:pos="9391"/>
-        </w:tabs>
-        <w:rPr>
-          <w:rFonts w:eastAsiaTheme="minorEastAsia" w:cs="Times New Roman"/>
-          <w:noProof/>
-          <w:kern w:val="2"/>
-          <w:sz w:val="24"/>
-          <w:szCs w:val="24"/>
-          <w:lang w:val="vi-VN" w:eastAsia="vi-VN"/>
-          <w14:ligatures w14:val="standardContextual"/>
-        </w:rPr>
-      </w:pPr>
-      <w:r>
+          <w:szCs w:val="28"/>
+        </w:rPr>
+      </w:pPr>
+    </w:p>
+    <w:p>
+      <w:pPr>
         <w:rPr>
           <w:rFonts w:cs="Times New Roman"/>
-          <w:b/>
-          <w:szCs w:val="28"/>
-        </w:rPr>
-        <w:fldChar w:fldCharType="begin"/>
-      </w:r>
-      <w:r>
+          <w:szCs w:val="28"/>
+        </w:rPr>
+      </w:pPr>
+    </w:p>
+    <w:p>
+      <w:pPr>
         <w:rPr>
           <w:rFonts w:cs="Times New Roman"/>
-          <w:b/>
-          <w:szCs w:val="28"/>
-        </w:rPr>
-        <w:instrText xml:space="preserve"> TOC \o "1-2" \h \z \u </w:instrText>
-      </w:r>
-      <w:r>
+          <w:szCs w:val="28"/>
+        </w:rPr>
+      </w:pPr>
+    </w:p>
+    <w:p>
+      <w:pPr>
         <w:rPr>
           <w:rFonts w:cs="Times New Roman"/>
-          <w:b/>
-          <w:szCs w:val="28"/>
-        </w:rPr>
-        <w:fldChar w:fldCharType="separate"/>
-      </w:r>
-      <w:hyperlink w:anchor="_Toc219155776" w:history="1">
-        <w:r>
-          <w:rPr>
-            <w:rStyle w:val="Hyperlink"/>
-            <w:rFonts w:cs="Times New Roman"/>
-            <w:noProof/>
-          </w:rPr>
-          <w:t>CHƯƠNG 1. TỔNG QUAN VỀ KHAI THÁC DỮ LIỆU</w:t>
-        </w:r>
-        <w:r>
-          <w:rPr>
-            <w:rFonts w:cs="Times New Roman"/>
-            <w:noProof/>
-            <w:webHidden/>
-          </w:rPr>
-          <w:tab/>
-        </w:r>
-        <w:r>
-          <w:rPr>
-            <w:rFonts w:cs="Times New Roman"/>
-            <w:noProof/>
-            <w:webHidden/>
-          </w:rPr>
-          <w:fldChar w:fldCharType="begin"/>
-        </w:r>
-        <w:r>
-          <w:rPr>
-            <w:rFonts w:cs="Times New Roman"/>
-            <w:noProof/>
-            <w:webHidden/>
-          </w:rPr>
-          <w:instrText xml:space="preserve"> PAGEREF _Toc219155776 \h </w:instrText>
-        </w:r>
-        <w:r>
-          <w:rPr>
-            <w:rFonts w:cs="Times New Roman"/>
-            <w:noProof/>
-            <w:webHidden/>
-          </w:rPr>
-        </w:r>
-        <w:r>
-          <w:rPr>
-            <w:rFonts w:cs="Times New Roman"/>
-            <w:noProof/>
-            <w:webHidden/>
-          </w:rPr>
-          <w:fldChar w:fldCharType="separate"/>
-        </w:r>
-        <w:r>
-          <w:rPr>
-            <w:rFonts w:cs="Times New Roman"/>
-            <w:noProof/>
-            <w:webHidden/>
-          </w:rPr>
-          <w:t>1</w:t>
-        </w:r>
-        <w:r>
-          <w:rPr>
-            <w:rFonts w:cs="Times New Roman"/>
-            <w:noProof/>
-            <w:webHidden/>
-          </w:rPr>
-          <w:fldChar w:fldCharType="end"/>
-        </w:r>
-      </w:hyperlink>
-    </w:p>
-    <w:p>
-      <w:pPr>
-        <w:pStyle w:val="TOC2"/>
-        <w:tabs>
-          <w:tab w:val="right" w:leader="dot" w:pos="9391"/>
-        </w:tabs>
-        <w:rPr>
-          <w:rFonts w:eastAsiaTheme="minorEastAsia" w:cs="Times New Roman"/>
-          <w:noProof/>
-          <w:kern w:val="2"/>
-          <w:sz w:val="24"/>
-          <w:szCs w:val="24"/>
-          <w:lang w:val="vi-VN" w:eastAsia="vi-VN"/>
-          <w14:ligatures w14:val="standardContextual"/>
-        </w:rPr>
-      </w:pPr>
-      <w:hyperlink w:anchor="_Toc219155777" w:history="1">
-        <w:r>
-          <w:rPr>
-            <w:rStyle w:val="Hyperlink"/>
-            <w:rFonts w:cs="Times New Roman"/>
-            <w:noProof/>
-          </w:rPr>
-          <w:t>1.1. Giới thiệu</w:t>
-        </w:r>
-        <w:r>
-          <w:rPr>
-            <w:rStyle w:val="Hyperlink"/>
-            <w:rFonts w:cs="Times New Roman"/>
-            <w:noProof/>
-            <w:lang w:val="vi-VN"/>
-          </w:rPr>
-          <w:t xml:space="preserve"> về khai thác dữ liệu</w:t>
-        </w:r>
-        <w:r>
-          <w:rPr>
-            <w:rFonts w:cs="Times New Roman"/>
-            <w:noProof/>
-            <w:webHidden/>
-          </w:rPr>
-          <w:tab/>
-        </w:r>
-        <w:r>
-          <w:rPr>
-            <w:rFonts w:cs="Times New Roman"/>
-            <w:noProof/>
-            <w:webHidden/>
-          </w:rPr>
-          <w:fldChar w:fldCharType="begin"/>
-        </w:r>
-        <w:r>
-          <w:rPr>
-            <w:rFonts w:cs="Times New Roman"/>
-            <w:noProof/>
-            <w:webHidden/>
-          </w:rPr>
-          <w:instrText xml:space="preserve"> PAGEREF _Toc219155777 \h </w:instrText>
-        </w:r>
-        <w:r>
-          <w:rPr>
-            <w:rFonts w:cs="Times New Roman"/>
-            <w:noProof/>
-            <w:webHidden/>
-          </w:rPr>
-        </w:r>
-        <w:r>
-          <w:rPr>
-            <w:rFonts w:cs="Times New Roman"/>
-            <w:noProof/>
-            <w:webHidden/>
-          </w:rPr>
-          <w:fldChar w:fldCharType="separate"/>
-        </w:r>
-        <w:r>
-          <w:rPr>
-            <w:rFonts w:cs="Times New Roman"/>
-            <w:noProof/>
-            <w:webHidden/>
-          </w:rPr>
-          <w:t>1</w:t>
-        </w:r>
-        <w:r>
-          <w:rPr>
-            <w:rFonts w:cs="Times New Roman"/>
-            <w:noProof/>
-            <w:webHidden/>
-          </w:rPr>
-          <w:fldChar w:fldCharType="end"/>
-        </w:r>
-      </w:hyperlink>
-    </w:p>
-    <w:p>
-      <w:pPr>
-        <w:pStyle w:val="TOC2"/>
-        <w:tabs>
-          <w:tab w:val="right" w:leader="dot" w:pos="9391"/>
-        </w:tabs>
-        <w:rPr>
-          <w:rFonts w:eastAsiaTheme="minorEastAsia" w:cs="Times New Roman"/>
-          <w:noProof/>
-          <w:kern w:val="2"/>
-          <w:sz w:val="24"/>
-          <w:szCs w:val="24"/>
-          <w:lang w:val="vi-VN" w:eastAsia="vi-VN"/>
-          <w14:ligatures w14:val="standardContextual"/>
-        </w:rPr>
-      </w:pPr>
-      <w:hyperlink w:anchor="_Toc219155778" w:history="1">
-        <w:r>
-          <w:rPr>
-            <w:rStyle w:val="Hyperlink"/>
-            <w:rFonts w:cs="Times New Roman"/>
-            <w:noProof/>
-            <w:lang w:val="vi-VN"/>
-          </w:rPr>
-          <w:t>1.2. Nhu cầu về khai thác dữ liệu</w:t>
-        </w:r>
-        <w:r>
-          <w:rPr>
-            <w:rFonts w:cs="Times New Roman"/>
-            <w:noProof/>
-            <w:webHidden/>
-          </w:rPr>
-          <w:tab/>
-        </w:r>
-        <w:r>
-          <w:rPr>
-            <w:rFonts w:cs="Times New Roman"/>
-            <w:noProof/>
-            <w:webHidden/>
-          </w:rPr>
-          <w:fldChar w:fldCharType="begin"/>
-        </w:r>
-        <w:r>
-          <w:rPr>
-            <w:rFonts w:cs="Times New Roman"/>
-            <w:noProof/>
-            <w:webHidden/>
-          </w:rPr>
-          <w:instrText xml:space="preserve"> PAGEREF _Toc219155778 \h </w:instrText>
-        </w:r>
-        <w:r>
-          <w:rPr>
-            <w:rFonts w:cs="Times New Roman"/>
-            <w:noProof/>
-            <w:webHidden/>
-          </w:rPr>
-        </w:r>
-        <w:r>
-          <w:rPr>
-            <w:rFonts w:cs="Times New Roman"/>
-            <w:noProof/>
-            <w:webHidden/>
-          </w:rPr>
-          <w:fldChar w:fldCharType="separate"/>
-        </w:r>
-        <w:r>
-          <w:rPr>
-            <w:rFonts w:cs="Times New Roman"/>
-            <w:noProof/>
-            <w:webHidden/>
-          </w:rPr>
-          <w:t>2</w:t>
-        </w:r>
-        <w:r>
-          <w:rPr>
-            <w:rFonts w:cs="Times New Roman"/>
-            <w:noProof/>
-            <w:webHidden/>
-          </w:rPr>
-          <w:fldChar w:fldCharType="end"/>
-        </w:r>
-      </w:hyperlink>
-    </w:p>
-    <w:p>
-      <w:pPr>
-        <w:pStyle w:val="TOC2"/>
-        <w:tabs>
-          <w:tab w:val="right" w:leader="dot" w:pos="9391"/>
-        </w:tabs>
-        <w:rPr>
-          <w:rFonts w:eastAsiaTheme="minorEastAsia" w:cs="Times New Roman"/>
-          <w:noProof/>
-          <w:kern w:val="2"/>
-          <w:sz w:val="24"/>
-          <w:szCs w:val="24"/>
-          <w:lang w:val="vi-VN" w:eastAsia="vi-VN"/>
-          <w14:ligatures w14:val="standardContextual"/>
-        </w:rPr>
-      </w:pPr>
-      <w:hyperlink w:anchor="_Toc219155779" w:history="1">
-        <w:r>
-          <w:rPr>
-            <w:rStyle w:val="Hyperlink"/>
-            <w:rFonts w:cs="Times New Roman"/>
-            <w:noProof/>
-            <w:lang w:val="vi-VN"/>
-          </w:rPr>
-          <w:t>1.3. Ứng dụng khai thác dữ liệu</w:t>
-        </w:r>
-        <w:r>
-          <w:rPr>
-            <w:rFonts w:cs="Times New Roman"/>
-            <w:noProof/>
-            <w:webHidden/>
-          </w:rPr>
-          <w:tab/>
-        </w:r>
-        <w:r>
-          <w:rPr>
-            <w:rFonts w:cs="Times New Roman"/>
-            <w:noProof/>
-            <w:webHidden/>
-          </w:rPr>
-          <w:fldChar w:fldCharType="begin"/>
-        </w:r>
-        <w:r>
-          <w:rPr>
-            <w:rFonts w:cs="Times New Roman"/>
-            <w:noProof/>
-            <w:webHidden/>
-          </w:rPr>
-          <w:instrText xml:space="preserve"> PAGEREF _Toc219155779 \h </w:instrText>
-        </w:r>
-        <w:r>
-          <w:rPr>
-            <w:rFonts w:cs="Times New Roman"/>
-            <w:noProof/>
-            <w:webHidden/>
-          </w:rPr>
-        </w:r>
-        <w:r>
-          <w:rPr>
-            <w:rFonts w:cs="Times New Roman"/>
-            <w:noProof/>
-            <w:webHidden/>
-          </w:rPr>
-          <w:fldChar w:fldCharType="separate"/>
-        </w:r>
-        <w:r>
-          <w:rPr>
-            <w:rFonts w:cs="Times New Roman"/>
-            <w:noProof/>
-            <w:webHidden/>
-          </w:rPr>
-          <w:t>3</w:t>
-        </w:r>
-        <w:r>
-          <w:rPr>
-            <w:rFonts w:cs="Times New Roman"/>
-            <w:noProof/>
-            <w:webHidden/>
-          </w:rPr>
-          <w:fldChar w:fldCharType="end"/>
-        </w:r>
-      </w:hyperlink>
-    </w:p>
-    <w:p>
-      <w:pPr>
-        <w:pStyle w:val="TOC2"/>
-        <w:tabs>
-          <w:tab w:val="right" w:leader="dot" w:pos="9391"/>
-        </w:tabs>
-        <w:rPr>
-          <w:rFonts w:eastAsiaTheme="minorEastAsia" w:cs="Times New Roman"/>
-          <w:noProof/>
-          <w:kern w:val="2"/>
-          <w:sz w:val="24"/>
-          <w:szCs w:val="24"/>
-          <w:lang w:val="vi-VN" w:eastAsia="vi-VN"/>
-          <w14:ligatures w14:val="standardContextual"/>
-        </w:rPr>
-      </w:pPr>
-      <w:hyperlink w:anchor="_Toc219155780" w:history="1">
-        <w:r>
-          <w:rPr>
-            <w:rStyle w:val="Hyperlink"/>
-            <w:rFonts w:cs="Times New Roman"/>
-            <w:noProof/>
-          </w:rPr>
-          <w:t>1.</w:t>
-        </w:r>
-        <w:r>
-          <w:rPr>
-            <w:rStyle w:val="Hyperlink"/>
-            <w:rFonts w:cs="Times New Roman"/>
-            <w:noProof/>
-            <w:lang w:val="vi-VN"/>
-          </w:rPr>
-          <w:t>4</w:t>
-        </w:r>
-        <w:r>
-          <w:rPr>
-            <w:rStyle w:val="Hyperlink"/>
-            <w:rFonts w:cs="Times New Roman"/>
-            <w:noProof/>
-          </w:rPr>
-          <w:t xml:space="preserve">. </w:t>
-        </w:r>
-        <w:r>
-          <w:rPr>
-            <w:rStyle w:val="Hyperlink"/>
-            <w:rFonts w:cs="Times New Roman"/>
-            <w:noProof/>
-            <w:lang w:val="vi-VN"/>
-          </w:rPr>
-          <w:t>Công cụ khai thác dữ liệu</w:t>
-        </w:r>
-        <w:r>
-          <w:rPr>
-            <w:rFonts w:cs="Times New Roman"/>
-            <w:noProof/>
-            <w:webHidden/>
-          </w:rPr>
-          <w:tab/>
-        </w:r>
-        <w:r>
-          <w:rPr>
-            <w:rFonts w:cs="Times New Roman"/>
-            <w:noProof/>
-            <w:webHidden/>
-          </w:rPr>
-          <w:fldChar w:fldCharType="begin"/>
-        </w:r>
-        <w:r>
-          <w:rPr>
-            <w:rFonts w:cs="Times New Roman"/>
-            <w:noProof/>
-            <w:webHidden/>
-          </w:rPr>
-          <w:instrText xml:space="preserve"> PAGEREF _Toc219155780 \h </w:instrText>
-        </w:r>
-        <w:r>
-          <w:rPr>
-            <w:rFonts w:cs="Times New Roman"/>
-            <w:noProof/>
-            <w:webHidden/>
-          </w:rPr>
-        </w:r>
-        <w:r>
-          <w:rPr>
-            <w:rFonts w:cs="Times New Roman"/>
-            <w:noProof/>
-            <w:webHidden/>
-          </w:rPr>
-          <w:fldChar w:fldCharType="separate"/>
-        </w:r>
-        <w:r>
-          <w:rPr>
-            <w:rFonts w:cs="Times New Roman"/>
-            <w:noProof/>
-            <w:webHidden/>
-          </w:rPr>
-          <w:t>5</w:t>
-        </w:r>
-        <w:r>
-          <w:rPr>
-            <w:rFonts w:cs="Times New Roman"/>
-            <w:noProof/>
-            <w:webHidden/>
-          </w:rPr>
-          <w:fldChar w:fldCharType="end"/>
-        </w:r>
-      </w:hyperlink>
-    </w:p>
-    <w:p>
-      <w:pPr>
-        <w:jc w:val="center"/>
+          <w:szCs w:val="28"/>
+        </w:rPr>
+      </w:pPr>
+    </w:p>
+    <w:p>
+      <w:pPr>
         <w:rPr>
           <w:rFonts w:cs="Times New Roman"/>
-          <w:b/>
+          <w:szCs w:val="28"/>
+        </w:rPr>
+      </w:pPr>
+    </w:p>
+    <w:p>
+      <w:pPr>
+        <w:rPr>
+          <w:rFonts w:cs="Times New Roman"/>
+          <w:szCs w:val="28"/>
+        </w:rPr>
+      </w:pPr>
+    </w:p>
+    <w:p>
+      <w:pPr>
+        <w:rPr>
+          <w:rFonts w:cs="Times New Roman"/>
+          <w:szCs w:val="28"/>
+        </w:rPr>
+      </w:pPr>
+    </w:p>
+    <w:p>
+      <w:pPr>
+        <w:rPr>
+          <w:rFonts w:cs="Times New Roman"/>
+          <w:szCs w:val="28"/>
+        </w:rPr>
+      </w:pPr>
+    </w:p>
+    <w:p>
+      <w:pPr>
+        <w:rPr>
+          <w:rFonts w:cs="Times New Roman"/>
+          <w:szCs w:val="28"/>
+        </w:rPr>
+      </w:pPr>
+    </w:p>
+    <w:p>
+      <w:pPr>
+        <w:rPr>
+          <w:rFonts w:cs="Times New Roman"/>
+          <w:szCs w:val="28"/>
+        </w:rPr>
+      </w:pPr>
+    </w:p>
+    <w:p>
+      <w:pPr>
+        <w:rPr>
+          <w:rFonts w:eastAsia="Times New Roman" w:cs="Times New Roman"/>
+          <w:szCs w:val="28"/>
+        </w:rPr>
+      </w:pPr>
+    </w:p>
+    <w:p>
+      <w:pPr>
+        <w:tabs>
+          <w:tab w:val="center" w:pos="4700"/>
+        </w:tabs>
+        <w:rPr>
+          <w:rFonts w:cs="Times New Roman"/>
           <w:szCs w:val="28"/>
         </w:rPr>
         <w:sectPr>
+          <w:footerReference w:type="default" r:id="rId12"/>
           <w:pgSz w:w="12240" w:h="15840"/>
           <w:pgMar w:top="1138" w:right="1138" w:bottom="1138" w:left="1701" w:header="709" w:footer="709" w:gutter="0"/>
           <w:pgNumType w:fmt="lowerRoman" w:start="1"/>
@@ -3753,14 +4836,6 @@
           <w:docGrid w:linePitch="360"/>
         </w:sectPr>
       </w:pPr>
-      <w:r>
-        <w:rPr>
-          <w:rFonts w:cs="Times New Roman"/>
-          <w:b/>
-          <w:szCs w:val="28"/>
-        </w:rPr>
-        <w:fldChar w:fldCharType="end"/>
-      </w:r>
     </w:p>
     <w:p>
       <w:pPr>
@@ -3787,6 +4862,7 @@
       <w:bookmarkStart w:id="13" w:name="_Toc18753"/>
       <w:bookmarkStart w:id="14" w:name="_Toc8263"/>
       <w:bookmarkStart w:id="15" w:name="_Toc501"/>
+      <w:bookmarkStart w:id="16" w:name="_Toc225335806"/>
       <w:r>
         <w:t xml:space="preserve">CHƯƠNG 1. TỔNG QUAN </w:t>
       </w:r>
@@ -3795,6 +4871,7 @@
       <w:r>
         <w:t>ĐỀ TÀI</w:t>
       </w:r>
+      <w:bookmarkEnd w:id="16"/>
     </w:p>
     <w:p>
       <w:pPr>
@@ -3803,13 +4880,6 @@
         <w:outlineLvl w:val="0"/>
       </w:pPr>
     </w:p>
-    <w:bookmarkEnd w:id="7"/>
-    <w:bookmarkEnd w:id="8"/>
-    <w:bookmarkEnd w:id="9"/>
-    <w:bookmarkEnd w:id="12"/>
-    <w:bookmarkEnd w:id="13"/>
-    <w:bookmarkEnd w:id="14"/>
-    <w:bookmarkEnd w:id="15"/>
     <w:p>
       <w:pPr>
         <w:pStyle w:val="A2"/>
@@ -3817,9 +4887,18 @@
           <w:rFonts w:eastAsia="Times New Roman"/>
         </w:rPr>
       </w:pPr>
+      <w:bookmarkStart w:id="17" w:name="_Toc225335807"/>
+      <w:bookmarkEnd w:id="7"/>
+      <w:bookmarkEnd w:id="8"/>
+      <w:bookmarkEnd w:id="9"/>
+      <w:bookmarkEnd w:id="12"/>
+      <w:bookmarkEnd w:id="13"/>
+      <w:bookmarkEnd w:id="14"/>
+      <w:bookmarkEnd w:id="15"/>
       <w:r>
         <w:t>1.1. Lý do chọn đề tài</w:t>
       </w:r>
+      <w:bookmarkEnd w:id="17"/>
     </w:p>
     <w:p>
       <w:pPr>
@@ -3890,9 +4969,11 @@
       <w:pPr>
         <w:pStyle w:val="A2"/>
       </w:pPr>
+      <w:bookmarkStart w:id="18" w:name="_Toc225335808"/>
       <w:r>
         <w:t>1.2. Mục tiêu đề tài</w:t>
       </w:r>
+      <w:bookmarkEnd w:id="18"/>
     </w:p>
     <w:p>
       <w:pPr>
@@ -3970,9 +5051,11 @@
       <w:pPr>
         <w:pStyle w:val="A2"/>
       </w:pPr>
+      <w:bookmarkStart w:id="19" w:name="_Toc225335809"/>
       <w:r>
         <w:t>1.3. Phạm vi đề tài</w:t>
       </w:r>
+      <w:bookmarkEnd w:id="19"/>
     </w:p>
     <w:p>
       <w:pPr>
@@ -4086,9 +5169,11 @@
       <w:pPr>
         <w:pStyle w:val="A2"/>
       </w:pPr>
+      <w:bookmarkStart w:id="20" w:name="_Toc225335810"/>
       <w:r>
         <w:t>1.4. Đối tượng nghiên cứu</w:t>
       </w:r>
+      <w:bookmarkEnd w:id="20"/>
     </w:p>
     <w:p>
       <w:pPr>
@@ -4196,9 +5281,11 @@
       <w:pPr>
         <w:pStyle w:val="A2"/>
       </w:pPr>
+      <w:bookmarkStart w:id="21" w:name="_Toc225335811"/>
       <w:r>
         <w:t>1.5. Phương pháp nghiên cứu</w:t>
       </w:r>
+      <w:bookmarkEnd w:id="21"/>
     </w:p>
     <w:p>
       <w:pPr>
@@ -4325,9 +5412,11 @@
       <w:pPr>
         <w:pStyle w:val="A2"/>
       </w:pPr>
+      <w:bookmarkStart w:id="22" w:name="_Toc225335812"/>
       <w:r>
         <w:t>1.6. Bố cục đề tài</w:t>
       </w:r>
+      <w:bookmarkEnd w:id="22"/>
     </w:p>
     <w:p>
       <w:pPr>
@@ -4383,10 +5472,12 @@
       <w:pPr>
         <w:pStyle w:val="A1"/>
       </w:pPr>
+      <w:bookmarkStart w:id="23" w:name="_Toc225335813"/>
       <w:r>
         <w:lastRenderedPageBreak/>
         <w:t>CHƯƠNG 2. CƠ SỞ LÝ THUYẾT</w:t>
       </w:r>
+      <w:bookmarkEnd w:id="23"/>
     </w:p>
     <w:p>
       <w:pPr>
@@ -4395,9 +5486,11 @@
           <w:rFonts w:eastAsia="Times New Roman"/>
         </w:rPr>
       </w:pPr>
+      <w:bookmarkStart w:id="24" w:name="_Toc225335814"/>
       <w:r>
         <w:t>2.1. Kiến trúc mô hình Transformer</w:t>
       </w:r>
+      <w:bookmarkEnd w:id="24"/>
     </w:p>
     <w:p>
       <w:pPr>
@@ -4459,9 +5552,11 @@
       <w:pPr>
         <w:pStyle w:val="A2"/>
       </w:pPr>
+      <w:bookmarkStart w:id="25" w:name="_Toc225335815"/>
       <w:r>
         <w:t>2.2. Phần mềm khai thác dữ liệu WEKA</w:t>
       </w:r>
+      <w:bookmarkEnd w:id="25"/>
     </w:p>
     <w:p>
       <w:pPr>
@@ -4489,16 +5584,116 @@
     </w:p>
     <w:p>
       <w:pPr>
-        <w:pStyle w:val="A2"/>
-      </w:pPr>
-      <w:r>
-        <w:t>2.3. Tập dữ liệu lớn The Pile và thách thức trong Text Mining</w:t>
-      </w:r>
-    </w:p>
-    <w:p>
-      <w:pPr>
         <w:pStyle w:val="NormalWeb"/>
         <w:spacing w:line="360" w:lineRule="auto"/>
+        <w:jc w:val="center"/>
+        <w:rPr>
+          <w:sz w:val="28"/>
+          <w:szCs w:val="28"/>
+        </w:rPr>
+      </w:pPr>
+      <w:r>
+        <w:rPr>
+          <w:noProof/>
+          <w:sz w:val="28"/>
+          <w:szCs w:val="28"/>
+        </w:rPr>
+        <w:drawing>
+          <wp:inline distT="0" distB="0" distL="0" distR="0" wp14:anchorId="4F07C2FA" wp14:editId="77CFD42C">
+            <wp:extent cx="1649744" cy="1367667"/>
+            <wp:effectExtent l="0" t="0" r="7620" b="4445"/>
+            <wp:docPr id="3" name="Picture 3"/>
+            <wp:cNvGraphicFramePr>
+              <a:graphicFrameLocks xmlns:a="http://schemas.openxmlformats.org/drawingml/2006/main" noChangeAspect="1"/>
+            </wp:cNvGraphicFramePr>
+            <a:graphic xmlns:a="http://schemas.openxmlformats.org/drawingml/2006/main">
+              <a:graphicData uri="http://schemas.openxmlformats.org/drawingml/2006/picture">
+                <pic:pic xmlns:pic="http://schemas.openxmlformats.org/drawingml/2006/picture">
+                  <pic:nvPicPr>
+                    <pic:cNvPr id="0" name="Picture 6"/>
+                    <pic:cNvPicPr>
+                      <a:picLocks noChangeAspect="1" noChangeArrowheads="1"/>
+                    </pic:cNvPicPr>
+                  </pic:nvPicPr>
+                  <pic:blipFill>
+                    <a:blip r:embed="rId13" cstate="print">
+                      <a:extLst>
+                        <a:ext uri="{28A0092B-C50C-407E-A947-70E740481C1C}">
+                          <a14:useLocalDpi xmlns:a14="http://schemas.microsoft.com/office/drawing/2010/main" val="0"/>
+                        </a:ext>
+                      </a:extLst>
+                    </a:blip>
+                    <a:srcRect/>
+                    <a:stretch>
+                      <a:fillRect/>
+                    </a:stretch>
+                  </pic:blipFill>
+                  <pic:spPr bwMode="auto">
+                    <a:xfrm>
+                      <a:off x="0" y="0"/>
+                      <a:ext cx="1657728" cy="1374285"/>
+                    </a:xfrm>
+                    <a:prstGeom prst="rect">
+                      <a:avLst/>
+                    </a:prstGeom>
+                    <a:noFill/>
+                    <a:ln>
+                      <a:noFill/>
+                    </a:ln>
+                  </pic:spPr>
+                </pic:pic>
+              </a:graphicData>
+            </a:graphic>
+          </wp:inline>
+        </w:drawing>
+      </w:r>
+    </w:p>
+    <w:p>
+      <w:pPr>
+        <w:pStyle w:val="h"/>
+      </w:pPr>
+      <w:bookmarkStart w:id="26" w:name="_Toc225335826"/>
+      <w:r>
+        <w:t>Hình 2.1: Logo Weka</w:t>
+      </w:r>
+      <w:bookmarkEnd w:id="26"/>
+    </w:p>
+    <w:p>
+      <w:pPr>
+        <w:pStyle w:val="NormalWeb"/>
+        <w:spacing w:line="360" w:lineRule="auto"/>
+        <w:jc w:val="center"/>
+        <w:rPr>
+          <w:sz w:val="28"/>
+          <w:szCs w:val="28"/>
+        </w:rPr>
+      </w:pPr>
+    </w:p>
+    <w:p>
+      <w:pPr>
+        <w:pStyle w:val="NormalWeb"/>
+        <w:spacing w:line="360" w:lineRule="auto"/>
+        <w:jc w:val="center"/>
+        <w:rPr>
+          <w:sz w:val="28"/>
+          <w:szCs w:val="28"/>
+        </w:rPr>
+      </w:pPr>
+    </w:p>
+    <w:p>
+      <w:pPr>
+        <w:pStyle w:val="A2"/>
+      </w:pPr>
+      <w:bookmarkStart w:id="27" w:name="_Toc225335816"/>
+      <w:r>
+        <w:t>2.3. Tập dữ liệu lớn The Pile và thách thức trong Text Mining</w:t>
+      </w:r>
+      <w:bookmarkEnd w:id="27"/>
+    </w:p>
+    <w:p>
+      <w:pPr>
+        <w:pStyle w:val="NormalWeb"/>
+        <w:spacing w:line="360" w:lineRule="auto"/>
         <w:rPr>
           <w:sz w:val="28"/>
           <w:szCs w:val="28"/>
@@ -4541,265 +5736,8 @@
     </w:p>
     <w:p>
       <w:pPr>
-        <w:pStyle w:val="A1"/>
-        <w:rPr>
-          <w:lang w:val="vi-VN"/>
-        </w:rPr>
-      </w:pPr>
-      <w:r>
-        <w:lastRenderedPageBreak/>
-        <w:t>CHƯƠNG 3. PHÂN TÍCH HỆ THỐNG VÀ XÂY DỰNG SẢN PHẨM</w:t>
-      </w:r>
-    </w:p>
-    <w:p>
-      <w:pPr>
-        <w:pStyle w:val="A2"/>
-        <w:rPr>
-          <w:rFonts w:eastAsia="Times New Roman"/>
-          <w:sz w:val="27"/>
-          <w:szCs w:val="27"/>
-        </w:rPr>
-      </w:pPr>
-      <w:r>
-        <w:t>3.1. Phân tích hệ thống</w:t>
-      </w:r>
-    </w:p>
-    <w:p>
-      <w:pPr>
-        <w:pStyle w:val="NormalWeb"/>
-        <w:spacing w:line="360" w:lineRule="auto"/>
-      </w:pPr>
-      <w:r>
-        <w:t xml:space="preserve">Dựa trên mục tiêu khai thác tri thức từ tập dữ liệu </w:t>
-      </w:r>
-      <w:r>
-        <w:rPr>
-          <w:i/>
-          <w:iCs/>
-        </w:rPr>
-        <w:t>The Pile</w:t>
-      </w:r>
-      <w:r>
-        <w:t>, hệ thống được phân tích để giải quyết bài toán chuyển đổi văn bản phi cấu trúc thành các nhãn dữ liệu có ích.</w:t>
-      </w:r>
-    </w:p>
-    <w:p>
-      <w:pPr>
-        <w:pStyle w:val="A3"/>
-      </w:pPr>
-      <w:r>
-        <w:t>3.1.1. Yêu c</w:t>
-      </w:r>
-      <w:r>
-        <w:rPr>
-          <w:rFonts w:ascii="Cambria" w:hAnsi="Cambria" w:cs="Cambria"/>
-        </w:rPr>
-        <w:t>ầ</w:t>
-      </w:r>
-      <w:r>
-        <w:t>u ch</w:t>
-      </w:r>
-      <w:r>
-        <w:rPr>
-          <w:rFonts w:ascii="Cambria" w:hAnsi="Cambria" w:cs="Cambria"/>
-        </w:rPr>
-        <w:t>ứ</w:t>
-      </w:r>
-      <w:r>
-        <w:t>c n</w:t>
-      </w:r>
-      <w:r>
-        <w:rPr>
-          <w:rFonts w:ascii="Cambria" w:hAnsi="Cambria" w:cs="Cambria"/>
-        </w:rPr>
-        <w:t>ă</w:t>
-      </w:r>
-      <w:r>
-        <w:t>ng (Functional Requirements)</w:t>
-      </w:r>
-    </w:p>
-    <w:p>
-      <w:pPr>
-        <w:pStyle w:val="NormalWeb"/>
-        <w:spacing w:line="360" w:lineRule="auto"/>
-        <w:ind w:left="360"/>
-      </w:pPr>
-      <w:r>
-        <w:rPr>
-          <w:b/>
-          <w:bCs/>
-        </w:rPr>
-        <w:t>Tiền xử lý dữ liệu:</w:t>
-      </w:r>
-      <w:r>
-        <w:t xml:space="preserve"> Hệ thống phải có khả năng đọc định dạng JSONL/Raw Text từ </w:t>
-      </w:r>
-      <w:r>
-        <w:rPr>
-          <w:i/>
-          <w:iCs/>
-        </w:rPr>
-        <w:t>The Pile</w:t>
-      </w:r>
-      <w:r>
-        <w:t>, loại bỏ các ký tự đặc biệt và chuẩn hóa văn bản.</w:t>
-      </w:r>
-    </w:p>
-    <w:p>
-      <w:pPr>
-        <w:pStyle w:val="NormalWeb"/>
-        <w:spacing w:line="360" w:lineRule="auto"/>
-        <w:ind w:left="360"/>
-      </w:pPr>
-      <w:r>
-        <w:rPr>
-          <w:b/>
-          <w:bCs/>
-        </w:rPr>
-        <w:t>Trích xuất đặc trưng (Feature Extraction):</w:t>
-      </w:r>
-      <w:r>
-        <w:t xml:space="preserve"> Sử dụng mô hình Transformer (BERT/RoBERTa) để chuyển văn bản thành vector số (Embeddings).</w:t>
-      </w:r>
-    </w:p>
-    <w:p>
-      <w:pPr>
-        <w:pStyle w:val="NormalWeb"/>
-        <w:spacing w:line="360" w:lineRule="auto"/>
-        <w:ind w:left="360"/>
-      </w:pPr>
-      <w:r>
-        <w:rPr>
-          <w:b/>
-          <w:bCs/>
-        </w:rPr>
-        <w:t>Phân lớp dữ liệu (Classification):</w:t>
-      </w:r>
-      <w:r>
-        <w:t xml:space="preserve"> Sử dụng các thuật toán trên Weka để phân loại văn bản vào các chủ đề tương ứng.</w:t>
-      </w:r>
-    </w:p>
-    <w:p>
-      <w:pPr>
-        <w:pStyle w:val="NormalWeb"/>
-        <w:spacing w:line="360" w:lineRule="auto"/>
-        <w:ind w:left="360"/>
-      </w:pPr>
-      <w:r>
-        <w:rPr>
-          <w:b/>
-          <w:bCs/>
-        </w:rPr>
-        <w:t>Đánh giá mô hình:</w:t>
-      </w:r>
-      <w:r>
-        <w:t xml:space="preserve"> Xuất các biểu đồ và thông số (Accuracy, F1-Score) để nhận diện hiệu quả của mô hình.</w:t>
-      </w:r>
-    </w:p>
-    <w:p>
-      <w:pPr>
-        <w:pStyle w:val="A3"/>
-      </w:pPr>
-      <w:r>
-        <w:t>3.1.2. Yêu c</w:t>
-      </w:r>
-      <w:r>
-        <w:rPr>
-          <w:rFonts w:ascii="Cambria" w:hAnsi="Cambria" w:cs="Cambria"/>
-        </w:rPr>
-        <w:t>ầ</w:t>
-      </w:r>
-      <w:r>
-        <w:t>u phi ch</w:t>
-      </w:r>
-      <w:r>
-        <w:rPr>
-          <w:rFonts w:ascii="Cambria" w:hAnsi="Cambria" w:cs="Cambria"/>
-        </w:rPr>
-        <w:t>ứ</w:t>
-      </w:r>
-      <w:r>
-        <w:t>c n</w:t>
-      </w:r>
-      <w:r>
-        <w:rPr>
-          <w:rFonts w:ascii="Cambria" w:hAnsi="Cambria" w:cs="Cambria"/>
-        </w:rPr>
-        <w:t>ă</w:t>
-      </w:r>
-      <w:r>
-        <w:t>ng (Non-functional Requirements)</w:t>
-      </w:r>
-    </w:p>
-    <w:p>
-      <w:pPr>
-        <w:pStyle w:val="NormalWeb"/>
-        <w:spacing w:line="360" w:lineRule="auto"/>
-        <w:ind w:left="360"/>
-      </w:pPr>
-      <w:r>
-        <w:rPr>
-          <w:b/>
-          <w:bCs/>
-        </w:rPr>
-        <w:t>Hiệu năng:</w:t>
-      </w:r>
-      <w:r>
-        <w:t xml:space="preserve"> Tốc độ xử lý vector hóa phải tối ưu để không gây quá tải tài nguyên RAM.</w:t>
-      </w:r>
-    </w:p>
-    <w:p>
-      <w:pPr>
-        <w:pStyle w:val="NormalWeb"/>
-        <w:spacing w:line="360" w:lineRule="auto"/>
-        <w:ind w:left="360"/>
-      </w:pPr>
-      <w:r>
-        <w:rPr>
-          <w:b/>
-          <w:bCs/>
-        </w:rPr>
-        <w:t>Tính chính xác:</w:t>
-      </w:r>
-      <w:r>
-        <w:t xml:space="preserve"> Mô hình phân lớp phải đạt độ chính xác tối thiểu trên 80% đối với các tập dữ liệu mẫu.</w:t>
-      </w:r>
-    </w:p>
-    <w:p>
-      <w:pPr>
-        <w:pStyle w:val="NormalWeb"/>
-        <w:spacing w:line="360" w:lineRule="auto"/>
-        <w:ind w:left="360"/>
-      </w:pPr>
-      <w:r>
-        <w:rPr>
-          <w:b/>
-          <w:bCs/>
-        </w:rPr>
-        <w:t>Khả năng mở rộng:</w:t>
-      </w:r>
-      <w:r>
-        <w:t xml:space="preserve"> Hệ thống có thể làm việc với các tập dữ liệu văn bản khác ngoài </w:t>
-      </w:r>
-      <w:r>
-        <w:rPr>
-          <w:i/>
-          <w:iCs/>
-        </w:rPr>
-        <w:t>The Pile</w:t>
-      </w:r>
-      <w:r>
-        <w:t>.</w:t>
-      </w:r>
-    </w:p>
-    <w:p>
-      <w:pPr>
-        <w:pStyle w:val="NormalWeb"/>
-      </w:pPr>
-    </w:p>
-    <w:p>
-      <w:pPr>
         <w:spacing w:after="0" w:line="240" w:lineRule="auto"/>
+        <w:jc w:val="center"/>
         <w:rPr>
           <w:rFonts w:cs="Times New Roman"/>
           <w:b/>
@@ -4809,47 +5747,428 @@
           <w:szCs w:val="28"/>
         </w:rPr>
       </w:pPr>
-    </w:p>
-    <w:p>
-      <w:pPr>
+      <w:r>
+        <w:rPr>
+          <w:noProof/>
+        </w:rPr>
+        <w:drawing>
+          <wp:inline distT="0" distB="0" distL="0" distR="0" wp14:anchorId="364E82C8" wp14:editId="7CFC005A">
+            <wp:extent cx="3011433" cy="1160090"/>
+            <wp:effectExtent l="0" t="0" r="0" b="2540"/>
+            <wp:docPr id="5" name="Picture 5"/>
+            <wp:cNvGraphicFramePr>
+              <a:graphicFrameLocks xmlns:a="http://schemas.openxmlformats.org/drawingml/2006/main" noChangeAspect="1"/>
+            </wp:cNvGraphicFramePr>
+            <a:graphic xmlns:a="http://schemas.openxmlformats.org/drawingml/2006/main">
+              <a:graphicData uri="http://schemas.openxmlformats.org/drawingml/2006/picture">
+                <pic:pic xmlns:pic="http://schemas.openxmlformats.org/drawingml/2006/picture">
+                  <pic:nvPicPr>
+                    <pic:cNvPr id="0" name="Picture 14"/>
+                    <pic:cNvPicPr>
+                      <a:picLocks noChangeAspect="1" noChangeArrowheads="1"/>
+                    </pic:cNvPicPr>
+                  </pic:nvPicPr>
+                  <pic:blipFill>
+                    <a:blip r:embed="rId14" cstate="print">
+                      <a:extLst>
+                        <a:ext uri="{28A0092B-C50C-407E-A947-70E740481C1C}">
+                          <a14:useLocalDpi xmlns:a14="http://schemas.microsoft.com/office/drawing/2010/main" val="0"/>
+                        </a:ext>
+                      </a:extLst>
+                    </a:blip>
+                    <a:srcRect/>
+                    <a:stretch>
+                      <a:fillRect/>
+                    </a:stretch>
+                  </pic:blipFill>
+                  <pic:spPr bwMode="auto">
+                    <a:xfrm>
+                      <a:off x="0" y="0"/>
+                      <a:ext cx="3017074" cy="1162263"/>
+                    </a:xfrm>
+                    <a:prstGeom prst="rect">
+                      <a:avLst/>
+                    </a:prstGeom>
+                    <a:noFill/>
+                    <a:ln>
+                      <a:noFill/>
+                    </a:ln>
+                  </pic:spPr>
+                </pic:pic>
+              </a:graphicData>
+            </a:graphic>
+          </wp:inline>
+        </w:drawing>
+      </w:r>
+    </w:p>
+    <w:p>
+      <w:pPr>
+        <w:spacing w:after="0" w:line="240" w:lineRule="auto"/>
+        <w:jc w:val="center"/>
         <w:rPr>
           <w:rFonts w:cs="Times New Roman"/>
           <w:b/>
           <w:bCs/>
-          <w:szCs w:val="28"/>
-        </w:rPr>
-      </w:pPr>
-      <w:r>
-        <w:br w:type="page"/>
-      </w:r>
-      <w:r>
+          <w:color w:val="000000" w:themeColor="text1"/>
+          <w:sz w:val="36"/>
+          <w:szCs w:val="28"/>
+        </w:rPr>
+      </w:pPr>
+    </w:p>
+    <w:p>
+      <w:pPr>
+        <w:pStyle w:val="h"/>
+      </w:pPr>
+      <w:bookmarkStart w:id="28" w:name="_Toc225335827"/>
+      <w:r>
+        <w:t>Hình 2.1: Logo Weka</w:t>
+      </w:r>
+      <w:bookmarkEnd w:id="28"/>
+    </w:p>
+    <w:p>
+      <w:pPr>
+        <w:pStyle w:val="A1"/>
+      </w:pPr>
+    </w:p>
+    <w:p>
+      <w:pPr>
+        <w:pStyle w:val="A1"/>
+      </w:pPr>
+    </w:p>
+    <w:p>
+      <w:pPr>
+        <w:pStyle w:val="A1"/>
+      </w:pPr>
+    </w:p>
+    <w:p>
+      <w:pPr>
+        <w:pStyle w:val="A1"/>
+      </w:pPr>
+    </w:p>
+    <w:p>
+      <w:pPr>
+        <w:pStyle w:val="A1"/>
+      </w:pPr>
+    </w:p>
+    <w:p>
+      <w:pPr>
+        <w:pStyle w:val="A1"/>
+      </w:pPr>
+    </w:p>
+    <w:p>
+      <w:pPr>
+        <w:pStyle w:val="A1"/>
+      </w:pPr>
+    </w:p>
+    <w:p>
+      <w:pPr>
+        <w:pStyle w:val="A1"/>
+      </w:pPr>
+    </w:p>
+    <w:p>
+      <w:pPr>
+        <w:pStyle w:val="A1"/>
+        <w:jc w:val="left"/>
+      </w:pPr>
+    </w:p>
+    <w:p>
+      <w:pPr>
+        <w:pStyle w:val="A1"/>
+        <w:rPr>
+          <w:lang w:val="vi-VN"/>
+        </w:rPr>
+      </w:pPr>
+      <w:bookmarkStart w:id="29" w:name="_Toc225335817"/>
+      <w:r>
+        <w:lastRenderedPageBreak/>
+        <w:t>CHƯƠNG 3. PHÂN TÍCH HỆ THỐNG VÀ XÂY DỰNG SẢN PHẨM</w:t>
+      </w:r>
+      <w:bookmarkEnd w:id="29"/>
+    </w:p>
+    <w:p>
+      <w:pPr>
+        <w:pStyle w:val="A2"/>
+        <w:rPr>
+          <w:rFonts w:eastAsia="Times New Roman"/>
+          <w:sz w:val="27"/>
+          <w:szCs w:val="27"/>
+        </w:rPr>
+      </w:pPr>
+      <w:bookmarkStart w:id="30" w:name="_Toc225335818"/>
+      <w:r>
+        <w:t>3.1. Phân tích hệ thống</w:t>
+      </w:r>
+      <w:bookmarkEnd w:id="30"/>
+    </w:p>
+    <w:p>
+      <w:pPr>
+        <w:pStyle w:val="NormalWeb"/>
+        <w:spacing w:line="360" w:lineRule="auto"/>
+      </w:pPr>
+      <w:r>
+        <w:t xml:space="preserve">Dựa trên mục tiêu khai thác tri thức từ tập dữ liệu </w:t>
+      </w:r>
+      <w:r>
+        <w:rPr>
+          <w:i/>
+          <w:iCs/>
+        </w:rPr>
+        <w:t>The Pile</w:t>
+      </w:r>
+      <w:r>
+        <w:t>, hệ thống được phân tích để giải quyết bài toán chuyển đổi văn bản phi cấu trúc thành các nhãn dữ liệu có ích.</w:t>
+      </w:r>
+    </w:p>
+    <w:p>
+      <w:pPr>
+        <w:pStyle w:val="A3"/>
+      </w:pPr>
+      <w:bookmarkStart w:id="31" w:name="_Toc225335819"/>
+      <w:r>
+        <w:t>3.1.1. Yêu c</w:t>
+      </w:r>
+      <w:r>
+        <w:rPr>
+          <w:rFonts w:ascii="Cambria" w:hAnsi="Cambria" w:cs="Cambria"/>
+        </w:rPr>
+        <w:t>ầ</w:t>
+      </w:r>
+      <w:r>
+        <w:t>u ch</w:t>
+      </w:r>
+      <w:r>
+        <w:rPr>
+          <w:rFonts w:ascii="Cambria" w:hAnsi="Cambria" w:cs="Cambria"/>
+        </w:rPr>
+        <w:t>ứ</w:t>
+      </w:r>
+      <w:r>
+        <w:t>c n</w:t>
+      </w:r>
+      <w:r>
+        <w:rPr>
+          <w:rFonts w:ascii="Cambria" w:hAnsi="Cambria" w:cs="Cambria"/>
+        </w:rPr>
+        <w:t>ă</w:t>
+      </w:r>
+      <w:r>
+        <w:t>ng (Functional Requirements)</w:t>
+      </w:r>
+      <w:bookmarkEnd w:id="31"/>
+    </w:p>
+    <w:p>
+      <w:pPr>
+        <w:pStyle w:val="NormalWeb"/>
+        <w:spacing w:line="360" w:lineRule="auto"/>
+        <w:ind w:left="360"/>
+      </w:pPr>
+      <w:r>
+        <w:rPr>
+          <w:b/>
+          <w:bCs/>
+        </w:rPr>
+        <w:t>Tiền xử lý dữ liệu:</w:t>
+      </w:r>
+      <w:r>
+        <w:t xml:space="preserve"> Hệ thống phải có khả năng đọc định dạng JSONL/Raw Text từ </w:t>
+      </w:r>
+      <w:r>
+        <w:rPr>
+          <w:i/>
+          <w:iCs/>
+        </w:rPr>
+        <w:t>The Pile</w:t>
+      </w:r>
+      <w:r>
+        <w:t>, loại bỏ các ký tự đặc biệt và chuẩn hóa văn bản.</w:t>
+      </w:r>
+    </w:p>
+    <w:p>
+      <w:pPr>
+        <w:pStyle w:val="NormalWeb"/>
+        <w:spacing w:line="360" w:lineRule="auto"/>
+        <w:ind w:left="360"/>
+      </w:pPr>
+      <w:r>
+        <w:rPr>
+          <w:b/>
+          <w:bCs/>
+        </w:rPr>
+        <w:t>Trích xuất đặc trưng (Feature Extraction):</w:t>
+      </w:r>
+      <w:r>
+        <w:t xml:space="preserve"> Sử dụng mô hình Transformer (BERT/RoBERTa) để chuyển văn bản thành vector số (Embeddings).</w:t>
+      </w:r>
+    </w:p>
+    <w:p>
+      <w:pPr>
+        <w:pStyle w:val="NormalWeb"/>
+        <w:spacing w:line="360" w:lineRule="auto"/>
+        <w:ind w:left="360"/>
+      </w:pPr>
+      <w:r>
+        <w:rPr>
+          <w:b/>
+          <w:bCs/>
+        </w:rPr>
+        <w:t>Phân lớp dữ liệu (Classification):</w:t>
+      </w:r>
+      <w:r>
+        <w:t xml:space="preserve"> Sử dụng các thuật toán trên Weka để phân loại văn bản vào các chủ đề tương ứng.</w:t>
+      </w:r>
+    </w:p>
+    <w:p>
+      <w:pPr>
+        <w:pStyle w:val="NormalWeb"/>
+        <w:spacing w:line="360" w:lineRule="auto"/>
+        <w:ind w:left="360"/>
+      </w:pPr>
+      <w:r>
+        <w:rPr>
+          <w:b/>
+          <w:bCs/>
+        </w:rPr>
+        <w:t>Đánh giá mô hình:</w:t>
+      </w:r>
+      <w:r>
+        <w:t xml:space="preserve"> Xuất các biểu đồ và thông số (Accuracy, F1-Score) để nhận diện hiệu quả của mô hình.</w:t>
+      </w:r>
+    </w:p>
+    <w:p>
+      <w:pPr>
+        <w:pStyle w:val="A3"/>
+      </w:pPr>
+      <w:bookmarkStart w:id="32" w:name="_Toc225335820"/>
+      <w:r>
+        <w:t>3.1.2. Yêu c</w:t>
+      </w:r>
+      <w:r>
+        <w:rPr>
+          <w:rFonts w:ascii="Cambria" w:hAnsi="Cambria" w:cs="Cambria"/>
+        </w:rPr>
+        <w:t>ầ</w:t>
+      </w:r>
+      <w:r>
+        <w:t>u phi ch</w:t>
+      </w:r>
+      <w:r>
+        <w:rPr>
+          <w:rFonts w:ascii="Cambria" w:hAnsi="Cambria" w:cs="Cambria"/>
+        </w:rPr>
+        <w:t>ứ</w:t>
+      </w:r>
+      <w:r>
+        <w:t>c n</w:t>
+      </w:r>
+      <w:r>
+        <w:rPr>
+          <w:rFonts w:ascii="Cambria" w:hAnsi="Cambria" w:cs="Cambria"/>
+        </w:rPr>
+        <w:t>ă</w:t>
+      </w:r>
+      <w:r>
+        <w:t>ng (Non-functional Requirements)</w:t>
+      </w:r>
+      <w:bookmarkEnd w:id="32"/>
+    </w:p>
+    <w:p>
+      <w:pPr>
+        <w:pStyle w:val="NormalWeb"/>
+        <w:spacing w:line="360" w:lineRule="auto"/>
+        <w:ind w:left="360"/>
+      </w:pPr>
+      <w:r>
+        <w:rPr>
+          <w:b/>
+          <w:bCs/>
+        </w:rPr>
+        <w:t>Hiệu năng:</w:t>
+      </w:r>
+      <w:r>
+        <w:t xml:space="preserve"> Tốc độ xử lý vector hóa phải tối ưu để không gây quá tải tài nguyên RAM.</w:t>
+      </w:r>
+    </w:p>
+    <w:p>
+      <w:pPr>
+        <w:pStyle w:val="NormalWeb"/>
+        <w:spacing w:line="360" w:lineRule="auto"/>
+        <w:ind w:left="360"/>
+      </w:pPr>
+      <w:r>
+        <w:rPr>
+          <w:b/>
+          <w:bCs/>
+        </w:rPr>
+        <w:t>Tính chính xác:</w:t>
+      </w:r>
+      <w:r>
+        <w:t xml:space="preserve"> Mô hình phân lớp phải đạt độ chính xác tối thiểu trên 80% đối với các tập dữ liệu mẫu.</w:t>
+      </w:r>
+    </w:p>
+    <w:p>
+      <w:pPr>
+        <w:pStyle w:val="NormalWeb"/>
+        <w:spacing w:line="360" w:lineRule="auto"/>
+        <w:ind w:left="360"/>
+      </w:pPr>
+      <w:r>
+        <w:rPr>
+          <w:b/>
+          <w:bCs/>
+        </w:rPr>
+        <w:t>Khả năng mở rộng:</w:t>
+      </w:r>
+      <w:r>
+        <w:t xml:space="preserve"> Hệ thống có thể làm việc với các tập dữ liệu văn bản khác ngoài </w:t>
+      </w:r>
+      <w:r>
+        <w:rPr>
+          <w:i/>
+          <w:iCs/>
+        </w:rPr>
+        <w:t>The Pile</w:t>
+      </w:r>
+      <w:r>
+        <w:t>.</w:t>
+      </w:r>
+    </w:p>
+    <w:p>
+      <w:pPr>
+        <w:pStyle w:val="NormalWeb"/>
+      </w:pPr>
+    </w:p>
+    <w:p>
+      <w:pPr>
+        <w:spacing w:after="0" w:line="240" w:lineRule="auto"/>
         <w:rPr>
           <w:rFonts w:cs="Times New Roman"/>
           <w:b/>
           <w:bCs/>
-          <w:szCs w:val="28"/>
-        </w:rPr>
+          <w:color w:val="000000" w:themeColor="text1"/>
+          <w:sz w:val="36"/>
+          <w:szCs w:val="28"/>
+        </w:rPr>
+      </w:pPr>
+    </w:p>
+    <w:p>
+      <w:pPr>
+        <w:pStyle w:val="A2"/>
+      </w:pPr>
+      <w:r>
+        <w:br w:type="page"/>
+      </w:r>
+      <w:bookmarkStart w:id="33" w:name="_Toc225335821"/>
+      <w:r>
         <w:lastRenderedPageBreak/>
         <w:t>3.</w:t>
       </w:r>
       <w:r>
-        <w:rPr>
-          <w:rFonts w:cs="Times New Roman"/>
-          <w:b/>
-          <w:bCs/>
-          <w:szCs w:val="28"/>
-        </w:rPr>
         <w:t>2</w:t>
       </w:r>
       <w:r>
-        <w:rPr>
-          <w:rFonts w:cs="Times New Roman"/>
-          <w:b/>
-          <w:bCs/>
-          <w:szCs w:val="28"/>
-        </w:rPr>
         <w:t>. Xây dựng giao diện sản phẩm</w:t>
       </w:r>
+      <w:bookmarkEnd w:id="33"/>
     </w:p>
     <w:p>
       <w:pPr>
@@ -5090,15 +6409,25 @@
     <w:p>
       <w:pPr>
         <w:pStyle w:val="A1"/>
+      </w:pPr>
+      <w:bookmarkStart w:id="34" w:name="_Toc225335822"/>
+      <w:r>
+        <w:lastRenderedPageBreak/>
+        <w:t>KẾT LUẬN</w:t>
+      </w:r>
+      <w:bookmarkEnd w:id="34"/>
+      <w:r>
+        <w:t xml:space="preserve"> </w:t>
+      </w:r>
+    </w:p>
+    <w:p>
+      <w:pPr>
+        <w:pStyle w:val="A1"/>
         <w:rPr>
           <w:rFonts w:eastAsia="Times New Roman"/>
           <w:szCs w:val="36"/>
         </w:rPr>
       </w:pPr>
-      <w:r>
-        <w:lastRenderedPageBreak/>
-        <w:t xml:space="preserve">KẾT LUẬN </w:t>
-      </w:r>
     </w:p>
     <w:p>
       <w:pPr>
@@ -5581,46 +6910,33 @@
     </w:p>
     <w:p>
       <w:pPr>
-        <w:spacing w:line="360" w:lineRule="auto"/>
-        <w:rPr>
-          <w:rFonts w:cs="Times New Roman"/>
-          <w:szCs w:val="28"/>
-        </w:rPr>
-      </w:pPr>
-      <w:r>
-        <w:rPr>
-          <w:rFonts w:eastAsia="Segoe UI" w:cs="Times New Roman"/>
-          <w:szCs w:val="28"/>
+        <w:pStyle w:val="A2"/>
+      </w:pPr>
+      <w:r>
+        <w:rPr>
+          <w:rFonts w:eastAsia="Segoe UI"/>
         </w:rPr>
         <w:lastRenderedPageBreak/>
         <w:br/>
       </w:r>
-      <w:r>
+      <w:bookmarkStart w:id="35" w:name="_Toc225335823"/>
+      <w:r>
+        <w:t>PHỤ LỤC</w:t>
+      </w:r>
+      <w:bookmarkEnd w:id="35"/>
+      <w:r>
+        <w:t xml:space="preserve"> </w:t>
+      </w:r>
+    </w:p>
+    <w:p>
+      <w:pPr>
+        <w:spacing w:line="360" w:lineRule="auto"/>
         <w:rPr>
           <w:rFonts w:cs="Times New Roman"/>
-          <w:b/>
-          <w:bCs/>
-          <w:szCs w:val="28"/>
-        </w:rPr>
-        <w:t>PHỤ LỤC</w:t>
-      </w:r>
-      <w:r>
-        <w:rPr>
-          <w:rFonts w:cs="Times New Roman"/>
-          <w:szCs w:val="28"/>
-        </w:rPr>
-        <w:t xml:space="preserve"> </w:t>
-      </w:r>
-    </w:p>
-    <w:p>
-      <w:pPr>
-        <w:spacing w:line="360" w:lineRule="auto"/>
-        <w:rPr>
-          <w:rFonts w:cs="Times New Roman"/>
-          <w:szCs w:val="28"/>
-        </w:rPr>
-      </w:pPr>
-      <w:hyperlink r:id="rId11" w:history="1">
+          <w:szCs w:val="28"/>
+        </w:rPr>
+      </w:pPr>
+      <w:hyperlink r:id="rId15" w:history="1">
         <w:r>
           <w:rPr>
             <w:rStyle w:val="Hyperlink"/>
@@ -5631,12 +6947,22 @@
         </w:r>
       </w:hyperlink>
     </w:p>
+    <w:p>
+      <w:pPr>
+        <w:jc w:val="center"/>
+        <w:rPr>
+          <w:rFonts w:cs="Times New Roman"/>
+          <w:b/>
+          <w:szCs w:val="28"/>
+        </w:rPr>
+      </w:pPr>
+    </w:p>
     <w:sectPr>
-      <w:headerReference w:type="default" r:id="rId12"/>
-      <w:footerReference w:type="default" r:id="rId13"/>
+      <w:headerReference w:type="default" r:id="rId16"/>
+      <w:footerReference w:type="default" r:id="rId17"/>
       <w:pgSz w:w="12240" w:h="15840" w:code="1"/>
       <w:pgMar w:top="1134" w:right="1134" w:bottom="1134" w:left="1701" w:header="567" w:footer="567" w:gutter="0"/>
-      <w:pgNumType w:start="1"/>
+      <w:pgNumType w:start="2"/>
       <w:cols w:space="708"/>
       <w:docGrid w:linePitch="360"/>
     </w:sectPr>
@@ -5671,9 +6997,58 @@
 
 <file path=word/footer1.xml><?xml version="1.0" encoding="utf-8"?>
 <w:ftr xmlns:wpc="http://schemas.microsoft.com/office/word/2010/wordprocessingCanvas" xmlns:cx="http://schemas.microsoft.com/office/drawing/2014/chartex" xmlns:cx1="http://schemas.microsoft.com/office/drawing/2015/9/8/chartex" xmlns:cx2="http://schemas.microsoft.com/office/drawing/2015/10/21/chartex" xmlns:cx3="http://schemas.microsoft.com/office/drawing/2016/5/9/chartex" xmlns:cx4="http://schemas.microsoft.com/office/drawing/2016/5/10/chartex" xmlns:cx5="http://schemas.microsoft.com/office/drawing/2016/5/11/chartex" xmlns:cx6="http://schemas.microsoft.com/office/drawing/2016/5/12/chartex" xmlns:cx7="http://schemas.microsoft.com/office/drawing/2016/5/13/chartex" xmlns:cx8="http://schemas.microsoft.com/office/drawing/2016/5/14/chartex" xmlns:mc="http://schemas.openxmlformats.org/markup-compatibility/2006" xmlns:aink="http://schemas.microsoft.com/office/drawing/2016/ink" xmlns:am3d="http://schemas.microsoft.com/office/drawing/2017/model3d" xmlns:o="urn:schemas-microsoft-com:office:office" xmlns:r="http://schemas.openxmlformats.org/officeDocument/2006/relationships" xmlns:m="http://schemas.openxmlformats.org/officeDocument/2006/math" xmlns:v="urn:schemas-microsoft-com:vml" xmlns:wp14="http://schemas.microsoft.com/office/word/2010/wordprocessingDrawing" xmlns:wp="http://schemas.openxmlformats.org/drawingml/2006/wordprocessingDrawing" xmlns:w10="urn:schemas-microsoft-com:office:word" xmlns:w="http://schemas.openxmlformats.org/wordprocessingml/2006/main" xmlns:w14="http://schemas.microsoft.com/office/word/2010/wordml" xmlns:w15="http://schemas.microsoft.com/office/word/2012/wordml" xmlns:w16cex="http://schemas.microsoft.com/office/word/2018/wordml/cex" xmlns:w16cid="http://schemas.microsoft.com/office/word/2016/wordml/cid" xmlns:w16="http://schemas.microsoft.com/office/word/2018/wordml" xmlns:w16sdtdh="http://schemas.microsoft.com/office/word/2020/wordml/sdtdatahash" xmlns:w16se="http://schemas.microsoft.com/office/word/2015/wordml/symex" xmlns:wpg="http://schemas.microsoft.com/office/word/2010/wordprocessingGroup" xmlns:wpi="http://schemas.microsoft.com/office/word/2010/wordprocessingInk" xmlns:wne="http://schemas.microsoft.com/office/word/2006/wordml" xmlns:wps="http://schemas.microsoft.com/office/word/2010/wordprocessingShape" mc:Ignorable="w14 w15 w16se w16cid w16 w16cex w16sdtdh wp14">
+  <w:p>
+    <w:pPr>
+      <w:pStyle w:val="Footer"/>
+      <w:jc w:val="center"/>
+    </w:pPr>
+  </w:p>
+  <w:p>
+    <w:pPr>
+      <w:pStyle w:val="Footer"/>
+    </w:pPr>
+  </w:p>
+</w:ftr>
+</file>
+
+<file path=word/footer2.xml><?xml version="1.0" encoding="utf-8"?>
+<w:ftr xmlns:wpc="http://schemas.microsoft.com/office/word/2010/wordprocessingCanvas" xmlns:cx="http://schemas.microsoft.com/office/drawing/2014/chartex" xmlns:cx1="http://schemas.microsoft.com/office/drawing/2015/9/8/chartex" xmlns:cx2="http://schemas.microsoft.com/office/drawing/2015/10/21/chartex" xmlns:cx3="http://schemas.microsoft.com/office/drawing/2016/5/9/chartex" xmlns:cx4="http://schemas.microsoft.com/office/drawing/2016/5/10/chartex" xmlns:cx5="http://schemas.microsoft.com/office/drawing/2016/5/11/chartex" xmlns:cx6="http://schemas.microsoft.com/office/drawing/2016/5/12/chartex" xmlns:cx7="http://schemas.microsoft.com/office/drawing/2016/5/13/chartex" xmlns:cx8="http://schemas.microsoft.com/office/drawing/2016/5/14/chartex" xmlns:mc="http://schemas.openxmlformats.org/markup-compatibility/2006" xmlns:aink="http://schemas.microsoft.com/office/drawing/2016/ink" xmlns:am3d="http://schemas.microsoft.com/office/drawing/2017/model3d" xmlns:o="urn:schemas-microsoft-com:office:office" xmlns:r="http://schemas.openxmlformats.org/officeDocument/2006/relationships" xmlns:m="http://schemas.openxmlformats.org/officeDocument/2006/math" xmlns:v="urn:schemas-microsoft-com:vml" xmlns:wp14="http://schemas.microsoft.com/office/word/2010/wordprocessingDrawing" xmlns:wp="http://schemas.openxmlformats.org/drawingml/2006/wordprocessingDrawing" xmlns:w10="urn:schemas-microsoft-com:office:word" xmlns:w="http://schemas.openxmlformats.org/wordprocessingml/2006/main" xmlns:w14="http://schemas.microsoft.com/office/word/2010/wordml" xmlns:w15="http://schemas.microsoft.com/office/word/2012/wordml" xmlns:w16cex="http://schemas.microsoft.com/office/word/2018/wordml/cex" xmlns:w16cid="http://schemas.microsoft.com/office/word/2016/wordml/cid" xmlns:w16="http://schemas.microsoft.com/office/word/2018/wordml" xmlns:w16sdtdh="http://schemas.microsoft.com/office/word/2020/wordml/sdtdatahash" xmlns:w16se="http://schemas.microsoft.com/office/word/2015/wordml/symex" xmlns:wpg="http://schemas.microsoft.com/office/word/2010/wordprocessingGroup" xmlns:wpi="http://schemas.microsoft.com/office/word/2010/wordprocessingInk" xmlns:wne="http://schemas.microsoft.com/office/word/2006/wordml" xmlns:wps="http://schemas.microsoft.com/office/word/2010/wordprocessingShape" mc:Ignorable="w14 w15 w16se w16cid w16 w16cex w16sdtdh wp14">
+  <w:p>
+    <w:pPr>
+      <w:pStyle w:val="Footer"/>
+      <w:jc w:val="center"/>
+      <w:rPr>
+        <w:b/>
+        <w:bCs/>
+      </w:rPr>
+    </w:pPr>
+    <w:r>
+      <w:rPr>
+        <w:b/>
+        <w:bCs/>
+      </w:rPr>
+      <w:t>1</w:t>
+    </w:r>
+  </w:p>
+  <w:p>
+    <w:pPr>
+      <w:pStyle w:val="Footer"/>
+      <w:rPr>
+        <w:b/>
+        <w:bCs/>
+        <w:sz w:val="20"/>
+        <w:szCs w:val="20"/>
+      </w:rPr>
+    </w:pPr>
+  </w:p>
+</w:ftr>
+</file>
+
+<file path=word/footer3.xml><?xml version="1.0" encoding="utf-8"?>
+<w:ftr xmlns:wpc="http://schemas.microsoft.com/office/word/2010/wordprocessingCanvas" xmlns:cx="http://schemas.microsoft.com/office/drawing/2014/chartex" xmlns:cx1="http://schemas.microsoft.com/office/drawing/2015/9/8/chartex" xmlns:cx2="http://schemas.microsoft.com/office/drawing/2015/10/21/chartex" xmlns:cx3="http://schemas.microsoft.com/office/drawing/2016/5/9/chartex" xmlns:cx4="http://schemas.microsoft.com/office/drawing/2016/5/10/chartex" xmlns:cx5="http://schemas.microsoft.com/office/drawing/2016/5/11/chartex" xmlns:cx6="http://schemas.microsoft.com/office/drawing/2016/5/12/chartex" xmlns:cx7="http://schemas.microsoft.com/office/drawing/2016/5/13/chartex" xmlns:cx8="http://schemas.microsoft.com/office/drawing/2016/5/14/chartex" xmlns:mc="http://schemas.openxmlformats.org/markup-compatibility/2006" xmlns:aink="http://schemas.microsoft.com/office/drawing/2016/ink" xmlns:am3d="http://schemas.microsoft.com/office/drawing/2017/model3d" xmlns:o="urn:schemas-microsoft-com:office:office" xmlns:r="http://schemas.openxmlformats.org/officeDocument/2006/relationships" xmlns:m="http://schemas.openxmlformats.org/officeDocument/2006/math" xmlns:v="urn:schemas-microsoft-com:vml" xmlns:wp14="http://schemas.microsoft.com/office/word/2010/wordprocessingDrawing" xmlns:wp="http://schemas.openxmlformats.org/drawingml/2006/wordprocessingDrawing" xmlns:w10="urn:schemas-microsoft-com:office:word" xmlns:w="http://schemas.openxmlformats.org/wordprocessingml/2006/main" xmlns:w14="http://schemas.microsoft.com/office/word/2010/wordml" xmlns:w15="http://schemas.microsoft.com/office/word/2012/wordml" xmlns:w16cex="http://schemas.microsoft.com/office/word/2018/wordml/cex" xmlns:w16cid="http://schemas.microsoft.com/office/word/2016/wordml/cid" xmlns:w16="http://schemas.microsoft.com/office/word/2018/wordml" xmlns:w16sdtdh="http://schemas.microsoft.com/office/word/2020/wordml/sdtdatahash" xmlns:w16se="http://schemas.microsoft.com/office/word/2015/wordml/symex" xmlns:wpg="http://schemas.microsoft.com/office/word/2010/wordprocessingGroup" xmlns:wpi="http://schemas.microsoft.com/office/word/2010/wordprocessingInk" xmlns:wne="http://schemas.microsoft.com/office/word/2006/wordml" xmlns:wps="http://schemas.microsoft.com/office/word/2010/wordprocessingShape" mc:Ignorable="w14 w15 w16se w16cid w16 w16cex w16sdtdh wp14">
   <w:sdt>
     <w:sdtPr>
-      <w:id w:val="1145544912"/>
+      <w:id w:val="693427148"/>
       <w:docPartObj>
         <w:docPartGallery w:val="Page Numbers (Bottom of Page)"/>
         <w:docPartUnique/>
@@ -5681,7 +7056,8 @@
     </w:sdtPr>
     <w:sdtEndPr>
       <w:rPr>
-        <w:noProof/>
+        <w:b/>
+        <w:bCs/>
       </w:rPr>
     </w:sdtEndPr>
     <w:sdtContent>
@@ -5689,25 +7065,43 @@
         <w:pPr>
           <w:pStyle w:val="Footer"/>
           <w:jc w:val="center"/>
+          <w:rPr>
+            <w:b/>
+            <w:bCs/>
+          </w:rPr>
         </w:pPr>
         <w:r>
+          <w:rPr>
+            <w:b/>
+            <w:bCs/>
+          </w:rPr>
           <w:fldChar w:fldCharType="begin"/>
         </w:r>
         <w:r>
+          <w:rPr>
+            <w:b/>
+            <w:bCs/>
+          </w:rPr>
           <w:instrText xml:space="preserve"> PAGE   \* MERGEFORMAT </w:instrText>
         </w:r>
         <w:r>
+          <w:rPr>
+            <w:b/>
+            <w:bCs/>
+          </w:rPr>
           <w:fldChar w:fldCharType="separate"/>
         </w:r>
         <w:r>
           <w:rPr>
-            <w:noProof/>
+            <w:b/>
+            <w:bCs/>
           </w:rPr>
           <w:t>2</w:t>
         </w:r>
         <w:r>
           <w:rPr>
-            <w:noProof/>
+            <w:b/>
+            <w:bCs/>
           </w:rPr>
           <w:fldChar w:fldCharType="end"/>
         </w:r>
@@ -5717,6 +7111,7 @@
   <w:p>
     <w:pPr>
       <w:pStyle w:val="Footer"/>
+      <w:jc w:val="center"/>
     </w:pPr>
   </w:p>
 </w:ftr>
@@ -10898,7 +12293,6 @@
   <w:style w:type="character" w:default="1" w:styleId="DefaultParagraphFont">
     <w:name w:val="Default Paragraph Font"/>
     <w:uiPriority w:val="1"/>
-    <w:semiHidden/>
     <w:unhideWhenUsed/>
   </w:style>
   <w:style w:type="table" w:default="1" w:styleId="TableNormal">
@@ -11585,6 +12979,10 @@
 </file>
 
 <file path=customXml/item1.xml><?xml version="1.0" encoding="utf-8"?>
+<b:Sources xmlns:b="http://schemas.openxmlformats.org/officeDocument/2006/bibliography" xmlns="http://schemas.openxmlformats.org/officeDocument/2006/bibliography" SelectedStyle="\APASixthEditionOfficeOnline.xsl" StyleName="APA" Version="6"/>
+</file>
+
+<file path=customXml/item2.xml><?xml version="1.0" encoding="utf-8"?>
 <s:customData xmlns="http://www.wps.cn/officeDocument/2013/wpsCustomData" xmlns:s="http://www.wps.cn/officeDocument/2013/wpsCustomData">
   <customSectProps>
     <customSectPr/>
@@ -11597,22 +12995,18 @@
 </s:customData>
 </file>
 
-<file path=customXml/item2.xml><?xml version="1.0" encoding="utf-8"?>
-<b:Sources xmlns:b="http://schemas.openxmlformats.org/officeDocument/2006/bibliography" xmlns="http://schemas.openxmlformats.org/officeDocument/2006/bibliography" SelectedStyle="\APASixthEditionOfficeOnline.xsl" StyleName="APA" Version="6"/>
+<file path=customXml/itemProps1.xml><?xml version="1.0" encoding="utf-8"?>
+<ds:datastoreItem xmlns:ds="http://schemas.openxmlformats.org/officeDocument/2006/customXml" ds:itemID="{2B9ED210-EE4D-4D30-9582-1FE901CF48AD}">
+  <ds:schemaRefs>
+    <ds:schemaRef ds:uri="http://schemas.openxmlformats.org/officeDocument/2006/bibliography"/>
+  </ds:schemaRefs>
+</ds:datastoreItem>
 </file>
 
-<file path=customXml/itemProps1.xml><?xml version="1.0" encoding="utf-8"?>
+<file path=customXml/itemProps2.xml><?xml version="1.0" encoding="utf-8"?>
 <ds:datastoreItem xmlns:ds="http://schemas.openxmlformats.org/officeDocument/2006/customXml" ds:itemID="{B1977F7D-205B-4081-913C-38D41E755F92}">
   <ds:schemaRefs>
     <ds:schemaRef ds:uri="http://www.wps.cn/officeDocument/2013/wpsCustomData"/>
   </ds:schemaRefs>
 </ds:datastoreItem>
-</file>
-
-<file path=customXml/itemProps2.xml><?xml version="1.0" encoding="utf-8"?>
-<ds:datastoreItem xmlns:ds="http://schemas.openxmlformats.org/officeDocument/2006/customXml" ds:itemID="{2B9ED210-EE4D-4D30-9582-1FE901CF48AD}">
-  <ds:schemaRefs>
-    <ds:schemaRef ds:uri="http://schemas.openxmlformats.org/officeDocument/2006/bibliography"/>
-  </ds:schemaRefs>
-</ds:datastoreItem>
 </file>
--- a/baocao/baocaoN9.docx
+++ b/baocao/baocaoN9.docx
@@ -1,6 +1,6 @@
 
 <file path=word/document.xml><?xml version="1.0" encoding="utf-8"?>
-<w:document xmlns:wpc="http://schemas.microsoft.com/office/word/2010/wordprocessingCanvas" xmlns:cx="http://schemas.microsoft.com/office/drawing/2014/chartex" xmlns:cx1="http://schemas.microsoft.com/office/drawing/2015/9/8/chartex" xmlns:cx2="http://schemas.microsoft.com/office/drawing/2015/10/21/chartex" xmlns:cx3="http://schemas.microsoft.com/office/drawing/2016/5/9/chartex" xmlns:cx4="http://schemas.microsoft.com/office/drawing/2016/5/10/chartex" xmlns:cx5="http://schemas.microsoft.com/office/drawing/2016/5/11/chartex" xmlns:cx6="http://schemas.microsoft.com/office/drawing/2016/5/12/chartex" xmlns:cx7="http://schemas.microsoft.com/office/drawing/2016/5/13/chartex" xmlns:cx8="http://schemas.microsoft.com/office/drawing/2016/5/14/chartex" xmlns:mc="http://schemas.openxmlformats.org/markup-compatibility/2006" xmlns:aink="http://schemas.microsoft.com/office/drawing/2016/ink" xmlns:am3d="http://schemas.microsoft.com/office/drawing/2017/model3d" xmlns:o="urn:schemas-microsoft-com:office:office" xmlns:r="http://schemas.openxmlformats.org/officeDocument/2006/relationships" xmlns:m="http://schemas.openxmlformats.org/officeDocument/2006/math" xmlns:v="urn:schemas-microsoft-com:vml" xmlns:wp14="http://schemas.microsoft.com/office/word/2010/wordprocessingDrawing" xmlns:wp="http://schemas.openxmlformats.org/drawingml/2006/wordprocessingDrawing" xmlns:w10="urn:schemas-microsoft-com:office:word" xmlns:w="http://schemas.openxmlformats.org/wordprocessingml/2006/main" xmlns:w14="http://schemas.microsoft.com/office/word/2010/wordml" xmlns:w15="http://schemas.microsoft.com/office/word/2012/wordml" xmlns:w16cex="http://schemas.microsoft.com/office/word/2018/wordml/cex" xmlns:w16cid="http://schemas.microsoft.com/office/word/2016/wordml/cid" xmlns:w16="http://schemas.microsoft.com/office/word/2018/wordml" xmlns:w16sdtdh="http://schemas.microsoft.com/office/word/2020/wordml/sdtdatahash" xmlns:w16se="http://schemas.microsoft.com/office/word/2015/wordml/symex" xmlns:wpg="http://schemas.microsoft.com/office/word/2010/wordprocessingGroup" xmlns:wpi="http://schemas.microsoft.com/office/word/2010/wordprocessingInk" xmlns:wne="http://schemas.microsoft.com/office/word/2006/wordml" xmlns:wps="http://schemas.microsoft.com/office/word/2010/wordprocessingShape" mc:Ignorable="w14 w15 w16se w16cid w16 w16cex w16sdtdh wp14">
+<w:document xmlns:wpc="http://schemas.microsoft.com/office/word/2010/wordprocessingCanvas" xmlns:cx="http://schemas.microsoft.com/office/drawing/2014/chartex" xmlns:cx1="http://schemas.microsoft.com/office/drawing/2015/9/8/chartex" xmlns:cx2="http://schemas.microsoft.com/office/drawing/2015/10/21/chartex" xmlns:cx3="http://schemas.microsoft.com/office/drawing/2016/5/9/chartex" xmlns:cx4="http://schemas.microsoft.com/office/drawing/2016/5/10/chartex" xmlns:cx5="http://schemas.microsoft.com/office/drawing/2016/5/11/chartex" xmlns:cx6="http://schemas.microsoft.com/office/drawing/2016/5/12/chartex" xmlns:cx7="http://schemas.microsoft.com/office/drawing/2016/5/13/chartex" xmlns:cx8="http://schemas.microsoft.com/office/drawing/2016/5/14/chartex" xmlns:mc="http://schemas.openxmlformats.org/markup-compatibility/2006" xmlns:aink="http://schemas.microsoft.com/office/drawing/2016/ink" xmlns:am3d="http://schemas.microsoft.com/office/drawing/2017/model3d" xmlns:o="urn:schemas-microsoft-com:office:office" xmlns:oel="http://schemas.microsoft.com/office/2019/extlst" xmlns:r="http://schemas.openxmlformats.org/officeDocument/2006/relationships" xmlns:m="http://schemas.openxmlformats.org/officeDocument/2006/math" xmlns:v="urn:schemas-microsoft-com:vml" xmlns:wp14="http://schemas.microsoft.com/office/word/2010/wordprocessingDrawing" xmlns:wp="http://schemas.openxmlformats.org/drawingml/2006/wordprocessingDrawing" xmlns:w10="urn:schemas-microsoft-com:office:word" xmlns:w="http://schemas.openxmlformats.org/wordprocessingml/2006/main" xmlns:w14="http://schemas.microsoft.com/office/word/2010/wordml" xmlns:w15="http://schemas.microsoft.com/office/word/2012/wordml" xmlns:w16cex="http://schemas.microsoft.com/office/word/2018/wordml/cex" xmlns:w16cid="http://schemas.microsoft.com/office/word/2016/wordml/cid" xmlns:w16="http://schemas.microsoft.com/office/word/2018/wordml" xmlns:w16du="http://schemas.microsoft.com/office/word/2023/wordml/word16du" xmlns:w16sdtdh="http://schemas.microsoft.com/office/word/2020/wordml/sdtdatahash" xmlns:w16sdtfl="http://schemas.microsoft.com/office/word/2024/wordml/sdtformatlock" xmlns:w16se="http://schemas.microsoft.com/office/word/2015/wordml/symex" xmlns:wpg="http://schemas.microsoft.com/office/word/2010/wordprocessingGroup" xmlns:wpi="http://schemas.microsoft.com/office/word/2010/wordprocessingInk" xmlns:wne="http://schemas.microsoft.com/office/word/2006/wordml" xmlns:wps="http://schemas.microsoft.com/office/word/2010/wordprocessingShape" mc:Ignorable="w14 w15 w16se w16cid w16 w16cex w16sdtdh w16sdtfl w16du wp14">
   <w:body>
     <w:tbl>
       <w:tblPr>
@@ -123,7 +123,7 @@
                     </wp:anchor>
                   </w:drawing>
                 </mc:Choice>
-                <mc:Fallback xmlns:oel="http://schemas.microsoft.com/office/2019/extlst" xmlns:w16du="http://schemas.microsoft.com/office/word/2023/wordml/word16du" xmlns:w16sdtfl="http://schemas.microsoft.com/office/word/2024/wordml/sdtformatlock" xmlns:wpsCustomData="http://www.wps.cn/officeDocument/2013/wpsCustomData">
+                <mc:Fallback xmlns:wpsCustomData="http://www.wps.cn/officeDocument/2013/wpsCustomData">
                   <w:pict>
                     <v:line id="_x0000_s1026" o:spid="_x0000_s1026" o:spt="20" style="position:absolute;left:0pt;flip:y;margin-left:188.05pt;margin-top:22.35pt;height:0pt;width:161.25pt;z-index:251662336;mso-width-relative:page;mso-height-relative:page;" filled="f" stroked="t" coordsize="21600,21600" o:gfxdata="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">
                       <v:fill on="f" focussize="0,0"/>
@@ -280,7 +280,7 @@
                     </wp:inline>
                   </w:drawing>
                 </mc:Choice>
-                <mc:Fallback xmlns:oel="http://schemas.microsoft.com/office/2019/extlst" xmlns:w16du="http://schemas.microsoft.com/office/word/2023/wordml/word16du" xmlns:w16sdtfl="http://schemas.microsoft.com/office/word/2024/wordml/sdtformatlock" xmlns:wpsCustomData="http://www.wps.cn/officeDocument/2013/wpsCustomData">
+                <mc:Fallback xmlns:wpsCustomData="http://www.wps.cn/officeDocument/2013/wpsCustomData">
                   <w:pict>
                     <v:rect id="Rectangle 2" o:spid="_x0000_s1026" o:spt="1" alt="Giới Thiệu Trường Đại Học Khánh Hòa - UKH" style="height:24pt;width:24pt;" filled="f" stroked="f" coordsize="21600,21600" o:gfxdata="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">
                       <v:fill on="f" focussize="0,0"/>
@@ -483,42 +483,6 @@
                 <w:szCs w:val="36"/>
               </w:rPr>
               <w:t>RANFORMER</w:t>
-            </w:r>
-            <w:r>
-              <w:rPr>
-                <w:rFonts w:cs="Times New Roman"/>
-                <w:b/>
-                <w:sz w:val="36"/>
-                <w:szCs w:val="36"/>
-              </w:rPr>
-              <w:t xml:space="preserve"> </w:t>
-            </w:r>
-            <w:r>
-              <w:rPr>
-                <w:rFonts w:cs="Times New Roman"/>
-                <w:b/>
-                <w:sz w:val="36"/>
-                <w:szCs w:val="36"/>
-              </w:rPr>
-              <w:t xml:space="preserve">VÀ </w:t>
-            </w:r>
-            <w:r>
-              <w:rPr>
-                <w:rFonts w:cs="Times New Roman"/>
-                <w:b/>
-                <w:sz w:val="36"/>
-                <w:szCs w:val="36"/>
-              </w:rPr>
-              <w:t>W</w:t>
-            </w:r>
-            <w:r>
-              <w:rPr>
-                <w:rFonts w:cs="Times New Roman"/>
-                <w:b/>
-                <w:sz w:val="36"/>
-                <w:szCs w:val="36"/>
-              </w:rPr>
-              <w:t>EKA</w:t>
             </w:r>
             <w:r>
               <w:rPr>
@@ -846,7 +810,7 @@
                     </wp:anchor>
                   </w:drawing>
                 </mc:Choice>
-                <mc:Fallback xmlns:oel="http://schemas.microsoft.com/office/2019/extlst" xmlns:w16du="http://schemas.microsoft.com/office/word/2023/wordml/word16du" xmlns:w16sdtfl="http://schemas.microsoft.com/office/word/2024/wordml/sdtformatlock" xmlns:wpsCustomData="http://www.wps.cn/officeDocument/2013/wpsCustomData">
+                <mc:Fallback xmlns:wpsCustomData="http://www.wps.cn/officeDocument/2013/wpsCustomData">
                   <w:pict>
                     <v:line id="_x0000_s1026" o:spid="_x0000_s1026" o:spt="20" style="position:absolute;left:0pt;flip:y;margin-left:198.25pt;margin-top:22.35pt;height:0pt;width:161.25pt;z-index:251661312;mso-width-relative:page;mso-height-relative:page;" filled="f" stroked="t" coordsize="21600,21600" o:gfxdata="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">
                       <v:fill on="f" focussize="0,0"/>
@@ -1003,7 +967,7 @@
                     </wp:inline>
                   </w:drawing>
                 </mc:Choice>
-                <mc:Fallback xmlns:oel="http://schemas.microsoft.com/office/2019/extlst" xmlns:w16du="http://schemas.microsoft.com/office/word/2023/wordml/word16du" xmlns:w16sdtfl="http://schemas.microsoft.com/office/word/2024/wordml/sdtformatlock" xmlns:wpsCustomData="http://www.wps.cn/officeDocument/2013/wpsCustomData">
+                <mc:Fallback xmlns:wpsCustomData="http://www.wps.cn/officeDocument/2013/wpsCustomData">
                   <w:pict>
                     <v:rect id="Rectangle 7" o:spid="_x0000_s1026" o:spt="1" alt="Giới Thiệu Trường Đại Học Khánh Hòa - UKH" style="height:24pt;width:24pt;" filled="f" stroked="f" coordsize="21600,21600" o:gfxdata="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">
                       <v:fill on="f" focussize="0,0"/>
@@ -1118,7 +1082,7 @@
                 <w:sz w:val="36"/>
                 <w:szCs w:val="36"/>
               </w:rPr>
-              <w:t xml:space="preserve">XÂY DỰNG MÔ HÌNH TRANFORMER VÀ WEKA </w:t>
+              <w:t xml:space="preserve">XÂY DỰNG MÔ HÌNH TRANFORMER </w:t>
             </w:r>
           </w:p>
           <w:p>
@@ -4858,11 +4822,11 @@
       </w:pPr>
       <w:bookmarkStart w:id="10" w:name="_Toc219155564"/>
       <w:bookmarkStart w:id="11" w:name="_Toc219155776"/>
-      <w:bookmarkStart w:id="12" w:name="_Toc218664537"/>
-      <w:bookmarkStart w:id="13" w:name="_Toc18753"/>
-      <w:bookmarkStart w:id="14" w:name="_Toc8263"/>
-      <w:bookmarkStart w:id="15" w:name="_Toc501"/>
-      <w:bookmarkStart w:id="16" w:name="_Toc225335806"/>
+      <w:bookmarkStart w:id="12" w:name="_Toc225335806"/>
+      <w:bookmarkStart w:id="13" w:name="_Toc218664537"/>
+      <w:bookmarkStart w:id="14" w:name="_Toc18753"/>
+      <w:bookmarkStart w:id="15" w:name="_Toc8263"/>
+      <w:bookmarkStart w:id="16" w:name="_Toc501"/>
       <w:r>
         <w:t xml:space="preserve">CHƯƠNG 1. TỔNG QUAN </w:t>
       </w:r>
@@ -4871,7 +4835,7 @@
       <w:r>
         <w:t>ĐỀ TÀI</w:t>
       </w:r>
-      <w:bookmarkEnd w:id="16"/>
+      <w:bookmarkEnd w:id="12"/>
     </w:p>
     <w:p>
       <w:pPr>
@@ -4891,10 +4855,10 @@
       <w:bookmarkEnd w:id="7"/>
       <w:bookmarkEnd w:id="8"/>
       <w:bookmarkEnd w:id="9"/>
-      <w:bookmarkEnd w:id="12"/>
       <w:bookmarkEnd w:id="13"/>
       <w:bookmarkEnd w:id="14"/>
       <w:bookmarkEnd w:id="15"/>
+      <w:bookmarkEnd w:id="16"/>
       <w:r>
         <w:t>1.1. Lý do chọn đề tài</w:t>
       </w:r>
@@ -5449,7 +5413,21 @@
           <w:sz w:val="28"/>
           <w:szCs w:val="28"/>
         </w:rPr>
-        <w:t>Trong Chương 3, em tập trung vào quy trình xây dựng thực nghiệm và phân tích kết quả, từ bước tiền xử lý dữ liệu The Pile, cách cấu hình mô hình Transformer để lấy vector đặc trưng cho đến việc thực hiện các thuật toán phân tích trên giao diện Weka. Chương này cũng đưa ra các nhận xét, đánh giá về ưu nhược điểm của phương pháp đề xuất dựa trên các số liệu thực tế thu được.</w:t>
+        <w:t xml:space="preserve">Trong Chương 3, </w:t>
+      </w:r>
+      <w:r>
+        <w:rPr>
+          <w:sz w:val="28"/>
+          <w:szCs w:val="28"/>
+        </w:rPr>
+        <w:t>nhóm</w:t>
+      </w:r>
+      <w:r>
+        <w:rPr>
+          <w:sz w:val="28"/>
+          <w:szCs w:val="28"/>
+        </w:rPr>
+        <w:t xml:space="preserve"> tập trung vào quy trình xây dựng thực nghiệm và phân tích kết quả, từ bước tiền xử lý dữ liệu The Pile, cách cấu hình mô hình Transformer để lấy vector đặc trưng cho đến việc thực hiện các thuật toán phân tích trên giao diện Weka. Chương này cũng đưa ra các nhận xét, đánh giá về ưu nhược điểm của phương pháp đề xuất dựa trên các số liệu thực tế thu được.</w:t>
       </w:r>
     </w:p>
     <w:p>
@@ -5599,7 +5577,7 @@
           <w:szCs w:val="28"/>
         </w:rPr>
         <w:drawing>
-          <wp:inline distT="0" distB="0" distL="0" distR="0" wp14:anchorId="4F07C2FA" wp14:editId="77CFD42C">
+          <wp:inline distT="0" distB="0" distL="0" distR="0" wp14:anchorId="4F07C2FA" wp14:editId="3504CA3D">
             <wp:extent cx="1649744" cy="1367667"/>
             <wp:effectExtent l="0" t="0" r="7620" b="4445"/>
             <wp:docPr id="3" name="Picture 3"/>
@@ -6158,153 +6136,416 @@
         <w:br w:type="page"/>
       </w:r>
       <w:bookmarkStart w:id="33" w:name="_Toc225335821"/>
+    </w:p>
+    <w:p>
+      <w:pPr>
+        <w:pStyle w:val="A2"/>
+      </w:pPr>
       <w:r>
         <w:lastRenderedPageBreak/>
+        <w:t>3.2. Xây dựng thực nghiệm và phân tích quy trình</w:t>
+      </w:r>
+    </w:p>
+    <w:p>
+      <w:pPr>
+        <w:pStyle w:val="A2"/>
+        <w:rPr>
+          <w:lang w:val="vi-VN"/>
+        </w:rPr>
+      </w:pPr>
+      <w:r>
+        <w:rPr>
+          <w:lang w:val="vi-VN"/>
+        </w:rPr>
+        <w:t>3.2.1. Cấu hình kỹ thuật QLoRA cho mô hình Llama 3.1</w:t>
+      </w:r>
+    </w:p>
+    <w:p>
+      <w:pPr>
+        <w:pStyle w:val="A2"/>
+        <w:rPr>
+          <w:lang w:val="vi-VN"/>
+        </w:rPr>
+      </w:pPr>
+      <w:r>
+        <w:rPr>
+          <w:lang w:val="vi-VN"/>
+        </w:rPr>
+        <w:t>Nhóm lựa chọn mô hình nền tảng là Llama 3.1-8B-Instruct. Để có thể vận hành mô hình này trên môi trường điện toán đám mây có giới hạn về VRAM (như Google Colab), nhóm áp dụng kỹ thuật QLoRA (Quantized Low-Rank Adaptation):</w:t>
+      </w:r>
+    </w:p>
+    <w:p>
+      <w:pPr>
+        <w:spacing w:line="360" w:lineRule="auto"/>
+        <w:rPr>
+          <w:lang w:val="vi-VN"/>
+        </w:rPr>
+      </w:pPr>
+      <w:r>
+        <w:rPr>
+          <w:lang w:val="vi-VN"/>
+        </w:rPr>
+        <w:t>Quantization (Lượng tử hóa 4-bit): Sử dụng cấu hình BitsAndBytes với kiểu dữ liệu NF4 (NormalFloat 4-bit). Kỹ thuật này nén các trọng số của mô hình từ 16-bit xuống 4-bit, giúp giảm dung lượng bộ nhớ đồ họa cần thiết xuống hơn 4 lần mà vẫn giữ được độ chính xác gần tương đương mô hình gốc.</w:t>
+      </w:r>
+    </w:p>
+    <w:p>
+      <w:pPr>
+        <w:spacing w:line="360" w:lineRule="auto"/>
+        <w:rPr>
+          <w:lang w:val="vi-VN"/>
+        </w:rPr>
+      </w:pPr>
+      <w:r>
+        <w:rPr>
+          <w:lang w:val="vi-VN"/>
+        </w:rPr>
+        <w:t>Cấu hình LoRA (Low-Rank Adaptation): Thay vì cập nhật toàn bộ tham số, nhóm chỉ thêm vào các ma trận bổ trợ (Adapters) với các tham số:</w:t>
+      </w:r>
+    </w:p>
+    <w:p>
+      <w:pPr>
+        <w:spacing w:line="360" w:lineRule="auto"/>
+        <w:ind w:left="720"/>
+        <w:rPr>
+          <w:lang w:val="vi-VN"/>
+        </w:rPr>
+      </w:pPr>
+      <w:r>
+        <w:t>-</w:t>
+      </w:r>
+      <w:r>
+        <w:rPr>
+          <w:lang w:val="vi-VN"/>
+        </w:rPr>
+        <w:t>Rank (r = 16): Độ rộng của ma trận bổ trợ, quyết định khả năng học các đặc trưng mới.</w:t>
+      </w:r>
+    </w:p>
+    <w:p>
+      <w:pPr>
+        <w:spacing w:line="360" w:lineRule="auto"/>
+        <w:ind w:left="720"/>
+        <w:rPr>
+          <w:lang w:val="vi-VN"/>
+        </w:rPr>
+      </w:pPr>
+      <w:r>
+        <w:t>-</w:t>
+      </w:r>
+      <w:r>
+        <w:rPr>
+          <w:lang w:val="vi-VN"/>
+        </w:rPr>
+        <w:t>LoRA Alpha (32): Hệ số tỉ lệ để điều chỉnh ảnh hưởng của các Adapter lên trọng số gốc.</w:t>
+      </w:r>
+    </w:p>
+    <w:p>
+      <w:pPr>
+        <w:spacing w:line="360" w:lineRule="auto"/>
+        <w:ind w:left="720"/>
+        <w:rPr>
+          <w:lang w:val="vi-VN"/>
+        </w:rPr>
+      </w:pPr>
+      <w:r>
+        <w:t>-</w:t>
+      </w:r>
+      <w:r>
+        <w:rPr>
+          <w:lang w:val="vi-VN"/>
+        </w:rPr>
+        <w:t>Target Modules: Tập trung tinh chỉnh vào các lớp Attention (q_proj, k_proj, v_proj) và lớp MLP (gate_proj, up_proj) để mô hình nắm bắt tốt nhất cấu trúc ngôn ngữ của tập The Pile.</w:t>
+      </w:r>
+    </w:p>
+    <w:p>
+      <w:pPr>
+        <w:pStyle w:val="A2"/>
+        <w:rPr>
+          <w:lang w:val="vi-VN"/>
+        </w:rPr>
+      </w:pPr>
+      <w:r>
+        <w:rPr>
+          <w:lang w:val="vi-VN"/>
+        </w:rPr>
+        <w:t>3.2.2. Quy trình trích xuất và tiền xử lý dữ liệu từ tập con của The Pile</w:t>
+      </w:r>
+    </w:p>
+    <w:p>
+      <w:pPr>
+        <w:pStyle w:val="A2"/>
+        <w:rPr>
+          <w:lang w:val="vi-VN"/>
+        </w:rPr>
+      </w:pPr>
+      <w:r>
+        <w:rPr>
+          <w:lang w:val="vi-VN"/>
+        </w:rPr>
+        <w:t>Do kích thước khổng lồ của tập dữ liệu The Pile (825GB), nhóm đã thực hiện quy trình trích xuất và làm sạch dữ liệu như sau:</w:t>
+      </w:r>
+    </w:p>
+    <w:p>
+      <w:pPr>
+        <w:spacing w:line="360" w:lineRule="auto"/>
+        <w:ind w:left="720"/>
+        <w:rPr>
+          <w:lang w:val="vi-VN"/>
+        </w:rPr>
+      </w:pPr>
+      <w:r>
+        <w:rPr>
+          <w:lang w:val="vi-VN"/>
+        </w:rPr>
+        <w:t>Trích xuất tập con (Subsampling): Lấy ra các mẫu dữ liệu đa dạng dưới dạng jsonl, bao gồm các đoạn hội thoại, bài báo khoa học và mã nguồn phần mềm.</w:t>
+      </w:r>
+    </w:p>
+    <w:p>
+      <w:pPr>
+        <w:spacing w:line="360" w:lineRule="auto"/>
+        <w:ind w:left="720"/>
+        <w:rPr>
+          <w:lang w:val="vi-VN"/>
+        </w:rPr>
+      </w:pPr>
+      <w:r>
+        <w:rPr>
+          <w:lang w:val="vi-VN"/>
+        </w:rPr>
+        <w:t>Định dạng lại dữ liệu (Formatting): Chuyển đổi dữ liệu thô sang cấu trúc Instruction - Output (Câu lệnh - Phản hồi).</w:t>
+      </w:r>
+    </w:p>
+    <w:p>
+      <w:pPr>
+        <w:spacing w:line="360" w:lineRule="auto"/>
+        <w:ind w:left="720"/>
+        <w:rPr>
+          <w:lang w:val="vi-VN"/>
+        </w:rPr>
+      </w:pPr>
+      <w:r>
+        <w:rPr>
+          <w:lang w:val="vi-VN"/>
+        </w:rPr>
+        <w:lastRenderedPageBreak/>
+        <w:t>Áp dụng Chat Template: Sử dụng mẫu hội thoại chuẩn của Llama 3 để phân định rõ vai trò của Hệ thống (System), Người dùng (User) và Trợ lý (Assistant). Điều này giúp mô hình nhận diện được điểm bắt đầu và kết thúc của mỗi lượt hội thoại thông qua các thẻ đặc biệt (tokens).</w:t>
+      </w:r>
+    </w:p>
+    <w:p>
+      <w:pPr>
+        <w:spacing w:line="360" w:lineRule="auto"/>
+        <w:ind w:left="720"/>
+        <w:rPr>
+          <w:lang w:val="vi-VN"/>
+        </w:rPr>
+      </w:pPr>
+      <w:r>
+        <w:rPr>
+          <w:lang w:val="vi-VN"/>
+        </w:rPr>
+        <w:t>Tokenization: Sử dụng bộ mã hóa AutoTokenizer để chuyển văn bản thành các chuỗi ID số, đồng thời thực hiện đệm (padding) và cắt ngắn (truncation) để đảm bảo các chuỗi dữ liệu có độ dài thống nhất (512 tokens).</w:t>
+      </w:r>
+    </w:p>
+    <w:p>
+      <w:pPr>
+        <w:pStyle w:val="A2"/>
+        <w:rPr>
+          <w:lang w:val="vi-VN"/>
+        </w:rPr>
+      </w:pPr>
+      <w:r>
+        <w:rPr>
+          <w:lang w:val="vi-VN"/>
+        </w:rPr>
+        <w:t>3.2.3. Thiết lập thông số huấn luyện và tối ưu hóa tài nguyên GPU</w:t>
+      </w:r>
+    </w:p>
+    <w:p>
+      <w:pPr>
+        <w:pStyle w:val="A2"/>
+        <w:rPr>
+          <w:lang w:val="vi-VN"/>
+        </w:rPr>
+      </w:pPr>
+      <w:r>
+        <w:rPr>
+          <w:lang w:val="vi-VN"/>
+        </w:rPr>
+        <w:t>Để quá trình huấn luyện diễn ra ổn định trên GPU Tesla T4, nhóm đã thiết lập các thông số tối ưu (Hyperparameters):</w:t>
+      </w:r>
+    </w:p>
+    <w:p>
+      <w:pPr>
+        <w:spacing w:line="360" w:lineRule="auto"/>
+        <w:ind w:left="720"/>
+        <w:rPr>
+          <w:lang w:val="vi-VN"/>
+        </w:rPr>
+      </w:pPr>
+      <w:r>
+        <w:rPr>
+          <w:lang w:val="vi-VN"/>
+        </w:rPr>
+        <w:t>Kỹ thuật Gradient Accumulation (8 bước): Cho phép mô hình cập nhật trọng số dựa trên lượng dữ liệu lớn hơn mà không làm tràn bộ nhớ VRAM bằng cách cộng dồn đạo hàm qua nhiều bước nhỏ.</w:t>
+      </w:r>
+    </w:p>
+    <w:p>
+      <w:pPr>
+        <w:spacing w:line="360" w:lineRule="auto"/>
+        <w:ind w:left="720"/>
+        <w:rPr>
+          <w:lang w:val="vi-VN"/>
+        </w:rPr>
+      </w:pPr>
+      <w:r>
+        <w:rPr>
+          <w:lang w:val="vi-VN"/>
+        </w:rPr>
+        <w:t>Tối ưu hóa tốc độ học (Learning Rate): Thiết lập mức $2e-4$ kết hợp với thuật toán AdamW để đảm bảo mô hình hội tụ nhanh và không bị rơi vào cực tiểu địa phương.</w:t>
+      </w:r>
+    </w:p>
+    <w:p>
+      <w:pPr>
+        <w:spacing w:line="360" w:lineRule="auto"/>
+        <w:ind w:left="720"/>
+        <w:rPr>
+          <w:lang w:val="vi-VN"/>
+        </w:rPr>
+      </w:pPr>
+      <w:r>
+        <w:rPr>
+          <w:lang w:val="vi-VN"/>
+        </w:rPr>
+        <w:t>Precision (Độ chính xác hỗn hợp): Sử dụng chế độ fp16 (Floating Point 16) để tăng tốc độ tính toán của nhân CUDA trên GPU.</w:t>
+      </w:r>
+    </w:p>
+    <w:p>
+      <w:pPr>
+        <w:spacing w:line="360" w:lineRule="auto"/>
+        <w:ind w:left="720"/>
+        <w:rPr>
+          <w:lang w:val="vi-VN"/>
+        </w:rPr>
+      </w:pPr>
+      <w:r>
+        <w:rPr>
+          <w:lang w:val="vi-VN"/>
+        </w:rPr>
+        <w:t>Checkpointing: Thiết lập lưu trữ các bản sao (Adapters) định kỳ sau mỗi 100 bước huấn luyện để tránh mất mát dữ liệu khi xảy ra sự cố ngắt kết nối môi trường Colab.</w:t>
+      </w:r>
+    </w:p>
+    <w:p>
+      <w:pPr>
+        <w:pStyle w:val="A2"/>
+        <w:rPr>
+          <w:lang w:val="vi-VN"/>
+        </w:rPr>
+      </w:pPr>
+      <w:r>
+        <w:rPr>
+          <w:lang w:val="vi-VN"/>
+        </w:rPr>
+        <w:t>3.2.4. Xây dựng giao diện tương tác (Chatbot) và kiểm thử mô hình</w:t>
+      </w:r>
+    </w:p>
+    <w:p>
+      <w:pPr>
+        <w:pStyle w:val="A2"/>
+        <w:rPr>
+          <w:lang w:val="vi-VN"/>
+        </w:rPr>
+      </w:pPr>
+      <w:r>
+        <w:rPr>
+          <w:lang w:val="vi-VN"/>
+        </w:rPr>
+        <w:t>Sau khi hoàn tất quá trình Fine-tuning, nhóm đã xây dựng một giao diện chatbot thực nghiệm để kiểm chứng kết quả:</w:t>
+      </w:r>
+    </w:p>
+    <w:p>
+      <w:pPr>
+        <w:spacing w:line="360" w:lineRule="auto"/>
+        <w:ind w:left="720"/>
+        <w:rPr>
+          <w:lang w:val="vi-VN"/>
+        </w:rPr>
+      </w:pPr>
+      <w:r>
+        <w:rPr>
+          <w:lang w:val="vi-VN"/>
+        </w:rPr>
+        <w:t>Cơ chế Inference (Suy luận): Kết hợp mô hình gốc (Base Model) đã được lượng tử hóa với các Adapter đã huấn luyện thông qua thư viện PeftModel.</w:t>
+      </w:r>
+    </w:p>
+    <w:p>
+      <w:pPr>
+        <w:spacing w:line="360" w:lineRule="auto"/>
+        <w:ind w:left="720"/>
+        <w:rPr>
+          <w:lang w:val="vi-VN"/>
+        </w:rPr>
+      </w:pPr>
+      <w:r>
+        <w:rPr>
+          <w:lang w:val="vi-VN"/>
+        </w:rPr>
+        <w:lastRenderedPageBreak/>
+        <w:t>Streaming Output: Áp dụng TextStreamer để phản hồi văn bản theo thời gian thực, giúp giao diện tương tác mượt mà hơn.</w:t>
+      </w:r>
+    </w:p>
+    <w:p>
+      <w:pPr>
+        <w:spacing w:line="360" w:lineRule="auto"/>
+        <w:ind w:left="720"/>
+        <w:rPr>
+          <w:lang w:val="vi-VN"/>
+        </w:rPr>
+      </w:pPr>
+      <w:r>
+        <w:rPr>
+          <w:lang w:val="vi-VN"/>
+        </w:rPr>
+        <w:t>Quản lý ngữ cảnh (Context Window): Thiết lập bộ nhớ đệm để lưu trữ tối đa 5 lượt hội thoại gần nhất, giúp chatbot có khả năng hiểu và phản hồi logic theo dòng sự kiện của người dùng.</w:t>
+      </w:r>
+    </w:p>
+    <w:p>
+      <w:pPr>
+        <w:spacing w:line="360" w:lineRule="auto"/>
+        <w:ind w:left="720"/>
+        <w:rPr>
+          <w:lang w:val="vi-VN"/>
+        </w:rPr>
+      </w:pPr>
+      <w:r>
+        <w:rPr>
+          <w:lang w:val="vi-VN"/>
+        </w:rPr>
+        <w:t>Kiểm thử (Evaluation): Thực hiện đặt các câu hỏi chuyên sâu về kiến thức trong tập dữ liệu The Pile để đánh giá khả năng phản hồi của mô hình so với trước khi tinh chỉnh.</w:t>
+      </w:r>
+    </w:p>
+    <w:p>
+      <w:pPr>
+        <w:pStyle w:val="A2"/>
+      </w:pPr>
+    </w:p>
+    <w:p>
+      <w:pPr>
+        <w:pStyle w:val="A2"/>
+      </w:pPr>
+    </w:p>
+    <w:p>
+      <w:pPr>
+        <w:pStyle w:val="A2"/>
+      </w:pPr>
+      <w:r>
         <w:t>3.</w:t>
       </w:r>
       <w:r>
-        <w:t>2</w:t>
+        <w:t>3</w:t>
       </w:r>
       <w:r>
         <w:t>. Xây dựng giao diện sản phẩm</w:t>
       </w:r>
       <w:bookmarkEnd w:id="33"/>
-    </w:p>
-    <w:p>
-      <w:pPr>
-        <w:ind w:firstLine="567"/>
-        <w:jc w:val="both"/>
-        <w:rPr>
-          <w:rFonts w:cs="Times New Roman"/>
-          <w:b/>
-          <w:bCs/>
-          <w:color w:val="00B050"/>
-          <w:sz w:val="26"/>
-          <w:szCs w:val="26"/>
-        </w:rPr>
-      </w:pPr>
-      <w:r>
-        <w:rPr>
-          <w:rFonts w:cs="Times New Roman"/>
-          <w:b/>
-          <w:bCs/>
-          <w:color w:val="F4B083" w:themeColor="accent2" w:themeTint="99"/>
-          <w:sz w:val="26"/>
-          <w:szCs w:val="26"/>
-        </w:rPr>
-        <w:t>(</w:t>
-      </w:r>
-      <w:r>
-        <w:rPr>
-          <w:rFonts w:cs="Times New Roman"/>
-          <w:b/>
-          <w:bCs/>
-          <w:color w:val="00B050"/>
-          <w:sz w:val="26"/>
-          <w:szCs w:val="26"/>
-        </w:rPr>
-        <w:t>Phần Xây dựng giao diện cho các chức năng trong hệ thống tùy theo mỗi đề tài sẽ mà phân ra từng mục nhỏ khác nhau theo tác nhân hệ thống)</w:t>
-      </w:r>
-    </w:p>
-    <w:p>
-      <w:pPr>
-        <w:ind w:firstLine="567"/>
-        <w:jc w:val="both"/>
-        <w:rPr>
-          <w:rFonts w:cs="Times New Roman"/>
-          <w:b/>
-          <w:bCs/>
-          <w:color w:val="00B050"/>
-          <w:sz w:val="26"/>
-          <w:szCs w:val="26"/>
-        </w:rPr>
-      </w:pPr>
-      <w:r>
-        <w:rPr>
-          <w:rFonts w:cs="Times New Roman"/>
-          <w:b/>
-          <w:bCs/>
-          <w:color w:val="00B050"/>
-          <w:sz w:val="26"/>
-          <w:szCs w:val="26"/>
-        </w:rPr>
-        <w:t>Lưu ý cách trình bày trong phần trình bày thiết kế giao diện:</w:t>
-      </w:r>
-    </w:p>
-    <w:p>
-      <w:pPr>
-        <w:ind w:firstLine="567"/>
-        <w:jc w:val="both"/>
-        <w:rPr>
-          <w:rFonts w:cs="Times New Roman"/>
-          <w:b/>
-          <w:bCs/>
-          <w:color w:val="00B050"/>
-          <w:sz w:val="26"/>
-          <w:szCs w:val="26"/>
-        </w:rPr>
-      </w:pPr>
-      <w:r>
-        <w:rPr>
-          <w:rFonts w:cs="Times New Roman"/>
-          <w:b/>
-          <w:bCs/>
-          <w:color w:val="00B050"/>
-          <w:sz w:val="26"/>
-          <w:szCs w:val="26"/>
-        </w:rPr>
-        <w:t>Phải có tên chức năng của giao diện</w:t>
-      </w:r>
-    </w:p>
-    <w:p>
-      <w:pPr>
-        <w:ind w:firstLine="567"/>
-        <w:jc w:val="both"/>
-        <w:rPr>
-          <w:rFonts w:cs="Times New Roman"/>
-          <w:b/>
-          <w:bCs/>
-          <w:color w:val="00B050"/>
-          <w:sz w:val="26"/>
-          <w:szCs w:val="26"/>
-        </w:rPr>
-      </w:pPr>
-      <w:r>
-        <w:rPr>
-          <w:rFonts w:cs="Times New Roman"/>
-          <w:b/>
-          <w:bCs/>
-          <w:color w:val="00B050"/>
-          <w:sz w:val="26"/>
-          <w:szCs w:val="26"/>
-        </w:rPr>
-        <w:t>Chức năng giúp người dùng thực hiện công việc gì, giải thích chức năng giao diện</w:t>
-      </w:r>
-    </w:p>
-    <w:p>
-      <w:pPr>
-        <w:ind w:firstLine="567"/>
-        <w:jc w:val="both"/>
-        <w:rPr>
-          <w:rFonts w:cs="Times New Roman"/>
-          <w:b/>
-          <w:bCs/>
-          <w:color w:val="00B050"/>
-          <w:sz w:val="26"/>
-          <w:szCs w:val="26"/>
-        </w:rPr>
-      </w:pPr>
-      <w:r>
-        <w:rPr>
-          <w:rFonts w:cs="Times New Roman"/>
-          <w:b/>
-          <w:bCs/>
-          <w:color w:val="00B050"/>
-          <w:sz w:val="26"/>
-          <w:szCs w:val="26"/>
-        </w:rPr>
-        <w:t>Đặt tên hình cho chức năng, để làm danh mục hình, đặt đúng cứu pháp theo quy định.</w:t>
-      </w:r>
     </w:p>
     <w:p>
       <w:pPr>
@@ -6431,36 +6672,29 @@
     </w:p>
     <w:p>
       <w:pPr>
-        <w:pStyle w:val="Heading3"/>
-        <w:spacing w:line="360" w:lineRule="auto"/>
-        <w:rPr>
-          <w:rFonts w:eastAsia="Times New Roman" w:cs="Times New Roman"/>
-          <w:sz w:val="28"/>
-          <w:szCs w:val="28"/>
-        </w:rPr>
-      </w:pPr>
-      <w:r>
-        <w:rPr>
-          <w:rFonts w:cs="Times New Roman"/>
-          <w:sz w:val="28"/>
-          <w:szCs w:val="28"/>
+        <w:pStyle w:val="A2"/>
+        <w:rPr>
+          <w:rFonts w:eastAsiaTheme="majorEastAsia"/>
+          <w:lang w:val="vi-VN"/>
+        </w:rPr>
+      </w:pPr>
+      <w:r>
+        <w:rPr>
+          <w:rFonts w:eastAsiaTheme="majorEastAsia"/>
+          <w:lang w:val="vi-VN"/>
         </w:rPr>
         <w:t>1. Kết quả đạt được và bài học kinh nghiệm</w:t>
       </w:r>
     </w:p>
     <w:p>
       <w:pPr>
-        <w:pStyle w:val="NormalWeb"/>
-        <w:spacing w:line="360" w:lineRule="auto"/>
-        <w:rPr>
-          <w:sz w:val="28"/>
-          <w:szCs w:val="28"/>
-        </w:rPr>
-      </w:pPr>
-      <w:r>
-        <w:rPr>
-          <w:sz w:val="28"/>
-          <w:szCs w:val="28"/>
+        <w:rPr>
+          <w:lang w:val="vi-VN"/>
+        </w:rPr>
+      </w:pPr>
+      <w:r>
+        <w:rPr>
+          <w:lang w:val="vi-VN"/>
         </w:rPr>
         <w:t xml:space="preserve">Qua quá trình thực hiện đề tài </w:t>
       </w:r>
@@ -6468,455 +6702,382 @@
         <w:rPr>
           <w:b/>
           <w:bCs/>
-          <w:sz w:val="28"/>
-          <w:szCs w:val="28"/>
-        </w:rPr>
-        <w:t>"Xây dựng mô hình Transformer và Weka để phân tích dữ liệu văn bản từ tập The Pile"</w:t>
-      </w:r>
-      <w:r>
-        <w:rPr>
-          <w:sz w:val="28"/>
-          <w:szCs w:val="28"/>
-        </w:rPr>
-        <w:t>, đối chiếu với mục tiêu ban đầu đề ra tại Chương 1, em đã hoàn thành các nội dung sau:</w:t>
-      </w:r>
-    </w:p>
-    <w:p>
-      <w:pPr>
-        <w:pStyle w:val="NormalWeb"/>
-        <w:spacing w:line="360" w:lineRule="auto"/>
-        <w:ind w:left="360"/>
-        <w:rPr>
-          <w:sz w:val="28"/>
-          <w:szCs w:val="28"/>
+          <w:lang w:val="vi-VN"/>
+        </w:rPr>
+        <w:t>"Xây dựng mô hình Transformer để phân tích dữ liệu văn bản từ tập The Pile"</w:t>
+      </w:r>
+      <w:r>
+        <w:rPr>
+          <w:lang w:val="vi-VN"/>
+        </w:rPr>
+        <w:t>, đối chiếu với mục tiêu ban đầu, nhóm đã hoàn thành các nội dung sau:</w:t>
+      </w:r>
+    </w:p>
+    <w:p>
+      <w:pPr>
+        <w:rPr>
+          <w:lang w:val="vi-VN"/>
         </w:rPr>
       </w:pPr>
       <w:r>
         <w:rPr>
           <w:b/>
           <w:bCs/>
-          <w:sz w:val="28"/>
-          <w:szCs w:val="28"/>
+          <w:lang w:val="vi-VN"/>
         </w:rPr>
         <w:t>Về sản phẩm và nghiên cứu:</w:t>
       </w:r>
       <w:r>
         <w:rPr>
-          <w:sz w:val="28"/>
-          <w:szCs w:val="28"/>
-        </w:rPr>
-        <w:t xml:space="preserve"> Em đã xây dựng thành công quy trình trích xuất đặc trưng văn bản tự động. So với các phương pháp truyền thống (như TF-IDF), việc sử dụng mô hình Transformer đã giúp hệ thống hiểu được ngữ cảnh chuyên sâu của tập dữ liệu </w:t>
-      </w:r>
-      <w:r>
-        <w:rPr>
-          <w:i/>
-          <w:iCs/>
-          <w:sz w:val="28"/>
-          <w:szCs w:val="28"/>
-        </w:rPr>
-        <w:t>The Pile</w:t>
-      </w:r>
-      <w:r>
-        <w:rPr>
-          <w:sz w:val="28"/>
-          <w:szCs w:val="28"/>
-        </w:rPr>
-        <w:t>. Kết quả thực nghiệm trên Weka cho thấy độ chính xác (Accuracy) tăng khoảng 15-20% so với các mô hình thống kê cũ khi phân loại các chủ đề phức tạp.</w:t>
-      </w:r>
-    </w:p>
-    <w:p>
-      <w:pPr>
-        <w:pStyle w:val="NormalWeb"/>
-        <w:spacing w:line="360" w:lineRule="auto"/>
-        <w:ind w:left="360"/>
-        <w:rPr>
-          <w:sz w:val="28"/>
-          <w:szCs w:val="28"/>
-        </w:rPr>
-      </w:pPr>
+          <w:lang w:val="vi-VN"/>
+        </w:rPr>
+        <w:t xml:space="preserve"> Xây dựng thành công quy trình tinh chỉnh (Fine-tuning) mô hình ngôn ngữ lớn </w:t>
+      </w:r>
       <w:r>
         <w:rPr>
           <w:b/>
           <w:bCs/>
-          <w:sz w:val="28"/>
-          <w:szCs w:val="28"/>
-        </w:rPr>
-        <w:t>Những việc đã làm được:</w:t>
-      </w:r>
-      <w:r>
-        <w:rPr>
-          <w:sz w:val="28"/>
-          <w:szCs w:val="28"/>
-        </w:rPr>
-        <w:t xml:space="preserve"> * Làm chủ kỹ thuật tiền xử lý dữ liệu lớn (Big Data) từ định dạng thô sang vector số.</w:t>
-      </w:r>
-    </w:p>
-    <w:p>
-      <w:pPr>
-        <w:pStyle w:val="NormalWeb"/>
-        <w:spacing w:line="360" w:lineRule="auto"/>
-        <w:ind w:left="1080"/>
-        <w:rPr>
-          <w:sz w:val="28"/>
-          <w:szCs w:val="28"/>
-        </w:rPr>
-      </w:pPr>
-      <w:r>
-        <w:rPr>
-          <w:sz w:val="28"/>
-          <w:szCs w:val="28"/>
-        </w:rPr>
-        <w:t>Vận hành thành thạo bộ công cụ Weka để thử nghiệm và so sánh nhiều thuật toán học máy (SVM, Random Forest) trên cùng một bộ dữ liệu.</w:t>
-      </w:r>
-    </w:p>
-    <w:p>
-      <w:pPr>
-        <w:pStyle w:val="NormalWeb"/>
-        <w:spacing w:line="360" w:lineRule="auto"/>
-        <w:ind w:left="360"/>
-        <w:rPr>
-          <w:sz w:val="28"/>
-          <w:szCs w:val="28"/>
-        </w:rPr>
-      </w:pPr>
+          <w:lang w:val="vi-VN"/>
+        </w:rPr>
+        <w:t>Llama 3.1-8B</w:t>
+      </w:r>
+      <w:r>
+        <w:rPr>
+          <w:lang w:val="vi-VN"/>
+        </w:rPr>
+        <w:t xml:space="preserve"> bằng kỹ thuật </w:t>
+      </w:r>
       <w:r>
         <w:rPr>
           <w:b/>
           <w:bCs/>
-          <w:sz w:val="28"/>
-          <w:szCs w:val="28"/>
-        </w:rPr>
-        <w:t>Những việc chưa làm được:</w:t>
-      </w:r>
-      <w:r>
-        <w:rPr>
-          <w:sz w:val="28"/>
-          <w:szCs w:val="28"/>
-        </w:rPr>
-        <w:t xml:space="preserve"> Do giới hạn về thời gian và cấu hình phần cứng, việc xử lý toàn bộ 825GB của tập </w:t>
-      </w:r>
-      <w:r>
-        <w:rPr>
-          <w:i/>
-          <w:iCs/>
-          <w:sz w:val="28"/>
-          <w:szCs w:val="28"/>
-        </w:rPr>
-        <w:t>The Pile</w:t>
-      </w:r>
-      <w:r>
-        <w:rPr>
-          <w:sz w:val="28"/>
-          <w:szCs w:val="28"/>
-        </w:rPr>
-        <w:t xml:space="preserve"> là chưa thể thực hiện được; em mới chỉ dừng lại ở việc thực nghiệm trên các tập dữ liệu mẫu (sub-sets) đại diện.</w:t>
-      </w:r>
-    </w:p>
-    <w:p>
-      <w:pPr>
-        <w:pStyle w:val="NormalWeb"/>
-        <w:spacing w:line="360" w:lineRule="auto"/>
-        <w:ind w:left="360"/>
-        <w:rPr>
-          <w:sz w:val="28"/>
-          <w:szCs w:val="28"/>
+          <w:lang w:val="vi-VN"/>
+        </w:rPr>
+        <w:t>QLoRA</w:t>
+      </w:r>
+      <w:r>
+        <w:rPr>
+          <w:lang w:val="vi-VN"/>
+        </w:rPr>
+        <w:t>. Việc áp dụng cơ chế Attention và kỹ thuật lượng tử hóa 4-bit đã giúp hệ thống đạt được khả năng hiểu ngữ cảnh vượt trội trên tập dữ liệu The Pile so với các phương pháp thống kê truyền thống.</w:t>
+      </w:r>
+    </w:p>
+    <w:p>
+      <w:pPr>
+        <w:ind w:firstLine="720"/>
+        <w:rPr>
+          <w:lang w:val="vi-VN"/>
         </w:rPr>
       </w:pPr>
       <w:r>
         <w:rPr>
           <w:b/>
           <w:bCs/>
-          <w:sz w:val="28"/>
-          <w:szCs w:val="28"/>
-        </w:rPr>
-        <w:t>Đóng góp nổi bật:</w:t>
-      </w:r>
-      <w:r>
-        <w:rPr>
-          <w:sz w:val="28"/>
-          <w:szCs w:val="28"/>
-        </w:rPr>
-        <w:t xml:space="preserve"> Đề tài đã đề xuất một quy trình kết hợp linh hoạt giữa sức mạnh của Deep Learning (Python/Transformer) và sự trực quan của công cụ Data Mining truyền thống (Weka), giúp rút ngắn thời gian đánh giá mô hình.</w:t>
-      </w:r>
-    </w:p>
-    <w:p>
-      <w:pPr>
-        <w:pStyle w:val="NormalWeb"/>
-        <w:spacing w:line="360" w:lineRule="auto"/>
-        <w:ind w:left="360"/>
-        <w:rPr>
-          <w:sz w:val="28"/>
-          <w:szCs w:val="28"/>
+          <w:lang w:val="vi-VN"/>
+        </w:rPr>
+        <w:t>Những việc đã làm được:</w:t>
+      </w:r>
+    </w:p>
+    <w:p>
+      <w:pPr>
+        <w:rPr>
+          <w:lang w:val="vi-VN"/>
+        </w:rPr>
+      </w:pPr>
+      <w:r>
+        <w:rPr>
+          <w:lang w:val="vi-VN"/>
+        </w:rPr>
+        <w:t>Làm chủ quy trình huấn luyện mô hình hiệu quả về tham số (Parameter-Efficient Fine-Tuning - PEFT) trên môi trường Google Colab.</w:t>
+      </w:r>
+    </w:p>
+    <w:p>
+      <w:pPr>
+        <w:rPr>
+          <w:lang w:val="vi-VN"/>
+        </w:rPr>
+      </w:pPr>
+      <w:r>
+        <w:rPr>
+          <w:lang w:val="vi-VN"/>
+        </w:rPr>
+        <w:t>Thực hiện thành công kỹ thuật nén mô hình (Quantization) để vận hành các LLM khổng lồ trên tài nguyên phần cứng hạn chế.</w:t>
+      </w:r>
+    </w:p>
+    <w:p>
+      <w:pPr>
+        <w:rPr>
+          <w:lang w:val="vi-VN"/>
+        </w:rPr>
+      </w:pPr>
+      <w:r>
+        <w:rPr>
+          <w:lang w:val="vi-VN"/>
+        </w:rPr>
+        <w:t>Xây dựng được hệ thống Chatbot tương tác thời gian thực (Streaming) dựa trên tri thức đã được tinh chỉnh.</w:t>
+      </w:r>
+    </w:p>
+    <w:p>
+      <w:pPr>
+        <w:rPr>
+          <w:lang w:val="vi-VN"/>
         </w:rPr>
       </w:pPr>
       <w:r>
         <w:rPr>
           <w:b/>
           <w:bCs/>
-          <w:sz w:val="28"/>
-          <w:szCs w:val="28"/>
-        </w:rPr>
-        <w:lastRenderedPageBreak/>
-        <w:t>Bài học kinh nghiệm:</w:t>
-      </w:r>
-      <w:r>
-        <w:rPr>
-          <w:sz w:val="28"/>
-          <w:szCs w:val="28"/>
-        </w:rPr>
-        <w:t xml:space="preserve"> Em đã học được cách quản lý tài nguyên tính toán hiệu quả, kỹ năng giải quyết lỗi (debug) khi làm việc với các thư viện Hugging Face và cách trình bày báo cáo khoa học một cách logic, chặt chẽ.</w:t>
-      </w:r>
-    </w:p>
-    <w:p>
-      <w:pPr>
-        <w:pStyle w:val="Heading3"/>
-        <w:spacing w:line="360" w:lineRule="auto"/>
-        <w:rPr>
-          <w:rFonts w:cs="Times New Roman"/>
-          <w:sz w:val="28"/>
-          <w:szCs w:val="28"/>
-        </w:rPr>
-      </w:pPr>
-      <w:r>
-        <w:rPr>
-          <w:rFonts w:cs="Times New Roman"/>
-          <w:sz w:val="28"/>
-          <w:szCs w:val="28"/>
-        </w:rPr>
-        <w:t>2. Hướng phát triển đề tài</w:t>
-      </w:r>
-    </w:p>
-    <w:p>
-      <w:pPr>
-        <w:pStyle w:val="NormalWeb"/>
-        <w:spacing w:line="360" w:lineRule="auto"/>
-        <w:rPr>
-          <w:sz w:val="28"/>
-          <w:szCs w:val="28"/>
-        </w:rPr>
-      </w:pPr>
-      <w:r>
-        <w:rPr>
-          <w:sz w:val="28"/>
-          <w:szCs w:val="28"/>
-        </w:rPr>
-        <w:t>Từ những hạn chế còn tồn tại, em đề xuất các hướng phát triển trong tương lai để hoàn thiện và nâng cấp sản phẩm như sau:</w:t>
-      </w:r>
-    </w:p>
-    <w:p>
-      <w:pPr>
-        <w:pStyle w:val="NormalWeb"/>
-        <w:spacing w:line="360" w:lineRule="auto"/>
-        <w:ind w:left="360"/>
-        <w:rPr>
-          <w:sz w:val="28"/>
-          <w:szCs w:val="28"/>
+          <w:lang w:val="vi-VN"/>
+        </w:rPr>
+        <w:t>Những việc chưa làm được:</w:t>
+      </w:r>
+      <w:r>
+        <w:rPr>
+          <w:lang w:val="vi-VN"/>
+        </w:rPr>
+        <w:t xml:space="preserve"> Do giới hạn về thời gian và chi phí tính toán, nhóm mới chỉ thực hiện tinh chỉnh trên các tập dữ liệu mẫu (sub-sets) đại diện của The Pile thay vì toàn bộ 825GB.</w:t>
+      </w:r>
+    </w:p>
+    <w:p>
+      <w:pPr>
+        <w:rPr>
+          <w:lang w:val="vi-VN"/>
         </w:rPr>
       </w:pPr>
       <w:r>
         <w:rPr>
           <w:b/>
           <w:bCs/>
-          <w:sz w:val="28"/>
-          <w:szCs w:val="28"/>
-        </w:rPr>
-        <w:t>Hoàn thiện và tối ưu hóa:</w:t>
-      </w:r>
-    </w:p>
-    <w:p>
-      <w:pPr>
-        <w:pStyle w:val="NormalWeb"/>
-        <w:spacing w:line="360" w:lineRule="auto"/>
-        <w:ind w:left="1080"/>
-        <w:rPr>
-          <w:sz w:val="28"/>
-          <w:szCs w:val="28"/>
-        </w:rPr>
-      </w:pPr>
-      <w:r>
-        <w:rPr>
-          <w:sz w:val="28"/>
-          <w:szCs w:val="28"/>
-        </w:rPr>
-        <w:t xml:space="preserve">Nâng cấp module tiền xử lý để có thể xử lý song song (parallel processing), giúp tăng tốc độ nạp dữ liệu vào Weka đối với các file </w:t>
-      </w:r>
-      <w:r>
-        <w:rPr>
-          <w:rStyle w:val="HTMLCode"/>
-          <w:rFonts w:ascii="Times New Roman" w:hAnsi="Times New Roman" w:cs="Times New Roman"/>
-          <w:sz w:val="28"/>
-          <w:szCs w:val="28"/>
-        </w:rPr>
-        <w:t>.arff</w:t>
-      </w:r>
-      <w:r>
-        <w:rPr>
-          <w:sz w:val="28"/>
-          <w:szCs w:val="28"/>
-        </w:rPr>
-        <w:t xml:space="preserve"> dung lượng lớn.</w:t>
-      </w:r>
-    </w:p>
-    <w:p>
-      <w:pPr>
-        <w:pStyle w:val="NormalWeb"/>
-        <w:spacing w:line="360" w:lineRule="auto"/>
-        <w:ind w:left="1080"/>
-        <w:rPr>
-          <w:sz w:val="28"/>
-          <w:szCs w:val="28"/>
-        </w:rPr>
-      </w:pPr>
-      <w:r>
-        <w:rPr>
-          <w:sz w:val="28"/>
-          <w:szCs w:val="28"/>
-        </w:rPr>
-        <w:t>Tinh chỉnh các tham số (Hyperparameter tuning) của mô hình Transformer trực tiếp trên tập dữ liệu chuyên biệt để giảm thiểu tỉ lệ sai sót ở các nhãn lớp có độ tương đồng cao.</w:t>
-      </w:r>
-    </w:p>
-    <w:p>
-      <w:pPr>
-        <w:pStyle w:val="NormalWeb"/>
-        <w:spacing w:line="360" w:lineRule="auto"/>
-        <w:ind w:left="360"/>
-        <w:rPr>
-          <w:sz w:val="28"/>
-          <w:szCs w:val="28"/>
-        </w:rPr>
-      </w:pPr>
+          <w:lang w:val="vi-VN"/>
+        </w:rPr>
+        <w:t>Đóng góp nổi bật:</w:t>
+      </w:r>
+      <w:r>
+        <w:rPr>
+          <w:lang w:val="vi-VN"/>
+        </w:rPr>
+        <w:t xml:space="preserve"> Đề tài đã đề xuất một quy trình kết hợp linh hoạt giữa sức mạnh của </w:t>
+      </w:r>
       <w:r>
         <w:rPr>
           <w:b/>
           <w:bCs/>
-          <w:sz w:val="28"/>
-          <w:szCs w:val="28"/>
-        </w:rPr>
-        <w:t>Mở rộng và nâng cấp:</w:t>
-      </w:r>
-    </w:p>
-    <w:p>
-      <w:pPr>
-        <w:pStyle w:val="NormalWeb"/>
-        <w:spacing w:line="360" w:lineRule="auto"/>
-        <w:ind w:left="1080"/>
-        <w:rPr>
-          <w:sz w:val="28"/>
-          <w:szCs w:val="28"/>
+          <w:lang w:val="vi-VN"/>
+        </w:rPr>
+        <w:t>Deep Learning hiện đại (Llama 3.1/Hugging Face)</w:t>
+      </w:r>
+      <w:r>
+        <w:rPr>
+          <w:lang w:val="vi-VN"/>
+        </w:rPr>
+        <w:t xml:space="preserve"> và khả năng phân tích dữ liệu trực quan, giúp rút ngắn khoảng cách giữa nghiên cứu học thuật và ứng dụng thực tiễn.</w:t>
+      </w:r>
+    </w:p>
+    <w:p>
+      <w:pPr>
+        <w:rPr>
+          <w:lang w:val="vi-VN"/>
         </w:rPr>
       </w:pPr>
       <w:r>
         <w:rPr>
           <w:b/>
           <w:bCs/>
-          <w:sz w:val="28"/>
-          <w:szCs w:val="28"/>
-        </w:rPr>
-        <w:t>Tích hợp Fine-tuning:</w:t>
-      </w:r>
-      <w:r>
-        <w:rPr>
-          <w:sz w:val="28"/>
-          <w:szCs w:val="28"/>
-        </w:rPr>
-        <w:t xml:space="preserve"> Thay vì chỉ dùng Transformer làm bộ trích xuất đặc trưng cố định, hướng phát triển tiếp theo sẽ là huấn luyện lại một phần mô hình (Fine-tuning) để tối ưu riêng cho các văn bản học thuật trong </w:t>
-      </w:r>
-      <w:r>
-        <w:rPr>
-          <w:i/>
-          <w:iCs/>
-          <w:sz w:val="28"/>
-          <w:szCs w:val="28"/>
-        </w:rPr>
-        <w:t>The Pile</w:t>
-      </w:r>
-      <w:r>
-        <w:rPr>
-          <w:sz w:val="28"/>
-          <w:szCs w:val="28"/>
-        </w:rPr>
-        <w:t>.</w:t>
-      </w:r>
-    </w:p>
-    <w:p>
-      <w:pPr>
-        <w:pStyle w:val="NormalWeb"/>
-        <w:spacing w:line="360" w:lineRule="auto"/>
-        <w:ind w:left="1080"/>
-        <w:rPr>
-          <w:sz w:val="28"/>
-          <w:szCs w:val="28"/>
-        </w:rPr>
-      </w:pPr>
-      <w:r>
+          <w:lang w:val="vi-VN"/>
+        </w:rPr>
+        <w:t>Bài học kinh nghiệm:</w:t>
+      </w:r>
+      <w:r>
+        <w:rPr>
+          <w:lang w:val="vi-VN"/>
+        </w:rPr>
+        <w:t xml:space="preserve"> Nhóm đã học được kỹ năng quản lý tài nguyên GPU hiệu quả, cách xử lý lỗi (debug) trong hệ sinh thái mã nguồn mở của Hugging Face và tư duy hệ thống khi kết hợp nhiều công nghệ khác nhau trong một dự án AI.</w:t>
+      </w:r>
+    </w:p>
+    <w:p>
+      <w:pPr>
+        <w:pStyle w:val="A2"/>
+        <w:rPr>
+          <w:rFonts w:eastAsiaTheme="majorEastAsia"/>
+          <w:lang w:val="vi-VN"/>
+        </w:rPr>
+      </w:pPr>
+      <w:r>
+        <w:rPr>
+          <w:rFonts w:eastAsiaTheme="majorEastAsia"/>
+          <w:lang w:val="vi-VN"/>
+        </w:rPr>
+        <w:t>2. Hướng phát triển đề tài</w:t>
+      </w:r>
+    </w:p>
+    <w:p>
+      <w:pPr>
+        <w:rPr>
+          <w:lang w:val="vi-VN"/>
+        </w:rPr>
+      </w:pPr>
+      <w:r>
+        <w:rPr>
+          <w:lang w:val="vi-VN"/>
+        </w:rPr>
+        <w:t>Từ những hạn chế còn tồn tại, nhóm đề xuất các hướng phát triển trong tương lai để hoàn thiện và nâng cấp sản phẩm:</w:t>
+      </w:r>
+    </w:p>
+    <w:p>
+      <w:pPr>
         <w:rPr>
           <w:b/>
           <w:bCs/>
-          <w:sz w:val="28"/>
-          <w:szCs w:val="28"/>
-        </w:rPr>
-        <w:t>Xây dựng giao diện Web:</w:t>
-      </w:r>
-      <w:r>
-        <w:rPr>
-          <w:sz w:val="28"/>
-          <w:szCs w:val="28"/>
-        </w:rPr>
-        <w:t xml:space="preserve"> Chuyển đổi mô hình thực nghiệm từ Weka thành một ứng dụng web hoàn chỉnh, cho phép người dùng phổ thông có thể tải văn bản lên và nhận kết quả phân tích phân loại ngay lập tức.</w:t>
-      </w:r>
-    </w:p>
-    <w:p>
-      <w:pPr>
-        <w:pStyle w:val="NormalWeb"/>
-        <w:spacing w:line="360" w:lineRule="auto"/>
-        <w:ind w:left="1080"/>
+          <w:lang w:val="vi-VN"/>
+        </w:rPr>
       </w:pPr>
       <w:r>
         <w:rPr>
           <w:b/>
           <w:bCs/>
-          <w:sz w:val="28"/>
-          <w:szCs w:val="28"/>
         </w:rPr>
         <w:lastRenderedPageBreak/>
-        <w:t>Ứng dụng đa ngôn ngữ:</w:t>
-      </w:r>
-      <w:r>
-        <w:rPr>
-          <w:sz w:val="28"/>
-          <w:szCs w:val="28"/>
-        </w:rPr>
-        <w:t xml:space="preserve"> Mở rộng khả năng phân tích không chỉ tiếng Anh (trong The Pile) mà còn hỗ trợ tốt cho tiếng Việt bằng cách sử dụng các mô hình như PhoBERT</w:t>
-      </w:r>
-      <w:r>
-        <w:t>.</w:t>
-      </w:r>
-    </w:p>
-    <w:p>
-      <w:pPr>
-        <w:spacing w:after="0" w:line="360" w:lineRule="auto"/>
-        <w:rPr>
-          <w:rFonts w:eastAsia="Segoe UI" w:cs="Times New Roman"/>
-          <w:szCs w:val="28"/>
-        </w:rPr>
-      </w:pPr>
-      <w:r>
-        <w:rPr>
-          <w:rFonts w:eastAsia="Segoe UI" w:cs="Times New Roman"/>
-          <w:szCs w:val="28"/>
-        </w:rPr>
-        <w:br w:type="page"/>
+        <w:t xml:space="preserve">      </w:t>
+      </w:r>
+      <w:r>
+        <w:rPr>
+          <w:b/>
+          <w:bCs/>
+          <w:lang w:val="vi-VN"/>
+        </w:rPr>
+        <w:t>Hoàn thiện và tối ưu hóa:</w:t>
+      </w:r>
+    </w:p>
+    <w:p>
+      <w:pPr>
+        <w:rPr>
+          <w:lang w:val="vi-VN"/>
+        </w:rPr>
+      </w:pPr>
+      <w:r>
+        <w:rPr>
+          <w:lang w:val="vi-VN"/>
+        </w:rPr>
+        <w:t>Tiếp tục thực hiện Hyperparameter Tuning sâu hơn (điều chỉnh các tham số r, alpha của LoRA) để tối ưu hóa độ chính xác của mô hình trên các văn bản chuyên ngành phức tạp.</w:t>
+      </w:r>
+    </w:p>
+    <w:p>
+      <w:pPr>
+        <w:rPr>
+          <w:lang w:val="vi-VN"/>
+        </w:rPr>
+      </w:pPr>
+      <w:r>
+        <w:rPr>
+          <w:lang w:val="vi-VN"/>
+        </w:rPr>
+        <w:t>Tối ưu hóa tốc độ suy luận (Inference) bằng cách chuyển đổi mô hình sang các định dạng như vLLM hoặc GGUF để triển khai trên các thiết bị đầu cuối nhẹ hơn.</w:t>
       </w:r>
     </w:p>
     <w:p>
       <w:pPr>
         <w:pStyle w:val="A2"/>
-      </w:pPr>
-      <w:r>
+        <w:ind w:left="360"/>
+        <w:rPr>
+          <w:rFonts w:eastAsiaTheme="majorEastAsia"/>
+          <w:lang w:val="vi-VN"/>
+        </w:rPr>
+      </w:pPr>
+      <w:r>
+        <w:rPr>
+          <w:rFonts w:eastAsiaTheme="majorEastAsia"/>
+          <w:lang w:val="vi-VN"/>
+        </w:rPr>
+        <w:t>Mở rộng và nâng cấp:</w:t>
+      </w:r>
+    </w:p>
+    <w:p>
+      <w:pPr>
+        <w:rPr>
+          <w:lang w:val="vi-VN"/>
+        </w:rPr>
+      </w:pPr>
+      <w:r>
+        <w:rPr>
+          <w:b/>
+          <w:bCs/>
+          <w:lang w:val="vi-VN"/>
+        </w:rPr>
+        <w:t>Xây dựng giao diện Web hoàn chỉnh:</w:t>
+      </w:r>
+      <w:r>
+        <w:rPr>
+          <w:lang w:val="vi-VN"/>
+        </w:rPr>
+        <w:t xml:space="preserve"> Phát triển ứng dụng web (sử dụng Streamlit hoặc React) để người dùng có thể tương tác trực tiếp với mô hình đã huấn luyện thay vì chạy trên môi trường mã nguồn.</w:t>
+      </w:r>
+    </w:p>
+    <w:p>
+      <w:pPr>
+        <w:rPr>
+          <w:lang w:val="vi-VN"/>
+        </w:rPr>
+      </w:pPr>
+      <w:r>
+        <w:rPr>
+          <w:b/>
+          <w:bCs/>
+          <w:lang w:val="vi-VN"/>
+        </w:rPr>
+        <w:t>Đánh giá đa chỉ số:</w:t>
+      </w:r>
+      <w:r>
+        <w:rPr>
+          <w:lang w:val="vi-VN"/>
+        </w:rPr>
+        <w:t xml:space="preserve"> Áp dụng các bộ tiêu chuẩn đánh giá LLM chuyên nghiệp (như MMLU hoặc GSM8K) để đo lường năng lực trí tuệ của mô hình sau khi tinh chỉnh.</w:t>
+      </w:r>
+    </w:p>
+    <w:p>
+      <w:pPr>
+        <w:rPr>
+          <w:lang w:val="vi-VN"/>
+        </w:rPr>
+      </w:pPr>
+      <w:r>
+        <w:rPr>
+          <w:b/>
+          <w:bCs/>
+          <w:lang w:val="vi-VN"/>
+        </w:rPr>
+        <w:t>Hỗ trợ đa ngôn ngữ:</w:t>
+      </w:r>
+      <w:r>
+        <w:rPr>
+          <w:lang w:val="vi-VN"/>
+        </w:rPr>
+        <w:t xml:space="preserve"> Mở rộng khả năng xử lý tiếng Việt bằng cách tích hợp các bộ dữ liệu bản địa hóa và sử dụng các mô hình cơ sở hỗ trợ đa ngôn ngữ mạnh mẽ hơn.</w:t>
+      </w:r>
+    </w:p>
+    <w:p>
+      <w:pPr>
+        <w:pStyle w:val="A2"/>
         <w:rPr>
           <w:rFonts w:eastAsia="Segoe UI"/>
         </w:rPr>
-        <w:lastRenderedPageBreak/>
+      </w:pPr>
+    </w:p>
+    <w:p>
+      <w:pPr>
+        <w:pStyle w:val="A2"/>
+        <w:rPr>
+          <w:rFonts w:eastAsia="Segoe UI"/>
+        </w:rPr>
+      </w:pPr>
+    </w:p>
+    <w:p>
+      <w:pPr>
+        <w:pStyle w:val="A2"/>
+      </w:pPr>
+      <w:r>
+        <w:rPr>
+          <w:rFonts w:eastAsia="Segoe UI"/>
+        </w:rPr>
         <w:br/>
       </w:r>
       <w:bookmarkStart w:id="35" w:name="_Toc225335823"/>
@@ -6971,7 +7132,7 @@
 </file>
 
 <file path=word/endnotes.xml><?xml version="1.0" encoding="utf-8"?>
-<w:endnotes xmlns:wpc="http://schemas.microsoft.com/office/word/2010/wordprocessingCanvas" xmlns:cx="http://schemas.microsoft.com/office/drawing/2014/chartex" xmlns:cx1="http://schemas.microsoft.com/office/drawing/2015/9/8/chartex" xmlns:cx2="http://schemas.microsoft.com/office/drawing/2015/10/21/chartex" xmlns:cx3="http://schemas.microsoft.com/office/drawing/2016/5/9/chartex" xmlns:cx4="http://schemas.microsoft.com/office/drawing/2016/5/10/chartex" xmlns:cx5="http://schemas.microsoft.com/office/drawing/2016/5/11/chartex" xmlns:cx6="http://schemas.microsoft.com/office/drawing/2016/5/12/chartex" xmlns:cx7="http://schemas.microsoft.com/office/drawing/2016/5/13/chartex" xmlns:cx8="http://schemas.microsoft.com/office/drawing/2016/5/14/chartex" xmlns:mc="http://schemas.openxmlformats.org/markup-compatibility/2006" xmlns:aink="http://schemas.microsoft.com/office/drawing/2016/ink" xmlns:am3d="http://schemas.microsoft.com/office/drawing/2017/model3d" xmlns:o="urn:schemas-microsoft-com:office:office" xmlns:r="http://schemas.openxmlformats.org/officeDocument/2006/relationships" xmlns:m="http://schemas.openxmlformats.org/officeDocument/2006/math" xmlns:v="urn:schemas-microsoft-com:vml" xmlns:wp14="http://schemas.microsoft.com/office/word/2010/wordprocessingDrawing" xmlns:wp="http://schemas.openxmlformats.org/drawingml/2006/wordprocessingDrawing" xmlns:w10="urn:schemas-microsoft-com:office:word" xmlns:w="http://schemas.openxmlformats.org/wordprocessingml/2006/main" xmlns:w14="http://schemas.microsoft.com/office/word/2010/wordml" xmlns:w15="http://schemas.microsoft.com/office/word/2012/wordml" xmlns:w16cex="http://schemas.microsoft.com/office/word/2018/wordml/cex" xmlns:w16cid="http://schemas.microsoft.com/office/word/2016/wordml/cid" xmlns:w16="http://schemas.microsoft.com/office/word/2018/wordml" xmlns:w16sdtdh="http://schemas.microsoft.com/office/word/2020/wordml/sdtdatahash" xmlns:w16se="http://schemas.microsoft.com/office/word/2015/wordml/symex" xmlns:wpg="http://schemas.microsoft.com/office/word/2010/wordprocessingGroup" xmlns:wpi="http://schemas.microsoft.com/office/word/2010/wordprocessingInk" xmlns:wne="http://schemas.microsoft.com/office/word/2006/wordml" xmlns:wps="http://schemas.microsoft.com/office/word/2010/wordprocessingShape" mc:Ignorable="w14 w15 w16se w16cid w16 w16cex w16sdtdh wp14">
+<w:endnotes xmlns:wpc="http://schemas.microsoft.com/office/word/2010/wordprocessingCanvas" xmlns:cx="http://schemas.microsoft.com/office/drawing/2014/chartex" xmlns:cx1="http://schemas.microsoft.com/office/drawing/2015/9/8/chartex" xmlns:cx2="http://schemas.microsoft.com/office/drawing/2015/10/21/chartex" xmlns:cx3="http://schemas.microsoft.com/office/drawing/2016/5/9/chartex" xmlns:cx4="http://schemas.microsoft.com/office/drawing/2016/5/10/chartex" xmlns:cx5="http://schemas.microsoft.com/office/drawing/2016/5/11/chartex" xmlns:cx6="http://schemas.microsoft.com/office/drawing/2016/5/12/chartex" xmlns:cx7="http://schemas.microsoft.com/office/drawing/2016/5/13/chartex" xmlns:cx8="http://schemas.microsoft.com/office/drawing/2016/5/14/chartex" xmlns:mc="http://schemas.openxmlformats.org/markup-compatibility/2006" xmlns:aink="http://schemas.microsoft.com/office/drawing/2016/ink" xmlns:am3d="http://schemas.microsoft.com/office/drawing/2017/model3d" xmlns:o="urn:schemas-microsoft-com:office:office" xmlns:oel="http://schemas.microsoft.com/office/2019/extlst" xmlns:r="http://schemas.openxmlformats.org/officeDocument/2006/relationships" xmlns:m="http://schemas.openxmlformats.org/officeDocument/2006/math" xmlns:v="urn:schemas-microsoft-com:vml" xmlns:wp14="http://schemas.microsoft.com/office/word/2010/wordprocessingDrawing" xmlns:wp="http://schemas.openxmlformats.org/drawingml/2006/wordprocessingDrawing" xmlns:w10="urn:schemas-microsoft-com:office:word" xmlns:w="http://schemas.openxmlformats.org/wordprocessingml/2006/main" xmlns:w14="http://schemas.microsoft.com/office/word/2010/wordml" xmlns:w15="http://schemas.microsoft.com/office/word/2012/wordml" xmlns:w16cex="http://schemas.microsoft.com/office/word/2018/wordml/cex" xmlns:w16cid="http://schemas.microsoft.com/office/word/2016/wordml/cid" xmlns:w16="http://schemas.microsoft.com/office/word/2018/wordml" xmlns:w16du="http://schemas.microsoft.com/office/word/2023/wordml/word16du" xmlns:w16sdtdh="http://schemas.microsoft.com/office/word/2020/wordml/sdtdatahash" xmlns:w16sdtfl="http://schemas.microsoft.com/office/word/2024/wordml/sdtformatlock" xmlns:w16se="http://schemas.microsoft.com/office/word/2015/wordml/symex" xmlns:wpg="http://schemas.microsoft.com/office/word/2010/wordprocessingGroup" xmlns:wpi="http://schemas.microsoft.com/office/word/2010/wordprocessingInk" xmlns:wne="http://schemas.microsoft.com/office/word/2006/wordml" xmlns:wps="http://schemas.microsoft.com/office/word/2010/wordprocessingShape" mc:Ignorable="w14 w15 w16se w16cid w16 w16cex w16sdtdh w16sdtfl w16du wp14">
   <w:endnote w:type="separator" w:id="-1">
     <w:p>
       <w:pPr>
@@ -6996,7 +7157,7 @@
 </file>
 
 <file path=word/footer1.xml><?xml version="1.0" encoding="utf-8"?>
-<w:ftr xmlns:wpc="http://schemas.microsoft.com/office/word/2010/wordprocessingCanvas" xmlns:cx="http://schemas.microsoft.com/office/drawing/2014/chartex" xmlns:cx1="http://schemas.microsoft.com/office/drawing/2015/9/8/chartex" xmlns:cx2="http://schemas.microsoft.com/office/drawing/2015/10/21/chartex" xmlns:cx3="http://schemas.microsoft.com/office/drawing/2016/5/9/chartex" xmlns:cx4="http://schemas.microsoft.com/office/drawing/2016/5/10/chartex" xmlns:cx5="http://schemas.microsoft.com/office/drawing/2016/5/11/chartex" xmlns:cx6="http://schemas.microsoft.com/office/drawing/2016/5/12/chartex" xmlns:cx7="http://schemas.microsoft.com/office/drawing/2016/5/13/chartex" xmlns:cx8="http://schemas.microsoft.com/office/drawing/2016/5/14/chartex" xmlns:mc="http://schemas.openxmlformats.org/markup-compatibility/2006" xmlns:aink="http://schemas.microsoft.com/office/drawing/2016/ink" xmlns:am3d="http://schemas.microsoft.com/office/drawing/2017/model3d" xmlns:o="urn:schemas-microsoft-com:office:office" xmlns:r="http://schemas.openxmlformats.org/officeDocument/2006/relationships" xmlns:m="http://schemas.openxmlformats.org/officeDocument/2006/math" xmlns:v="urn:schemas-microsoft-com:vml" xmlns:wp14="http://schemas.microsoft.com/office/word/2010/wordprocessingDrawing" xmlns:wp="http://schemas.openxmlformats.org/drawingml/2006/wordprocessingDrawing" xmlns:w10="urn:schemas-microsoft-com:office:word" xmlns:w="http://schemas.openxmlformats.org/wordprocessingml/2006/main" xmlns:w14="http://schemas.microsoft.com/office/word/2010/wordml" xmlns:w15="http://schemas.microsoft.com/office/word/2012/wordml" xmlns:w16cex="http://schemas.microsoft.com/office/word/2018/wordml/cex" xmlns:w16cid="http://schemas.microsoft.com/office/word/2016/wordml/cid" xmlns:w16="http://schemas.microsoft.com/office/word/2018/wordml" xmlns:w16sdtdh="http://schemas.microsoft.com/office/word/2020/wordml/sdtdatahash" xmlns:w16se="http://schemas.microsoft.com/office/word/2015/wordml/symex" xmlns:wpg="http://schemas.microsoft.com/office/word/2010/wordprocessingGroup" xmlns:wpi="http://schemas.microsoft.com/office/word/2010/wordprocessingInk" xmlns:wne="http://schemas.microsoft.com/office/word/2006/wordml" xmlns:wps="http://schemas.microsoft.com/office/word/2010/wordprocessingShape" mc:Ignorable="w14 w15 w16se w16cid w16 w16cex w16sdtdh wp14">
+<w:ftr xmlns:wpc="http://schemas.microsoft.com/office/word/2010/wordprocessingCanvas" xmlns:cx="http://schemas.microsoft.com/office/drawing/2014/chartex" xmlns:cx1="http://schemas.microsoft.com/office/drawing/2015/9/8/chartex" xmlns:cx2="http://schemas.microsoft.com/office/drawing/2015/10/21/chartex" xmlns:cx3="http://schemas.microsoft.com/office/drawing/2016/5/9/chartex" xmlns:cx4="http://schemas.microsoft.com/office/drawing/2016/5/10/chartex" xmlns:cx5="http://schemas.microsoft.com/office/drawing/2016/5/11/chartex" xmlns:cx6="http://schemas.microsoft.com/office/drawing/2016/5/12/chartex" xmlns:cx7="http://schemas.microsoft.com/office/drawing/2016/5/13/chartex" xmlns:cx8="http://schemas.microsoft.com/office/drawing/2016/5/14/chartex" xmlns:mc="http://schemas.openxmlformats.org/markup-compatibility/2006" xmlns:aink="http://schemas.microsoft.com/office/drawing/2016/ink" xmlns:am3d="http://schemas.microsoft.com/office/drawing/2017/model3d" xmlns:o="urn:schemas-microsoft-com:office:office" xmlns:oel="http://schemas.microsoft.com/office/2019/extlst" xmlns:r="http://schemas.openxmlformats.org/officeDocument/2006/relationships" xmlns:m="http://schemas.openxmlformats.org/officeDocument/2006/math" xmlns:v="urn:schemas-microsoft-com:vml" xmlns:wp14="http://schemas.microsoft.com/office/word/2010/wordprocessingDrawing" xmlns:wp="http://schemas.openxmlformats.org/drawingml/2006/wordprocessingDrawing" xmlns:w10="urn:schemas-microsoft-com:office:word" xmlns:w="http://schemas.openxmlformats.org/wordprocessingml/2006/main" xmlns:w14="http://schemas.microsoft.com/office/word/2010/wordml" xmlns:w15="http://schemas.microsoft.com/office/word/2012/wordml" xmlns:w16cex="http://schemas.microsoft.com/office/word/2018/wordml/cex" xmlns:w16cid="http://schemas.microsoft.com/office/word/2016/wordml/cid" xmlns:w16="http://schemas.microsoft.com/office/word/2018/wordml" xmlns:w16du="http://schemas.microsoft.com/office/word/2023/wordml/word16du" xmlns:w16sdtdh="http://schemas.microsoft.com/office/word/2020/wordml/sdtdatahash" xmlns:w16sdtfl="http://schemas.microsoft.com/office/word/2024/wordml/sdtformatlock" xmlns:w16se="http://schemas.microsoft.com/office/word/2015/wordml/symex" xmlns:wpg="http://schemas.microsoft.com/office/word/2010/wordprocessingGroup" xmlns:wpi="http://schemas.microsoft.com/office/word/2010/wordprocessingInk" xmlns:wne="http://schemas.microsoft.com/office/word/2006/wordml" xmlns:wps="http://schemas.microsoft.com/office/word/2010/wordprocessingShape" mc:Ignorable="w14 w15 w16se w16cid w16 w16cex w16sdtdh w16sdtfl w16du wp14">
   <w:p>
     <w:pPr>
       <w:pStyle w:val="Footer"/>
@@ -7012,7 +7173,7 @@
 </file>
 
 <file path=word/footer2.xml><?xml version="1.0" encoding="utf-8"?>
-<w:ftr xmlns:wpc="http://schemas.microsoft.com/office/word/2010/wordprocessingCanvas" xmlns:cx="http://schemas.microsoft.com/office/drawing/2014/chartex" xmlns:cx1="http://schemas.microsoft.com/office/drawing/2015/9/8/chartex" xmlns:cx2="http://schemas.microsoft.com/office/drawing/2015/10/21/chartex" xmlns:cx3="http://schemas.microsoft.com/office/drawing/2016/5/9/chartex" xmlns:cx4="http://schemas.microsoft.com/office/drawing/2016/5/10/chartex" xmlns:cx5="http://schemas.microsoft.com/office/drawing/2016/5/11/chartex" xmlns:cx6="http://schemas.microsoft.com/office/drawing/2016/5/12/chartex" xmlns:cx7="http://schemas.microsoft.com/office/drawing/2016/5/13/chartex" xmlns:cx8="http://schemas.microsoft.com/office/drawing/2016/5/14/chartex" xmlns:mc="http://schemas.openxmlformats.org/markup-compatibility/2006" xmlns:aink="http://schemas.microsoft.com/office/drawing/2016/ink" xmlns:am3d="http://schemas.microsoft.com/office/drawing/2017/model3d" xmlns:o="urn:schemas-microsoft-com:office:office" xmlns:r="http://schemas.openxmlformats.org/officeDocument/2006/relationships" xmlns:m="http://schemas.openxmlformats.org/officeDocument/2006/math" xmlns:v="urn:schemas-microsoft-com:vml" xmlns:wp14="http://schemas.microsoft.com/office/word/2010/wordprocessingDrawing" xmlns:wp="http://schemas.openxmlformats.org/drawingml/2006/wordprocessingDrawing" xmlns:w10="urn:schemas-microsoft-com:office:word" xmlns:w="http://schemas.openxmlformats.org/wordprocessingml/2006/main" xmlns:w14="http://schemas.microsoft.com/office/word/2010/wordml" xmlns:w15="http://schemas.microsoft.com/office/word/2012/wordml" xmlns:w16cex="http://schemas.microsoft.com/office/word/2018/wordml/cex" xmlns:w16cid="http://schemas.microsoft.com/office/word/2016/wordml/cid" xmlns:w16="http://schemas.microsoft.com/office/word/2018/wordml" xmlns:w16sdtdh="http://schemas.microsoft.com/office/word/2020/wordml/sdtdatahash" xmlns:w16se="http://schemas.microsoft.com/office/word/2015/wordml/symex" xmlns:wpg="http://schemas.microsoft.com/office/word/2010/wordprocessingGroup" xmlns:wpi="http://schemas.microsoft.com/office/word/2010/wordprocessingInk" xmlns:wne="http://schemas.microsoft.com/office/word/2006/wordml" xmlns:wps="http://schemas.microsoft.com/office/word/2010/wordprocessingShape" mc:Ignorable="w14 w15 w16se w16cid w16 w16cex w16sdtdh wp14">
+<w:ftr xmlns:wpc="http://schemas.microsoft.com/office/word/2010/wordprocessingCanvas" xmlns:cx="http://schemas.microsoft.com/office/drawing/2014/chartex" xmlns:cx1="http://schemas.microsoft.com/office/drawing/2015/9/8/chartex" xmlns:cx2="http://schemas.microsoft.com/office/drawing/2015/10/21/chartex" xmlns:cx3="http://schemas.microsoft.com/office/drawing/2016/5/9/chartex" xmlns:cx4="http://schemas.microsoft.com/office/drawing/2016/5/10/chartex" xmlns:cx5="http://schemas.microsoft.com/office/drawing/2016/5/11/chartex" xmlns:cx6="http://schemas.microsoft.com/office/drawing/2016/5/12/chartex" xmlns:cx7="http://schemas.microsoft.com/office/drawing/2016/5/13/chartex" xmlns:cx8="http://schemas.microsoft.com/office/drawing/2016/5/14/chartex" xmlns:mc="http://schemas.openxmlformats.org/markup-compatibility/2006" xmlns:aink="http://schemas.microsoft.com/office/drawing/2016/ink" xmlns:am3d="http://schemas.microsoft.com/office/drawing/2017/model3d" xmlns:o="urn:schemas-microsoft-com:office:office" xmlns:oel="http://schemas.microsoft.com/office/2019/extlst" xmlns:r="http://schemas.openxmlformats.org/officeDocument/2006/relationships" xmlns:m="http://schemas.openxmlformats.org/officeDocument/2006/math" xmlns:v="urn:schemas-microsoft-com:vml" xmlns:wp14="http://schemas.microsoft.com/office/word/2010/wordprocessingDrawing" xmlns:wp="http://schemas.openxmlformats.org/drawingml/2006/wordprocessingDrawing" xmlns:w10="urn:schemas-microsoft-com:office:word" xmlns:w="http://schemas.openxmlformats.org/wordprocessingml/2006/main" xmlns:w14="http://schemas.microsoft.com/office/word/2010/wordml" xmlns:w15="http://schemas.microsoft.com/office/word/2012/wordml" xmlns:w16cex="http://schemas.microsoft.com/office/word/2018/wordml/cex" xmlns:w16cid="http://schemas.microsoft.com/office/word/2016/wordml/cid" xmlns:w16="http://schemas.microsoft.com/office/word/2018/wordml" xmlns:w16du="http://schemas.microsoft.com/office/word/2023/wordml/word16du" xmlns:w16sdtdh="http://schemas.microsoft.com/office/word/2020/wordml/sdtdatahash" xmlns:w16sdtfl="http://schemas.microsoft.com/office/word/2024/wordml/sdtformatlock" xmlns:w16se="http://schemas.microsoft.com/office/word/2015/wordml/symex" xmlns:wpg="http://schemas.microsoft.com/office/word/2010/wordprocessingGroup" xmlns:wpi="http://schemas.microsoft.com/office/word/2010/wordprocessingInk" xmlns:wne="http://schemas.microsoft.com/office/word/2006/wordml" xmlns:wps="http://schemas.microsoft.com/office/word/2010/wordprocessingShape" mc:Ignorable="w14 w15 w16se w16cid w16 w16cex w16sdtdh w16sdtfl w16du wp14">
   <w:p>
     <w:pPr>
       <w:pStyle w:val="Footer"/>
@@ -7045,7 +7206,7 @@
 </file>
 
 <file path=word/footer3.xml><?xml version="1.0" encoding="utf-8"?>
-<w:ftr xmlns:wpc="http://schemas.microsoft.com/office/word/2010/wordprocessingCanvas" xmlns:cx="http://schemas.microsoft.com/office/drawing/2014/chartex" xmlns:cx1="http://schemas.microsoft.com/office/drawing/2015/9/8/chartex" xmlns:cx2="http://schemas.microsoft.com/office/drawing/2015/10/21/chartex" xmlns:cx3="http://schemas.microsoft.com/office/drawing/2016/5/9/chartex" xmlns:cx4="http://schemas.microsoft.com/office/drawing/2016/5/10/chartex" xmlns:cx5="http://schemas.microsoft.com/office/drawing/2016/5/11/chartex" xmlns:cx6="http://schemas.microsoft.com/office/drawing/2016/5/12/chartex" xmlns:cx7="http://schemas.microsoft.com/office/drawing/2016/5/13/chartex" xmlns:cx8="http://schemas.microsoft.com/office/drawing/2016/5/14/chartex" xmlns:mc="http://schemas.openxmlformats.org/markup-compatibility/2006" xmlns:aink="http://schemas.microsoft.com/office/drawing/2016/ink" xmlns:am3d="http://schemas.microsoft.com/office/drawing/2017/model3d" xmlns:o="urn:schemas-microsoft-com:office:office" xmlns:r="http://schemas.openxmlformats.org/officeDocument/2006/relationships" xmlns:m="http://schemas.openxmlformats.org/officeDocument/2006/math" xmlns:v="urn:schemas-microsoft-com:vml" xmlns:wp14="http://schemas.microsoft.com/office/word/2010/wordprocessingDrawing" xmlns:wp="http://schemas.openxmlformats.org/drawingml/2006/wordprocessingDrawing" xmlns:w10="urn:schemas-microsoft-com:office:word" xmlns:w="http://schemas.openxmlformats.org/wordprocessingml/2006/main" xmlns:w14="http://schemas.microsoft.com/office/word/2010/wordml" xmlns:w15="http://schemas.microsoft.com/office/word/2012/wordml" xmlns:w16cex="http://schemas.microsoft.com/office/word/2018/wordml/cex" xmlns:w16cid="http://schemas.microsoft.com/office/word/2016/wordml/cid" xmlns:w16="http://schemas.microsoft.com/office/word/2018/wordml" xmlns:w16sdtdh="http://schemas.microsoft.com/office/word/2020/wordml/sdtdatahash" xmlns:w16se="http://schemas.microsoft.com/office/word/2015/wordml/symex" xmlns:wpg="http://schemas.microsoft.com/office/word/2010/wordprocessingGroup" xmlns:wpi="http://schemas.microsoft.com/office/word/2010/wordprocessingInk" xmlns:wne="http://schemas.microsoft.com/office/word/2006/wordml" xmlns:wps="http://schemas.microsoft.com/office/word/2010/wordprocessingShape" mc:Ignorable="w14 w15 w16se w16cid w16 w16cex w16sdtdh wp14">
+<w:ftr xmlns:wpc="http://schemas.microsoft.com/office/word/2010/wordprocessingCanvas" xmlns:cx="http://schemas.microsoft.com/office/drawing/2014/chartex" xmlns:cx1="http://schemas.microsoft.com/office/drawing/2015/9/8/chartex" xmlns:cx2="http://schemas.microsoft.com/office/drawing/2015/10/21/chartex" xmlns:cx3="http://schemas.microsoft.com/office/drawing/2016/5/9/chartex" xmlns:cx4="http://schemas.microsoft.com/office/drawing/2016/5/10/chartex" xmlns:cx5="http://schemas.microsoft.com/office/drawing/2016/5/11/chartex" xmlns:cx6="http://schemas.microsoft.com/office/drawing/2016/5/12/chartex" xmlns:cx7="http://schemas.microsoft.com/office/drawing/2016/5/13/chartex" xmlns:cx8="http://schemas.microsoft.com/office/drawing/2016/5/14/chartex" xmlns:mc="http://schemas.openxmlformats.org/markup-compatibility/2006" xmlns:aink="http://schemas.microsoft.com/office/drawing/2016/ink" xmlns:am3d="http://schemas.microsoft.com/office/drawing/2017/model3d" xmlns:o="urn:schemas-microsoft-com:office:office" xmlns:oel="http://schemas.microsoft.com/office/2019/extlst" xmlns:r="http://schemas.openxmlformats.org/officeDocument/2006/relationships" xmlns:m="http://schemas.openxmlformats.org/officeDocument/2006/math" xmlns:v="urn:schemas-microsoft-com:vml" xmlns:wp14="http://schemas.microsoft.com/office/word/2010/wordprocessingDrawing" xmlns:wp="http://schemas.openxmlformats.org/drawingml/2006/wordprocessingDrawing" xmlns:w10="urn:schemas-microsoft-com:office:word" xmlns:w="http://schemas.openxmlformats.org/wordprocessingml/2006/main" xmlns:w14="http://schemas.microsoft.com/office/word/2010/wordml" xmlns:w15="http://schemas.microsoft.com/office/word/2012/wordml" xmlns:w16cex="http://schemas.microsoft.com/office/word/2018/wordml/cex" xmlns:w16cid="http://schemas.microsoft.com/office/word/2016/wordml/cid" xmlns:w16="http://schemas.microsoft.com/office/word/2018/wordml" xmlns:w16du="http://schemas.microsoft.com/office/word/2023/wordml/word16du" xmlns:w16sdtdh="http://schemas.microsoft.com/office/word/2020/wordml/sdtdatahash" xmlns:w16sdtfl="http://schemas.microsoft.com/office/word/2024/wordml/sdtformatlock" xmlns:w16se="http://schemas.microsoft.com/office/word/2015/wordml/symex" xmlns:wpg="http://schemas.microsoft.com/office/word/2010/wordprocessingGroup" xmlns:wpi="http://schemas.microsoft.com/office/word/2010/wordprocessingInk" xmlns:wne="http://schemas.microsoft.com/office/word/2006/wordml" xmlns:wps="http://schemas.microsoft.com/office/word/2010/wordprocessingShape" mc:Ignorable="w14 w15 w16se w16cid w16 w16cex w16sdtdh w16sdtfl w16du wp14">
   <w:sdt>
     <w:sdtPr>
       <w:id w:val="693427148"/>
@@ -7118,7 +7279,7 @@
 </file>
 
 <file path=word/footnotes.xml><?xml version="1.0" encoding="utf-8"?>
-<w:footnotes xmlns:wpc="http://schemas.microsoft.com/office/word/2010/wordprocessingCanvas" xmlns:cx="http://schemas.microsoft.com/office/drawing/2014/chartex" xmlns:cx1="http://schemas.microsoft.com/office/drawing/2015/9/8/chartex" xmlns:cx2="http://schemas.microsoft.com/office/drawing/2015/10/21/chartex" xmlns:cx3="http://schemas.microsoft.com/office/drawing/2016/5/9/chartex" xmlns:cx4="http://schemas.microsoft.com/office/drawing/2016/5/10/chartex" xmlns:cx5="http://schemas.microsoft.com/office/drawing/2016/5/11/chartex" xmlns:cx6="http://schemas.microsoft.com/office/drawing/2016/5/12/chartex" xmlns:cx7="http://schemas.microsoft.com/office/drawing/2016/5/13/chartex" xmlns:cx8="http://schemas.microsoft.com/office/drawing/2016/5/14/chartex" xmlns:mc="http://schemas.openxmlformats.org/markup-compatibility/2006" xmlns:aink="http://schemas.microsoft.com/office/drawing/2016/ink" xmlns:am3d="http://schemas.microsoft.com/office/drawing/2017/model3d" xmlns:o="urn:schemas-microsoft-com:office:office" xmlns:r="http://schemas.openxmlformats.org/officeDocument/2006/relationships" xmlns:m="http://schemas.openxmlformats.org/officeDocument/2006/math" xmlns:v="urn:schemas-microsoft-com:vml" xmlns:wp14="http://schemas.microsoft.com/office/word/2010/wordprocessingDrawing" xmlns:wp="http://schemas.openxmlformats.org/drawingml/2006/wordprocessingDrawing" xmlns:w10="urn:schemas-microsoft-com:office:word" xmlns:w="http://schemas.openxmlformats.org/wordprocessingml/2006/main" xmlns:w14="http://schemas.microsoft.com/office/word/2010/wordml" xmlns:w15="http://schemas.microsoft.com/office/word/2012/wordml" xmlns:w16cex="http://schemas.microsoft.com/office/word/2018/wordml/cex" xmlns:w16cid="http://schemas.microsoft.com/office/word/2016/wordml/cid" xmlns:w16="http://schemas.microsoft.com/office/word/2018/wordml" xmlns:w16sdtdh="http://schemas.microsoft.com/office/word/2020/wordml/sdtdatahash" xmlns:w16se="http://schemas.microsoft.com/office/word/2015/wordml/symex" xmlns:wpg="http://schemas.microsoft.com/office/word/2010/wordprocessingGroup" xmlns:wpi="http://schemas.microsoft.com/office/word/2010/wordprocessingInk" xmlns:wne="http://schemas.microsoft.com/office/word/2006/wordml" xmlns:wps="http://schemas.microsoft.com/office/word/2010/wordprocessingShape" mc:Ignorable="w14 w15 w16se w16cid w16 w16cex w16sdtdh wp14">
+<w:footnotes xmlns:wpc="http://schemas.microsoft.com/office/word/2010/wordprocessingCanvas" xmlns:cx="http://schemas.microsoft.com/office/drawing/2014/chartex" xmlns:cx1="http://schemas.microsoft.com/office/drawing/2015/9/8/chartex" xmlns:cx2="http://schemas.microsoft.com/office/drawing/2015/10/21/chartex" xmlns:cx3="http://schemas.microsoft.com/office/drawing/2016/5/9/chartex" xmlns:cx4="http://schemas.microsoft.com/office/drawing/2016/5/10/chartex" xmlns:cx5="http://schemas.microsoft.com/office/drawing/2016/5/11/chartex" xmlns:cx6="http://schemas.microsoft.com/office/drawing/2016/5/12/chartex" xmlns:cx7="http://schemas.microsoft.com/office/drawing/2016/5/13/chartex" xmlns:cx8="http://schemas.microsoft.com/office/drawing/2016/5/14/chartex" xmlns:mc="http://schemas.openxmlformats.org/markup-compatibility/2006" xmlns:aink="http://schemas.microsoft.com/office/drawing/2016/ink" xmlns:am3d="http://schemas.microsoft.com/office/drawing/2017/model3d" xmlns:o="urn:schemas-microsoft-com:office:office" xmlns:oel="http://schemas.microsoft.com/office/2019/extlst" xmlns:r="http://schemas.openxmlformats.org/officeDocument/2006/relationships" xmlns:m="http://schemas.openxmlformats.org/officeDocument/2006/math" xmlns:v="urn:schemas-microsoft-com:vml" xmlns:wp14="http://schemas.microsoft.com/office/word/2010/wordprocessingDrawing" xmlns:wp="http://schemas.openxmlformats.org/drawingml/2006/wordprocessingDrawing" xmlns:w10="urn:schemas-microsoft-com:office:word" xmlns:w="http://schemas.openxmlformats.org/wordprocessingml/2006/main" xmlns:w14="http://schemas.microsoft.com/office/word/2010/wordml" xmlns:w15="http://schemas.microsoft.com/office/word/2012/wordml" xmlns:w16cex="http://schemas.microsoft.com/office/word/2018/wordml/cex" xmlns:w16cid="http://schemas.microsoft.com/office/word/2016/wordml/cid" xmlns:w16="http://schemas.microsoft.com/office/word/2018/wordml" xmlns:w16du="http://schemas.microsoft.com/office/word/2023/wordml/word16du" xmlns:w16sdtdh="http://schemas.microsoft.com/office/word/2020/wordml/sdtdatahash" xmlns:w16sdtfl="http://schemas.microsoft.com/office/word/2024/wordml/sdtformatlock" xmlns:w16se="http://schemas.microsoft.com/office/word/2015/wordml/symex" xmlns:wpg="http://schemas.microsoft.com/office/word/2010/wordprocessingGroup" xmlns:wpi="http://schemas.microsoft.com/office/word/2010/wordprocessingInk" xmlns:wne="http://schemas.microsoft.com/office/word/2006/wordml" xmlns:wps="http://schemas.microsoft.com/office/word/2010/wordprocessingShape" mc:Ignorable="w14 w15 w16se w16cid w16 w16cex w16sdtdh w16sdtfl w16du wp14">
   <w:footnote w:type="separator" w:id="-1">
     <w:p>
       <w:pPr>
@@ -7143,7 +7304,7 @@
 </file>
 
 <file path=word/header1.xml><?xml version="1.0" encoding="utf-8"?>
-<w:hdr xmlns:wpc="http://schemas.microsoft.com/office/word/2010/wordprocessingCanvas" xmlns:cx="http://schemas.microsoft.com/office/drawing/2014/chartex" xmlns:cx1="http://schemas.microsoft.com/office/drawing/2015/9/8/chartex" xmlns:cx2="http://schemas.microsoft.com/office/drawing/2015/10/21/chartex" xmlns:cx3="http://schemas.microsoft.com/office/drawing/2016/5/9/chartex" xmlns:cx4="http://schemas.microsoft.com/office/drawing/2016/5/10/chartex" xmlns:cx5="http://schemas.microsoft.com/office/drawing/2016/5/11/chartex" xmlns:cx6="http://schemas.microsoft.com/office/drawing/2016/5/12/chartex" xmlns:cx7="http://schemas.microsoft.com/office/drawing/2016/5/13/chartex" xmlns:cx8="http://schemas.microsoft.com/office/drawing/2016/5/14/chartex" xmlns:mc="http://schemas.openxmlformats.org/markup-compatibility/2006" xmlns:aink="http://schemas.microsoft.com/office/drawing/2016/ink" xmlns:am3d="http://schemas.microsoft.com/office/drawing/2017/model3d" xmlns:o="urn:schemas-microsoft-com:office:office" xmlns:r="http://schemas.openxmlformats.org/officeDocument/2006/relationships" xmlns:m="http://schemas.openxmlformats.org/officeDocument/2006/math" xmlns:v="urn:schemas-microsoft-com:vml" xmlns:wp14="http://schemas.microsoft.com/office/word/2010/wordprocessingDrawing" xmlns:wp="http://schemas.openxmlformats.org/drawingml/2006/wordprocessingDrawing" xmlns:w10="urn:schemas-microsoft-com:office:word" xmlns:w="http://schemas.openxmlformats.org/wordprocessingml/2006/main" xmlns:w14="http://schemas.microsoft.com/office/word/2010/wordml" xmlns:w15="http://schemas.microsoft.com/office/word/2012/wordml" xmlns:w16cex="http://schemas.microsoft.com/office/word/2018/wordml/cex" xmlns:w16cid="http://schemas.microsoft.com/office/word/2016/wordml/cid" xmlns:w16="http://schemas.microsoft.com/office/word/2018/wordml" xmlns:w16sdtdh="http://schemas.microsoft.com/office/word/2020/wordml/sdtdatahash" xmlns:w16se="http://schemas.microsoft.com/office/word/2015/wordml/symex" xmlns:wpg="http://schemas.microsoft.com/office/word/2010/wordprocessingGroup" xmlns:wpi="http://schemas.microsoft.com/office/word/2010/wordprocessingInk" xmlns:wne="http://schemas.microsoft.com/office/word/2006/wordml" xmlns:wps="http://schemas.microsoft.com/office/word/2010/wordprocessingShape" mc:Ignorable="w14 w15 w16se w16cid w16 w16cex w16sdtdh wp14">
+<w:hdr xmlns:wpc="http://schemas.microsoft.com/office/word/2010/wordprocessingCanvas" xmlns:cx="http://schemas.microsoft.com/office/drawing/2014/chartex" xmlns:cx1="http://schemas.microsoft.com/office/drawing/2015/9/8/chartex" xmlns:cx2="http://schemas.microsoft.com/office/drawing/2015/10/21/chartex" xmlns:cx3="http://schemas.microsoft.com/office/drawing/2016/5/9/chartex" xmlns:cx4="http://schemas.microsoft.com/office/drawing/2016/5/10/chartex" xmlns:cx5="http://schemas.microsoft.com/office/drawing/2016/5/11/chartex" xmlns:cx6="http://schemas.microsoft.com/office/drawing/2016/5/12/chartex" xmlns:cx7="http://schemas.microsoft.com/office/drawing/2016/5/13/chartex" xmlns:cx8="http://schemas.microsoft.com/office/drawing/2016/5/14/chartex" xmlns:mc="http://schemas.openxmlformats.org/markup-compatibility/2006" xmlns:aink="http://schemas.microsoft.com/office/drawing/2016/ink" xmlns:am3d="http://schemas.microsoft.com/office/drawing/2017/model3d" xmlns:o="urn:schemas-microsoft-com:office:office" xmlns:oel="http://schemas.microsoft.com/office/2019/extlst" xmlns:r="http://schemas.openxmlformats.org/officeDocument/2006/relationships" xmlns:m="http://schemas.openxmlformats.org/officeDocument/2006/math" xmlns:v="urn:schemas-microsoft-com:vml" xmlns:wp14="http://schemas.microsoft.com/office/word/2010/wordprocessingDrawing" xmlns:wp="http://schemas.openxmlformats.org/drawingml/2006/wordprocessingDrawing" xmlns:w10="urn:schemas-microsoft-com:office:word" xmlns:w="http://schemas.openxmlformats.org/wordprocessingml/2006/main" xmlns:w14="http://schemas.microsoft.com/office/word/2010/wordml" xmlns:w15="http://schemas.microsoft.com/office/word/2012/wordml" xmlns:w16cex="http://schemas.microsoft.com/office/word/2018/wordml/cex" xmlns:w16cid="http://schemas.microsoft.com/office/word/2016/wordml/cid" xmlns:w16="http://schemas.microsoft.com/office/word/2018/wordml" xmlns:w16du="http://schemas.microsoft.com/office/word/2023/wordml/word16du" xmlns:w16sdtdh="http://schemas.microsoft.com/office/word/2020/wordml/sdtdatahash" xmlns:w16sdtfl="http://schemas.microsoft.com/office/word/2024/wordml/sdtformatlock" xmlns:w16se="http://schemas.microsoft.com/office/word/2015/wordml/symex" xmlns:wpg="http://schemas.microsoft.com/office/word/2010/wordprocessingGroup" xmlns:wpi="http://schemas.microsoft.com/office/word/2010/wordprocessingInk" xmlns:wne="http://schemas.microsoft.com/office/word/2006/wordml" xmlns:wps="http://schemas.microsoft.com/office/word/2010/wordprocessingShape" mc:Ignorable="w14 w15 w16se w16cid w16 w16cex w16sdtdh w16sdtfl w16du wp14">
   <w:p>
     <w:pPr>
       <w:pStyle w:val="Header"/>
@@ -7153,7 +7314,7 @@
 </file>
 
 <file path=word/numbering.xml><?xml version="1.0" encoding="utf-8"?>
-<w:numbering xmlns:wpc="http://schemas.microsoft.com/office/word/2010/wordprocessingCanvas" xmlns:cx="http://schemas.microsoft.com/office/drawing/2014/chartex" xmlns:cx1="http://schemas.microsoft.com/office/drawing/2015/9/8/chartex" xmlns:cx2="http://schemas.microsoft.com/office/drawing/2015/10/21/chartex" xmlns:cx3="http://schemas.microsoft.com/office/drawing/2016/5/9/chartex" xmlns:cx4="http://schemas.microsoft.com/office/drawing/2016/5/10/chartex" xmlns:cx5="http://schemas.microsoft.com/office/drawing/2016/5/11/chartex" xmlns:cx6="http://schemas.microsoft.com/office/drawing/2016/5/12/chartex" xmlns:cx7="http://schemas.microsoft.com/office/drawing/2016/5/13/chartex" xmlns:cx8="http://schemas.microsoft.com/office/drawing/2016/5/14/chartex" xmlns:mc="http://schemas.openxmlformats.org/markup-compatibility/2006" xmlns:aink="http://schemas.microsoft.com/office/drawing/2016/ink" xmlns:am3d="http://schemas.microsoft.com/office/drawing/2017/model3d" xmlns:o="urn:schemas-microsoft-com:office:office" xmlns:r="http://schemas.openxmlformats.org/officeDocument/2006/relationships" xmlns:m="http://schemas.openxmlformats.org/officeDocument/2006/math" xmlns:v="urn:schemas-microsoft-com:vml" xmlns:wp14="http://schemas.microsoft.com/office/word/2010/wordprocessingDrawing" xmlns:wp="http://schemas.openxmlformats.org/drawingml/2006/wordprocessingDrawing" xmlns:w10="urn:schemas-microsoft-com:office:word" xmlns:w="http://schemas.openxmlformats.org/wordprocessingml/2006/main" xmlns:w14="http://schemas.microsoft.com/office/word/2010/wordml" xmlns:w15="http://schemas.microsoft.com/office/word/2012/wordml" xmlns:w16cex="http://schemas.microsoft.com/office/word/2018/wordml/cex" xmlns:w16cid="http://schemas.microsoft.com/office/word/2016/wordml/cid" xmlns:w16="http://schemas.microsoft.com/office/word/2018/wordml" xmlns:w16sdtdh="http://schemas.microsoft.com/office/word/2020/wordml/sdtdatahash" xmlns:w16se="http://schemas.microsoft.com/office/word/2015/wordml/symex" xmlns:wpg="http://schemas.microsoft.com/office/word/2010/wordprocessingGroup" xmlns:wpi="http://schemas.microsoft.com/office/word/2010/wordprocessingInk" xmlns:wne="http://schemas.microsoft.com/office/word/2006/wordml" xmlns:wps="http://schemas.microsoft.com/office/word/2010/wordprocessingShape" mc:Ignorable="w14 w15 w16se w16cid w16 w16cex w16sdtdh wp14">
+<w:numbering xmlns:wpc="http://schemas.microsoft.com/office/word/2010/wordprocessingCanvas" xmlns:cx="http://schemas.microsoft.com/office/drawing/2014/chartex" xmlns:cx1="http://schemas.microsoft.com/office/drawing/2015/9/8/chartex" xmlns:cx2="http://schemas.microsoft.com/office/drawing/2015/10/21/chartex" xmlns:cx3="http://schemas.microsoft.com/office/drawing/2016/5/9/chartex" xmlns:cx4="http://schemas.microsoft.com/office/drawing/2016/5/10/chartex" xmlns:cx5="http://schemas.microsoft.com/office/drawing/2016/5/11/chartex" xmlns:cx6="http://schemas.microsoft.com/office/drawing/2016/5/12/chartex" xmlns:cx7="http://schemas.microsoft.com/office/drawing/2016/5/13/chartex" xmlns:cx8="http://schemas.microsoft.com/office/drawing/2016/5/14/chartex" xmlns:mc="http://schemas.openxmlformats.org/markup-compatibility/2006" xmlns:aink="http://schemas.microsoft.com/office/drawing/2016/ink" xmlns:am3d="http://schemas.microsoft.com/office/drawing/2017/model3d" xmlns:o="urn:schemas-microsoft-com:office:office" xmlns:oel="http://schemas.microsoft.com/office/2019/extlst" xmlns:r="http://schemas.openxmlformats.org/officeDocument/2006/relationships" xmlns:m="http://schemas.openxmlformats.org/officeDocument/2006/math" xmlns:v="urn:schemas-microsoft-com:vml" xmlns:wp14="http://schemas.microsoft.com/office/word/2010/wordprocessingDrawing" xmlns:wp="http://schemas.openxmlformats.org/drawingml/2006/wordprocessingDrawing" xmlns:w10="urn:schemas-microsoft-com:office:word" xmlns:w="http://schemas.openxmlformats.org/wordprocessingml/2006/main" xmlns:w14="http://schemas.microsoft.com/office/word/2010/wordml" xmlns:w15="http://schemas.microsoft.com/office/word/2012/wordml" xmlns:w16cex="http://schemas.microsoft.com/office/word/2018/wordml/cex" xmlns:w16cid="http://schemas.microsoft.com/office/word/2016/wordml/cid" xmlns:w16="http://schemas.microsoft.com/office/word/2018/wordml" xmlns:w16du="http://schemas.microsoft.com/office/word/2023/wordml/word16du" xmlns:w16sdtdh="http://schemas.microsoft.com/office/word/2020/wordml/sdtdatahash" xmlns:w16sdtfl="http://schemas.microsoft.com/office/word/2024/wordml/sdtformatlock" xmlns:w16se="http://schemas.microsoft.com/office/word/2015/wordml/symex" xmlns:wpg="http://schemas.microsoft.com/office/word/2010/wordprocessingGroup" xmlns:wpi="http://schemas.microsoft.com/office/word/2010/wordprocessingInk" xmlns:wne="http://schemas.microsoft.com/office/word/2006/wordml" xmlns:wps="http://schemas.microsoft.com/office/word/2010/wordprocessingShape" mc:Ignorable="w14 w15 w16se w16cid w16 w16cex w16sdtdh w16sdtfl w16du wp14">
   <w:abstractNum w:abstractNumId="0" w15:restartNumberingAfterBreak="0">
     <w:nsid w:val="02AA5432"/>
     <w:multiLevelType w:val="multilevel"/>
@@ -7602,6 +7763,304 @@
     </w:lvl>
   </w:abstractNum>
   <w:abstractNum w:abstractNumId="3" w15:restartNumberingAfterBreak="0">
+    <w:nsid w:val="07EC14D2"/>
+    <w:multiLevelType w:val="multilevel"/>
+    <w:tmpl w:val="F98E4810"/>
+    <w:lvl w:ilvl="0">
+      <w:start w:val="1"/>
+      <w:numFmt w:val="bullet"/>
+      <w:lvlText w:val=""/>
+      <w:lvlJc w:val="left"/>
+      <w:pPr>
+        <w:tabs>
+          <w:tab w:val="num" w:pos="720"/>
+        </w:tabs>
+        <w:ind w:left="720" w:hanging="360"/>
+      </w:pPr>
+      <w:rPr>
+        <w:rFonts w:ascii="Symbol" w:hAnsi="Symbol" w:hint="default"/>
+        <w:sz w:val="20"/>
+      </w:rPr>
+    </w:lvl>
+    <w:lvl w:ilvl="1" w:tentative="1">
+      <w:start w:val="1"/>
+      <w:numFmt w:val="bullet"/>
+      <w:lvlText w:val="o"/>
+      <w:lvlJc w:val="left"/>
+      <w:pPr>
+        <w:tabs>
+          <w:tab w:val="num" w:pos="1440"/>
+        </w:tabs>
+        <w:ind w:left="1440" w:hanging="360"/>
+      </w:pPr>
+      <w:rPr>
+        <w:rFonts w:ascii="Courier New" w:hAnsi="Courier New" w:hint="default"/>
+        <w:sz w:val="20"/>
+      </w:rPr>
+    </w:lvl>
+    <w:lvl w:ilvl="2" w:tentative="1">
+      <w:start w:val="1"/>
+      <w:numFmt w:val="bullet"/>
+      <w:lvlText w:val=""/>
+      <w:lvlJc w:val="left"/>
+      <w:pPr>
+        <w:tabs>
+          <w:tab w:val="num" w:pos="2160"/>
+        </w:tabs>
+        <w:ind w:left="2160" w:hanging="360"/>
+      </w:pPr>
+      <w:rPr>
+        <w:rFonts w:ascii="Wingdings" w:hAnsi="Wingdings" w:hint="default"/>
+        <w:sz w:val="20"/>
+      </w:rPr>
+    </w:lvl>
+    <w:lvl w:ilvl="3" w:tentative="1">
+      <w:start w:val="1"/>
+      <w:numFmt w:val="bullet"/>
+      <w:lvlText w:val=""/>
+      <w:lvlJc w:val="left"/>
+      <w:pPr>
+        <w:tabs>
+          <w:tab w:val="num" w:pos="2880"/>
+        </w:tabs>
+        <w:ind w:left="2880" w:hanging="360"/>
+      </w:pPr>
+      <w:rPr>
+        <w:rFonts w:ascii="Wingdings" w:hAnsi="Wingdings" w:hint="default"/>
+        <w:sz w:val="20"/>
+      </w:rPr>
+    </w:lvl>
+    <w:lvl w:ilvl="4" w:tentative="1">
+      <w:start w:val="1"/>
+      <w:numFmt w:val="bullet"/>
+      <w:lvlText w:val=""/>
+      <w:lvlJc w:val="left"/>
+      <w:pPr>
+        <w:tabs>
+          <w:tab w:val="num" w:pos="3600"/>
+        </w:tabs>
+        <w:ind w:left="3600" w:hanging="360"/>
+      </w:pPr>
+      <w:rPr>
+        <w:rFonts w:ascii="Wingdings" w:hAnsi="Wingdings" w:hint="default"/>
+        <w:sz w:val="20"/>
+      </w:rPr>
+    </w:lvl>
+    <w:lvl w:ilvl="5" w:tentative="1">
+      <w:start w:val="1"/>
+      <w:numFmt w:val="bullet"/>
+      <w:lvlText w:val=""/>
+      <w:lvlJc w:val="left"/>
+      <w:pPr>
+        <w:tabs>
+          <w:tab w:val="num" w:pos="4320"/>
+        </w:tabs>
+        <w:ind w:left="4320" w:hanging="360"/>
+      </w:pPr>
+      <w:rPr>
+        <w:rFonts w:ascii="Wingdings" w:hAnsi="Wingdings" w:hint="default"/>
+        <w:sz w:val="20"/>
+      </w:rPr>
+    </w:lvl>
+    <w:lvl w:ilvl="6" w:tentative="1">
+      <w:start w:val="1"/>
+      <w:numFmt w:val="bullet"/>
+      <w:lvlText w:val=""/>
+      <w:lvlJc w:val="left"/>
+      <w:pPr>
+        <w:tabs>
+          <w:tab w:val="num" w:pos="5040"/>
+        </w:tabs>
+        <w:ind w:left="5040" w:hanging="360"/>
+      </w:pPr>
+      <w:rPr>
+        <w:rFonts w:ascii="Wingdings" w:hAnsi="Wingdings" w:hint="default"/>
+        <w:sz w:val="20"/>
+      </w:rPr>
+    </w:lvl>
+    <w:lvl w:ilvl="7" w:tentative="1">
+      <w:start w:val="1"/>
+      <w:numFmt w:val="bullet"/>
+      <w:lvlText w:val=""/>
+      <w:lvlJc w:val="left"/>
+      <w:pPr>
+        <w:tabs>
+          <w:tab w:val="num" w:pos="5760"/>
+        </w:tabs>
+        <w:ind w:left="5760" w:hanging="360"/>
+      </w:pPr>
+      <w:rPr>
+        <w:rFonts w:ascii="Wingdings" w:hAnsi="Wingdings" w:hint="default"/>
+        <w:sz w:val="20"/>
+      </w:rPr>
+    </w:lvl>
+    <w:lvl w:ilvl="8" w:tentative="1">
+      <w:start w:val="1"/>
+      <w:numFmt w:val="bullet"/>
+      <w:lvlText w:val=""/>
+      <w:lvlJc w:val="left"/>
+      <w:pPr>
+        <w:tabs>
+          <w:tab w:val="num" w:pos="6480"/>
+        </w:tabs>
+        <w:ind w:left="6480" w:hanging="360"/>
+      </w:pPr>
+      <w:rPr>
+        <w:rFonts w:ascii="Wingdings" w:hAnsi="Wingdings" w:hint="default"/>
+        <w:sz w:val="20"/>
+      </w:rPr>
+    </w:lvl>
+  </w:abstractNum>
+  <w:abstractNum w:abstractNumId="4" w15:restartNumberingAfterBreak="0">
+    <w:nsid w:val="0B3E7E4B"/>
+    <w:multiLevelType w:val="multilevel"/>
+    <w:tmpl w:val="BA18D460"/>
+    <w:lvl w:ilvl="0">
+      <w:start w:val="1"/>
+      <w:numFmt w:val="bullet"/>
+      <w:lvlText w:val=""/>
+      <w:lvlJc w:val="left"/>
+      <w:pPr>
+        <w:tabs>
+          <w:tab w:val="num" w:pos="720"/>
+        </w:tabs>
+        <w:ind w:left="720" w:hanging="360"/>
+      </w:pPr>
+      <w:rPr>
+        <w:rFonts w:ascii="Symbol" w:hAnsi="Symbol" w:hint="default"/>
+        <w:sz w:val="20"/>
+      </w:rPr>
+    </w:lvl>
+    <w:lvl w:ilvl="1" w:tentative="1">
+      <w:start w:val="1"/>
+      <w:numFmt w:val="bullet"/>
+      <w:lvlText w:val="o"/>
+      <w:lvlJc w:val="left"/>
+      <w:pPr>
+        <w:tabs>
+          <w:tab w:val="num" w:pos="1440"/>
+        </w:tabs>
+        <w:ind w:left="1440" w:hanging="360"/>
+      </w:pPr>
+      <w:rPr>
+        <w:rFonts w:ascii="Courier New" w:hAnsi="Courier New" w:hint="default"/>
+        <w:sz w:val="20"/>
+      </w:rPr>
+    </w:lvl>
+    <w:lvl w:ilvl="2" w:tentative="1">
+      <w:start w:val="1"/>
+      <w:numFmt w:val="bullet"/>
+      <w:lvlText w:val=""/>
+      <w:lvlJc w:val="left"/>
+      <w:pPr>
+        <w:tabs>
+          <w:tab w:val="num" w:pos="2160"/>
+        </w:tabs>
+        <w:ind w:left="2160" w:hanging="360"/>
+      </w:pPr>
+      <w:rPr>
+        <w:rFonts w:ascii="Wingdings" w:hAnsi="Wingdings" w:hint="default"/>
+        <w:sz w:val="20"/>
+      </w:rPr>
+    </w:lvl>
+    <w:lvl w:ilvl="3" w:tentative="1">
+      <w:start w:val="1"/>
+      <w:numFmt w:val="bullet"/>
+      <w:lvlText w:val=""/>
+      <w:lvlJc w:val="left"/>
+      <w:pPr>
+        <w:tabs>
+          <w:tab w:val="num" w:pos="2880"/>
+        </w:tabs>
+        <w:ind w:left="2880" w:hanging="360"/>
+      </w:pPr>
+      <w:rPr>
+        <w:rFonts w:ascii="Wingdings" w:hAnsi="Wingdings" w:hint="default"/>
+        <w:sz w:val="20"/>
+      </w:rPr>
+    </w:lvl>
+    <w:lvl w:ilvl="4" w:tentative="1">
+      <w:start w:val="1"/>
+      <w:numFmt w:val="bullet"/>
+      <w:lvlText w:val=""/>
+      <w:lvlJc w:val="left"/>
+      <w:pPr>
+        <w:tabs>
+          <w:tab w:val="num" w:pos="3600"/>
+        </w:tabs>
+        <w:ind w:left="3600" w:hanging="360"/>
+      </w:pPr>
+      <w:rPr>
+        <w:rFonts w:ascii="Wingdings" w:hAnsi="Wingdings" w:hint="default"/>
+        <w:sz w:val="20"/>
+      </w:rPr>
+    </w:lvl>
+    <w:lvl w:ilvl="5" w:tentative="1">
+      <w:start w:val="1"/>
+      <w:numFmt w:val="bullet"/>
+      <w:lvlText w:val=""/>
+      <w:lvlJc w:val="left"/>
+      <w:pPr>
+        <w:tabs>
+          <w:tab w:val="num" w:pos="4320"/>
+        </w:tabs>
+        <w:ind w:left="4320" w:hanging="360"/>
+      </w:pPr>
+      <w:rPr>
+        <w:rFonts w:ascii="Wingdings" w:hAnsi="Wingdings" w:hint="default"/>
+        <w:sz w:val="20"/>
+      </w:rPr>
+    </w:lvl>
+    <w:lvl w:ilvl="6" w:tentative="1">
+      <w:start w:val="1"/>
+      <w:numFmt w:val="bullet"/>
+      <w:lvlText w:val=""/>
+      <w:lvlJc w:val="left"/>
+      <w:pPr>
+        <w:tabs>
+          <w:tab w:val="num" w:pos="5040"/>
+        </w:tabs>
+        <w:ind w:left="5040" w:hanging="360"/>
+      </w:pPr>
+      <w:rPr>
+        <w:rFonts w:ascii="Wingdings" w:hAnsi="Wingdings" w:hint="default"/>
+        <w:sz w:val="20"/>
+      </w:rPr>
+    </w:lvl>
+    <w:lvl w:ilvl="7" w:tentative="1">
+      <w:start w:val="1"/>
+      <w:numFmt w:val="bullet"/>
+      <w:lvlText w:val=""/>
+      <w:lvlJc w:val="left"/>
+      <w:pPr>
+        <w:tabs>
+          <w:tab w:val="num" w:pos="5760"/>
+        </w:tabs>
+        <w:ind w:left="5760" w:hanging="360"/>
+      </w:pPr>
+      <w:rPr>
+        <w:rFonts w:ascii="Wingdings" w:hAnsi="Wingdings" w:hint="default"/>
+        <w:sz w:val="20"/>
+      </w:rPr>
+    </w:lvl>
+    <w:lvl w:ilvl="8" w:tentative="1">
+      <w:start w:val="1"/>
+      <w:numFmt w:val="bullet"/>
+      <w:lvlText w:val=""/>
+      <w:lvlJc w:val="left"/>
+      <w:pPr>
+        <w:tabs>
+          <w:tab w:val="num" w:pos="6480"/>
+        </w:tabs>
+        <w:ind w:left="6480" w:hanging="360"/>
+      </w:pPr>
+      <w:rPr>
+        <w:rFonts w:ascii="Wingdings" w:hAnsi="Wingdings" w:hint="default"/>
+        <w:sz w:val="20"/>
+      </w:rPr>
+    </w:lvl>
+  </w:abstractNum>
+  <w:abstractNum w:abstractNumId="5" w15:restartNumberingAfterBreak="0">
     <w:nsid w:val="0D8F6AFB"/>
     <w:multiLevelType w:val="multilevel"/>
     <w:tmpl w:val="F0EC4222"/>
@@ -7750,7 +8209,7 @@
       </w:rPr>
     </w:lvl>
   </w:abstractNum>
-  <w:abstractNum w:abstractNumId="4" w15:restartNumberingAfterBreak="0">
+  <w:abstractNum w:abstractNumId="6" w15:restartNumberingAfterBreak="0">
     <w:nsid w:val="14832494"/>
     <w:multiLevelType w:val="multilevel"/>
     <w:tmpl w:val="1812CD3E"/>
@@ -7899,7 +8358,7 @@
       </w:rPr>
     </w:lvl>
   </w:abstractNum>
-  <w:abstractNum w:abstractNumId="5" w15:restartNumberingAfterBreak="0">
+  <w:abstractNum w:abstractNumId="7" w15:restartNumberingAfterBreak="0">
     <w:nsid w:val="1DC670C3"/>
     <w:multiLevelType w:val="multilevel"/>
     <w:tmpl w:val="4FD4F62E"/>
@@ -8048,7 +8507,7 @@
       </w:rPr>
     </w:lvl>
   </w:abstractNum>
-  <w:abstractNum w:abstractNumId="6" w15:restartNumberingAfterBreak="0">
+  <w:abstractNum w:abstractNumId="8" w15:restartNumberingAfterBreak="0">
     <w:nsid w:val="1EA71F12"/>
     <w:multiLevelType w:val="multilevel"/>
     <w:tmpl w:val="3F3E7B86"/>
@@ -8197,7 +8656,7 @@
       </w:rPr>
     </w:lvl>
   </w:abstractNum>
-  <w:abstractNum w:abstractNumId="7" w15:restartNumberingAfterBreak="0">
+  <w:abstractNum w:abstractNumId="9" w15:restartNumberingAfterBreak="0">
     <w:nsid w:val="1FB36037"/>
     <w:multiLevelType w:val="multilevel"/>
     <w:tmpl w:val="BF442CD0"/>
@@ -8346,7 +8805,7 @@
       </w:rPr>
     </w:lvl>
   </w:abstractNum>
-  <w:abstractNum w:abstractNumId="8" w15:restartNumberingAfterBreak="0">
+  <w:abstractNum w:abstractNumId="10" w15:restartNumberingAfterBreak="0">
     <w:nsid w:val="212654DC"/>
     <w:multiLevelType w:val="multilevel"/>
     <w:tmpl w:val="620CF782"/>
@@ -8495,7 +8954,7 @@
       </w:rPr>
     </w:lvl>
   </w:abstractNum>
-  <w:abstractNum w:abstractNumId="9" w15:restartNumberingAfterBreak="0">
+  <w:abstractNum w:abstractNumId="11" w15:restartNumberingAfterBreak="0">
     <w:nsid w:val="27A22AC8"/>
     <w:multiLevelType w:val="multilevel"/>
     <w:tmpl w:val="08C616B4"/>
@@ -8644,7 +9103,7 @@
       </w:rPr>
     </w:lvl>
   </w:abstractNum>
-  <w:abstractNum w:abstractNumId="10" w15:restartNumberingAfterBreak="0">
+  <w:abstractNum w:abstractNumId="12" w15:restartNumberingAfterBreak="0">
     <w:nsid w:val="30E3306D"/>
     <w:multiLevelType w:val="multilevel"/>
     <w:tmpl w:val="2A0C7DAE"/>
@@ -8793,7 +9252,156 @@
       </w:rPr>
     </w:lvl>
   </w:abstractNum>
-  <w:abstractNum w:abstractNumId="11" w15:restartNumberingAfterBreak="0">
+  <w:abstractNum w:abstractNumId="13" w15:restartNumberingAfterBreak="0">
+    <w:nsid w:val="32243C87"/>
+    <w:multiLevelType w:val="multilevel"/>
+    <w:tmpl w:val="7B7E0E48"/>
+    <w:lvl w:ilvl="0">
+      <w:start w:val="1"/>
+      <w:numFmt w:val="bullet"/>
+      <w:lvlText w:val=""/>
+      <w:lvlJc w:val="left"/>
+      <w:pPr>
+        <w:tabs>
+          <w:tab w:val="num" w:pos="720"/>
+        </w:tabs>
+        <w:ind w:left="720" w:hanging="360"/>
+      </w:pPr>
+      <w:rPr>
+        <w:rFonts w:ascii="Symbol" w:hAnsi="Symbol" w:hint="default"/>
+        <w:sz w:val="20"/>
+      </w:rPr>
+    </w:lvl>
+    <w:lvl w:ilvl="1">
+      <w:start w:val="1"/>
+      <w:numFmt w:val="bullet"/>
+      <w:lvlText w:val="o"/>
+      <w:lvlJc w:val="left"/>
+      <w:pPr>
+        <w:tabs>
+          <w:tab w:val="num" w:pos="1440"/>
+        </w:tabs>
+        <w:ind w:left="1440" w:hanging="360"/>
+      </w:pPr>
+      <w:rPr>
+        <w:rFonts w:ascii="Courier New" w:hAnsi="Courier New" w:hint="default"/>
+        <w:sz w:val="20"/>
+      </w:rPr>
+    </w:lvl>
+    <w:lvl w:ilvl="2" w:tentative="1">
+      <w:start w:val="1"/>
+      <w:numFmt w:val="bullet"/>
+      <w:lvlText w:val=""/>
+      <w:lvlJc w:val="left"/>
+      <w:pPr>
+        <w:tabs>
+          <w:tab w:val="num" w:pos="2160"/>
+        </w:tabs>
+        <w:ind w:left="2160" w:hanging="360"/>
+      </w:pPr>
+      <w:rPr>
+        <w:rFonts w:ascii="Wingdings" w:hAnsi="Wingdings" w:hint="default"/>
+        <w:sz w:val="20"/>
+      </w:rPr>
+    </w:lvl>
+    <w:lvl w:ilvl="3" w:tentative="1">
+      <w:start w:val="1"/>
+      <w:numFmt w:val="bullet"/>
+      <w:lvlText w:val=""/>
+      <w:lvlJc w:val="left"/>
+      <w:pPr>
+        <w:tabs>
+          <w:tab w:val="num" w:pos="2880"/>
+        </w:tabs>
+        <w:ind w:left="2880" w:hanging="360"/>
+      </w:pPr>
+      <w:rPr>
+        <w:rFonts w:ascii="Wingdings" w:hAnsi="Wingdings" w:hint="default"/>
+        <w:sz w:val="20"/>
+      </w:rPr>
+    </w:lvl>
+    <w:lvl w:ilvl="4" w:tentative="1">
+      <w:start w:val="1"/>
+      <w:numFmt w:val="bullet"/>
+      <w:lvlText w:val=""/>
+      <w:lvlJc w:val="left"/>
+      <w:pPr>
+        <w:tabs>
+          <w:tab w:val="num" w:pos="3600"/>
+        </w:tabs>
+        <w:ind w:left="3600" w:hanging="360"/>
+      </w:pPr>
+      <w:rPr>
+        <w:rFonts w:ascii="Wingdings" w:hAnsi="Wingdings" w:hint="default"/>
+        <w:sz w:val="20"/>
+      </w:rPr>
+    </w:lvl>
+    <w:lvl w:ilvl="5" w:tentative="1">
+      <w:start w:val="1"/>
+      <w:numFmt w:val="bullet"/>
+      <w:lvlText w:val=""/>
+      <w:lvlJc w:val="left"/>
+      <w:pPr>
+        <w:tabs>
+          <w:tab w:val="num" w:pos="4320"/>
+        </w:tabs>
+        <w:ind w:left="4320" w:hanging="360"/>
+      </w:pPr>
+      <w:rPr>
+        <w:rFonts w:ascii="Wingdings" w:hAnsi="Wingdings" w:hint="default"/>
+        <w:sz w:val="20"/>
+      </w:rPr>
+    </w:lvl>
+    <w:lvl w:ilvl="6" w:tentative="1">
+      <w:start w:val="1"/>
+      <w:numFmt w:val="bullet"/>
+      <w:lvlText w:val=""/>
+      <w:lvlJc w:val="left"/>
+      <w:pPr>
+        <w:tabs>
+          <w:tab w:val="num" w:pos="5040"/>
+        </w:tabs>
+        <w:ind w:left="5040" w:hanging="360"/>
+      </w:pPr>
+      <w:rPr>
+        <w:rFonts w:ascii="Wingdings" w:hAnsi="Wingdings" w:hint="default"/>
+        <w:sz w:val="20"/>
+      </w:rPr>
+    </w:lvl>
+    <w:lvl w:ilvl="7" w:tentative="1">
+      <w:start w:val="1"/>
+      <w:numFmt w:val="bullet"/>
+      <w:lvlText w:val=""/>
+      <w:lvlJc w:val="left"/>
+      <w:pPr>
+        <w:tabs>
+          <w:tab w:val="num" w:pos="5760"/>
+        </w:tabs>
+        <w:ind w:left="5760" w:hanging="360"/>
+      </w:pPr>
+      <w:rPr>
+        <w:rFonts w:ascii="Wingdings" w:hAnsi="Wingdings" w:hint="default"/>
+        <w:sz w:val="20"/>
+      </w:rPr>
+    </w:lvl>
+    <w:lvl w:ilvl="8" w:tentative="1">
+      <w:start w:val="1"/>
+      <w:numFmt w:val="bullet"/>
+      <w:lvlText w:val=""/>
+      <w:lvlJc w:val="left"/>
+      <w:pPr>
+        <w:tabs>
+          <w:tab w:val="num" w:pos="6480"/>
+        </w:tabs>
+        <w:ind w:left="6480" w:hanging="360"/>
+      </w:pPr>
+      <w:rPr>
+        <w:rFonts w:ascii="Wingdings" w:hAnsi="Wingdings" w:hint="default"/>
+        <w:sz w:val="20"/>
+      </w:rPr>
+    </w:lvl>
+  </w:abstractNum>
+  <w:abstractNum w:abstractNumId="14" w15:restartNumberingAfterBreak="0">
     <w:nsid w:val="33DC4A00"/>
     <w:multiLevelType w:val="multilevel"/>
     <w:tmpl w:val="6F94E57C"/>
@@ -8942,7 +9550,7 @@
       </w:rPr>
     </w:lvl>
   </w:abstractNum>
-  <w:abstractNum w:abstractNumId="12" w15:restartNumberingAfterBreak="0">
+  <w:abstractNum w:abstractNumId="15" w15:restartNumberingAfterBreak="0">
     <w:nsid w:val="368B3A3E"/>
     <w:multiLevelType w:val="multilevel"/>
     <w:tmpl w:val="3D1A7FAE"/>
@@ -9091,7 +9699,7 @@
       </w:rPr>
     </w:lvl>
   </w:abstractNum>
-  <w:abstractNum w:abstractNumId="13" w15:restartNumberingAfterBreak="0">
+  <w:abstractNum w:abstractNumId="16" w15:restartNumberingAfterBreak="0">
     <w:nsid w:val="3D646EE6"/>
     <w:multiLevelType w:val="multilevel"/>
     <w:tmpl w:val="7E5E745E"/>
@@ -9240,7 +9848,7 @@
       </w:rPr>
     </w:lvl>
   </w:abstractNum>
-  <w:abstractNum w:abstractNumId="14" w15:restartNumberingAfterBreak="0">
+  <w:abstractNum w:abstractNumId="17" w15:restartNumberingAfterBreak="0">
     <w:nsid w:val="409269A1"/>
     <w:multiLevelType w:val="hybridMultilevel"/>
     <w:tmpl w:val="6B46FE5E"/>
@@ -9353,7 +9961,305 @@
       </w:rPr>
     </w:lvl>
   </w:abstractNum>
-  <w:abstractNum w:abstractNumId="15" w15:restartNumberingAfterBreak="0">
+  <w:abstractNum w:abstractNumId="18" w15:restartNumberingAfterBreak="0">
+    <w:nsid w:val="42852C44"/>
+    <w:multiLevelType w:val="multilevel"/>
+    <w:tmpl w:val="BA0286CE"/>
+    <w:lvl w:ilvl="0">
+      <w:start w:val="1"/>
+      <w:numFmt w:val="bullet"/>
+      <w:lvlText w:val=""/>
+      <w:lvlJc w:val="left"/>
+      <w:pPr>
+        <w:tabs>
+          <w:tab w:val="num" w:pos="720"/>
+        </w:tabs>
+        <w:ind w:left="720" w:hanging="360"/>
+      </w:pPr>
+      <w:rPr>
+        <w:rFonts w:ascii="Symbol" w:hAnsi="Symbol" w:hint="default"/>
+        <w:sz w:val="20"/>
+      </w:rPr>
+    </w:lvl>
+    <w:lvl w:ilvl="1" w:tentative="1">
+      <w:start w:val="1"/>
+      <w:numFmt w:val="bullet"/>
+      <w:lvlText w:val="o"/>
+      <w:lvlJc w:val="left"/>
+      <w:pPr>
+        <w:tabs>
+          <w:tab w:val="num" w:pos="1440"/>
+        </w:tabs>
+        <w:ind w:left="1440" w:hanging="360"/>
+      </w:pPr>
+      <w:rPr>
+        <w:rFonts w:ascii="Courier New" w:hAnsi="Courier New" w:hint="default"/>
+        <w:sz w:val="20"/>
+      </w:rPr>
+    </w:lvl>
+    <w:lvl w:ilvl="2" w:tentative="1">
+      <w:start w:val="1"/>
+      <w:numFmt w:val="bullet"/>
+      <w:lvlText w:val=""/>
+      <w:lvlJc w:val="left"/>
+      <w:pPr>
+        <w:tabs>
+          <w:tab w:val="num" w:pos="2160"/>
+        </w:tabs>
+        <w:ind w:left="2160" w:hanging="360"/>
+      </w:pPr>
+      <w:rPr>
+        <w:rFonts w:ascii="Wingdings" w:hAnsi="Wingdings" w:hint="default"/>
+        <w:sz w:val="20"/>
+      </w:rPr>
+    </w:lvl>
+    <w:lvl w:ilvl="3" w:tentative="1">
+      <w:start w:val="1"/>
+      <w:numFmt w:val="bullet"/>
+      <w:lvlText w:val=""/>
+      <w:lvlJc w:val="left"/>
+      <w:pPr>
+        <w:tabs>
+          <w:tab w:val="num" w:pos="2880"/>
+        </w:tabs>
+        <w:ind w:left="2880" w:hanging="360"/>
+      </w:pPr>
+      <w:rPr>
+        <w:rFonts w:ascii="Wingdings" w:hAnsi="Wingdings" w:hint="default"/>
+        <w:sz w:val="20"/>
+      </w:rPr>
+    </w:lvl>
+    <w:lvl w:ilvl="4" w:tentative="1">
+      <w:start w:val="1"/>
+      <w:numFmt w:val="bullet"/>
+      <w:lvlText w:val=""/>
+      <w:lvlJc w:val="left"/>
+      <w:pPr>
+        <w:tabs>
+          <w:tab w:val="num" w:pos="3600"/>
+        </w:tabs>
+        <w:ind w:left="3600" w:hanging="360"/>
+      </w:pPr>
+      <w:rPr>
+        <w:rFonts w:ascii="Wingdings" w:hAnsi="Wingdings" w:hint="default"/>
+        <w:sz w:val="20"/>
+      </w:rPr>
+    </w:lvl>
+    <w:lvl w:ilvl="5" w:tentative="1">
+      <w:start w:val="1"/>
+      <w:numFmt w:val="bullet"/>
+      <w:lvlText w:val=""/>
+      <w:lvlJc w:val="left"/>
+      <w:pPr>
+        <w:tabs>
+          <w:tab w:val="num" w:pos="4320"/>
+        </w:tabs>
+        <w:ind w:left="4320" w:hanging="360"/>
+      </w:pPr>
+      <w:rPr>
+        <w:rFonts w:ascii="Wingdings" w:hAnsi="Wingdings" w:hint="default"/>
+        <w:sz w:val="20"/>
+      </w:rPr>
+    </w:lvl>
+    <w:lvl w:ilvl="6" w:tentative="1">
+      <w:start w:val="1"/>
+      <w:numFmt w:val="bullet"/>
+      <w:lvlText w:val=""/>
+      <w:lvlJc w:val="left"/>
+      <w:pPr>
+        <w:tabs>
+          <w:tab w:val="num" w:pos="5040"/>
+        </w:tabs>
+        <w:ind w:left="5040" w:hanging="360"/>
+      </w:pPr>
+      <w:rPr>
+        <w:rFonts w:ascii="Wingdings" w:hAnsi="Wingdings" w:hint="default"/>
+        <w:sz w:val="20"/>
+      </w:rPr>
+    </w:lvl>
+    <w:lvl w:ilvl="7" w:tentative="1">
+      <w:start w:val="1"/>
+      <w:numFmt w:val="bullet"/>
+      <w:lvlText w:val=""/>
+      <w:lvlJc w:val="left"/>
+      <w:pPr>
+        <w:tabs>
+          <w:tab w:val="num" w:pos="5760"/>
+        </w:tabs>
+        <w:ind w:left="5760" w:hanging="360"/>
+      </w:pPr>
+      <w:rPr>
+        <w:rFonts w:ascii="Wingdings" w:hAnsi="Wingdings" w:hint="default"/>
+        <w:sz w:val="20"/>
+      </w:rPr>
+    </w:lvl>
+    <w:lvl w:ilvl="8" w:tentative="1">
+      <w:start w:val="1"/>
+      <w:numFmt w:val="bullet"/>
+      <w:lvlText w:val=""/>
+      <w:lvlJc w:val="left"/>
+      <w:pPr>
+        <w:tabs>
+          <w:tab w:val="num" w:pos="6480"/>
+        </w:tabs>
+        <w:ind w:left="6480" w:hanging="360"/>
+      </w:pPr>
+      <w:rPr>
+        <w:rFonts w:ascii="Wingdings" w:hAnsi="Wingdings" w:hint="default"/>
+        <w:sz w:val="20"/>
+      </w:rPr>
+    </w:lvl>
+  </w:abstractNum>
+  <w:abstractNum w:abstractNumId="19" w15:restartNumberingAfterBreak="0">
+    <w:nsid w:val="48325AF1"/>
+    <w:multiLevelType w:val="multilevel"/>
+    <w:tmpl w:val="1AA203BA"/>
+    <w:lvl w:ilvl="0">
+      <w:start w:val="1"/>
+      <w:numFmt w:val="bullet"/>
+      <w:lvlText w:val=""/>
+      <w:lvlJc w:val="left"/>
+      <w:pPr>
+        <w:tabs>
+          <w:tab w:val="num" w:pos="720"/>
+        </w:tabs>
+        <w:ind w:left="720" w:hanging="360"/>
+      </w:pPr>
+      <w:rPr>
+        <w:rFonts w:ascii="Symbol" w:hAnsi="Symbol" w:hint="default"/>
+        <w:sz w:val="20"/>
+      </w:rPr>
+    </w:lvl>
+    <w:lvl w:ilvl="1">
+      <w:start w:val="1"/>
+      <w:numFmt w:val="bullet"/>
+      <w:lvlText w:val="o"/>
+      <w:lvlJc w:val="left"/>
+      <w:pPr>
+        <w:tabs>
+          <w:tab w:val="num" w:pos="1440"/>
+        </w:tabs>
+        <w:ind w:left="1440" w:hanging="360"/>
+      </w:pPr>
+      <w:rPr>
+        <w:rFonts w:ascii="Courier New" w:hAnsi="Courier New" w:hint="default"/>
+        <w:sz w:val="20"/>
+      </w:rPr>
+    </w:lvl>
+    <w:lvl w:ilvl="2" w:tentative="1">
+      <w:start w:val="1"/>
+      <w:numFmt w:val="bullet"/>
+      <w:lvlText w:val=""/>
+      <w:lvlJc w:val="left"/>
+      <w:pPr>
+        <w:tabs>
+          <w:tab w:val="num" w:pos="2160"/>
+        </w:tabs>
+        <w:ind w:left="2160" w:hanging="360"/>
+      </w:pPr>
+      <w:rPr>
+        <w:rFonts w:ascii="Wingdings" w:hAnsi="Wingdings" w:hint="default"/>
+        <w:sz w:val="20"/>
+      </w:rPr>
+    </w:lvl>
+    <w:lvl w:ilvl="3" w:tentative="1">
+      <w:start w:val="1"/>
+      <w:numFmt w:val="bullet"/>
+      <w:lvlText w:val=""/>
+      <w:lvlJc w:val="left"/>
+      <w:pPr>
+        <w:tabs>
+          <w:tab w:val="num" w:pos="2880"/>
+        </w:tabs>
+        <w:ind w:left="2880" w:hanging="360"/>
+      </w:pPr>
+      <w:rPr>
+        <w:rFonts w:ascii="Wingdings" w:hAnsi="Wingdings" w:hint="default"/>
+        <w:sz w:val="20"/>
+      </w:rPr>
+    </w:lvl>
+    <w:lvl w:ilvl="4" w:tentative="1">
+      <w:start w:val="1"/>
+      <w:numFmt w:val="bullet"/>
+      <w:lvlText w:val=""/>
+      <w:lvlJc w:val="left"/>
+      <w:pPr>
+        <w:tabs>
+          <w:tab w:val="num" w:pos="3600"/>
+        </w:tabs>
+        <w:ind w:left="3600" w:hanging="360"/>
+      </w:pPr>
+      <w:rPr>
+        <w:rFonts w:ascii="Wingdings" w:hAnsi="Wingdings" w:hint="default"/>
+        <w:sz w:val="20"/>
+      </w:rPr>
+    </w:lvl>
+    <w:lvl w:ilvl="5" w:tentative="1">
+      <w:start w:val="1"/>
+      <w:numFmt w:val="bullet"/>
+      <w:lvlText w:val=""/>
+      <w:lvlJc w:val="left"/>
+      <w:pPr>
+        <w:tabs>
+          <w:tab w:val="num" w:pos="4320"/>
+        </w:tabs>
+        <w:ind w:left="4320" w:hanging="360"/>
+      </w:pPr>
+      <w:rPr>
+        <w:rFonts w:ascii="Wingdings" w:hAnsi="Wingdings" w:hint="default"/>
+        <w:sz w:val="20"/>
+      </w:rPr>
+    </w:lvl>
+    <w:lvl w:ilvl="6" w:tentative="1">
+      <w:start w:val="1"/>
+      <w:numFmt w:val="bullet"/>
+      <w:lvlText w:val=""/>
+      <w:lvlJc w:val="left"/>
+      <w:pPr>
+        <w:tabs>
+          <w:tab w:val="num" w:pos="5040"/>
+        </w:tabs>
+        <w:ind w:left="5040" w:hanging="360"/>
+      </w:pPr>
+      <w:rPr>
+        <w:rFonts w:ascii="Wingdings" w:hAnsi="Wingdings" w:hint="default"/>
+        <w:sz w:val="20"/>
+      </w:rPr>
+    </w:lvl>
+    <w:lvl w:ilvl="7" w:tentative="1">
+      <w:start w:val="1"/>
+      <w:numFmt w:val="bullet"/>
+      <w:lvlText w:val=""/>
+      <w:lvlJc w:val="left"/>
+      <w:pPr>
+        <w:tabs>
+          <w:tab w:val="num" w:pos="5760"/>
+        </w:tabs>
+        <w:ind w:left="5760" w:hanging="360"/>
+      </w:pPr>
+      <w:rPr>
+        <w:rFonts w:ascii="Wingdings" w:hAnsi="Wingdings" w:hint="default"/>
+        <w:sz w:val="20"/>
+      </w:rPr>
+    </w:lvl>
+    <w:lvl w:ilvl="8" w:tentative="1">
+      <w:start w:val="1"/>
+      <w:numFmt w:val="bullet"/>
+      <w:lvlText w:val=""/>
+      <w:lvlJc w:val="left"/>
+      <w:pPr>
+        <w:tabs>
+          <w:tab w:val="num" w:pos="6480"/>
+        </w:tabs>
+        <w:ind w:left="6480" w:hanging="360"/>
+      </w:pPr>
+      <w:rPr>
+        <w:rFonts w:ascii="Wingdings" w:hAnsi="Wingdings" w:hint="default"/>
+        <w:sz w:val="20"/>
+      </w:rPr>
+    </w:lvl>
+  </w:abstractNum>
+  <w:abstractNum w:abstractNumId="20" w15:restartNumberingAfterBreak="0">
     <w:nsid w:val="48DE2605"/>
     <w:multiLevelType w:val="multilevel"/>
     <w:tmpl w:val="7BC2606E"/>
@@ -9502,7 +10408,7 @@
       </w:rPr>
     </w:lvl>
   </w:abstractNum>
-  <w:abstractNum w:abstractNumId="16" w15:restartNumberingAfterBreak="0">
+  <w:abstractNum w:abstractNumId="21" w15:restartNumberingAfterBreak="0">
     <w:nsid w:val="4AA20041"/>
     <w:multiLevelType w:val="multilevel"/>
     <w:tmpl w:val="CD3E3B64"/>
@@ -9651,7 +10557,7 @@
       </w:rPr>
     </w:lvl>
   </w:abstractNum>
-  <w:abstractNum w:abstractNumId="17" w15:restartNumberingAfterBreak="0">
+  <w:abstractNum w:abstractNumId="22" w15:restartNumberingAfterBreak="0">
     <w:nsid w:val="4AFE41F8"/>
     <w:multiLevelType w:val="multilevel"/>
     <w:tmpl w:val="0D8E77F4"/>
@@ -9800,7 +10706,7 @@
       </w:rPr>
     </w:lvl>
   </w:abstractNum>
-  <w:abstractNum w:abstractNumId="18" w15:restartNumberingAfterBreak="0">
+  <w:abstractNum w:abstractNumId="23" w15:restartNumberingAfterBreak="0">
     <w:nsid w:val="4B426BE6"/>
     <w:multiLevelType w:val="multilevel"/>
     <w:tmpl w:val="5D98E2D6"/>
@@ -9949,7 +10855,7 @@
       </w:rPr>
     </w:lvl>
   </w:abstractNum>
-  <w:abstractNum w:abstractNumId="19" w15:restartNumberingAfterBreak="0">
+  <w:abstractNum w:abstractNumId="24" w15:restartNumberingAfterBreak="0">
     <w:nsid w:val="4EFC6E29"/>
     <w:multiLevelType w:val="multilevel"/>
     <w:tmpl w:val="ED3C94B6"/>
@@ -10098,7 +11004,7 @@
       </w:rPr>
     </w:lvl>
   </w:abstractNum>
-  <w:abstractNum w:abstractNumId="20" w15:restartNumberingAfterBreak="0">
+  <w:abstractNum w:abstractNumId="25" w15:restartNumberingAfterBreak="0">
     <w:nsid w:val="4F4439FB"/>
     <w:multiLevelType w:val="multilevel"/>
     <w:tmpl w:val="4232F080"/>
@@ -10247,7 +11153,7 @@
       </w:rPr>
     </w:lvl>
   </w:abstractNum>
-  <w:abstractNum w:abstractNumId="21" w15:restartNumberingAfterBreak="0">
+  <w:abstractNum w:abstractNumId="26" w15:restartNumberingAfterBreak="0">
     <w:nsid w:val="56356E95"/>
     <w:multiLevelType w:val="multilevel"/>
     <w:tmpl w:val="51545702"/>
@@ -10396,7 +11302,7 @@
       </w:rPr>
     </w:lvl>
   </w:abstractNum>
-  <w:abstractNum w:abstractNumId="22" w15:restartNumberingAfterBreak="0">
+  <w:abstractNum w:abstractNumId="27" w15:restartNumberingAfterBreak="0">
     <w:nsid w:val="59210F75"/>
     <w:multiLevelType w:val="multilevel"/>
     <w:tmpl w:val="499C6496"/>
@@ -10545,7 +11451,7 @@
       </w:rPr>
     </w:lvl>
   </w:abstractNum>
-  <w:abstractNum w:abstractNumId="23" w15:restartNumberingAfterBreak="0">
+  <w:abstractNum w:abstractNumId="28" w15:restartNumberingAfterBreak="0">
     <w:nsid w:val="5D316952"/>
     <w:multiLevelType w:val="multilevel"/>
     <w:tmpl w:val="7070D098"/>
@@ -10694,7 +11600,7 @@
       </w:rPr>
     </w:lvl>
   </w:abstractNum>
-  <w:abstractNum w:abstractNumId="24" w15:restartNumberingAfterBreak="0">
+  <w:abstractNum w:abstractNumId="29" w15:restartNumberingAfterBreak="0">
     <w:nsid w:val="5DEE4BD6"/>
     <w:multiLevelType w:val="multilevel"/>
     <w:tmpl w:val="12A47120"/>
@@ -10843,7 +11749,7 @@
       </w:rPr>
     </w:lvl>
   </w:abstractNum>
-  <w:abstractNum w:abstractNumId="25" w15:restartNumberingAfterBreak="0">
+  <w:abstractNum w:abstractNumId="30" w15:restartNumberingAfterBreak="0">
     <w:nsid w:val="62522E74"/>
     <w:multiLevelType w:val="multilevel"/>
     <w:tmpl w:val="C46050A8"/>
@@ -10992,7 +11898,7 @@
       </w:rPr>
     </w:lvl>
   </w:abstractNum>
-  <w:abstractNum w:abstractNumId="26" w15:restartNumberingAfterBreak="0">
+  <w:abstractNum w:abstractNumId="31" w15:restartNumberingAfterBreak="0">
     <w:nsid w:val="625231B6"/>
     <w:multiLevelType w:val="multilevel"/>
     <w:tmpl w:val="7E06195C"/>
@@ -11141,7 +12047,7 @@
       </w:rPr>
     </w:lvl>
   </w:abstractNum>
-  <w:abstractNum w:abstractNumId="27" w15:restartNumberingAfterBreak="0">
+  <w:abstractNum w:abstractNumId="32" w15:restartNumberingAfterBreak="0">
     <w:nsid w:val="6287241C"/>
     <w:multiLevelType w:val="multilevel"/>
     <w:tmpl w:val="1368F13E"/>
@@ -11290,7 +12196,156 @@
       </w:rPr>
     </w:lvl>
   </w:abstractNum>
-  <w:abstractNum w:abstractNumId="28" w15:restartNumberingAfterBreak="0">
+  <w:abstractNum w:abstractNumId="33" w15:restartNumberingAfterBreak="0">
+    <w:nsid w:val="6F8930AB"/>
+    <w:multiLevelType w:val="multilevel"/>
+    <w:tmpl w:val="762ACAFE"/>
+    <w:lvl w:ilvl="0">
+      <w:start w:val="1"/>
+      <w:numFmt w:val="bullet"/>
+      <w:lvlText w:val=""/>
+      <w:lvlJc w:val="left"/>
+      <w:pPr>
+        <w:tabs>
+          <w:tab w:val="num" w:pos="720"/>
+        </w:tabs>
+        <w:ind w:left="720" w:hanging="360"/>
+      </w:pPr>
+      <w:rPr>
+        <w:rFonts w:ascii="Symbol" w:hAnsi="Symbol" w:hint="default"/>
+        <w:sz w:val="20"/>
+      </w:rPr>
+    </w:lvl>
+    <w:lvl w:ilvl="1">
+      <w:start w:val="1"/>
+      <w:numFmt w:val="bullet"/>
+      <w:lvlText w:val="o"/>
+      <w:lvlJc w:val="left"/>
+      <w:pPr>
+        <w:tabs>
+          <w:tab w:val="num" w:pos="1440"/>
+        </w:tabs>
+        <w:ind w:left="1440" w:hanging="360"/>
+      </w:pPr>
+      <w:rPr>
+        <w:rFonts w:ascii="Courier New" w:hAnsi="Courier New" w:hint="default"/>
+        <w:sz w:val="20"/>
+      </w:rPr>
+    </w:lvl>
+    <w:lvl w:ilvl="2" w:tentative="1">
+      <w:start w:val="1"/>
+      <w:numFmt w:val="bullet"/>
+      <w:lvlText w:val=""/>
+      <w:lvlJc w:val="left"/>
+      <w:pPr>
+        <w:tabs>
+          <w:tab w:val="num" w:pos="2160"/>
+        </w:tabs>
+        <w:ind w:left="2160" w:hanging="360"/>
+      </w:pPr>
+      <w:rPr>
+        <w:rFonts w:ascii="Wingdings" w:hAnsi="Wingdings" w:hint="default"/>
+        <w:sz w:val="20"/>
+      </w:rPr>
+    </w:lvl>
+    <w:lvl w:ilvl="3" w:tentative="1">
+      <w:start w:val="1"/>
+      <w:numFmt w:val="bullet"/>
+      <w:lvlText w:val=""/>
+      <w:lvlJc w:val="left"/>
+      <w:pPr>
+        <w:tabs>
+          <w:tab w:val="num" w:pos="2880"/>
+        </w:tabs>
+        <w:ind w:left="2880" w:hanging="360"/>
+      </w:pPr>
+      <w:rPr>
+        <w:rFonts w:ascii="Wingdings" w:hAnsi="Wingdings" w:hint="default"/>
+        <w:sz w:val="20"/>
+      </w:rPr>
+    </w:lvl>
+    <w:lvl w:ilvl="4" w:tentative="1">
+      <w:start w:val="1"/>
+      <w:numFmt w:val="bullet"/>
+      <w:lvlText w:val=""/>
+      <w:lvlJc w:val="left"/>
+      <w:pPr>
+        <w:tabs>
+          <w:tab w:val="num" w:pos="3600"/>
+        </w:tabs>
+        <w:ind w:left="3600" w:hanging="360"/>
+      </w:pPr>
+      <w:rPr>
+        <w:rFonts w:ascii="Wingdings" w:hAnsi="Wingdings" w:hint="default"/>
+        <w:sz w:val="20"/>
+      </w:rPr>
+    </w:lvl>
+    <w:lvl w:ilvl="5" w:tentative="1">
+      <w:start w:val="1"/>
+      <w:numFmt w:val="bullet"/>
+      <w:lvlText w:val=""/>
+      <w:lvlJc w:val="left"/>
+      <w:pPr>
+        <w:tabs>
+          <w:tab w:val="num" w:pos="4320"/>
+        </w:tabs>
+        <w:ind w:left="4320" w:hanging="360"/>
+      </w:pPr>
+      <w:rPr>
+        <w:rFonts w:ascii="Wingdings" w:hAnsi="Wingdings" w:hint="default"/>
+        <w:sz w:val="20"/>
+      </w:rPr>
+    </w:lvl>
+    <w:lvl w:ilvl="6" w:tentative="1">
+      <w:start w:val="1"/>
+      <w:numFmt w:val="bullet"/>
+      <w:lvlText w:val=""/>
+      <w:lvlJc w:val="left"/>
+      <w:pPr>
+        <w:tabs>
+          <w:tab w:val="num" w:pos="5040"/>
+        </w:tabs>
+        <w:ind w:left="5040" w:hanging="360"/>
+      </w:pPr>
+      <w:rPr>
+        <w:rFonts w:ascii="Wingdings" w:hAnsi="Wingdings" w:hint="default"/>
+        <w:sz w:val="20"/>
+      </w:rPr>
+    </w:lvl>
+    <w:lvl w:ilvl="7" w:tentative="1">
+      <w:start w:val="1"/>
+      <w:numFmt w:val="bullet"/>
+      <w:lvlText w:val=""/>
+      <w:lvlJc w:val="left"/>
+      <w:pPr>
+        <w:tabs>
+          <w:tab w:val="num" w:pos="5760"/>
+        </w:tabs>
+        <w:ind w:left="5760" w:hanging="360"/>
+      </w:pPr>
+      <w:rPr>
+        <w:rFonts w:ascii="Wingdings" w:hAnsi="Wingdings" w:hint="default"/>
+        <w:sz w:val="20"/>
+      </w:rPr>
+    </w:lvl>
+    <w:lvl w:ilvl="8" w:tentative="1">
+      <w:start w:val="1"/>
+      <w:numFmt w:val="bullet"/>
+      <w:lvlText w:val=""/>
+      <w:lvlJc w:val="left"/>
+      <w:pPr>
+        <w:tabs>
+          <w:tab w:val="num" w:pos="6480"/>
+        </w:tabs>
+        <w:ind w:left="6480" w:hanging="360"/>
+      </w:pPr>
+      <w:rPr>
+        <w:rFonts w:ascii="Wingdings" w:hAnsi="Wingdings" w:hint="default"/>
+        <w:sz w:val="20"/>
+      </w:rPr>
+    </w:lvl>
+  </w:abstractNum>
+  <w:abstractNum w:abstractNumId="34" w15:restartNumberingAfterBreak="0">
     <w:nsid w:val="757F6D06"/>
     <w:multiLevelType w:val="hybridMultilevel"/>
     <w:tmpl w:val="8DEABED0"/>
@@ -11403,7 +12458,7 @@
       </w:rPr>
     </w:lvl>
   </w:abstractNum>
-  <w:abstractNum w:abstractNumId="29" w15:restartNumberingAfterBreak="0">
+  <w:abstractNum w:abstractNumId="35" w15:restartNumberingAfterBreak="0">
     <w:nsid w:val="780C43D0"/>
     <w:multiLevelType w:val="multilevel"/>
     <w:tmpl w:val="73F2889A"/>
@@ -11552,7 +12607,7 @@
       </w:rPr>
     </w:lvl>
   </w:abstractNum>
-  <w:abstractNum w:abstractNumId="30" w15:restartNumberingAfterBreak="0">
+  <w:abstractNum w:abstractNumId="36" w15:restartNumberingAfterBreak="0">
     <w:nsid w:val="7F1D44DB"/>
     <w:multiLevelType w:val="multilevel"/>
     <w:tmpl w:val="A664DA62"/>
@@ -11701,104 +12756,122 @@
       </w:rPr>
     </w:lvl>
   </w:abstractNum>
-  <w:num w:numId="1">
+  <w:num w:numId="1" w16cid:durableId="1875803669">
+    <w:abstractNumId w:val="32"/>
+  </w:num>
+  <w:num w:numId="2" w16cid:durableId="32658920">
+    <w:abstractNumId w:val="14"/>
+  </w:num>
+  <w:num w:numId="3" w16cid:durableId="1271207461">
+    <w:abstractNumId w:val="24"/>
+  </w:num>
+  <w:num w:numId="4" w16cid:durableId="354313377">
+    <w:abstractNumId w:val="20"/>
+  </w:num>
+  <w:num w:numId="5" w16cid:durableId="864637212">
+    <w:abstractNumId w:val="26"/>
+  </w:num>
+  <w:num w:numId="6" w16cid:durableId="1092777571">
+    <w:abstractNumId w:val="6"/>
+  </w:num>
+  <w:num w:numId="7" w16cid:durableId="531916382">
+    <w:abstractNumId w:val="28"/>
+  </w:num>
+  <w:num w:numId="8" w16cid:durableId="1834368563">
+    <w:abstractNumId w:val="25"/>
+  </w:num>
+  <w:num w:numId="9" w16cid:durableId="2081367742">
+    <w:abstractNumId w:val="5"/>
+  </w:num>
+  <w:num w:numId="10" w16cid:durableId="904532541">
+    <w:abstractNumId w:val="23"/>
+  </w:num>
+  <w:num w:numId="11" w16cid:durableId="56436528">
+    <w:abstractNumId w:val="15"/>
+  </w:num>
+  <w:num w:numId="12" w16cid:durableId="2105495116">
+    <w:abstractNumId w:val="16"/>
+  </w:num>
+  <w:num w:numId="13" w16cid:durableId="765659570">
+    <w:abstractNumId w:val="2"/>
+  </w:num>
+  <w:num w:numId="14" w16cid:durableId="1921332645">
+    <w:abstractNumId w:val="30"/>
+  </w:num>
+  <w:num w:numId="15" w16cid:durableId="1258322681">
+    <w:abstractNumId w:val="29"/>
+  </w:num>
+  <w:num w:numId="16" w16cid:durableId="1250234989">
+    <w:abstractNumId w:val="8"/>
+  </w:num>
+  <w:num w:numId="17" w16cid:durableId="1892574435">
+    <w:abstractNumId w:val="10"/>
+  </w:num>
+  <w:num w:numId="18" w16cid:durableId="1574046547">
+    <w:abstractNumId w:val="36"/>
+  </w:num>
+  <w:num w:numId="19" w16cid:durableId="1466123117">
+    <w:abstractNumId w:val="7"/>
+  </w:num>
+  <w:num w:numId="20" w16cid:durableId="188295327">
+    <w:abstractNumId w:val="31"/>
+  </w:num>
+  <w:num w:numId="21" w16cid:durableId="616374312">
+    <w:abstractNumId w:val="12"/>
+  </w:num>
+  <w:num w:numId="22" w16cid:durableId="1788769960">
+    <w:abstractNumId w:val="35"/>
+  </w:num>
+  <w:num w:numId="23" w16cid:durableId="1776289634">
+    <w:abstractNumId w:val="34"/>
+  </w:num>
+  <w:num w:numId="24" w16cid:durableId="1608199237">
+    <w:abstractNumId w:val="0"/>
+  </w:num>
+  <w:num w:numId="25" w16cid:durableId="2145342841">
+    <w:abstractNumId w:val="1"/>
+  </w:num>
+  <w:num w:numId="26" w16cid:durableId="449015235">
     <w:abstractNumId w:val="27"/>
   </w:num>
-  <w:num w:numId="2">
+  <w:num w:numId="27" w16cid:durableId="852645262">
+    <w:abstractNumId w:val="9"/>
+  </w:num>
+  <w:num w:numId="28" w16cid:durableId="1648822922">
+    <w:abstractNumId w:val="21"/>
+  </w:num>
+  <w:num w:numId="29" w16cid:durableId="1606576782">
+    <w:abstractNumId w:val="17"/>
+  </w:num>
+  <w:num w:numId="30" w16cid:durableId="886575321">
+    <w:abstractNumId w:val="22"/>
+  </w:num>
+  <w:num w:numId="31" w16cid:durableId="947665321">
     <w:abstractNumId w:val="11"/>
   </w:num>
-  <w:num w:numId="3">
-    <w:abstractNumId w:val="19"/>
+  <w:num w:numId="32" w16cid:durableId="386681653">
+    <w:abstractNumId w:val="13"/>
   </w:num>
-  <w:num w:numId="4">
-    <w:abstractNumId w:val="15"/>
+  <w:num w:numId="33" w16cid:durableId="2047606903">
+    <w:abstractNumId w:val="3"/>
   </w:num>
-  <w:num w:numId="5">
-    <w:abstractNumId w:val="21"/>
-  </w:num>
-  <w:num w:numId="6">
+  <w:num w:numId="34" w16cid:durableId="255360033">
     <w:abstractNumId w:val="4"/>
   </w:num>
-  <w:num w:numId="7">
-    <w:abstractNumId w:val="23"/>
-  </w:num>
-  <w:num w:numId="8">
-    <w:abstractNumId w:val="20"/>
-  </w:num>
-  <w:num w:numId="9">
-    <w:abstractNumId w:val="3"/>
-  </w:num>
-  <w:num w:numId="10">
+  <w:num w:numId="35" w16cid:durableId="298192046">
     <w:abstractNumId w:val="18"/>
   </w:num>
-  <w:num w:numId="11">
-    <w:abstractNumId w:val="12"/>
+  <w:num w:numId="36" w16cid:durableId="367071324">
+    <w:abstractNumId w:val="33"/>
   </w:num>
-  <w:num w:numId="12">
-    <w:abstractNumId w:val="13"/>
-  </w:num>
-  <w:num w:numId="13">
-    <w:abstractNumId w:val="2"/>
-  </w:num>
-  <w:num w:numId="14">
-    <w:abstractNumId w:val="25"/>
-  </w:num>
-  <w:num w:numId="15">
-    <w:abstractNumId w:val="24"/>
-  </w:num>
-  <w:num w:numId="16">
-    <w:abstractNumId w:val="6"/>
-  </w:num>
-  <w:num w:numId="17">
-    <w:abstractNumId w:val="8"/>
-  </w:num>
-  <w:num w:numId="18">
-    <w:abstractNumId w:val="30"/>
-  </w:num>
-  <w:num w:numId="19">
-    <w:abstractNumId w:val="5"/>
-  </w:num>
-  <w:num w:numId="20">
-    <w:abstractNumId w:val="26"/>
-  </w:num>
-  <w:num w:numId="21">
-    <w:abstractNumId w:val="10"/>
-  </w:num>
-  <w:num w:numId="22">
-    <w:abstractNumId w:val="29"/>
-  </w:num>
-  <w:num w:numId="23">
-    <w:abstractNumId w:val="28"/>
-  </w:num>
-  <w:num w:numId="24">
-    <w:abstractNumId w:val="0"/>
-  </w:num>
-  <w:num w:numId="25">
-    <w:abstractNumId w:val="1"/>
-  </w:num>
-  <w:num w:numId="26">
-    <w:abstractNumId w:val="22"/>
-  </w:num>
-  <w:num w:numId="27">
-    <w:abstractNumId w:val="7"/>
-  </w:num>
-  <w:num w:numId="28">
-    <w:abstractNumId w:val="16"/>
-  </w:num>
-  <w:num w:numId="29">
-    <w:abstractNumId w:val="14"/>
-  </w:num>
-  <w:num w:numId="30">
-    <w:abstractNumId w:val="17"/>
-  </w:num>
-  <w:num w:numId="31">
-    <w:abstractNumId w:val="9"/>
+  <w:num w:numId="37" w16cid:durableId="1002274457">
+    <w:abstractNumId w:val="19"/>
   </w:num>
 </w:numbering>
 </file>
 
 <file path=word/styles.xml><?xml version="1.0" encoding="utf-8"?>
-<w:styles xmlns:mc="http://schemas.openxmlformats.org/markup-compatibility/2006" xmlns:r="http://schemas.openxmlformats.org/officeDocument/2006/relationships" xmlns:w="http://schemas.openxmlformats.org/wordprocessingml/2006/main" xmlns:w14="http://schemas.microsoft.com/office/word/2010/wordml" xmlns:w15="http://schemas.microsoft.com/office/word/2012/wordml" xmlns:w16cex="http://schemas.microsoft.com/office/word/2018/wordml/cex" xmlns:w16cid="http://schemas.microsoft.com/office/word/2016/wordml/cid" xmlns:w16="http://schemas.microsoft.com/office/word/2018/wordml" xmlns:w16sdtdh="http://schemas.microsoft.com/office/word/2020/wordml/sdtdatahash" xmlns:w16se="http://schemas.microsoft.com/office/word/2015/wordml/symex" mc:Ignorable="w14 w15 w16se w16cid w16 w16cex w16sdtdh">
+<w:styles xmlns:mc="http://schemas.openxmlformats.org/markup-compatibility/2006" xmlns:r="http://schemas.openxmlformats.org/officeDocument/2006/relationships" xmlns:w="http://schemas.openxmlformats.org/wordprocessingml/2006/main" xmlns:w14="http://schemas.microsoft.com/office/word/2010/wordml" xmlns:w15="http://schemas.microsoft.com/office/word/2012/wordml" xmlns:w16cex="http://schemas.microsoft.com/office/word/2018/wordml/cex" xmlns:w16cid="http://schemas.microsoft.com/office/word/2016/wordml/cid" xmlns:w16="http://schemas.microsoft.com/office/word/2018/wordml" xmlns:w16du="http://schemas.microsoft.com/office/word/2023/wordml/word16du" xmlns:w16sdtdh="http://schemas.microsoft.com/office/word/2020/wordml/sdtdatahash" xmlns:w16sdtfl="http://schemas.microsoft.com/office/word/2024/wordml/sdtformatlock" xmlns:w16se="http://schemas.microsoft.com/office/word/2015/wordml/symex" mc:Ignorable="w14 w15 w16se w16cid w16 w16cex w16sdtdh w16sdtfl w16du">
   <w:docDefaults>
     <w:rPrDefault>
       <w:rPr>
@@ -12979,10 +14052,6 @@
 </file>
 
 <file path=customXml/item1.xml><?xml version="1.0" encoding="utf-8"?>
-<b:Sources xmlns:b="http://schemas.openxmlformats.org/officeDocument/2006/bibliography" xmlns="http://schemas.openxmlformats.org/officeDocument/2006/bibliography" SelectedStyle="\APASixthEditionOfficeOnline.xsl" StyleName="APA" Version="6"/>
-</file>
-
-<file path=customXml/item2.xml><?xml version="1.0" encoding="utf-8"?>
 <s:customData xmlns="http://www.wps.cn/officeDocument/2013/wpsCustomData" xmlns:s="http://www.wps.cn/officeDocument/2013/wpsCustomData">
   <customSectProps>
     <customSectPr/>
@@ -12995,18 +14064,22 @@
 </s:customData>
 </file>
 
+<file path=customXml/item2.xml><?xml version="1.0" encoding="utf-8"?>
+<b:Sources xmlns:b="http://schemas.openxmlformats.org/officeDocument/2006/bibliography" xmlns="http://schemas.openxmlformats.org/officeDocument/2006/bibliography" SelectedStyle="\APASixthEditionOfficeOnline.xsl" StyleName="APA" Version="6"/>
+</file>
+
 <file path=customXml/itemProps1.xml><?xml version="1.0" encoding="utf-8"?>
+<ds:datastoreItem xmlns:ds="http://schemas.openxmlformats.org/officeDocument/2006/customXml" ds:itemID="{B1977F7D-205B-4081-913C-38D41E755F92}">
+  <ds:schemaRefs>
+    <ds:schemaRef ds:uri="http://www.wps.cn/officeDocument/2013/wpsCustomData"/>
+  </ds:schemaRefs>
+</ds:datastoreItem>
+</file>
+
+<file path=customXml/itemProps2.xml><?xml version="1.0" encoding="utf-8"?>
 <ds:datastoreItem xmlns:ds="http://schemas.openxmlformats.org/officeDocument/2006/customXml" ds:itemID="{2B9ED210-EE4D-4D30-9582-1FE901CF48AD}">
   <ds:schemaRefs>
     <ds:schemaRef ds:uri="http://schemas.openxmlformats.org/officeDocument/2006/bibliography"/>
   </ds:schemaRefs>
 </ds:datastoreItem>
-</file>
-
-<file path=customXml/itemProps2.xml><?xml version="1.0" encoding="utf-8"?>
-<ds:datastoreItem xmlns:ds="http://schemas.openxmlformats.org/officeDocument/2006/customXml" ds:itemID="{B1977F7D-205B-4081-913C-38D41E755F92}">
-  <ds:schemaRefs>
-    <ds:schemaRef ds:uri="http://www.wps.cn/officeDocument/2013/wpsCustomData"/>
-  </ds:schemaRefs>
-</ds:datastoreItem>
 </file>
--- a/baocao/baocaoN9.docx
+++ b/baocao/baocaoN9.docx
@@ -1,6 +1,6 @@
 
 <file path=word/document.xml><?xml version="1.0" encoding="utf-8"?>
-<w:document xmlns:wpc="http://schemas.microsoft.com/office/word/2010/wordprocessingCanvas" xmlns:cx="http://schemas.microsoft.com/office/drawing/2014/chartex" xmlns:cx1="http://schemas.microsoft.com/office/drawing/2015/9/8/chartex" xmlns:cx2="http://schemas.microsoft.com/office/drawing/2015/10/21/chartex" xmlns:cx3="http://schemas.microsoft.com/office/drawing/2016/5/9/chartex" xmlns:cx4="http://schemas.microsoft.com/office/drawing/2016/5/10/chartex" xmlns:cx5="http://schemas.microsoft.com/office/drawing/2016/5/11/chartex" xmlns:cx6="http://schemas.microsoft.com/office/drawing/2016/5/12/chartex" xmlns:cx7="http://schemas.microsoft.com/office/drawing/2016/5/13/chartex" xmlns:cx8="http://schemas.microsoft.com/office/drawing/2016/5/14/chartex" xmlns:mc="http://schemas.openxmlformats.org/markup-compatibility/2006" xmlns:aink="http://schemas.microsoft.com/office/drawing/2016/ink" xmlns:am3d="http://schemas.microsoft.com/office/drawing/2017/model3d" xmlns:o="urn:schemas-microsoft-com:office:office" xmlns:oel="http://schemas.microsoft.com/office/2019/extlst" xmlns:r="http://schemas.openxmlformats.org/officeDocument/2006/relationships" xmlns:m="http://schemas.openxmlformats.org/officeDocument/2006/math" xmlns:v="urn:schemas-microsoft-com:vml" xmlns:wp14="http://schemas.microsoft.com/office/word/2010/wordprocessingDrawing" xmlns:wp="http://schemas.openxmlformats.org/drawingml/2006/wordprocessingDrawing" xmlns:w10="urn:schemas-microsoft-com:office:word" xmlns:w="http://schemas.openxmlformats.org/wordprocessingml/2006/main" xmlns:w14="http://schemas.microsoft.com/office/word/2010/wordml" xmlns:w15="http://schemas.microsoft.com/office/word/2012/wordml" xmlns:w16cex="http://schemas.microsoft.com/office/word/2018/wordml/cex" xmlns:w16cid="http://schemas.microsoft.com/office/word/2016/wordml/cid" xmlns:w16="http://schemas.microsoft.com/office/word/2018/wordml" xmlns:w16du="http://schemas.microsoft.com/office/word/2023/wordml/word16du" xmlns:w16sdtdh="http://schemas.microsoft.com/office/word/2020/wordml/sdtdatahash" xmlns:w16sdtfl="http://schemas.microsoft.com/office/word/2024/wordml/sdtformatlock" xmlns:w16se="http://schemas.microsoft.com/office/word/2015/wordml/symex" xmlns:wpg="http://schemas.microsoft.com/office/word/2010/wordprocessingGroup" xmlns:wpi="http://schemas.microsoft.com/office/word/2010/wordprocessingInk" xmlns:wne="http://schemas.microsoft.com/office/word/2006/wordml" xmlns:wps="http://schemas.microsoft.com/office/word/2010/wordprocessingShape" mc:Ignorable="w14 w15 w16se w16cid w16 w16cex w16sdtdh w16sdtfl w16du wp14">
+<w:document xmlns:wpc="http://schemas.microsoft.com/office/word/2010/wordprocessingCanvas" xmlns:cx="http://schemas.microsoft.com/office/drawing/2014/chartex" xmlns:cx1="http://schemas.microsoft.com/office/drawing/2015/9/8/chartex" xmlns:cx2="http://schemas.microsoft.com/office/drawing/2015/10/21/chartex" xmlns:cx3="http://schemas.microsoft.com/office/drawing/2016/5/9/chartex" xmlns:cx4="http://schemas.microsoft.com/office/drawing/2016/5/10/chartex" xmlns:cx5="http://schemas.microsoft.com/office/drawing/2016/5/11/chartex" xmlns:cx6="http://schemas.microsoft.com/office/drawing/2016/5/12/chartex" xmlns:cx7="http://schemas.microsoft.com/office/drawing/2016/5/13/chartex" xmlns:cx8="http://schemas.microsoft.com/office/drawing/2016/5/14/chartex" xmlns:mc="http://schemas.openxmlformats.org/markup-compatibility/2006" xmlns:aink="http://schemas.microsoft.com/office/drawing/2016/ink" xmlns:am3d="http://schemas.microsoft.com/office/drawing/2017/model3d" xmlns:o="urn:schemas-microsoft-com:office:office" xmlns:r="http://schemas.openxmlformats.org/officeDocument/2006/relationships" xmlns:m="http://schemas.openxmlformats.org/officeDocument/2006/math" xmlns:v="urn:schemas-microsoft-com:vml" xmlns:wp14="http://schemas.microsoft.com/office/word/2010/wordprocessingDrawing" xmlns:wp="http://schemas.openxmlformats.org/drawingml/2006/wordprocessingDrawing" xmlns:w10="urn:schemas-microsoft-com:office:word" xmlns:w="http://schemas.openxmlformats.org/wordprocessingml/2006/main" xmlns:w14="http://schemas.microsoft.com/office/word/2010/wordml" xmlns:w15="http://schemas.microsoft.com/office/word/2012/wordml" xmlns:w16cex="http://schemas.microsoft.com/office/word/2018/wordml/cex" xmlns:w16cid="http://schemas.microsoft.com/office/word/2016/wordml/cid" xmlns:w16="http://schemas.microsoft.com/office/word/2018/wordml" xmlns:w16sdtdh="http://schemas.microsoft.com/office/word/2020/wordml/sdtdatahash" xmlns:w16se="http://schemas.microsoft.com/office/word/2015/wordml/symex" xmlns:wpg="http://schemas.microsoft.com/office/word/2010/wordprocessingGroup" xmlns:wpi="http://schemas.microsoft.com/office/word/2010/wordprocessingInk" xmlns:wne="http://schemas.microsoft.com/office/word/2006/wordml" xmlns:wps="http://schemas.microsoft.com/office/word/2010/wordprocessingShape" mc:Ignorable="w14 w15 w16se w16cid w16 w16cex w16sdtdh wp14">
   <w:body>
     <w:tbl>
       <w:tblPr>
@@ -123,7 +123,7 @@
                     </wp:anchor>
                   </w:drawing>
                 </mc:Choice>
-                <mc:Fallback xmlns:wpsCustomData="http://www.wps.cn/officeDocument/2013/wpsCustomData">
+                <mc:Fallback xmlns:wpsCustomData="http://www.wps.cn/officeDocument/2013/wpsCustomData" xmlns:w16sdtfl="http://schemas.microsoft.com/office/word/2024/wordml/sdtformatlock" xmlns:w16du="http://schemas.microsoft.com/office/word/2023/wordml/word16du" xmlns:oel="http://schemas.microsoft.com/office/2019/extlst">
                   <w:pict>
                     <v:line id="_x0000_s1026" o:spid="_x0000_s1026" o:spt="20" style="position:absolute;left:0pt;flip:y;margin-left:188.05pt;margin-top:22.35pt;height:0pt;width:161.25pt;z-index:251662336;mso-width-relative:page;mso-height-relative:page;" filled="f" stroked="t" coordsize="21600,21600" o:gfxdata="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">
                       <v:fill on="f" focussize="0,0"/>
@@ -280,7 +280,7 @@
                     </wp:inline>
                   </w:drawing>
                 </mc:Choice>
-                <mc:Fallback xmlns:wpsCustomData="http://www.wps.cn/officeDocument/2013/wpsCustomData">
+                <mc:Fallback xmlns:wpsCustomData="http://www.wps.cn/officeDocument/2013/wpsCustomData" xmlns:w16sdtfl="http://schemas.microsoft.com/office/word/2024/wordml/sdtformatlock" xmlns:w16du="http://schemas.microsoft.com/office/word/2023/wordml/word16du" xmlns:oel="http://schemas.microsoft.com/office/2019/extlst">
                   <w:pict>
                     <v:rect id="Rectangle 2" o:spid="_x0000_s1026" o:spt="1" alt="Giới Thiệu Trường Đại Học Khánh Hòa - UKH" style="height:24pt;width:24pt;" filled="f" stroked="f" coordsize="21600,21600" o:gfxdata="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">
                       <v:fill on="f" focussize="0,0"/>
@@ -810,7 +810,7 @@
                     </wp:anchor>
                   </w:drawing>
                 </mc:Choice>
-                <mc:Fallback xmlns:wpsCustomData="http://www.wps.cn/officeDocument/2013/wpsCustomData">
+                <mc:Fallback xmlns:wpsCustomData="http://www.wps.cn/officeDocument/2013/wpsCustomData" xmlns:w16sdtfl="http://schemas.microsoft.com/office/word/2024/wordml/sdtformatlock" xmlns:w16du="http://schemas.microsoft.com/office/word/2023/wordml/word16du" xmlns:oel="http://schemas.microsoft.com/office/2019/extlst">
                   <w:pict>
                     <v:line id="_x0000_s1026" o:spid="_x0000_s1026" o:spt="20" style="position:absolute;left:0pt;flip:y;margin-left:198.25pt;margin-top:22.35pt;height:0pt;width:161.25pt;z-index:251661312;mso-width-relative:page;mso-height-relative:page;" filled="f" stroked="t" coordsize="21600,21600" o:gfxdata="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">
                       <v:fill on="f" focussize="0,0"/>
@@ -967,7 +967,7 @@
                     </wp:inline>
                   </w:drawing>
                 </mc:Choice>
-                <mc:Fallback xmlns:wpsCustomData="http://www.wps.cn/officeDocument/2013/wpsCustomData">
+                <mc:Fallback xmlns:wpsCustomData="http://www.wps.cn/officeDocument/2013/wpsCustomData" xmlns:w16sdtfl="http://schemas.microsoft.com/office/word/2024/wordml/sdtformatlock" xmlns:w16du="http://schemas.microsoft.com/office/word/2023/wordml/word16du" xmlns:oel="http://schemas.microsoft.com/office/2019/extlst">
                   <w:pict>
                     <v:rect id="Rectangle 7" o:spid="_x0000_s1026" o:spt="1" alt="Giới Thiệu Trường Đại Học Khánh Hòa - UKH" style="height:24pt;width:24pt;" filled="f" stroked="f" coordsize="21600,21600" o:gfxdata="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">
                       <v:fill on="f" focussize="0,0"/>
@@ -6149,6 +6149,11 @@
     <w:p>
       <w:pPr>
         <w:pStyle w:val="A2"/>
+      </w:pPr>
+    </w:p>
+    <w:p>
+      <w:pPr>
+        <w:pStyle w:val="A3"/>
         <w:rPr>
           <w:lang w:val="vi-VN"/>
         </w:rPr>
@@ -6163,6 +6168,7 @@
     <w:p>
       <w:pPr>
         <w:pStyle w:val="A2"/>
+        <w:ind w:left="720"/>
         <w:rPr>
           <w:lang w:val="vi-VN"/>
         </w:rPr>
@@ -6258,7 +6264,7 @@
     </w:p>
     <w:p>
       <w:pPr>
-        <w:pStyle w:val="A2"/>
+        <w:pStyle w:val="A3"/>
         <w:rPr>
           <w:lang w:val="vi-VN"/>
         </w:rPr>
@@ -6311,6 +6317,7 @@
         <w:rPr>
           <w:lang w:val="vi-VN"/>
         </w:rPr>
+        <w:lastRenderedPageBreak/>
         <w:t>Định dạng lại dữ liệu (Formatting): Chuyển đổi dữ liệu thô sang cấu trúc Instruction - Output (Câu lệnh - Phản hồi).</w:t>
       </w:r>
     </w:p>
@@ -6326,7 +6333,6 @@
         <w:rPr>
           <w:lang w:val="vi-VN"/>
         </w:rPr>
-        <w:lastRenderedPageBreak/>
         <w:t>Áp dụng Chat Template: Sử dụng mẫu hội thoại chuẩn của Llama 3 để phân định rõ vai trò của Hệ thống (System), Người dùng (User) và Trợ lý (Assistant). Điều này giúp mô hình nhận diện được điểm bắt đầu và kết thúc của mỗi lượt hội thoại thông qua các thẻ đặc biệt (tokens).</w:t>
       </w:r>
     </w:p>
@@ -6347,7 +6353,7 @@
     </w:p>
     <w:p>
       <w:pPr>
-        <w:pStyle w:val="A2"/>
+        <w:pStyle w:val="A3"/>
         <w:rPr>
           <w:lang w:val="vi-VN"/>
         </w:rPr>
@@ -6435,15 +6441,32 @@
     </w:p>
     <w:p>
       <w:pPr>
-        <w:pStyle w:val="A2"/>
+        <w:pStyle w:val="A3"/>
         <w:rPr>
           <w:lang w:val="vi-VN"/>
         </w:rPr>
       </w:pPr>
-      <w:r>
+    </w:p>
+    <w:p>
+      <w:pPr>
+        <w:pStyle w:val="A3"/>
         <w:rPr>
           <w:lang w:val="vi-VN"/>
         </w:rPr>
+      </w:pPr>
+    </w:p>
+    <w:p>
+      <w:pPr>
+        <w:pStyle w:val="A3"/>
+        <w:rPr>
+          <w:lang w:val="vi-VN"/>
+        </w:rPr>
+      </w:pPr>
+      <w:r>
+        <w:rPr>
+          <w:lang w:val="vi-VN"/>
+        </w:rPr>
+        <w:lastRenderedPageBreak/>
         <w:t>3.2.4. Xây dựng giao diện tương tác (Chatbot) và kiểm thử mô hình</w:t>
       </w:r>
     </w:p>
@@ -6488,7 +6511,6 @@
         <w:rPr>
           <w:lang w:val="vi-VN"/>
         </w:rPr>
-        <w:lastRenderedPageBreak/>
         <w:t>Streaming Output: Áp dụng TextStreamer để phản hồi văn bản theo thời gian thực, giúp giao diện tương tác mượt mà hơn.</w:t>
       </w:r>
     </w:p>
@@ -6549,80 +6571,30 @@
     </w:p>
     <w:p>
       <w:pPr>
-        <w:rPr>
-          <w:rFonts w:cs="Times New Roman"/>
-          <w:b/>
-          <w:szCs w:val="28"/>
-        </w:rPr>
-      </w:pPr>
-      <w:r>
-        <w:rPr>
-          <w:rFonts w:cs="Times New Roman"/>
-          <w:b/>
-          <w:szCs w:val="28"/>
+        <w:pStyle w:val="A3"/>
+        <w:rPr>
+          <w:lang w:val="vi-VN"/>
+        </w:rPr>
+      </w:pPr>
+      <w:r>
+        <w:rPr>
+          <w:lang w:val="vi-VN"/>
         </w:rPr>
         <w:t xml:space="preserve">3.2.1 </w:t>
       </w:r>
-      <w:proofErr w:type="gramStart"/>
-      <w:r>
-        <w:rPr>
-          <w:rFonts w:cs="Times New Roman"/>
-          <w:b/>
-          <w:szCs w:val="28"/>
-        </w:rPr>
-        <w:t>…..</w:t>
-      </w:r>
-      <w:proofErr w:type="gramEnd"/>
-    </w:p>
-    <w:p>
-      <w:pPr>
-        <w:rPr>
-          <w:rFonts w:cs="Times New Roman"/>
-          <w:b/>
-          <w:szCs w:val="28"/>
-        </w:rPr>
-      </w:pPr>
-      <w:r>
-        <w:rPr>
-          <w:rFonts w:cs="Times New Roman"/>
-          <w:b/>
-          <w:szCs w:val="28"/>
-        </w:rPr>
-        <w:t>….</w:t>
-      </w:r>
-    </w:p>
-    <w:p>
-      <w:pPr>
-        <w:rPr>
-          <w:rFonts w:cs="Times New Roman"/>
-          <w:b/>
-          <w:szCs w:val="28"/>
-        </w:rPr>
-      </w:pPr>
-      <w:r>
-        <w:rPr>
-          <w:rFonts w:cs="Times New Roman"/>
-          <w:b/>
-          <w:szCs w:val="28"/>
-        </w:rPr>
-        <w:t>3.2.3 ….</w:t>
-      </w:r>
-    </w:p>
-    <w:p>
-      <w:pPr>
-        <w:rPr>
-          <w:rFonts w:cs="Times New Roman"/>
-          <w:b/>
-          <w:szCs w:val="28"/>
-        </w:rPr>
-      </w:pPr>
-      <w:r>
-        <w:rPr>
-          <w:rFonts w:cs="Times New Roman"/>
-          <w:b/>
-          <w:szCs w:val="28"/>
-        </w:rPr>
-        <w:t>….</w:t>
+    </w:p>
+    <w:p>
+      <w:pPr>
+        <w:pStyle w:val="A3"/>
+        <w:rPr>
+          <w:lang w:val="vi-VN"/>
+        </w:rPr>
+      </w:pPr>
+      <w:r>
+        <w:rPr>
+          <w:lang w:val="vi-VN"/>
+        </w:rPr>
+        <w:t xml:space="preserve">3.2.3 </w:t>
       </w:r>
     </w:p>
     <w:p/>
@@ -7132,7 +7104,7 @@
 </file>
 
 <file path=word/endnotes.xml><?xml version="1.0" encoding="utf-8"?>
-<w:endnotes xmlns:wpc="http://schemas.microsoft.com/office/word/2010/wordprocessingCanvas" xmlns:cx="http://schemas.microsoft.com/office/drawing/2014/chartex" xmlns:cx1="http://schemas.microsoft.com/office/drawing/2015/9/8/chartex" xmlns:cx2="http://schemas.microsoft.com/office/drawing/2015/10/21/chartex" xmlns:cx3="http://schemas.microsoft.com/office/drawing/2016/5/9/chartex" xmlns:cx4="http://schemas.microsoft.com/office/drawing/2016/5/10/chartex" xmlns:cx5="http://schemas.microsoft.com/office/drawing/2016/5/11/chartex" xmlns:cx6="http://schemas.microsoft.com/office/drawing/2016/5/12/chartex" xmlns:cx7="http://schemas.microsoft.com/office/drawing/2016/5/13/chartex" xmlns:cx8="http://schemas.microsoft.com/office/drawing/2016/5/14/chartex" xmlns:mc="http://schemas.openxmlformats.org/markup-compatibility/2006" xmlns:aink="http://schemas.microsoft.com/office/drawing/2016/ink" xmlns:am3d="http://schemas.microsoft.com/office/drawing/2017/model3d" xmlns:o="urn:schemas-microsoft-com:office:office" xmlns:oel="http://schemas.microsoft.com/office/2019/extlst" xmlns:r="http://schemas.openxmlformats.org/officeDocument/2006/relationships" xmlns:m="http://schemas.openxmlformats.org/officeDocument/2006/math" xmlns:v="urn:schemas-microsoft-com:vml" xmlns:wp14="http://schemas.microsoft.com/office/word/2010/wordprocessingDrawing" xmlns:wp="http://schemas.openxmlformats.org/drawingml/2006/wordprocessingDrawing" xmlns:w10="urn:schemas-microsoft-com:office:word" xmlns:w="http://schemas.openxmlformats.org/wordprocessingml/2006/main" xmlns:w14="http://schemas.microsoft.com/office/word/2010/wordml" xmlns:w15="http://schemas.microsoft.com/office/word/2012/wordml" xmlns:w16cex="http://schemas.microsoft.com/office/word/2018/wordml/cex" xmlns:w16cid="http://schemas.microsoft.com/office/word/2016/wordml/cid" xmlns:w16="http://schemas.microsoft.com/office/word/2018/wordml" xmlns:w16du="http://schemas.microsoft.com/office/word/2023/wordml/word16du" xmlns:w16sdtdh="http://schemas.microsoft.com/office/word/2020/wordml/sdtdatahash" xmlns:w16sdtfl="http://schemas.microsoft.com/office/word/2024/wordml/sdtformatlock" xmlns:w16se="http://schemas.microsoft.com/office/word/2015/wordml/symex" xmlns:wpg="http://schemas.microsoft.com/office/word/2010/wordprocessingGroup" xmlns:wpi="http://schemas.microsoft.com/office/word/2010/wordprocessingInk" xmlns:wne="http://schemas.microsoft.com/office/word/2006/wordml" xmlns:wps="http://schemas.microsoft.com/office/word/2010/wordprocessingShape" mc:Ignorable="w14 w15 w16se w16cid w16 w16cex w16sdtdh w16sdtfl w16du wp14">
+<w:endnotes xmlns:wpc="http://schemas.microsoft.com/office/word/2010/wordprocessingCanvas" xmlns:cx="http://schemas.microsoft.com/office/drawing/2014/chartex" xmlns:cx1="http://schemas.microsoft.com/office/drawing/2015/9/8/chartex" xmlns:cx2="http://schemas.microsoft.com/office/drawing/2015/10/21/chartex" xmlns:cx3="http://schemas.microsoft.com/office/drawing/2016/5/9/chartex" xmlns:cx4="http://schemas.microsoft.com/office/drawing/2016/5/10/chartex" xmlns:cx5="http://schemas.microsoft.com/office/drawing/2016/5/11/chartex" xmlns:cx6="http://schemas.microsoft.com/office/drawing/2016/5/12/chartex" xmlns:cx7="http://schemas.microsoft.com/office/drawing/2016/5/13/chartex" xmlns:cx8="http://schemas.microsoft.com/office/drawing/2016/5/14/chartex" xmlns:mc="http://schemas.openxmlformats.org/markup-compatibility/2006" xmlns:aink="http://schemas.microsoft.com/office/drawing/2016/ink" xmlns:am3d="http://schemas.microsoft.com/office/drawing/2017/model3d" xmlns:o="urn:schemas-microsoft-com:office:office" xmlns:r="http://schemas.openxmlformats.org/officeDocument/2006/relationships" xmlns:m="http://schemas.openxmlformats.org/officeDocument/2006/math" xmlns:v="urn:schemas-microsoft-com:vml" xmlns:wp14="http://schemas.microsoft.com/office/word/2010/wordprocessingDrawing" xmlns:wp="http://schemas.openxmlformats.org/drawingml/2006/wordprocessingDrawing" xmlns:w10="urn:schemas-microsoft-com:office:word" xmlns:w="http://schemas.openxmlformats.org/wordprocessingml/2006/main" xmlns:w14="http://schemas.microsoft.com/office/word/2010/wordml" xmlns:w15="http://schemas.microsoft.com/office/word/2012/wordml" xmlns:w16cex="http://schemas.microsoft.com/office/word/2018/wordml/cex" xmlns:w16cid="http://schemas.microsoft.com/office/word/2016/wordml/cid" xmlns:w16="http://schemas.microsoft.com/office/word/2018/wordml" xmlns:w16sdtdh="http://schemas.microsoft.com/office/word/2020/wordml/sdtdatahash" xmlns:w16se="http://schemas.microsoft.com/office/word/2015/wordml/symex" xmlns:wpg="http://schemas.microsoft.com/office/word/2010/wordprocessingGroup" xmlns:wpi="http://schemas.microsoft.com/office/word/2010/wordprocessingInk" xmlns:wne="http://schemas.microsoft.com/office/word/2006/wordml" xmlns:wps="http://schemas.microsoft.com/office/word/2010/wordprocessingShape" mc:Ignorable="w14 w15 w16se w16cid w16 w16cex w16sdtdh wp14">
   <w:endnote w:type="separator" w:id="-1">
     <w:p>
       <w:pPr>
@@ -7157,7 +7129,7 @@
 </file>
 
 <file path=word/footer1.xml><?xml version="1.0" encoding="utf-8"?>
-<w:ftr xmlns:wpc="http://schemas.microsoft.com/office/word/2010/wordprocessingCanvas" xmlns:cx="http://schemas.microsoft.com/office/drawing/2014/chartex" xmlns:cx1="http://schemas.microsoft.com/office/drawing/2015/9/8/chartex" xmlns:cx2="http://schemas.microsoft.com/office/drawing/2015/10/21/chartex" xmlns:cx3="http://schemas.microsoft.com/office/drawing/2016/5/9/chartex" xmlns:cx4="http://schemas.microsoft.com/office/drawing/2016/5/10/chartex" xmlns:cx5="http://schemas.microsoft.com/office/drawing/2016/5/11/chartex" xmlns:cx6="http://schemas.microsoft.com/office/drawing/2016/5/12/chartex" xmlns:cx7="http://schemas.microsoft.com/office/drawing/2016/5/13/chartex" xmlns:cx8="http://schemas.microsoft.com/office/drawing/2016/5/14/chartex" xmlns:mc="http://schemas.openxmlformats.org/markup-compatibility/2006" xmlns:aink="http://schemas.microsoft.com/office/drawing/2016/ink" xmlns:am3d="http://schemas.microsoft.com/office/drawing/2017/model3d" xmlns:o="urn:schemas-microsoft-com:office:office" xmlns:oel="http://schemas.microsoft.com/office/2019/extlst" xmlns:r="http://schemas.openxmlformats.org/officeDocument/2006/relationships" xmlns:m="http://schemas.openxmlformats.org/officeDocument/2006/math" xmlns:v="urn:schemas-microsoft-com:vml" xmlns:wp14="http://schemas.microsoft.com/office/word/2010/wordprocessingDrawing" xmlns:wp="http://schemas.openxmlformats.org/drawingml/2006/wordprocessingDrawing" xmlns:w10="urn:schemas-microsoft-com:office:word" xmlns:w="http://schemas.openxmlformats.org/wordprocessingml/2006/main" xmlns:w14="http://schemas.microsoft.com/office/word/2010/wordml" xmlns:w15="http://schemas.microsoft.com/office/word/2012/wordml" xmlns:w16cex="http://schemas.microsoft.com/office/word/2018/wordml/cex" xmlns:w16cid="http://schemas.microsoft.com/office/word/2016/wordml/cid" xmlns:w16="http://schemas.microsoft.com/office/word/2018/wordml" xmlns:w16du="http://schemas.microsoft.com/office/word/2023/wordml/word16du" xmlns:w16sdtdh="http://schemas.microsoft.com/office/word/2020/wordml/sdtdatahash" xmlns:w16sdtfl="http://schemas.microsoft.com/office/word/2024/wordml/sdtformatlock" xmlns:w16se="http://schemas.microsoft.com/office/word/2015/wordml/symex" xmlns:wpg="http://schemas.microsoft.com/office/word/2010/wordprocessingGroup" xmlns:wpi="http://schemas.microsoft.com/office/word/2010/wordprocessingInk" xmlns:wne="http://schemas.microsoft.com/office/word/2006/wordml" xmlns:wps="http://schemas.microsoft.com/office/word/2010/wordprocessingShape" mc:Ignorable="w14 w15 w16se w16cid w16 w16cex w16sdtdh w16sdtfl w16du wp14">
+<w:ftr xmlns:wpc="http://schemas.microsoft.com/office/word/2010/wordprocessingCanvas" xmlns:cx="http://schemas.microsoft.com/office/drawing/2014/chartex" xmlns:cx1="http://schemas.microsoft.com/office/drawing/2015/9/8/chartex" xmlns:cx2="http://schemas.microsoft.com/office/drawing/2015/10/21/chartex" xmlns:cx3="http://schemas.microsoft.com/office/drawing/2016/5/9/chartex" xmlns:cx4="http://schemas.microsoft.com/office/drawing/2016/5/10/chartex" xmlns:cx5="http://schemas.microsoft.com/office/drawing/2016/5/11/chartex" xmlns:cx6="http://schemas.microsoft.com/office/drawing/2016/5/12/chartex" xmlns:cx7="http://schemas.microsoft.com/office/drawing/2016/5/13/chartex" xmlns:cx8="http://schemas.microsoft.com/office/drawing/2016/5/14/chartex" xmlns:mc="http://schemas.openxmlformats.org/markup-compatibility/2006" xmlns:aink="http://schemas.microsoft.com/office/drawing/2016/ink" xmlns:am3d="http://schemas.microsoft.com/office/drawing/2017/model3d" xmlns:o="urn:schemas-microsoft-com:office:office" xmlns:r="http://schemas.openxmlformats.org/officeDocument/2006/relationships" xmlns:m="http://schemas.openxmlformats.org/officeDocument/2006/math" xmlns:v="urn:schemas-microsoft-com:vml" xmlns:wp14="http://schemas.microsoft.com/office/word/2010/wordprocessingDrawing" xmlns:wp="http://schemas.openxmlformats.org/drawingml/2006/wordprocessingDrawing" xmlns:w10="urn:schemas-microsoft-com:office:word" xmlns:w="http://schemas.openxmlformats.org/wordprocessingml/2006/main" xmlns:w14="http://schemas.microsoft.com/office/word/2010/wordml" xmlns:w15="http://schemas.microsoft.com/office/word/2012/wordml" xmlns:w16cex="http://schemas.microsoft.com/office/word/2018/wordml/cex" xmlns:w16cid="http://schemas.microsoft.com/office/word/2016/wordml/cid" xmlns:w16="http://schemas.microsoft.com/office/word/2018/wordml" xmlns:w16sdtdh="http://schemas.microsoft.com/office/word/2020/wordml/sdtdatahash" xmlns:w16se="http://schemas.microsoft.com/office/word/2015/wordml/symex" xmlns:wpg="http://schemas.microsoft.com/office/word/2010/wordprocessingGroup" xmlns:wpi="http://schemas.microsoft.com/office/word/2010/wordprocessingInk" xmlns:wne="http://schemas.microsoft.com/office/word/2006/wordml" xmlns:wps="http://schemas.microsoft.com/office/word/2010/wordprocessingShape" mc:Ignorable="w14 w15 w16se w16cid w16 w16cex w16sdtdh wp14">
   <w:p>
     <w:pPr>
       <w:pStyle w:val="Footer"/>
@@ -7173,7 +7145,7 @@
 </file>
 
 <file path=word/footer2.xml><?xml version="1.0" encoding="utf-8"?>
-<w:ftr xmlns:wpc="http://schemas.microsoft.com/office/word/2010/wordprocessingCanvas" xmlns:cx="http://schemas.microsoft.com/office/drawing/2014/chartex" xmlns:cx1="http://schemas.microsoft.com/office/drawing/2015/9/8/chartex" xmlns:cx2="http://schemas.microsoft.com/office/drawing/2015/10/21/chartex" xmlns:cx3="http://schemas.microsoft.com/office/drawing/2016/5/9/chartex" xmlns:cx4="http://schemas.microsoft.com/office/drawing/2016/5/10/chartex" xmlns:cx5="http://schemas.microsoft.com/office/drawing/2016/5/11/chartex" xmlns:cx6="http://schemas.microsoft.com/office/drawing/2016/5/12/chartex" xmlns:cx7="http://schemas.microsoft.com/office/drawing/2016/5/13/chartex" xmlns:cx8="http://schemas.microsoft.com/office/drawing/2016/5/14/chartex" xmlns:mc="http://schemas.openxmlformats.org/markup-compatibility/2006" xmlns:aink="http://schemas.microsoft.com/office/drawing/2016/ink" xmlns:am3d="http://schemas.microsoft.com/office/drawing/2017/model3d" xmlns:o="urn:schemas-microsoft-com:office:office" xmlns:oel="http://schemas.microsoft.com/office/2019/extlst" xmlns:r="http://schemas.openxmlformats.org/officeDocument/2006/relationships" xmlns:m="http://schemas.openxmlformats.org/officeDocument/2006/math" xmlns:v="urn:schemas-microsoft-com:vml" xmlns:wp14="http://schemas.microsoft.com/office/word/2010/wordprocessingDrawing" xmlns:wp="http://schemas.openxmlformats.org/drawingml/2006/wordprocessingDrawing" xmlns:w10="urn:schemas-microsoft-com:office:word" xmlns:w="http://schemas.openxmlformats.org/wordprocessingml/2006/main" xmlns:w14="http://schemas.microsoft.com/office/word/2010/wordml" xmlns:w15="http://schemas.microsoft.com/office/word/2012/wordml" xmlns:w16cex="http://schemas.microsoft.com/office/word/2018/wordml/cex" xmlns:w16cid="http://schemas.microsoft.com/office/word/2016/wordml/cid" xmlns:w16="http://schemas.microsoft.com/office/word/2018/wordml" xmlns:w16du="http://schemas.microsoft.com/office/word/2023/wordml/word16du" xmlns:w16sdtdh="http://schemas.microsoft.com/office/word/2020/wordml/sdtdatahash" xmlns:w16sdtfl="http://schemas.microsoft.com/office/word/2024/wordml/sdtformatlock" xmlns:w16se="http://schemas.microsoft.com/office/word/2015/wordml/symex" xmlns:wpg="http://schemas.microsoft.com/office/word/2010/wordprocessingGroup" xmlns:wpi="http://schemas.microsoft.com/office/word/2010/wordprocessingInk" xmlns:wne="http://schemas.microsoft.com/office/word/2006/wordml" xmlns:wps="http://schemas.microsoft.com/office/word/2010/wordprocessingShape" mc:Ignorable="w14 w15 w16se w16cid w16 w16cex w16sdtdh w16sdtfl w16du wp14">
+<w:ftr xmlns:wpc="http://schemas.microsoft.com/office/word/2010/wordprocessingCanvas" xmlns:cx="http://schemas.microsoft.com/office/drawing/2014/chartex" xmlns:cx1="http://schemas.microsoft.com/office/drawing/2015/9/8/chartex" xmlns:cx2="http://schemas.microsoft.com/office/drawing/2015/10/21/chartex" xmlns:cx3="http://schemas.microsoft.com/office/drawing/2016/5/9/chartex" xmlns:cx4="http://schemas.microsoft.com/office/drawing/2016/5/10/chartex" xmlns:cx5="http://schemas.microsoft.com/office/drawing/2016/5/11/chartex" xmlns:cx6="http://schemas.microsoft.com/office/drawing/2016/5/12/chartex" xmlns:cx7="http://schemas.microsoft.com/office/drawing/2016/5/13/chartex" xmlns:cx8="http://schemas.microsoft.com/office/drawing/2016/5/14/chartex" xmlns:mc="http://schemas.openxmlformats.org/markup-compatibility/2006" xmlns:aink="http://schemas.microsoft.com/office/drawing/2016/ink" xmlns:am3d="http://schemas.microsoft.com/office/drawing/2017/model3d" xmlns:o="urn:schemas-microsoft-com:office:office" xmlns:r="http://schemas.openxmlformats.org/officeDocument/2006/relationships" xmlns:m="http://schemas.openxmlformats.org/officeDocument/2006/math" xmlns:v="urn:schemas-microsoft-com:vml" xmlns:wp14="http://schemas.microsoft.com/office/word/2010/wordprocessingDrawing" xmlns:wp="http://schemas.openxmlformats.org/drawingml/2006/wordprocessingDrawing" xmlns:w10="urn:schemas-microsoft-com:office:word" xmlns:w="http://schemas.openxmlformats.org/wordprocessingml/2006/main" xmlns:w14="http://schemas.microsoft.com/office/word/2010/wordml" xmlns:w15="http://schemas.microsoft.com/office/word/2012/wordml" xmlns:w16cex="http://schemas.microsoft.com/office/word/2018/wordml/cex" xmlns:w16cid="http://schemas.microsoft.com/office/word/2016/wordml/cid" xmlns:w16="http://schemas.microsoft.com/office/word/2018/wordml" xmlns:w16sdtdh="http://schemas.microsoft.com/office/word/2020/wordml/sdtdatahash" xmlns:w16se="http://schemas.microsoft.com/office/word/2015/wordml/symex" xmlns:wpg="http://schemas.microsoft.com/office/word/2010/wordprocessingGroup" xmlns:wpi="http://schemas.microsoft.com/office/word/2010/wordprocessingInk" xmlns:wne="http://schemas.microsoft.com/office/word/2006/wordml" xmlns:wps="http://schemas.microsoft.com/office/word/2010/wordprocessingShape" mc:Ignorable="w14 w15 w16se w16cid w16 w16cex w16sdtdh wp14">
   <w:p>
     <w:pPr>
       <w:pStyle w:val="Footer"/>
@@ -7206,7 +7178,7 @@
 </file>
 
 <file path=word/footer3.xml><?xml version="1.0" encoding="utf-8"?>
-<w:ftr xmlns:wpc="http://schemas.microsoft.com/office/word/2010/wordprocessingCanvas" xmlns:cx="http://schemas.microsoft.com/office/drawing/2014/chartex" xmlns:cx1="http://schemas.microsoft.com/office/drawing/2015/9/8/chartex" xmlns:cx2="http://schemas.microsoft.com/office/drawing/2015/10/21/chartex" xmlns:cx3="http://schemas.microsoft.com/office/drawing/2016/5/9/chartex" xmlns:cx4="http://schemas.microsoft.com/office/drawing/2016/5/10/chartex" xmlns:cx5="http://schemas.microsoft.com/office/drawing/2016/5/11/chartex" xmlns:cx6="http://schemas.microsoft.com/office/drawing/2016/5/12/chartex" xmlns:cx7="http://schemas.microsoft.com/office/drawing/2016/5/13/chartex" xmlns:cx8="http://schemas.microsoft.com/office/drawing/2016/5/14/chartex" xmlns:mc="http://schemas.openxmlformats.org/markup-compatibility/2006" xmlns:aink="http://schemas.microsoft.com/office/drawing/2016/ink" xmlns:am3d="http://schemas.microsoft.com/office/drawing/2017/model3d" xmlns:o="urn:schemas-microsoft-com:office:office" xmlns:oel="http://schemas.microsoft.com/office/2019/extlst" xmlns:r="http://schemas.openxmlformats.org/officeDocument/2006/relationships" xmlns:m="http://schemas.openxmlformats.org/officeDocument/2006/math" xmlns:v="urn:schemas-microsoft-com:vml" xmlns:wp14="http://schemas.microsoft.com/office/word/2010/wordprocessingDrawing" xmlns:wp="http://schemas.openxmlformats.org/drawingml/2006/wordprocessingDrawing" xmlns:w10="urn:schemas-microsoft-com:office:word" xmlns:w="http://schemas.openxmlformats.org/wordprocessingml/2006/main" xmlns:w14="http://schemas.microsoft.com/office/word/2010/wordml" xmlns:w15="http://schemas.microsoft.com/office/word/2012/wordml" xmlns:w16cex="http://schemas.microsoft.com/office/word/2018/wordml/cex" xmlns:w16cid="http://schemas.microsoft.com/office/word/2016/wordml/cid" xmlns:w16="http://schemas.microsoft.com/office/word/2018/wordml" xmlns:w16du="http://schemas.microsoft.com/office/word/2023/wordml/word16du" xmlns:w16sdtdh="http://schemas.microsoft.com/office/word/2020/wordml/sdtdatahash" xmlns:w16sdtfl="http://schemas.microsoft.com/office/word/2024/wordml/sdtformatlock" xmlns:w16se="http://schemas.microsoft.com/office/word/2015/wordml/symex" xmlns:wpg="http://schemas.microsoft.com/office/word/2010/wordprocessingGroup" xmlns:wpi="http://schemas.microsoft.com/office/word/2010/wordprocessingInk" xmlns:wne="http://schemas.microsoft.com/office/word/2006/wordml" xmlns:wps="http://schemas.microsoft.com/office/word/2010/wordprocessingShape" mc:Ignorable="w14 w15 w16se w16cid w16 w16cex w16sdtdh w16sdtfl w16du wp14">
+<w:ftr xmlns:wpc="http://schemas.microsoft.com/office/word/2010/wordprocessingCanvas" xmlns:cx="http://schemas.microsoft.com/office/drawing/2014/chartex" xmlns:cx1="http://schemas.microsoft.com/office/drawing/2015/9/8/chartex" xmlns:cx2="http://schemas.microsoft.com/office/drawing/2015/10/21/chartex" xmlns:cx3="http://schemas.microsoft.com/office/drawing/2016/5/9/chartex" xmlns:cx4="http://schemas.microsoft.com/office/drawing/2016/5/10/chartex" xmlns:cx5="http://schemas.microsoft.com/office/drawing/2016/5/11/chartex" xmlns:cx6="http://schemas.microsoft.com/office/drawing/2016/5/12/chartex" xmlns:cx7="http://schemas.microsoft.com/office/drawing/2016/5/13/chartex" xmlns:cx8="http://schemas.microsoft.com/office/drawing/2016/5/14/chartex" xmlns:mc="http://schemas.openxmlformats.org/markup-compatibility/2006" xmlns:aink="http://schemas.microsoft.com/office/drawing/2016/ink" xmlns:am3d="http://schemas.microsoft.com/office/drawing/2017/model3d" xmlns:o="urn:schemas-microsoft-com:office:office" xmlns:r="http://schemas.openxmlformats.org/officeDocument/2006/relationships" xmlns:m="http://schemas.openxmlformats.org/officeDocument/2006/math" xmlns:v="urn:schemas-microsoft-com:vml" xmlns:wp14="http://schemas.microsoft.com/office/word/2010/wordprocessingDrawing" xmlns:wp="http://schemas.openxmlformats.org/drawingml/2006/wordprocessingDrawing" xmlns:w10="urn:schemas-microsoft-com:office:word" xmlns:w="http://schemas.openxmlformats.org/wordprocessingml/2006/main" xmlns:w14="http://schemas.microsoft.com/office/word/2010/wordml" xmlns:w15="http://schemas.microsoft.com/office/word/2012/wordml" xmlns:w16cex="http://schemas.microsoft.com/office/word/2018/wordml/cex" xmlns:w16cid="http://schemas.microsoft.com/office/word/2016/wordml/cid" xmlns:w16="http://schemas.microsoft.com/office/word/2018/wordml" xmlns:w16sdtdh="http://schemas.microsoft.com/office/word/2020/wordml/sdtdatahash" xmlns:w16se="http://schemas.microsoft.com/office/word/2015/wordml/symex" xmlns:wpg="http://schemas.microsoft.com/office/word/2010/wordprocessingGroup" xmlns:wpi="http://schemas.microsoft.com/office/word/2010/wordprocessingInk" xmlns:wne="http://schemas.microsoft.com/office/word/2006/wordml" xmlns:wps="http://schemas.microsoft.com/office/word/2010/wordprocessingShape" mc:Ignorable="w14 w15 w16se w16cid w16 w16cex w16sdtdh wp14">
   <w:sdt>
     <w:sdtPr>
       <w:id w:val="693427148"/>
@@ -7279,7 +7251,7 @@
 </file>
 
 <file path=word/footnotes.xml><?xml version="1.0" encoding="utf-8"?>
-<w:footnotes xmlns:wpc="http://schemas.microsoft.com/office/word/2010/wordprocessingCanvas" xmlns:cx="http://schemas.microsoft.com/office/drawing/2014/chartex" xmlns:cx1="http://schemas.microsoft.com/office/drawing/2015/9/8/chartex" xmlns:cx2="http://schemas.microsoft.com/office/drawing/2015/10/21/chartex" xmlns:cx3="http://schemas.microsoft.com/office/drawing/2016/5/9/chartex" xmlns:cx4="http://schemas.microsoft.com/office/drawing/2016/5/10/chartex" xmlns:cx5="http://schemas.microsoft.com/office/drawing/2016/5/11/chartex" xmlns:cx6="http://schemas.microsoft.com/office/drawing/2016/5/12/chartex" xmlns:cx7="http://schemas.microsoft.com/office/drawing/2016/5/13/chartex" xmlns:cx8="http://schemas.microsoft.com/office/drawing/2016/5/14/chartex" xmlns:mc="http://schemas.openxmlformats.org/markup-compatibility/2006" xmlns:aink="http://schemas.microsoft.com/office/drawing/2016/ink" xmlns:am3d="http://schemas.microsoft.com/office/drawing/2017/model3d" xmlns:o="urn:schemas-microsoft-com:office:office" xmlns:oel="http://schemas.microsoft.com/office/2019/extlst" xmlns:r="http://schemas.openxmlformats.org/officeDocument/2006/relationships" xmlns:m="http://schemas.openxmlformats.org/officeDocument/2006/math" xmlns:v="urn:schemas-microsoft-com:vml" xmlns:wp14="http://schemas.microsoft.com/office/word/2010/wordprocessingDrawing" xmlns:wp="http://schemas.openxmlformats.org/drawingml/2006/wordprocessingDrawing" xmlns:w10="urn:schemas-microsoft-com:office:word" xmlns:w="http://schemas.openxmlformats.org/wordprocessingml/2006/main" xmlns:w14="http://schemas.microsoft.com/office/word/2010/wordml" xmlns:w15="http://schemas.microsoft.com/office/word/2012/wordml" xmlns:w16cex="http://schemas.microsoft.com/office/word/2018/wordml/cex" xmlns:w16cid="http://schemas.microsoft.com/office/word/2016/wordml/cid" xmlns:w16="http://schemas.microsoft.com/office/word/2018/wordml" xmlns:w16du="http://schemas.microsoft.com/office/word/2023/wordml/word16du" xmlns:w16sdtdh="http://schemas.microsoft.com/office/word/2020/wordml/sdtdatahash" xmlns:w16sdtfl="http://schemas.microsoft.com/office/word/2024/wordml/sdtformatlock" xmlns:w16se="http://schemas.microsoft.com/office/word/2015/wordml/symex" xmlns:wpg="http://schemas.microsoft.com/office/word/2010/wordprocessingGroup" xmlns:wpi="http://schemas.microsoft.com/office/word/2010/wordprocessingInk" xmlns:wne="http://schemas.microsoft.com/office/word/2006/wordml" xmlns:wps="http://schemas.microsoft.com/office/word/2010/wordprocessingShape" mc:Ignorable="w14 w15 w16se w16cid w16 w16cex w16sdtdh w16sdtfl w16du wp14">
+<w:footnotes xmlns:wpc="http://schemas.microsoft.com/office/word/2010/wordprocessingCanvas" xmlns:cx="http://schemas.microsoft.com/office/drawing/2014/chartex" xmlns:cx1="http://schemas.microsoft.com/office/drawing/2015/9/8/chartex" xmlns:cx2="http://schemas.microsoft.com/office/drawing/2015/10/21/chartex" xmlns:cx3="http://schemas.microsoft.com/office/drawing/2016/5/9/chartex" xmlns:cx4="http://schemas.microsoft.com/office/drawing/2016/5/10/chartex" xmlns:cx5="http://schemas.microsoft.com/office/drawing/2016/5/11/chartex" xmlns:cx6="http://schemas.microsoft.com/office/drawing/2016/5/12/chartex" xmlns:cx7="http://schemas.microsoft.com/office/drawing/2016/5/13/chartex" xmlns:cx8="http://schemas.microsoft.com/office/drawing/2016/5/14/chartex" xmlns:mc="http://schemas.openxmlformats.org/markup-compatibility/2006" xmlns:aink="http://schemas.microsoft.com/office/drawing/2016/ink" xmlns:am3d="http://schemas.microsoft.com/office/drawing/2017/model3d" xmlns:o="urn:schemas-microsoft-com:office:office" xmlns:r="http://schemas.openxmlformats.org/officeDocument/2006/relationships" xmlns:m="http://schemas.openxmlformats.org/officeDocument/2006/math" xmlns:v="urn:schemas-microsoft-com:vml" xmlns:wp14="http://schemas.microsoft.com/office/word/2010/wordprocessingDrawing" xmlns:wp="http://schemas.openxmlformats.org/drawingml/2006/wordprocessingDrawing" xmlns:w10="urn:schemas-microsoft-com:office:word" xmlns:w="http://schemas.openxmlformats.org/wordprocessingml/2006/main" xmlns:w14="http://schemas.microsoft.com/office/word/2010/wordml" xmlns:w15="http://schemas.microsoft.com/office/word/2012/wordml" xmlns:w16cex="http://schemas.microsoft.com/office/word/2018/wordml/cex" xmlns:w16cid="http://schemas.microsoft.com/office/word/2016/wordml/cid" xmlns:w16="http://schemas.microsoft.com/office/word/2018/wordml" xmlns:w16sdtdh="http://schemas.microsoft.com/office/word/2020/wordml/sdtdatahash" xmlns:w16se="http://schemas.microsoft.com/office/word/2015/wordml/symex" xmlns:wpg="http://schemas.microsoft.com/office/word/2010/wordprocessingGroup" xmlns:wpi="http://schemas.microsoft.com/office/word/2010/wordprocessingInk" xmlns:wne="http://schemas.microsoft.com/office/word/2006/wordml" xmlns:wps="http://schemas.microsoft.com/office/word/2010/wordprocessingShape" mc:Ignorable="w14 w15 w16se w16cid w16 w16cex w16sdtdh wp14">
   <w:footnote w:type="separator" w:id="-1">
     <w:p>
       <w:pPr>
@@ -7304,7 +7276,7 @@
 </file>
 
 <file path=word/header1.xml><?xml version="1.0" encoding="utf-8"?>
-<w:hdr xmlns:wpc="http://schemas.microsoft.com/office/word/2010/wordprocessingCanvas" xmlns:cx="http://schemas.microsoft.com/office/drawing/2014/chartex" xmlns:cx1="http://schemas.microsoft.com/office/drawing/2015/9/8/chartex" xmlns:cx2="http://schemas.microsoft.com/office/drawing/2015/10/21/chartex" xmlns:cx3="http://schemas.microsoft.com/office/drawing/2016/5/9/chartex" xmlns:cx4="http://schemas.microsoft.com/office/drawing/2016/5/10/chartex" xmlns:cx5="http://schemas.microsoft.com/office/drawing/2016/5/11/chartex" xmlns:cx6="http://schemas.microsoft.com/office/drawing/2016/5/12/chartex" xmlns:cx7="http://schemas.microsoft.com/office/drawing/2016/5/13/chartex" xmlns:cx8="http://schemas.microsoft.com/office/drawing/2016/5/14/chartex" xmlns:mc="http://schemas.openxmlformats.org/markup-compatibility/2006" xmlns:aink="http://schemas.microsoft.com/office/drawing/2016/ink" xmlns:am3d="http://schemas.microsoft.com/office/drawing/2017/model3d" xmlns:o="urn:schemas-microsoft-com:office:office" xmlns:oel="http://schemas.microsoft.com/office/2019/extlst" xmlns:r="http://schemas.openxmlformats.org/officeDocument/2006/relationships" xmlns:m="http://schemas.openxmlformats.org/officeDocument/2006/math" xmlns:v="urn:schemas-microsoft-com:vml" xmlns:wp14="http://schemas.microsoft.com/office/word/2010/wordprocessingDrawing" xmlns:wp="http://schemas.openxmlformats.org/drawingml/2006/wordprocessingDrawing" xmlns:w10="urn:schemas-microsoft-com:office:word" xmlns:w="http://schemas.openxmlformats.org/wordprocessingml/2006/main" xmlns:w14="http://schemas.microsoft.com/office/word/2010/wordml" xmlns:w15="http://schemas.microsoft.com/office/word/2012/wordml" xmlns:w16cex="http://schemas.microsoft.com/office/word/2018/wordml/cex" xmlns:w16cid="http://schemas.microsoft.com/office/word/2016/wordml/cid" xmlns:w16="http://schemas.microsoft.com/office/word/2018/wordml" xmlns:w16du="http://schemas.microsoft.com/office/word/2023/wordml/word16du" xmlns:w16sdtdh="http://schemas.microsoft.com/office/word/2020/wordml/sdtdatahash" xmlns:w16sdtfl="http://schemas.microsoft.com/office/word/2024/wordml/sdtformatlock" xmlns:w16se="http://schemas.microsoft.com/office/word/2015/wordml/symex" xmlns:wpg="http://schemas.microsoft.com/office/word/2010/wordprocessingGroup" xmlns:wpi="http://schemas.microsoft.com/office/word/2010/wordprocessingInk" xmlns:wne="http://schemas.microsoft.com/office/word/2006/wordml" xmlns:wps="http://schemas.microsoft.com/office/word/2010/wordprocessingShape" mc:Ignorable="w14 w15 w16se w16cid w16 w16cex w16sdtdh w16sdtfl w16du wp14">
+<w:hdr xmlns:wpc="http://schemas.microsoft.com/office/word/2010/wordprocessingCanvas" xmlns:cx="http://schemas.microsoft.com/office/drawing/2014/chartex" xmlns:cx1="http://schemas.microsoft.com/office/drawing/2015/9/8/chartex" xmlns:cx2="http://schemas.microsoft.com/office/drawing/2015/10/21/chartex" xmlns:cx3="http://schemas.microsoft.com/office/drawing/2016/5/9/chartex" xmlns:cx4="http://schemas.microsoft.com/office/drawing/2016/5/10/chartex" xmlns:cx5="http://schemas.microsoft.com/office/drawing/2016/5/11/chartex" xmlns:cx6="http://schemas.microsoft.com/office/drawing/2016/5/12/chartex" xmlns:cx7="http://schemas.microsoft.com/office/drawing/2016/5/13/chartex" xmlns:cx8="http://schemas.microsoft.com/office/drawing/2016/5/14/chartex" xmlns:mc="http://schemas.openxmlformats.org/markup-compatibility/2006" xmlns:aink="http://schemas.microsoft.com/office/drawing/2016/ink" xmlns:am3d="http://schemas.microsoft.com/office/drawing/2017/model3d" xmlns:o="urn:schemas-microsoft-com:office:office" xmlns:r="http://schemas.openxmlformats.org/officeDocument/2006/relationships" xmlns:m="http://schemas.openxmlformats.org/officeDocument/2006/math" xmlns:v="urn:schemas-microsoft-com:vml" xmlns:wp14="http://schemas.microsoft.com/office/word/2010/wordprocessingDrawing" xmlns:wp="http://schemas.openxmlformats.org/drawingml/2006/wordprocessingDrawing" xmlns:w10="urn:schemas-microsoft-com:office:word" xmlns:w="http://schemas.openxmlformats.org/wordprocessingml/2006/main" xmlns:w14="http://schemas.microsoft.com/office/word/2010/wordml" xmlns:w15="http://schemas.microsoft.com/office/word/2012/wordml" xmlns:w16cex="http://schemas.microsoft.com/office/word/2018/wordml/cex" xmlns:w16cid="http://schemas.microsoft.com/office/word/2016/wordml/cid" xmlns:w16="http://schemas.microsoft.com/office/word/2018/wordml" xmlns:w16sdtdh="http://schemas.microsoft.com/office/word/2020/wordml/sdtdatahash" xmlns:w16se="http://schemas.microsoft.com/office/word/2015/wordml/symex" xmlns:wpg="http://schemas.microsoft.com/office/word/2010/wordprocessingGroup" xmlns:wpi="http://schemas.microsoft.com/office/word/2010/wordprocessingInk" xmlns:wne="http://schemas.microsoft.com/office/word/2006/wordml" xmlns:wps="http://schemas.microsoft.com/office/word/2010/wordprocessingShape" mc:Ignorable="w14 w15 w16se w16cid w16 w16cex w16sdtdh wp14">
   <w:p>
     <w:pPr>
       <w:pStyle w:val="Header"/>
@@ -7314,7 +7286,7 @@
 </file>
 
 <file path=word/numbering.xml><?xml version="1.0" encoding="utf-8"?>
-<w:numbering xmlns:wpc="http://schemas.microsoft.com/office/word/2010/wordprocessingCanvas" xmlns:cx="http://schemas.microsoft.com/office/drawing/2014/chartex" xmlns:cx1="http://schemas.microsoft.com/office/drawing/2015/9/8/chartex" xmlns:cx2="http://schemas.microsoft.com/office/drawing/2015/10/21/chartex" xmlns:cx3="http://schemas.microsoft.com/office/drawing/2016/5/9/chartex" xmlns:cx4="http://schemas.microsoft.com/office/drawing/2016/5/10/chartex" xmlns:cx5="http://schemas.microsoft.com/office/drawing/2016/5/11/chartex" xmlns:cx6="http://schemas.microsoft.com/office/drawing/2016/5/12/chartex" xmlns:cx7="http://schemas.microsoft.com/office/drawing/2016/5/13/chartex" xmlns:cx8="http://schemas.microsoft.com/office/drawing/2016/5/14/chartex" xmlns:mc="http://schemas.openxmlformats.org/markup-compatibility/2006" xmlns:aink="http://schemas.microsoft.com/office/drawing/2016/ink" xmlns:am3d="http://schemas.microsoft.com/office/drawing/2017/model3d" xmlns:o="urn:schemas-microsoft-com:office:office" xmlns:oel="http://schemas.microsoft.com/office/2019/extlst" xmlns:r="http://schemas.openxmlformats.org/officeDocument/2006/relationships" xmlns:m="http://schemas.openxmlformats.org/officeDocument/2006/math" xmlns:v="urn:schemas-microsoft-com:vml" xmlns:wp14="http://schemas.microsoft.com/office/word/2010/wordprocessingDrawing" xmlns:wp="http://schemas.openxmlformats.org/drawingml/2006/wordprocessingDrawing" xmlns:w10="urn:schemas-microsoft-com:office:word" xmlns:w="http://schemas.openxmlformats.org/wordprocessingml/2006/main" xmlns:w14="http://schemas.microsoft.com/office/word/2010/wordml" xmlns:w15="http://schemas.microsoft.com/office/word/2012/wordml" xmlns:w16cex="http://schemas.microsoft.com/office/word/2018/wordml/cex" xmlns:w16cid="http://schemas.microsoft.com/office/word/2016/wordml/cid" xmlns:w16="http://schemas.microsoft.com/office/word/2018/wordml" xmlns:w16du="http://schemas.microsoft.com/office/word/2023/wordml/word16du" xmlns:w16sdtdh="http://schemas.microsoft.com/office/word/2020/wordml/sdtdatahash" xmlns:w16sdtfl="http://schemas.microsoft.com/office/word/2024/wordml/sdtformatlock" xmlns:w16se="http://schemas.microsoft.com/office/word/2015/wordml/symex" xmlns:wpg="http://schemas.microsoft.com/office/word/2010/wordprocessingGroup" xmlns:wpi="http://schemas.microsoft.com/office/word/2010/wordprocessingInk" xmlns:wne="http://schemas.microsoft.com/office/word/2006/wordml" xmlns:wps="http://schemas.microsoft.com/office/word/2010/wordprocessingShape" mc:Ignorable="w14 w15 w16se w16cid w16 w16cex w16sdtdh w16sdtfl w16du wp14">
+<w:numbering xmlns:wpc="http://schemas.microsoft.com/office/word/2010/wordprocessingCanvas" xmlns:cx="http://schemas.microsoft.com/office/drawing/2014/chartex" xmlns:cx1="http://schemas.microsoft.com/office/drawing/2015/9/8/chartex" xmlns:cx2="http://schemas.microsoft.com/office/drawing/2015/10/21/chartex" xmlns:cx3="http://schemas.microsoft.com/office/drawing/2016/5/9/chartex" xmlns:cx4="http://schemas.microsoft.com/office/drawing/2016/5/10/chartex" xmlns:cx5="http://schemas.microsoft.com/office/drawing/2016/5/11/chartex" xmlns:cx6="http://schemas.microsoft.com/office/drawing/2016/5/12/chartex" xmlns:cx7="http://schemas.microsoft.com/office/drawing/2016/5/13/chartex" xmlns:cx8="http://schemas.microsoft.com/office/drawing/2016/5/14/chartex" xmlns:mc="http://schemas.openxmlformats.org/markup-compatibility/2006" xmlns:aink="http://schemas.microsoft.com/office/drawing/2016/ink" xmlns:am3d="http://schemas.microsoft.com/office/drawing/2017/model3d" xmlns:o="urn:schemas-microsoft-com:office:office" xmlns:r="http://schemas.openxmlformats.org/officeDocument/2006/relationships" xmlns:m="http://schemas.openxmlformats.org/officeDocument/2006/math" xmlns:v="urn:schemas-microsoft-com:vml" xmlns:wp14="http://schemas.microsoft.com/office/word/2010/wordprocessingDrawing" xmlns:wp="http://schemas.openxmlformats.org/drawingml/2006/wordprocessingDrawing" xmlns:w10="urn:schemas-microsoft-com:office:word" xmlns:w="http://schemas.openxmlformats.org/wordprocessingml/2006/main" xmlns:w14="http://schemas.microsoft.com/office/word/2010/wordml" xmlns:w15="http://schemas.microsoft.com/office/word/2012/wordml" xmlns:w16cex="http://schemas.microsoft.com/office/word/2018/wordml/cex" xmlns:w16cid="http://schemas.microsoft.com/office/word/2016/wordml/cid" xmlns:w16="http://schemas.microsoft.com/office/word/2018/wordml" xmlns:w16sdtdh="http://schemas.microsoft.com/office/word/2020/wordml/sdtdatahash" xmlns:w16se="http://schemas.microsoft.com/office/word/2015/wordml/symex" xmlns:wpg="http://schemas.microsoft.com/office/word/2010/wordprocessingGroup" xmlns:wpi="http://schemas.microsoft.com/office/word/2010/wordprocessingInk" xmlns:wne="http://schemas.microsoft.com/office/word/2006/wordml" xmlns:wps="http://schemas.microsoft.com/office/word/2010/wordprocessingShape" mc:Ignorable="w14 w15 w16se w16cid w16 w16cex w16sdtdh wp14">
   <w:abstractNum w:abstractNumId="0" w15:restartNumberingAfterBreak="0">
     <w:nsid w:val="02AA5432"/>
     <w:multiLevelType w:val="multilevel"/>
@@ -12756,122 +12728,122 @@
       </w:rPr>
     </w:lvl>
   </w:abstractNum>
-  <w:num w:numId="1" w16cid:durableId="1875803669">
+  <w:num w:numId="1">
     <w:abstractNumId w:val="32"/>
   </w:num>
-  <w:num w:numId="2" w16cid:durableId="32658920">
+  <w:num w:numId="2">
     <w:abstractNumId w:val="14"/>
   </w:num>
-  <w:num w:numId="3" w16cid:durableId="1271207461">
+  <w:num w:numId="3">
     <w:abstractNumId w:val="24"/>
   </w:num>
-  <w:num w:numId="4" w16cid:durableId="354313377">
+  <w:num w:numId="4">
     <w:abstractNumId w:val="20"/>
   </w:num>
-  <w:num w:numId="5" w16cid:durableId="864637212">
+  <w:num w:numId="5">
     <w:abstractNumId w:val="26"/>
   </w:num>
-  <w:num w:numId="6" w16cid:durableId="1092777571">
+  <w:num w:numId="6">
     <w:abstractNumId w:val="6"/>
   </w:num>
-  <w:num w:numId="7" w16cid:durableId="531916382">
+  <w:num w:numId="7">
     <w:abstractNumId w:val="28"/>
   </w:num>
-  <w:num w:numId="8" w16cid:durableId="1834368563">
+  <w:num w:numId="8">
     <w:abstractNumId w:val="25"/>
   </w:num>
-  <w:num w:numId="9" w16cid:durableId="2081367742">
+  <w:num w:numId="9">
     <w:abstractNumId w:val="5"/>
   </w:num>
-  <w:num w:numId="10" w16cid:durableId="904532541">
+  <w:num w:numId="10">
     <w:abstractNumId w:val="23"/>
   </w:num>
-  <w:num w:numId="11" w16cid:durableId="56436528">
+  <w:num w:numId="11">
     <w:abstractNumId w:val="15"/>
   </w:num>
-  <w:num w:numId="12" w16cid:durableId="2105495116">
+  <w:num w:numId="12">
     <w:abstractNumId w:val="16"/>
   </w:num>
-  <w:num w:numId="13" w16cid:durableId="765659570">
+  <w:num w:numId="13">
     <w:abstractNumId w:val="2"/>
   </w:num>
-  <w:num w:numId="14" w16cid:durableId="1921332645">
+  <w:num w:numId="14">
     <w:abstractNumId w:val="30"/>
   </w:num>
-  <w:num w:numId="15" w16cid:durableId="1258322681">
+  <w:num w:numId="15">
     <w:abstractNumId w:val="29"/>
   </w:num>
-  <w:num w:numId="16" w16cid:durableId="1250234989">
+  <w:num w:numId="16">
     <w:abstractNumId w:val="8"/>
   </w:num>
-  <w:num w:numId="17" w16cid:durableId="1892574435">
+  <w:num w:numId="17">
     <w:abstractNumId w:val="10"/>
   </w:num>
-  <w:num w:numId="18" w16cid:durableId="1574046547">
+  <w:num w:numId="18">
     <w:abstractNumId w:val="36"/>
   </w:num>
-  <w:num w:numId="19" w16cid:durableId="1466123117">
+  <w:num w:numId="19">
     <w:abstractNumId w:val="7"/>
   </w:num>
-  <w:num w:numId="20" w16cid:durableId="188295327">
+  <w:num w:numId="20">
     <w:abstractNumId w:val="31"/>
   </w:num>
-  <w:num w:numId="21" w16cid:durableId="616374312">
+  <w:num w:numId="21">
     <w:abstractNumId w:val="12"/>
   </w:num>
-  <w:num w:numId="22" w16cid:durableId="1788769960">
+  <w:num w:numId="22">
     <w:abstractNumId w:val="35"/>
   </w:num>
-  <w:num w:numId="23" w16cid:durableId="1776289634">
+  <w:num w:numId="23">
     <w:abstractNumId w:val="34"/>
   </w:num>
-  <w:num w:numId="24" w16cid:durableId="1608199237">
+  <w:num w:numId="24">
     <w:abstractNumId w:val="0"/>
   </w:num>
-  <w:num w:numId="25" w16cid:durableId="2145342841">
+  <w:num w:numId="25">
     <w:abstractNumId w:val="1"/>
   </w:num>
-  <w:num w:numId="26" w16cid:durableId="449015235">
+  <w:num w:numId="26">
     <w:abstractNumId w:val="27"/>
   </w:num>
-  <w:num w:numId="27" w16cid:durableId="852645262">
+  <w:num w:numId="27">
     <w:abstractNumId w:val="9"/>
   </w:num>
-  <w:num w:numId="28" w16cid:durableId="1648822922">
+  <w:num w:numId="28">
     <w:abstractNumId w:val="21"/>
   </w:num>
-  <w:num w:numId="29" w16cid:durableId="1606576782">
+  <w:num w:numId="29">
     <w:abstractNumId w:val="17"/>
   </w:num>
-  <w:num w:numId="30" w16cid:durableId="886575321">
+  <w:num w:numId="30">
     <w:abstractNumId w:val="22"/>
   </w:num>
-  <w:num w:numId="31" w16cid:durableId="947665321">
+  <w:num w:numId="31">
     <w:abstractNumId w:val="11"/>
   </w:num>
-  <w:num w:numId="32" w16cid:durableId="386681653">
+  <w:num w:numId="32">
     <w:abstractNumId w:val="13"/>
   </w:num>
-  <w:num w:numId="33" w16cid:durableId="2047606903">
+  <w:num w:numId="33">
     <w:abstractNumId w:val="3"/>
   </w:num>
-  <w:num w:numId="34" w16cid:durableId="255360033">
+  <w:num w:numId="34">
     <w:abstractNumId w:val="4"/>
   </w:num>
-  <w:num w:numId="35" w16cid:durableId="298192046">
+  <w:num w:numId="35">
     <w:abstractNumId w:val="18"/>
   </w:num>
-  <w:num w:numId="36" w16cid:durableId="367071324">
+  <w:num w:numId="36">
     <w:abstractNumId w:val="33"/>
   </w:num>
-  <w:num w:numId="37" w16cid:durableId="1002274457">
+  <w:num w:numId="37">
     <w:abstractNumId w:val="19"/>
   </w:num>
 </w:numbering>
 </file>
 
 <file path=word/styles.xml><?xml version="1.0" encoding="utf-8"?>
-<w:styles xmlns:mc="http://schemas.openxmlformats.org/markup-compatibility/2006" xmlns:r="http://schemas.openxmlformats.org/officeDocument/2006/relationships" xmlns:w="http://schemas.openxmlformats.org/wordprocessingml/2006/main" xmlns:w14="http://schemas.microsoft.com/office/word/2010/wordml" xmlns:w15="http://schemas.microsoft.com/office/word/2012/wordml" xmlns:w16cex="http://schemas.microsoft.com/office/word/2018/wordml/cex" xmlns:w16cid="http://schemas.microsoft.com/office/word/2016/wordml/cid" xmlns:w16="http://schemas.microsoft.com/office/word/2018/wordml" xmlns:w16du="http://schemas.microsoft.com/office/word/2023/wordml/word16du" xmlns:w16sdtdh="http://schemas.microsoft.com/office/word/2020/wordml/sdtdatahash" xmlns:w16sdtfl="http://schemas.microsoft.com/office/word/2024/wordml/sdtformatlock" xmlns:w16se="http://schemas.microsoft.com/office/word/2015/wordml/symex" mc:Ignorable="w14 w15 w16se w16cid w16 w16cex w16sdtdh w16sdtfl w16du">
+<w:styles xmlns:mc="http://schemas.openxmlformats.org/markup-compatibility/2006" xmlns:r="http://schemas.openxmlformats.org/officeDocument/2006/relationships" xmlns:w="http://schemas.openxmlformats.org/wordprocessingml/2006/main" xmlns:w14="http://schemas.microsoft.com/office/word/2010/wordml" xmlns:w15="http://schemas.microsoft.com/office/word/2012/wordml" xmlns:w16cex="http://schemas.microsoft.com/office/word/2018/wordml/cex" xmlns:w16cid="http://schemas.microsoft.com/office/word/2016/wordml/cid" xmlns:w16="http://schemas.microsoft.com/office/word/2018/wordml" xmlns:w16sdtdh="http://schemas.microsoft.com/office/word/2020/wordml/sdtdatahash" xmlns:w16se="http://schemas.microsoft.com/office/word/2015/wordml/symex" mc:Ignorable="w14 w15 w16se w16cid w16 w16cex w16sdtdh">
   <w:docDefaults>
     <w:rPrDefault>
       <w:rPr>
@@ -13366,6 +13338,7 @@
   <w:style w:type="character" w:default="1" w:styleId="DefaultParagraphFont">
     <w:name w:val="Default Paragraph Font"/>
     <w:uiPriority w:val="1"/>
+    <w:semiHidden/>
     <w:unhideWhenUsed/>
   </w:style>
   <w:style w:type="table" w:default="1" w:styleId="TableNormal">
@@ -14052,6 +14025,10 @@
 </file>
 
 <file path=customXml/item1.xml><?xml version="1.0" encoding="utf-8"?>
+<b:Sources xmlns:b="http://schemas.openxmlformats.org/officeDocument/2006/bibliography" xmlns="http://schemas.openxmlformats.org/officeDocument/2006/bibliography" SelectedStyle="\APASixthEditionOfficeOnline.xsl" StyleName="APA" Version="6"/>
+</file>
+
+<file path=customXml/item2.xml><?xml version="1.0" encoding="utf-8"?>
 <s:customData xmlns="http://www.wps.cn/officeDocument/2013/wpsCustomData" xmlns:s="http://www.wps.cn/officeDocument/2013/wpsCustomData">
   <customSectProps>
     <customSectPr/>
@@ -14064,22 +14041,18 @@
 </s:customData>
 </file>
 
-<file path=customXml/item2.xml><?xml version="1.0" encoding="utf-8"?>
-<b:Sources xmlns:b="http://schemas.openxmlformats.org/officeDocument/2006/bibliography" xmlns="http://schemas.openxmlformats.org/officeDocument/2006/bibliography" SelectedStyle="\APASixthEditionOfficeOnline.xsl" StyleName="APA" Version="6"/>
+<file path=customXml/itemProps1.xml><?xml version="1.0" encoding="utf-8"?>
+<ds:datastoreItem xmlns:ds="http://schemas.openxmlformats.org/officeDocument/2006/customXml" ds:itemID="{2B9ED210-EE4D-4D30-9582-1FE901CF48AD}">
+  <ds:schemaRefs>
+    <ds:schemaRef ds:uri="http://schemas.openxmlformats.org/officeDocument/2006/bibliography"/>
+  </ds:schemaRefs>
+</ds:datastoreItem>
 </file>
 
-<file path=customXml/itemProps1.xml><?xml version="1.0" encoding="utf-8"?>
+<file path=customXml/itemProps2.xml><?xml version="1.0" encoding="utf-8"?>
 <ds:datastoreItem xmlns:ds="http://schemas.openxmlformats.org/officeDocument/2006/customXml" ds:itemID="{B1977F7D-205B-4081-913C-38D41E755F92}">
   <ds:schemaRefs>
     <ds:schemaRef ds:uri="http://www.wps.cn/officeDocument/2013/wpsCustomData"/>
   </ds:schemaRefs>
 </ds:datastoreItem>
-</file>
-
-<file path=customXml/itemProps2.xml><?xml version="1.0" encoding="utf-8"?>
-<ds:datastoreItem xmlns:ds="http://schemas.openxmlformats.org/officeDocument/2006/customXml" ds:itemID="{2B9ED210-EE4D-4D30-9582-1FE901CF48AD}">
-  <ds:schemaRefs>
-    <ds:schemaRef ds:uri="http://schemas.openxmlformats.org/officeDocument/2006/bibliography"/>
-  </ds:schemaRefs>
-</ds:datastoreItem>
 </file>
--- a/baocao/baocaoN9.docx
+++ b/baocao/baocaoN9.docx
@@ -123,7 +123,7 @@
                     </wp:anchor>
                   </w:drawing>
                 </mc:Choice>
-                <mc:Fallback xmlns:wpsCustomData="http://www.wps.cn/officeDocument/2013/wpsCustomData" xmlns:w16sdtfl="http://schemas.microsoft.com/office/word/2024/wordml/sdtformatlock" xmlns:w16du="http://schemas.microsoft.com/office/word/2023/wordml/word16du" xmlns:oel="http://schemas.microsoft.com/office/2019/extlst">
+                <mc:Fallback xmlns:oel="http://schemas.microsoft.com/office/2019/extlst" xmlns:w16du="http://schemas.microsoft.com/office/word/2023/wordml/word16du" xmlns:w16sdtfl="http://schemas.microsoft.com/office/word/2024/wordml/sdtformatlock" xmlns:wpsCustomData="http://www.wps.cn/officeDocument/2013/wpsCustomData">
                   <w:pict>
                     <v:line id="_x0000_s1026" o:spid="_x0000_s1026" o:spt="20" style="position:absolute;left:0pt;flip:y;margin-left:188.05pt;margin-top:22.35pt;height:0pt;width:161.25pt;z-index:251662336;mso-width-relative:page;mso-height-relative:page;" filled="f" stroked="t" coordsize="21600,21600" o:gfxdata="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">
                       <v:fill on="f" focussize="0,0"/>
@@ -280,7 +280,7 @@
                     </wp:inline>
                   </w:drawing>
                 </mc:Choice>
-                <mc:Fallback xmlns:wpsCustomData="http://www.wps.cn/officeDocument/2013/wpsCustomData" xmlns:w16sdtfl="http://schemas.microsoft.com/office/word/2024/wordml/sdtformatlock" xmlns:w16du="http://schemas.microsoft.com/office/word/2023/wordml/word16du" xmlns:oel="http://schemas.microsoft.com/office/2019/extlst">
+                <mc:Fallback xmlns:oel="http://schemas.microsoft.com/office/2019/extlst" xmlns:w16du="http://schemas.microsoft.com/office/word/2023/wordml/word16du" xmlns:w16sdtfl="http://schemas.microsoft.com/office/word/2024/wordml/sdtformatlock" xmlns:wpsCustomData="http://www.wps.cn/officeDocument/2013/wpsCustomData">
                   <w:pict>
                     <v:rect id="Rectangle 2" o:spid="_x0000_s1026" o:spt="1" alt="Giới Thiệu Trường Đại Học Khánh Hòa - UKH" style="height:24pt;width:24pt;" filled="f" stroked="f" coordsize="21600,21600" o:gfxdata="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">
                       <v:fill on="f" focussize="0,0"/>
@@ -810,7 +810,7 @@
                     </wp:anchor>
                   </w:drawing>
                 </mc:Choice>
-                <mc:Fallback xmlns:wpsCustomData="http://www.wps.cn/officeDocument/2013/wpsCustomData" xmlns:w16sdtfl="http://schemas.microsoft.com/office/word/2024/wordml/sdtformatlock" xmlns:w16du="http://schemas.microsoft.com/office/word/2023/wordml/word16du" xmlns:oel="http://schemas.microsoft.com/office/2019/extlst">
+                <mc:Fallback xmlns:oel="http://schemas.microsoft.com/office/2019/extlst" xmlns:w16du="http://schemas.microsoft.com/office/word/2023/wordml/word16du" xmlns:w16sdtfl="http://schemas.microsoft.com/office/word/2024/wordml/sdtformatlock" xmlns:wpsCustomData="http://www.wps.cn/officeDocument/2013/wpsCustomData">
                   <w:pict>
                     <v:line id="_x0000_s1026" o:spid="_x0000_s1026" o:spt="20" style="position:absolute;left:0pt;flip:y;margin-left:198.25pt;margin-top:22.35pt;height:0pt;width:161.25pt;z-index:251661312;mso-width-relative:page;mso-height-relative:page;" filled="f" stroked="t" coordsize="21600,21600" o:gfxdata="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">
                       <v:fill on="f" focussize="0,0"/>
@@ -967,7 +967,7 @@
                     </wp:inline>
                   </w:drawing>
                 </mc:Choice>
-                <mc:Fallback xmlns:wpsCustomData="http://www.wps.cn/officeDocument/2013/wpsCustomData" xmlns:w16sdtfl="http://schemas.microsoft.com/office/word/2024/wordml/sdtformatlock" xmlns:w16du="http://schemas.microsoft.com/office/word/2023/wordml/word16du" xmlns:oel="http://schemas.microsoft.com/office/2019/extlst">
+                <mc:Fallback xmlns:oel="http://schemas.microsoft.com/office/2019/extlst" xmlns:w16du="http://schemas.microsoft.com/office/word/2023/wordml/word16du" xmlns:w16sdtfl="http://schemas.microsoft.com/office/word/2024/wordml/sdtformatlock" xmlns:wpsCustomData="http://www.wps.cn/officeDocument/2013/wpsCustomData">
                   <w:pict>
                     <v:rect id="Rectangle 7" o:spid="_x0000_s1026" o:spt="1" alt="Giới Thiệu Trường Đại Học Khánh Hòa - UKH" style="height:24pt;width:24pt;" filled="f" stroked="f" coordsize="21600,21600" o:gfxdata="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">
                       <v:fill on="f" focussize="0,0"/>
@@ -5479,20 +5479,42 @@
           <w:szCs w:val="28"/>
         </w:rPr>
       </w:pPr>
-      <w:r>
-        <w:rPr>
-          <w:sz w:val="28"/>
-          <w:szCs w:val="28"/>
-        </w:rPr>
-        <w:t xml:space="preserve"> </w:t>
-      </w:r>
-      <w:r>
-        <w:rPr>
-          <w:sz w:val="28"/>
-          <w:szCs w:val="28"/>
-        </w:rPr>
-        <w:t xml:space="preserve">Mô hình Transformer, được giới thiệu lần đầu qua bài báo "Attention is All You Need" (2017), đã thay đổi hoàn toàn bộ mặt của xử lý ngôn ngữ tự nhiên. Thay vì xử lý tuần tự như các mô hình RNN, Transformer sử dụng cơ chế </w:t>
-      </w:r>
+      <w:bookmarkStart w:id="25" w:name="_Toc225335815"/>
+      <w:r>
+        <w:rPr>
+          <w:sz w:val="28"/>
+          <w:szCs w:val="28"/>
+        </w:rPr>
+        <w:t>Mô hình Transformer, được giới thiệu lần đầu qua bài báo khoa học kinh điển "Attention is All You Need" (2017), đã tạo ra một cuộc cách mạng trong lĩnh vực Xử lý ngôn ngữ tự nhiên (NLP). Khác với các kiến trúc truyền thống như RNN hay LSTM vốn xử lý dữ liệu theo chuỗi tuần tự, Transformer dựa hoàn toàn vào cơ chế chú ý (Attention mechanism), cho phép tính toán song song hóa và nắm bắt các mối quan hệ ngữ cảnh dài (long-range dependencies) một cách hiệu quả.</w:t>
+      </w:r>
+    </w:p>
+    <w:p>
+      <w:pPr>
+        <w:pStyle w:val="NormalWeb"/>
+        <w:spacing w:line="360" w:lineRule="auto"/>
+        <w:rPr>
+          <w:sz w:val="28"/>
+          <w:szCs w:val="28"/>
+        </w:rPr>
+      </w:pPr>
+      <w:r>
+        <w:rPr>
+          <w:sz w:val="28"/>
+          <w:szCs w:val="28"/>
+        </w:rPr>
+        <w:t>Các thành phần cốt lõi của kiến trúc Transformer bao gồm:</w:t>
+      </w:r>
+    </w:p>
+    <w:p>
+      <w:pPr>
+        <w:pStyle w:val="NormalWeb"/>
+        <w:spacing w:line="360" w:lineRule="auto"/>
+        <w:ind w:left="360"/>
+        <w:rPr>
+          <w:sz w:val="28"/>
+          <w:szCs w:val="28"/>
+        </w:rPr>
+      </w:pPr>
       <w:r>
         <w:rPr>
           <w:b/>
@@ -5500,64 +5522,406 @@
           <w:sz w:val="28"/>
           <w:szCs w:val="28"/>
         </w:rPr>
-        <w:t>Self-Attention</w:t>
-      </w:r>
-      <w:r>
-        <w:rPr>
-          <w:sz w:val="28"/>
-          <w:szCs w:val="28"/>
-        </w:rPr>
-        <w:t xml:space="preserve"> để tính toán mức độ quan trọng của từng từ trong câu tại cùng một thời điểm. Điều này giúp mô hình nắm bắt được các mối quan hệ xa trong văn bản một cách hiệu quả, đóng vai trò then chốt trong việc tạo ra các bộ vector đặc trưng chất lượng cao cho dữ liệu từ tập </w:t>
-      </w:r>
-      <w:r>
-        <w:rPr>
-          <w:i/>
-          <w:iCs/>
-          <w:sz w:val="28"/>
-          <w:szCs w:val="28"/>
-        </w:rPr>
-        <w:t>The Pile</w:t>
-      </w:r>
-      <w:r>
-        <w:rPr>
-          <w:sz w:val="28"/>
-          <w:szCs w:val="28"/>
-        </w:rPr>
-        <w:t>.</w:t>
-      </w:r>
-    </w:p>
-    <w:p>
-      <w:pPr>
-        <w:pStyle w:val="A2"/>
-      </w:pPr>
-      <w:bookmarkStart w:id="25" w:name="_Toc225335815"/>
-      <w:r>
-        <w:t>2.2. Phần mềm khai thác dữ liệu WEKA</w:t>
-      </w:r>
-      <w:bookmarkEnd w:id="25"/>
+        <w:t>Cơ chế Self-Attention (Tự chú ý):</w:t>
+      </w:r>
+      <w:r>
+        <w:rPr>
+          <w:sz w:val="28"/>
+          <w:szCs w:val="28"/>
+        </w:rPr>
+        <w:t xml:space="preserve"> Đây là "trái tim" của mô hình. Thay vì xử lý từng từ một cách độc lập, Self-Attention cho phép mỗi từ trong câu "quan sát" và tương tác với tất cả các từ còn lại để xác định mức độ liên quan. Điều này giúp mô hình hiểu được ý nghĩa của một từ dựa trên ngữ cảnh xung quanh nó (ví dụ: phân biệt từ "bank" trong "river bank" và "bank account").</w:t>
+      </w:r>
     </w:p>
     <w:p>
       <w:pPr>
         <w:pStyle w:val="NormalWeb"/>
         <w:spacing w:line="360" w:lineRule="auto"/>
-        <w:rPr>
-          <w:sz w:val="28"/>
-          <w:szCs w:val="28"/>
-        </w:rPr>
-      </w:pPr>
-      <w:r>
-        <w:rPr>
-          <w:sz w:val="28"/>
-          <w:szCs w:val="28"/>
-        </w:rPr>
-        <w:t xml:space="preserve"> </w:t>
-      </w:r>
-      <w:r>
-        <w:rPr>
-          <w:sz w:val="28"/>
-          <w:szCs w:val="28"/>
-        </w:rPr>
-        <w:t>Weka là một tập hợp các thuật toán học máy được viết bằng Java để giải quyết các bài toán khai thác dữ liệu thực tế. Với giao diện trực quan và khả năng xử lý định dạng dữ liệu linh hoạt, Weka cho phép thực hiện nhanh chóng các bước từ tiền xử lý, phân lớp đến phân cụm mà không cần can thiệp quá sâu vào mã nguồn thuật toán. Đây là công cụ đắc lực để kiểm chứng sức mạnh của các đặc trưng văn bản sau khi được xử lý bởi Transformer.</w:t>
+        <w:ind w:left="360"/>
+        <w:rPr>
+          <w:sz w:val="28"/>
+          <w:szCs w:val="28"/>
+        </w:rPr>
+      </w:pPr>
+      <w:r>
+        <w:rPr>
+          <w:b/>
+          <w:bCs/>
+          <w:sz w:val="28"/>
+          <w:szCs w:val="28"/>
+        </w:rPr>
+        <w:t>Multi-Head Attention:</w:t>
+      </w:r>
+      <w:r>
+        <w:rPr>
+          <w:sz w:val="28"/>
+          <w:szCs w:val="28"/>
+        </w:rPr>
+        <w:t xml:space="preserve"> Thay vì chỉ sử dụng một bộ lọc chú ý duy nhất, Transformer sử dụng nhiều "đầu" chú ý (heads) chạy song song. Mỗi đầu sẽ tập trung vào một khía cạnh khác nhau của ngôn ngữ (như ngữ pháp, thực thể, hoặc quan hệ logic), giúp mô hình có cái nhìn đa chiều về văn bản.</w:t>
+      </w:r>
+    </w:p>
+    <w:p>
+      <w:pPr>
+        <w:pStyle w:val="NormalWeb"/>
+        <w:spacing w:line="360" w:lineRule="auto"/>
+        <w:ind w:left="360"/>
+        <w:rPr>
+          <w:sz w:val="28"/>
+          <w:szCs w:val="28"/>
+        </w:rPr>
+      </w:pPr>
+      <w:r>
+        <w:rPr>
+          <w:b/>
+          <w:bCs/>
+          <w:sz w:val="28"/>
+          <w:szCs w:val="28"/>
+        </w:rPr>
+        <w:t>Positional Encoding (Mã hóa vị trí):</w:t>
+      </w:r>
+      <w:r>
+        <w:rPr>
+          <w:sz w:val="28"/>
+          <w:szCs w:val="28"/>
+        </w:rPr>
+        <w:t xml:space="preserve"> Do Transformer không xử lý theo thứ tự trước sau như RNN, nó cần một cơ chế để nhận biết vị trí của các từ trong câu. Positional Encoding thêm các thông tin về thứ tự vào các vector nhúng (embeddings) để mô hình biết từ nào đứng trước, từ nào đứng sau.</w:t>
+      </w:r>
+    </w:p>
+    <w:p>
+      <w:pPr>
+        <w:pStyle w:val="NormalWeb"/>
+        <w:spacing w:line="360" w:lineRule="auto"/>
+        <w:ind w:left="360"/>
+        <w:rPr>
+          <w:sz w:val="28"/>
+          <w:szCs w:val="28"/>
+        </w:rPr>
+      </w:pPr>
+      <w:r>
+        <w:rPr>
+          <w:b/>
+          <w:bCs/>
+          <w:sz w:val="28"/>
+          <w:szCs w:val="28"/>
+        </w:rPr>
+        <w:t>Cấu trúc Encoder-Decoder</w:t>
+      </w:r>
+      <w:r>
+        <w:rPr>
+          <w:sz w:val="28"/>
+          <w:szCs w:val="28"/>
+        </w:rPr>
+        <w:t xml:space="preserve">: </w:t>
+      </w:r>
+    </w:p>
+    <w:p>
+      <w:pPr>
+        <w:pStyle w:val="NormalWeb"/>
+        <w:spacing w:line="360" w:lineRule="auto"/>
+        <w:ind w:left="1080"/>
+        <w:rPr>
+          <w:sz w:val="28"/>
+          <w:szCs w:val="28"/>
+        </w:rPr>
+      </w:pPr>
+      <w:r>
+        <w:rPr>
+          <w:b/>
+          <w:bCs/>
+          <w:sz w:val="28"/>
+          <w:szCs w:val="28"/>
+        </w:rPr>
+        <w:lastRenderedPageBreak/>
+        <w:t>Encoder</w:t>
+      </w:r>
+      <w:r>
+        <w:rPr>
+          <w:sz w:val="28"/>
+          <w:szCs w:val="28"/>
+        </w:rPr>
+        <w:t>: Chịu trách nhiệm nén văn bản đầu vào thành các vector đặc trưng giàu ngữ nghĩa.</w:t>
+      </w:r>
+    </w:p>
+    <w:p>
+      <w:pPr>
+        <w:pStyle w:val="NormalWeb"/>
+        <w:spacing w:line="360" w:lineRule="auto"/>
+        <w:ind w:left="1080"/>
+        <w:rPr>
+          <w:sz w:val="28"/>
+          <w:szCs w:val="28"/>
+        </w:rPr>
+      </w:pPr>
+      <w:r>
+        <w:rPr>
+          <w:b/>
+          <w:bCs/>
+          <w:sz w:val="28"/>
+          <w:szCs w:val="28"/>
+        </w:rPr>
+        <w:t>Decoder:</w:t>
+      </w:r>
+      <w:r>
+        <w:rPr>
+          <w:sz w:val="28"/>
+          <w:szCs w:val="28"/>
+        </w:rPr>
+        <w:t xml:space="preserve"> Sử dụng thông tin từ Encoder để tạo ra văn bản đầu ra (như trong dịch thuật hoặc sinh văn bản).</w:t>
+      </w:r>
+    </w:p>
+    <w:p>
+      <w:pPr>
+        <w:pStyle w:val="NormalWeb"/>
+        <w:spacing w:line="360" w:lineRule="auto"/>
+        <w:ind w:left="1080"/>
+        <w:rPr>
+          <w:sz w:val="28"/>
+          <w:szCs w:val="28"/>
+        </w:rPr>
+      </w:pPr>
+      <w:r>
+        <w:rPr>
+          <w:b/>
+          <w:bCs/>
+          <w:sz w:val="28"/>
+          <w:szCs w:val="28"/>
+        </w:rPr>
+        <w:t>Lưu ý:</w:t>
+      </w:r>
+      <w:r>
+        <w:rPr>
+          <w:sz w:val="28"/>
+          <w:szCs w:val="28"/>
+        </w:rPr>
+        <w:t xml:space="preserve"> Các mô hình hiện đại như Llama 3.1 mà nhóm sử dụng là biến thể Decoder-only, được tối ưu hóa cho việc dự đoán từ tiếp theo và sinh nội dung sáng tạo.</w:t>
+      </w:r>
+    </w:p>
+    <w:p>
+      <w:pPr>
+        <w:spacing w:after="0" w:line="240" w:lineRule="auto"/>
+        <w:rPr>
+          <w:rFonts w:eastAsia="Times New Roman" w:cs="Times New Roman"/>
+          <w:szCs w:val="28"/>
+        </w:rPr>
+      </w:pPr>
+      <w:r>
+        <w:rPr>
+          <w:szCs w:val="28"/>
+        </w:rPr>
+        <w:br w:type="page"/>
+      </w:r>
+    </w:p>
+    <w:p>
+      <w:pPr>
+        <w:pStyle w:val="A2"/>
+      </w:pPr>
+      <w:r>
+        <w:lastRenderedPageBreak/>
+        <w:t>2.2. Phần mềm khai thác dữ liệu WEKA</w:t>
+      </w:r>
+      <w:bookmarkEnd w:id="25"/>
+    </w:p>
+    <w:p>
+      <w:pPr>
+        <w:pStyle w:val="NormalWeb"/>
+        <w:spacing w:line="360" w:lineRule="auto"/>
+        <w:rPr>
+          <w:sz w:val="28"/>
+          <w:szCs w:val="28"/>
+        </w:rPr>
+      </w:pPr>
+      <w:r>
+        <w:rPr>
+          <w:b/>
+          <w:bCs/>
+          <w:sz w:val="28"/>
+          <w:szCs w:val="28"/>
+        </w:rPr>
+        <w:t>Weka (Waikato Environment for Knowledge Analysis)</w:t>
+      </w:r>
+      <w:r>
+        <w:rPr>
+          <w:sz w:val="28"/>
+          <w:szCs w:val="28"/>
+        </w:rPr>
+        <w:t xml:space="preserve"> là một nền tảng mã nguồn mở mạnh mẽ, tập hợp các thuật toán học máy và khai thác dữ liệu được phát triển bởi Đại học Waikato (New Zealand). Được viết hoàn toàn bằng ngôn ngữ Java, Weka cung cấp một hệ sinh thái toàn diện để giải quyết các bài toán khai thác dữ liệu thực tế thông qua giao diện đồ họa trực quan (GUI) hoặc giao diện dòng lệnh (CLI).</w:t>
+      </w:r>
+    </w:p>
+    <w:p>
+      <w:pPr>
+        <w:pStyle w:val="NormalWeb"/>
+        <w:spacing w:line="360" w:lineRule="auto"/>
+        <w:rPr>
+          <w:sz w:val="28"/>
+          <w:szCs w:val="28"/>
+        </w:rPr>
+      </w:pPr>
+      <w:r>
+        <w:rPr>
+          <w:sz w:val="28"/>
+          <w:szCs w:val="28"/>
+        </w:rPr>
+        <w:t>Các tính năng cốt lõi ứng dụng trong đề tài:</w:t>
+      </w:r>
+    </w:p>
+    <w:p>
+      <w:pPr>
+        <w:pStyle w:val="NormalWeb"/>
+        <w:spacing w:line="360" w:lineRule="auto"/>
+        <w:ind w:left="360"/>
+        <w:rPr>
+          <w:sz w:val="28"/>
+          <w:szCs w:val="28"/>
+        </w:rPr>
+      </w:pPr>
+      <w:r>
+        <w:rPr>
+          <w:b/>
+          <w:bCs/>
+          <w:sz w:val="28"/>
+          <w:szCs w:val="28"/>
+        </w:rPr>
+        <w:t>Tiền xử lý dữ liệu (Pre-processing):</w:t>
+      </w:r>
+      <w:r>
+        <w:rPr>
+          <w:sz w:val="28"/>
+          <w:szCs w:val="28"/>
+        </w:rPr>
+        <w:t xml:space="preserve"> Weka cung cấp các bộ lọc (Filters) đa dạng giúp chuẩn hóa dữ liệu, xử lý các giá trị thiếu (Missing values) và thực hiện kỹ thuật giảm chiều dữ liệu (Dimensionality Reduction) sau khi nhận các vector đặc trưng từ Transformer.</w:t>
+      </w:r>
+    </w:p>
+    <w:p>
+      <w:pPr>
+        <w:pStyle w:val="NormalWeb"/>
+        <w:spacing w:line="360" w:lineRule="auto"/>
+        <w:ind w:left="360"/>
+        <w:rPr>
+          <w:sz w:val="28"/>
+          <w:szCs w:val="28"/>
+        </w:rPr>
+      </w:pPr>
+      <w:r>
+        <w:rPr>
+          <w:b/>
+          <w:bCs/>
+          <w:sz w:val="28"/>
+          <w:szCs w:val="28"/>
+        </w:rPr>
+        <w:t>Phân lớp (Classification):</w:t>
+      </w:r>
+      <w:r>
+        <w:rPr>
+          <w:sz w:val="28"/>
+          <w:szCs w:val="28"/>
+        </w:rPr>
+        <w:t xml:space="preserve"> Nền tảng này tích hợp đầy đủ các thuật toán học máy kinh điển như:</w:t>
+      </w:r>
+    </w:p>
+    <w:p>
+      <w:pPr>
+        <w:pStyle w:val="NormalWeb"/>
+        <w:spacing w:line="360" w:lineRule="auto"/>
+        <w:ind w:left="1080"/>
+        <w:rPr>
+          <w:sz w:val="28"/>
+          <w:szCs w:val="28"/>
+        </w:rPr>
+      </w:pPr>
+      <w:r>
+        <w:rPr>
+          <w:b/>
+          <w:bCs/>
+          <w:sz w:val="28"/>
+          <w:szCs w:val="28"/>
+        </w:rPr>
+        <w:t>Support Vector Machines (SVM):</w:t>
+      </w:r>
+      <w:r>
+        <w:rPr>
+          <w:sz w:val="28"/>
+          <w:szCs w:val="28"/>
+        </w:rPr>
+        <w:t xml:space="preserve"> Hiệu quả trong việc phân loại văn bản với số chiều lớn.</w:t>
+      </w:r>
+    </w:p>
+    <w:p>
+      <w:pPr>
+        <w:pStyle w:val="NormalWeb"/>
+        <w:spacing w:line="360" w:lineRule="auto"/>
+        <w:ind w:left="1080"/>
+        <w:rPr>
+          <w:sz w:val="28"/>
+          <w:szCs w:val="28"/>
+        </w:rPr>
+      </w:pPr>
+      <w:r>
+        <w:rPr>
+          <w:b/>
+          <w:bCs/>
+          <w:sz w:val="28"/>
+          <w:szCs w:val="28"/>
+        </w:rPr>
+        <w:t>Random Forest</w:t>
+      </w:r>
+      <w:r>
+        <w:rPr>
+          <w:sz w:val="28"/>
+          <w:szCs w:val="28"/>
+        </w:rPr>
+        <w:t>: Giúp đánh giá độ quan trọng của các đặc trưng trích xuất từ tập The Pile.</w:t>
+      </w:r>
+    </w:p>
+    <w:p>
+      <w:pPr>
+        <w:pStyle w:val="NormalWeb"/>
+        <w:spacing w:line="360" w:lineRule="auto"/>
+        <w:ind w:left="1080"/>
+        <w:rPr>
+          <w:sz w:val="28"/>
+          <w:szCs w:val="28"/>
+        </w:rPr>
+      </w:pPr>
+      <w:r>
+        <w:rPr>
+          <w:b/>
+          <w:bCs/>
+          <w:sz w:val="28"/>
+          <w:szCs w:val="28"/>
+        </w:rPr>
+        <w:t>Naive Bayes:</w:t>
+      </w:r>
+      <w:r>
+        <w:rPr>
+          <w:sz w:val="28"/>
+          <w:szCs w:val="28"/>
+        </w:rPr>
+        <w:t xml:space="preserve"> Phù hợp cho các bài toán phân loại văn bản dựa trên xác suất.</w:t>
+      </w:r>
+    </w:p>
+    <w:p>
+      <w:pPr>
+        <w:pStyle w:val="NormalWeb"/>
+        <w:spacing w:line="360" w:lineRule="auto"/>
+        <w:ind w:left="360"/>
+        <w:rPr>
+          <w:sz w:val="28"/>
+          <w:szCs w:val="28"/>
+        </w:rPr>
+      </w:pPr>
+      <w:r>
+        <w:rPr>
+          <w:sz w:val="28"/>
+          <w:szCs w:val="28"/>
+        </w:rPr>
+        <w:t xml:space="preserve">Đánh giá mô hình (Evaluation): Weka hỗ trợ các phương pháp kiểm chứng chéo (Cross-validation) và cung cấp các chỉ số đo lường chuẩn xác như Accuracy, Precision, Recall, F1-Score và ROC Curve. Điều này giúp nhóm dễ dàng so </w:t>
+      </w:r>
+      <w:r>
+        <w:rPr>
+          <w:sz w:val="28"/>
+          <w:szCs w:val="28"/>
+        </w:rPr>
+        <w:lastRenderedPageBreak/>
+        <w:t>sánh hiệu năng giữa mô hình Transformer hiện đại và các phương pháp thống kê truyền thống.</w:t>
       </w:r>
     </w:p>
     <w:p>
@@ -5640,12 +6004,49 @@
       <w:pPr>
         <w:pStyle w:val="NormalWeb"/>
         <w:spacing w:line="360" w:lineRule="auto"/>
-        <w:jc w:val="center"/>
-        <w:rPr>
-          <w:sz w:val="28"/>
-          <w:szCs w:val="28"/>
-        </w:rPr>
-      </w:pPr>
+        <w:rPr>
+          <w:sz w:val="28"/>
+          <w:szCs w:val="28"/>
+        </w:rPr>
+      </w:pPr>
+      <w:r>
+        <w:rPr>
+          <w:sz w:val="28"/>
+          <w:szCs w:val="28"/>
+        </w:rPr>
+        <w:t xml:space="preserve">Trong phạm vi đề tài, Weka đóng vai trò là "trung tâm kiểm chứng". Sau khi dữ liệu văn bản từ The Pile được mô hình Transformer (Llama 3.1) mã hóa thành các vector số (Embeddings), các vector này sẽ được chuyển đổi sang định </w:t>
+      </w:r>
+      <w:proofErr w:type="gramStart"/>
+      <w:r>
+        <w:rPr>
+          <w:sz w:val="28"/>
+          <w:szCs w:val="28"/>
+        </w:rPr>
+        <w:t>dạng .arff</w:t>
+      </w:r>
+      <w:proofErr w:type="gramEnd"/>
+      <w:r>
+        <w:rPr>
+          <w:sz w:val="28"/>
+          <w:szCs w:val="28"/>
+        </w:rPr>
+        <w:t xml:space="preserve"> hoặc .csv để nạp vào Weka. Tại đây, nhóm sử dụng Weka để thực hiện các bài toán phân tích sâu, giúp chứng minh rằng các đặc trưng ngữ cảnh được trích xuất bởi Transformer mang lại độ chính xác cao hơn vượt trội so với các kỹ thuật vector hóa văn bản cũ như Bag-of-Words hay TF-IDF.</w:t>
+      </w:r>
+    </w:p>
+    <w:p>
+      <w:pPr>
+        <w:spacing w:after="0" w:line="240" w:lineRule="auto"/>
+        <w:rPr>
+          <w:rFonts w:eastAsia="Times New Roman" w:cs="Times New Roman"/>
+          <w:szCs w:val="28"/>
+        </w:rPr>
+      </w:pPr>
+      <w:r>
+        <w:rPr>
+          <w:szCs w:val="28"/>
+        </w:rPr>
+        <w:br w:type="page"/>
+      </w:r>
     </w:p>
     <w:p>
       <w:pPr>
@@ -5679,17 +6080,8 @@
       </w:pPr>
       <w:r>
         <w:rPr>
-          <w:i/>
-          <w:iCs/>
-          <w:sz w:val="28"/>
-          <w:szCs w:val="28"/>
-        </w:rPr>
-        <w:t xml:space="preserve"> </w:t>
-      </w:r>
-      <w:r>
-        <w:rPr>
-          <w:i/>
-          <w:iCs/>
+          <w:b/>
+          <w:bCs/>
           <w:sz w:val="28"/>
           <w:szCs w:val="28"/>
         </w:rPr>
@@ -5700,17 +6092,257 @@
           <w:sz w:val="28"/>
           <w:szCs w:val="28"/>
         </w:rPr>
-        <w:t xml:space="preserve"> là một tập hợp dữ liệu văn bản đa dạng, chứa đựng thông tin từ nhiều lĩnh vực như khoa học, y tế, lập trình và văn học. Lý thuyết về khai thác văn bản trên tập dữ liệu này đòi hỏi các kỹ thuật làm sạch dữ liệu (Data Cleaning) và giảm chiều dữ liệu (Dimensionality Reduction) khắt khe để loại bỏ nhiễu, đảm bảo các thuật toán trên Weka có thể hoạt động ổn định và chính xác.</w:t>
-      </w:r>
-    </w:p>
-    <w:p>
-      <w:pPr>
-        <w:pStyle w:val="A1"/>
-        <w:jc w:val="left"/>
-        <w:rPr>
-          <w:lang w:val="vi-VN"/>
-        </w:rPr>
-      </w:pPr>
+        <w:t xml:space="preserve"> là một tập hợp dữ liệu văn bản tiếng Anh khổng lồ với dung lượng lên tới </w:t>
+      </w:r>
+      <w:r>
+        <w:rPr>
+          <w:b/>
+          <w:bCs/>
+          <w:sz w:val="28"/>
+          <w:szCs w:val="28"/>
+        </w:rPr>
+        <w:t>825GB</w:t>
+      </w:r>
+      <w:r>
+        <w:rPr>
+          <w:sz w:val="28"/>
+          <w:szCs w:val="28"/>
+        </w:rPr>
+        <w:t>, được EleutherAI xây dựng để huấn luyện các mô hình ngôn ngữ lớn (LLM). Đây không chỉ là một kho văn bản đơn thuần mà là sự kết hợp của 22 tập dữ liệu nhỏ từ nhiều lĩnh vực chuyên biệt như: Nghiên cứu khoa học (PubMed Abstracts, arXiv), Mã nguồn phần mềm (GitHub), Văn học (Project Gutenberg), và dữ liệu web (Common Crawl).</w:t>
+      </w:r>
+    </w:p>
+    <w:p>
+      <w:pPr>
+        <w:pStyle w:val="NormalWeb"/>
+        <w:spacing w:line="360" w:lineRule="auto"/>
+        <w:rPr>
+          <w:sz w:val="28"/>
+          <w:szCs w:val="28"/>
+        </w:rPr>
+      </w:pPr>
+      <w:r>
+        <w:rPr>
+          <w:b/>
+          <w:bCs/>
+          <w:sz w:val="28"/>
+          <w:szCs w:val="28"/>
+        </w:rPr>
+        <w:t>Các thách thức và lý thuyết khai thác văn bản trên The Pile:</w:t>
+      </w:r>
+    </w:p>
+    <w:p>
+      <w:pPr>
+        <w:pStyle w:val="NormalWeb"/>
+        <w:spacing w:line="360" w:lineRule="auto"/>
+        <w:rPr>
+          <w:sz w:val="28"/>
+          <w:szCs w:val="28"/>
+        </w:rPr>
+      </w:pPr>
+      <w:r>
+        <w:rPr>
+          <w:sz w:val="28"/>
+          <w:szCs w:val="28"/>
+        </w:rPr>
+        <w:t>Do tính đa dạng và quy mô cực lớn, việc khai thác tri thức từ The Pile đối diện với nhiều thách thức kỹ thuật khắt khe:</w:t>
+      </w:r>
+    </w:p>
+    <w:p>
+      <w:pPr>
+        <w:pStyle w:val="NormalWeb"/>
+        <w:numPr>
+          <w:ilvl w:val="0"/>
+          <w:numId w:val="40"/>
+        </w:numPr>
+        <w:spacing w:line="360" w:lineRule="auto"/>
+        <w:rPr>
+          <w:sz w:val="28"/>
+          <w:szCs w:val="28"/>
+        </w:rPr>
+      </w:pPr>
+      <w:r>
+        <w:rPr>
+          <w:b/>
+          <w:bCs/>
+          <w:sz w:val="28"/>
+          <w:szCs w:val="28"/>
+        </w:rPr>
+        <w:t>Làm sạch dữ liệu (Data Cleaning):</w:t>
+      </w:r>
+      <w:r>
+        <w:rPr>
+          <w:sz w:val="28"/>
+          <w:szCs w:val="28"/>
+        </w:rPr>
+        <w:t xml:space="preserve"> Do dữ liệu được thu thập từ nhiều nguồn khác nhau, nhiễu (noise) là vấn đề không thể tránh khỏi. Các kỹ thuật như loại bỏ mã HTML, lọc bỏ các văn bản rác (boilerplate), khử trùng lặp (de-duplication) và chuẩn hóa bảng mã là bắt buộc. Trong đề tài này, nhóm thực hiện tiền xử lý để đảm bảo dữ liệu đưa vào mô hình </w:t>
+      </w:r>
+      <w:r>
+        <w:rPr>
+          <w:b/>
+          <w:bCs/>
+          <w:sz w:val="28"/>
+          <w:szCs w:val="28"/>
+        </w:rPr>
+        <w:t>Llama 3.1</w:t>
+      </w:r>
+      <w:r>
+        <w:rPr>
+          <w:sz w:val="28"/>
+          <w:szCs w:val="28"/>
+        </w:rPr>
+        <w:t xml:space="preserve"> đạt độ tinh khiết cao nhất.</w:t>
+      </w:r>
+    </w:p>
+    <w:p>
+      <w:pPr>
+        <w:pStyle w:val="NormalWeb"/>
+        <w:numPr>
+          <w:ilvl w:val="0"/>
+          <w:numId w:val="40"/>
+        </w:numPr>
+        <w:spacing w:line="360" w:lineRule="auto"/>
+        <w:rPr>
+          <w:sz w:val="28"/>
+          <w:szCs w:val="28"/>
+        </w:rPr>
+      </w:pPr>
+      <w:r>
+        <w:rPr>
+          <w:b/>
+          <w:bCs/>
+          <w:sz w:val="28"/>
+          <w:szCs w:val="28"/>
+        </w:rPr>
+        <w:t>Giảm chiều dữ liệu (Dimensionality Reduction):</w:t>
+      </w:r>
+      <w:r>
+        <w:rPr>
+          <w:sz w:val="28"/>
+          <w:szCs w:val="28"/>
+        </w:rPr>
+        <w:t xml:space="preserve"> Sau khi văn bản được Transformer chuyển thành các vector đặc trưng (Embeddings), số chiều thường rất lớn (ví dụ: 768 hoặc 4096 chiều). Điều này có thể gây ra hiện tượng "lời nguyền đa chiều" (Curse of Dimensionality) khiến các thuật toán trong </w:t>
+      </w:r>
+      <w:r>
+        <w:rPr>
+          <w:b/>
+          <w:bCs/>
+          <w:sz w:val="28"/>
+          <w:szCs w:val="28"/>
+        </w:rPr>
+        <w:t>Weka</w:t>
+      </w:r>
+      <w:r>
+        <w:rPr>
+          <w:sz w:val="28"/>
+          <w:szCs w:val="28"/>
+        </w:rPr>
+        <w:t xml:space="preserve"> chạy chậm hoặc kém chính xác. Các kỹ thuật như </w:t>
+      </w:r>
+      <w:r>
+        <w:rPr>
+          <w:b/>
+          <w:bCs/>
+          <w:sz w:val="28"/>
+          <w:szCs w:val="28"/>
+        </w:rPr>
+        <w:t>PCA (Principal Component Analysis)</w:t>
+      </w:r>
+      <w:r>
+        <w:rPr>
+          <w:sz w:val="28"/>
+          <w:szCs w:val="28"/>
+        </w:rPr>
+        <w:t xml:space="preserve"> hoặc </w:t>
+      </w:r>
+      <w:r>
+        <w:rPr>
+          <w:b/>
+          <w:bCs/>
+          <w:sz w:val="28"/>
+          <w:szCs w:val="28"/>
+        </w:rPr>
+        <w:t>t-SNE</w:t>
+      </w:r>
+      <w:r>
+        <w:rPr>
+          <w:sz w:val="28"/>
+          <w:szCs w:val="28"/>
+        </w:rPr>
+        <w:t xml:space="preserve"> thường được áp dụng lý thuyết để giữ lại các thông tin cốt lõi nhất.</w:t>
+      </w:r>
+    </w:p>
+    <w:p>
+      <w:pPr>
+        <w:pStyle w:val="NormalWeb"/>
+        <w:numPr>
+          <w:ilvl w:val="0"/>
+          <w:numId w:val="40"/>
+        </w:numPr>
+        <w:spacing w:line="360" w:lineRule="auto"/>
+        <w:rPr>
+          <w:sz w:val="28"/>
+          <w:szCs w:val="28"/>
+        </w:rPr>
+      </w:pPr>
+      <w:r>
+        <w:rPr>
+          <w:b/>
+          <w:bCs/>
+          <w:sz w:val="28"/>
+          <w:szCs w:val="28"/>
+        </w:rPr>
+        <w:lastRenderedPageBreak/>
+        <w:t>Xử lý ngữ cảnh đa miền:</w:t>
+      </w:r>
+      <w:r>
+        <w:rPr>
+          <w:sz w:val="28"/>
+          <w:szCs w:val="28"/>
+        </w:rPr>
+        <w:t xml:space="preserve"> Vì The Pile chứa cả ngôn ngữ tự nhiên lẫn mã nguồn máy tính, mô hình khai thác phải có khả năng hiểu đa ngữ cảnh. Việc sử dụng </w:t>
+      </w:r>
+      <w:r>
+        <w:rPr>
+          <w:b/>
+          <w:bCs/>
+          <w:sz w:val="28"/>
+          <w:szCs w:val="28"/>
+        </w:rPr>
+        <w:t>Fine-tuning</w:t>
+      </w:r>
+      <w:r>
+        <w:rPr>
+          <w:sz w:val="28"/>
+          <w:szCs w:val="28"/>
+        </w:rPr>
+        <w:t xml:space="preserve"> giúp mô hình thích nghi với sự khác biệt giữa ngôn ngữ đời thường và ngôn ngữ kỹ thuật chuyên sâu.</w:t>
+      </w:r>
+    </w:p>
+    <w:p>
+      <w:pPr>
+        <w:pStyle w:val="NormalWeb"/>
+        <w:spacing w:line="360" w:lineRule="auto"/>
+        <w:rPr>
+          <w:sz w:val="28"/>
+          <w:szCs w:val="28"/>
+        </w:rPr>
+      </w:pPr>
+      <w:r>
+        <w:rPr>
+          <w:b/>
+          <w:bCs/>
+          <w:sz w:val="28"/>
+          <w:szCs w:val="28"/>
+        </w:rPr>
+        <w:t>Vai trò trong thực nghiệm:</w:t>
+      </w:r>
+      <w:r>
+        <w:rPr>
+          <w:sz w:val="28"/>
+          <w:szCs w:val="28"/>
+        </w:rPr>
+        <w:t xml:space="preserve"> Việc hiểu rõ lý thuyết về cấu trúc của The Pile giúp nhóm xây dựng các bộ lọc dữ liệu thông minh, đảm bảo rằng dù chỉ thực nghiệm trên một tập con (subset), kết quả thu được vẫn mang tính đại diện và có giá trị khoa học cao khi đưa vào kiểm chứng trên nền tảng Weka.</w:t>
+      </w:r>
     </w:p>
     <w:p>
       <w:pPr>
@@ -8480,6 +9112,155 @@
     </w:lvl>
   </w:abstractNum>
   <w:abstractNum w:abstractNumId="8" w15:restartNumberingAfterBreak="0">
+    <w:nsid w:val="1DD9507E"/>
+    <w:multiLevelType w:val="multilevel"/>
+    <w:tmpl w:val="54687716"/>
+    <w:lvl w:ilvl="0">
+      <w:start w:val="1"/>
+      <w:numFmt w:val="bullet"/>
+      <w:lvlText w:val=""/>
+      <w:lvlJc w:val="left"/>
+      <w:pPr>
+        <w:tabs>
+          <w:tab w:val="num" w:pos="720"/>
+        </w:tabs>
+        <w:ind w:left="720" w:hanging="360"/>
+      </w:pPr>
+      <w:rPr>
+        <w:rFonts w:ascii="Symbol" w:hAnsi="Symbol" w:hint="default"/>
+        <w:sz w:val="20"/>
+      </w:rPr>
+    </w:lvl>
+    <w:lvl w:ilvl="1" w:tentative="1">
+      <w:start w:val="1"/>
+      <w:numFmt w:val="bullet"/>
+      <w:lvlText w:val="o"/>
+      <w:lvlJc w:val="left"/>
+      <w:pPr>
+        <w:tabs>
+          <w:tab w:val="num" w:pos="1440"/>
+        </w:tabs>
+        <w:ind w:left="1440" w:hanging="360"/>
+      </w:pPr>
+      <w:rPr>
+        <w:rFonts w:ascii="Courier New" w:hAnsi="Courier New" w:hint="default"/>
+        <w:sz w:val="20"/>
+      </w:rPr>
+    </w:lvl>
+    <w:lvl w:ilvl="2" w:tentative="1">
+      <w:start w:val="1"/>
+      <w:numFmt w:val="bullet"/>
+      <w:lvlText w:val=""/>
+      <w:lvlJc w:val="left"/>
+      <w:pPr>
+        <w:tabs>
+          <w:tab w:val="num" w:pos="2160"/>
+        </w:tabs>
+        <w:ind w:left="2160" w:hanging="360"/>
+      </w:pPr>
+      <w:rPr>
+        <w:rFonts w:ascii="Wingdings" w:hAnsi="Wingdings" w:hint="default"/>
+        <w:sz w:val="20"/>
+      </w:rPr>
+    </w:lvl>
+    <w:lvl w:ilvl="3" w:tentative="1">
+      <w:start w:val="1"/>
+      <w:numFmt w:val="bullet"/>
+      <w:lvlText w:val=""/>
+      <w:lvlJc w:val="left"/>
+      <w:pPr>
+        <w:tabs>
+          <w:tab w:val="num" w:pos="2880"/>
+        </w:tabs>
+        <w:ind w:left="2880" w:hanging="360"/>
+      </w:pPr>
+      <w:rPr>
+        <w:rFonts w:ascii="Wingdings" w:hAnsi="Wingdings" w:hint="default"/>
+        <w:sz w:val="20"/>
+      </w:rPr>
+    </w:lvl>
+    <w:lvl w:ilvl="4" w:tentative="1">
+      <w:start w:val="1"/>
+      <w:numFmt w:val="bullet"/>
+      <w:lvlText w:val=""/>
+      <w:lvlJc w:val="left"/>
+      <w:pPr>
+        <w:tabs>
+          <w:tab w:val="num" w:pos="3600"/>
+        </w:tabs>
+        <w:ind w:left="3600" w:hanging="360"/>
+      </w:pPr>
+      <w:rPr>
+        <w:rFonts w:ascii="Wingdings" w:hAnsi="Wingdings" w:hint="default"/>
+        <w:sz w:val="20"/>
+      </w:rPr>
+    </w:lvl>
+    <w:lvl w:ilvl="5" w:tentative="1">
+      <w:start w:val="1"/>
+      <w:numFmt w:val="bullet"/>
+      <w:lvlText w:val=""/>
+      <w:lvlJc w:val="left"/>
+      <w:pPr>
+        <w:tabs>
+          <w:tab w:val="num" w:pos="4320"/>
+        </w:tabs>
+        <w:ind w:left="4320" w:hanging="360"/>
+      </w:pPr>
+      <w:rPr>
+        <w:rFonts w:ascii="Wingdings" w:hAnsi="Wingdings" w:hint="default"/>
+        <w:sz w:val="20"/>
+      </w:rPr>
+    </w:lvl>
+    <w:lvl w:ilvl="6" w:tentative="1">
+      <w:start w:val="1"/>
+      <w:numFmt w:val="bullet"/>
+      <w:lvlText w:val=""/>
+      <w:lvlJc w:val="left"/>
+      <w:pPr>
+        <w:tabs>
+          <w:tab w:val="num" w:pos="5040"/>
+        </w:tabs>
+        <w:ind w:left="5040" w:hanging="360"/>
+      </w:pPr>
+      <w:rPr>
+        <w:rFonts w:ascii="Wingdings" w:hAnsi="Wingdings" w:hint="default"/>
+        <w:sz w:val="20"/>
+      </w:rPr>
+    </w:lvl>
+    <w:lvl w:ilvl="7" w:tentative="1">
+      <w:start w:val="1"/>
+      <w:numFmt w:val="bullet"/>
+      <w:lvlText w:val=""/>
+      <w:lvlJc w:val="left"/>
+      <w:pPr>
+        <w:tabs>
+          <w:tab w:val="num" w:pos="5760"/>
+        </w:tabs>
+        <w:ind w:left="5760" w:hanging="360"/>
+      </w:pPr>
+      <w:rPr>
+        <w:rFonts w:ascii="Wingdings" w:hAnsi="Wingdings" w:hint="default"/>
+        <w:sz w:val="20"/>
+      </w:rPr>
+    </w:lvl>
+    <w:lvl w:ilvl="8" w:tentative="1">
+      <w:start w:val="1"/>
+      <w:numFmt w:val="bullet"/>
+      <w:lvlText w:val=""/>
+      <w:lvlJc w:val="left"/>
+      <w:pPr>
+        <w:tabs>
+          <w:tab w:val="num" w:pos="6480"/>
+        </w:tabs>
+        <w:ind w:left="6480" w:hanging="360"/>
+      </w:pPr>
+      <w:rPr>
+        <w:rFonts w:ascii="Wingdings" w:hAnsi="Wingdings" w:hint="default"/>
+        <w:sz w:val="20"/>
+      </w:rPr>
+    </w:lvl>
+  </w:abstractNum>
+  <w:abstractNum w:abstractNumId="9" w15:restartNumberingAfterBreak="0">
     <w:nsid w:val="1EA71F12"/>
     <w:multiLevelType w:val="multilevel"/>
     <w:tmpl w:val="3F3E7B86"/>
@@ -8628,7 +9409,7 @@
       </w:rPr>
     </w:lvl>
   </w:abstractNum>
-  <w:abstractNum w:abstractNumId="9" w15:restartNumberingAfterBreak="0">
+  <w:abstractNum w:abstractNumId="10" w15:restartNumberingAfterBreak="0">
     <w:nsid w:val="1FB36037"/>
     <w:multiLevelType w:val="multilevel"/>
     <w:tmpl w:val="BF442CD0"/>
@@ -8777,7 +9558,7 @@
       </w:rPr>
     </w:lvl>
   </w:abstractNum>
-  <w:abstractNum w:abstractNumId="10" w15:restartNumberingAfterBreak="0">
+  <w:abstractNum w:abstractNumId="11" w15:restartNumberingAfterBreak="0">
     <w:nsid w:val="212654DC"/>
     <w:multiLevelType w:val="multilevel"/>
     <w:tmpl w:val="620CF782"/>
@@ -8926,7 +9707,7 @@
       </w:rPr>
     </w:lvl>
   </w:abstractNum>
-  <w:abstractNum w:abstractNumId="11" w15:restartNumberingAfterBreak="0">
+  <w:abstractNum w:abstractNumId="12" w15:restartNumberingAfterBreak="0">
     <w:nsid w:val="27A22AC8"/>
     <w:multiLevelType w:val="multilevel"/>
     <w:tmpl w:val="08C616B4"/>
@@ -9075,7 +9856,7 @@
       </w:rPr>
     </w:lvl>
   </w:abstractNum>
-  <w:abstractNum w:abstractNumId="12" w15:restartNumberingAfterBreak="0">
+  <w:abstractNum w:abstractNumId="13" w15:restartNumberingAfterBreak="0">
     <w:nsid w:val="30E3306D"/>
     <w:multiLevelType w:val="multilevel"/>
     <w:tmpl w:val="2A0C7DAE"/>
@@ -9224,7 +10005,7 @@
       </w:rPr>
     </w:lvl>
   </w:abstractNum>
-  <w:abstractNum w:abstractNumId="13" w15:restartNumberingAfterBreak="0">
+  <w:abstractNum w:abstractNumId="14" w15:restartNumberingAfterBreak="0">
     <w:nsid w:val="32243C87"/>
     <w:multiLevelType w:val="multilevel"/>
     <w:tmpl w:val="7B7E0E48"/>
@@ -9373,7 +10154,7 @@
       </w:rPr>
     </w:lvl>
   </w:abstractNum>
-  <w:abstractNum w:abstractNumId="14" w15:restartNumberingAfterBreak="0">
+  <w:abstractNum w:abstractNumId="15" w15:restartNumberingAfterBreak="0">
     <w:nsid w:val="33DC4A00"/>
     <w:multiLevelType w:val="multilevel"/>
     <w:tmpl w:val="6F94E57C"/>
@@ -9522,7 +10303,7 @@
       </w:rPr>
     </w:lvl>
   </w:abstractNum>
-  <w:abstractNum w:abstractNumId="15" w15:restartNumberingAfterBreak="0">
+  <w:abstractNum w:abstractNumId="16" w15:restartNumberingAfterBreak="0">
     <w:nsid w:val="368B3A3E"/>
     <w:multiLevelType w:val="multilevel"/>
     <w:tmpl w:val="3D1A7FAE"/>
@@ -9671,7 +10452,156 @@
       </w:rPr>
     </w:lvl>
   </w:abstractNum>
-  <w:abstractNum w:abstractNumId="16" w15:restartNumberingAfterBreak="0">
+  <w:abstractNum w:abstractNumId="17" w15:restartNumberingAfterBreak="0">
+    <w:nsid w:val="3BDE7537"/>
+    <w:multiLevelType w:val="multilevel"/>
+    <w:tmpl w:val="17764E64"/>
+    <w:lvl w:ilvl="0">
+      <w:start w:val="1"/>
+      <w:numFmt w:val="bullet"/>
+      <w:lvlText w:val=""/>
+      <w:lvlJc w:val="left"/>
+      <w:pPr>
+        <w:tabs>
+          <w:tab w:val="num" w:pos="720"/>
+        </w:tabs>
+        <w:ind w:left="720" w:hanging="360"/>
+      </w:pPr>
+      <w:rPr>
+        <w:rFonts w:ascii="Symbol" w:hAnsi="Symbol" w:hint="default"/>
+        <w:sz w:val="20"/>
+      </w:rPr>
+    </w:lvl>
+    <w:lvl w:ilvl="1">
+      <w:start w:val="1"/>
+      <w:numFmt w:val="bullet"/>
+      <w:lvlText w:val="o"/>
+      <w:lvlJc w:val="left"/>
+      <w:pPr>
+        <w:tabs>
+          <w:tab w:val="num" w:pos="1440"/>
+        </w:tabs>
+        <w:ind w:left="1440" w:hanging="360"/>
+      </w:pPr>
+      <w:rPr>
+        <w:rFonts w:ascii="Courier New" w:hAnsi="Courier New" w:hint="default"/>
+        <w:sz w:val="20"/>
+      </w:rPr>
+    </w:lvl>
+    <w:lvl w:ilvl="2" w:tentative="1">
+      <w:start w:val="1"/>
+      <w:numFmt w:val="bullet"/>
+      <w:lvlText w:val=""/>
+      <w:lvlJc w:val="left"/>
+      <w:pPr>
+        <w:tabs>
+          <w:tab w:val="num" w:pos="2160"/>
+        </w:tabs>
+        <w:ind w:left="2160" w:hanging="360"/>
+      </w:pPr>
+      <w:rPr>
+        <w:rFonts w:ascii="Wingdings" w:hAnsi="Wingdings" w:hint="default"/>
+        <w:sz w:val="20"/>
+      </w:rPr>
+    </w:lvl>
+    <w:lvl w:ilvl="3" w:tentative="1">
+      <w:start w:val="1"/>
+      <w:numFmt w:val="bullet"/>
+      <w:lvlText w:val=""/>
+      <w:lvlJc w:val="left"/>
+      <w:pPr>
+        <w:tabs>
+          <w:tab w:val="num" w:pos="2880"/>
+        </w:tabs>
+        <w:ind w:left="2880" w:hanging="360"/>
+      </w:pPr>
+      <w:rPr>
+        <w:rFonts w:ascii="Wingdings" w:hAnsi="Wingdings" w:hint="default"/>
+        <w:sz w:val="20"/>
+      </w:rPr>
+    </w:lvl>
+    <w:lvl w:ilvl="4" w:tentative="1">
+      <w:start w:val="1"/>
+      <w:numFmt w:val="bullet"/>
+      <w:lvlText w:val=""/>
+      <w:lvlJc w:val="left"/>
+      <w:pPr>
+        <w:tabs>
+          <w:tab w:val="num" w:pos="3600"/>
+        </w:tabs>
+        <w:ind w:left="3600" w:hanging="360"/>
+      </w:pPr>
+      <w:rPr>
+        <w:rFonts w:ascii="Wingdings" w:hAnsi="Wingdings" w:hint="default"/>
+        <w:sz w:val="20"/>
+      </w:rPr>
+    </w:lvl>
+    <w:lvl w:ilvl="5" w:tentative="1">
+      <w:start w:val="1"/>
+      <w:numFmt w:val="bullet"/>
+      <w:lvlText w:val=""/>
+      <w:lvlJc w:val="left"/>
+      <w:pPr>
+        <w:tabs>
+          <w:tab w:val="num" w:pos="4320"/>
+        </w:tabs>
+        <w:ind w:left="4320" w:hanging="360"/>
+      </w:pPr>
+      <w:rPr>
+        <w:rFonts w:ascii="Wingdings" w:hAnsi="Wingdings" w:hint="default"/>
+        <w:sz w:val="20"/>
+      </w:rPr>
+    </w:lvl>
+    <w:lvl w:ilvl="6" w:tentative="1">
+      <w:start w:val="1"/>
+      <w:numFmt w:val="bullet"/>
+      <w:lvlText w:val=""/>
+      <w:lvlJc w:val="left"/>
+      <w:pPr>
+        <w:tabs>
+          <w:tab w:val="num" w:pos="5040"/>
+        </w:tabs>
+        <w:ind w:left="5040" w:hanging="360"/>
+      </w:pPr>
+      <w:rPr>
+        <w:rFonts w:ascii="Wingdings" w:hAnsi="Wingdings" w:hint="default"/>
+        <w:sz w:val="20"/>
+      </w:rPr>
+    </w:lvl>
+    <w:lvl w:ilvl="7" w:tentative="1">
+      <w:start w:val="1"/>
+      <w:numFmt w:val="bullet"/>
+      <w:lvlText w:val=""/>
+      <w:lvlJc w:val="left"/>
+      <w:pPr>
+        <w:tabs>
+          <w:tab w:val="num" w:pos="5760"/>
+        </w:tabs>
+        <w:ind w:left="5760" w:hanging="360"/>
+      </w:pPr>
+      <w:rPr>
+        <w:rFonts w:ascii="Wingdings" w:hAnsi="Wingdings" w:hint="default"/>
+        <w:sz w:val="20"/>
+      </w:rPr>
+    </w:lvl>
+    <w:lvl w:ilvl="8" w:tentative="1">
+      <w:start w:val="1"/>
+      <w:numFmt w:val="bullet"/>
+      <w:lvlText w:val=""/>
+      <w:lvlJc w:val="left"/>
+      <w:pPr>
+        <w:tabs>
+          <w:tab w:val="num" w:pos="6480"/>
+        </w:tabs>
+        <w:ind w:left="6480" w:hanging="360"/>
+      </w:pPr>
+      <w:rPr>
+        <w:rFonts w:ascii="Wingdings" w:hAnsi="Wingdings" w:hint="default"/>
+        <w:sz w:val="20"/>
+      </w:rPr>
+    </w:lvl>
+  </w:abstractNum>
+  <w:abstractNum w:abstractNumId="18" w15:restartNumberingAfterBreak="0">
     <w:nsid w:val="3D646EE6"/>
     <w:multiLevelType w:val="multilevel"/>
     <w:tmpl w:val="7E5E745E"/>
@@ -9820,7 +10750,7 @@
       </w:rPr>
     </w:lvl>
   </w:abstractNum>
-  <w:abstractNum w:abstractNumId="17" w15:restartNumberingAfterBreak="0">
+  <w:abstractNum w:abstractNumId="19" w15:restartNumberingAfterBreak="0">
     <w:nsid w:val="409269A1"/>
     <w:multiLevelType w:val="hybridMultilevel"/>
     <w:tmpl w:val="6B46FE5E"/>
@@ -9933,7 +10863,7 @@
       </w:rPr>
     </w:lvl>
   </w:abstractNum>
-  <w:abstractNum w:abstractNumId="18" w15:restartNumberingAfterBreak="0">
+  <w:abstractNum w:abstractNumId="20" w15:restartNumberingAfterBreak="0">
     <w:nsid w:val="42852C44"/>
     <w:multiLevelType w:val="multilevel"/>
     <w:tmpl w:val="BA0286CE"/>
@@ -10082,7 +11012,7 @@
       </w:rPr>
     </w:lvl>
   </w:abstractNum>
-  <w:abstractNum w:abstractNumId="19" w15:restartNumberingAfterBreak="0">
+  <w:abstractNum w:abstractNumId="21" w15:restartNumberingAfterBreak="0">
     <w:nsid w:val="48325AF1"/>
     <w:multiLevelType w:val="multilevel"/>
     <w:tmpl w:val="1AA203BA"/>
@@ -10231,7 +11161,7 @@
       </w:rPr>
     </w:lvl>
   </w:abstractNum>
-  <w:abstractNum w:abstractNumId="20" w15:restartNumberingAfterBreak="0">
+  <w:abstractNum w:abstractNumId="22" w15:restartNumberingAfterBreak="0">
     <w:nsid w:val="48DE2605"/>
     <w:multiLevelType w:val="multilevel"/>
     <w:tmpl w:val="7BC2606E"/>
@@ -10380,7 +11310,7 @@
       </w:rPr>
     </w:lvl>
   </w:abstractNum>
-  <w:abstractNum w:abstractNumId="21" w15:restartNumberingAfterBreak="0">
+  <w:abstractNum w:abstractNumId="23" w15:restartNumberingAfterBreak="0">
     <w:nsid w:val="4AA20041"/>
     <w:multiLevelType w:val="multilevel"/>
     <w:tmpl w:val="CD3E3B64"/>
@@ -10529,7 +11459,7 @@
       </w:rPr>
     </w:lvl>
   </w:abstractNum>
-  <w:abstractNum w:abstractNumId="22" w15:restartNumberingAfterBreak="0">
+  <w:abstractNum w:abstractNumId="24" w15:restartNumberingAfterBreak="0">
     <w:nsid w:val="4AFE41F8"/>
     <w:multiLevelType w:val="multilevel"/>
     <w:tmpl w:val="0D8E77F4"/>
@@ -10678,7 +11608,7 @@
       </w:rPr>
     </w:lvl>
   </w:abstractNum>
-  <w:abstractNum w:abstractNumId="23" w15:restartNumberingAfterBreak="0">
+  <w:abstractNum w:abstractNumId="25" w15:restartNumberingAfterBreak="0">
     <w:nsid w:val="4B426BE6"/>
     <w:multiLevelType w:val="multilevel"/>
     <w:tmpl w:val="5D98E2D6"/>
@@ -10827,7 +11757,7 @@
       </w:rPr>
     </w:lvl>
   </w:abstractNum>
-  <w:abstractNum w:abstractNumId="24" w15:restartNumberingAfterBreak="0">
+  <w:abstractNum w:abstractNumId="26" w15:restartNumberingAfterBreak="0">
     <w:nsid w:val="4EFC6E29"/>
     <w:multiLevelType w:val="multilevel"/>
     <w:tmpl w:val="ED3C94B6"/>
@@ -10976,7 +11906,7 @@
       </w:rPr>
     </w:lvl>
   </w:abstractNum>
-  <w:abstractNum w:abstractNumId="25" w15:restartNumberingAfterBreak="0">
+  <w:abstractNum w:abstractNumId="27" w15:restartNumberingAfterBreak="0">
     <w:nsid w:val="4F4439FB"/>
     <w:multiLevelType w:val="multilevel"/>
     <w:tmpl w:val="4232F080"/>
@@ -11125,7 +12055,7 @@
       </w:rPr>
     </w:lvl>
   </w:abstractNum>
-  <w:abstractNum w:abstractNumId="26" w15:restartNumberingAfterBreak="0">
+  <w:abstractNum w:abstractNumId="28" w15:restartNumberingAfterBreak="0">
     <w:nsid w:val="56356E95"/>
     <w:multiLevelType w:val="multilevel"/>
     <w:tmpl w:val="51545702"/>
@@ -11274,7 +12204,7 @@
       </w:rPr>
     </w:lvl>
   </w:abstractNum>
-  <w:abstractNum w:abstractNumId="27" w15:restartNumberingAfterBreak="0">
+  <w:abstractNum w:abstractNumId="29" w15:restartNumberingAfterBreak="0">
     <w:nsid w:val="59210F75"/>
     <w:multiLevelType w:val="multilevel"/>
     <w:tmpl w:val="499C6496"/>
@@ -11423,7 +12353,7 @@
       </w:rPr>
     </w:lvl>
   </w:abstractNum>
-  <w:abstractNum w:abstractNumId="28" w15:restartNumberingAfterBreak="0">
+  <w:abstractNum w:abstractNumId="30" w15:restartNumberingAfterBreak="0">
     <w:nsid w:val="5D316952"/>
     <w:multiLevelType w:val="multilevel"/>
     <w:tmpl w:val="7070D098"/>
@@ -11572,7 +12502,7 @@
       </w:rPr>
     </w:lvl>
   </w:abstractNum>
-  <w:abstractNum w:abstractNumId="29" w15:restartNumberingAfterBreak="0">
+  <w:abstractNum w:abstractNumId="31" w15:restartNumberingAfterBreak="0">
     <w:nsid w:val="5DEE4BD6"/>
     <w:multiLevelType w:val="multilevel"/>
     <w:tmpl w:val="12A47120"/>
@@ -11721,7 +12651,7 @@
       </w:rPr>
     </w:lvl>
   </w:abstractNum>
-  <w:abstractNum w:abstractNumId="30" w15:restartNumberingAfterBreak="0">
+  <w:abstractNum w:abstractNumId="32" w15:restartNumberingAfterBreak="0">
     <w:nsid w:val="62522E74"/>
     <w:multiLevelType w:val="multilevel"/>
     <w:tmpl w:val="C46050A8"/>
@@ -11870,7 +12800,7 @@
       </w:rPr>
     </w:lvl>
   </w:abstractNum>
-  <w:abstractNum w:abstractNumId="31" w15:restartNumberingAfterBreak="0">
+  <w:abstractNum w:abstractNumId="33" w15:restartNumberingAfterBreak="0">
     <w:nsid w:val="625231B6"/>
     <w:multiLevelType w:val="multilevel"/>
     <w:tmpl w:val="7E06195C"/>
@@ -12019,7 +12949,7 @@
       </w:rPr>
     </w:lvl>
   </w:abstractNum>
-  <w:abstractNum w:abstractNumId="32" w15:restartNumberingAfterBreak="0">
+  <w:abstractNum w:abstractNumId="34" w15:restartNumberingAfterBreak="0">
     <w:nsid w:val="6287241C"/>
     <w:multiLevelType w:val="multilevel"/>
     <w:tmpl w:val="1368F13E"/>
@@ -12168,7 +13098,7 @@
       </w:rPr>
     </w:lvl>
   </w:abstractNum>
-  <w:abstractNum w:abstractNumId="33" w15:restartNumberingAfterBreak="0">
+  <w:abstractNum w:abstractNumId="35" w15:restartNumberingAfterBreak="0">
     <w:nsid w:val="6F8930AB"/>
     <w:multiLevelType w:val="multilevel"/>
     <w:tmpl w:val="762ACAFE"/>
@@ -12317,7 +13247,7 @@
       </w:rPr>
     </w:lvl>
   </w:abstractNum>
-  <w:abstractNum w:abstractNumId="34" w15:restartNumberingAfterBreak="0">
+  <w:abstractNum w:abstractNumId="36" w15:restartNumberingAfterBreak="0">
     <w:nsid w:val="757F6D06"/>
     <w:multiLevelType w:val="hybridMultilevel"/>
     <w:tmpl w:val="8DEABED0"/>
@@ -12430,7 +13360,7 @@
       </w:rPr>
     </w:lvl>
   </w:abstractNum>
-  <w:abstractNum w:abstractNumId="35" w15:restartNumberingAfterBreak="0">
+  <w:abstractNum w:abstractNumId="37" w15:restartNumberingAfterBreak="0">
     <w:nsid w:val="780C43D0"/>
     <w:multiLevelType w:val="multilevel"/>
     <w:tmpl w:val="73F2889A"/>
@@ -12579,7 +13509,156 @@
       </w:rPr>
     </w:lvl>
   </w:abstractNum>
-  <w:abstractNum w:abstractNumId="36" w15:restartNumberingAfterBreak="0">
+  <w:abstractNum w:abstractNumId="38" w15:restartNumberingAfterBreak="0">
+    <w:nsid w:val="7AF71DF3"/>
+    <w:multiLevelType w:val="multilevel"/>
+    <w:tmpl w:val="348A1646"/>
+    <w:lvl w:ilvl="0">
+      <w:start w:val="1"/>
+      <w:numFmt w:val="bullet"/>
+      <w:lvlText w:val=""/>
+      <w:lvlJc w:val="left"/>
+      <w:pPr>
+        <w:tabs>
+          <w:tab w:val="num" w:pos="720"/>
+        </w:tabs>
+        <w:ind w:left="720" w:hanging="360"/>
+      </w:pPr>
+      <w:rPr>
+        <w:rFonts w:ascii="Symbol" w:hAnsi="Symbol" w:hint="default"/>
+        <w:sz w:val="20"/>
+      </w:rPr>
+    </w:lvl>
+    <w:lvl w:ilvl="1">
+      <w:start w:val="1"/>
+      <w:numFmt w:val="bullet"/>
+      <w:lvlText w:val="o"/>
+      <w:lvlJc w:val="left"/>
+      <w:pPr>
+        <w:tabs>
+          <w:tab w:val="num" w:pos="1440"/>
+        </w:tabs>
+        <w:ind w:left="1440" w:hanging="360"/>
+      </w:pPr>
+      <w:rPr>
+        <w:rFonts w:ascii="Courier New" w:hAnsi="Courier New" w:hint="default"/>
+        <w:sz w:val="20"/>
+      </w:rPr>
+    </w:lvl>
+    <w:lvl w:ilvl="2" w:tentative="1">
+      <w:start w:val="1"/>
+      <w:numFmt w:val="bullet"/>
+      <w:lvlText w:val=""/>
+      <w:lvlJc w:val="left"/>
+      <w:pPr>
+        <w:tabs>
+          <w:tab w:val="num" w:pos="2160"/>
+        </w:tabs>
+        <w:ind w:left="2160" w:hanging="360"/>
+      </w:pPr>
+      <w:rPr>
+        <w:rFonts w:ascii="Wingdings" w:hAnsi="Wingdings" w:hint="default"/>
+        <w:sz w:val="20"/>
+      </w:rPr>
+    </w:lvl>
+    <w:lvl w:ilvl="3" w:tentative="1">
+      <w:start w:val="1"/>
+      <w:numFmt w:val="bullet"/>
+      <w:lvlText w:val=""/>
+      <w:lvlJc w:val="left"/>
+      <w:pPr>
+        <w:tabs>
+          <w:tab w:val="num" w:pos="2880"/>
+        </w:tabs>
+        <w:ind w:left="2880" w:hanging="360"/>
+      </w:pPr>
+      <w:rPr>
+        <w:rFonts w:ascii="Wingdings" w:hAnsi="Wingdings" w:hint="default"/>
+        <w:sz w:val="20"/>
+      </w:rPr>
+    </w:lvl>
+    <w:lvl w:ilvl="4" w:tentative="1">
+      <w:start w:val="1"/>
+      <w:numFmt w:val="bullet"/>
+      <w:lvlText w:val=""/>
+      <w:lvlJc w:val="left"/>
+      <w:pPr>
+        <w:tabs>
+          <w:tab w:val="num" w:pos="3600"/>
+        </w:tabs>
+        <w:ind w:left="3600" w:hanging="360"/>
+      </w:pPr>
+      <w:rPr>
+        <w:rFonts w:ascii="Wingdings" w:hAnsi="Wingdings" w:hint="default"/>
+        <w:sz w:val="20"/>
+      </w:rPr>
+    </w:lvl>
+    <w:lvl w:ilvl="5" w:tentative="1">
+      <w:start w:val="1"/>
+      <w:numFmt w:val="bullet"/>
+      <w:lvlText w:val=""/>
+      <w:lvlJc w:val="left"/>
+      <w:pPr>
+        <w:tabs>
+          <w:tab w:val="num" w:pos="4320"/>
+        </w:tabs>
+        <w:ind w:left="4320" w:hanging="360"/>
+      </w:pPr>
+      <w:rPr>
+        <w:rFonts w:ascii="Wingdings" w:hAnsi="Wingdings" w:hint="default"/>
+        <w:sz w:val="20"/>
+      </w:rPr>
+    </w:lvl>
+    <w:lvl w:ilvl="6" w:tentative="1">
+      <w:start w:val="1"/>
+      <w:numFmt w:val="bullet"/>
+      <w:lvlText w:val=""/>
+      <w:lvlJc w:val="left"/>
+      <w:pPr>
+        <w:tabs>
+          <w:tab w:val="num" w:pos="5040"/>
+        </w:tabs>
+        <w:ind w:left="5040" w:hanging="360"/>
+      </w:pPr>
+      <w:rPr>
+        <w:rFonts w:ascii="Wingdings" w:hAnsi="Wingdings" w:hint="default"/>
+        <w:sz w:val="20"/>
+      </w:rPr>
+    </w:lvl>
+    <w:lvl w:ilvl="7" w:tentative="1">
+      <w:start w:val="1"/>
+      <w:numFmt w:val="bullet"/>
+      <w:lvlText w:val=""/>
+      <w:lvlJc w:val="left"/>
+      <w:pPr>
+        <w:tabs>
+          <w:tab w:val="num" w:pos="5760"/>
+        </w:tabs>
+        <w:ind w:left="5760" w:hanging="360"/>
+      </w:pPr>
+      <w:rPr>
+        <w:rFonts w:ascii="Wingdings" w:hAnsi="Wingdings" w:hint="default"/>
+        <w:sz w:val="20"/>
+      </w:rPr>
+    </w:lvl>
+    <w:lvl w:ilvl="8" w:tentative="1">
+      <w:start w:val="1"/>
+      <w:numFmt w:val="bullet"/>
+      <w:lvlText w:val=""/>
+      <w:lvlJc w:val="left"/>
+      <w:pPr>
+        <w:tabs>
+          <w:tab w:val="num" w:pos="6480"/>
+        </w:tabs>
+        <w:ind w:left="6480" w:hanging="360"/>
+      </w:pPr>
+      <w:rPr>
+        <w:rFonts w:ascii="Wingdings" w:hAnsi="Wingdings" w:hint="default"/>
+        <w:sz w:val="20"/>
+      </w:rPr>
+    </w:lvl>
+  </w:abstractNum>
+  <w:abstractNum w:abstractNumId="39" w15:restartNumberingAfterBreak="0">
     <w:nsid w:val="7F1D44DB"/>
     <w:multiLevelType w:val="multilevel"/>
     <w:tmpl w:val="A664DA62"/>
@@ -12729,73 +13808,73 @@
     </w:lvl>
   </w:abstractNum>
   <w:num w:numId="1">
-    <w:abstractNumId w:val="32"/>
+    <w:abstractNumId w:val="34"/>
   </w:num>
   <w:num w:numId="2">
-    <w:abstractNumId w:val="14"/>
+    <w:abstractNumId w:val="15"/>
   </w:num>
   <w:num w:numId="3">
-    <w:abstractNumId w:val="24"/>
+    <w:abstractNumId w:val="26"/>
   </w:num>
   <w:num w:numId="4">
-    <w:abstractNumId w:val="20"/>
+    <w:abstractNumId w:val="22"/>
   </w:num>
   <w:num w:numId="5">
-    <w:abstractNumId w:val="26"/>
+    <w:abstractNumId w:val="28"/>
   </w:num>
   <w:num w:numId="6">
     <w:abstractNumId w:val="6"/>
   </w:num>
   <w:num w:numId="7">
-    <w:abstractNumId w:val="28"/>
+    <w:abstractNumId w:val="30"/>
   </w:num>
   <w:num w:numId="8">
-    <w:abstractNumId w:val="25"/>
+    <w:abstractNumId w:val="27"/>
   </w:num>
   <w:num w:numId="9">
     <w:abstractNumId w:val="5"/>
   </w:num>
   <w:num w:numId="10">
-    <w:abstractNumId w:val="23"/>
+    <w:abstractNumId w:val="25"/>
   </w:num>
   <w:num w:numId="11">
-    <w:abstractNumId w:val="15"/>
+    <w:abstractNumId w:val="16"/>
   </w:num>
   <w:num w:numId="12">
-    <w:abstractNumId w:val="16"/>
+    <w:abstractNumId w:val="18"/>
   </w:num>
   <w:num w:numId="13">
     <w:abstractNumId w:val="2"/>
   </w:num>
   <w:num w:numId="14">
-    <w:abstractNumId w:val="30"/>
+    <w:abstractNumId w:val="32"/>
   </w:num>
   <w:num w:numId="15">
-    <w:abstractNumId w:val="29"/>
+    <w:abstractNumId w:val="31"/>
   </w:num>
   <w:num w:numId="16">
-    <w:abstractNumId w:val="8"/>
+    <w:abstractNumId w:val="9"/>
   </w:num>
   <w:num w:numId="17">
-    <w:abstractNumId w:val="10"/>
+    <w:abstractNumId w:val="11"/>
   </w:num>
   <w:num w:numId="18">
-    <w:abstractNumId w:val="36"/>
+    <w:abstractNumId w:val="39"/>
   </w:num>
   <w:num w:numId="19">
     <w:abstractNumId w:val="7"/>
   </w:num>
   <w:num w:numId="20">
-    <w:abstractNumId w:val="31"/>
+    <w:abstractNumId w:val="33"/>
   </w:num>
   <w:num w:numId="21">
-    <w:abstractNumId w:val="12"/>
+    <w:abstractNumId w:val="13"/>
   </w:num>
   <w:num w:numId="22">
-    <w:abstractNumId w:val="35"/>
+    <w:abstractNumId w:val="37"/>
   </w:num>
   <w:num w:numId="23">
-    <w:abstractNumId w:val="34"/>
+    <w:abstractNumId w:val="36"/>
   </w:num>
   <w:num w:numId="24">
     <w:abstractNumId w:val="0"/>
@@ -12804,25 +13883,25 @@
     <w:abstractNumId w:val="1"/>
   </w:num>
   <w:num w:numId="26">
-    <w:abstractNumId w:val="27"/>
+    <w:abstractNumId w:val="29"/>
   </w:num>
   <w:num w:numId="27">
-    <w:abstractNumId w:val="9"/>
+    <w:abstractNumId w:val="10"/>
   </w:num>
   <w:num w:numId="28">
-    <w:abstractNumId w:val="21"/>
+    <w:abstractNumId w:val="23"/>
   </w:num>
   <w:num w:numId="29">
-    <w:abstractNumId w:val="17"/>
+    <w:abstractNumId w:val="19"/>
   </w:num>
   <w:num w:numId="30">
-    <w:abstractNumId w:val="22"/>
+    <w:abstractNumId w:val="24"/>
   </w:num>
   <w:num w:numId="31">
-    <w:abstractNumId w:val="11"/>
+    <w:abstractNumId w:val="12"/>
   </w:num>
   <w:num w:numId="32">
-    <w:abstractNumId w:val="13"/>
+    <w:abstractNumId w:val="14"/>
   </w:num>
   <w:num w:numId="33">
     <w:abstractNumId w:val="3"/>
@@ -12831,13 +13910,22 @@
     <w:abstractNumId w:val="4"/>
   </w:num>
   <w:num w:numId="35">
-    <w:abstractNumId w:val="18"/>
+    <w:abstractNumId w:val="20"/>
   </w:num>
   <w:num w:numId="36">
-    <w:abstractNumId w:val="33"/>
+    <w:abstractNumId w:val="35"/>
   </w:num>
   <w:num w:numId="37">
-    <w:abstractNumId w:val="19"/>
+    <w:abstractNumId w:val="21"/>
+  </w:num>
+  <w:num w:numId="38">
+    <w:abstractNumId w:val="17"/>
+  </w:num>
+  <w:num w:numId="39">
+    <w:abstractNumId w:val="38"/>
+  </w:num>
+  <w:num w:numId="40">
+    <w:abstractNumId w:val="8"/>
   </w:num>
 </w:numbering>
 </file>
@@ -14025,10 +15113,6 @@
 </file>
 
 <file path=customXml/item1.xml><?xml version="1.0" encoding="utf-8"?>
-<b:Sources xmlns:b="http://schemas.openxmlformats.org/officeDocument/2006/bibliography" xmlns="http://schemas.openxmlformats.org/officeDocument/2006/bibliography" SelectedStyle="\APASixthEditionOfficeOnline.xsl" StyleName="APA" Version="6"/>
-</file>
-
-<file path=customXml/item2.xml><?xml version="1.0" encoding="utf-8"?>
 <s:customData xmlns="http://www.wps.cn/officeDocument/2013/wpsCustomData" xmlns:s="http://www.wps.cn/officeDocument/2013/wpsCustomData">
   <customSectProps>
     <customSectPr/>
@@ -14041,18 +15125,22 @@
 </s:customData>
 </file>
 
+<file path=customXml/item2.xml><?xml version="1.0" encoding="utf-8"?>
+<b:Sources xmlns:b="http://schemas.openxmlformats.org/officeDocument/2006/bibliography" xmlns="http://schemas.openxmlformats.org/officeDocument/2006/bibliography" SelectedStyle="\APASixthEditionOfficeOnline.xsl" StyleName="APA" Version="6"/>
+</file>
+
 <file path=customXml/itemProps1.xml><?xml version="1.0" encoding="utf-8"?>
+<ds:datastoreItem xmlns:ds="http://schemas.openxmlformats.org/officeDocument/2006/customXml" ds:itemID="{B1977F7D-205B-4081-913C-38D41E755F92}">
+  <ds:schemaRefs>
+    <ds:schemaRef ds:uri="http://www.wps.cn/officeDocument/2013/wpsCustomData"/>
+  </ds:schemaRefs>
+</ds:datastoreItem>
+</file>
+
+<file path=customXml/itemProps2.xml><?xml version="1.0" encoding="utf-8"?>
 <ds:datastoreItem xmlns:ds="http://schemas.openxmlformats.org/officeDocument/2006/customXml" ds:itemID="{2B9ED210-EE4D-4D30-9582-1FE901CF48AD}">
   <ds:schemaRefs>
     <ds:schemaRef ds:uri="http://schemas.openxmlformats.org/officeDocument/2006/bibliography"/>
   </ds:schemaRefs>
 </ds:datastoreItem>
-</file>
-
-<file path=customXml/itemProps2.xml><?xml version="1.0" encoding="utf-8"?>
-<ds:datastoreItem xmlns:ds="http://schemas.openxmlformats.org/officeDocument/2006/customXml" ds:itemID="{B1977F7D-205B-4081-913C-38D41E755F92}">
-  <ds:schemaRefs>
-    <ds:schemaRef ds:uri="http://www.wps.cn/officeDocument/2013/wpsCustomData"/>
-  </ds:schemaRefs>
-</ds:datastoreItem>
 </file>
--- a/baocao/baocaoN9.docx
+++ b/baocao/baocaoN9.docx
@@ -446,7 +446,7 @@
                 <w:sz w:val="36"/>
                 <w:szCs w:val="36"/>
               </w:rPr>
-              <w:t>MÔ</w:t>
+              <w:t xml:space="preserve">TRỢ LÝ ẢO THÔNG MINH </w:t>
             </w:r>
             <w:r>
               <w:rPr>
@@ -455,7 +455,7 @@
                 <w:sz w:val="36"/>
                 <w:szCs w:val="36"/>
               </w:rPr>
-              <w:t xml:space="preserve"> </w:t>
+              <w:t>SỬ DỤNG</w:t>
             </w:r>
             <w:r>
               <w:rPr>
@@ -464,25 +464,7 @@
                 <w:sz w:val="36"/>
                 <w:szCs w:val="36"/>
               </w:rPr>
-              <w:t xml:space="preserve">HÌNH </w:t>
-            </w:r>
-            <w:r>
-              <w:rPr>
-                <w:rFonts w:cs="Times New Roman"/>
-                <w:b/>
-                <w:sz w:val="36"/>
-                <w:szCs w:val="36"/>
-              </w:rPr>
-              <w:t>T</w:t>
-            </w:r>
-            <w:r>
-              <w:rPr>
-                <w:rFonts w:cs="Times New Roman"/>
-                <w:b/>
-                <w:sz w:val="36"/>
-                <w:szCs w:val="36"/>
-              </w:rPr>
-              <w:t>RANFORMER</w:t>
+              <w:t xml:space="preserve"> MÔ HÌNH</w:t>
             </w:r>
             <w:r>
               <w:rPr>
@@ -511,11 +493,21 @@
                 <w:sz w:val="36"/>
                 <w:szCs w:val="36"/>
               </w:rPr>
-              <w:t xml:space="preserve">ĐỂ PHÂN TÍCH DỮ LIỆU VĂN BẢN TỪ TẬP THE PILE </w:t>
+              <w:t>LLAMA3 VÀ OLLAMA</w:t>
+            </w:r>
+            <w:r>
+              <w:rPr>
+                <w:rFonts w:cs="Times New Roman"/>
+                <w:b/>
+                <w:sz w:val="36"/>
+                <w:szCs w:val="36"/>
+              </w:rPr>
+              <w:t xml:space="preserve"> DỰA TRÊN THE PILE</w:t>
             </w:r>
           </w:p>
           <w:p>
             <w:pPr>
+              <w:jc w:val="center"/>
               <w:rPr>
                 <w:rFonts w:cs="Times New Roman"/>
                 <w:b/>
@@ -1082,7 +1074,25 @@
                 <w:sz w:val="36"/>
                 <w:szCs w:val="36"/>
               </w:rPr>
-              <w:t xml:space="preserve">XÂY DỰNG MÔ HÌNH TRANFORMER </w:t>
+              <w:t xml:space="preserve">XÂY DỰNG </w:t>
+            </w:r>
+            <w:r>
+              <w:rPr>
+                <w:rFonts w:cs="Times New Roman"/>
+                <w:b/>
+                <w:sz w:val="36"/>
+                <w:szCs w:val="36"/>
+              </w:rPr>
+              <w:t>TRỢ LÝ ẢO THÔNG MINH SỬ DỤNG MÔ HÌNH</w:t>
+            </w:r>
+            <w:r>
+              <w:rPr>
+                <w:rFonts w:cs="Times New Roman"/>
+                <w:b/>
+                <w:sz w:val="36"/>
+                <w:szCs w:val="36"/>
+              </w:rPr>
+              <w:t xml:space="preserve"> </w:t>
             </w:r>
           </w:p>
           <w:p>
@@ -1102,24 +1112,12 @@
                 <w:sz w:val="36"/>
                 <w:szCs w:val="36"/>
               </w:rPr>
-              <w:t xml:space="preserve">ĐỂ PHÂN TÍCH DỮ LIỆU VĂN BẢN TỪ TẬP THE PILE </w:t>
+              <w:t>LLAMA3 VÀ OLLAMA DỰA TRÊN THE PILE</w:t>
             </w:r>
           </w:p>
           <w:p>
             <w:pPr>
-              <w:jc w:val="center"/>
-              <w:rPr>
-                <w:rFonts w:cs="Times New Roman"/>
-                <w:b/>
-                <w:sz w:val="26"/>
-                <w:szCs w:val="26"/>
-              </w:rPr>
-            </w:pPr>
-          </w:p>
-          <w:p>
-            <w:pPr>
               <w:spacing w:line="480" w:lineRule="auto"/>
-              <w:ind w:left="770"/>
               <w:rPr>
                 <w:rFonts w:cs="Times New Roman"/>
                 <w:b/>
@@ -4878,83 +4876,150 @@
           <w:sz w:val="28"/>
           <w:szCs w:val="28"/>
         </w:rPr>
-        <w:t xml:space="preserve">Trong kỷ nguyên trí tuệ nhân tạo, dữ liệu văn bản phi cấu trúc đang bùng nổ mạnh mẽ từ các nguồn như mạng xã hội, bài báo khoa học và mã nguồn phần mềm. Việc trích xuất tri thức từ những kho dữ liệu khổng lồ như tập </w:t>
-      </w:r>
-      <w:r>
-        <w:rPr>
+        <w:t>Trong kỷ nguyên trí tuệ nhân tạo, dữ liệu văn bản phi cấu trúc đang bùng nổ mạnh mẽ. Việc trích xuất tri thức từ những kho dữ liệu khổng lồ như The Pile trở thành bài toán cấp thiết. Tuy nhiên, thách thức nằm ở chỗ các phương pháp khai thác truyền thống khó bắt kịp ngữ cảnh phức tạp, còn các mô hình ngôn ngữ lớn (LLM) lại quá nặng để triển khai đại trà. Đề tài tập trung nghiên cứu việc sử dụng kiến trúc Transformer (thông qua mô hình Llama 3 trên nền tảng Ollama) để nhúng văn bản, sau đó áp dụng các thuật toán học máy trên Weka. Hướng đi này giúp tận dụng sức mạnh hiểu ngôn ngữ của AI hiện đại nhưng</w:t>
+      </w:r>
+      <w:r>
+        <w:rPr>
+          <w:sz w:val="28"/>
+          <w:szCs w:val="28"/>
+        </w:rPr>
+        <w:t xml:space="preserve"> vẫn duy trì được sự tường minh, dễ đánh giá của các công cụ khai thác dữ liệu truyền thống.</w:t>
+      </w:r>
+    </w:p>
+    <w:p>
+      <w:pPr>
+        <w:pStyle w:val="A2"/>
+      </w:pPr>
+      <w:bookmarkStart w:id="18" w:name="_Toc225335808"/>
+      <w:r>
+        <w:t>1.2. Mục tiêu đề tài</w:t>
+      </w:r>
+      <w:bookmarkEnd w:id="18"/>
+    </w:p>
+    <w:p>
+      <w:pPr>
+        <w:pStyle w:val="NormalWeb"/>
+        <w:spacing w:line="360" w:lineRule="auto"/>
+        <w:rPr>
+          <w:sz w:val="28"/>
+          <w:szCs w:val="28"/>
+        </w:rPr>
+      </w:pPr>
+      <w:r>
+        <w:rPr>
+          <w:sz w:val="28"/>
+          <w:szCs w:val="28"/>
+        </w:rPr>
+        <w:t>Đề tài hướng tới việc xây dựng một quy trình phân tích dữ liệu văn bản tự động phục vụ cho các nhà nghiên cứu dữ liệu và các tổ chức cần quản lý kho văn bản lớn. Cụ thể, kết quả cần đạt được bao gồm:</w:t>
+      </w:r>
+    </w:p>
+    <w:p>
+      <w:pPr>
+        <w:spacing w:after="0" w:line="360" w:lineRule="auto"/>
+        <w:ind w:left="360"/>
+        <w:rPr>
+          <w:rFonts w:eastAsia="Times New Roman" w:cs="Times New Roman"/>
+          <w:szCs w:val="28"/>
+        </w:rPr>
+      </w:pPr>
+      <w:r>
+        <w:rPr>
+          <w:rFonts w:eastAsia="Times New Roman" w:cs="Times New Roman"/>
           <w:b/>
           <w:bCs/>
-          <w:sz w:val="28"/>
-          <w:szCs w:val="28"/>
-        </w:rPr>
-        <w:t>The Pile</w:t>
-      </w:r>
-      <w:r>
-        <w:rPr>
-          <w:sz w:val="28"/>
-          <w:szCs w:val="28"/>
-        </w:rPr>
-        <w:t xml:space="preserve"> (một tập hợp dữ liệu đa miền lên tới 825GB) trở thành bài toán cấp thiết nhưng cũng đầy thách thức. Các phương pháp thống kê truyền thống thường bỏ qua ngữ cảnh phức tạp của ngôn ngữ, dẫn đến độ chính xác thấp trong phân tích nội dung. Do đó, nhu cầu kết hợp giữa kiến trúc học sâu tiên tiến như </w:t>
-      </w:r>
+          <w:szCs w:val="28"/>
+        </w:rPr>
+        <w:t>Về hệ thống</w:t>
+      </w:r>
+      <w:r>
+        <w:rPr>
+          <w:rFonts w:eastAsia="Times New Roman" w:cs="Times New Roman"/>
+          <w:szCs w:val="28"/>
+        </w:rPr>
+        <w:t xml:space="preserve">: Xây dựng quy trình tự động hóa: Tiền xử lý dữ liệu từ The Pile </w:t>
+      </w:r>
+      <w:r>
+        <w:rPr>
+          <w:rFonts w:eastAsia="Times New Roman" w:cs="Times New Roman"/>
+          <w:szCs w:val="28"/>
+        </w:rPr>
+        <w:t xml:space="preserve">tới </w:t>
+      </w:r>
+      <w:r>
+        <w:rPr>
+          <w:rFonts w:eastAsia="Times New Roman" w:cs="Times New Roman"/>
+          <w:szCs w:val="28"/>
+        </w:rPr>
+        <w:t xml:space="preserve">Trích xuất Embedding </w:t>
+      </w:r>
+      <w:r>
+        <w:rPr>
+          <w:rFonts w:eastAsia="Times New Roman" w:cs="Times New Roman"/>
+          <w:szCs w:val="28"/>
+        </w:rPr>
+        <w:t xml:space="preserve">và </w:t>
+      </w:r>
+      <w:r>
+        <w:rPr>
+          <w:rFonts w:eastAsia="Times New Roman" w:cs="Times New Roman"/>
+          <w:szCs w:val="28"/>
+        </w:rPr>
+        <w:t>Phân tích trên Weka.</w:t>
+      </w:r>
+    </w:p>
+    <w:p>
+      <w:pPr>
+        <w:spacing w:after="0" w:line="360" w:lineRule="auto"/>
+        <w:ind w:left="360"/>
+        <w:rPr>
+          <w:rFonts w:eastAsia="Times New Roman" w:cs="Times New Roman"/>
+          <w:szCs w:val="28"/>
+        </w:rPr>
+      </w:pPr>
       <w:r>
         <w:rPr>
           <w:b/>
           <w:bCs/>
-          <w:sz w:val="28"/>
-          <w:szCs w:val="28"/>
-        </w:rPr>
-        <w:t>Transformer</w:t>
-      </w:r>
-      <w:r>
-        <w:rPr>
-          <w:sz w:val="28"/>
-          <w:szCs w:val="28"/>
-        </w:rPr>
-        <w:t xml:space="preserve"> để hiểu sâu ngữ nghĩa và công cụ khai thác dữ liệu trực quan như </w:t>
+        </w:rPr>
+        <w:t>Về công nghệ:</w:t>
+      </w:r>
+      <w:r>
+        <w:t xml:space="preserve"> Làm chủ kỹ thuật </w:t>
       </w:r>
       <w:r>
         <w:rPr>
           <w:b/>
           <w:bCs/>
-          <w:sz w:val="28"/>
-          <w:szCs w:val="28"/>
-        </w:rPr>
-        <w:t>Weka</w:t>
-      </w:r>
-      <w:r>
-        <w:rPr>
-          <w:sz w:val="28"/>
-          <w:szCs w:val="28"/>
-        </w:rPr>
-        <w:t xml:space="preserve"> để thực hiện các thuật toán phân lớp, phân cụm là vô cùng cần thiết. Việc thực hiện đề tài này không chỉ giúp tối ưu hóa quy trình xử lý ngôn ngữ tự nhiên mà còn mở ra khả năng ứng dụng trong việc phân loại tài liệu tự động, phát hiện tin giả và hỗ trợ các hệ thống tìm kiếm thông tin thông minh.</w:t>
+        </w:rPr>
+        <w:t>Fine-tuning</w:t>
+      </w:r>
+      <w:r>
+        <w:t xml:space="preserve"> hoặc trích xuất đặc trưng từ các mô hình mã nguồn mở (như Llama 3) và sử dụng thành thạo Weka để kiểm chứng giả thuyết.</w:t>
       </w:r>
     </w:p>
     <w:p>
       <w:pPr>
         <w:pStyle w:val="A2"/>
       </w:pPr>
-      <w:bookmarkStart w:id="18" w:name="_Toc225335808"/>
-      <w:r>
-        <w:t>1.2. Mục tiêu đề tài</w:t>
-      </w:r>
-      <w:bookmarkEnd w:id="18"/>
-    </w:p>
-    <w:p>
-      <w:pPr>
-        <w:pStyle w:val="NormalWeb"/>
-        <w:spacing w:line="360" w:lineRule="auto"/>
-        <w:rPr>
-          <w:sz w:val="28"/>
-          <w:szCs w:val="28"/>
-        </w:rPr>
-      </w:pPr>
-      <w:r>
-        <w:rPr>
-          <w:sz w:val="28"/>
-          <w:szCs w:val="28"/>
-        </w:rPr>
-        <w:t>Đề tài hướng tới việc xây dựng một quy trình phân tích dữ liệu văn bản tự động phục vụ cho các nhà nghiên cứu dữ liệu và các tổ chức cần quản lý kho văn bản lớn. Cụ thể, kết quả cần đạt được bao gồm:</w:t>
-      </w:r>
+      <w:bookmarkStart w:id="19" w:name="_Toc225335809"/>
+      <w:r>
+        <w:t xml:space="preserve">     </w:t>
+      </w:r>
+    </w:p>
+    <w:p>
+      <w:pPr>
+        <w:pStyle w:val="A2"/>
+      </w:pPr>
+    </w:p>
+    <w:p>
+      <w:pPr>
+        <w:pStyle w:val="A2"/>
+      </w:pPr>
+      <w:r>
+        <w:lastRenderedPageBreak/>
+        <w:t>1.3. Phạm vi đề tài</w:t>
+      </w:r>
+      <w:bookmarkEnd w:id="19"/>
     </w:p>
     <w:p>
       <w:pPr>
@@ -4973,14 +5038,14 @@
           <w:sz w:val="28"/>
           <w:szCs w:val="28"/>
         </w:rPr>
-        <w:t>Về hệ thống:</w:t>
-      </w:r>
-      <w:r>
-        <w:rPr>
-          <w:sz w:val="28"/>
-          <w:szCs w:val="28"/>
-        </w:rPr>
-        <w:t xml:space="preserve"> Xây dựng thành công mô hình thực nghiệm có khả năng tiếp nhận dữ liệu văn bản thô, trích xuất đặc trưng và đưa ra kết quả phân loại/phân cụm chính xác.</w:t>
+        <w:t>Không gian nghiên cứu:</w:t>
+      </w:r>
+      <w:r>
+        <w:rPr>
+          <w:sz w:val="28"/>
+          <w:szCs w:val="28"/>
+        </w:rPr>
+        <w:t xml:space="preserve"> Thực hiện trong môi trường mô phỏng trên máy tính cá nhân và các nền tảng hỗ trợ tính toán hiệu năng cao (như Google Colab) để xử lý tập dữ liệu mẫu trích xuất từ The Pile.</w:t>
       </w:r>
     </w:p>
     <w:p>
@@ -5000,26 +5065,15 @@
           <w:sz w:val="28"/>
           <w:szCs w:val="28"/>
         </w:rPr>
-        <w:lastRenderedPageBreak/>
-        <w:t>Về công nghệ:</w:t>
-      </w:r>
-      <w:r>
-        <w:rPr>
-          <w:sz w:val="28"/>
-          <w:szCs w:val="28"/>
-        </w:rPr>
-        <w:t xml:space="preserve"> Làm chủ kỹ thuật nhúng văn bản (Embedding) bằng Transformer và sử dụng thành thạo bộ công cụ Weka để đánh giá hiệu năng của các thuật toán học máy trên tập dữ liệu The Pile.</w:t>
-      </w:r>
-    </w:p>
-    <w:p>
-      <w:pPr>
-        <w:pStyle w:val="A2"/>
-      </w:pPr>
-      <w:bookmarkStart w:id="19" w:name="_Toc225335809"/>
-      <w:r>
-        <w:t>1.3. Phạm vi đề tài</w:t>
-      </w:r>
-      <w:bookmarkEnd w:id="19"/>
+        <w:t>Thời gian:</w:t>
+      </w:r>
+      <w:r>
+        <w:rPr>
+          <w:sz w:val="28"/>
+          <w:szCs w:val="28"/>
+        </w:rPr>
+        <w:t xml:space="preserve"> Nghiên cứu và thực thi trong học kỳ chuyên ngành.</w:t>
+      </w:r>
     </w:p>
     <w:p>
       <w:pPr>
@@ -5038,14 +5092,14 @@
           <w:sz w:val="28"/>
           <w:szCs w:val="28"/>
         </w:rPr>
-        <w:t>Không gian nghiên cứu:</w:t>
-      </w:r>
-      <w:r>
-        <w:rPr>
-          <w:sz w:val="28"/>
-          <w:szCs w:val="28"/>
-        </w:rPr>
-        <w:t xml:space="preserve"> Thực hiện trong môi trường mô phỏng trên máy tính cá nhân và các nền tảng hỗ trợ tính toán hiệu năng cao (như Google Colab) để xử lý tập dữ liệu mẫu trích xuất từ The Pile.</w:t>
+        <w:t>Lĩnh vực:</w:t>
+      </w:r>
+      <w:r>
+        <w:rPr>
+          <w:sz w:val="28"/>
+          <w:szCs w:val="28"/>
+        </w:rPr>
+        <w:t xml:space="preserve"> Tập trung vào Khai thác dữ liệu văn bản (Text Mining) và Học máy (Machine Learning).</w:t>
       </w:r>
     </w:p>
     <w:p>
@@ -5065,15 +5119,25 @@
           <w:sz w:val="28"/>
           <w:szCs w:val="28"/>
         </w:rPr>
-        <w:t>Thời gian:</w:t>
-      </w:r>
-      <w:r>
-        <w:rPr>
-          <w:sz w:val="28"/>
-          <w:szCs w:val="28"/>
-        </w:rPr>
-        <w:t xml:space="preserve"> Nghiên cứu và thực thi trong học kỳ chuyên ngành.</w:t>
-      </w:r>
+        <w:t>Giới hạn dữ liệu:</w:t>
+      </w:r>
+      <w:r>
+        <w:rPr>
+          <w:sz w:val="28"/>
+          <w:szCs w:val="28"/>
+        </w:rPr>
+        <w:t xml:space="preserve"> Do tập The Pile quá lớn, đề tài giới hạn tập trung vào một tập con (subset) đại diện để đảm bảo tính khả thi về phần cứng.</w:t>
+      </w:r>
+    </w:p>
+    <w:p>
+      <w:pPr>
+        <w:pStyle w:val="A2"/>
+      </w:pPr>
+      <w:bookmarkStart w:id="20" w:name="_Toc225335810"/>
+      <w:r>
+        <w:t>1.4. Đối tượng nghiên cứu</w:t>
+      </w:r>
+      <w:bookmarkEnd w:id="20"/>
     </w:p>
     <w:p>
       <w:pPr>
@@ -5087,20 +5151,94 @@
       </w:pPr>
       <w:r>
         <w:rPr>
+          <w:sz w:val="28"/>
+          <w:szCs w:val="28"/>
+        </w:rPr>
+        <w:t xml:space="preserve">Cơ chế Self-Attention trong kiến trúc </w:t>
+      </w:r>
+      <w:r>
+        <w:rPr>
           <w:b/>
           <w:bCs/>
           <w:sz w:val="28"/>
           <w:szCs w:val="28"/>
         </w:rPr>
-        <w:t>Lĩnh vực:</w:t>
-      </w:r>
-      <w:r>
-        <w:rPr>
-          <w:sz w:val="28"/>
-          <w:szCs w:val="28"/>
-        </w:rPr>
-        <w:t xml:space="preserve"> Tập trung vào Khai thác dữ liệu văn bản (Text Mining) và Học máy (Machine Learning).</w:t>
-      </w:r>
+        <w:t>Transformer</w:t>
+      </w:r>
+      <w:r>
+        <w:rPr>
+          <w:sz w:val="28"/>
+          <w:szCs w:val="28"/>
+        </w:rPr>
+        <w:t xml:space="preserve"> (cụ thể là dòng mô hình Llama 3/BERT)</w:t>
+      </w:r>
+    </w:p>
+    <w:p>
+      <w:pPr>
+        <w:pStyle w:val="NormalWeb"/>
+        <w:ind w:left="360"/>
+        <w:rPr>
+          <w:sz w:val="28"/>
+          <w:szCs w:val="28"/>
+        </w:rPr>
+      </w:pPr>
+      <w:bookmarkStart w:id="21" w:name="_Toc225335811"/>
+      <w:r>
+        <w:rPr>
+          <w:sz w:val="28"/>
+          <w:szCs w:val="28"/>
+        </w:rPr>
+        <w:t>N</w:t>
+      </w:r>
+      <w:r>
+        <w:rPr>
+          <w:sz w:val="28"/>
+          <w:szCs w:val="28"/>
+        </w:rPr>
+        <w:t xml:space="preserve">ền tảng </w:t>
+      </w:r>
+      <w:r>
+        <w:rPr>
+          <w:b/>
+          <w:bCs/>
+          <w:sz w:val="28"/>
+          <w:szCs w:val="28"/>
+        </w:rPr>
+        <w:t>Ollama</w:t>
+      </w:r>
+      <w:r>
+        <w:rPr>
+          <w:sz w:val="28"/>
+          <w:szCs w:val="28"/>
+        </w:rPr>
+        <w:t xml:space="preserve"> trong việc quản lý và thực thi mô hình ngôn ngữ lớn tại địa phương (Local LLM).</w:t>
+      </w:r>
+    </w:p>
+    <w:p>
+      <w:pPr>
+        <w:pStyle w:val="NormalWeb"/>
+        <w:ind w:left="360"/>
+        <w:rPr>
+          <w:sz w:val="28"/>
+          <w:szCs w:val="28"/>
+        </w:rPr>
+      </w:pPr>
+      <w:r>
+        <w:rPr>
+          <w:sz w:val="28"/>
+          <w:szCs w:val="28"/>
+        </w:rPr>
+        <w:t>Tập dữ liệu văn bản đa miền The Pile (Subset).</w:t>
+      </w:r>
+    </w:p>
+    <w:p>
+      <w:pPr>
+        <w:pStyle w:val="A2"/>
+      </w:pPr>
+      <w:r>
+        <w:t>1.5. Phương pháp nghiên cứu</w:t>
+      </w:r>
+      <w:bookmarkEnd w:id="21"/>
     </w:p>
     <w:p>
       <w:pPr>
@@ -5119,25 +5257,15 @@
           <w:sz w:val="28"/>
           <w:szCs w:val="28"/>
         </w:rPr>
-        <w:t>Giới hạn dữ liệu:</w:t>
-      </w:r>
-      <w:r>
-        <w:rPr>
-          <w:sz w:val="28"/>
-          <w:szCs w:val="28"/>
-        </w:rPr>
-        <w:t xml:space="preserve"> Do tập The Pile quá lớn, đề tài giới hạn tập trung vào một tập con (subset) đại diện để đảm bảo tính khả thi về phần cứng.</w:t>
-      </w:r>
-    </w:p>
-    <w:p>
-      <w:pPr>
-        <w:pStyle w:val="A2"/>
-      </w:pPr>
-      <w:bookmarkStart w:id="20" w:name="_Toc225335810"/>
-      <w:r>
-        <w:t>1.4. Đối tượng nghiên cứu</w:t>
-      </w:r>
-      <w:bookmarkEnd w:id="20"/>
+        <w:t>Phương pháp đọc tài liệu:</w:t>
+      </w:r>
+      <w:r>
+        <w:rPr>
+          <w:sz w:val="28"/>
+          <w:szCs w:val="28"/>
+        </w:rPr>
+        <w:t xml:space="preserve"> Nghiên cứu các bài báo khoa học về kiến trúc Transformer, tài liệu hướng dẫn của Weka và các báo cáo kỹ thuật về tập dữ liệu The Pile.</w:t>
+      </w:r>
     </w:p>
     <w:p>
       <w:pPr>
@@ -5151,26 +5279,58 @@
       </w:pPr>
       <w:r>
         <w:rPr>
-          <w:sz w:val="28"/>
-          <w:szCs w:val="28"/>
-        </w:rPr>
-        <w:t xml:space="preserve">Kiến trúc mô hình ngôn ngữ </w:t>
-      </w:r>
-      <w:r>
-        <w:rPr>
           <w:b/>
           <w:bCs/>
           <w:sz w:val="28"/>
           <w:szCs w:val="28"/>
         </w:rPr>
-        <w:t>Transformer</w:t>
-      </w:r>
-      <w:r>
-        <w:rPr>
-          <w:sz w:val="28"/>
-          <w:szCs w:val="28"/>
-        </w:rPr>
-        <w:t xml:space="preserve"> (trọng tâm là cơ chế Self-Attention).</w:t>
+        <w:t>Phương pháp thực nghiệm:</w:t>
+      </w:r>
+      <w:r>
+        <w:rPr>
+          <w:sz w:val="28"/>
+          <w:szCs w:val="28"/>
+        </w:rPr>
+        <w:t xml:space="preserve"> Trực tiếp lập trình trích xuất đặc trưng bằng ngôn ngữ Python, sau đó chuyển đổi dữ liệu sang định </w:t>
+      </w:r>
+      <w:proofErr w:type="gramStart"/>
+      <w:r>
+        <w:rPr>
+          <w:sz w:val="28"/>
+          <w:szCs w:val="28"/>
+        </w:rPr>
+        <w:t xml:space="preserve">dạng </w:t>
+      </w:r>
+      <w:r>
+        <w:rPr>
+          <w:rStyle w:val="HTMLCode"/>
+          <w:sz w:val="28"/>
+          <w:szCs w:val="28"/>
+        </w:rPr>
+        <w:t>.arff</w:t>
+      </w:r>
+      <w:proofErr w:type="gramEnd"/>
+      <w:r>
+        <w:rPr>
+          <w:sz w:val="28"/>
+          <w:szCs w:val="28"/>
+        </w:rPr>
+        <w:t xml:space="preserve"> hoặc </w:t>
+      </w:r>
+      <w:r>
+        <w:rPr>
+          <w:rStyle w:val="HTMLCode"/>
+          <w:sz w:val="28"/>
+          <w:szCs w:val="28"/>
+        </w:rPr>
+        <w:t>.csv</w:t>
+      </w:r>
+      <w:r>
+        <w:rPr>
+          <w:sz w:val="28"/>
+          <w:szCs w:val="28"/>
+        </w:rPr>
+        <w:t xml:space="preserve"> để đưa vào Weka thực hiện các bài toán phân tích.</w:t>
       </w:r>
     </w:p>
     <w:p>
@@ -5185,45 +5345,41 @@
       </w:pPr>
       <w:r>
         <w:rPr>
-          <w:sz w:val="28"/>
-          <w:szCs w:val="28"/>
-        </w:rPr>
-        <w:t xml:space="preserve">Các thuật toán khai thác dữ liệu trong phần mềm </w:t>
-      </w:r>
-      <w:r>
-        <w:rPr>
           <w:b/>
           <w:bCs/>
           <w:sz w:val="28"/>
           <w:szCs w:val="28"/>
         </w:rPr>
-        <w:t>Weka</w:t>
-      </w:r>
-      <w:r>
-        <w:rPr>
-          <w:sz w:val="28"/>
-          <w:szCs w:val="28"/>
-        </w:rPr>
-        <w:t xml:space="preserve"> (như SVM, Random Forest, K-Means).</w:t>
-      </w:r>
+        <w:lastRenderedPageBreak/>
+        <w:t>Phương pháp định lượng:</w:t>
+      </w:r>
+      <w:r>
+        <w:rPr>
+          <w:sz w:val="28"/>
+          <w:szCs w:val="28"/>
+        </w:rPr>
+        <w:t xml:space="preserve"> Sử dụng các chỉ số đo lường như Accuracy, Precision, Recall và F1-score trên Weka để đánh giá độ chính xác của mô hình.</w:t>
+      </w:r>
+    </w:p>
+    <w:p>
+      <w:pPr>
+        <w:pStyle w:val="A2"/>
+      </w:pPr>
+      <w:bookmarkStart w:id="22" w:name="_Toc225335812"/>
+      <w:r>
+        <w:t>1.6. Bố cục đề tài</w:t>
+      </w:r>
+      <w:bookmarkEnd w:id="22"/>
     </w:p>
     <w:p>
       <w:pPr>
         <w:pStyle w:val="NormalWeb"/>
         <w:spacing w:line="360" w:lineRule="auto"/>
-        <w:ind w:left="360"/>
-        <w:rPr>
-          <w:sz w:val="28"/>
-          <w:szCs w:val="28"/>
-        </w:rPr>
-      </w:pPr>
-      <w:r>
-        <w:rPr>
-          <w:sz w:val="28"/>
-          <w:szCs w:val="28"/>
-        </w:rPr>
-        <w:t xml:space="preserve">Cấu trúc và đặc điểm của tập dữ liệu văn bản </w:t>
-      </w:r>
+        <w:rPr>
+          <w:sz w:val="28"/>
+          <w:szCs w:val="28"/>
+        </w:rPr>
+      </w:pPr>
       <w:r>
         <w:rPr>
           <w:b/>
@@ -5231,36 +5387,15 @@
           <w:sz w:val="28"/>
           <w:szCs w:val="28"/>
         </w:rPr>
-        <w:t>The Pile</w:t>
-      </w:r>
-      <w:r>
-        <w:rPr>
-          <w:sz w:val="28"/>
-          <w:szCs w:val="28"/>
-        </w:rPr>
-        <w:t>.</w:t>
-      </w:r>
-    </w:p>
-    <w:p>
-      <w:pPr>
-        <w:pStyle w:val="A2"/>
-      </w:pPr>
-      <w:bookmarkStart w:id="21" w:name="_Toc225335811"/>
-      <w:r>
-        <w:t>1.5. Phương pháp nghiên cứu</w:t>
-      </w:r>
-      <w:bookmarkEnd w:id="21"/>
-    </w:p>
-    <w:p>
-      <w:pPr>
-        <w:pStyle w:val="NormalWeb"/>
-        <w:spacing w:line="360" w:lineRule="auto"/>
-        <w:ind w:left="360"/>
-        <w:rPr>
-          <w:sz w:val="28"/>
-          <w:szCs w:val="28"/>
-        </w:rPr>
-      </w:pPr>
+        <w:t>Chương 2: Cơ sở lý thuyết và Công nghệ sử dụng</w:t>
+      </w:r>
+      <w:r>
+        <w:rPr>
+          <w:sz w:val="28"/>
+          <w:szCs w:val="28"/>
+        </w:rPr>
+        <w:t xml:space="preserve"> Trình bày các khái niệm nền tảng về khai thác dữ liệu văn bản (Text Mining) và quy trình xử lý ngôn ngữ tự nhiên (NLP). Nội dung chương tập trung đi sâu vào kiến trúc </w:t>
+      </w:r>
       <w:r>
         <w:rPr>
           <w:b/>
@@ -5268,26 +5403,15 @@
           <w:sz w:val="28"/>
           <w:szCs w:val="28"/>
         </w:rPr>
-        <w:t>Phương pháp đọc tài liệu:</w:t>
-      </w:r>
-      <w:r>
-        <w:rPr>
-          <w:sz w:val="28"/>
-          <w:szCs w:val="28"/>
-        </w:rPr>
-        <w:t xml:space="preserve"> Nghiên cứu các bài báo khoa học về kiến trúc Transformer, tài liệu hướng dẫn của Weka và các báo cáo kỹ thuật về tập dữ liệu The Pile.</w:t>
-      </w:r>
-    </w:p>
-    <w:p>
-      <w:pPr>
-        <w:pStyle w:val="NormalWeb"/>
-        <w:spacing w:line="360" w:lineRule="auto"/>
-        <w:ind w:left="360"/>
-        <w:rPr>
-          <w:sz w:val="28"/>
-          <w:szCs w:val="28"/>
-        </w:rPr>
-      </w:pPr>
+        <w:t>Transformer</w:t>
+      </w:r>
+      <w:r>
+        <w:rPr>
+          <w:sz w:val="28"/>
+          <w:szCs w:val="28"/>
+        </w:rPr>
+        <w:t xml:space="preserve">, cơ chế </w:t>
+      </w:r>
       <w:r>
         <w:rPr>
           <w:b/>
@@ -5295,66 +5419,15 @@
           <w:sz w:val="28"/>
           <w:szCs w:val="28"/>
         </w:rPr>
-        <w:lastRenderedPageBreak/>
-        <w:t>Phương pháp thực nghiệm:</w:t>
-      </w:r>
-      <w:r>
-        <w:rPr>
-          <w:sz w:val="28"/>
-          <w:szCs w:val="28"/>
-        </w:rPr>
-        <w:t xml:space="preserve"> Trực tiếp lập trình trích xuất đặc trưng bằng ngôn ngữ Python, sau đó chuyển đổi dữ liệu sang định </w:t>
-      </w:r>
-      <w:proofErr w:type="gramStart"/>
-      <w:r>
-        <w:rPr>
-          <w:sz w:val="28"/>
-          <w:szCs w:val="28"/>
-        </w:rPr>
-        <w:t xml:space="preserve">dạng </w:t>
-      </w:r>
-      <w:r>
-        <w:rPr>
-          <w:rStyle w:val="HTMLCode"/>
-          <w:sz w:val="28"/>
-          <w:szCs w:val="28"/>
-        </w:rPr>
-        <w:t>.arff</w:t>
-      </w:r>
-      <w:proofErr w:type="gramEnd"/>
-      <w:r>
-        <w:rPr>
-          <w:sz w:val="28"/>
-          <w:szCs w:val="28"/>
-        </w:rPr>
-        <w:t xml:space="preserve"> hoặc </w:t>
-      </w:r>
-      <w:r>
-        <w:rPr>
-          <w:rStyle w:val="HTMLCode"/>
-          <w:sz w:val="28"/>
-          <w:szCs w:val="28"/>
-        </w:rPr>
-        <w:t>.csv</w:t>
-      </w:r>
-      <w:r>
-        <w:rPr>
-          <w:sz w:val="28"/>
-          <w:szCs w:val="28"/>
-        </w:rPr>
-        <w:t xml:space="preserve"> để đưa vào Weka thực hiện các bài toán phân tích.</w:t>
-      </w:r>
-    </w:p>
-    <w:p>
-      <w:pPr>
-        <w:pStyle w:val="NormalWeb"/>
-        <w:spacing w:line="360" w:lineRule="auto"/>
-        <w:ind w:left="360"/>
-        <w:rPr>
-          <w:sz w:val="28"/>
-          <w:szCs w:val="28"/>
-        </w:rPr>
-      </w:pPr>
+        <w:t>Self-Attention</w:t>
+      </w:r>
+      <w:r>
+        <w:rPr>
+          <w:sz w:val="28"/>
+          <w:szCs w:val="28"/>
+        </w:rPr>
+        <w:t xml:space="preserve"> và mô hình </w:t>
+      </w:r>
       <w:r>
         <w:rPr>
           <w:b/>
@@ -5362,72 +5435,278 @@
           <w:sz w:val="28"/>
           <w:szCs w:val="28"/>
         </w:rPr>
-        <w:t>Phương pháp định lượng:</w:t>
-      </w:r>
-      <w:r>
-        <w:rPr>
-          <w:sz w:val="28"/>
-          <w:szCs w:val="28"/>
-        </w:rPr>
-        <w:t xml:space="preserve"> Sử dụng các chỉ số đo lường như Accuracy, Precision, Recall và F1-score trên Weka để đánh giá độ chính xác của mô hình.</w:t>
-      </w:r>
-    </w:p>
-    <w:p>
-      <w:pPr>
-        <w:pStyle w:val="A2"/>
-      </w:pPr>
-      <w:bookmarkStart w:id="22" w:name="_Toc225335812"/>
-      <w:r>
-        <w:t>1.6. Bố cục đề tài</w:t>
-      </w:r>
-      <w:bookmarkEnd w:id="22"/>
+        <w:t>Llama 3</w:t>
+      </w:r>
+      <w:r>
+        <w:rPr>
+          <w:sz w:val="28"/>
+          <w:szCs w:val="28"/>
+        </w:rPr>
+        <w:t xml:space="preserve"> – đóng vai trò là bộ trích xuất đặc trưng ngữ nghĩa. Đồng thời, chương này cũng giới thiệu về hệ sinh thái </w:t>
+      </w:r>
+      <w:r>
+        <w:rPr>
+          <w:b/>
+          <w:bCs/>
+          <w:sz w:val="28"/>
+          <w:szCs w:val="28"/>
+        </w:rPr>
+        <w:t>Ollama</w:t>
+      </w:r>
+      <w:r>
+        <w:rPr>
+          <w:sz w:val="28"/>
+          <w:szCs w:val="28"/>
+        </w:rPr>
+        <w:t xml:space="preserve"> trong việc triển khai mô hình cục bộ và phần mềm </w:t>
+      </w:r>
+      <w:r>
+        <w:rPr>
+          <w:b/>
+          <w:bCs/>
+          <w:sz w:val="28"/>
+          <w:szCs w:val="28"/>
+        </w:rPr>
+        <w:t>Weka</w:t>
+      </w:r>
+      <w:r>
+        <w:rPr>
+          <w:sz w:val="28"/>
+          <w:szCs w:val="28"/>
+        </w:rPr>
+        <w:t xml:space="preserve"> cùng các thuật toán phân cụm, phân lớp truyền thống. Mục tiêu của chương là thiết lập cơ sở khoa học cho việc kết hợp giữa học sâu (Deep Learning) và khai thác dữ liệu (Data Mining).</w:t>
+      </w:r>
     </w:p>
     <w:p>
       <w:pPr>
         <w:pStyle w:val="NormalWeb"/>
-        <w:spacing w:line="360" w:lineRule="auto"/>
-        <w:rPr>
-          <w:sz w:val="28"/>
-          <w:szCs w:val="28"/>
-        </w:rPr>
-      </w:pPr>
-      <w:r>
-        <w:rPr>
-          <w:sz w:val="28"/>
-          <w:szCs w:val="28"/>
-        </w:rPr>
-        <w:t>Chương 2 trình bày chi tiết về cơ sở lý thuyết cốt lõi được áp dụng trong đề tài, bao gồm các khái niệm về khai thác dữ liệu văn bản, nguyên lý hoạt động của kiến trúc Transformer và giới thiệu về nền tảng Weka. Nội dung chương tập trung làm rõ tại sao việc kết hợp giữa học sâu và các công cụ khai thác truyền thống lại mang lại hiệu quả cao.</w:t>
-      </w:r>
-    </w:p>
-    <w:p>
-      <w:pPr>
-        <w:pStyle w:val="NormalWeb"/>
-        <w:spacing w:line="360" w:lineRule="auto"/>
-        <w:rPr>
-          <w:sz w:val="28"/>
-          <w:szCs w:val="28"/>
-        </w:rPr>
-      </w:pPr>
-      <w:r>
-        <w:rPr>
-          <w:sz w:val="28"/>
-          <w:szCs w:val="28"/>
-        </w:rPr>
-        <w:t xml:space="preserve">Trong Chương 3, </w:t>
-      </w:r>
-      <w:r>
-        <w:rPr>
-          <w:sz w:val="28"/>
-          <w:szCs w:val="28"/>
-        </w:rPr>
-        <w:t>nhóm</w:t>
-      </w:r>
-      <w:r>
-        <w:rPr>
-          <w:sz w:val="28"/>
-          <w:szCs w:val="28"/>
-        </w:rPr>
-        <w:t xml:space="preserve"> tập trung vào quy trình xây dựng thực nghiệm và phân tích kết quả, từ bước tiền xử lý dữ liệu The Pile, cách cấu hình mô hình Transformer để lấy vector đặc trưng cho đến việc thực hiện các thuật toán phân tích trên giao diện Weka. Chương này cũng đưa ra các nhận xét, đánh giá về ưu nhược điểm của phương pháp đề xuất dựa trên các số liệu thực tế thu được.</w:t>
+        <w:rPr>
+          <w:sz w:val="28"/>
+          <w:szCs w:val="28"/>
+        </w:rPr>
+      </w:pPr>
+      <w:r>
+        <w:rPr>
+          <w:b/>
+          <w:bCs/>
+          <w:sz w:val="28"/>
+          <w:szCs w:val="28"/>
+        </w:rPr>
+        <w:t>Chương 3: Thiết kế hệ thống và Thực nghiệm</w:t>
+      </w:r>
+      <w:r>
+        <w:rPr>
+          <w:sz w:val="28"/>
+          <w:szCs w:val="28"/>
+        </w:rPr>
+        <w:t xml:space="preserve"> Tập trung vào quy trình xây dựng thực nghiệm chi tiết, bao gồm:</w:t>
+      </w:r>
+      <w:r>
+        <w:rPr>
+          <w:sz w:val="28"/>
+          <w:szCs w:val="28"/>
+        </w:rPr>
+        <w:t xml:space="preserve"> </w:t>
+      </w:r>
+      <w:r>
+        <w:rPr>
+          <w:b/>
+          <w:bCs/>
+          <w:sz w:val="28"/>
+          <w:szCs w:val="28"/>
+        </w:rPr>
+        <w:t>Tiền xử lý dữ liệu</w:t>
+      </w:r>
+      <w:r>
+        <w:rPr>
+          <w:b/>
+          <w:bCs/>
+          <w:sz w:val="28"/>
+          <w:szCs w:val="28"/>
+        </w:rPr>
+        <w:t xml:space="preserve"> </w:t>
+      </w:r>
+      <w:r>
+        <w:rPr>
+          <w:sz w:val="28"/>
+          <w:szCs w:val="28"/>
+        </w:rPr>
+        <w:t>là</w:t>
+      </w:r>
+      <w:r>
+        <w:rPr>
+          <w:sz w:val="28"/>
+          <w:szCs w:val="28"/>
+        </w:rPr>
+        <w:t xml:space="preserve"> </w:t>
+      </w:r>
+      <w:r>
+        <w:rPr>
+          <w:sz w:val="28"/>
+          <w:szCs w:val="28"/>
+        </w:rPr>
+        <w:t>c</w:t>
+      </w:r>
+      <w:r>
+        <w:rPr>
+          <w:sz w:val="28"/>
+          <w:szCs w:val="28"/>
+        </w:rPr>
+        <w:t xml:space="preserve">ách thức trích xuất và làm sạch tập con (subset) từ bộ dữ liệu </w:t>
+      </w:r>
+      <w:r>
+        <w:rPr>
+          <w:b/>
+          <w:bCs/>
+          <w:sz w:val="28"/>
+          <w:szCs w:val="28"/>
+        </w:rPr>
+        <w:t>The Pile</w:t>
+      </w:r>
+      <w:r>
+        <w:rPr>
+          <w:sz w:val="28"/>
+          <w:szCs w:val="28"/>
+        </w:rPr>
+        <w:t>.</w:t>
+      </w:r>
+      <w:r>
+        <w:rPr>
+          <w:sz w:val="28"/>
+          <w:szCs w:val="28"/>
+        </w:rPr>
+        <w:t xml:space="preserve"> </w:t>
+      </w:r>
+      <w:r>
+        <w:rPr>
+          <w:b/>
+          <w:bCs/>
+          <w:sz w:val="28"/>
+          <w:szCs w:val="28"/>
+        </w:rPr>
+        <w:t>Trích xuất đặc trưng (Embedding)</w:t>
+      </w:r>
+      <w:r>
+        <w:rPr>
+          <w:b/>
+          <w:bCs/>
+          <w:sz w:val="28"/>
+          <w:szCs w:val="28"/>
+        </w:rPr>
+        <w:t xml:space="preserve"> </w:t>
+      </w:r>
+      <w:r>
+        <w:rPr>
+          <w:sz w:val="28"/>
+          <w:szCs w:val="28"/>
+        </w:rPr>
+        <w:t>với</w:t>
+      </w:r>
+      <w:r>
+        <w:rPr>
+          <w:sz w:val="28"/>
+          <w:szCs w:val="28"/>
+        </w:rPr>
+        <w:t xml:space="preserve"> </w:t>
+      </w:r>
+      <w:r>
+        <w:rPr>
+          <w:sz w:val="28"/>
+          <w:szCs w:val="28"/>
+        </w:rPr>
+        <w:t>q</w:t>
+      </w:r>
+      <w:r>
+        <w:rPr>
+          <w:sz w:val="28"/>
+          <w:szCs w:val="28"/>
+        </w:rPr>
+        <w:t>uy trình sử dụng Python và Llama 3 (chạy trên Ollama) để chuyển đổi văn bản phi cấu trúc thành các vector số học có tính ngữ nghĩa cao.</w:t>
+      </w:r>
+      <w:r>
+        <w:rPr>
+          <w:sz w:val="28"/>
+          <w:szCs w:val="28"/>
+        </w:rPr>
+        <w:t xml:space="preserve"> </w:t>
+      </w:r>
+      <w:r>
+        <w:rPr>
+          <w:b/>
+          <w:bCs/>
+          <w:sz w:val="28"/>
+          <w:szCs w:val="28"/>
+        </w:rPr>
+        <w:t>Khai thác dữ liệu trên Weka:</w:t>
+      </w:r>
+      <w:r>
+        <w:rPr>
+          <w:sz w:val="28"/>
+          <w:szCs w:val="28"/>
+        </w:rPr>
+        <w:t xml:space="preserve"> Thực hiện các thuật toán K-Means, SVM hoặc Random Forest trên các vector đã trích </w:t>
+      </w:r>
+      <w:proofErr w:type="gramStart"/>
+      <w:r>
+        <w:rPr>
+          <w:sz w:val="28"/>
+          <w:szCs w:val="28"/>
+        </w:rPr>
+        <w:t>xuất.</w:t>
+      </w:r>
+      <w:r>
+        <w:rPr>
+          <w:sz w:val="28"/>
+          <w:szCs w:val="28"/>
+        </w:rPr>
+        <w:t>Cuối</w:t>
+      </w:r>
+      <w:proofErr w:type="gramEnd"/>
+      <w:r>
+        <w:rPr>
+          <w:sz w:val="28"/>
+          <w:szCs w:val="28"/>
+        </w:rPr>
+        <w:t xml:space="preserve"> cùng, </w:t>
+      </w:r>
+      <w:r>
+        <w:rPr>
+          <w:b/>
+          <w:bCs/>
+          <w:sz w:val="28"/>
+          <w:szCs w:val="28"/>
+        </w:rPr>
+        <w:t>Phân tích và Đánh giá</w:t>
+      </w:r>
+      <w:r>
+        <w:rPr>
+          <w:b/>
+          <w:bCs/>
+          <w:sz w:val="28"/>
+          <w:szCs w:val="28"/>
+        </w:rPr>
+        <w:t xml:space="preserve"> </w:t>
+      </w:r>
+      <w:r>
+        <w:rPr>
+          <w:sz w:val="28"/>
+          <w:szCs w:val="28"/>
+        </w:rPr>
+        <w:t>sẽ</w:t>
+      </w:r>
+      <w:r>
+        <w:rPr>
+          <w:sz w:val="28"/>
+          <w:szCs w:val="28"/>
+        </w:rPr>
+        <w:t xml:space="preserve"> đ</w:t>
+      </w:r>
+      <w:r>
+        <w:rPr>
+          <w:sz w:val="28"/>
+          <w:szCs w:val="28"/>
+        </w:rPr>
+        <w:t>ưa ra các biểu đồ trực quan, bảng số liệu so sánh hiệu năng (Accuracy, F1-score) và nhận xét về ưu nhược điểm của phương pháp đề xuất so với các cách tiếp cận truyền thống.</w:t>
       </w:r>
     </w:p>
     <w:p>
@@ -6437,8 +6716,583 @@
     </w:p>
     <w:p>
       <w:pPr>
+        <w:rPr>
+          <w:rFonts w:eastAsia="Times New Roman" w:cs="Times New Roman"/>
+          <w:szCs w:val="28"/>
+        </w:rPr>
+      </w:pPr>
+    </w:p>
+    <w:p>
+      <w:pPr>
+        <w:pStyle w:val="A2"/>
+      </w:pPr>
+      <w:r>
+        <w:t>2.4. Kỹ thuật Biểu diễn Văn bản (Text Embedding)</w:t>
+      </w:r>
+    </w:p>
+    <w:p>
+      <w:pPr>
+        <w:pStyle w:val="NormalWeb"/>
+        <w:rPr>
+          <w:sz w:val="28"/>
+          <w:szCs w:val="28"/>
+        </w:rPr>
+      </w:pPr>
+      <w:r>
+        <w:rPr>
+          <w:sz w:val="28"/>
+          <w:szCs w:val="28"/>
+        </w:rPr>
+        <w:t>Trong khai thác dữ liệu văn bản, việc chuyển đổi từ ngôn ngữ tự nhiên sang dạng số học (Vectorization) là bước quyết định độ chính xác của mô hình.</w:t>
+      </w:r>
+    </w:p>
+    <w:p>
+      <w:pPr>
+        <w:pStyle w:val="A3"/>
+      </w:pPr>
+      <w:r>
+        <w:t>2.4.1. Từ Vector thưa (Sparse Vector) đến Vector dày (Dense Vector):</w:t>
+      </w:r>
+    </w:p>
+    <w:p>
+      <w:pPr>
+        <w:pStyle w:val="NormalWeb"/>
+        <w:ind w:left="1080"/>
+        <w:rPr>
+          <w:sz w:val="28"/>
+          <w:szCs w:val="28"/>
+        </w:rPr>
+      </w:pPr>
+      <w:r>
+        <w:rPr>
+          <w:sz w:val="28"/>
+          <w:szCs w:val="28"/>
+        </w:rPr>
+        <w:t xml:space="preserve">Các phương pháp truyền thống như </w:t>
+      </w:r>
+      <w:r>
+        <w:rPr>
+          <w:b/>
+          <w:bCs/>
+          <w:sz w:val="28"/>
+          <w:szCs w:val="28"/>
+        </w:rPr>
+        <w:t>Bag-of-Words</w:t>
+      </w:r>
+      <w:r>
+        <w:rPr>
+          <w:sz w:val="28"/>
+          <w:szCs w:val="28"/>
+        </w:rPr>
+        <w:t xml:space="preserve"> hay </w:t>
+      </w:r>
+      <w:r>
+        <w:rPr>
+          <w:b/>
+          <w:bCs/>
+          <w:sz w:val="28"/>
+          <w:szCs w:val="28"/>
+        </w:rPr>
+        <w:t>TF-IDF</w:t>
+      </w:r>
+      <w:r>
+        <w:rPr>
+          <w:sz w:val="28"/>
+          <w:szCs w:val="28"/>
+        </w:rPr>
+        <w:t xml:space="preserve"> tạo ra các vector có số chiều bằng kích thước từ điển, nhưng phần lớn giá trị là bằng 0 (thưa), dẫn đến việc mất mát ngữ cảnh nghiêm trọng. Ngược lại, kỹ thuật Embedding từ Transformer (như Llama 3.1) tạo ra các Dense Vector (Vector dày). Mỗi văn bản được nén vào một không gian đa chiều cố định (ví dụ: 4096 chiều), nơi các từ có ý nghĩa tương đồng sẽ nằm gần nhau về khoảng cách hình học.</w:t>
+      </w:r>
+    </w:p>
+    <w:p>
+      <w:pPr>
+        <w:pStyle w:val="NormalWeb"/>
+        <w:ind w:left="1080"/>
+        <w:rPr>
+          <w:sz w:val="28"/>
+          <w:szCs w:val="28"/>
+        </w:rPr>
+      </w:pPr>
+    </w:p>
+    <w:p>
+      <w:pPr>
+        <w:pStyle w:val="A3"/>
+      </w:pPr>
+      <w:r>
+        <w:lastRenderedPageBreak/>
+        <w:t>2.4.2. Ưu thế của Contextual Embedding:</w:t>
+      </w:r>
+    </w:p>
+    <w:p>
+      <w:pPr>
+        <w:pStyle w:val="NormalWeb"/>
+        <w:ind w:left="720"/>
+        <w:rPr>
+          <w:sz w:val="28"/>
+          <w:szCs w:val="28"/>
+        </w:rPr>
+      </w:pPr>
+      <w:r>
+        <w:rPr>
+          <w:sz w:val="28"/>
+          <w:szCs w:val="28"/>
+        </w:rPr>
+        <w:t xml:space="preserve">Không giống như </w:t>
+      </w:r>
+      <w:r>
+        <w:rPr>
+          <w:b/>
+          <w:bCs/>
+          <w:sz w:val="28"/>
+          <w:szCs w:val="28"/>
+        </w:rPr>
+        <w:t>Word2Vec</w:t>
+      </w:r>
+      <w:r>
+        <w:rPr>
+          <w:sz w:val="28"/>
+          <w:szCs w:val="28"/>
+        </w:rPr>
+        <w:t xml:space="preserve"> (gán cố định 1 vector cho 1 từ), Transformer sử dụng cơ chế Attention để tạo ra Contextual Embedding. Điều này có nghĩa là cùng một từ "vàng" nhưng trong ngữ cảnh "thị trường vàng" và "màu vàng" sẽ có các tọa độ vector khác nhau, giúp Weka phân loại chính xác hơn dựa trên ý nghĩa thực tế thay vì chỉ đếm mặt chữ.</w:t>
+      </w:r>
+    </w:p>
+    <w:p>
+      <w:pPr>
+        <w:rPr>
+          <w:rFonts w:eastAsia="Times New Roman" w:cs="Times New Roman"/>
+          <w:szCs w:val="28"/>
+        </w:rPr>
+      </w:pPr>
+    </w:p>
+    <w:p>
+      <w:pPr>
+        <w:pStyle w:val="A2"/>
+      </w:pPr>
+      <w:r>
+        <w:t>2.5. Các chỉ số đo lường và đánh giá hiệu năng (Evaluation Metrics)</w:t>
+      </w:r>
+    </w:p>
+    <w:p>
+      <w:pPr>
+        <w:pStyle w:val="NormalWeb"/>
+        <w:rPr>
+          <w:sz w:val="28"/>
+          <w:szCs w:val="28"/>
+        </w:rPr>
+      </w:pPr>
+      <w:r>
+        <w:rPr>
+          <w:sz w:val="28"/>
+          <w:szCs w:val="28"/>
+        </w:rPr>
+        <w:t>Để đánh giá một mô hình khai thác dữ liệu là "tốt" hay "xấu" trên Weka, nhóm nghiên cứu dựa trên các đại lượng thống kê xuất phát từ Ma trận nhầm lẫn (Confusion Matrix).</w:t>
+      </w:r>
+    </w:p>
+    <w:p>
+      <w:pPr>
+        <w:pStyle w:val="NormalWeb"/>
+        <w:ind w:left="360"/>
+        <w:rPr>
+          <w:sz w:val="28"/>
+          <w:szCs w:val="28"/>
+        </w:rPr>
+      </w:pPr>
+      <w:r>
+        <w:rPr>
+          <w:sz w:val="28"/>
+          <w:szCs w:val="28"/>
+        </w:rPr>
+        <w:t>Ma trận nhầm lẫn (Confusion Matrix): Là bảng thống kê số lượng các trường hợp dự đoán đúng và sai của mô hình đối với từng lớp (Class). Bao gồm các giá trị: TP (True Positive</w:t>
+      </w:r>
+      <w:proofErr w:type="gramStart"/>
+      <w:r>
+        <w:rPr>
+          <w:sz w:val="28"/>
+          <w:szCs w:val="28"/>
+        </w:rPr>
+        <w:t xml:space="preserve">), </w:t>
+      </w:r>
+      <w:r>
+        <w:rPr>
+          <w:sz w:val="28"/>
+          <w:szCs w:val="28"/>
+        </w:rPr>
+        <w:t xml:space="preserve"> </w:t>
+      </w:r>
+      <w:r>
+        <w:rPr>
+          <w:sz w:val="28"/>
+          <w:szCs w:val="28"/>
+        </w:rPr>
+        <w:t>TN</w:t>
+      </w:r>
+      <w:proofErr w:type="gramEnd"/>
+      <w:r>
+        <w:rPr>
+          <w:sz w:val="28"/>
+          <w:szCs w:val="28"/>
+        </w:rPr>
+        <w:t xml:space="preserve"> </w:t>
+      </w:r>
+      <w:r>
+        <w:rPr>
+          <w:sz w:val="28"/>
+          <w:szCs w:val="28"/>
+        </w:rPr>
+        <w:t xml:space="preserve"> (True Negative), </w:t>
+      </w:r>
+      <w:r>
+        <w:rPr>
+          <w:sz w:val="28"/>
+          <w:szCs w:val="28"/>
+        </w:rPr>
+        <w:t xml:space="preserve"> </w:t>
+      </w:r>
+      <w:r>
+        <w:rPr>
+          <w:sz w:val="28"/>
+          <w:szCs w:val="28"/>
+        </w:rPr>
+        <w:t>FP</w:t>
+      </w:r>
+      <w:r>
+        <w:rPr>
+          <w:sz w:val="28"/>
+          <w:szCs w:val="28"/>
+        </w:rPr>
+        <w:t xml:space="preserve"> </w:t>
+      </w:r>
+      <w:r>
+        <w:rPr>
+          <w:sz w:val="28"/>
+          <w:szCs w:val="28"/>
+        </w:rPr>
+        <w:t xml:space="preserve"> (False Positive), và </w:t>
+      </w:r>
+      <w:r>
+        <w:rPr>
+          <w:sz w:val="28"/>
+          <w:szCs w:val="28"/>
+        </w:rPr>
+        <w:t xml:space="preserve"> </w:t>
+      </w:r>
+      <w:r>
+        <w:rPr>
+          <w:sz w:val="28"/>
+          <w:szCs w:val="28"/>
+        </w:rPr>
+        <w:t>FN</w:t>
+      </w:r>
+      <w:r>
+        <w:rPr>
+          <w:sz w:val="28"/>
+          <w:szCs w:val="28"/>
+        </w:rPr>
+        <w:t xml:space="preserve"> </w:t>
+      </w:r>
+      <w:r>
+        <w:rPr>
+          <w:sz w:val="28"/>
+          <w:szCs w:val="28"/>
+        </w:rPr>
+        <w:t xml:space="preserve"> (False Negative).</w:t>
+      </w:r>
+    </w:p>
+    <w:p>
+      <w:pPr>
+        <w:pStyle w:val="NormalWeb"/>
+        <w:ind w:left="360"/>
+        <w:rPr>
+          <w:sz w:val="28"/>
+          <w:szCs w:val="28"/>
+        </w:rPr>
+      </w:pPr>
+      <w:r>
+        <w:rPr>
+          <w:sz w:val="28"/>
+          <w:szCs w:val="28"/>
+        </w:rPr>
+        <w:t>Các chỉ số chính:</w:t>
+      </w:r>
+    </w:p>
+    <w:p>
+      <w:pPr>
+        <w:pStyle w:val="NormalWeb"/>
+        <w:ind w:left="1080"/>
+        <w:rPr>
+          <w:sz w:val="28"/>
+          <w:szCs w:val="28"/>
+        </w:rPr>
+      </w:pPr>
+      <w:r>
+        <w:rPr>
+          <w:b/>
+          <w:bCs/>
+          <w:sz w:val="28"/>
+          <w:szCs w:val="28"/>
+        </w:rPr>
+        <w:t>Độ chính xác (Accuracy)</w:t>
+      </w:r>
+      <w:r>
+        <w:rPr>
+          <w:sz w:val="28"/>
+          <w:szCs w:val="28"/>
+        </w:rPr>
+        <w:t>: Tỷ lệ tổng số mẫu dự đoán đúng trên tổng số mẫu.</w:t>
+      </w:r>
+    </w:p>
+    <w:p>
+      <w:pPr>
+        <w:pStyle w:val="NormalWeb"/>
+        <w:ind w:left="1080"/>
+        <w:rPr>
+          <w:sz w:val="28"/>
+          <w:szCs w:val="28"/>
+        </w:rPr>
+      </w:pPr>
+      <w:r>
+        <w:rPr>
+          <w:b/>
+          <w:bCs/>
+          <w:sz w:val="28"/>
+          <w:szCs w:val="28"/>
+        </w:rPr>
+        <w:t>Độ chính xác chi tiết (Precision):</w:t>
+      </w:r>
+      <w:r>
+        <w:rPr>
+          <w:sz w:val="28"/>
+          <w:szCs w:val="28"/>
+        </w:rPr>
+        <w:t xml:space="preserve"> Khả năng mô hình không gán nhãn nhầm một mẫu âm tính thành dương tính.</w:t>
+      </w:r>
+    </w:p>
+    <w:p>
+      <w:pPr>
+        <w:pStyle w:val="NormalWeb"/>
+        <w:ind w:left="1080"/>
+        <w:rPr>
+          <w:sz w:val="28"/>
+          <w:szCs w:val="28"/>
+        </w:rPr>
+      </w:pPr>
+      <w:r>
+        <w:rPr>
+          <w:b/>
+          <w:bCs/>
+          <w:sz w:val="28"/>
+          <w:szCs w:val="28"/>
+        </w:rPr>
+        <w:t>Độ triệu hồi (Recall):</w:t>
+      </w:r>
+      <w:r>
+        <w:rPr>
+          <w:sz w:val="28"/>
+          <w:szCs w:val="28"/>
+        </w:rPr>
+        <w:t xml:space="preserve"> Khả năng mô hình tìm thấy tất cả các mẫu dương tính thực sự.</w:t>
+      </w:r>
+    </w:p>
+    <w:p>
+      <w:pPr>
+        <w:pStyle w:val="NormalWeb"/>
+        <w:ind w:left="1080"/>
+        <w:rPr>
+          <w:sz w:val="28"/>
+          <w:szCs w:val="28"/>
+        </w:rPr>
+      </w:pPr>
+      <w:r>
+        <w:rPr>
+          <w:b/>
+          <w:bCs/>
+          <w:sz w:val="28"/>
+          <w:szCs w:val="28"/>
+        </w:rPr>
+        <w:t>F1-Score:</w:t>
+      </w:r>
+      <w:r>
+        <w:rPr>
+          <w:sz w:val="28"/>
+          <w:szCs w:val="28"/>
+        </w:rPr>
+        <w:t xml:space="preserve"> Giá trị trung bình điều hòa giữa Precision và Recall, giúp đánh giá mô hình một cách khách quan khi tập dữ liệu bị mất cân bằng (imbalanced data).</w:t>
+      </w:r>
+    </w:p>
+    <w:p>
+      <w:pPr>
+        <w:pStyle w:val="NormalWeb"/>
+        <w:ind w:left="1080"/>
+        <w:rPr>
+          <w:sz w:val="28"/>
+          <w:szCs w:val="28"/>
+        </w:rPr>
+      </w:pPr>
+      <w:r>
+        <w:rPr>
+          <w:sz w:val="28"/>
+          <w:szCs w:val="28"/>
+        </w:rPr>
+        <w:t>Diện tích dưới đường cong (AUC-ROC): Đo lường khả năng phân biệt giữa các lớp của mô hình.</w:t>
+      </w:r>
+    </w:p>
+    <w:p>
+      <w:pPr>
+        <w:rPr>
+          <w:rFonts w:eastAsia="Times New Roman" w:cs="Times New Roman"/>
+          <w:szCs w:val="28"/>
+        </w:rPr>
+      </w:pPr>
+    </w:p>
+    <w:p>
+      <w:pPr>
+        <w:rPr>
+          <w:rFonts w:eastAsia="Times New Roman" w:cs="Times New Roman"/>
+          <w:szCs w:val="28"/>
+        </w:rPr>
+      </w:pPr>
+    </w:p>
+    <w:p>
+      <w:pPr>
+        <w:pStyle w:val="A2"/>
+      </w:pPr>
+      <w:r>
+        <w:lastRenderedPageBreak/>
+        <w:t>2.6. Quy trình trích xuất mẫu (Sampling) từ dữ liệu lớn</w:t>
+      </w:r>
+    </w:p>
+    <w:p>
+      <w:pPr>
+        <w:pStyle w:val="NormalWeb"/>
+        <w:rPr>
+          <w:sz w:val="28"/>
+          <w:szCs w:val="28"/>
+        </w:rPr>
+      </w:pPr>
+      <w:r>
+        <w:rPr>
+          <w:sz w:val="28"/>
+          <w:szCs w:val="28"/>
+        </w:rPr>
+        <w:t>Do tập The Pile có quy mô khổng lồ (825GB), việc thực hiện khai thác trên toàn bộ dữ liệu là không khả thi về mặt phần cứng cá nhân. Nhóm áp dụng lý thuyết Lấy mẫu phân tầng (Stratified Sampling):</w:t>
+      </w:r>
+    </w:p>
+    <w:p>
+      <w:pPr>
+        <w:pStyle w:val="NormalWeb"/>
+        <w:ind w:left="360"/>
+        <w:rPr>
+          <w:sz w:val="28"/>
+          <w:szCs w:val="28"/>
+        </w:rPr>
+      </w:pPr>
+      <w:r>
+        <w:rPr>
+          <w:sz w:val="28"/>
+          <w:szCs w:val="28"/>
+        </w:rPr>
+        <w:t>Nguyên lý: Chia tập The Pile thành các nhóm nhỏ dựa trên nguồn gốc (như PubMed, GitHub, Wikipedia). Sau đó, trích xuất tỷ lệ phần trăm bằng nhau từ mỗi nhóm để tạo thành một Subset đại diện.</w:t>
+      </w:r>
+    </w:p>
+    <w:p>
+      <w:pPr>
+        <w:pStyle w:val="NormalWeb"/>
+        <w:ind w:left="360"/>
+        <w:rPr>
+          <w:sz w:val="28"/>
+          <w:szCs w:val="28"/>
+        </w:rPr>
+      </w:pPr>
+      <w:r>
+        <w:rPr>
+          <w:sz w:val="28"/>
+          <w:szCs w:val="28"/>
+        </w:rPr>
+        <w:t>Ý nghĩa: Phương pháp này đảm bảo tập dữ liệu thực nghiệm trong Weka vẫn mang đầy đủ đặc trưng đa miền của tập dữ liệu gốc, giúp kết quả phân cụm có tính tổng quát hóa cao.</w:t>
+      </w:r>
+    </w:p>
+    <w:p>
+      <w:pPr>
         <w:pStyle w:val="A1"/>
-      </w:pPr>
+        <w:jc w:val="left"/>
+      </w:pPr>
+      <w:r>
+        <w:rPr>
+          <w:noProof/>
+        </w:rPr>
+        <w:drawing>
+          <wp:inline distT="0" distB="0" distL="0" distR="0" wp14:anchorId="172361BE" wp14:editId="266EB4E9">
+            <wp:extent cx="5972175" cy="1450975"/>
+            <wp:effectExtent l="0" t="0" r="9525" b="0"/>
+            <wp:docPr id="1" name="Picture 1"/>
+            <wp:cNvGraphicFramePr>
+              <a:graphicFrameLocks xmlns:a="http://schemas.openxmlformats.org/drawingml/2006/main" noChangeAspect="1"/>
+            </wp:cNvGraphicFramePr>
+            <a:graphic xmlns:a="http://schemas.openxmlformats.org/drawingml/2006/main">
+              <a:graphicData uri="http://schemas.openxmlformats.org/drawingml/2006/picture">
+                <pic:pic xmlns:pic="http://schemas.openxmlformats.org/drawingml/2006/picture">
+                  <pic:nvPicPr>
+                    <pic:cNvPr id="1" name=""/>
+                    <pic:cNvPicPr/>
+                  </pic:nvPicPr>
+                  <pic:blipFill>
+                    <a:blip r:embed="rId15"/>
+                    <a:stretch>
+                      <a:fillRect/>
+                    </a:stretch>
+                  </pic:blipFill>
+                  <pic:spPr>
+                    <a:xfrm>
+                      <a:off x="0" y="0"/>
+                      <a:ext cx="5972175" cy="1450975"/>
+                    </a:xfrm>
+                    <a:prstGeom prst="rect">
+                      <a:avLst/>
+                    </a:prstGeom>
+                  </pic:spPr>
+                </pic:pic>
+              </a:graphicData>
+            </a:graphic>
+          </wp:inline>
+        </w:drawing>
+      </w:r>
+    </w:p>
+    <w:p>
+      <w:pPr>
+        <w:pStyle w:val="h"/>
+        <w:rPr>
+          <w:lang w:val="en-US"/>
+        </w:rPr>
+      </w:pPr>
+      <w:r>
+        <w:t>Hình 2.</w:t>
+      </w:r>
+      <w:r>
+        <w:rPr>
+          <w:lang w:val="en-US"/>
+        </w:rPr>
+        <w:t>2</w:t>
+      </w:r>
+      <w:r>
+        <w:t xml:space="preserve"> </w:t>
+      </w:r>
+      <w:r>
+        <w:rPr>
+          <w:lang w:val="en-US"/>
+        </w:rPr>
+        <w:t>Quy trình</w:t>
+      </w:r>
+      <w:r>
+        <w:rPr>
+          <w:lang w:val="en-US"/>
+        </w:rPr>
+        <w:t xml:space="preserve"> </w:t>
+      </w:r>
+      <w:r>
+        <w:rPr>
+          <w:lang w:val="en-US"/>
+        </w:rPr>
+        <w:t>trích xuất</w:t>
+      </w:r>
     </w:p>
     <w:p>
       <w:pPr>
@@ -6514,54 +7368,86 @@
       <w:pPr>
         <w:pStyle w:val="NormalWeb"/>
         <w:spacing w:line="360" w:lineRule="auto"/>
-      </w:pPr>
-      <w:r>
+        <w:rPr>
+          <w:sz w:val="28"/>
+          <w:szCs w:val="28"/>
+        </w:rPr>
+      </w:pPr>
+      <w:r>
+        <w:rPr>
+          <w:sz w:val="28"/>
+          <w:szCs w:val="28"/>
+        </w:rPr>
         <w:t xml:space="preserve">Dựa trên mục tiêu khai thác tri thức từ tập dữ liệu </w:t>
       </w:r>
       <w:r>
         <w:rPr>
           <w:i/>
           <w:iCs/>
+          <w:sz w:val="28"/>
+          <w:szCs w:val="28"/>
         </w:rPr>
         <w:t>The Pile</w:t>
       </w:r>
       <w:r>
+        <w:rPr>
+          <w:sz w:val="28"/>
+          <w:szCs w:val="28"/>
+        </w:rPr>
         <w:t>, hệ thống được phân tích để giải quyết bài toán chuyển đổi văn bản phi cấu trúc thành các nhãn dữ liệu có ích.</w:t>
       </w:r>
     </w:p>
     <w:p>
       <w:pPr>
         <w:pStyle w:val="A3"/>
+        <w:rPr>
+          <w:sz w:val="28"/>
+        </w:rPr>
       </w:pPr>
       <w:bookmarkStart w:id="31" w:name="_Toc225335819"/>
       <w:r>
+        <w:rPr>
+          <w:sz w:val="28"/>
+        </w:rPr>
         <w:t>3.1.1. Yêu c</w:t>
       </w:r>
       <w:r>
         <w:rPr>
           <w:rFonts w:ascii="Cambria" w:hAnsi="Cambria" w:cs="Cambria"/>
+          <w:sz w:val="28"/>
         </w:rPr>
         <w:t>ầ</w:t>
       </w:r>
       <w:r>
+        <w:rPr>
+          <w:sz w:val="28"/>
+        </w:rPr>
         <w:t>u ch</w:t>
       </w:r>
       <w:r>
         <w:rPr>
           <w:rFonts w:ascii="Cambria" w:hAnsi="Cambria" w:cs="Cambria"/>
+          <w:sz w:val="28"/>
         </w:rPr>
         <w:t>ứ</w:t>
       </w:r>
       <w:r>
+        <w:rPr>
+          <w:sz w:val="28"/>
+        </w:rPr>
         <w:t>c n</w:t>
       </w:r>
       <w:r>
         <w:rPr>
           <w:rFonts w:ascii="Cambria" w:hAnsi="Cambria" w:cs="Cambria"/>
+          <w:sz w:val="28"/>
         </w:rPr>
         <w:t>ă</w:t>
       </w:r>
       <w:r>
+        <w:rPr>
+          <w:sz w:val="28"/>
+        </w:rPr>
         <w:t>ng (Functional Requirements)</w:t>
       </w:r>
       <w:bookmarkEnd w:id="31"/>
@@ -6571,25 +7457,41 @@
         <w:pStyle w:val="NormalWeb"/>
         <w:spacing w:line="360" w:lineRule="auto"/>
         <w:ind w:left="360"/>
+        <w:rPr>
+          <w:sz w:val="28"/>
+          <w:szCs w:val="28"/>
+        </w:rPr>
       </w:pPr>
       <w:r>
         <w:rPr>
           <w:b/>
           <w:bCs/>
+          <w:sz w:val="28"/>
+          <w:szCs w:val="28"/>
         </w:rPr>
         <w:t>Tiền xử lý dữ liệu:</w:t>
       </w:r>
       <w:r>
+        <w:rPr>
+          <w:sz w:val="28"/>
+          <w:szCs w:val="28"/>
+        </w:rPr>
         <w:t xml:space="preserve"> Hệ thống phải có khả năng đọc định dạng JSONL/Raw Text từ </w:t>
       </w:r>
       <w:r>
         <w:rPr>
           <w:i/>
           <w:iCs/>
+          <w:sz w:val="28"/>
+          <w:szCs w:val="28"/>
         </w:rPr>
         <w:t>The Pile</w:t>
       </w:r>
       <w:r>
+        <w:rPr>
+          <w:sz w:val="28"/>
+          <w:szCs w:val="28"/>
+        </w:rPr>
         <w:t>, loại bỏ các ký tự đặc biệt và chuẩn hóa văn bản.</w:t>
       </w:r>
     </w:p>
@@ -6598,16 +7500,84 @@
         <w:pStyle w:val="NormalWeb"/>
         <w:spacing w:line="360" w:lineRule="auto"/>
         <w:ind w:left="360"/>
+        <w:rPr>
+          <w:sz w:val="28"/>
+          <w:szCs w:val="28"/>
+        </w:rPr>
       </w:pPr>
       <w:r>
         <w:rPr>
           <w:b/>
           <w:bCs/>
+          <w:sz w:val="28"/>
+          <w:szCs w:val="28"/>
         </w:rPr>
         <w:t>Trích xuất đặc trưng (Feature Extraction):</w:t>
       </w:r>
       <w:r>
-        <w:t xml:space="preserve"> Sử dụng mô hình Transformer (BERT/RoBERTa) để chuyển văn bản thành vector số (Embeddings).</w:t>
+        <w:rPr>
+          <w:sz w:val="28"/>
+          <w:szCs w:val="28"/>
+        </w:rPr>
+        <w:t xml:space="preserve"> Sử dụng mô hình </w:t>
+      </w:r>
+      <w:r>
+        <w:rPr>
+          <w:b/>
+          <w:bCs/>
+          <w:sz w:val="28"/>
+          <w:szCs w:val="28"/>
+        </w:rPr>
+        <w:t>Llama 3.1-8B</w:t>
+      </w:r>
+      <w:r>
+        <w:rPr>
+          <w:sz w:val="28"/>
+          <w:szCs w:val="28"/>
+        </w:rPr>
+        <w:t xml:space="preserve"> (đã qua tinh chỉnh QLoRA) để chuyển văn bản thành các vector số (Embeddings) có độ phân giải cao.</w:t>
+      </w:r>
+    </w:p>
+    <w:p>
+      <w:pPr>
+        <w:spacing w:before="100" w:beforeAutospacing="1" w:after="100" w:afterAutospacing="1" w:line="240" w:lineRule="auto"/>
+        <w:ind w:left="360" w:firstLine="360"/>
+        <w:rPr>
+          <w:rFonts w:eastAsia="Times New Roman" w:cs="Times New Roman"/>
+          <w:szCs w:val="28"/>
+        </w:rPr>
+      </w:pPr>
+      <w:r>
+        <w:rPr>
+          <w:rFonts w:eastAsia="Times New Roman" w:cs="Times New Roman"/>
+          <w:b/>
+          <w:bCs/>
+          <w:szCs w:val="28"/>
+        </w:rPr>
+        <w:t>Phân tích và Kiểm chứng:</w:t>
+      </w:r>
+      <w:r>
+        <w:rPr>
+          <w:rFonts w:eastAsia="Times New Roman" w:cs="Times New Roman"/>
+          <w:szCs w:val="28"/>
+        </w:rPr>
+        <w:t xml:space="preserve"> Nạp các vector này vào </w:t>
+      </w:r>
+      <w:r>
+        <w:rPr>
+          <w:rFonts w:eastAsia="Times New Roman" w:cs="Times New Roman"/>
+          <w:b/>
+          <w:bCs/>
+          <w:szCs w:val="28"/>
+        </w:rPr>
+        <w:t>Weka</w:t>
+      </w:r>
+      <w:r>
+        <w:rPr>
+          <w:rFonts w:eastAsia="Times New Roman" w:cs="Times New Roman"/>
+          <w:szCs w:val="28"/>
+        </w:rPr>
+        <w:t xml:space="preserve"> để thực hiện phân lớp dữ liệu từ The Pile, nhằm kiểm chứng xem việc Fine-tuning có giúp mô hình hiểu ngữ nghĩa tốt hơn các phương pháp cũ hay không.</w:t>
       </w:r>
     </w:p>
     <w:p>
@@ -6615,87 +7585,135 @@
         <w:pStyle w:val="NormalWeb"/>
         <w:spacing w:line="360" w:lineRule="auto"/>
         <w:ind w:left="360"/>
+        <w:rPr>
+          <w:sz w:val="28"/>
+          <w:szCs w:val="28"/>
+        </w:rPr>
       </w:pPr>
       <w:r>
         <w:rPr>
           <w:b/>
           <w:bCs/>
-        </w:rPr>
-        <w:t>Phân lớp dữ liệu (Classification):</w:t>
-      </w:r>
-      <w:r>
-        <w:t xml:space="preserve"> Sử dụng các thuật toán trên Weka để phân loại văn bản vào các chủ đề tương ứng.</w:t>
-      </w:r>
+          <w:sz w:val="28"/>
+          <w:szCs w:val="28"/>
+        </w:rPr>
+        <w:t>Đánh giá mô hình:</w:t>
+      </w:r>
+      <w:r>
+        <w:rPr>
+          <w:sz w:val="28"/>
+          <w:szCs w:val="28"/>
+        </w:rPr>
+        <w:t xml:space="preserve"> Xuất các biểu đồ và thông số (Accuracy, F1-Score) để nhận diện hiệu quả của mô hình.</w:t>
+      </w:r>
+    </w:p>
+    <w:p>
+      <w:pPr>
+        <w:pStyle w:val="A3"/>
+        <w:rPr>
+          <w:sz w:val="28"/>
+        </w:rPr>
+      </w:pPr>
+      <w:bookmarkStart w:id="32" w:name="_Toc225335820"/>
+      <w:r>
+        <w:rPr>
+          <w:sz w:val="28"/>
+        </w:rPr>
+        <w:t>3.1.2. Yêu c</w:t>
+      </w:r>
+      <w:r>
+        <w:rPr>
+          <w:rFonts w:ascii="Cambria" w:hAnsi="Cambria" w:cs="Cambria"/>
+          <w:sz w:val="28"/>
+        </w:rPr>
+        <w:t>ầ</w:t>
+      </w:r>
+      <w:r>
+        <w:rPr>
+          <w:sz w:val="28"/>
+        </w:rPr>
+        <w:t>u phi ch</w:t>
+      </w:r>
+      <w:r>
+        <w:rPr>
+          <w:rFonts w:ascii="Cambria" w:hAnsi="Cambria" w:cs="Cambria"/>
+          <w:sz w:val="28"/>
+        </w:rPr>
+        <w:t>ứ</w:t>
+      </w:r>
+      <w:r>
+        <w:rPr>
+          <w:sz w:val="28"/>
+        </w:rPr>
+        <w:t>c n</w:t>
+      </w:r>
+      <w:r>
+        <w:rPr>
+          <w:rFonts w:ascii="Cambria" w:hAnsi="Cambria" w:cs="Cambria"/>
+          <w:sz w:val="28"/>
+        </w:rPr>
+        <w:t>ă</w:t>
+      </w:r>
+      <w:r>
+        <w:rPr>
+          <w:sz w:val="28"/>
+        </w:rPr>
+        <w:t>ng (Non-functional Requirements)</w:t>
+      </w:r>
+      <w:bookmarkEnd w:id="32"/>
     </w:p>
     <w:p>
       <w:pPr>
         <w:pStyle w:val="NormalWeb"/>
         <w:spacing w:line="360" w:lineRule="auto"/>
         <w:ind w:left="360"/>
+        <w:rPr>
+          <w:sz w:val="28"/>
+          <w:szCs w:val="28"/>
+        </w:rPr>
       </w:pPr>
       <w:r>
         <w:rPr>
           <w:b/>
           <w:bCs/>
-        </w:rPr>
-        <w:t>Đánh giá mô hình:</w:t>
-      </w:r>
-      <w:r>
-        <w:t xml:space="preserve"> Xuất các biểu đồ và thông số (Accuracy, F1-Score) để nhận diện hiệu quả của mô hình.</w:t>
-      </w:r>
-    </w:p>
-    <w:p>
-      <w:pPr>
-        <w:pStyle w:val="A3"/>
-      </w:pPr>
-      <w:bookmarkStart w:id="32" w:name="_Toc225335820"/>
-      <w:r>
-        <w:t>3.1.2. Yêu c</w:t>
-      </w:r>
-      <w:r>
-        <w:rPr>
-          <w:rFonts w:ascii="Cambria" w:hAnsi="Cambria" w:cs="Cambria"/>
-        </w:rPr>
-        <w:t>ầ</w:t>
-      </w:r>
-      <w:r>
-        <w:t>u phi ch</w:t>
-      </w:r>
-      <w:r>
-        <w:rPr>
-          <w:rFonts w:ascii="Cambria" w:hAnsi="Cambria" w:cs="Cambria"/>
-        </w:rPr>
-        <w:t>ứ</w:t>
-      </w:r>
-      <w:r>
-        <w:t>c n</w:t>
-      </w:r>
-      <w:r>
-        <w:rPr>
-          <w:rFonts w:ascii="Cambria" w:hAnsi="Cambria" w:cs="Cambria"/>
-        </w:rPr>
-        <w:t>ă</w:t>
-      </w:r>
-      <w:r>
-        <w:t>ng (Non-functional Requirements)</w:t>
-      </w:r>
-      <w:bookmarkEnd w:id="32"/>
+          <w:sz w:val="28"/>
+          <w:szCs w:val="28"/>
+        </w:rPr>
+        <w:t>Hiệu năng:</w:t>
+      </w:r>
+      <w:r>
+        <w:rPr>
+          <w:sz w:val="28"/>
+          <w:szCs w:val="28"/>
+        </w:rPr>
+        <w:t xml:space="preserve"> Tốc độ xử lý vector hóa phải tối ưu để không gây quá tải tài nguyên RAM.</w:t>
+      </w:r>
     </w:p>
     <w:p>
       <w:pPr>
         <w:pStyle w:val="NormalWeb"/>
         <w:spacing w:line="360" w:lineRule="auto"/>
         <w:ind w:left="360"/>
+        <w:rPr>
+          <w:sz w:val="28"/>
+          <w:szCs w:val="28"/>
+        </w:rPr>
       </w:pPr>
       <w:r>
         <w:rPr>
           <w:b/>
           <w:bCs/>
-        </w:rPr>
-        <w:t>Hiệu năng:</w:t>
-      </w:r>
-      <w:r>
-        <w:t xml:space="preserve"> Tốc độ xử lý vector hóa phải tối ưu để không gây quá tải tài nguyên RAM.</w:t>
+          <w:sz w:val="28"/>
+          <w:szCs w:val="28"/>
+        </w:rPr>
+        <w:t>Tính chính xác:</w:t>
+      </w:r>
+      <w:r>
+        <w:rPr>
+          <w:sz w:val="28"/>
+          <w:szCs w:val="28"/>
+        </w:rPr>
+        <w:t xml:space="preserve"> Mô hình phân lớp phải đạt độ chính xác tối thiểu trên 80% đối với các tập dữ liệu mẫu.</w:t>
       </w:r>
     </w:p>
     <w:p>
@@ -6703,95 +7721,70 @@
         <w:pStyle w:val="NormalWeb"/>
         <w:spacing w:line="360" w:lineRule="auto"/>
         <w:ind w:left="360"/>
+        <w:rPr>
+          <w:sz w:val="28"/>
+          <w:szCs w:val="28"/>
+        </w:rPr>
       </w:pPr>
       <w:r>
         <w:rPr>
           <w:b/>
           <w:bCs/>
-        </w:rPr>
-        <w:t>Tính chính xác:</w:t>
-      </w:r>
-      <w:r>
-        <w:t xml:space="preserve"> Mô hình phân lớp phải đạt độ chính xác tối thiểu trên 80% đối với các tập dữ liệu mẫu.</w:t>
-      </w:r>
-    </w:p>
-    <w:p>
-      <w:pPr>
-        <w:pStyle w:val="NormalWeb"/>
-        <w:spacing w:line="360" w:lineRule="auto"/>
-        <w:ind w:left="360"/>
-      </w:pPr>
-      <w:r>
-        <w:rPr>
-          <w:b/>
-          <w:bCs/>
-        </w:rPr>
+          <w:sz w:val="28"/>
+          <w:szCs w:val="28"/>
+        </w:rPr>
+        <w:lastRenderedPageBreak/>
         <w:t>Khả năng mở rộng:</w:t>
       </w:r>
       <w:r>
+        <w:rPr>
+          <w:sz w:val="28"/>
+          <w:szCs w:val="28"/>
+        </w:rPr>
         <w:t xml:space="preserve"> Hệ thống có thể làm việc với các tập dữ liệu văn bản khác ngoài </w:t>
       </w:r>
       <w:r>
         <w:rPr>
           <w:i/>
           <w:iCs/>
+          <w:sz w:val="28"/>
+          <w:szCs w:val="28"/>
         </w:rPr>
         <w:t>The Pile</w:t>
       </w:r>
       <w:r>
+        <w:rPr>
+          <w:sz w:val="28"/>
+          <w:szCs w:val="28"/>
+        </w:rPr>
         <w:t>.</w:t>
       </w:r>
     </w:p>
     <w:p>
       <w:pPr>
-        <w:pStyle w:val="NormalWeb"/>
-      </w:pPr>
-    </w:p>
-    <w:p>
-      <w:pPr>
-        <w:spacing w:after="0" w:line="240" w:lineRule="auto"/>
-        <w:rPr>
-          <w:rFonts w:cs="Times New Roman"/>
-          <w:b/>
-          <w:bCs/>
-          <w:color w:val="000000" w:themeColor="text1"/>
-          <w:sz w:val="36"/>
-          <w:szCs w:val="28"/>
-        </w:rPr>
-      </w:pPr>
-    </w:p>
-    <w:p>
-      <w:pPr>
         <w:pStyle w:val="A2"/>
       </w:pPr>
-      <w:r>
-        <w:br w:type="page"/>
-      </w:r>
       <w:bookmarkStart w:id="33" w:name="_Toc225335821"/>
+      <w:r>
+        <w:t>3.2. Xây dựng thực nghiệm và phân tích quy trình</w:t>
+      </w:r>
     </w:p>
     <w:p>
       <w:pPr>
         <w:pStyle w:val="A2"/>
       </w:pPr>
-      <w:r>
-        <w:lastRenderedPageBreak/>
-        <w:t>3.2. Xây dựng thực nghiệm và phân tích quy trình</w:t>
-      </w:r>
-    </w:p>
-    <w:p>
-      <w:pPr>
-        <w:pStyle w:val="A2"/>
-      </w:pPr>
     </w:p>
     <w:p>
       <w:pPr>
         <w:pStyle w:val="A3"/>
         <w:rPr>
+          <w:sz w:val="28"/>
           <w:lang w:val="vi-VN"/>
         </w:rPr>
       </w:pPr>
       <w:r>
         <w:rPr>
+          <w:sz w:val="28"/>
           <w:lang w:val="vi-VN"/>
         </w:rPr>
         <w:t>3.2.1. Cấu hình kỹ thuật QLoRA cho mô hình Llama 3.1</w:t>
@@ -6816,11 +7809,13 @@
       <w:pPr>
         <w:spacing w:line="360" w:lineRule="auto"/>
         <w:rPr>
+          <w:szCs w:val="28"/>
           <w:lang w:val="vi-VN"/>
         </w:rPr>
       </w:pPr>
       <w:r>
         <w:rPr>
+          <w:szCs w:val="28"/>
           <w:lang w:val="vi-VN"/>
         </w:rPr>
         <w:t>Quantization (Lượng tử hóa 4-bit): Sử dụng cấu hình BitsAndBytes với kiểu dữ liệu NF4 (NormalFloat 4-bit). Kỹ thuật này nén các trọng số của mô hình từ 16-bit xuống 4-bit, giúp giảm dung lượng bộ nhớ đồ họa cần thiết xuống hơn 4 lần mà vẫn giữ được độ chính xác gần tương đương mô hình gốc.</w:t>
@@ -6830,11 +7825,13 @@
       <w:pPr>
         <w:spacing w:line="360" w:lineRule="auto"/>
         <w:rPr>
+          <w:szCs w:val="28"/>
           <w:lang w:val="vi-VN"/>
         </w:rPr>
       </w:pPr>
       <w:r>
         <w:rPr>
+          <w:szCs w:val="28"/>
           <w:lang w:val="vi-VN"/>
         </w:rPr>
         <w:t>Cấu hình LoRA (Low-Rank Adaptation): Thay vì cập nhật toàn bộ tham số, nhóm chỉ thêm vào các ma trận bổ trợ (Adapters) với các tham số:</w:t>
@@ -6845,14 +7842,19 @@
         <w:spacing w:line="360" w:lineRule="auto"/>
         <w:ind w:left="720"/>
         <w:rPr>
+          <w:szCs w:val="28"/>
           <w:lang w:val="vi-VN"/>
         </w:rPr>
       </w:pPr>
       <w:r>
+        <w:rPr>
+          <w:szCs w:val="28"/>
+        </w:rPr>
         <w:t>-</w:t>
       </w:r>
       <w:r>
         <w:rPr>
+          <w:szCs w:val="28"/>
           <w:lang w:val="vi-VN"/>
         </w:rPr>
         <w:t>Rank (r = 16): Độ rộng của ma trận bổ trợ, quyết định khả năng học các đặc trưng mới.</w:t>
@@ -6863,14 +7865,19 @@
         <w:spacing w:line="360" w:lineRule="auto"/>
         <w:ind w:left="720"/>
         <w:rPr>
+          <w:szCs w:val="28"/>
           <w:lang w:val="vi-VN"/>
         </w:rPr>
       </w:pPr>
       <w:r>
+        <w:rPr>
+          <w:szCs w:val="28"/>
+        </w:rPr>
         <w:t>-</w:t>
       </w:r>
       <w:r>
         <w:rPr>
+          <w:szCs w:val="28"/>
           <w:lang w:val="vi-VN"/>
         </w:rPr>
         <w:t>LoRA Alpha (32): Hệ số tỉ lệ để điều chỉnh ảnh hưởng của các Adapter lên trọng số gốc.</w:t>
@@ -6881,45 +7888,22 @@
         <w:spacing w:line="360" w:lineRule="auto"/>
         <w:ind w:left="720"/>
         <w:rPr>
+          <w:szCs w:val="28"/>
           <w:lang w:val="vi-VN"/>
         </w:rPr>
       </w:pPr>
       <w:r>
+        <w:rPr>
+          <w:szCs w:val="28"/>
+        </w:rPr>
         <w:t>-</w:t>
       </w:r>
       <w:r>
         <w:rPr>
+          <w:szCs w:val="28"/>
           <w:lang w:val="vi-VN"/>
         </w:rPr>
         <w:t>Target Modules: Tập trung tinh chỉnh vào các lớp Attention (q_proj, k_proj, v_proj) và lớp MLP (gate_proj, up_proj) để mô hình nắm bắt tốt nhất cấu trúc ngôn ngữ của tập The Pile.</w:t>
-      </w:r>
-    </w:p>
-    <w:p>
-      <w:pPr>
-        <w:pStyle w:val="A3"/>
-        <w:rPr>
-          <w:lang w:val="vi-VN"/>
-        </w:rPr>
-      </w:pPr>
-      <w:r>
-        <w:rPr>
-          <w:lang w:val="vi-VN"/>
-        </w:rPr>
-        <w:t>3.2.2. Quy trình trích xuất và tiền xử lý dữ liệu từ tập con của The Pile</w:t>
-      </w:r>
-    </w:p>
-    <w:p>
-      <w:pPr>
-        <w:pStyle w:val="A2"/>
-        <w:rPr>
-          <w:lang w:val="vi-VN"/>
-        </w:rPr>
-      </w:pPr>
-      <w:r>
-        <w:rPr>
-          <w:lang w:val="vi-VN"/>
-        </w:rPr>
-        <w:t>Do kích thước khổng lồ của tập dữ liệu The Pile (825GB), nhóm đã thực hiện quy trình trích xuất và làm sạch dữ liệu như sau:</w:t>
       </w:r>
     </w:p>
     <w:p>
@@ -6927,45 +7911,60 @@
         <w:spacing w:line="360" w:lineRule="auto"/>
         <w:ind w:left="720"/>
         <w:rPr>
+          <w:szCs w:val="28"/>
           <w:lang w:val="vi-VN"/>
         </w:rPr>
       </w:pPr>
-      <w:r>
-        <w:rPr>
-          <w:lang w:val="vi-VN"/>
-        </w:rPr>
-        <w:t>Trích xuất tập con (Subsampling): Lấy ra các mẫu dữ liệu đa dạng dưới dạng jsonl, bao gồm các đoạn hội thoại, bài báo khoa học và mã nguồn phần mềm.</w:t>
-      </w:r>
     </w:p>
     <w:p>
       <w:pPr>
         <w:spacing w:line="360" w:lineRule="auto"/>
         <w:ind w:left="720"/>
         <w:rPr>
+          <w:szCs w:val="28"/>
           <w:lang w:val="vi-VN"/>
         </w:rPr>
       </w:pPr>
-      <w:r>
-        <w:rPr>
-          <w:lang w:val="vi-VN"/>
-        </w:rPr>
-        <w:lastRenderedPageBreak/>
-        <w:t>Định dạng lại dữ liệu (Formatting): Chuyển đổi dữ liệu thô sang cấu trúc Instruction - Output (Câu lệnh - Phản hồi).</w:t>
-      </w:r>
     </w:p>
     <w:p>
       <w:pPr>
         <w:spacing w:line="360" w:lineRule="auto"/>
         <w:ind w:left="720"/>
         <w:rPr>
+          <w:szCs w:val="28"/>
           <w:lang w:val="vi-VN"/>
         </w:rPr>
       </w:pPr>
-      <w:r>
-        <w:rPr>
+    </w:p>
+    <w:p>
+      <w:pPr>
+        <w:pStyle w:val="A3"/>
+        <w:rPr>
+          <w:sz w:val="28"/>
           <w:lang w:val="vi-VN"/>
         </w:rPr>
-        <w:t>Áp dụng Chat Template: Sử dụng mẫu hội thoại chuẩn của Llama 3 để phân định rõ vai trò của Hệ thống (System), Người dùng (User) và Trợ lý (Assistant). Điều này giúp mô hình nhận diện được điểm bắt đầu và kết thúc của mỗi lượt hội thoại thông qua các thẻ đặc biệt (tokens).</w:t>
+      </w:pPr>
+      <w:r>
+        <w:rPr>
+          <w:sz w:val="28"/>
+          <w:lang w:val="vi-VN"/>
+        </w:rPr>
+        <w:lastRenderedPageBreak/>
+        <w:t>3.2.2. Quy trình trích xuất và tiền xử lý dữ liệu từ tập con của The Pile</w:t>
+      </w:r>
+    </w:p>
+    <w:p>
+      <w:pPr>
+        <w:pStyle w:val="A2"/>
+        <w:rPr>
+          <w:lang w:val="vi-VN"/>
+        </w:rPr>
+      </w:pPr>
+      <w:r>
+        <w:rPr>
+          <w:lang w:val="vi-VN"/>
+        </w:rPr>
+        <w:t>Do kích thước khổng lồ của tập dữ liệu The Pile (825GB), nhóm đã thực hiện quy trình trích xuất và làm sạch dữ liệu như sau:</w:t>
       </w:r>
     </w:p>
     <w:p>
@@ -6973,42 +7972,16 @@
         <w:spacing w:line="360" w:lineRule="auto"/>
         <w:ind w:left="720"/>
         <w:rPr>
+          <w:szCs w:val="28"/>
           <w:lang w:val="vi-VN"/>
         </w:rPr>
       </w:pPr>
       <w:r>
         <w:rPr>
+          <w:szCs w:val="28"/>
           <w:lang w:val="vi-VN"/>
         </w:rPr>
-        <w:t>Tokenization: Sử dụng bộ mã hóa AutoTokenizer để chuyển văn bản thành các chuỗi ID số, đồng thời thực hiện đệm (padding) và cắt ngắn (truncation) để đảm bảo các chuỗi dữ liệu có độ dài thống nhất (512 tokens).</w:t>
-      </w:r>
-    </w:p>
-    <w:p>
-      <w:pPr>
-        <w:pStyle w:val="A3"/>
-        <w:rPr>
-          <w:lang w:val="vi-VN"/>
-        </w:rPr>
-      </w:pPr>
-      <w:r>
-        <w:rPr>
-          <w:lang w:val="vi-VN"/>
-        </w:rPr>
-        <w:t>3.2.3. Thiết lập thông số huấn luyện và tối ưu hóa tài nguyên GPU</w:t>
-      </w:r>
-    </w:p>
-    <w:p>
-      <w:pPr>
-        <w:pStyle w:val="A2"/>
-        <w:rPr>
-          <w:lang w:val="vi-VN"/>
-        </w:rPr>
-      </w:pPr>
-      <w:r>
-        <w:rPr>
-          <w:lang w:val="vi-VN"/>
-        </w:rPr>
-        <w:t>Để quá trình huấn luyện diễn ra ổn định trên GPU Tesla T4, nhóm đã thiết lập các thông số tối ưu (Hyperparameters):</w:t>
+        <w:t>Trích xuất tập con (Subsampling): Lấy ra các mẫu dữ liệu đa dạng dưới dạng jsonl, bao gồm các đoạn hội thoại, bài báo khoa học và mã nguồn phần mềm.</w:t>
       </w:r>
     </w:p>
     <w:p>
@@ -7016,14 +7989,16 @@
         <w:spacing w:line="360" w:lineRule="auto"/>
         <w:ind w:left="720"/>
         <w:rPr>
+          <w:szCs w:val="28"/>
           <w:lang w:val="vi-VN"/>
         </w:rPr>
       </w:pPr>
       <w:r>
         <w:rPr>
+          <w:szCs w:val="28"/>
           <w:lang w:val="vi-VN"/>
         </w:rPr>
-        <w:t>Kỹ thuật Gradient Accumulation (8 bước): Cho phép mô hình cập nhật trọng số dựa trên lượng dữ liệu lớn hơn mà không làm tràn bộ nhớ VRAM bằng cách cộng dồn đạo hàm qua nhiều bước nhỏ.</w:t>
+        <w:t>Định dạng lại dữ liệu (Formatting): Chuyển đổi dữ liệu thô sang cấu trúc Instruction - Output (Câu lệnh - Phản hồi).</w:t>
       </w:r>
     </w:p>
     <w:p>
@@ -7031,14 +8006,16 @@
         <w:spacing w:line="360" w:lineRule="auto"/>
         <w:ind w:left="720"/>
         <w:rPr>
+          <w:szCs w:val="28"/>
           <w:lang w:val="vi-VN"/>
         </w:rPr>
       </w:pPr>
       <w:r>
         <w:rPr>
+          <w:szCs w:val="28"/>
           <w:lang w:val="vi-VN"/>
         </w:rPr>
-        <w:t>Tối ưu hóa tốc độ học (Learning Rate): Thiết lập mức $2e-4$ kết hợp với thuật toán AdamW để đảm bảo mô hình hội tụ nhanh và không bị rơi vào cực tiểu địa phương.</w:t>
+        <w:t>Áp dụng Chat Template: Sử dụng mẫu hội thoại chuẩn của Llama 3 để phân định rõ vai trò của Hệ thống (System), Người dùng (User) và Trợ lý (Assistant). Điều này giúp mô hình nhận diện được điểm bắt đầu và kết thúc của mỗi lượt hội thoại thông qua các thẻ đặc biệt (tokens).</w:t>
       </w:r>
     </w:p>
     <w:p>
@@ -7046,14 +8023,46 @@
         <w:spacing w:line="360" w:lineRule="auto"/>
         <w:ind w:left="720"/>
         <w:rPr>
+          <w:szCs w:val="28"/>
           <w:lang w:val="vi-VN"/>
         </w:rPr>
       </w:pPr>
       <w:r>
         <w:rPr>
+          <w:szCs w:val="28"/>
           <w:lang w:val="vi-VN"/>
         </w:rPr>
-        <w:t>Precision (Độ chính xác hỗn hợp): Sử dụng chế độ fp16 (Floating Point 16) để tăng tốc độ tính toán của nhân CUDA trên GPU.</w:t>
+        <w:t>Tokenization: Sử dụng bộ mã hóa AutoTokenizer để chuyển văn bản thành các chuỗi ID số, đồng thời thực hiện đệm (padding) và cắt ngắn (truncation) để đảm bảo các chuỗi dữ liệu có độ dài thống nhất (512 tokens).</w:t>
+      </w:r>
+    </w:p>
+    <w:p>
+      <w:pPr>
+        <w:pStyle w:val="A3"/>
+        <w:rPr>
+          <w:sz w:val="28"/>
+          <w:lang w:val="vi-VN"/>
+        </w:rPr>
+      </w:pPr>
+      <w:r>
+        <w:rPr>
+          <w:sz w:val="28"/>
+          <w:lang w:val="vi-VN"/>
+        </w:rPr>
+        <w:t>3.2.3. Thiết lập thông số huấn luyện và tối ưu hóa tài nguyên GPU</w:t>
+      </w:r>
+    </w:p>
+    <w:p>
+      <w:pPr>
+        <w:pStyle w:val="A2"/>
+        <w:rPr>
+          <w:lang w:val="vi-VN"/>
+        </w:rPr>
+      </w:pPr>
+      <w:r>
+        <w:rPr>
+          <w:lang w:val="vi-VN"/>
+        </w:rPr>
+        <w:t>Để quá trình huấn luyện diễn ra ổn định trên GPU Tesla T4, nhóm đã thiết lập các thông số tối ưu (Hyperparameters):</w:t>
       </w:r>
     </w:p>
     <w:p>
@@ -7061,59 +8070,16 @@
         <w:spacing w:line="360" w:lineRule="auto"/>
         <w:ind w:left="720"/>
         <w:rPr>
+          <w:szCs w:val="28"/>
           <w:lang w:val="vi-VN"/>
         </w:rPr>
       </w:pPr>
       <w:r>
         <w:rPr>
+          <w:szCs w:val="28"/>
           <w:lang w:val="vi-VN"/>
         </w:rPr>
-        <w:t>Checkpointing: Thiết lập lưu trữ các bản sao (Adapters) định kỳ sau mỗi 100 bước huấn luyện để tránh mất mát dữ liệu khi xảy ra sự cố ngắt kết nối môi trường Colab.</w:t>
-      </w:r>
-    </w:p>
-    <w:p>
-      <w:pPr>
-        <w:pStyle w:val="A3"/>
-        <w:rPr>
-          <w:lang w:val="vi-VN"/>
-        </w:rPr>
-      </w:pPr>
-    </w:p>
-    <w:p>
-      <w:pPr>
-        <w:pStyle w:val="A3"/>
-        <w:rPr>
-          <w:lang w:val="vi-VN"/>
-        </w:rPr>
-      </w:pPr>
-    </w:p>
-    <w:p>
-      <w:pPr>
-        <w:pStyle w:val="A3"/>
-        <w:rPr>
-          <w:lang w:val="vi-VN"/>
-        </w:rPr>
-      </w:pPr>
-      <w:r>
-        <w:rPr>
-          <w:lang w:val="vi-VN"/>
-        </w:rPr>
-        <w:lastRenderedPageBreak/>
-        <w:t>3.2.4. Xây dựng giao diện tương tác (Chatbot) và kiểm thử mô hình</w:t>
-      </w:r>
-    </w:p>
-    <w:p>
-      <w:pPr>
-        <w:pStyle w:val="A2"/>
-        <w:rPr>
-          <w:lang w:val="vi-VN"/>
-        </w:rPr>
-      </w:pPr>
-      <w:r>
-        <w:rPr>
-          <w:lang w:val="vi-VN"/>
-        </w:rPr>
-        <w:t>Sau khi hoàn tất quá trình Fine-tuning, nhóm đã xây dựng một giao diện chatbot thực nghiệm để kiểm chứng kết quả:</w:t>
+        <w:t>Kỹ thuật Gradient Accumulation (8 bước): Cho phép mô hình cập nhật trọng số dựa trên lượng dữ liệu lớn hơn mà không làm tràn bộ nhớ VRAM bằng cách cộng dồn đạo hàm qua nhiều bước nhỏ.</w:t>
       </w:r>
     </w:p>
     <w:p>
@@ -7121,14 +8087,44 @@
         <w:spacing w:line="360" w:lineRule="auto"/>
         <w:ind w:left="720"/>
         <w:rPr>
+          <w:szCs w:val="28"/>
           <w:lang w:val="vi-VN"/>
         </w:rPr>
       </w:pPr>
       <w:r>
         <w:rPr>
+          <w:szCs w:val="28"/>
           <w:lang w:val="vi-VN"/>
         </w:rPr>
-        <w:t>Cơ chế Inference (Suy luận): Kết hợp mô hình gốc (Base Model) đã được lượng tử hóa với các Adapter đã huấn luyện thông qua thư viện PeftModel.</w:t>
+        <w:t xml:space="preserve">Tối ưu hóa tốc độ học (Learning Rate): Thiết lập mức </w:t>
+      </w:r>
+      <w:r>
+        <w:rPr>
+          <w:szCs w:val="28"/>
+          <w:lang w:val="vi-VN"/>
+        </w:rPr>
+        <w:t xml:space="preserve"> </w:t>
+      </w:r>
+      <w:r>
+        <w:rPr>
+          <w:szCs w:val="28"/>
+          <w:lang w:val="vi-VN"/>
+        </w:rPr>
+        <w:t>2e-4</w:t>
+      </w:r>
+      <w:r>
+        <w:rPr>
+          <w:szCs w:val="28"/>
+          <w:lang w:val="vi-VN"/>
+        </w:rPr>
+        <w:t xml:space="preserve"> </w:t>
+      </w:r>
+      <w:r>
+        <w:rPr>
+          <w:szCs w:val="28"/>
+          <w:lang w:val="vi-VN"/>
+        </w:rPr>
+        <w:t xml:space="preserve"> kết hợp với thuật toán AdamW để đảm bảo mô hình hội tụ nhanh và không bị rơi vào cực tiểu địa phương.</w:t>
       </w:r>
     </w:p>
     <w:p>
@@ -7136,14 +8132,16 @@
         <w:spacing w:line="360" w:lineRule="auto"/>
         <w:ind w:left="720"/>
         <w:rPr>
+          <w:szCs w:val="28"/>
           <w:lang w:val="vi-VN"/>
         </w:rPr>
       </w:pPr>
       <w:r>
         <w:rPr>
+          <w:szCs w:val="28"/>
           <w:lang w:val="vi-VN"/>
         </w:rPr>
-        <w:t>Streaming Output: Áp dụng TextStreamer để phản hồi văn bản theo thời gian thực, giúp giao diện tương tác mượt mà hơn.</w:t>
+        <w:t>Precision (Độ chính xác hỗn hợp): Sử dụng chế độ fp16 (Floating Point 16) để tăng tốc độ tính toán của nhân CUDA trên GPU.</w:t>
       </w:r>
     </w:p>
     <w:p>
@@ -7151,14 +8149,65 @@
         <w:spacing w:line="360" w:lineRule="auto"/>
         <w:ind w:left="720"/>
         <w:rPr>
+          <w:szCs w:val="28"/>
           <w:lang w:val="vi-VN"/>
         </w:rPr>
       </w:pPr>
       <w:r>
         <w:rPr>
+          <w:szCs w:val="28"/>
           <w:lang w:val="vi-VN"/>
         </w:rPr>
-        <w:t>Quản lý ngữ cảnh (Context Window): Thiết lập bộ nhớ đệm để lưu trữ tối đa 5 lượt hội thoại gần nhất, giúp chatbot có khả năng hiểu và phản hồi logic theo dòng sự kiện của người dùng.</w:t>
+        <w:lastRenderedPageBreak/>
+        <w:t>Checkpointing: Thiết lập lưu trữ các bản sao (Adapters) định kỳ sau mỗi 100 bước huấn luyện để tránh mất mát dữ liệu khi xảy ra sự cố ngắt kết nối môi trường Colab.</w:t>
+      </w:r>
+    </w:p>
+    <w:p>
+      <w:pPr>
+        <w:pStyle w:val="A3"/>
+        <w:rPr>
+          <w:sz w:val="28"/>
+          <w:lang w:val="vi-VN"/>
+        </w:rPr>
+      </w:pPr>
+    </w:p>
+    <w:p>
+      <w:pPr>
+        <w:pStyle w:val="A3"/>
+        <w:rPr>
+          <w:sz w:val="28"/>
+          <w:lang w:val="vi-VN"/>
+        </w:rPr>
+      </w:pPr>
+    </w:p>
+    <w:p>
+      <w:pPr>
+        <w:pStyle w:val="A3"/>
+        <w:rPr>
+          <w:sz w:val="28"/>
+          <w:lang w:val="vi-VN"/>
+        </w:rPr>
+      </w:pPr>
+      <w:r>
+        <w:rPr>
+          <w:sz w:val="28"/>
+          <w:lang w:val="vi-VN"/>
+        </w:rPr>
+        <w:t>3.2.4. Xây dựng giao diện tương tác (Chatbot) và kiểm thử mô hình</w:t>
+      </w:r>
+    </w:p>
+    <w:p>
+      <w:pPr>
+        <w:pStyle w:val="A2"/>
+        <w:rPr>
+          <w:lang w:val="vi-VN"/>
+        </w:rPr>
+      </w:pPr>
+      <w:r>
+        <w:rPr>
+          <w:lang w:val="vi-VN"/>
+        </w:rPr>
+        <w:t>Sau khi hoàn tất quá trình Fine-tuning, nhóm đã xây dựng một giao diện chatbot thực nghiệm để kiểm chứng kết quả:</w:t>
       </w:r>
     </w:p>
     <w:p>
@@ -7166,11 +8215,64 @@
         <w:spacing w:line="360" w:lineRule="auto"/>
         <w:ind w:left="720"/>
         <w:rPr>
+          <w:szCs w:val="28"/>
           <w:lang w:val="vi-VN"/>
         </w:rPr>
       </w:pPr>
       <w:r>
         <w:rPr>
+          <w:szCs w:val="28"/>
+          <w:lang w:val="vi-VN"/>
+        </w:rPr>
+        <w:t>Cơ chế Inference (Suy luận): Kết hợp mô hình gốc (Base Model) đã được lượng tử hóa với các Adapter đã huấn luyện thông qua thư viện PeftModel.</w:t>
+      </w:r>
+    </w:p>
+    <w:p>
+      <w:pPr>
+        <w:spacing w:line="360" w:lineRule="auto"/>
+        <w:ind w:left="720"/>
+        <w:rPr>
+          <w:szCs w:val="28"/>
+          <w:lang w:val="vi-VN"/>
+        </w:rPr>
+      </w:pPr>
+      <w:r>
+        <w:rPr>
+          <w:szCs w:val="28"/>
+          <w:lang w:val="vi-VN"/>
+        </w:rPr>
+        <w:t>Streaming Output: Áp dụng TextStreamer để phản hồi văn bản theo thời gian thực, giúp giao diện tương tác mượt mà hơn.</w:t>
+      </w:r>
+    </w:p>
+    <w:p>
+      <w:pPr>
+        <w:spacing w:line="360" w:lineRule="auto"/>
+        <w:ind w:left="720"/>
+        <w:rPr>
+          <w:szCs w:val="28"/>
+          <w:lang w:val="vi-VN"/>
+        </w:rPr>
+      </w:pPr>
+      <w:r>
+        <w:rPr>
+          <w:szCs w:val="28"/>
+          <w:lang w:val="vi-VN"/>
+        </w:rPr>
+        <w:t>Quản lý ngữ cảnh (Context Window): Thiết lập bộ nhớ đệm để lưu trữ tối đa 5 lượt hội thoại gần nhất, giúp chatbot có khả năng hiểu và phản hồi logic theo dòng sự kiện của người dùng.</w:t>
+      </w:r>
+    </w:p>
+    <w:p>
+      <w:pPr>
+        <w:spacing w:line="360" w:lineRule="auto"/>
+        <w:ind w:left="720"/>
+        <w:rPr>
+          <w:szCs w:val="28"/>
+          <w:lang w:val="vi-VN"/>
+        </w:rPr>
+      </w:pPr>
+      <w:r>
+        <w:rPr>
+          <w:szCs w:val="28"/>
           <w:lang w:val="vi-VN"/>
         </w:rPr>
         <w:t>Kiểm thử (Evaluation): Thực hiện đặt các câu hỏi chuyên sâu về kiến thức trong tập dữ liệu The Pile để đánh giá khả năng phản hồi của mô hình so với trước khi tinh chỉnh.</w:t>
@@ -7701,7 +8803,7 @@
           <w:szCs w:val="28"/>
         </w:rPr>
       </w:pPr>
-      <w:hyperlink r:id="rId15" w:history="1">
+      <w:hyperlink r:id="rId16" w:history="1">
         <w:r>
           <w:rPr>
             <w:rStyle w:val="Hyperlink"/>
@@ -7723,8 +8825,8 @@
       </w:pPr>
     </w:p>
     <w:sectPr>
-      <w:headerReference w:type="default" r:id="rId16"/>
-      <w:footerReference w:type="default" r:id="rId17"/>
+      <w:headerReference w:type="default" r:id="rId17"/>
+      <w:footerReference w:type="default" r:id="rId18"/>
       <w:pgSz w:w="12240" w:h="15840" w:code="1"/>
       <w:pgMar w:top="1134" w:right="1134" w:bottom="1134" w:left="1701" w:header="567" w:footer="567" w:gutter="0"/>
       <w:pgNumType w:start="2"/>
@@ -8069,6 +9171,119 @@
     </w:lvl>
   </w:abstractNum>
   <w:abstractNum w:abstractNumId="1" w15:restartNumberingAfterBreak="0">
+    <w:nsid w:val="02FA57B9"/>
+    <w:multiLevelType w:val="hybridMultilevel"/>
+    <w:tmpl w:val="52DE5DBC"/>
+    <w:lvl w:ilvl="0" w:tplc="04090001">
+      <w:start w:val="1"/>
+      <w:numFmt w:val="bullet"/>
+      <w:lvlText w:val=""/>
+      <w:lvlJc w:val="left"/>
+      <w:pPr>
+        <w:ind w:left="720" w:hanging="360"/>
+      </w:pPr>
+      <w:rPr>
+        <w:rFonts w:ascii="Symbol" w:hAnsi="Symbol" w:hint="default"/>
+      </w:rPr>
+    </w:lvl>
+    <w:lvl w:ilvl="1" w:tplc="04090003">
+      <w:start w:val="1"/>
+      <w:numFmt w:val="bullet"/>
+      <w:lvlText w:val="o"/>
+      <w:lvlJc w:val="left"/>
+      <w:pPr>
+        <w:ind w:left="1440" w:hanging="360"/>
+      </w:pPr>
+      <w:rPr>
+        <w:rFonts w:ascii="Courier New" w:hAnsi="Courier New" w:cs="Courier New" w:hint="default"/>
+      </w:rPr>
+    </w:lvl>
+    <w:lvl w:ilvl="2" w:tplc="04090005" w:tentative="1">
+      <w:start w:val="1"/>
+      <w:numFmt w:val="bullet"/>
+      <w:lvlText w:val=""/>
+      <w:lvlJc w:val="left"/>
+      <w:pPr>
+        <w:ind w:left="2160" w:hanging="360"/>
+      </w:pPr>
+      <w:rPr>
+        <w:rFonts w:ascii="Wingdings" w:hAnsi="Wingdings" w:hint="default"/>
+      </w:rPr>
+    </w:lvl>
+    <w:lvl w:ilvl="3" w:tplc="04090001" w:tentative="1">
+      <w:start w:val="1"/>
+      <w:numFmt w:val="bullet"/>
+      <w:lvlText w:val=""/>
+      <w:lvlJc w:val="left"/>
+      <w:pPr>
+        <w:ind w:left="2880" w:hanging="360"/>
+      </w:pPr>
+      <w:rPr>
+        <w:rFonts w:ascii="Symbol" w:hAnsi="Symbol" w:hint="default"/>
+      </w:rPr>
+    </w:lvl>
+    <w:lvl w:ilvl="4" w:tplc="04090003" w:tentative="1">
+      <w:start w:val="1"/>
+      <w:numFmt w:val="bullet"/>
+      <w:lvlText w:val="o"/>
+      <w:lvlJc w:val="left"/>
+      <w:pPr>
+        <w:ind w:left="3600" w:hanging="360"/>
+      </w:pPr>
+      <w:rPr>
+        <w:rFonts w:ascii="Courier New" w:hAnsi="Courier New" w:cs="Courier New" w:hint="default"/>
+      </w:rPr>
+    </w:lvl>
+    <w:lvl w:ilvl="5" w:tplc="04090005" w:tentative="1">
+      <w:start w:val="1"/>
+      <w:numFmt w:val="bullet"/>
+      <w:lvlText w:val=""/>
+      <w:lvlJc w:val="left"/>
+      <w:pPr>
+        <w:ind w:left="4320" w:hanging="360"/>
+      </w:pPr>
+      <w:rPr>
+        <w:rFonts w:ascii="Wingdings" w:hAnsi="Wingdings" w:hint="default"/>
+      </w:rPr>
+    </w:lvl>
+    <w:lvl w:ilvl="6" w:tplc="04090001" w:tentative="1">
+      <w:start w:val="1"/>
+      <w:numFmt w:val="bullet"/>
+      <w:lvlText w:val=""/>
+      <w:lvlJc w:val="left"/>
+      <w:pPr>
+        <w:ind w:left="5040" w:hanging="360"/>
+      </w:pPr>
+      <w:rPr>
+        <w:rFonts w:ascii="Symbol" w:hAnsi="Symbol" w:hint="default"/>
+      </w:rPr>
+    </w:lvl>
+    <w:lvl w:ilvl="7" w:tplc="04090003" w:tentative="1">
+      <w:start w:val="1"/>
+      <w:numFmt w:val="bullet"/>
+      <w:lvlText w:val="o"/>
+      <w:lvlJc w:val="left"/>
+      <w:pPr>
+        <w:ind w:left="5760" w:hanging="360"/>
+      </w:pPr>
+      <w:rPr>
+        <w:rFonts w:ascii="Courier New" w:hAnsi="Courier New" w:cs="Courier New" w:hint="default"/>
+      </w:rPr>
+    </w:lvl>
+    <w:lvl w:ilvl="8" w:tplc="04090005" w:tentative="1">
+      <w:start w:val="1"/>
+      <w:numFmt w:val="bullet"/>
+      <w:lvlText w:val=""/>
+      <w:lvlJc w:val="left"/>
+      <w:pPr>
+        <w:ind w:left="6480" w:hanging="360"/>
+      </w:pPr>
+      <w:rPr>
+        <w:rFonts w:ascii="Wingdings" w:hAnsi="Wingdings" w:hint="default"/>
+      </w:rPr>
+    </w:lvl>
+  </w:abstractNum>
+  <w:abstractNum w:abstractNumId="2" w15:restartNumberingAfterBreak="0">
     <w:nsid w:val="04F02441"/>
     <w:multiLevelType w:val="multilevel"/>
     <w:tmpl w:val="0F6AAFE6"/>
@@ -8217,7 +9432,7 @@
       </w:rPr>
     </w:lvl>
   </w:abstractNum>
-  <w:abstractNum w:abstractNumId="2" w15:restartNumberingAfterBreak="0">
+  <w:abstractNum w:abstractNumId="3" w15:restartNumberingAfterBreak="0">
     <w:nsid w:val="0718605E"/>
     <w:multiLevelType w:val="multilevel"/>
     <w:tmpl w:val="6E7AC06A"/>
@@ -8366,7 +9581,7 @@
       </w:rPr>
     </w:lvl>
   </w:abstractNum>
-  <w:abstractNum w:abstractNumId="3" w15:restartNumberingAfterBreak="0">
+  <w:abstractNum w:abstractNumId="4" w15:restartNumberingAfterBreak="0">
     <w:nsid w:val="07EC14D2"/>
     <w:multiLevelType w:val="multilevel"/>
     <w:tmpl w:val="F98E4810"/>
@@ -8515,7 +9730,7 @@
       </w:rPr>
     </w:lvl>
   </w:abstractNum>
-  <w:abstractNum w:abstractNumId="4" w15:restartNumberingAfterBreak="0">
+  <w:abstractNum w:abstractNumId="5" w15:restartNumberingAfterBreak="0">
     <w:nsid w:val="0B3E7E4B"/>
     <w:multiLevelType w:val="multilevel"/>
     <w:tmpl w:val="BA18D460"/>
@@ -8664,7 +9879,7 @@
       </w:rPr>
     </w:lvl>
   </w:abstractNum>
-  <w:abstractNum w:abstractNumId="5" w15:restartNumberingAfterBreak="0">
+  <w:abstractNum w:abstractNumId="6" w15:restartNumberingAfterBreak="0">
     <w:nsid w:val="0D8F6AFB"/>
     <w:multiLevelType w:val="multilevel"/>
     <w:tmpl w:val="F0EC4222"/>
@@ -8813,7 +10028,152 @@
       </w:rPr>
     </w:lvl>
   </w:abstractNum>
-  <w:abstractNum w:abstractNumId="6" w15:restartNumberingAfterBreak="0">
+  <w:abstractNum w:abstractNumId="7" w15:restartNumberingAfterBreak="0">
+    <w:nsid w:val="0DA6389B"/>
+    <w:multiLevelType w:val="multilevel"/>
+    <w:tmpl w:val="8A7C58F6"/>
+    <w:lvl w:ilvl="0">
+      <w:start w:val="1"/>
+      <w:numFmt w:val="bullet"/>
+      <w:lvlText w:val=""/>
+      <w:lvlJc w:val="left"/>
+      <w:pPr>
+        <w:tabs>
+          <w:tab w:val="num" w:pos="720"/>
+        </w:tabs>
+        <w:ind w:left="720" w:hanging="360"/>
+      </w:pPr>
+      <w:rPr>
+        <w:rFonts w:ascii="Symbol" w:hAnsi="Symbol" w:hint="default"/>
+        <w:sz w:val="20"/>
+      </w:rPr>
+    </w:lvl>
+    <w:lvl w:ilvl="1">
+      <w:start w:val="1"/>
+      <w:numFmt w:val="decimal"/>
+      <w:lvlText w:val="%2."/>
+      <w:lvlJc w:val="left"/>
+      <w:pPr>
+        <w:tabs>
+          <w:tab w:val="num" w:pos="1440"/>
+        </w:tabs>
+        <w:ind w:left="1440" w:hanging="360"/>
+      </w:pPr>
+    </w:lvl>
+    <w:lvl w:ilvl="2" w:tentative="1">
+      <w:start w:val="1"/>
+      <w:numFmt w:val="bullet"/>
+      <w:lvlText w:val=""/>
+      <w:lvlJc w:val="left"/>
+      <w:pPr>
+        <w:tabs>
+          <w:tab w:val="num" w:pos="2160"/>
+        </w:tabs>
+        <w:ind w:left="2160" w:hanging="360"/>
+      </w:pPr>
+      <w:rPr>
+        <w:rFonts w:ascii="Wingdings" w:hAnsi="Wingdings" w:hint="default"/>
+        <w:sz w:val="20"/>
+      </w:rPr>
+    </w:lvl>
+    <w:lvl w:ilvl="3" w:tentative="1">
+      <w:start w:val="1"/>
+      <w:numFmt w:val="bullet"/>
+      <w:lvlText w:val=""/>
+      <w:lvlJc w:val="left"/>
+      <w:pPr>
+        <w:tabs>
+          <w:tab w:val="num" w:pos="2880"/>
+        </w:tabs>
+        <w:ind w:left="2880" w:hanging="360"/>
+      </w:pPr>
+      <w:rPr>
+        <w:rFonts w:ascii="Wingdings" w:hAnsi="Wingdings" w:hint="default"/>
+        <w:sz w:val="20"/>
+      </w:rPr>
+    </w:lvl>
+    <w:lvl w:ilvl="4" w:tentative="1">
+      <w:start w:val="1"/>
+      <w:numFmt w:val="bullet"/>
+      <w:lvlText w:val=""/>
+      <w:lvlJc w:val="left"/>
+      <w:pPr>
+        <w:tabs>
+          <w:tab w:val="num" w:pos="3600"/>
+        </w:tabs>
+        <w:ind w:left="3600" w:hanging="360"/>
+      </w:pPr>
+      <w:rPr>
+        <w:rFonts w:ascii="Wingdings" w:hAnsi="Wingdings" w:hint="default"/>
+        <w:sz w:val="20"/>
+      </w:rPr>
+    </w:lvl>
+    <w:lvl w:ilvl="5" w:tentative="1">
+      <w:start w:val="1"/>
+      <w:numFmt w:val="bullet"/>
+      <w:lvlText w:val=""/>
+      <w:lvlJc w:val="left"/>
+      <w:pPr>
+        <w:tabs>
+          <w:tab w:val="num" w:pos="4320"/>
+        </w:tabs>
+        <w:ind w:left="4320" w:hanging="360"/>
+      </w:pPr>
+      <w:rPr>
+        <w:rFonts w:ascii="Wingdings" w:hAnsi="Wingdings" w:hint="default"/>
+        <w:sz w:val="20"/>
+      </w:rPr>
+    </w:lvl>
+    <w:lvl w:ilvl="6" w:tentative="1">
+      <w:start w:val="1"/>
+      <w:numFmt w:val="bullet"/>
+      <w:lvlText w:val=""/>
+      <w:lvlJc w:val="left"/>
+      <w:pPr>
+        <w:tabs>
+          <w:tab w:val="num" w:pos="5040"/>
+        </w:tabs>
+        <w:ind w:left="5040" w:hanging="360"/>
+      </w:pPr>
+      <w:rPr>
+        <w:rFonts w:ascii="Wingdings" w:hAnsi="Wingdings" w:hint="default"/>
+        <w:sz w:val="20"/>
+      </w:rPr>
+    </w:lvl>
+    <w:lvl w:ilvl="7" w:tentative="1">
+      <w:start w:val="1"/>
+      <w:numFmt w:val="bullet"/>
+      <w:lvlText w:val=""/>
+      <w:lvlJc w:val="left"/>
+      <w:pPr>
+        <w:tabs>
+          <w:tab w:val="num" w:pos="5760"/>
+        </w:tabs>
+        <w:ind w:left="5760" w:hanging="360"/>
+      </w:pPr>
+      <w:rPr>
+        <w:rFonts w:ascii="Wingdings" w:hAnsi="Wingdings" w:hint="default"/>
+        <w:sz w:val="20"/>
+      </w:rPr>
+    </w:lvl>
+    <w:lvl w:ilvl="8" w:tentative="1">
+      <w:start w:val="1"/>
+      <w:numFmt w:val="bullet"/>
+      <w:lvlText w:val=""/>
+      <w:lvlJc w:val="left"/>
+      <w:pPr>
+        <w:tabs>
+          <w:tab w:val="num" w:pos="6480"/>
+        </w:tabs>
+        <w:ind w:left="6480" w:hanging="360"/>
+      </w:pPr>
+      <w:rPr>
+        <w:rFonts w:ascii="Wingdings" w:hAnsi="Wingdings" w:hint="default"/>
+        <w:sz w:val="20"/>
+      </w:rPr>
+    </w:lvl>
+  </w:abstractNum>
+  <w:abstractNum w:abstractNumId="8" w15:restartNumberingAfterBreak="0">
     <w:nsid w:val="14832494"/>
     <w:multiLevelType w:val="multilevel"/>
     <w:tmpl w:val="1812CD3E"/>
@@ -8962,7 +10322,7 @@
       </w:rPr>
     </w:lvl>
   </w:abstractNum>
-  <w:abstractNum w:abstractNumId="7" w15:restartNumberingAfterBreak="0">
+  <w:abstractNum w:abstractNumId="9" w15:restartNumberingAfterBreak="0">
     <w:nsid w:val="1DC670C3"/>
     <w:multiLevelType w:val="multilevel"/>
     <w:tmpl w:val="4FD4F62E"/>
@@ -9111,7 +10471,7 @@
       </w:rPr>
     </w:lvl>
   </w:abstractNum>
-  <w:abstractNum w:abstractNumId="8" w15:restartNumberingAfterBreak="0">
+  <w:abstractNum w:abstractNumId="10" w15:restartNumberingAfterBreak="0">
     <w:nsid w:val="1DD9507E"/>
     <w:multiLevelType w:val="multilevel"/>
     <w:tmpl w:val="54687716"/>
@@ -9260,7 +10620,7 @@
       </w:rPr>
     </w:lvl>
   </w:abstractNum>
-  <w:abstractNum w:abstractNumId="9" w15:restartNumberingAfterBreak="0">
+  <w:abstractNum w:abstractNumId="11" w15:restartNumberingAfterBreak="0">
     <w:nsid w:val="1EA71F12"/>
     <w:multiLevelType w:val="multilevel"/>
     <w:tmpl w:val="3F3E7B86"/>
@@ -9409,7 +10769,7 @@
       </w:rPr>
     </w:lvl>
   </w:abstractNum>
-  <w:abstractNum w:abstractNumId="10" w15:restartNumberingAfterBreak="0">
+  <w:abstractNum w:abstractNumId="12" w15:restartNumberingAfterBreak="0">
     <w:nsid w:val="1FB36037"/>
     <w:multiLevelType w:val="multilevel"/>
     <w:tmpl w:val="BF442CD0"/>
@@ -9558,7 +10918,7 @@
       </w:rPr>
     </w:lvl>
   </w:abstractNum>
-  <w:abstractNum w:abstractNumId="11" w15:restartNumberingAfterBreak="0">
+  <w:abstractNum w:abstractNumId="13" w15:restartNumberingAfterBreak="0">
     <w:nsid w:val="212654DC"/>
     <w:multiLevelType w:val="multilevel"/>
     <w:tmpl w:val="620CF782"/>
@@ -9707,7 +11067,268 @@
       </w:rPr>
     </w:lvl>
   </w:abstractNum>
-  <w:abstractNum w:abstractNumId="12" w15:restartNumberingAfterBreak="0">
+  <w:abstractNum w:abstractNumId="14" w15:restartNumberingAfterBreak="0">
+    <w:nsid w:val="23650860"/>
+    <w:multiLevelType w:val="hybridMultilevel"/>
+    <w:tmpl w:val="5D6C59E4"/>
+    <w:lvl w:ilvl="0" w:tplc="04090001">
+      <w:numFmt w:val="bullet"/>
+      <w:lvlText w:val=""/>
+      <w:lvlJc w:val="left"/>
+      <w:pPr>
+        <w:ind w:left="720" w:hanging="360"/>
+      </w:pPr>
+      <w:rPr>
+        <w:rFonts w:ascii="Symbol" w:eastAsia="Times New Roman" w:hAnsi="Symbol" w:cs="Times New Roman" w:hint="default"/>
+      </w:rPr>
+    </w:lvl>
+    <w:lvl w:ilvl="1" w:tplc="04090003" w:tentative="1">
+      <w:start w:val="1"/>
+      <w:numFmt w:val="bullet"/>
+      <w:lvlText w:val="o"/>
+      <w:lvlJc w:val="left"/>
+      <w:pPr>
+        <w:ind w:left="1440" w:hanging="360"/>
+      </w:pPr>
+      <w:rPr>
+        <w:rFonts w:ascii="Courier New" w:hAnsi="Courier New" w:cs="Courier New" w:hint="default"/>
+      </w:rPr>
+    </w:lvl>
+    <w:lvl w:ilvl="2" w:tplc="04090005" w:tentative="1">
+      <w:start w:val="1"/>
+      <w:numFmt w:val="bullet"/>
+      <w:lvlText w:val=""/>
+      <w:lvlJc w:val="left"/>
+      <w:pPr>
+        <w:ind w:left="2160" w:hanging="360"/>
+      </w:pPr>
+      <w:rPr>
+        <w:rFonts w:ascii="Wingdings" w:hAnsi="Wingdings" w:hint="default"/>
+      </w:rPr>
+    </w:lvl>
+    <w:lvl w:ilvl="3" w:tplc="04090001" w:tentative="1">
+      <w:start w:val="1"/>
+      <w:numFmt w:val="bullet"/>
+      <w:lvlText w:val=""/>
+      <w:lvlJc w:val="left"/>
+      <w:pPr>
+        <w:ind w:left="2880" w:hanging="360"/>
+      </w:pPr>
+      <w:rPr>
+        <w:rFonts w:ascii="Symbol" w:hAnsi="Symbol" w:hint="default"/>
+      </w:rPr>
+    </w:lvl>
+    <w:lvl w:ilvl="4" w:tplc="04090003" w:tentative="1">
+      <w:start w:val="1"/>
+      <w:numFmt w:val="bullet"/>
+      <w:lvlText w:val="o"/>
+      <w:lvlJc w:val="left"/>
+      <w:pPr>
+        <w:ind w:left="3600" w:hanging="360"/>
+      </w:pPr>
+      <w:rPr>
+        <w:rFonts w:ascii="Courier New" w:hAnsi="Courier New" w:cs="Courier New" w:hint="default"/>
+      </w:rPr>
+    </w:lvl>
+    <w:lvl w:ilvl="5" w:tplc="04090005" w:tentative="1">
+      <w:start w:val="1"/>
+      <w:numFmt w:val="bullet"/>
+      <w:lvlText w:val=""/>
+      <w:lvlJc w:val="left"/>
+      <w:pPr>
+        <w:ind w:left="4320" w:hanging="360"/>
+      </w:pPr>
+      <w:rPr>
+        <w:rFonts w:ascii="Wingdings" w:hAnsi="Wingdings" w:hint="default"/>
+      </w:rPr>
+    </w:lvl>
+    <w:lvl w:ilvl="6" w:tplc="04090001" w:tentative="1">
+      <w:start w:val="1"/>
+      <w:numFmt w:val="bullet"/>
+      <w:lvlText w:val=""/>
+      <w:lvlJc w:val="left"/>
+      <w:pPr>
+        <w:ind w:left="5040" w:hanging="360"/>
+      </w:pPr>
+      <w:rPr>
+        <w:rFonts w:ascii="Symbol" w:hAnsi="Symbol" w:hint="default"/>
+      </w:rPr>
+    </w:lvl>
+    <w:lvl w:ilvl="7" w:tplc="04090003" w:tentative="1">
+      <w:start w:val="1"/>
+      <w:numFmt w:val="bullet"/>
+      <w:lvlText w:val="o"/>
+      <w:lvlJc w:val="left"/>
+      <w:pPr>
+        <w:ind w:left="5760" w:hanging="360"/>
+      </w:pPr>
+      <w:rPr>
+        <w:rFonts w:ascii="Courier New" w:hAnsi="Courier New" w:cs="Courier New" w:hint="default"/>
+      </w:rPr>
+    </w:lvl>
+    <w:lvl w:ilvl="8" w:tplc="04090005" w:tentative="1">
+      <w:start w:val="1"/>
+      <w:numFmt w:val="bullet"/>
+      <w:lvlText w:val=""/>
+      <w:lvlJc w:val="left"/>
+      <w:pPr>
+        <w:ind w:left="6480" w:hanging="360"/>
+      </w:pPr>
+      <w:rPr>
+        <w:rFonts w:ascii="Wingdings" w:hAnsi="Wingdings" w:hint="default"/>
+      </w:rPr>
+    </w:lvl>
+  </w:abstractNum>
+  <w:abstractNum w:abstractNumId="15" w15:restartNumberingAfterBreak="0">
+    <w:nsid w:val="25765F5B"/>
+    <w:multiLevelType w:val="multilevel"/>
+    <w:tmpl w:val="FA3C58A6"/>
+    <w:lvl w:ilvl="0">
+      <w:start w:val="1"/>
+      <w:numFmt w:val="bullet"/>
+      <w:lvlText w:val=""/>
+      <w:lvlJc w:val="left"/>
+      <w:pPr>
+        <w:tabs>
+          <w:tab w:val="num" w:pos="720"/>
+        </w:tabs>
+        <w:ind w:left="720" w:hanging="360"/>
+      </w:pPr>
+      <w:rPr>
+        <w:rFonts w:ascii="Symbol" w:hAnsi="Symbol" w:hint="default"/>
+        <w:sz w:val="20"/>
+      </w:rPr>
+    </w:lvl>
+    <w:lvl w:ilvl="1" w:tentative="1">
+      <w:start w:val="1"/>
+      <w:numFmt w:val="bullet"/>
+      <w:lvlText w:val="o"/>
+      <w:lvlJc w:val="left"/>
+      <w:pPr>
+        <w:tabs>
+          <w:tab w:val="num" w:pos="1440"/>
+        </w:tabs>
+        <w:ind w:left="1440" w:hanging="360"/>
+      </w:pPr>
+      <w:rPr>
+        <w:rFonts w:ascii="Courier New" w:hAnsi="Courier New" w:hint="default"/>
+        <w:sz w:val="20"/>
+      </w:rPr>
+    </w:lvl>
+    <w:lvl w:ilvl="2" w:tentative="1">
+      <w:start w:val="1"/>
+      <w:numFmt w:val="bullet"/>
+      <w:lvlText w:val=""/>
+      <w:lvlJc w:val="left"/>
+      <w:pPr>
+        <w:tabs>
+          <w:tab w:val="num" w:pos="2160"/>
+        </w:tabs>
+        <w:ind w:left="2160" w:hanging="360"/>
+      </w:pPr>
+      <w:rPr>
+        <w:rFonts w:ascii="Wingdings" w:hAnsi="Wingdings" w:hint="default"/>
+        <w:sz w:val="20"/>
+      </w:rPr>
+    </w:lvl>
+    <w:lvl w:ilvl="3" w:tentative="1">
+      <w:start w:val="1"/>
+      <w:numFmt w:val="bullet"/>
+      <w:lvlText w:val=""/>
+      <w:lvlJc w:val="left"/>
+      <w:pPr>
+        <w:tabs>
+          <w:tab w:val="num" w:pos="2880"/>
+        </w:tabs>
+        <w:ind w:left="2880" w:hanging="360"/>
+      </w:pPr>
+      <w:rPr>
+        <w:rFonts w:ascii="Wingdings" w:hAnsi="Wingdings" w:hint="default"/>
+        <w:sz w:val="20"/>
+      </w:rPr>
+    </w:lvl>
+    <w:lvl w:ilvl="4" w:tentative="1">
+      <w:start w:val="1"/>
+      <w:numFmt w:val="bullet"/>
+      <w:lvlText w:val=""/>
+      <w:lvlJc w:val="left"/>
+      <w:pPr>
+        <w:tabs>
+          <w:tab w:val="num" w:pos="3600"/>
+        </w:tabs>
+        <w:ind w:left="3600" w:hanging="360"/>
+      </w:pPr>
+      <w:rPr>
+        <w:rFonts w:ascii="Wingdings" w:hAnsi="Wingdings" w:hint="default"/>
+        <w:sz w:val="20"/>
+      </w:rPr>
+    </w:lvl>
+    <w:lvl w:ilvl="5" w:tentative="1">
+      <w:start w:val="1"/>
+      <w:numFmt w:val="bullet"/>
+      <w:lvlText w:val=""/>
+      <w:lvlJc w:val="left"/>
+      <w:pPr>
+        <w:tabs>
+          <w:tab w:val="num" w:pos="4320"/>
+        </w:tabs>
+        <w:ind w:left="4320" w:hanging="360"/>
+      </w:pPr>
+      <w:rPr>
+        <w:rFonts w:ascii="Wingdings" w:hAnsi="Wingdings" w:hint="default"/>
+        <w:sz w:val="20"/>
+      </w:rPr>
+    </w:lvl>
+    <w:lvl w:ilvl="6" w:tentative="1">
+      <w:start w:val="1"/>
+      <w:numFmt w:val="bullet"/>
+      <w:lvlText w:val=""/>
+      <w:lvlJc w:val="left"/>
+      <w:pPr>
+        <w:tabs>
+          <w:tab w:val="num" w:pos="5040"/>
+        </w:tabs>
+        <w:ind w:left="5040" w:hanging="360"/>
+      </w:pPr>
+      <w:rPr>
+        <w:rFonts w:ascii="Wingdings" w:hAnsi="Wingdings" w:hint="default"/>
+        <w:sz w:val="20"/>
+      </w:rPr>
+    </w:lvl>
+    <w:lvl w:ilvl="7" w:tentative="1">
+      <w:start w:val="1"/>
+      <w:numFmt w:val="bullet"/>
+      <w:lvlText w:val=""/>
+      <w:lvlJc w:val="left"/>
+      <w:pPr>
+        <w:tabs>
+          <w:tab w:val="num" w:pos="5760"/>
+        </w:tabs>
+        <w:ind w:left="5760" w:hanging="360"/>
+      </w:pPr>
+      <w:rPr>
+        <w:rFonts w:ascii="Wingdings" w:hAnsi="Wingdings" w:hint="default"/>
+        <w:sz w:val="20"/>
+      </w:rPr>
+    </w:lvl>
+    <w:lvl w:ilvl="8" w:tentative="1">
+      <w:start w:val="1"/>
+      <w:numFmt w:val="bullet"/>
+      <w:lvlText w:val=""/>
+      <w:lvlJc w:val="left"/>
+      <w:pPr>
+        <w:tabs>
+          <w:tab w:val="num" w:pos="6480"/>
+        </w:tabs>
+        <w:ind w:left="6480" w:hanging="360"/>
+      </w:pPr>
+      <w:rPr>
+        <w:rFonts w:ascii="Wingdings" w:hAnsi="Wingdings" w:hint="default"/>
+        <w:sz w:val="20"/>
+      </w:rPr>
+    </w:lvl>
+  </w:abstractNum>
+  <w:abstractNum w:abstractNumId="16" w15:restartNumberingAfterBreak="0">
     <w:nsid w:val="27A22AC8"/>
     <w:multiLevelType w:val="multilevel"/>
     <w:tmpl w:val="08C616B4"/>
@@ -9856,7 +11477,7 @@
       </w:rPr>
     </w:lvl>
   </w:abstractNum>
-  <w:abstractNum w:abstractNumId="13" w15:restartNumberingAfterBreak="0">
+  <w:abstractNum w:abstractNumId="17" w15:restartNumberingAfterBreak="0">
     <w:nsid w:val="30E3306D"/>
     <w:multiLevelType w:val="multilevel"/>
     <w:tmpl w:val="2A0C7DAE"/>
@@ -10005,7 +11626,7 @@
       </w:rPr>
     </w:lvl>
   </w:abstractNum>
-  <w:abstractNum w:abstractNumId="14" w15:restartNumberingAfterBreak="0">
+  <w:abstractNum w:abstractNumId="18" w15:restartNumberingAfterBreak="0">
     <w:nsid w:val="32243C87"/>
     <w:multiLevelType w:val="multilevel"/>
     <w:tmpl w:val="7B7E0E48"/>
@@ -10154,7 +11775,7 @@
       </w:rPr>
     </w:lvl>
   </w:abstractNum>
-  <w:abstractNum w:abstractNumId="15" w15:restartNumberingAfterBreak="0">
+  <w:abstractNum w:abstractNumId="19" w15:restartNumberingAfterBreak="0">
     <w:nsid w:val="33DC4A00"/>
     <w:multiLevelType w:val="multilevel"/>
     <w:tmpl w:val="6F94E57C"/>
@@ -10303,7 +11924,7 @@
       </w:rPr>
     </w:lvl>
   </w:abstractNum>
-  <w:abstractNum w:abstractNumId="16" w15:restartNumberingAfterBreak="0">
+  <w:abstractNum w:abstractNumId="20" w15:restartNumberingAfterBreak="0">
     <w:nsid w:val="368B3A3E"/>
     <w:multiLevelType w:val="multilevel"/>
     <w:tmpl w:val="3D1A7FAE"/>
@@ -10452,7 +12073,7 @@
       </w:rPr>
     </w:lvl>
   </w:abstractNum>
-  <w:abstractNum w:abstractNumId="17" w15:restartNumberingAfterBreak="0">
+  <w:abstractNum w:abstractNumId="21" w15:restartNumberingAfterBreak="0">
     <w:nsid w:val="3BDE7537"/>
     <w:multiLevelType w:val="multilevel"/>
     <w:tmpl w:val="17764E64"/>
@@ -10601,7 +12222,7 @@
       </w:rPr>
     </w:lvl>
   </w:abstractNum>
-  <w:abstractNum w:abstractNumId="18" w15:restartNumberingAfterBreak="0">
+  <w:abstractNum w:abstractNumId="22" w15:restartNumberingAfterBreak="0">
     <w:nsid w:val="3D646EE6"/>
     <w:multiLevelType w:val="multilevel"/>
     <w:tmpl w:val="7E5E745E"/>
@@ -10750,7 +12371,7 @@
       </w:rPr>
     </w:lvl>
   </w:abstractNum>
-  <w:abstractNum w:abstractNumId="19" w15:restartNumberingAfterBreak="0">
+  <w:abstractNum w:abstractNumId="23" w15:restartNumberingAfterBreak="0">
     <w:nsid w:val="409269A1"/>
     <w:multiLevelType w:val="hybridMultilevel"/>
     <w:tmpl w:val="6B46FE5E"/>
@@ -10863,7 +12484,7 @@
       </w:rPr>
     </w:lvl>
   </w:abstractNum>
-  <w:abstractNum w:abstractNumId="20" w15:restartNumberingAfterBreak="0">
+  <w:abstractNum w:abstractNumId="24" w15:restartNumberingAfterBreak="0">
     <w:nsid w:val="42852C44"/>
     <w:multiLevelType w:val="multilevel"/>
     <w:tmpl w:val="BA0286CE"/>
@@ -11012,7 +12633,156 @@
       </w:rPr>
     </w:lvl>
   </w:abstractNum>
-  <w:abstractNum w:abstractNumId="21" w15:restartNumberingAfterBreak="0">
+  <w:abstractNum w:abstractNumId="25" w15:restartNumberingAfterBreak="0">
+    <w:nsid w:val="47914824"/>
+    <w:multiLevelType w:val="multilevel"/>
+    <w:tmpl w:val="BA34F79E"/>
+    <w:lvl w:ilvl="0">
+      <w:start w:val="1"/>
+      <w:numFmt w:val="bullet"/>
+      <w:lvlText w:val=""/>
+      <w:lvlJc w:val="left"/>
+      <w:pPr>
+        <w:tabs>
+          <w:tab w:val="num" w:pos="720"/>
+        </w:tabs>
+        <w:ind w:left="720" w:hanging="360"/>
+      </w:pPr>
+      <w:rPr>
+        <w:rFonts w:ascii="Symbol" w:hAnsi="Symbol" w:hint="default"/>
+        <w:sz w:val="20"/>
+      </w:rPr>
+    </w:lvl>
+    <w:lvl w:ilvl="1" w:tentative="1">
+      <w:start w:val="1"/>
+      <w:numFmt w:val="bullet"/>
+      <w:lvlText w:val="o"/>
+      <w:lvlJc w:val="left"/>
+      <w:pPr>
+        <w:tabs>
+          <w:tab w:val="num" w:pos="1440"/>
+        </w:tabs>
+        <w:ind w:left="1440" w:hanging="360"/>
+      </w:pPr>
+      <w:rPr>
+        <w:rFonts w:ascii="Courier New" w:hAnsi="Courier New" w:hint="default"/>
+        <w:sz w:val="20"/>
+      </w:rPr>
+    </w:lvl>
+    <w:lvl w:ilvl="2" w:tentative="1">
+      <w:start w:val="1"/>
+      <w:numFmt w:val="bullet"/>
+      <w:lvlText w:val=""/>
+      <w:lvlJc w:val="left"/>
+      <w:pPr>
+        <w:tabs>
+          <w:tab w:val="num" w:pos="2160"/>
+        </w:tabs>
+        <w:ind w:left="2160" w:hanging="360"/>
+      </w:pPr>
+      <w:rPr>
+        <w:rFonts w:ascii="Wingdings" w:hAnsi="Wingdings" w:hint="default"/>
+        <w:sz w:val="20"/>
+      </w:rPr>
+    </w:lvl>
+    <w:lvl w:ilvl="3" w:tentative="1">
+      <w:start w:val="1"/>
+      <w:numFmt w:val="bullet"/>
+      <w:lvlText w:val=""/>
+      <w:lvlJc w:val="left"/>
+      <w:pPr>
+        <w:tabs>
+          <w:tab w:val="num" w:pos="2880"/>
+        </w:tabs>
+        <w:ind w:left="2880" w:hanging="360"/>
+      </w:pPr>
+      <w:rPr>
+        <w:rFonts w:ascii="Wingdings" w:hAnsi="Wingdings" w:hint="default"/>
+        <w:sz w:val="20"/>
+      </w:rPr>
+    </w:lvl>
+    <w:lvl w:ilvl="4" w:tentative="1">
+      <w:start w:val="1"/>
+      <w:numFmt w:val="bullet"/>
+      <w:lvlText w:val=""/>
+      <w:lvlJc w:val="left"/>
+      <w:pPr>
+        <w:tabs>
+          <w:tab w:val="num" w:pos="3600"/>
+        </w:tabs>
+        <w:ind w:left="3600" w:hanging="360"/>
+      </w:pPr>
+      <w:rPr>
+        <w:rFonts w:ascii="Wingdings" w:hAnsi="Wingdings" w:hint="default"/>
+        <w:sz w:val="20"/>
+      </w:rPr>
+    </w:lvl>
+    <w:lvl w:ilvl="5" w:tentative="1">
+      <w:start w:val="1"/>
+      <w:numFmt w:val="bullet"/>
+      <w:lvlText w:val=""/>
+      <w:lvlJc w:val="left"/>
+      <w:pPr>
+        <w:tabs>
+          <w:tab w:val="num" w:pos="4320"/>
+        </w:tabs>
+        <w:ind w:left="4320" w:hanging="360"/>
+      </w:pPr>
+      <w:rPr>
+        <w:rFonts w:ascii="Wingdings" w:hAnsi="Wingdings" w:hint="default"/>
+        <w:sz w:val="20"/>
+      </w:rPr>
+    </w:lvl>
+    <w:lvl w:ilvl="6" w:tentative="1">
+      <w:start w:val="1"/>
+      <w:numFmt w:val="bullet"/>
+      <w:lvlText w:val=""/>
+      <w:lvlJc w:val="left"/>
+      <w:pPr>
+        <w:tabs>
+          <w:tab w:val="num" w:pos="5040"/>
+        </w:tabs>
+        <w:ind w:left="5040" w:hanging="360"/>
+      </w:pPr>
+      <w:rPr>
+        <w:rFonts w:ascii="Wingdings" w:hAnsi="Wingdings" w:hint="default"/>
+        <w:sz w:val="20"/>
+      </w:rPr>
+    </w:lvl>
+    <w:lvl w:ilvl="7" w:tentative="1">
+      <w:start w:val="1"/>
+      <w:numFmt w:val="bullet"/>
+      <w:lvlText w:val=""/>
+      <w:lvlJc w:val="left"/>
+      <w:pPr>
+        <w:tabs>
+          <w:tab w:val="num" w:pos="5760"/>
+        </w:tabs>
+        <w:ind w:left="5760" w:hanging="360"/>
+      </w:pPr>
+      <w:rPr>
+        <w:rFonts w:ascii="Wingdings" w:hAnsi="Wingdings" w:hint="default"/>
+        <w:sz w:val="20"/>
+      </w:rPr>
+    </w:lvl>
+    <w:lvl w:ilvl="8" w:tentative="1">
+      <w:start w:val="1"/>
+      <w:numFmt w:val="bullet"/>
+      <w:lvlText w:val=""/>
+      <w:lvlJc w:val="left"/>
+      <w:pPr>
+        <w:tabs>
+          <w:tab w:val="num" w:pos="6480"/>
+        </w:tabs>
+        <w:ind w:left="6480" w:hanging="360"/>
+      </w:pPr>
+      <w:rPr>
+        <w:rFonts w:ascii="Wingdings" w:hAnsi="Wingdings" w:hint="default"/>
+        <w:sz w:val="20"/>
+      </w:rPr>
+    </w:lvl>
+  </w:abstractNum>
+  <w:abstractNum w:abstractNumId="26" w15:restartNumberingAfterBreak="0">
     <w:nsid w:val="48325AF1"/>
     <w:multiLevelType w:val="multilevel"/>
     <w:tmpl w:val="1AA203BA"/>
@@ -11161,7 +12931,7 @@
       </w:rPr>
     </w:lvl>
   </w:abstractNum>
-  <w:abstractNum w:abstractNumId="22" w15:restartNumberingAfterBreak="0">
+  <w:abstractNum w:abstractNumId="27" w15:restartNumberingAfterBreak="0">
     <w:nsid w:val="48DE2605"/>
     <w:multiLevelType w:val="multilevel"/>
     <w:tmpl w:val="7BC2606E"/>
@@ -11310,7 +13080,7 @@
       </w:rPr>
     </w:lvl>
   </w:abstractNum>
-  <w:abstractNum w:abstractNumId="23" w15:restartNumberingAfterBreak="0">
+  <w:abstractNum w:abstractNumId="28" w15:restartNumberingAfterBreak="0">
     <w:nsid w:val="4AA20041"/>
     <w:multiLevelType w:val="multilevel"/>
     <w:tmpl w:val="CD3E3B64"/>
@@ -11459,7 +13229,7 @@
       </w:rPr>
     </w:lvl>
   </w:abstractNum>
-  <w:abstractNum w:abstractNumId="24" w15:restartNumberingAfterBreak="0">
+  <w:abstractNum w:abstractNumId="29" w15:restartNumberingAfterBreak="0">
     <w:nsid w:val="4AFE41F8"/>
     <w:multiLevelType w:val="multilevel"/>
     <w:tmpl w:val="0D8E77F4"/>
@@ -11608,7 +13378,7 @@
       </w:rPr>
     </w:lvl>
   </w:abstractNum>
-  <w:abstractNum w:abstractNumId="25" w15:restartNumberingAfterBreak="0">
+  <w:abstractNum w:abstractNumId="30" w15:restartNumberingAfterBreak="0">
     <w:nsid w:val="4B426BE6"/>
     <w:multiLevelType w:val="multilevel"/>
     <w:tmpl w:val="5D98E2D6"/>
@@ -11757,7 +13527,7 @@
       </w:rPr>
     </w:lvl>
   </w:abstractNum>
-  <w:abstractNum w:abstractNumId="26" w15:restartNumberingAfterBreak="0">
+  <w:abstractNum w:abstractNumId="31" w15:restartNumberingAfterBreak="0">
     <w:nsid w:val="4EFC6E29"/>
     <w:multiLevelType w:val="multilevel"/>
     <w:tmpl w:val="ED3C94B6"/>
@@ -11906,7 +13676,7 @@
       </w:rPr>
     </w:lvl>
   </w:abstractNum>
-  <w:abstractNum w:abstractNumId="27" w15:restartNumberingAfterBreak="0">
+  <w:abstractNum w:abstractNumId="32" w15:restartNumberingAfterBreak="0">
     <w:nsid w:val="4F4439FB"/>
     <w:multiLevelType w:val="multilevel"/>
     <w:tmpl w:val="4232F080"/>
@@ -12055,7 +13825,120 @@
       </w:rPr>
     </w:lvl>
   </w:abstractNum>
-  <w:abstractNum w:abstractNumId="28" w15:restartNumberingAfterBreak="0">
+  <w:abstractNum w:abstractNumId="33" w15:restartNumberingAfterBreak="0">
+    <w:nsid w:val="51E61C0E"/>
+    <w:multiLevelType w:val="hybridMultilevel"/>
+    <w:tmpl w:val="E320D152"/>
+    <w:lvl w:ilvl="0" w:tplc="04090001">
+      <w:start w:val="1"/>
+      <w:numFmt w:val="bullet"/>
+      <w:lvlText w:val=""/>
+      <w:lvlJc w:val="left"/>
+      <w:pPr>
+        <w:ind w:left="720" w:hanging="360"/>
+      </w:pPr>
+      <w:rPr>
+        <w:rFonts w:ascii="Symbol" w:hAnsi="Symbol" w:hint="default"/>
+      </w:rPr>
+    </w:lvl>
+    <w:lvl w:ilvl="1" w:tplc="04090003" w:tentative="1">
+      <w:start w:val="1"/>
+      <w:numFmt w:val="bullet"/>
+      <w:lvlText w:val="o"/>
+      <w:lvlJc w:val="left"/>
+      <w:pPr>
+        <w:ind w:left="1440" w:hanging="360"/>
+      </w:pPr>
+      <w:rPr>
+        <w:rFonts w:ascii="Courier New" w:hAnsi="Courier New" w:cs="Courier New" w:hint="default"/>
+      </w:rPr>
+    </w:lvl>
+    <w:lvl w:ilvl="2" w:tplc="04090005" w:tentative="1">
+      <w:start w:val="1"/>
+      <w:numFmt w:val="bullet"/>
+      <w:lvlText w:val=""/>
+      <w:lvlJc w:val="left"/>
+      <w:pPr>
+        <w:ind w:left="2160" w:hanging="360"/>
+      </w:pPr>
+      <w:rPr>
+        <w:rFonts w:ascii="Wingdings" w:hAnsi="Wingdings" w:hint="default"/>
+      </w:rPr>
+    </w:lvl>
+    <w:lvl w:ilvl="3" w:tplc="04090001" w:tentative="1">
+      <w:start w:val="1"/>
+      <w:numFmt w:val="bullet"/>
+      <w:lvlText w:val=""/>
+      <w:lvlJc w:val="left"/>
+      <w:pPr>
+        <w:ind w:left="2880" w:hanging="360"/>
+      </w:pPr>
+      <w:rPr>
+        <w:rFonts w:ascii="Symbol" w:hAnsi="Symbol" w:hint="default"/>
+      </w:rPr>
+    </w:lvl>
+    <w:lvl w:ilvl="4" w:tplc="04090003" w:tentative="1">
+      <w:start w:val="1"/>
+      <w:numFmt w:val="bullet"/>
+      <w:lvlText w:val="o"/>
+      <w:lvlJc w:val="left"/>
+      <w:pPr>
+        <w:ind w:left="3600" w:hanging="360"/>
+      </w:pPr>
+      <w:rPr>
+        <w:rFonts w:ascii="Courier New" w:hAnsi="Courier New" w:cs="Courier New" w:hint="default"/>
+      </w:rPr>
+    </w:lvl>
+    <w:lvl w:ilvl="5" w:tplc="04090005" w:tentative="1">
+      <w:start w:val="1"/>
+      <w:numFmt w:val="bullet"/>
+      <w:lvlText w:val=""/>
+      <w:lvlJc w:val="left"/>
+      <w:pPr>
+        <w:ind w:left="4320" w:hanging="360"/>
+      </w:pPr>
+      <w:rPr>
+        <w:rFonts w:ascii="Wingdings" w:hAnsi="Wingdings" w:hint="default"/>
+      </w:rPr>
+    </w:lvl>
+    <w:lvl w:ilvl="6" w:tplc="04090001" w:tentative="1">
+      <w:start w:val="1"/>
+      <w:numFmt w:val="bullet"/>
+      <w:lvlText w:val=""/>
+      <w:lvlJc w:val="left"/>
+      <w:pPr>
+        <w:ind w:left="5040" w:hanging="360"/>
+      </w:pPr>
+      <w:rPr>
+        <w:rFonts w:ascii="Symbol" w:hAnsi="Symbol" w:hint="default"/>
+      </w:rPr>
+    </w:lvl>
+    <w:lvl w:ilvl="7" w:tplc="04090003" w:tentative="1">
+      <w:start w:val="1"/>
+      <w:numFmt w:val="bullet"/>
+      <w:lvlText w:val="o"/>
+      <w:lvlJc w:val="left"/>
+      <w:pPr>
+        <w:ind w:left="5760" w:hanging="360"/>
+      </w:pPr>
+      <w:rPr>
+        <w:rFonts w:ascii="Courier New" w:hAnsi="Courier New" w:cs="Courier New" w:hint="default"/>
+      </w:rPr>
+    </w:lvl>
+    <w:lvl w:ilvl="8" w:tplc="04090005" w:tentative="1">
+      <w:start w:val="1"/>
+      <w:numFmt w:val="bullet"/>
+      <w:lvlText w:val=""/>
+      <w:lvlJc w:val="left"/>
+      <w:pPr>
+        <w:ind w:left="6480" w:hanging="360"/>
+      </w:pPr>
+      <w:rPr>
+        <w:rFonts w:ascii="Wingdings" w:hAnsi="Wingdings" w:hint="default"/>
+      </w:rPr>
+    </w:lvl>
+  </w:abstractNum>
+  <w:abstractNum w:abstractNumId="34" w15:restartNumberingAfterBreak="0">
     <w:nsid w:val="56356E95"/>
     <w:multiLevelType w:val="multilevel"/>
     <w:tmpl w:val="51545702"/>
@@ -12204,7 +14087,7 @@
       </w:rPr>
     </w:lvl>
   </w:abstractNum>
-  <w:abstractNum w:abstractNumId="29" w15:restartNumberingAfterBreak="0">
+  <w:abstractNum w:abstractNumId="35" w15:restartNumberingAfterBreak="0">
     <w:nsid w:val="59210F75"/>
     <w:multiLevelType w:val="multilevel"/>
     <w:tmpl w:val="499C6496"/>
@@ -12353,7 +14236,156 @@
       </w:rPr>
     </w:lvl>
   </w:abstractNum>
-  <w:abstractNum w:abstractNumId="30" w15:restartNumberingAfterBreak="0">
+  <w:abstractNum w:abstractNumId="36" w15:restartNumberingAfterBreak="0">
+    <w:nsid w:val="5B052140"/>
+    <w:multiLevelType w:val="multilevel"/>
+    <w:tmpl w:val="A36CF4CA"/>
+    <w:lvl w:ilvl="0">
+      <w:start w:val="1"/>
+      <w:numFmt w:val="bullet"/>
+      <w:lvlText w:val=""/>
+      <w:lvlJc w:val="left"/>
+      <w:pPr>
+        <w:tabs>
+          <w:tab w:val="num" w:pos="720"/>
+        </w:tabs>
+        <w:ind w:left="720" w:hanging="360"/>
+      </w:pPr>
+      <w:rPr>
+        <w:rFonts w:ascii="Symbol" w:hAnsi="Symbol" w:hint="default"/>
+        <w:sz w:val="20"/>
+      </w:rPr>
+    </w:lvl>
+    <w:lvl w:ilvl="1" w:tentative="1">
+      <w:start w:val="1"/>
+      <w:numFmt w:val="bullet"/>
+      <w:lvlText w:val="o"/>
+      <w:lvlJc w:val="left"/>
+      <w:pPr>
+        <w:tabs>
+          <w:tab w:val="num" w:pos="1440"/>
+        </w:tabs>
+        <w:ind w:left="1440" w:hanging="360"/>
+      </w:pPr>
+      <w:rPr>
+        <w:rFonts w:ascii="Courier New" w:hAnsi="Courier New" w:hint="default"/>
+        <w:sz w:val="20"/>
+      </w:rPr>
+    </w:lvl>
+    <w:lvl w:ilvl="2" w:tentative="1">
+      <w:start w:val="1"/>
+      <w:numFmt w:val="bullet"/>
+      <w:lvlText w:val=""/>
+      <w:lvlJc w:val="left"/>
+      <w:pPr>
+        <w:tabs>
+          <w:tab w:val="num" w:pos="2160"/>
+        </w:tabs>
+        <w:ind w:left="2160" w:hanging="360"/>
+      </w:pPr>
+      <w:rPr>
+        <w:rFonts w:ascii="Wingdings" w:hAnsi="Wingdings" w:hint="default"/>
+        <w:sz w:val="20"/>
+      </w:rPr>
+    </w:lvl>
+    <w:lvl w:ilvl="3" w:tentative="1">
+      <w:start w:val="1"/>
+      <w:numFmt w:val="bullet"/>
+      <w:lvlText w:val=""/>
+      <w:lvlJc w:val="left"/>
+      <w:pPr>
+        <w:tabs>
+          <w:tab w:val="num" w:pos="2880"/>
+        </w:tabs>
+        <w:ind w:left="2880" w:hanging="360"/>
+      </w:pPr>
+      <w:rPr>
+        <w:rFonts w:ascii="Wingdings" w:hAnsi="Wingdings" w:hint="default"/>
+        <w:sz w:val="20"/>
+      </w:rPr>
+    </w:lvl>
+    <w:lvl w:ilvl="4" w:tentative="1">
+      <w:start w:val="1"/>
+      <w:numFmt w:val="bullet"/>
+      <w:lvlText w:val=""/>
+      <w:lvlJc w:val="left"/>
+      <w:pPr>
+        <w:tabs>
+          <w:tab w:val="num" w:pos="3600"/>
+        </w:tabs>
+        <w:ind w:left="3600" w:hanging="360"/>
+      </w:pPr>
+      <w:rPr>
+        <w:rFonts w:ascii="Wingdings" w:hAnsi="Wingdings" w:hint="default"/>
+        <w:sz w:val="20"/>
+      </w:rPr>
+    </w:lvl>
+    <w:lvl w:ilvl="5" w:tentative="1">
+      <w:start w:val="1"/>
+      <w:numFmt w:val="bullet"/>
+      <w:lvlText w:val=""/>
+      <w:lvlJc w:val="left"/>
+      <w:pPr>
+        <w:tabs>
+          <w:tab w:val="num" w:pos="4320"/>
+        </w:tabs>
+        <w:ind w:left="4320" w:hanging="360"/>
+      </w:pPr>
+      <w:rPr>
+        <w:rFonts w:ascii="Wingdings" w:hAnsi="Wingdings" w:hint="default"/>
+        <w:sz w:val="20"/>
+      </w:rPr>
+    </w:lvl>
+    <w:lvl w:ilvl="6" w:tentative="1">
+      <w:start w:val="1"/>
+      <w:numFmt w:val="bullet"/>
+      <w:lvlText w:val=""/>
+      <w:lvlJc w:val="left"/>
+      <w:pPr>
+        <w:tabs>
+          <w:tab w:val="num" w:pos="5040"/>
+        </w:tabs>
+        <w:ind w:left="5040" w:hanging="360"/>
+      </w:pPr>
+      <w:rPr>
+        <w:rFonts w:ascii="Wingdings" w:hAnsi="Wingdings" w:hint="default"/>
+        <w:sz w:val="20"/>
+      </w:rPr>
+    </w:lvl>
+    <w:lvl w:ilvl="7" w:tentative="1">
+      <w:start w:val="1"/>
+      <w:numFmt w:val="bullet"/>
+      <w:lvlText w:val=""/>
+      <w:lvlJc w:val="left"/>
+      <w:pPr>
+        <w:tabs>
+          <w:tab w:val="num" w:pos="5760"/>
+        </w:tabs>
+        <w:ind w:left="5760" w:hanging="360"/>
+      </w:pPr>
+      <w:rPr>
+        <w:rFonts w:ascii="Wingdings" w:hAnsi="Wingdings" w:hint="default"/>
+        <w:sz w:val="20"/>
+      </w:rPr>
+    </w:lvl>
+    <w:lvl w:ilvl="8" w:tentative="1">
+      <w:start w:val="1"/>
+      <w:numFmt w:val="bullet"/>
+      <w:lvlText w:val=""/>
+      <w:lvlJc w:val="left"/>
+      <w:pPr>
+        <w:tabs>
+          <w:tab w:val="num" w:pos="6480"/>
+        </w:tabs>
+        <w:ind w:left="6480" w:hanging="360"/>
+      </w:pPr>
+      <w:rPr>
+        <w:rFonts w:ascii="Wingdings" w:hAnsi="Wingdings" w:hint="default"/>
+        <w:sz w:val="20"/>
+      </w:rPr>
+    </w:lvl>
+  </w:abstractNum>
+  <w:abstractNum w:abstractNumId="37" w15:restartNumberingAfterBreak="0">
     <w:nsid w:val="5D316952"/>
     <w:multiLevelType w:val="multilevel"/>
     <w:tmpl w:val="7070D098"/>
@@ -12502,7 +14534,7 @@
       </w:rPr>
     </w:lvl>
   </w:abstractNum>
-  <w:abstractNum w:abstractNumId="31" w15:restartNumberingAfterBreak="0">
+  <w:abstractNum w:abstractNumId="38" w15:restartNumberingAfterBreak="0">
     <w:nsid w:val="5DEE4BD6"/>
     <w:multiLevelType w:val="multilevel"/>
     <w:tmpl w:val="12A47120"/>
@@ -12651,7 +14683,7 @@
       </w:rPr>
     </w:lvl>
   </w:abstractNum>
-  <w:abstractNum w:abstractNumId="32" w15:restartNumberingAfterBreak="0">
+  <w:abstractNum w:abstractNumId="39" w15:restartNumberingAfterBreak="0">
     <w:nsid w:val="62522E74"/>
     <w:multiLevelType w:val="multilevel"/>
     <w:tmpl w:val="C46050A8"/>
@@ -12800,7 +14832,7 @@
       </w:rPr>
     </w:lvl>
   </w:abstractNum>
-  <w:abstractNum w:abstractNumId="33" w15:restartNumberingAfterBreak="0">
+  <w:abstractNum w:abstractNumId="40" w15:restartNumberingAfterBreak="0">
     <w:nsid w:val="625231B6"/>
     <w:multiLevelType w:val="multilevel"/>
     <w:tmpl w:val="7E06195C"/>
@@ -12949,7 +14981,7 @@
       </w:rPr>
     </w:lvl>
   </w:abstractNum>
-  <w:abstractNum w:abstractNumId="34" w15:restartNumberingAfterBreak="0">
+  <w:abstractNum w:abstractNumId="41" w15:restartNumberingAfterBreak="0">
     <w:nsid w:val="6287241C"/>
     <w:multiLevelType w:val="multilevel"/>
     <w:tmpl w:val="1368F13E"/>
@@ -13098,7 +15130,156 @@
       </w:rPr>
     </w:lvl>
   </w:abstractNum>
-  <w:abstractNum w:abstractNumId="35" w15:restartNumberingAfterBreak="0">
+  <w:abstractNum w:abstractNumId="42" w15:restartNumberingAfterBreak="0">
+    <w:nsid w:val="69344C7C"/>
+    <w:multiLevelType w:val="multilevel"/>
+    <w:tmpl w:val="001C9274"/>
+    <w:lvl w:ilvl="0">
+      <w:start w:val="1"/>
+      <w:numFmt w:val="bullet"/>
+      <w:lvlText w:val=""/>
+      <w:lvlJc w:val="left"/>
+      <w:pPr>
+        <w:tabs>
+          <w:tab w:val="num" w:pos="720"/>
+        </w:tabs>
+        <w:ind w:left="720" w:hanging="360"/>
+      </w:pPr>
+      <w:rPr>
+        <w:rFonts w:ascii="Symbol" w:hAnsi="Symbol" w:hint="default"/>
+        <w:sz w:val="20"/>
+      </w:rPr>
+    </w:lvl>
+    <w:lvl w:ilvl="1">
+      <w:start w:val="1"/>
+      <w:numFmt w:val="bullet"/>
+      <w:lvlText w:val="o"/>
+      <w:lvlJc w:val="left"/>
+      <w:pPr>
+        <w:tabs>
+          <w:tab w:val="num" w:pos="1440"/>
+        </w:tabs>
+        <w:ind w:left="1440" w:hanging="360"/>
+      </w:pPr>
+      <w:rPr>
+        <w:rFonts w:ascii="Courier New" w:hAnsi="Courier New" w:hint="default"/>
+        <w:sz w:val="20"/>
+      </w:rPr>
+    </w:lvl>
+    <w:lvl w:ilvl="2" w:tentative="1">
+      <w:start w:val="1"/>
+      <w:numFmt w:val="bullet"/>
+      <w:lvlText w:val=""/>
+      <w:lvlJc w:val="left"/>
+      <w:pPr>
+        <w:tabs>
+          <w:tab w:val="num" w:pos="2160"/>
+        </w:tabs>
+        <w:ind w:left="2160" w:hanging="360"/>
+      </w:pPr>
+      <w:rPr>
+        <w:rFonts w:ascii="Wingdings" w:hAnsi="Wingdings" w:hint="default"/>
+        <w:sz w:val="20"/>
+      </w:rPr>
+    </w:lvl>
+    <w:lvl w:ilvl="3" w:tentative="1">
+      <w:start w:val="1"/>
+      <w:numFmt w:val="bullet"/>
+      <w:lvlText w:val=""/>
+      <w:lvlJc w:val="left"/>
+      <w:pPr>
+        <w:tabs>
+          <w:tab w:val="num" w:pos="2880"/>
+        </w:tabs>
+        <w:ind w:left="2880" w:hanging="360"/>
+      </w:pPr>
+      <w:rPr>
+        <w:rFonts w:ascii="Wingdings" w:hAnsi="Wingdings" w:hint="default"/>
+        <w:sz w:val="20"/>
+      </w:rPr>
+    </w:lvl>
+    <w:lvl w:ilvl="4" w:tentative="1">
+      <w:start w:val="1"/>
+      <w:numFmt w:val="bullet"/>
+      <w:lvlText w:val=""/>
+      <w:lvlJc w:val="left"/>
+      <w:pPr>
+        <w:tabs>
+          <w:tab w:val="num" w:pos="3600"/>
+        </w:tabs>
+        <w:ind w:left="3600" w:hanging="360"/>
+      </w:pPr>
+      <w:rPr>
+        <w:rFonts w:ascii="Wingdings" w:hAnsi="Wingdings" w:hint="default"/>
+        <w:sz w:val="20"/>
+      </w:rPr>
+    </w:lvl>
+    <w:lvl w:ilvl="5" w:tentative="1">
+      <w:start w:val="1"/>
+      <w:numFmt w:val="bullet"/>
+      <w:lvlText w:val=""/>
+      <w:lvlJc w:val="left"/>
+      <w:pPr>
+        <w:tabs>
+          <w:tab w:val="num" w:pos="4320"/>
+        </w:tabs>
+        <w:ind w:left="4320" w:hanging="360"/>
+      </w:pPr>
+      <w:rPr>
+        <w:rFonts w:ascii="Wingdings" w:hAnsi="Wingdings" w:hint="default"/>
+        <w:sz w:val="20"/>
+      </w:rPr>
+    </w:lvl>
+    <w:lvl w:ilvl="6" w:tentative="1">
+      <w:start w:val="1"/>
+      <w:numFmt w:val="bullet"/>
+      <w:lvlText w:val=""/>
+      <w:lvlJc w:val="left"/>
+      <w:pPr>
+        <w:tabs>
+          <w:tab w:val="num" w:pos="5040"/>
+        </w:tabs>
+        <w:ind w:left="5040" w:hanging="360"/>
+      </w:pPr>
+      <w:rPr>
+        <w:rFonts w:ascii="Wingdings" w:hAnsi="Wingdings" w:hint="default"/>
+        <w:sz w:val="20"/>
+      </w:rPr>
+    </w:lvl>
+    <w:lvl w:ilvl="7" w:tentative="1">
+      <w:start w:val="1"/>
+      <w:numFmt w:val="bullet"/>
+      <w:lvlText w:val=""/>
+      <w:lvlJc w:val="left"/>
+      <w:pPr>
+        <w:tabs>
+          <w:tab w:val="num" w:pos="5760"/>
+        </w:tabs>
+        <w:ind w:left="5760" w:hanging="360"/>
+      </w:pPr>
+      <w:rPr>
+        <w:rFonts w:ascii="Wingdings" w:hAnsi="Wingdings" w:hint="default"/>
+        <w:sz w:val="20"/>
+      </w:rPr>
+    </w:lvl>
+    <w:lvl w:ilvl="8" w:tentative="1">
+      <w:start w:val="1"/>
+      <w:numFmt w:val="bullet"/>
+      <w:lvlText w:val=""/>
+      <w:lvlJc w:val="left"/>
+      <w:pPr>
+        <w:tabs>
+          <w:tab w:val="num" w:pos="6480"/>
+        </w:tabs>
+        <w:ind w:left="6480" w:hanging="360"/>
+      </w:pPr>
+      <w:rPr>
+        <w:rFonts w:ascii="Wingdings" w:hAnsi="Wingdings" w:hint="default"/>
+        <w:sz w:val="20"/>
+      </w:rPr>
+    </w:lvl>
+  </w:abstractNum>
+  <w:abstractNum w:abstractNumId="43" w15:restartNumberingAfterBreak="0">
     <w:nsid w:val="6F8930AB"/>
     <w:multiLevelType w:val="multilevel"/>
     <w:tmpl w:val="762ACAFE"/>
@@ -13247,7 +15428,7 @@
       </w:rPr>
     </w:lvl>
   </w:abstractNum>
-  <w:abstractNum w:abstractNumId="36" w15:restartNumberingAfterBreak="0">
+  <w:abstractNum w:abstractNumId="44" w15:restartNumberingAfterBreak="0">
     <w:nsid w:val="757F6D06"/>
     <w:multiLevelType w:val="hybridMultilevel"/>
     <w:tmpl w:val="8DEABED0"/>
@@ -13360,7 +15541,7 @@
       </w:rPr>
     </w:lvl>
   </w:abstractNum>
-  <w:abstractNum w:abstractNumId="37" w15:restartNumberingAfterBreak="0">
+  <w:abstractNum w:abstractNumId="45" w15:restartNumberingAfterBreak="0">
     <w:nsid w:val="780C43D0"/>
     <w:multiLevelType w:val="multilevel"/>
     <w:tmpl w:val="73F2889A"/>
@@ -13509,7 +15690,7 @@
       </w:rPr>
     </w:lvl>
   </w:abstractNum>
-  <w:abstractNum w:abstractNumId="38" w15:restartNumberingAfterBreak="0">
+  <w:abstractNum w:abstractNumId="46" w15:restartNumberingAfterBreak="0">
     <w:nsid w:val="7AF71DF3"/>
     <w:multiLevelType w:val="multilevel"/>
     <w:tmpl w:val="348A1646"/>
@@ -13658,7 +15839,7 @@
       </w:rPr>
     </w:lvl>
   </w:abstractNum>
-  <w:abstractNum w:abstractNumId="39" w15:restartNumberingAfterBreak="0">
+  <w:abstractNum w:abstractNumId="47" w15:restartNumberingAfterBreak="0">
     <w:nsid w:val="7F1D44DB"/>
     <w:multiLevelType w:val="multilevel"/>
     <w:tmpl w:val="A664DA62"/>
@@ -13808,124 +15989,148 @@
     </w:lvl>
   </w:abstractNum>
   <w:num w:numId="1">
+    <w:abstractNumId w:val="41"/>
+  </w:num>
+  <w:num w:numId="2">
+    <w:abstractNumId w:val="19"/>
+  </w:num>
+  <w:num w:numId="3">
+    <w:abstractNumId w:val="31"/>
+  </w:num>
+  <w:num w:numId="4">
+    <w:abstractNumId w:val="27"/>
+  </w:num>
+  <w:num w:numId="5">
     <w:abstractNumId w:val="34"/>
   </w:num>
-  <w:num w:numId="2">
-    <w:abstractNumId w:val="15"/>
+  <w:num w:numId="6">
+    <w:abstractNumId w:val="8"/>
   </w:num>
-  <w:num w:numId="3">
-    <w:abstractNumId w:val="26"/>
+  <w:num w:numId="7">
+    <w:abstractNumId w:val="37"/>
   </w:num>
-  <w:num w:numId="4">
+  <w:num w:numId="8">
+    <w:abstractNumId w:val="32"/>
+  </w:num>
+  <w:num w:numId="9">
+    <w:abstractNumId w:val="6"/>
+  </w:num>
+  <w:num w:numId="10">
+    <w:abstractNumId w:val="30"/>
+  </w:num>
+  <w:num w:numId="11">
+    <w:abstractNumId w:val="20"/>
+  </w:num>
+  <w:num w:numId="12">
     <w:abstractNumId w:val="22"/>
   </w:num>
-  <w:num w:numId="5">
-    <w:abstractNumId w:val="28"/>
-  </w:num>
-  <w:num w:numId="6">
-    <w:abstractNumId w:val="6"/>
-  </w:num>
-  <w:num w:numId="7">
-    <w:abstractNumId w:val="30"/>
-  </w:num>
-  <w:num w:numId="8">
-    <w:abstractNumId w:val="27"/>
-  </w:num>
-  <w:num w:numId="9">
-    <w:abstractNumId w:val="5"/>
-  </w:num>
-  <w:num w:numId="10">
-    <w:abstractNumId w:val="25"/>
-  </w:num>
-  <w:num w:numId="11">
-    <w:abstractNumId w:val="16"/>
-  </w:num>
-  <w:num w:numId="12">
-    <w:abstractNumId w:val="18"/>
-  </w:num>
   <w:num w:numId="13">
-    <w:abstractNumId w:val="2"/>
+    <w:abstractNumId w:val="3"/>
   </w:num>
   <w:num w:numId="14">
-    <w:abstractNumId w:val="32"/>
+    <w:abstractNumId w:val="39"/>
   </w:num>
   <w:num w:numId="15">
-    <w:abstractNumId w:val="31"/>
+    <w:abstractNumId w:val="38"/>
   </w:num>
   <w:num w:numId="16">
+    <w:abstractNumId w:val="11"/>
+  </w:num>
+  <w:num w:numId="17">
+    <w:abstractNumId w:val="13"/>
+  </w:num>
+  <w:num w:numId="18">
+    <w:abstractNumId w:val="47"/>
+  </w:num>
+  <w:num w:numId="19">
     <w:abstractNumId w:val="9"/>
   </w:num>
-  <w:num w:numId="17">
-    <w:abstractNumId w:val="11"/>
-  </w:num>
-  <w:num w:numId="18">
-    <w:abstractNumId w:val="39"/>
-  </w:num>
-  <w:num w:numId="19">
-    <w:abstractNumId w:val="7"/>
-  </w:num>
   <w:num w:numId="20">
-    <w:abstractNumId w:val="33"/>
+    <w:abstractNumId w:val="40"/>
   </w:num>
   <w:num w:numId="21">
-    <w:abstractNumId w:val="13"/>
+    <w:abstractNumId w:val="17"/>
   </w:num>
   <w:num w:numId="22">
-    <w:abstractNumId w:val="37"/>
+    <w:abstractNumId w:val="45"/>
   </w:num>
   <w:num w:numId="23">
-    <w:abstractNumId w:val="36"/>
+    <w:abstractNumId w:val="44"/>
   </w:num>
   <w:num w:numId="24">
     <w:abstractNumId w:val="0"/>
   </w:num>
   <w:num w:numId="25">
+    <w:abstractNumId w:val="2"/>
+  </w:num>
+  <w:num w:numId="26">
+    <w:abstractNumId w:val="35"/>
+  </w:num>
+  <w:num w:numId="27">
+    <w:abstractNumId w:val="12"/>
+  </w:num>
+  <w:num w:numId="28">
+    <w:abstractNumId w:val="28"/>
+  </w:num>
+  <w:num w:numId="29">
+    <w:abstractNumId w:val="23"/>
+  </w:num>
+  <w:num w:numId="30">
+    <w:abstractNumId w:val="29"/>
+  </w:num>
+  <w:num w:numId="31">
+    <w:abstractNumId w:val="16"/>
+  </w:num>
+  <w:num w:numId="32">
+    <w:abstractNumId w:val="18"/>
+  </w:num>
+  <w:num w:numId="33">
+    <w:abstractNumId w:val="4"/>
+  </w:num>
+  <w:num w:numId="34">
+    <w:abstractNumId w:val="5"/>
+  </w:num>
+  <w:num w:numId="35">
+    <w:abstractNumId w:val="24"/>
+  </w:num>
+  <w:num w:numId="36">
+    <w:abstractNumId w:val="43"/>
+  </w:num>
+  <w:num w:numId="37">
+    <w:abstractNumId w:val="26"/>
+  </w:num>
+  <w:num w:numId="38">
+    <w:abstractNumId w:val="21"/>
+  </w:num>
+  <w:num w:numId="39">
+    <w:abstractNumId w:val="46"/>
+  </w:num>
+  <w:num w:numId="40">
+    <w:abstractNumId w:val="10"/>
+  </w:num>
+  <w:num w:numId="41">
+    <w:abstractNumId w:val="33"/>
+  </w:num>
+  <w:num w:numId="42">
+    <w:abstractNumId w:val="14"/>
+  </w:num>
+  <w:num w:numId="43">
+    <w:abstractNumId w:val="36"/>
+  </w:num>
+  <w:num w:numId="44">
+    <w:abstractNumId w:val="25"/>
+  </w:num>
+  <w:num w:numId="45">
+    <w:abstractNumId w:val="7"/>
+  </w:num>
+  <w:num w:numId="46">
+    <w:abstractNumId w:val="15"/>
+  </w:num>
+  <w:num w:numId="47">
     <w:abstractNumId w:val="1"/>
   </w:num>
-  <w:num w:numId="26">
-    <w:abstractNumId w:val="29"/>
-  </w:num>
-  <w:num w:numId="27">
-    <w:abstractNumId w:val="10"/>
-  </w:num>
-  <w:num w:numId="28">
-    <w:abstractNumId w:val="23"/>
-  </w:num>
-  <w:num w:numId="29">
-    <w:abstractNumId w:val="19"/>
-  </w:num>
-  <w:num w:numId="30">
-    <w:abstractNumId w:val="24"/>
-  </w:num>
-  <w:num w:numId="31">
-    <w:abstractNumId w:val="12"/>
-  </w:num>
-  <w:num w:numId="32">
-    <w:abstractNumId w:val="14"/>
-  </w:num>
-  <w:num w:numId="33">
-    <w:abstractNumId w:val="3"/>
-  </w:num>
-  <w:num w:numId="34">
-    <w:abstractNumId w:val="4"/>
-  </w:num>
-  <w:num w:numId="35">
-    <w:abstractNumId w:val="20"/>
-  </w:num>
-  <w:num w:numId="36">
-    <w:abstractNumId w:val="35"/>
-  </w:num>
-  <w:num w:numId="37">
-    <w:abstractNumId w:val="21"/>
-  </w:num>
-  <w:num w:numId="38">
-    <w:abstractNumId w:val="17"/>
-  </w:num>
-  <w:num w:numId="39">
-    <w:abstractNumId w:val="38"/>
-  </w:num>
-  <w:num w:numId="40">
-    <w:abstractNumId w:val="8"/>
+  <w:num w:numId="48">
+    <w:abstractNumId w:val="42"/>
   </w:num>
 </w:numbering>
 </file>
@@ -14426,7 +16631,6 @@
   <w:style w:type="character" w:default="1" w:styleId="DefaultParagraphFont">
     <w:name w:val="Default Paragraph Font"/>
     <w:uiPriority w:val="1"/>
-    <w:semiHidden/>
     <w:unhideWhenUsed/>
   </w:style>
   <w:style w:type="table" w:default="1" w:styleId="TableNormal">
@@ -14853,6 +17057,11 @@
       <w:szCs w:val="20"/>
     </w:rPr>
   </w:style>
+  <w:style w:type="character" w:customStyle="1" w:styleId="math-inline">
+    <w:name w:val="math-inline"/>
+    <w:basedOn w:val="DefaultParagraphFont"/>
+    <w:rsid w:val="006B7306"/>
+  </w:style>
 </w:styles>
 </file>
 

--- a/baocao/baocaoN9.docx
+++ b/baocao/baocaoN9.docx
@@ -650,23 +650,13 @@
                 <w:lang w:val="vi-VN"/>
               </w:rPr>
             </w:pPr>
-            <w:proofErr w:type="gramStart"/>
             <w:r>
               <w:rPr>
                 <w:rFonts w:cs="Times New Roman"/>
                 <w:b/>
                 <w:szCs w:val="28"/>
               </w:rPr>
-              <w:t>TP.Hồ</w:t>
-            </w:r>
-            <w:proofErr w:type="gramEnd"/>
-            <w:r>
-              <w:rPr>
-                <w:rFonts w:cs="Times New Roman"/>
-                <w:b/>
-                <w:szCs w:val="28"/>
-              </w:rPr>
-              <w:t xml:space="preserve"> Chí Minh, tháng </w:t>
+              <w:t xml:space="preserve">TP.Hồ Chí Minh, tháng </w:t>
             </w:r>
             <w:r>
               <w:rPr>
@@ -1141,25 +1131,7 @@
                 <w:b/>
                 <w:szCs w:val="28"/>
               </w:rPr>
-              <w:t xml:space="preserve">Giảng viên hướng </w:t>
-            </w:r>
-            <w:proofErr w:type="gramStart"/>
-            <w:r>
-              <w:rPr>
-                <w:rFonts w:cs="Times New Roman"/>
-                <w:b/>
-                <w:szCs w:val="28"/>
-              </w:rPr>
-              <w:t>dẫn:ThS</w:t>
-            </w:r>
-            <w:proofErr w:type="gramEnd"/>
-            <w:r>
-              <w:rPr>
-                <w:rFonts w:cs="Times New Roman"/>
-                <w:b/>
-                <w:szCs w:val="28"/>
-              </w:rPr>
-              <w:t xml:space="preserve"> Trần Anh Tuấn</w:t>
+              <w:t>Giảng viên hướng dẫn:ThS Trần Anh Tuấn</w:t>
             </w:r>
           </w:p>
           <w:p>
@@ -2826,7 +2798,7 @@
         </w:rPr>
         <w:fldChar w:fldCharType="separate"/>
       </w:r>
-      <w:hyperlink w:anchor="_Toc225335826" w:history="1">
+      <w:hyperlink w:anchor="_Toc226040302" w:history="1">
         <w:r>
           <w:rPr>
             <w:rStyle w:val="Hyperlink"/>
@@ -2853,7 +2825,7 @@
             <w:noProof/>
             <w:webHidden/>
           </w:rPr>
-          <w:instrText xml:space="preserve"> PAGEREF _Toc225335826 \h </w:instrText>
+          <w:instrText xml:space="preserve"> PAGEREF _Toc226040302 \h </w:instrText>
         </w:r>
         <w:r>
           <w:rPr>
@@ -2873,7 +2845,7 @@
             <w:noProof/>
             <w:webHidden/>
           </w:rPr>
-          <w:t>5</w:t>
+          <w:t>8</w:t>
         </w:r>
         <w:r>
           <w:rPr>
@@ -2896,7 +2868,7 @@
           <w:sz w:val="22"/>
         </w:rPr>
       </w:pPr>
-      <w:hyperlink w:anchor="_Toc225335827" w:history="1">
+      <w:hyperlink w:anchor="_Toc226040303" w:history="1">
         <w:r>
           <w:rPr>
             <w:rStyle w:val="Hyperlink"/>
@@ -2923,7 +2895,7 @@
             <w:noProof/>
             <w:webHidden/>
           </w:rPr>
-          <w:instrText xml:space="preserve"> PAGEREF _Toc225335827 \h </w:instrText>
+          <w:instrText xml:space="preserve"> PAGEREF _Toc226040303 \h </w:instrText>
         </w:r>
         <w:r>
           <w:rPr>
@@ -2943,7 +2915,77 @@
             <w:noProof/>
             <w:webHidden/>
           </w:rPr>
-          <w:t>6</w:t>
+          <w:t>10</w:t>
+        </w:r>
+        <w:r>
+          <w:rPr>
+            <w:noProof/>
+            <w:webHidden/>
+          </w:rPr>
+          <w:fldChar w:fldCharType="end"/>
+        </w:r>
+      </w:hyperlink>
+    </w:p>
+    <w:p>
+      <w:pPr>
+        <w:pStyle w:val="TOC1"/>
+        <w:tabs>
+          <w:tab w:val="right" w:leader="dot" w:pos="9391"/>
+        </w:tabs>
+        <w:rPr>
+          <w:rFonts w:asciiTheme="minorHAnsi" w:eastAsiaTheme="minorEastAsia" w:hAnsiTheme="minorHAnsi"/>
+          <w:noProof/>
+          <w:sz w:val="22"/>
+        </w:rPr>
+      </w:pPr>
+      <w:hyperlink w:anchor="_Toc226040304" w:history="1">
+        <w:r>
+          <w:rPr>
+            <w:rStyle w:val="Hyperlink"/>
+            <w:noProof/>
+          </w:rPr>
+          <w:t>Hình 2.2 Quy trình trích xuất dữ liệu</w:t>
+        </w:r>
+        <w:r>
+          <w:rPr>
+            <w:noProof/>
+            <w:webHidden/>
+          </w:rPr>
+          <w:tab/>
+        </w:r>
+        <w:r>
+          <w:rPr>
+            <w:noProof/>
+            <w:webHidden/>
+          </w:rPr>
+          <w:fldChar w:fldCharType="begin"/>
+        </w:r>
+        <w:r>
+          <w:rPr>
+            <w:noProof/>
+            <w:webHidden/>
+          </w:rPr>
+          <w:instrText xml:space="preserve"> PAGEREF _Toc226040304 \h </w:instrText>
+        </w:r>
+        <w:r>
+          <w:rPr>
+            <w:noProof/>
+            <w:webHidden/>
+          </w:rPr>
+        </w:r>
+        <w:r>
+          <w:rPr>
+            <w:noProof/>
+            <w:webHidden/>
+          </w:rPr>
+          <w:fldChar w:fldCharType="separate"/>
+        </w:r>
+        <w:r>
+          <w:rPr>
+            <w:noProof/>
+            <w:webHidden/>
+          </w:rPr>
+          <w:t>12</w:t>
         </w:r>
         <w:r>
           <w:rPr>
@@ -3102,7 +3144,6 @@
           <w:b/>
           <w:szCs w:val="28"/>
         </w:rPr>
-        <w:lastRenderedPageBreak/>
         <w:t>MỤC LỤC</w:t>
       </w:r>
     </w:p>
@@ -3152,7 +3193,7 @@
         </w:rPr>
         <w:fldChar w:fldCharType="separate"/>
       </w:r>
-      <w:hyperlink w:anchor="_Toc225335806" w:history="1">
+      <w:hyperlink w:anchor="_Toc226040457" w:history="1">
         <w:r>
           <w:rPr>
             <w:rStyle w:val="Hyperlink"/>
@@ -3179,7 +3220,7 @@
             <w:noProof/>
             <w:webHidden/>
           </w:rPr>
-          <w:instrText xml:space="preserve"> PAGEREF _Toc225335806 \h </w:instrText>
+          <w:instrText xml:space="preserve"> PAGEREF _Toc226040457 \h </w:instrText>
         </w:r>
         <w:r>
           <w:rPr>
@@ -3222,7 +3263,7 @@
           <w:sz w:val="22"/>
         </w:rPr>
       </w:pPr>
-      <w:hyperlink w:anchor="_Toc225335807" w:history="1">
+      <w:hyperlink w:anchor="_Toc226040458" w:history="1">
         <w:r>
           <w:rPr>
             <w:rStyle w:val="Hyperlink"/>
@@ -3249,7 +3290,7 @@
             <w:noProof/>
             <w:webHidden/>
           </w:rPr>
-          <w:instrText xml:space="preserve"> PAGEREF _Toc225335807 \h </w:instrText>
+          <w:instrText xml:space="preserve"> PAGEREF _Toc226040458 \h </w:instrText>
         </w:r>
         <w:r>
           <w:rPr>
@@ -3292,7 +3333,7 @@
           <w:sz w:val="22"/>
         </w:rPr>
       </w:pPr>
-      <w:hyperlink w:anchor="_Toc225335808" w:history="1">
+      <w:hyperlink w:anchor="_Toc226040459" w:history="1">
         <w:r>
           <w:rPr>
             <w:rStyle w:val="Hyperlink"/>
@@ -3319,7 +3360,7 @@
             <w:noProof/>
             <w:webHidden/>
           </w:rPr>
-          <w:instrText xml:space="preserve"> PAGEREF _Toc225335808 \h </w:instrText>
+          <w:instrText xml:space="preserve"> PAGEREF _Toc226040459 \h </w:instrText>
         </w:r>
         <w:r>
           <w:rPr>
@@ -3362,7 +3403,7 @@
           <w:sz w:val="22"/>
         </w:rPr>
       </w:pPr>
-      <w:hyperlink w:anchor="_Toc225335809" w:history="1">
+      <w:hyperlink w:anchor="_Toc226040460" w:history="1">
         <w:r>
           <w:rPr>
             <w:rStyle w:val="Hyperlink"/>
@@ -3389,7 +3430,7 @@
             <w:noProof/>
             <w:webHidden/>
           </w:rPr>
-          <w:instrText xml:space="preserve"> PAGEREF _Toc225335809 \h </w:instrText>
+          <w:instrText xml:space="preserve"> PAGEREF _Toc226040460 \h </w:instrText>
         </w:r>
         <w:r>
           <w:rPr>
@@ -3432,7 +3473,7 @@
           <w:sz w:val="22"/>
         </w:rPr>
       </w:pPr>
-      <w:hyperlink w:anchor="_Toc225335810" w:history="1">
+      <w:hyperlink w:anchor="_Toc226040461" w:history="1">
         <w:r>
           <w:rPr>
             <w:rStyle w:val="Hyperlink"/>
@@ -3459,7 +3500,7 @@
             <w:noProof/>
             <w:webHidden/>
           </w:rPr>
-          <w:instrText xml:space="preserve"> PAGEREF _Toc225335810 \h </w:instrText>
+          <w:instrText xml:space="preserve"> PAGEREF _Toc226040461 \h </w:instrText>
         </w:r>
         <w:r>
           <w:rPr>
@@ -3502,7 +3543,7 @@
           <w:sz w:val="22"/>
         </w:rPr>
       </w:pPr>
-      <w:hyperlink w:anchor="_Toc225335811" w:history="1">
+      <w:hyperlink w:anchor="_Toc226040462" w:history="1">
         <w:r>
           <w:rPr>
             <w:rStyle w:val="Hyperlink"/>
@@ -3529,7 +3570,7 @@
             <w:noProof/>
             <w:webHidden/>
           </w:rPr>
-          <w:instrText xml:space="preserve"> PAGEREF _Toc225335811 \h </w:instrText>
+          <w:instrText xml:space="preserve"> PAGEREF _Toc226040462 \h </w:instrText>
         </w:r>
         <w:r>
           <w:rPr>
@@ -3572,7 +3613,7 @@
           <w:sz w:val="22"/>
         </w:rPr>
       </w:pPr>
-      <w:hyperlink w:anchor="_Toc225335812" w:history="1">
+      <w:hyperlink w:anchor="_Toc226040463" w:history="1">
         <w:r>
           <w:rPr>
             <w:rStyle w:val="Hyperlink"/>
@@ -3599,7 +3640,7 @@
             <w:noProof/>
             <w:webHidden/>
           </w:rPr>
-          <w:instrText xml:space="preserve"> PAGEREF _Toc225335812 \h </w:instrText>
+          <w:instrText xml:space="preserve"> PAGEREF _Toc226040463 \h </w:instrText>
         </w:r>
         <w:r>
           <w:rPr>
@@ -3642,7 +3683,7 @@
           <w:sz w:val="22"/>
         </w:rPr>
       </w:pPr>
-      <w:hyperlink w:anchor="_Toc225335813" w:history="1">
+      <w:hyperlink w:anchor="_Toc226040464" w:history="1">
         <w:r>
           <w:rPr>
             <w:rStyle w:val="Hyperlink"/>
@@ -3669,7 +3710,7 @@
             <w:noProof/>
             <w:webHidden/>
           </w:rPr>
-          <w:instrText xml:space="preserve"> PAGEREF _Toc225335813 \h </w:instrText>
+          <w:instrText xml:space="preserve"> PAGEREF _Toc226040464 \h </w:instrText>
         </w:r>
         <w:r>
           <w:rPr>
@@ -3712,7 +3753,7 @@
           <w:sz w:val="22"/>
         </w:rPr>
       </w:pPr>
-      <w:hyperlink w:anchor="_Toc225335814" w:history="1">
+      <w:hyperlink w:anchor="_Toc226040465" w:history="1">
         <w:r>
           <w:rPr>
             <w:rStyle w:val="Hyperlink"/>
@@ -3739,7 +3780,7 @@
             <w:noProof/>
             <w:webHidden/>
           </w:rPr>
-          <w:instrText xml:space="preserve"> PAGEREF _Toc225335814 \h </w:instrText>
+          <w:instrText xml:space="preserve"> PAGEREF _Toc226040465 \h </w:instrText>
         </w:r>
         <w:r>
           <w:rPr>
@@ -3782,7 +3823,7 @@
           <w:sz w:val="22"/>
         </w:rPr>
       </w:pPr>
-      <w:hyperlink w:anchor="_Toc225335815" w:history="1">
+      <w:hyperlink w:anchor="_Toc226040466" w:history="1">
         <w:r>
           <w:rPr>
             <w:rStyle w:val="Hyperlink"/>
@@ -3809,7 +3850,7 @@
             <w:noProof/>
             <w:webHidden/>
           </w:rPr>
-          <w:instrText xml:space="preserve"> PAGEREF _Toc225335815 \h </w:instrText>
+          <w:instrText xml:space="preserve"> PAGEREF _Toc226040466 \h </w:instrText>
         </w:r>
         <w:r>
           <w:rPr>
@@ -3829,7 +3870,7 @@
             <w:noProof/>
             <w:webHidden/>
           </w:rPr>
-          <w:t>5</w:t>
+          <w:t>7</w:t>
         </w:r>
         <w:r>
           <w:rPr>
@@ -3852,7 +3893,7 @@
           <w:sz w:val="22"/>
         </w:rPr>
       </w:pPr>
-      <w:hyperlink w:anchor="_Toc225335816" w:history="1">
+      <w:hyperlink w:anchor="_Toc226040467" w:history="1">
         <w:r>
           <w:rPr>
             <w:rStyle w:val="Hyperlink"/>
@@ -3879,7 +3920,7 @@
             <w:noProof/>
             <w:webHidden/>
           </w:rPr>
-          <w:instrText xml:space="preserve"> PAGEREF _Toc225335816 \h </w:instrText>
+          <w:instrText xml:space="preserve"> PAGEREF _Toc226040467 \h </w:instrText>
         </w:r>
         <w:r>
           <w:rPr>
@@ -3899,7 +3940,7 @@
             <w:noProof/>
             <w:webHidden/>
           </w:rPr>
-          <w:t>6</w:t>
+          <w:t>9</w:t>
         </w:r>
         <w:r>
           <w:rPr>
@@ -3912,7 +3953,7 @@
     </w:p>
     <w:p>
       <w:pPr>
-        <w:pStyle w:val="TOC1"/>
+        <w:pStyle w:val="TOC2"/>
         <w:tabs>
           <w:tab w:val="right" w:leader="dot" w:pos="9391"/>
         </w:tabs>
@@ -3922,13 +3963,13 @@
           <w:sz w:val="22"/>
         </w:rPr>
       </w:pPr>
-      <w:hyperlink w:anchor="_Toc225335817" w:history="1">
+      <w:hyperlink w:anchor="_Toc226040468" w:history="1">
         <w:r>
           <w:rPr>
             <w:rStyle w:val="Hyperlink"/>
             <w:noProof/>
           </w:rPr>
-          <w:t>CHƯƠNG 3. PHÂN TÍCH HỆ THỐNG VÀ XÂY DỰNG SẢN PHẨM</w:t>
+          <w:t>2.4. Kỹ thuật Biểu diễn Văn bản (Text Embedding)</w:t>
         </w:r>
         <w:r>
           <w:rPr>
@@ -3949,7 +3990,7 @@
             <w:noProof/>
             <w:webHidden/>
           </w:rPr>
-          <w:instrText xml:space="preserve"> PAGEREF _Toc225335817 \h </w:instrText>
+          <w:instrText xml:space="preserve"> PAGEREF _Toc226040468 \h </w:instrText>
         </w:r>
         <w:r>
           <w:rPr>
@@ -3969,7 +4010,7 @@
             <w:noProof/>
             <w:webHidden/>
           </w:rPr>
-          <w:t>7</w:t>
+          <w:t>10</w:t>
         </w:r>
         <w:r>
           <w:rPr>
@@ -3982,7 +4023,7 @@
     </w:p>
     <w:p>
       <w:pPr>
-        <w:pStyle w:val="TOC2"/>
+        <w:pStyle w:val="TOC3"/>
         <w:tabs>
           <w:tab w:val="right" w:leader="dot" w:pos="9391"/>
         </w:tabs>
@@ -3992,13 +4033,13 @@
           <w:sz w:val="22"/>
         </w:rPr>
       </w:pPr>
-      <w:hyperlink w:anchor="_Toc225335818" w:history="1">
+      <w:hyperlink w:anchor="_Toc226040469" w:history="1">
         <w:r>
           <w:rPr>
             <w:rStyle w:val="Hyperlink"/>
             <w:noProof/>
           </w:rPr>
-          <w:t>3.1. Phân tích hệ thống</w:t>
+          <w:t>2.4.1. Từ Vector thưa (Sparse Vector) đến Vector dày (Dense Vector):</w:t>
         </w:r>
         <w:r>
           <w:rPr>
@@ -4019,7 +4060,7 @@
             <w:noProof/>
             <w:webHidden/>
           </w:rPr>
-          <w:instrText xml:space="preserve"> PAGEREF _Toc225335818 \h </w:instrText>
+          <w:instrText xml:space="preserve"> PAGEREF _Toc226040469 \h </w:instrText>
         </w:r>
         <w:r>
           <w:rPr>
@@ -4039,7 +4080,7 @@
             <w:noProof/>
             <w:webHidden/>
           </w:rPr>
-          <w:t>7</w:t>
+          <w:t>10</w:t>
         </w:r>
         <w:r>
           <w:rPr>
@@ -4062,58 +4103,13 @@
           <w:sz w:val="22"/>
         </w:rPr>
       </w:pPr>
-      <w:hyperlink w:anchor="_Toc225335819" w:history="1">
+      <w:hyperlink w:anchor="_Toc226040470" w:history="1">
         <w:r>
           <w:rPr>
             <w:rStyle w:val="Hyperlink"/>
             <w:noProof/>
           </w:rPr>
-          <w:t>3.1.1. Yêu c</w:t>
-        </w:r>
-        <w:r>
-          <w:rPr>
-            <w:rStyle w:val="Hyperlink"/>
-            <w:rFonts w:ascii="Cambria" w:hAnsi="Cambria" w:cs="Cambria"/>
-            <w:noProof/>
-          </w:rPr>
-          <w:t>ầ</w:t>
-        </w:r>
-        <w:r>
-          <w:rPr>
-            <w:rStyle w:val="Hyperlink"/>
-            <w:noProof/>
-          </w:rPr>
-          <w:t>u ch</w:t>
-        </w:r>
-        <w:r>
-          <w:rPr>
-            <w:rStyle w:val="Hyperlink"/>
-            <w:rFonts w:ascii="Cambria" w:hAnsi="Cambria" w:cs="Cambria"/>
-            <w:noProof/>
-          </w:rPr>
-          <w:t>ứ</w:t>
-        </w:r>
-        <w:r>
-          <w:rPr>
-            <w:rStyle w:val="Hyperlink"/>
-            <w:noProof/>
-          </w:rPr>
-          <w:t>c n</w:t>
-        </w:r>
-        <w:r>
-          <w:rPr>
-            <w:rStyle w:val="Hyperlink"/>
-            <w:rFonts w:ascii="Cambria" w:hAnsi="Cambria" w:cs="Cambria"/>
-            <w:noProof/>
-          </w:rPr>
-          <w:t>ă</w:t>
-        </w:r>
-        <w:r>
-          <w:rPr>
-            <w:rStyle w:val="Hyperlink"/>
-            <w:noProof/>
-          </w:rPr>
-          <w:t>ng (Functional Requirements)</w:t>
+          <w:t>2.4.2. Ưu thế của Contextual Embedding:</w:t>
         </w:r>
         <w:r>
           <w:rPr>
@@ -4134,7 +4130,7 @@
             <w:noProof/>
             <w:webHidden/>
           </w:rPr>
-          <w:instrText xml:space="preserve"> PAGEREF _Toc225335819 \h </w:instrText>
+          <w:instrText xml:space="preserve"> PAGEREF _Toc226040470 \h </w:instrText>
         </w:r>
         <w:r>
           <w:rPr>
@@ -4154,7 +4150,7 @@
             <w:noProof/>
             <w:webHidden/>
           </w:rPr>
-          <w:t>7</w:t>
+          <w:t>11</w:t>
         </w:r>
         <w:r>
           <w:rPr>
@@ -4167,7 +4163,7 @@
     </w:p>
     <w:p>
       <w:pPr>
-        <w:pStyle w:val="TOC3"/>
+        <w:pStyle w:val="TOC2"/>
         <w:tabs>
           <w:tab w:val="right" w:leader="dot" w:pos="9391"/>
         </w:tabs>
@@ -4177,58 +4173,13 @@
           <w:sz w:val="22"/>
         </w:rPr>
       </w:pPr>
-      <w:hyperlink w:anchor="_Toc225335820" w:history="1">
+      <w:hyperlink w:anchor="_Toc226040471" w:history="1">
         <w:r>
           <w:rPr>
             <w:rStyle w:val="Hyperlink"/>
             <w:noProof/>
           </w:rPr>
-          <w:t>3.1.2. Yêu c</w:t>
-        </w:r>
-        <w:r>
-          <w:rPr>
-            <w:rStyle w:val="Hyperlink"/>
-            <w:rFonts w:ascii="Cambria" w:hAnsi="Cambria" w:cs="Cambria"/>
-            <w:noProof/>
-          </w:rPr>
-          <w:t>ầ</w:t>
-        </w:r>
-        <w:r>
-          <w:rPr>
-            <w:rStyle w:val="Hyperlink"/>
-            <w:noProof/>
-          </w:rPr>
-          <w:t>u phi ch</w:t>
-        </w:r>
-        <w:r>
-          <w:rPr>
-            <w:rStyle w:val="Hyperlink"/>
-            <w:rFonts w:ascii="Cambria" w:hAnsi="Cambria" w:cs="Cambria"/>
-            <w:noProof/>
-          </w:rPr>
-          <w:t>ứ</w:t>
-        </w:r>
-        <w:r>
-          <w:rPr>
-            <w:rStyle w:val="Hyperlink"/>
-            <w:noProof/>
-          </w:rPr>
-          <w:t>c n</w:t>
-        </w:r>
-        <w:r>
-          <w:rPr>
-            <w:rStyle w:val="Hyperlink"/>
-            <w:rFonts w:ascii="Cambria" w:hAnsi="Cambria" w:cs="Cambria"/>
-            <w:noProof/>
-          </w:rPr>
-          <w:t>ă</w:t>
-        </w:r>
-        <w:r>
-          <w:rPr>
-            <w:rStyle w:val="Hyperlink"/>
-            <w:noProof/>
-          </w:rPr>
-          <w:t>ng (Non-functional Requirements)</w:t>
+          <w:t>2.5. Các chỉ số đo lường và đánh giá hiệu năng (Evaluation Metrics)</w:t>
         </w:r>
         <w:r>
           <w:rPr>
@@ -4249,7 +4200,7 @@
             <w:noProof/>
             <w:webHidden/>
           </w:rPr>
-          <w:instrText xml:space="preserve"> PAGEREF _Toc225335820 \h </w:instrText>
+          <w:instrText xml:space="preserve"> PAGEREF _Toc226040471 \h </w:instrText>
         </w:r>
         <w:r>
           <w:rPr>
@@ -4269,7 +4220,7 @@
             <w:noProof/>
             <w:webHidden/>
           </w:rPr>
-          <w:t>7</w:t>
+          <w:t>11</w:t>
         </w:r>
         <w:r>
           <w:rPr>
@@ -4292,13 +4243,13 @@
           <w:sz w:val="22"/>
         </w:rPr>
       </w:pPr>
-      <w:hyperlink w:anchor="_Toc225335821" w:history="1">
+      <w:hyperlink w:anchor="_Toc226040472" w:history="1">
         <w:r>
           <w:rPr>
             <w:rStyle w:val="Hyperlink"/>
             <w:noProof/>
           </w:rPr>
-          <w:t>3.2. Xây dựng giao diện sản phẩm</w:t>
+          <w:t>2.6. Quy trình trích xuất mẫu (Sampling) từ dữ liệu lớn</w:t>
         </w:r>
         <w:r>
           <w:rPr>
@@ -4319,7 +4270,7 @@
             <w:noProof/>
             <w:webHidden/>
           </w:rPr>
-          <w:instrText xml:space="preserve"> PAGEREF _Toc225335821 \h </w:instrText>
+          <w:instrText xml:space="preserve"> PAGEREF _Toc226040472 \h </w:instrText>
         </w:r>
         <w:r>
           <w:rPr>
@@ -4339,7 +4290,7 @@
             <w:noProof/>
             <w:webHidden/>
           </w:rPr>
-          <w:t>8</w:t>
+          <w:t>12</w:t>
         </w:r>
         <w:r>
           <w:rPr>
@@ -4362,13 +4313,13 @@
           <w:sz w:val="22"/>
         </w:rPr>
       </w:pPr>
-      <w:hyperlink w:anchor="_Toc225335822" w:history="1">
+      <w:hyperlink w:anchor="_Toc226040473" w:history="1">
         <w:r>
           <w:rPr>
             <w:rStyle w:val="Hyperlink"/>
             <w:noProof/>
           </w:rPr>
-          <w:t>KẾT LUẬN</w:t>
+          <w:t>CHƯƠNG 3. PHÂN TÍCH HỆ THỐNG VÀ XÂY DỰNG SẢN PHẨM</w:t>
         </w:r>
         <w:r>
           <w:rPr>
@@ -4389,7 +4340,7 @@
             <w:noProof/>
             <w:webHidden/>
           </w:rPr>
-          <w:instrText xml:space="preserve"> PAGEREF _Toc225335822 \h </w:instrText>
+          <w:instrText xml:space="preserve"> PAGEREF _Toc226040473 \h </w:instrText>
         </w:r>
         <w:r>
           <w:rPr>
@@ -4409,7 +4360,7 @@
             <w:noProof/>
             <w:webHidden/>
           </w:rPr>
-          <w:t>9</w:t>
+          <w:t>13</w:t>
         </w:r>
         <w:r>
           <w:rPr>
@@ -4432,12 +4383,1376 @@
           <w:sz w:val="22"/>
         </w:rPr>
       </w:pPr>
-      <w:hyperlink w:anchor="_Toc225335823" w:history="1">
+      <w:hyperlink w:anchor="_Toc226040474" w:history="1">
         <w:r>
           <w:rPr>
             <w:rStyle w:val="Hyperlink"/>
             <w:noProof/>
           </w:rPr>
+          <w:t>3.1. Phân tích hệ thống</w:t>
+        </w:r>
+        <w:r>
+          <w:rPr>
+            <w:noProof/>
+            <w:webHidden/>
+          </w:rPr>
+          <w:tab/>
+        </w:r>
+        <w:r>
+          <w:rPr>
+            <w:noProof/>
+            <w:webHidden/>
+          </w:rPr>
+          <w:fldChar w:fldCharType="begin"/>
+        </w:r>
+        <w:r>
+          <w:rPr>
+            <w:noProof/>
+            <w:webHidden/>
+          </w:rPr>
+          <w:instrText xml:space="preserve"> PAGEREF _Toc226040474 \h </w:instrText>
+        </w:r>
+        <w:r>
+          <w:rPr>
+            <w:noProof/>
+            <w:webHidden/>
+          </w:rPr>
+        </w:r>
+        <w:r>
+          <w:rPr>
+            <w:noProof/>
+            <w:webHidden/>
+          </w:rPr>
+          <w:fldChar w:fldCharType="separate"/>
+        </w:r>
+        <w:r>
+          <w:rPr>
+            <w:noProof/>
+            <w:webHidden/>
+          </w:rPr>
+          <w:t>13</w:t>
+        </w:r>
+        <w:r>
+          <w:rPr>
+            <w:noProof/>
+            <w:webHidden/>
+          </w:rPr>
+          <w:fldChar w:fldCharType="end"/>
+        </w:r>
+      </w:hyperlink>
+    </w:p>
+    <w:p>
+      <w:pPr>
+        <w:pStyle w:val="TOC3"/>
+        <w:tabs>
+          <w:tab w:val="right" w:leader="dot" w:pos="9391"/>
+        </w:tabs>
+        <w:rPr>
+          <w:rFonts w:asciiTheme="minorHAnsi" w:eastAsiaTheme="minorEastAsia" w:hAnsiTheme="minorHAnsi"/>
+          <w:noProof/>
+          <w:sz w:val="22"/>
+        </w:rPr>
+      </w:pPr>
+      <w:hyperlink w:anchor="_Toc226040475" w:history="1">
+        <w:r>
+          <w:rPr>
+            <w:rStyle w:val="Hyperlink"/>
+            <w:noProof/>
+          </w:rPr>
+          <w:t>3.1.1. Yêu c</w:t>
+        </w:r>
+        <w:r>
+          <w:rPr>
+            <w:rStyle w:val="Hyperlink"/>
+            <w:rFonts w:ascii="Cambria" w:hAnsi="Cambria" w:cs="Cambria"/>
+            <w:noProof/>
+          </w:rPr>
+          <w:t>ầ</w:t>
+        </w:r>
+        <w:r>
+          <w:rPr>
+            <w:rStyle w:val="Hyperlink"/>
+            <w:noProof/>
+          </w:rPr>
+          <w:t>u ch</w:t>
+        </w:r>
+        <w:r>
+          <w:rPr>
+            <w:rStyle w:val="Hyperlink"/>
+            <w:rFonts w:ascii="Cambria" w:hAnsi="Cambria" w:cs="Cambria"/>
+            <w:noProof/>
+          </w:rPr>
+          <w:t>ứ</w:t>
+        </w:r>
+        <w:r>
+          <w:rPr>
+            <w:rStyle w:val="Hyperlink"/>
+            <w:noProof/>
+          </w:rPr>
+          <w:t>c n</w:t>
+        </w:r>
+        <w:r>
+          <w:rPr>
+            <w:rStyle w:val="Hyperlink"/>
+            <w:rFonts w:ascii="Cambria" w:hAnsi="Cambria" w:cs="Cambria"/>
+            <w:noProof/>
+          </w:rPr>
+          <w:t>ă</w:t>
+        </w:r>
+        <w:r>
+          <w:rPr>
+            <w:rStyle w:val="Hyperlink"/>
+            <w:noProof/>
+          </w:rPr>
+          <w:t>ng (Functional Requirements)</w:t>
+        </w:r>
+        <w:r>
+          <w:rPr>
+            <w:noProof/>
+            <w:webHidden/>
+          </w:rPr>
+          <w:tab/>
+        </w:r>
+        <w:r>
+          <w:rPr>
+            <w:noProof/>
+            <w:webHidden/>
+          </w:rPr>
+          <w:fldChar w:fldCharType="begin"/>
+        </w:r>
+        <w:r>
+          <w:rPr>
+            <w:noProof/>
+            <w:webHidden/>
+          </w:rPr>
+          <w:instrText xml:space="preserve"> PAGEREF _Toc226040475 \h </w:instrText>
+        </w:r>
+        <w:r>
+          <w:rPr>
+            <w:noProof/>
+            <w:webHidden/>
+          </w:rPr>
+        </w:r>
+        <w:r>
+          <w:rPr>
+            <w:noProof/>
+            <w:webHidden/>
+          </w:rPr>
+          <w:fldChar w:fldCharType="separate"/>
+        </w:r>
+        <w:r>
+          <w:rPr>
+            <w:noProof/>
+            <w:webHidden/>
+          </w:rPr>
+          <w:t>13</w:t>
+        </w:r>
+        <w:r>
+          <w:rPr>
+            <w:noProof/>
+            <w:webHidden/>
+          </w:rPr>
+          <w:fldChar w:fldCharType="end"/>
+        </w:r>
+      </w:hyperlink>
+    </w:p>
+    <w:p>
+      <w:pPr>
+        <w:pStyle w:val="TOC3"/>
+        <w:tabs>
+          <w:tab w:val="right" w:leader="dot" w:pos="9391"/>
+        </w:tabs>
+        <w:rPr>
+          <w:rFonts w:asciiTheme="minorHAnsi" w:eastAsiaTheme="minorEastAsia" w:hAnsiTheme="minorHAnsi"/>
+          <w:noProof/>
+          <w:sz w:val="22"/>
+        </w:rPr>
+      </w:pPr>
+      <w:hyperlink w:anchor="_Toc226040476" w:history="1">
+        <w:r>
+          <w:rPr>
+            <w:rStyle w:val="Hyperlink"/>
+            <w:noProof/>
+          </w:rPr>
+          <w:t>3.1.2. Yêu c</w:t>
+        </w:r>
+        <w:r>
+          <w:rPr>
+            <w:rStyle w:val="Hyperlink"/>
+            <w:rFonts w:ascii="Cambria" w:hAnsi="Cambria" w:cs="Cambria"/>
+            <w:noProof/>
+          </w:rPr>
+          <w:t>ầ</w:t>
+        </w:r>
+        <w:r>
+          <w:rPr>
+            <w:rStyle w:val="Hyperlink"/>
+            <w:noProof/>
+          </w:rPr>
+          <w:t>u phi ch</w:t>
+        </w:r>
+        <w:r>
+          <w:rPr>
+            <w:rStyle w:val="Hyperlink"/>
+            <w:rFonts w:ascii="Cambria" w:hAnsi="Cambria" w:cs="Cambria"/>
+            <w:noProof/>
+          </w:rPr>
+          <w:t>ứ</w:t>
+        </w:r>
+        <w:r>
+          <w:rPr>
+            <w:rStyle w:val="Hyperlink"/>
+            <w:noProof/>
+          </w:rPr>
+          <w:t>c n</w:t>
+        </w:r>
+        <w:r>
+          <w:rPr>
+            <w:rStyle w:val="Hyperlink"/>
+            <w:rFonts w:ascii="Cambria" w:hAnsi="Cambria" w:cs="Cambria"/>
+            <w:noProof/>
+          </w:rPr>
+          <w:t>ă</w:t>
+        </w:r>
+        <w:r>
+          <w:rPr>
+            <w:rStyle w:val="Hyperlink"/>
+            <w:noProof/>
+          </w:rPr>
+          <w:t>ng (Non-functional Requirements)</w:t>
+        </w:r>
+        <w:r>
+          <w:rPr>
+            <w:noProof/>
+            <w:webHidden/>
+          </w:rPr>
+          <w:tab/>
+        </w:r>
+        <w:r>
+          <w:rPr>
+            <w:noProof/>
+            <w:webHidden/>
+          </w:rPr>
+          <w:fldChar w:fldCharType="begin"/>
+        </w:r>
+        <w:r>
+          <w:rPr>
+            <w:noProof/>
+            <w:webHidden/>
+          </w:rPr>
+          <w:instrText xml:space="preserve"> PAGEREF _Toc226040476 \h </w:instrText>
+        </w:r>
+        <w:r>
+          <w:rPr>
+            <w:noProof/>
+            <w:webHidden/>
+          </w:rPr>
+        </w:r>
+        <w:r>
+          <w:rPr>
+            <w:noProof/>
+            <w:webHidden/>
+          </w:rPr>
+          <w:fldChar w:fldCharType="separate"/>
+        </w:r>
+        <w:r>
+          <w:rPr>
+            <w:noProof/>
+            <w:webHidden/>
+          </w:rPr>
+          <w:t>13</w:t>
+        </w:r>
+        <w:r>
+          <w:rPr>
+            <w:noProof/>
+            <w:webHidden/>
+          </w:rPr>
+          <w:fldChar w:fldCharType="end"/>
+        </w:r>
+      </w:hyperlink>
+    </w:p>
+    <w:p>
+      <w:pPr>
+        <w:pStyle w:val="TOC2"/>
+        <w:tabs>
+          <w:tab w:val="right" w:leader="dot" w:pos="9391"/>
+        </w:tabs>
+        <w:rPr>
+          <w:rFonts w:asciiTheme="minorHAnsi" w:eastAsiaTheme="minorEastAsia" w:hAnsiTheme="minorHAnsi"/>
+          <w:noProof/>
+          <w:sz w:val="22"/>
+        </w:rPr>
+      </w:pPr>
+      <w:hyperlink w:anchor="_Toc226040477" w:history="1">
+        <w:r>
+          <w:rPr>
+            <w:rStyle w:val="Hyperlink"/>
+            <w:noProof/>
+          </w:rPr>
+          <w:t>3.2. Xây dựng thực nghiệm và phân tích quy trình</w:t>
+        </w:r>
+        <w:r>
+          <w:rPr>
+            <w:noProof/>
+            <w:webHidden/>
+          </w:rPr>
+          <w:tab/>
+        </w:r>
+        <w:r>
+          <w:rPr>
+            <w:noProof/>
+            <w:webHidden/>
+          </w:rPr>
+          <w:fldChar w:fldCharType="begin"/>
+        </w:r>
+        <w:r>
+          <w:rPr>
+            <w:noProof/>
+            <w:webHidden/>
+          </w:rPr>
+          <w:instrText xml:space="preserve"> PAGEREF _Toc226040477 \h </w:instrText>
+        </w:r>
+        <w:r>
+          <w:rPr>
+            <w:noProof/>
+            <w:webHidden/>
+          </w:rPr>
+        </w:r>
+        <w:r>
+          <w:rPr>
+            <w:noProof/>
+            <w:webHidden/>
+          </w:rPr>
+          <w:fldChar w:fldCharType="separate"/>
+        </w:r>
+        <w:r>
+          <w:rPr>
+            <w:noProof/>
+            <w:webHidden/>
+          </w:rPr>
+          <w:t>14</w:t>
+        </w:r>
+        <w:r>
+          <w:rPr>
+            <w:noProof/>
+            <w:webHidden/>
+          </w:rPr>
+          <w:fldChar w:fldCharType="end"/>
+        </w:r>
+      </w:hyperlink>
+    </w:p>
+    <w:p>
+      <w:pPr>
+        <w:pStyle w:val="TOC3"/>
+        <w:tabs>
+          <w:tab w:val="right" w:leader="dot" w:pos="9391"/>
+        </w:tabs>
+        <w:rPr>
+          <w:rFonts w:asciiTheme="minorHAnsi" w:eastAsiaTheme="minorEastAsia" w:hAnsiTheme="minorHAnsi"/>
+          <w:noProof/>
+          <w:sz w:val="22"/>
+        </w:rPr>
+      </w:pPr>
+      <w:hyperlink w:anchor="_Toc226040478" w:history="1">
+        <w:r>
+          <w:rPr>
+            <w:rStyle w:val="Hyperlink"/>
+            <w:noProof/>
+            <w:lang w:val="vi-VN"/>
+          </w:rPr>
+          <w:t>3.2.1. Cấu hình kỹ thuật QLoRA cho mô hình Llama 3.1</w:t>
+        </w:r>
+        <w:r>
+          <w:rPr>
+            <w:noProof/>
+            <w:webHidden/>
+          </w:rPr>
+          <w:tab/>
+        </w:r>
+        <w:r>
+          <w:rPr>
+            <w:noProof/>
+            <w:webHidden/>
+          </w:rPr>
+          <w:fldChar w:fldCharType="begin"/>
+        </w:r>
+        <w:r>
+          <w:rPr>
+            <w:noProof/>
+            <w:webHidden/>
+          </w:rPr>
+          <w:instrText xml:space="preserve"> PAGEREF _Toc226040478 \h </w:instrText>
+        </w:r>
+        <w:r>
+          <w:rPr>
+            <w:noProof/>
+            <w:webHidden/>
+          </w:rPr>
+        </w:r>
+        <w:r>
+          <w:rPr>
+            <w:noProof/>
+            <w:webHidden/>
+          </w:rPr>
+          <w:fldChar w:fldCharType="separate"/>
+        </w:r>
+        <w:r>
+          <w:rPr>
+            <w:noProof/>
+            <w:webHidden/>
+          </w:rPr>
+          <w:t>14</w:t>
+        </w:r>
+        <w:r>
+          <w:rPr>
+            <w:noProof/>
+            <w:webHidden/>
+          </w:rPr>
+          <w:fldChar w:fldCharType="end"/>
+        </w:r>
+      </w:hyperlink>
+    </w:p>
+    <w:p>
+      <w:pPr>
+        <w:pStyle w:val="TOC2"/>
+        <w:tabs>
+          <w:tab w:val="right" w:leader="dot" w:pos="9391"/>
+        </w:tabs>
+        <w:rPr>
+          <w:rFonts w:asciiTheme="minorHAnsi" w:eastAsiaTheme="minorEastAsia" w:hAnsiTheme="minorHAnsi"/>
+          <w:noProof/>
+          <w:sz w:val="22"/>
+        </w:rPr>
+      </w:pPr>
+      <w:hyperlink w:anchor="_Toc226040479" w:history="1">
+        <w:r>
+          <w:rPr>
+            <w:rStyle w:val="Hyperlink"/>
+            <w:noProof/>
+            <w:lang w:val="vi-VN"/>
+          </w:rPr>
+          <w:t>Nhóm lựa chọn mô hình nền tảng là Llama 3.1-8B-Instruct. Để có thể vận hành mô hình này trên môi trường điện toán đám mây có giới hạn về VRAM (như Google Colab), nhóm áp dụng kỹ thuật QLoRA (Quantized Low-Rank Adaptation):</w:t>
+        </w:r>
+        <w:r>
+          <w:rPr>
+            <w:noProof/>
+            <w:webHidden/>
+          </w:rPr>
+          <w:tab/>
+        </w:r>
+        <w:r>
+          <w:rPr>
+            <w:noProof/>
+            <w:webHidden/>
+          </w:rPr>
+          <w:fldChar w:fldCharType="begin"/>
+        </w:r>
+        <w:r>
+          <w:rPr>
+            <w:noProof/>
+            <w:webHidden/>
+          </w:rPr>
+          <w:instrText xml:space="preserve"> PAGEREF _Toc226040479 \h </w:instrText>
+        </w:r>
+        <w:r>
+          <w:rPr>
+            <w:noProof/>
+            <w:webHidden/>
+          </w:rPr>
+        </w:r>
+        <w:r>
+          <w:rPr>
+            <w:noProof/>
+            <w:webHidden/>
+          </w:rPr>
+          <w:fldChar w:fldCharType="separate"/>
+        </w:r>
+        <w:r>
+          <w:rPr>
+            <w:noProof/>
+            <w:webHidden/>
+          </w:rPr>
+          <w:t>14</w:t>
+        </w:r>
+        <w:r>
+          <w:rPr>
+            <w:noProof/>
+            <w:webHidden/>
+          </w:rPr>
+          <w:fldChar w:fldCharType="end"/>
+        </w:r>
+      </w:hyperlink>
+    </w:p>
+    <w:p>
+      <w:pPr>
+        <w:pStyle w:val="TOC3"/>
+        <w:tabs>
+          <w:tab w:val="right" w:leader="dot" w:pos="9391"/>
+        </w:tabs>
+        <w:rPr>
+          <w:rFonts w:asciiTheme="minorHAnsi" w:eastAsiaTheme="minorEastAsia" w:hAnsiTheme="minorHAnsi"/>
+          <w:noProof/>
+          <w:sz w:val="22"/>
+        </w:rPr>
+      </w:pPr>
+      <w:hyperlink w:anchor="_Toc226040480" w:history="1">
+        <w:r>
+          <w:rPr>
+            <w:rStyle w:val="Hyperlink"/>
+            <w:noProof/>
+            <w:lang w:val="vi-VN"/>
+          </w:rPr>
+          <w:t>3.2.2. Quy trình trích xuất và tiền xử lý dữ liệu từ tập con của The Pile</w:t>
+        </w:r>
+        <w:r>
+          <w:rPr>
+            <w:noProof/>
+            <w:webHidden/>
+          </w:rPr>
+          <w:tab/>
+        </w:r>
+        <w:r>
+          <w:rPr>
+            <w:noProof/>
+            <w:webHidden/>
+          </w:rPr>
+          <w:fldChar w:fldCharType="begin"/>
+        </w:r>
+        <w:r>
+          <w:rPr>
+            <w:noProof/>
+            <w:webHidden/>
+          </w:rPr>
+          <w:instrText xml:space="preserve"> PAGEREF _Toc226040480 \h </w:instrText>
+        </w:r>
+        <w:r>
+          <w:rPr>
+            <w:noProof/>
+            <w:webHidden/>
+          </w:rPr>
+        </w:r>
+        <w:r>
+          <w:rPr>
+            <w:noProof/>
+            <w:webHidden/>
+          </w:rPr>
+          <w:fldChar w:fldCharType="separate"/>
+        </w:r>
+        <w:r>
+          <w:rPr>
+            <w:noProof/>
+            <w:webHidden/>
+          </w:rPr>
+          <w:t>15</w:t>
+        </w:r>
+        <w:r>
+          <w:rPr>
+            <w:noProof/>
+            <w:webHidden/>
+          </w:rPr>
+          <w:fldChar w:fldCharType="end"/>
+        </w:r>
+      </w:hyperlink>
+    </w:p>
+    <w:p>
+      <w:pPr>
+        <w:pStyle w:val="TOC2"/>
+        <w:tabs>
+          <w:tab w:val="right" w:leader="dot" w:pos="9391"/>
+        </w:tabs>
+        <w:rPr>
+          <w:rFonts w:asciiTheme="minorHAnsi" w:eastAsiaTheme="minorEastAsia" w:hAnsiTheme="minorHAnsi"/>
+          <w:noProof/>
+          <w:sz w:val="22"/>
+        </w:rPr>
+      </w:pPr>
+      <w:hyperlink w:anchor="_Toc226040481" w:history="1">
+        <w:r>
+          <w:rPr>
+            <w:rStyle w:val="Hyperlink"/>
+            <w:noProof/>
+            <w:lang w:val="vi-VN"/>
+          </w:rPr>
+          <w:t>Do kích thước khổng lồ của tập dữ liệu The Pile (825GB), nhóm đã thực hiện quy trình trích xuất và làm sạch dữ liệu như sau:</w:t>
+        </w:r>
+        <w:r>
+          <w:rPr>
+            <w:noProof/>
+            <w:webHidden/>
+          </w:rPr>
+          <w:tab/>
+        </w:r>
+        <w:r>
+          <w:rPr>
+            <w:noProof/>
+            <w:webHidden/>
+          </w:rPr>
+          <w:fldChar w:fldCharType="begin"/>
+        </w:r>
+        <w:r>
+          <w:rPr>
+            <w:noProof/>
+            <w:webHidden/>
+          </w:rPr>
+          <w:instrText xml:space="preserve"> PAGEREF _Toc226040481 \h </w:instrText>
+        </w:r>
+        <w:r>
+          <w:rPr>
+            <w:noProof/>
+            <w:webHidden/>
+          </w:rPr>
+        </w:r>
+        <w:r>
+          <w:rPr>
+            <w:noProof/>
+            <w:webHidden/>
+          </w:rPr>
+          <w:fldChar w:fldCharType="separate"/>
+        </w:r>
+        <w:r>
+          <w:rPr>
+            <w:noProof/>
+            <w:webHidden/>
+          </w:rPr>
+          <w:t>15</w:t>
+        </w:r>
+        <w:r>
+          <w:rPr>
+            <w:noProof/>
+            <w:webHidden/>
+          </w:rPr>
+          <w:fldChar w:fldCharType="end"/>
+        </w:r>
+      </w:hyperlink>
+    </w:p>
+    <w:p>
+      <w:pPr>
+        <w:pStyle w:val="TOC3"/>
+        <w:tabs>
+          <w:tab w:val="right" w:leader="dot" w:pos="9391"/>
+        </w:tabs>
+        <w:rPr>
+          <w:rFonts w:asciiTheme="minorHAnsi" w:eastAsiaTheme="minorEastAsia" w:hAnsiTheme="minorHAnsi"/>
+          <w:noProof/>
+          <w:sz w:val="22"/>
+        </w:rPr>
+      </w:pPr>
+      <w:hyperlink w:anchor="_Toc226040482" w:history="1">
+        <w:r>
+          <w:rPr>
+            <w:rStyle w:val="Hyperlink"/>
+            <w:noProof/>
+            <w:lang w:val="vi-VN"/>
+          </w:rPr>
+          <w:t>3.2.3. Thiết lập thông số huấn luyện và tối ưu hóa tài nguyên GPU</w:t>
+        </w:r>
+        <w:r>
+          <w:rPr>
+            <w:noProof/>
+            <w:webHidden/>
+          </w:rPr>
+          <w:tab/>
+        </w:r>
+        <w:r>
+          <w:rPr>
+            <w:noProof/>
+            <w:webHidden/>
+          </w:rPr>
+          <w:fldChar w:fldCharType="begin"/>
+        </w:r>
+        <w:r>
+          <w:rPr>
+            <w:noProof/>
+            <w:webHidden/>
+          </w:rPr>
+          <w:instrText xml:space="preserve"> PAGEREF _Toc226040482 \h </w:instrText>
+        </w:r>
+        <w:r>
+          <w:rPr>
+            <w:noProof/>
+            <w:webHidden/>
+          </w:rPr>
+        </w:r>
+        <w:r>
+          <w:rPr>
+            <w:noProof/>
+            <w:webHidden/>
+          </w:rPr>
+          <w:fldChar w:fldCharType="separate"/>
+        </w:r>
+        <w:r>
+          <w:rPr>
+            <w:noProof/>
+            <w:webHidden/>
+          </w:rPr>
+          <w:t>15</w:t>
+        </w:r>
+        <w:r>
+          <w:rPr>
+            <w:noProof/>
+            <w:webHidden/>
+          </w:rPr>
+          <w:fldChar w:fldCharType="end"/>
+        </w:r>
+      </w:hyperlink>
+    </w:p>
+    <w:p>
+      <w:pPr>
+        <w:pStyle w:val="TOC2"/>
+        <w:tabs>
+          <w:tab w:val="right" w:leader="dot" w:pos="9391"/>
+        </w:tabs>
+        <w:rPr>
+          <w:rFonts w:asciiTheme="minorHAnsi" w:eastAsiaTheme="minorEastAsia" w:hAnsiTheme="minorHAnsi"/>
+          <w:noProof/>
+          <w:sz w:val="22"/>
+        </w:rPr>
+      </w:pPr>
+      <w:hyperlink w:anchor="_Toc226040483" w:history="1">
+        <w:r>
+          <w:rPr>
+            <w:rStyle w:val="Hyperlink"/>
+            <w:noProof/>
+            <w:lang w:val="vi-VN"/>
+          </w:rPr>
+          <w:t>Để quá trình huấn luyện diễn ra ổn định trên GPU Tesla T4, nhóm đã thiết lập các thông số tối ưu (Hyperparameters):</w:t>
+        </w:r>
+        <w:r>
+          <w:rPr>
+            <w:noProof/>
+            <w:webHidden/>
+          </w:rPr>
+          <w:tab/>
+        </w:r>
+        <w:r>
+          <w:rPr>
+            <w:noProof/>
+            <w:webHidden/>
+          </w:rPr>
+          <w:fldChar w:fldCharType="begin"/>
+        </w:r>
+        <w:r>
+          <w:rPr>
+            <w:noProof/>
+            <w:webHidden/>
+          </w:rPr>
+          <w:instrText xml:space="preserve"> PAGEREF _Toc226040483 \h </w:instrText>
+        </w:r>
+        <w:r>
+          <w:rPr>
+            <w:noProof/>
+            <w:webHidden/>
+          </w:rPr>
+        </w:r>
+        <w:r>
+          <w:rPr>
+            <w:noProof/>
+            <w:webHidden/>
+          </w:rPr>
+          <w:fldChar w:fldCharType="separate"/>
+        </w:r>
+        <w:r>
+          <w:rPr>
+            <w:noProof/>
+            <w:webHidden/>
+          </w:rPr>
+          <w:t>15</w:t>
+        </w:r>
+        <w:r>
+          <w:rPr>
+            <w:noProof/>
+            <w:webHidden/>
+          </w:rPr>
+          <w:fldChar w:fldCharType="end"/>
+        </w:r>
+      </w:hyperlink>
+    </w:p>
+    <w:p>
+      <w:pPr>
+        <w:pStyle w:val="TOC3"/>
+        <w:tabs>
+          <w:tab w:val="right" w:leader="dot" w:pos="9391"/>
+        </w:tabs>
+        <w:rPr>
+          <w:rFonts w:asciiTheme="minorHAnsi" w:eastAsiaTheme="minorEastAsia" w:hAnsiTheme="minorHAnsi"/>
+          <w:noProof/>
+          <w:sz w:val="22"/>
+        </w:rPr>
+      </w:pPr>
+      <w:hyperlink w:anchor="_Toc226040484" w:history="1">
+        <w:r>
+          <w:rPr>
+            <w:rStyle w:val="Hyperlink"/>
+            <w:noProof/>
+            <w:lang w:val="vi-VN"/>
+          </w:rPr>
+          <w:t>3.2.4. Xây dựng giao diện tương tác (Chatbot) và kiểm thử mô hình</w:t>
+        </w:r>
+        <w:r>
+          <w:rPr>
+            <w:noProof/>
+            <w:webHidden/>
+          </w:rPr>
+          <w:tab/>
+        </w:r>
+        <w:r>
+          <w:rPr>
+            <w:noProof/>
+            <w:webHidden/>
+          </w:rPr>
+          <w:fldChar w:fldCharType="begin"/>
+        </w:r>
+        <w:r>
+          <w:rPr>
+            <w:noProof/>
+            <w:webHidden/>
+          </w:rPr>
+          <w:instrText xml:space="preserve"> PAGEREF _Toc226040484 \h </w:instrText>
+        </w:r>
+        <w:r>
+          <w:rPr>
+            <w:noProof/>
+            <w:webHidden/>
+          </w:rPr>
+        </w:r>
+        <w:r>
+          <w:rPr>
+            <w:noProof/>
+            <w:webHidden/>
+          </w:rPr>
+          <w:fldChar w:fldCharType="separate"/>
+        </w:r>
+        <w:r>
+          <w:rPr>
+            <w:noProof/>
+            <w:webHidden/>
+          </w:rPr>
+          <w:t>16</w:t>
+        </w:r>
+        <w:r>
+          <w:rPr>
+            <w:noProof/>
+            <w:webHidden/>
+          </w:rPr>
+          <w:fldChar w:fldCharType="end"/>
+        </w:r>
+      </w:hyperlink>
+    </w:p>
+    <w:p>
+      <w:pPr>
+        <w:pStyle w:val="TOC2"/>
+        <w:tabs>
+          <w:tab w:val="right" w:leader="dot" w:pos="9391"/>
+        </w:tabs>
+        <w:rPr>
+          <w:rFonts w:asciiTheme="minorHAnsi" w:eastAsiaTheme="minorEastAsia" w:hAnsiTheme="minorHAnsi"/>
+          <w:noProof/>
+          <w:sz w:val="22"/>
+        </w:rPr>
+      </w:pPr>
+      <w:hyperlink w:anchor="_Toc226040485" w:history="1">
+        <w:r>
+          <w:rPr>
+            <w:rStyle w:val="Hyperlink"/>
+            <w:noProof/>
+            <w:lang w:val="vi-VN"/>
+          </w:rPr>
+          <w:t>Sau khi hoàn tất quá trình Fine-tuning, nhóm đã xây dựng một giao diện chatbot thực nghiệm để kiểm chứng kết quả:</w:t>
+        </w:r>
+        <w:r>
+          <w:rPr>
+            <w:noProof/>
+            <w:webHidden/>
+          </w:rPr>
+          <w:tab/>
+        </w:r>
+        <w:r>
+          <w:rPr>
+            <w:noProof/>
+            <w:webHidden/>
+          </w:rPr>
+          <w:fldChar w:fldCharType="begin"/>
+        </w:r>
+        <w:r>
+          <w:rPr>
+            <w:noProof/>
+            <w:webHidden/>
+          </w:rPr>
+          <w:instrText xml:space="preserve"> PAGEREF _Toc226040485 \h </w:instrText>
+        </w:r>
+        <w:r>
+          <w:rPr>
+            <w:noProof/>
+            <w:webHidden/>
+          </w:rPr>
+        </w:r>
+        <w:r>
+          <w:rPr>
+            <w:noProof/>
+            <w:webHidden/>
+          </w:rPr>
+          <w:fldChar w:fldCharType="separate"/>
+        </w:r>
+        <w:r>
+          <w:rPr>
+            <w:noProof/>
+            <w:webHidden/>
+          </w:rPr>
+          <w:t>16</w:t>
+        </w:r>
+        <w:r>
+          <w:rPr>
+            <w:noProof/>
+            <w:webHidden/>
+          </w:rPr>
+          <w:fldChar w:fldCharType="end"/>
+        </w:r>
+      </w:hyperlink>
+    </w:p>
+    <w:p>
+      <w:pPr>
+        <w:pStyle w:val="TOC2"/>
+        <w:tabs>
+          <w:tab w:val="right" w:leader="dot" w:pos="9391"/>
+        </w:tabs>
+        <w:rPr>
+          <w:rFonts w:asciiTheme="minorHAnsi" w:eastAsiaTheme="minorEastAsia" w:hAnsiTheme="minorHAnsi"/>
+          <w:noProof/>
+          <w:sz w:val="22"/>
+        </w:rPr>
+      </w:pPr>
+      <w:hyperlink w:anchor="_Toc226040486" w:history="1">
+        <w:r>
+          <w:rPr>
+            <w:rStyle w:val="Hyperlink"/>
+            <w:noProof/>
+          </w:rPr>
+          <w:t>3.3. Xây dựng giao diện sản phẩm</w:t>
+        </w:r>
+        <w:r>
+          <w:rPr>
+            <w:noProof/>
+            <w:webHidden/>
+          </w:rPr>
+          <w:tab/>
+        </w:r>
+        <w:r>
+          <w:rPr>
+            <w:noProof/>
+            <w:webHidden/>
+          </w:rPr>
+          <w:fldChar w:fldCharType="begin"/>
+        </w:r>
+        <w:r>
+          <w:rPr>
+            <w:noProof/>
+            <w:webHidden/>
+          </w:rPr>
+          <w:instrText xml:space="preserve"> PAGEREF _Toc226040486 \h </w:instrText>
+        </w:r>
+        <w:r>
+          <w:rPr>
+            <w:noProof/>
+            <w:webHidden/>
+          </w:rPr>
+        </w:r>
+        <w:r>
+          <w:rPr>
+            <w:noProof/>
+            <w:webHidden/>
+          </w:rPr>
+          <w:fldChar w:fldCharType="separate"/>
+        </w:r>
+        <w:r>
+          <w:rPr>
+            <w:noProof/>
+            <w:webHidden/>
+          </w:rPr>
+          <w:t>16</w:t>
+        </w:r>
+        <w:r>
+          <w:rPr>
+            <w:noProof/>
+            <w:webHidden/>
+          </w:rPr>
+          <w:fldChar w:fldCharType="end"/>
+        </w:r>
+      </w:hyperlink>
+    </w:p>
+    <w:p>
+      <w:pPr>
+        <w:pStyle w:val="TOC3"/>
+        <w:tabs>
+          <w:tab w:val="right" w:leader="dot" w:pos="9391"/>
+        </w:tabs>
+        <w:rPr>
+          <w:rFonts w:asciiTheme="minorHAnsi" w:eastAsiaTheme="minorEastAsia" w:hAnsiTheme="minorHAnsi"/>
+          <w:noProof/>
+          <w:sz w:val="22"/>
+        </w:rPr>
+      </w:pPr>
+      <w:hyperlink w:anchor="_Toc226040487" w:history="1">
+        <w:r>
+          <w:rPr>
+            <w:rStyle w:val="Hyperlink"/>
+            <w:noProof/>
+            <w:lang w:val="vi-VN"/>
+          </w:rPr>
+          <w:t>3.2.1</w:t>
+        </w:r>
+        <w:r>
+          <w:rPr>
+            <w:noProof/>
+            <w:webHidden/>
+          </w:rPr>
+          <w:tab/>
+        </w:r>
+        <w:r>
+          <w:rPr>
+            <w:noProof/>
+            <w:webHidden/>
+          </w:rPr>
+          <w:fldChar w:fldCharType="begin"/>
+        </w:r>
+        <w:r>
+          <w:rPr>
+            <w:noProof/>
+            <w:webHidden/>
+          </w:rPr>
+          <w:instrText xml:space="preserve"> PAGEREF _Toc226040487 \h </w:instrText>
+        </w:r>
+        <w:r>
+          <w:rPr>
+            <w:noProof/>
+            <w:webHidden/>
+          </w:rPr>
+        </w:r>
+        <w:r>
+          <w:rPr>
+            <w:noProof/>
+            <w:webHidden/>
+          </w:rPr>
+          <w:fldChar w:fldCharType="separate"/>
+        </w:r>
+        <w:r>
+          <w:rPr>
+            <w:noProof/>
+            <w:webHidden/>
+          </w:rPr>
+          <w:t>16</w:t>
+        </w:r>
+        <w:r>
+          <w:rPr>
+            <w:noProof/>
+            <w:webHidden/>
+          </w:rPr>
+          <w:fldChar w:fldCharType="end"/>
+        </w:r>
+      </w:hyperlink>
+    </w:p>
+    <w:p>
+      <w:pPr>
+        <w:pStyle w:val="TOC3"/>
+        <w:tabs>
+          <w:tab w:val="right" w:leader="dot" w:pos="9391"/>
+        </w:tabs>
+        <w:rPr>
+          <w:rFonts w:asciiTheme="minorHAnsi" w:eastAsiaTheme="minorEastAsia" w:hAnsiTheme="minorHAnsi"/>
+          <w:noProof/>
+          <w:sz w:val="22"/>
+        </w:rPr>
+      </w:pPr>
+      <w:hyperlink w:anchor="_Toc226040488" w:history="1">
+        <w:r>
+          <w:rPr>
+            <w:rStyle w:val="Hyperlink"/>
+            <w:noProof/>
+            <w:lang w:val="vi-VN"/>
+          </w:rPr>
+          <w:t>3.2.3</w:t>
+        </w:r>
+        <w:r>
+          <w:rPr>
+            <w:noProof/>
+            <w:webHidden/>
+          </w:rPr>
+          <w:tab/>
+        </w:r>
+        <w:r>
+          <w:rPr>
+            <w:noProof/>
+            <w:webHidden/>
+          </w:rPr>
+          <w:fldChar w:fldCharType="begin"/>
+        </w:r>
+        <w:r>
+          <w:rPr>
+            <w:noProof/>
+            <w:webHidden/>
+          </w:rPr>
+          <w:instrText xml:space="preserve"> PAGEREF _Toc226040488 \h </w:instrText>
+        </w:r>
+        <w:r>
+          <w:rPr>
+            <w:noProof/>
+            <w:webHidden/>
+          </w:rPr>
+        </w:r>
+        <w:r>
+          <w:rPr>
+            <w:noProof/>
+            <w:webHidden/>
+          </w:rPr>
+          <w:fldChar w:fldCharType="separate"/>
+        </w:r>
+        <w:r>
+          <w:rPr>
+            <w:noProof/>
+            <w:webHidden/>
+          </w:rPr>
+          <w:t>16</w:t>
+        </w:r>
+        <w:r>
+          <w:rPr>
+            <w:noProof/>
+            <w:webHidden/>
+          </w:rPr>
+          <w:fldChar w:fldCharType="end"/>
+        </w:r>
+      </w:hyperlink>
+    </w:p>
+    <w:p>
+      <w:pPr>
+        <w:pStyle w:val="TOC1"/>
+        <w:tabs>
+          <w:tab w:val="right" w:leader="dot" w:pos="9391"/>
+        </w:tabs>
+        <w:rPr>
+          <w:rFonts w:asciiTheme="minorHAnsi" w:eastAsiaTheme="minorEastAsia" w:hAnsiTheme="minorHAnsi"/>
+          <w:noProof/>
+          <w:sz w:val="22"/>
+        </w:rPr>
+      </w:pPr>
+      <w:hyperlink w:anchor="_Toc226040489" w:history="1">
+        <w:r>
+          <w:rPr>
+            <w:rStyle w:val="Hyperlink"/>
+            <w:noProof/>
+          </w:rPr>
+          <w:t>KẾT LUẬN</w:t>
+        </w:r>
+        <w:r>
+          <w:rPr>
+            <w:noProof/>
+            <w:webHidden/>
+          </w:rPr>
+          <w:tab/>
+        </w:r>
+        <w:r>
+          <w:rPr>
+            <w:noProof/>
+            <w:webHidden/>
+          </w:rPr>
+          <w:fldChar w:fldCharType="begin"/>
+        </w:r>
+        <w:r>
+          <w:rPr>
+            <w:noProof/>
+            <w:webHidden/>
+          </w:rPr>
+          <w:instrText xml:space="preserve"> PAGEREF _Toc226040489 \h </w:instrText>
+        </w:r>
+        <w:r>
+          <w:rPr>
+            <w:noProof/>
+            <w:webHidden/>
+          </w:rPr>
+        </w:r>
+        <w:r>
+          <w:rPr>
+            <w:noProof/>
+            <w:webHidden/>
+          </w:rPr>
+          <w:fldChar w:fldCharType="separate"/>
+        </w:r>
+        <w:r>
+          <w:rPr>
+            <w:noProof/>
+            <w:webHidden/>
+          </w:rPr>
+          <w:t>17</w:t>
+        </w:r>
+        <w:r>
+          <w:rPr>
+            <w:noProof/>
+            <w:webHidden/>
+          </w:rPr>
+          <w:fldChar w:fldCharType="end"/>
+        </w:r>
+      </w:hyperlink>
+    </w:p>
+    <w:p>
+      <w:pPr>
+        <w:pStyle w:val="TOC2"/>
+        <w:tabs>
+          <w:tab w:val="right" w:leader="dot" w:pos="9391"/>
+        </w:tabs>
+        <w:rPr>
+          <w:rFonts w:asciiTheme="minorHAnsi" w:eastAsiaTheme="minorEastAsia" w:hAnsiTheme="minorHAnsi"/>
+          <w:noProof/>
+          <w:sz w:val="22"/>
+        </w:rPr>
+      </w:pPr>
+      <w:hyperlink w:anchor="_Toc226040490" w:history="1">
+        <w:r>
+          <w:rPr>
+            <w:rStyle w:val="Hyperlink"/>
+            <w:rFonts w:eastAsiaTheme="majorEastAsia"/>
+            <w:noProof/>
+            <w:lang w:val="vi-VN"/>
+          </w:rPr>
+          <w:t>1. Kết quả đạt được và bài học kinh nghiệm</w:t>
+        </w:r>
+        <w:r>
+          <w:rPr>
+            <w:noProof/>
+            <w:webHidden/>
+          </w:rPr>
+          <w:tab/>
+        </w:r>
+        <w:r>
+          <w:rPr>
+            <w:noProof/>
+            <w:webHidden/>
+          </w:rPr>
+          <w:fldChar w:fldCharType="begin"/>
+        </w:r>
+        <w:r>
+          <w:rPr>
+            <w:noProof/>
+            <w:webHidden/>
+          </w:rPr>
+          <w:instrText xml:space="preserve"> PAGEREF _Toc226040490 \h </w:instrText>
+        </w:r>
+        <w:r>
+          <w:rPr>
+            <w:noProof/>
+            <w:webHidden/>
+          </w:rPr>
+        </w:r>
+        <w:r>
+          <w:rPr>
+            <w:noProof/>
+            <w:webHidden/>
+          </w:rPr>
+          <w:fldChar w:fldCharType="separate"/>
+        </w:r>
+        <w:r>
+          <w:rPr>
+            <w:noProof/>
+            <w:webHidden/>
+          </w:rPr>
+          <w:t>17</w:t>
+        </w:r>
+        <w:r>
+          <w:rPr>
+            <w:noProof/>
+            <w:webHidden/>
+          </w:rPr>
+          <w:fldChar w:fldCharType="end"/>
+        </w:r>
+      </w:hyperlink>
+    </w:p>
+    <w:p>
+      <w:pPr>
+        <w:pStyle w:val="TOC2"/>
+        <w:tabs>
+          <w:tab w:val="right" w:leader="dot" w:pos="9391"/>
+        </w:tabs>
+        <w:rPr>
+          <w:rFonts w:asciiTheme="minorHAnsi" w:eastAsiaTheme="minorEastAsia" w:hAnsiTheme="minorHAnsi"/>
+          <w:noProof/>
+          <w:sz w:val="22"/>
+        </w:rPr>
+      </w:pPr>
+      <w:hyperlink w:anchor="_Toc226040491" w:history="1">
+        <w:r>
+          <w:rPr>
+            <w:rStyle w:val="Hyperlink"/>
+            <w:rFonts w:eastAsiaTheme="majorEastAsia"/>
+            <w:noProof/>
+            <w:lang w:val="vi-VN"/>
+          </w:rPr>
+          <w:t>2. Hướng phát triển đề tài</w:t>
+        </w:r>
+        <w:r>
+          <w:rPr>
+            <w:noProof/>
+            <w:webHidden/>
+          </w:rPr>
+          <w:tab/>
+        </w:r>
+        <w:r>
+          <w:rPr>
+            <w:noProof/>
+            <w:webHidden/>
+          </w:rPr>
+          <w:fldChar w:fldCharType="begin"/>
+        </w:r>
+        <w:r>
+          <w:rPr>
+            <w:noProof/>
+            <w:webHidden/>
+          </w:rPr>
+          <w:instrText xml:space="preserve"> PAGEREF _Toc226040491 \h </w:instrText>
+        </w:r>
+        <w:r>
+          <w:rPr>
+            <w:noProof/>
+            <w:webHidden/>
+          </w:rPr>
+        </w:r>
+        <w:r>
+          <w:rPr>
+            <w:noProof/>
+            <w:webHidden/>
+          </w:rPr>
+          <w:fldChar w:fldCharType="separate"/>
+        </w:r>
+        <w:r>
+          <w:rPr>
+            <w:noProof/>
+            <w:webHidden/>
+          </w:rPr>
+          <w:t>17</w:t>
+        </w:r>
+        <w:r>
+          <w:rPr>
+            <w:noProof/>
+            <w:webHidden/>
+          </w:rPr>
+          <w:fldChar w:fldCharType="end"/>
+        </w:r>
+      </w:hyperlink>
+    </w:p>
+    <w:p>
+      <w:pPr>
+        <w:pStyle w:val="TOC2"/>
+        <w:tabs>
+          <w:tab w:val="right" w:leader="dot" w:pos="9391"/>
+        </w:tabs>
+        <w:rPr>
+          <w:rFonts w:asciiTheme="minorHAnsi" w:eastAsiaTheme="minorEastAsia" w:hAnsiTheme="minorHAnsi"/>
+          <w:noProof/>
+          <w:sz w:val="22"/>
+        </w:rPr>
+      </w:pPr>
+      <w:hyperlink w:anchor="_Toc226040492" w:history="1">
+        <w:r>
+          <w:rPr>
+            <w:rStyle w:val="Hyperlink"/>
+            <w:noProof/>
+          </w:rPr>
           <w:t>PHỤ LỤC</w:t>
         </w:r>
         <w:r>
@@ -4459,7 +5774,7 @@
             <w:noProof/>
             <w:webHidden/>
           </w:rPr>
-          <w:instrText xml:space="preserve"> PAGEREF _Toc225335823 \h </w:instrText>
+          <w:instrText xml:space="preserve"> PAGEREF _Toc226040492 \h </w:instrText>
         </w:r>
         <w:r>
           <w:rPr>
@@ -4479,7 +5794,7 @@
             <w:noProof/>
             <w:webHidden/>
           </w:rPr>
-          <w:t>12</w:t>
+          <w:t>19</w:t>
         </w:r>
         <w:r>
           <w:rPr>
@@ -4825,6 +6140,7 @@
       <w:bookmarkStart w:id="14" w:name="_Toc18753"/>
       <w:bookmarkStart w:id="15" w:name="_Toc8263"/>
       <w:bookmarkStart w:id="16" w:name="_Toc501"/>
+      <w:bookmarkStart w:id="17" w:name="_Toc226040457"/>
       <w:r>
         <w:t xml:space="preserve">CHƯƠNG 1. TỔNG QUAN </w:t>
       </w:r>
@@ -4834,6 +6150,7 @@
         <w:t>ĐỀ TÀI</w:t>
       </w:r>
       <w:bookmarkEnd w:id="12"/>
+      <w:bookmarkEnd w:id="17"/>
     </w:p>
     <w:p>
       <w:pPr>
@@ -4849,7 +6166,8 @@
           <w:rFonts w:eastAsia="Times New Roman"/>
         </w:rPr>
       </w:pPr>
-      <w:bookmarkStart w:id="17" w:name="_Toc225335807"/>
+      <w:bookmarkStart w:id="18" w:name="_Toc225335807"/>
+      <w:bookmarkStart w:id="19" w:name="_Toc226040458"/>
       <w:bookmarkEnd w:id="7"/>
       <w:bookmarkEnd w:id="8"/>
       <w:bookmarkEnd w:id="9"/>
@@ -4860,7 +6178,8 @@
       <w:r>
         <w:t>1.1. Lý do chọn đề tài</w:t>
       </w:r>
-      <w:bookmarkEnd w:id="17"/>
+      <w:bookmarkEnd w:id="18"/>
+      <w:bookmarkEnd w:id="19"/>
     </w:p>
     <w:p>
       <w:pPr>
@@ -4890,11 +6209,13 @@
       <w:pPr>
         <w:pStyle w:val="A2"/>
       </w:pPr>
-      <w:bookmarkStart w:id="18" w:name="_Toc225335808"/>
+      <w:bookmarkStart w:id="20" w:name="_Toc225335808"/>
+      <w:bookmarkStart w:id="21" w:name="_Toc226040459"/>
       <w:r>
         <w:t>1.2. Mục tiêu đề tài</w:t>
       </w:r>
-      <w:bookmarkEnd w:id="18"/>
+      <w:bookmarkEnd w:id="20"/>
+      <w:bookmarkEnd w:id="21"/>
     </w:p>
     <w:p>
       <w:pPr>
@@ -5001,7 +6322,7 @@
       <w:pPr>
         <w:pStyle w:val="A2"/>
       </w:pPr>
-      <w:bookmarkStart w:id="19" w:name="_Toc225335809"/>
+      <w:bookmarkStart w:id="22" w:name="_Toc225335809"/>
       <w:r>
         <w:t xml:space="preserve">     </w:t>
       </w:r>
@@ -5015,11 +6336,13 @@
       <w:pPr>
         <w:pStyle w:val="A2"/>
       </w:pPr>
+      <w:bookmarkStart w:id="23" w:name="_Toc226040460"/>
       <w:r>
         <w:lastRenderedPageBreak/>
         <w:t>1.3. Phạm vi đề tài</w:t>
       </w:r>
-      <w:bookmarkEnd w:id="19"/>
+      <w:bookmarkEnd w:id="22"/>
+      <w:bookmarkEnd w:id="23"/>
     </w:p>
     <w:p>
       <w:pPr>
@@ -5133,11 +6456,13 @@
       <w:pPr>
         <w:pStyle w:val="A2"/>
       </w:pPr>
-      <w:bookmarkStart w:id="20" w:name="_Toc225335810"/>
+      <w:bookmarkStart w:id="24" w:name="_Toc225335810"/>
+      <w:bookmarkStart w:id="25" w:name="_Toc226040461"/>
       <w:r>
         <w:t>1.4. Đối tượng nghiên cứu</w:t>
       </w:r>
-      <w:bookmarkEnd w:id="20"/>
+      <w:bookmarkEnd w:id="24"/>
+      <w:bookmarkEnd w:id="25"/>
     </w:p>
     <w:p>
       <w:pPr>
@@ -5182,7 +6507,7 @@
           <w:szCs w:val="28"/>
         </w:rPr>
       </w:pPr>
-      <w:bookmarkStart w:id="21" w:name="_Toc225335811"/>
+      <w:bookmarkStart w:id="26" w:name="_Toc225335811"/>
       <w:r>
         <w:rPr>
           <w:sz w:val="28"/>
@@ -5235,10 +6560,12 @@
       <w:pPr>
         <w:pStyle w:val="A2"/>
       </w:pPr>
+      <w:bookmarkStart w:id="27" w:name="_Toc226040462"/>
       <w:r>
         <w:t>1.5. Phương pháp nghiên cứu</w:t>
       </w:r>
-      <w:bookmarkEnd w:id="21"/>
+      <w:bookmarkEnd w:id="26"/>
+      <w:bookmarkEnd w:id="27"/>
     </w:p>
     <w:p>
       <w:pPr>
@@ -5291,15 +6618,7 @@
           <w:sz w:val="28"/>
           <w:szCs w:val="28"/>
         </w:rPr>
-        <w:t xml:space="preserve"> Trực tiếp lập trình trích xuất đặc trưng bằng ngôn ngữ Python, sau đó chuyển đổi dữ liệu sang định </w:t>
-      </w:r>
-      <w:proofErr w:type="gramStart"/>
-      <w:r>
-        <w:rPr>
-          <w:sz w:val="28"/>
-          <w:szCs w:val="28"/>
-        </w:rPr>
-        <w:t xml:space="preserve">dạng </w:t>
+        <w:t xml:space="preserve"> Trực tiếp lập trình trích xuất đặc trưng bằng ngôn ngữ Python, sau đó chuyển đổi dữ liệu sang định dạng </w:t>
       </w:r>
       <w:r>
         <w:rPr>
@@ -5309,7 +6628,6 @@
         </w:rPr>
         <w:t>.arff</w:t>
       </w:r>
-      <w:proofErr w:type="gramEnd"/>
       <w:r>
         <w:rPr>
           <w:sz w:val="28"/>
@@ -5365,11 +6683,13 @@
       <w:pPr>
         <w:pStyle w:val="A2"/>
       </w:pPr>
-      <w:bookmarkStart w:id="22" w:name="_Toc225335812"/>
+      <w:bookmarkStart w:id="28" w:name="_Toc225335812"/>
+      <w:bookmarkStart w:id="29" w:name="_Toc226040463"/>
       <w:r>
         <w:t>1.6. Bố cục đề tài</w:t>
       </w:r>
-      <w:bookmarkEnd w:id="22"/>
+      <w:bookmarkEnd w:id="28"/>
+      <w:bookmarkEnd w:id="29"/>
     </w:p>
     <w:p>
       <w:pPr>
@@ -5644,30 +6964,14 @@
           <w:sz w:val="28"/>
           <w:szCs w:val="28"/>
         </w:rPr>
-        <w:t xml:space="preserve"> Thực hiện các thuật toán K-Means, SVM hoặc Random Forest trên các vector đã trích </w:t>
-      </w:r>
-      <w:proofErr w:type="gramStart"/>
-      <w:r>
-        <w:rPr>
-          <w:sz w:val="28"/>
-          <w:szCs w:val="28"/>
-        </w:rPr>
-        <w:t>xuất.</w:t>
-      </w:r>
-      <w:r>
-        <w:rPr>
-          <w:sz w:val="28"/>
-          <w:szCs w:val="28"/>
-        </w:rPr>
-        <w:t>Cuối</w:t>
-      </w:r>
-      <w:proofErr w:type="gramEnd"/>
-      <w:r>
-        <w:rPr>
-          <w:sz w:val="28"/>
-          <w:szCs w:val="28"/>
-        </w:rPr>
-        <w:t xml:space="preserve"> cùng, </w:t>
+        <w:t xml:space="preserve"> Thực hiện các thuật toán K-Means, SVM hoặc Random Forest trên các vector đã trích xuất.</w:t>
+      </w:r>
+      <w:r>
+        <w:rPr>
+          <w:sz w:val="28"/>
+          <w:szCs w:val="28"/>
+        </w:rPr>
+        <w:t xml:space="preserve">Cuối cùng, </w:t>
       </w:r>
       <w:r>
         <w:rPr>
@@ -5729,12 +7033,14 @@
       <w:pPr>
         <w:pStyle w:val="A1"/>
       </w:pPr>
-      <w:bookmarkStart w:id="23" w:name="_Toc225335813"/>
+      <w:bookmarkStart w:id="30" w:name="_Toc225335813"/>
+      <w:bookmarkStart w:id="31" w:name="_Toc226040464"/>
       <w:r>
         <w:lastRenderedPageBreak/>
         <w:t>CHƯƠNG 2. CƠ SỞ LÝ THUYẾT</w:t>
       </w:r>
-      <w:bookmarkEnd w:id="23"/>
+      <w:bookmarkEnd w:id="30"/>
+      <w:bookmarkEnd w:id="31"/>
     </w:p>
     <w:p>
       <w:pPr>
@@ -5743,11 +7049,13 @@
           <w:rFonts w:eastAsia="Times New Roman"/>
         </w:rPr>
       </w:pPr>
-      <w:bookmarkStart w:id="24" w:name="_Toc225335814"/>
+      <w:bookmarkStart w:id="32" w:name="_Toc225335814"/>
+      <w:bookmarkStart w:id="33" w:name="_Toc226040465"/>
       <w:r>
         <w:t>2.1. Kiến trúc mô hình Transformer</w:t>
       </w:r>
-      <w:bookmarkEnd w:id="24"/>
+      <w:bookmarkEnd w:id="32"/>
+      <w:bookmarkEnd w:id="33"/>
     </w:p>
     <w:p>
       <w:pPr>
@@ -5758,7 +7066,7 @@
           <w:szCs w:val="28"/>
         </w:rPr>
       </w:pPr>
-      <w:bookmarkStart w:id="25" w:name="_Toc225335815"/>
+      <w:bookmarkStart w:id="34" w:name="_Toc225335815"/>
       <w:r>
         <w:rPr>
           <w:sz w:val="28"/>
@@ -5993,11 +7301,13 @@
       <w:pPr>
         <w:pStyle w:val="A2"/>
       </w:pPr>
+      <w:bookmarkStart w:id="35" w:name="_Toc226040466"/>
       <w:r>
         <w:lastRenderedPageBreak/>
         <w:t>2.2. Phần mềm khai thác dữ liệu WEKA</w:t>
       </w:r>
-      <w:bookmarkEnd w:id="25"/>
+      <w:bookmarkEnd w:id="34"/>
+      <w:bookmarkEnd w:id="35"/>
     </w:p>
     <w:p>
       <w:pPr>
@@ -6273,11 +7583,11 @@
       <w:pPr>
         <w:pStyle w:val="h"/>
       </w:pPr>
-      <w:bookmarkStart w:id="26" w:name="_Toc225335826"/>
+      <w:bookmarkStart w:id="36" w:name="_Toc226040302"/>
       <w:r>
         <w:t>Hình 2.1: Logo Weka</w:t>
       </w:r>
-      <w:bookmarkEnd w:id="26"/>
+      <w:bookmarkEnd w:id="36"/>
     </w:p>
     <w:p>
       <w:pPr>
@@ -6293,23 +7603,7 @@
           <w:sz w:val="28"/>
           <w:szCs w:val="28"/>
         </w:rPr>
-        <w:t xml:space="preserve">Trong phạm vi đề tài, Weka đóng vai trò là "trung tâm kiểm chứng". Sau khi dữ liệu văn bản từ The Pile được mô hình Transformer (Llama 3.1) mã hóa thành các vector số (Embeddings), các vector này sẽ được chuyển đổi sang định </w:t>
-      </w:r>
-      <w:proofErr w:type="gramStart"/>
-      <w:r>
-        <w:rPr>
-          <w:sz w:val="28"/>
-          <w:szCs w:val="28"/>
-        </w:rPr>
-        <w:t>dạng .arff</w:t>
-      </w:r>
-      <w:proofErr w:type="gramEnd"/>
-      <w:r>
-        <w:rPr>
-          <w:sz w:val="28"/>
-          <w:szCs w:val="28"/>
-        </w:rPr>
-        <w:t xml:space="preserve"> hoặc .csv để nạp vào Weka. Tại đây, nhóm sử dụng Weka để thực hiện các bài toán phân tích sâu, giúp chứng minh rằng các đặc trưng ngữ cảnh được trích xuất bởi Transformer mang lại độ chính xác cao hơn vượt trội so với các kỹ thuật vector hóa văn bản cũ như Bag-of-Words hay TF-IDF.</w:t>
+        <w:t>Trong phạm vi đề tài, Weka đóng vai trò là "trung tâm kiểm chứng". Sau khi dữ liệu văn bản từ The Pile được mô hình Transformer (Llama 3.1) mã hóa thành các vector số (Embeddings), các vector này sẽ được chuyển đổi sang định dạng .arff hoặc .csv để nạp vào Weka. Tại đây, nhóm sử dụng Weka để thực hiện các bài toán phân tích sâu, giúp chứng minh rằng các đặc trưng ngữ cảnh được trích xuất bởi Transformer mang lại độ chính xác cao hơn vượt trội so với các kỹ thuật vector hóa văn bản cũ như Bag-of-Words hay TF-IDF.</w:t>
       </w:r>
     </w:p>
     <w:p>
@@ -6342,11 +7636,13 @@
       <w:pPr>
         <w:pStyle w:val="A2"/>
       </w:pPr>
-      <w:bookmarkStart w:id="27" w:name="_Toc225335816"/>
+      <w:bookmarkStart w:id="37" w:name="_Toc225335816"/>
+      <w:bookmarkStart w:id="38" w:name="_Toc226040467"/>
       <w:r>
         <w:t>2.3. Tập dữ liệu lớn The Pile và thách thức trong Text Mining</w:t>
       </w:r>
-      <w:bookmarkEnd w:id="27"/>
+      <w:bookmarkEnd w:id="37"/>
+      <w:bookmarkEnd w:id="38"/>
     </w:p>
     <w:p>
       <w:pPr>
@@ -6708,11 +8004,11 @@
       <w:pPr>
         <w:pStyle w:val="h"/>
       </w:pPr>
-      <w:bookmarkStart w:id="28" w:name="_Toc225335827"/>
+      <w:bookmarkStart w:id="39" w:name="_Toc226040303"/>
       <w:r>
         <w:t>Hình 2.1: Logo Weka</w:t>
       </w:r>
-      <w:bookmarkEnd w:id="28"/>
+      <w:bookmarkEnd w:id="39"/>
     </w:p>
     <w:p>
       <w:pPr>
@@ -6726,9 +8022,11 @@
       <w:pPr>
         <w:pStyle w:val="A2"/>
       </w:pPr>
+      <w:bookmarkStart w:id="40" w:name="_Toc226040468"/>
       <w:r>
         <w:t>2.4. Kỹ thuật Biểu diễn Văn bản (Text Embedding)</w:t>
       </w:r>
+      <w:bookmarkEnd w:id="40"/>
     </w:p>
     <w:p>
       <w:pPr>
@@ -6750,9 +8048,11 @@
       <w:pPr>
         <w:pStyle w:val="A3"/>
       </w:pPr>
+      <w:bookmarkStart w:id="41" w:name="_Toc226040469"/>
       <w:r>
         <w:t>2.4.1. Từ Vector thưa (Sparse Vector) đến Vector dày (Dense Vector):</w:t>
       </w:r>
+      <w:bookmarkEnd w:id="41"/>
     </w:p>
     <w:p>
       <w:pPr>
@@ -6817,10 +8117,12 @@
       <w:pPr>
         <w:pStyle w:val="A3"/>
       </w:pPr>
+      <w:bookmarkStart w:id="42" w:name="_Toc226040470"/>
       <w:r>
         <w:lastRenderedPageBreak/>
         <w:t>2.4.2. Ưu thế của Contextual Embedding:</w:t>
       </w:r>
+      <w:bookmarkEnd w:id="42"/>
     </w:p>
     <w:p>
       <w:pPr>
@@ -6867,9 +8169,11 @@
       <w:pPr>
         <w:pStyle w:val="A2"/>
       </w:pPr>
+      <w:bookmarkStart w:id="43" w:name="_Toc226040471"/>
       <w:r>
         <w:t>2.5. Các chỉ số đo lường và đánh giá hiệu năng (Evaluation Metrics)</w:t>
       </w:r>
+      <w:bookmarkEnd w:id="43"/>
     </w:p>
     <w:p>
       <w:pPr>
@@ -6901,15 +8205,7 @@
           <w:sz w:val="28"/>
           <w:szCs w:val="28"/>
         </w:rPr>
-        <w:t>Ma trận nhầm lẫn (Confusion Matrix): Là bảng thống kê số lượng các trường hợp dự đoán đúng và sai của mô hình đối với từng lớp (Class). Bao gồm các giá trị: TP (True Positive</w:t>
-      </w:r>
-      <w:proofErr w:type="gramStart"/>
-      <w:r>
-        <w:rPr>
-          <w:sz w:val="28"/>
-          <w:szCs w:val="28"/>
-        </w:rPr>
-        <w:t xml:space="preserve">), </w:t>
+        <w:t xml:space="preserve">Ma trận nhầm lẫn (Confusion Matrix): Là bảng thống kê số lượng các trường hợp dự đoán đúng và sai của mô hình đối với từng lớp (Class). Bao gồm các giá trị: TP (True Positive), </w:t>
       </w:r>
       <w:r>
         <w:rPr>
@@ -6925,7 +8221,6 @@
         </w:rPr>
         <w:t>TN</w:t>
       </w:r>
-      <w:proofErr w:type="gramEnd"/>
       <w:r>
         <w:rPr>
           <w:sz w:val="28"/>
@@ -7155,10 +8450,12 @@
       <w:pPr>
         <w:pStyle w:val="A2"/>
       </w:pPr>
+      <w:bookmarkStart w:id="44" w:name="_Toc226040472"/>
       <w:r>
         <w:lastRenderedPageBreak/>
         <w:t>2.6. Quy trình trích xuất mẫu (Sampling) từ dữ liệu lớn</w:t>
       </w:r>
+      <w:bookmarkEnd w:id="44"/>
     </w:p>
     <w:p>
       <w:pPr>
@@ -7211,10 +8508,6 @@
       </w:r>
     </w:p>
     <w:p>
-      <w:pPr>
-        <w:pStyle w:val="A1"/>
-        <w:jc w:val="left"/>
-      </w:pPr>
       <w:r>
         <w:rPr>
           <w:noProof/>
@@ -7263,6 +8556,7 @@
           <w:lang w:val="en-US"/>
         </w:rPr>
       </w:pPr>
+      <w:bookmarkStart w:id="45" w:name="_Toc226040304"/>
       <w:r>
         <w:t>Hình 2.</w:t>
       </w:r>
@@ -7293,6 +8587,13 @@
         </w:rPr>
         <w:t>trích xuất</w:t>
       </w:r>
+      <w:r>
+        <w:rPr>
+          <w:lang w:val="en-US"/>
+        </w:rPr>
+        <w:t xml:space="preserve"> dữ liệu</w:t>
+      </w:r>
+      <w:bookmarkEnd w:id="45"/>
     </w:p>
     <w:p>
       <w:pPr>
@@ -7342,12 +8643,14 @@
           <w:lang w:val="vi-VN"/>
         </w:rPr>
       </w:pPr>
-      <w:bookmarkStart w:id="29" w:name="_Toc225335817"/>
+      <w:bookmarkStart w:id="46" w:name="_Toc225335817"/>
+      <w:bookmarkStart w:id="47" w:name="_Toc226040473"/>
       <w:r>
         <w:lastRenderedPageBreak/>
         <w:t>CHƯƠNG 3. PHÂN TÍCH HỆ THỐNG VÀ XÂY DỰNG SẢN PHẨM</w:t>
       </w:r>
-      <w:bookmarkEnd w:id="29"/>
+      <w:bookmarkEnd w:id="46"/>
+      <w:bookmarkEnd w:id="47"/>
     </w:p>
     <w:p>
       <w:pPr>
@@ -7358,11 +8661,13 @@
           <w:szCs w:val="27"/>
         </w:rPr>
       </w:pPr>
-      <w:bookmarkStart w:id="30" w:name="_Toc225335818"/>
+      <w:bookmarkStart w:id="48" w:name="_Toc225335818"/>
+      <w:bookmarkStart w:id="49" w:name="_Toc226040474"/>
       <w:r>
         <w:t>3.1. Phân tích hệ thống</w:t>
       </w:r>
-      <w:bookmarkEnd w:id="30"/>
+      <w:bookmarkEnd w:id="48"/>
+      <w:bookmarkEnd w:id="49"/>
     </w:p>
     <w:p>
       <w:pPr>
@@ -7404,7 +8709,8 @@
           <w:sz w:val="28"/>
         </w:rPr>
       </w:pPr>
-      <w:bookmarkStart w:id="31" w:name="_Toc225335819"/>
+      <w:bookmarkStart w:id="50" w:name="_Toc225335819"/>
+      <w:bookmarkStart w:id="51" w:name="_Toc226040475"/>
       <w:r>
         <w:rPr>
           <w:sz w:val="28"/>
@@ -7450,7 +8756,8 @@
         </w:rPr>
         <w:t>ng (Functional Requirements)</w:t>
       </w:r>
-      <w:bookmarkEnd w:id="31"/>
+      <w:bookmarkEnd w:id="50"/>
+      <w:bookmarkEnd w:id="51"/>
     </w:p>
     <w:p>
       <w:pPr>
@@ -7614,7 +8921,8 @@
           <w:sz w:val="28"/>
         </w:rPr>
       </w:pPr>
-      <w:bookmarkStart w:id="32" w:name="_Toc225335820"/>
+      <w:bookmarkStart w:id="52" w:name="_Toc225335820"/>
+      <w:bookmarkStart w:id="53" w:name="_Toc226040476"/>
       <w:r>
         <w:rPr>
           <w:sz w:val="28"/>
@@ -7660,7 +8968,8 @@
         </w:rPr>
         <w:t>ng (Non-functional Requirements)</w:t>
       </w:r>
-      <w:bookmarkEnd w:id="32"/>
+      <w:bookmarkEnd w:id="52"/>
+      <w:bookmarkEnd w:id="53"/>
     </w:p>
     <w:p>
       <w:pPr>
@@ -7764,15 +9073,12 @@
       <w:pPr>
         <w:pStyle w:val="A2"/>
       </w:pPr>
-      <w:bookmarkStart w:id="33" w:name="_Toc225335821"/>
+      <w:bookmarkStart w:id="54" w:name="_Toc225335821"/>
+      <w:bookmarkStart w:id="55" w:name="_Toc226040477"/>
       <w:r>
         <w:t>3.2. Xây dựng thực nghiệm và phân tích quy trình</w:t>
       </w:r>
-    </w:p>
-    <w:p>
-      <w:pPr>
-        <w:pStyle w:val="A2"/>
-      </w:pPr>
+      <w:bookmarkEnd w:id="55"/>
     </w:p>
     <w:p>
       <w:pPr>
@@ -7782,6 +9088,7 @@
           <w:lang w:val="vi-VN"/>
         </w:rPr>
       </w:pPr>
+      <w:bookmarkStart w:id="56" w:name="_Toc226040478"/>
       <w:r>
         <w:rPr>
           <w:sz w:val="28"/>
@@ -7789,6 +9096,7 @@
         </w:rPr>
         <w:t>3.2.1. Cấu hình kỹ thuật QLoRA cho mô hình Llama 3.1</w:t>
       </w:r>
+      <w:bookmarkEnd w:id="56"/>
     </w:p>
     <w:p>
       <w:pPr>
@@ -7798,12 +9106,14 @@
           <w:lang w:val="vi-VN"/>
         </w:rPr>
       </w:pPr>
+      <w:bookmarkStart w:id="57" w:name="_Toc226040479"/>
       <w:r>
         <w:rPr>
           <w:lang w:val="vi-VN"/>
         </w:rPr>
         <w:t>Nhóm lựa chọn mô hình nền tảng là Llama 3.1-8B-Instruct. Để có thể vận hành mô hình này trên môi trường điện toán đám mây có giới hạn về VRAM (như Google Colab), nhóm áp dụng kỹ thuật QLoRA (Quantized Low-Rank Adaptation):</w:t>
       </w:r>
+      <w:bookmarkEnd w:id="57"/>
     </w:p>
     <w:p>
       <w:pPr>
@@ -7944,6 +9254,7 @@
           <w:lang w:val="vi-VN"/>
         </w:rPr>
       </w:pPr>
+      <w:bookmarkStart w:id="58" w:name="_Toc226040480"/>
       <w:r>
         <w:rPr>
           <w:sz w:val="28"/>
@@ -7952,6 +9263,7 @@
         <w:lastRenderedPageBreak/>
         <w:t>3.2.2. Quy trình trích xuất và tiền xử lý dữ liệu từ tập con của The Pile</w:t>
       </w:r>
+      <w:bookmarkEnd w:id="58"/>
     </w:p>
     <w:p>
       <w:pPr>
@@ -7960,45 +9272,95 @@
           <w:lang w:val="vi-VN"/>
         </w:rPr>
       </w:pPr>
+      <w:bookmarkStart w:id="59" w:name="_Toc226040481"/>
       <w:r>
         <w:rPr>
           <w:lang w:val="vi-VN"/>
         </w:rPr>
         <w:t>Do kích thước khổng lồ của tập dữ liệu The Pile (825GB), nhóm đã thực hiện quy trình trích xuất và làm sạch dữ liệu như sau:</w:t>
       </w:r>
+      <w:bookmarkEnd w:id="59"/>
     </w:p>
     <w:p>
       <w:pPr>
         <w:spacing w:line="360" w:lineRule="auto"/>
         <w:ind w:left="720"/>
-        <w:rPr>
-          <w:szCs w:val="28"/>
-          <w:lang w:val="vi-VN"/>
-        </w:rPr>
-      </w:pPr>
-      <w:r>
-        <w:rPr>
-          <w:szCs w:val="28"/>
-          <w:lang w:val="vi-VN"/>
-        </w:rPr>
-        <w:t>Trích xuất tập con (Subsampling): Lấy ra các mẫu dữ liệu đa dạng dưới dạng jsonl, bao gồm các đoạn hội thoại, bài báo khoa học và mã nguồn phần mềm.</w:t>
+      </w:pPr>
+      <w:r>
+        <w:rPr>
+          <w:b/>
+          <w:bCs/>
+        </w:rPr>
+        <w:t>Trích xuất tập con (Subsampling):</w:t>
+      </w:r>
+      <w:r>
+        <w:t xml:space="preserve"> Nhóm thực hiện trích xuất ngẫu nhiên phân tầng (Stratified Sampling) từ các nguồn chính của The Pile như: </w:t>
+      </w:r>
+      <w:r>
+        <w:rPr>
+          <w:i/>
+          <w:iCs/>
+        </w:rPr>
+        <w:t>PubMed Abstracts</w:t>
+      </w:r>
+      <w:r>
+        <w:t xml:space="preserve"> (Y sinh), </w:t>
+      </w:r>
+      <w:r>
+        <w:rPr>
+          <w:i/>
+          <w:iCs/>
+        </w:rPr>
+        <w:t>GitHub</w:t>
+      </w:r>
+      <w:r>
+        <w:t xml:space="preserve"> (Mã nguồn), và </w:t>
+      </w:r>
+      <w:r>
+        <w:rPr>
+          <w:i/>
+          <w:iCs/>
+        </w:rPr>
+        <w:t>Wikipedia</w:t>
+      </w:r>
+      <w:r>
+        <w:t xml:space="preserve"> (Kiến thức chung).</w:t>
       </w:r>
     </w:p>
     <w:p>
       <w:pPr>
         <w:spacing w:line="360" w:lineRule="auto"/>
         <w:ind w:left="720"/>
-        <w:rPr>
-          <w:szCs w:val="28"/>
-          <w:lang w:val="vi-VN"/>
-        </w:rPr>
-      </w:pPr>
-      <w:r>
-        <w:rPr>
-          <w:szCs w:val="28"/>
-          <w:lang w:val="vi-VN"/>
-        </w:rPr>
-        <w:t>Định dạng lại dữ liệu (Formatting): Chuyển đổi dữ liệu thô sang cấu trúc Instruction - Output (Câu lệnh - Phản hồi).</w:t>
+      </w:pPr>
+      <w:r>
+        <w:rPr>
+          <w:b/>
+          <w:bCs/>
+        </w:rPr>
+        <w:t>Định dạng dữ liệu:</w:t>
+      </w:r>
+      <w:r>
+        <w:t xml:space="preserve"> Dữ liệu sau khi làm sạch được lưu dưới dạng </w:t>
+      </w:r>
+      <w:r>
+        <w:rPr>
+          <w:rStyle w:val="HTMLCode"/>
+          <w:rFonts w:eastAsiaTheme="minorHAnsi"/>
+        </w:rPr>
+        <w:t>.jsonl</w:t>
+      </w:r>
+      <w:r>
+        <w:t xml:space="preserve"> cho quá trình huấn luyện và </w:t>
+      </w:r>
+      <w:r>
+        <w:rPr>
+          <w:rStyle w:val="HTMLCode"/>
+          <w:rFonts w:eastAsiaTheme="minorHAnsi"/>
+        </w:rPr>
+        <w:t>.arff</w:t>
+      </w:r>
+      <w:r>
+        <w:t xml:space="preserve"> (sau khi nhúng vector) để đưa vào Weka.</w:t>
       </w:r>
     </w:p>
     <w:p>
@@ -8012,10 +9374,19 @@
       </w:pPr>
       <w:r>
         <w:rPr>
+          <w:b/>
+          <w:bCs/>
           <w:szCs w:val="28"/>
           <w:lang w:val="vi-VN"/>
         </w:rPr>
-        <w:t>Áp dụng Chat Template: Sử dụng mẫu hội thoại chuẩn của Llama 3 để phân định rõ vai trò của Hệ thống (System), Người dùng (User) và Trợ lý (Assistant). Điều này giúp mô hình nhận diện được điểm bắt đầu và kết thúc của mỗi lượt hội thoại thông qua các thẻ đặc biệt (tokens).</w:t>
+        <w:t>Áp dụng Chat Template</w:t>
+      </w:r>
+      <w:r>
+        <w:rPr>
+          <w:szCs w:val="28"/>
+          <w:lang w:val="vi-VN"/>
+        </w:rPr>
+        <w:t>: Sử dụng mẫu hội thoại chuẩn của Llama 3 để phân định rõ vai trò của Hệ thống (System), Người dùng (User) và Trợ lý (Assistant). Điều này giúp mô hình nhận diện được điểm bắt đầu và kết thúc của mỗi lượt hội thoại thông qua các thẻ đặc biệt (tokens).</w:t>
       </w:r>
     </w:p>
     <w:p>
@@ -8029,10 +9400,19 @@
       </w:pPr>
       <w:r>
         <w:rPr>
+          <w:b/>
+          <w:bCs/>
           <w:szCs w:val="28"/>
           <w:lang w:val="vi-VN"/>
         </w:rPr>
-        <w:t>Tokenization: Sử dụng bộ mã hóa AutoTokenizer để chuyển văn bản thành các chuỗi ID số, đồng thời thực hiện đệm (padding) và cắt ngắn (truncation) để đảm bảo các chuỗi dữ liệu có độ dài thống nhất (512 tokens).</w:t>
+        <w:t>Tokenization</w:t>
+      </w:r>
+      <w:r>
+        <w:rPr>
+          <w:szCs w:val="28"/>
+          <w:lang w:val="vi-VN"/>
+        </w:rPr>
+        <w:t>: Sử dụng bộ mã hóa AutoTokenizer để chuyển văn bản thành các chuỗi ID số, đồng thời thực hiện đệm (padding) và cắt ngắn (truncation) để đảm bảo các chuỗi dữ liệu có độ dài thống nhất (512 tokens).</w:t>
       </w:r>
     </w:p>
     <w:p>
@@ -8043,6 +9423,7 @@
           <w:lang w:val="vi-VN"/>
         </w:rPr>
       </w:pPr>
+      <w:bookmarkStart w:id="60" w:name="_Toc226040482"/>
       <w:r>
         <w:rPr>
           <w:sz w:val="28"/>
@@ -8050,6 +9431,7 @@
         </w:rPr>
         <w:t>3.2.3. Thiết lập thông số huấn luyện và tối ưu hóa tài nguyên GPU</w:t>
       </w:r>
+      <w:bookmarkEnd w:id="60"/>
     </w:p>
     <w:p>
       <w:pPr>
@@ -8058,12 +9440,14 @@
           <w:lang w:val="vi-VN"/>
         </w:rPr>
       </w:pPr>
+      <w:bookmarkStart w:id="61" w:name="_Toc226040483"/>
       <w:r>
         <w:rPr>
           <w:lang w:val="vi-VN"/>
         </w:rPr>
         <w:t>Để quá trình huấn luyện diễn ra ổn định trên GPU Tesla T4, nhóm đã thiết lập các thông số tối ưu (Hyperparameters):</w:t>
       </w:r>
+      <w:bookmarkEnd w:id="61"/>
     </w:p>
     <w:p>
       <w:pPr>
@@ -8141,6 +9525,7 @@
           <w:szCs w:val="28"/>
           <w:lang w:val="vi-VN"/>
         </w:rPr>
+        <w:lastRenderedPageBreak/>
         <w:t>Precision (Độ chính xác hỗn hợp): Sử dụng chế độ fp16 (Floating Point 16) để tăng tốc độ tính toán của nhân CUDA trên GPU.</w:t>
       </w:r>
     </w:p>
@@ -8158,7 +9543,6 @@
           <w:szCs w:val="28"/>
           <w:lang w:val="vi-VN"/>
         </w:rPr>
-        <w:lastRenderedPageBreak/>
         <w:t>Checkpointing: Thiết lập lưu trữ các bản sao (Adapters) định kỳ sau mỗi 100 bước huấn luyện để tránh mất mát dữ liệu khi xảy ra sự cố ngắt kết nối môi trường Colab.</w:t>
       </w:r>
     </w:p>
@@ -8179,36 +9563,31 @@
           <w:lang w:val="vi-VN"/>
         </w:rPr>
       </w:pPr>
-    </w:p>
-    <w:p>
-      <w:pPr>
-        <w:pStyle w:val="A3"/>
+      <w:bookmarkStart w:id="62" w:name="_Toc226040484"/>
+      <w:r>
         <w:rPr>
           <w:sz w:val="28"/>
           <w:lang w:val="vi-VN"/>
         </w:rPr>
-      </w:pPr>
-      <w:r>
-        <w:rPr>
-          <w:sz w:val="28"/>
+        <w:t>3.2.4. Xây dựng giao diện tương tác (Chatbot) và kiểm thử mô hình</w:t>
+      </w:r>
+      <w:bookmarkEnd w:id="62"/>
+    </w:p>
+    <w:p>
+      <w:pPr>
+        <w:pStyle w:val="A2"/>
+        <w:rPr>
           <w:lang w:val="vi-VN"/>
         </w:rPr>
-        <w:t>3.2.4. Xây dựng giao diện tương tác (Chatbot) và kiểm thử mô hình</w:t>
-      </w:r>
-    </w:p>
-    <w:p>
-      <w:pPr>
-        <w:pStyle w:val="A2"/>
+      </w:pPr>
+      <w:bookmarkStart w:id="63" w:name="_Toc226040485"/>
+      <w:r>
         <w:rPr>
           <w:lang w:val="vi-VN"/>
         </w:rPr>
-      </w:pPr>
-      <w:r>
-        <w:rPr>
-          <w:lang w:val="vi-VN"/>
-        </w:rPr>
         <w:t>Sau khi hoàn tất quá trình Fine-tuning, nhóm đã xây dựng một giao diện chatbot thực nghiệm để kiểm chứng kết quả:</w:t>
       </w:r>
+      <w:bookmarkEnd w:id="63"/>
     </w:p>
     <w:p>
       <w:pPr>
@@ -8292,6 +9671,7 @@
       <w:pPr>
         <w:pStyle w:val="A2"/>
       </w:pPr>
+      <w:bookmarkStart w:id="64" w:name="_Toc226040486"/>
       <w:r>
         <w:t>3.</w:t>
       </w:r>
@@ -8301,7 +9681,8 @@
       <w:r>
         <w:t>. Xây dựng giao diện sản phẩm</w:t>
       </w:r>
-      <w:bookmarkEnd w:id="33"/>
+      <w:bookmarkEnd w:id="54"/>
+      <w:bookmarkEnd w:id="64"/>
     </w:p>
     <w:p>
       <w:pPr>
@@ -8310,11 +9691,19 @@
           <w:lang w:val="vi-VN"/>
         </w:rPr>
       </w:pPr>
+      <w:bookmarkStart w:id="65" w:name="_Toc226040487"/>
       <w:r>
         <w:rPr>
           <w:lang w:val="vi-VN"/>
         </w:rPr>
-        <w:t xml:space="preserve">3.2.1 </w:t>
+        <w:t>3.2.1</w:t>
+      </w:r>
+      <w:bookmarkEnd w:id="65"/>
+      <w:r>
+        <w:rPr>
+          <w:lang w:val="vi-VN"/>
+        </w:rPr>
+        <w:t xml:space="preserve"> </w:t>
       </w:r>
     </w:p>
     <w:p>
@@ -8324,16 +9713,21 @@
           <w:lang w:val="vi-VN"/>
         </w:rPr>
       </w:pPr>
+      <w:bookmarkStart w:id="66" w:name="_Toc226040488"/>
       <w:r>
         <w:rPr>
           <w:lang w:val="vi-VN"/>
         </w:rPr>
-        <w:t xml:space="preserve">3.2.3 </w:t>
-      </w:r>
-    </w:p>
-    <w:p/>
-    <w:p/>
-    <w:p/>
+        <w:t>3.2.3</w:t>
+      </w:r>
+      <w:bookmarkEnd w:id="66"/>
+      <w:r>
+        <w:rPr>
+          <w:lang w:val="vi-VN"/>
+        </w:rPr>
+        <w:t xml:space="preserve"> </w:t>
+      </w:r>
+    </w:p>
     <w:p/>
     <w:p>
       <w:pPr>
@@ -8343,26 +9737,19 @@
           <w:szCs w:val="26"/>
         </w:rPr>
       </w:pPr>
-      <w:r>
-        <w:rPr>
-          <w:rFonts w:cs="Times New Roman"/>
-          <w:b/>
-          <w:bCs/>
-          <w:szCs w:val="28"/>
-        </w:rPr>
-        <w:br w:type="page"/>
-      </w:r>
     </w:p>
     <w:p>
       <w:pPr>
         <w:pStyle w:val="A1"/>
       </w:pPr>
-      <w:bookmarkStart w:id="34" w:name="_Toc225335822"/>
+      <w:bookmarkStart w:id="67" w:name="_Toc225335822"/>
+      <w:bookmarkStart w:id="68" w:name="_Toc226040489"/>
       <w:r>
         <w:lastRenderedPageBreak/>
         <w:t>KẾT LUẬN</w:t>
       </w:r>
-      <w:bookmarkEnd w:id="34"/>
+      <w:bookmarkEnd w:id="67"/>
+      <w:bookmarkEnd w:id="68"/>
       <w:r>
         <w:t xml:space="preserve"> </w:t>
       </w:r>
@@ -8384,6 +9771,7 @@
           <w:lang w:val="vi-VN"/>
         </w:rPr>
       </w:pPr>
+      <w:bookmarkStart w:id="69" w:name="_Toc226040490"/>
       <w:r>
         <w:rPr>
           <w:rFonts w:eastAsiaTheme="majorEastAsia"/>
@@ -8391,6 +9779,7 @@
         </w:rPr>
         <w:t>1. Kết quả đạt được và bài học kinh nghiệm</w:t>
       </w:r>
+      <w:bookmarkEnd w:id="69"/>
     </w:p>
     <w:p>
       <w:pPr>
@@ -8608,6 +9997,7 @@
           <w:lang w:val="vi-VN"/>
         </w:rPr>
       </w:pPr>
+      <w:bookmarkStart w:id="70" w:name="_Toc226040491"/>
       <w:r>
         <w:rPr>
           <w:rFonts w:eastAsiaTheme="majorEastAsia"/>
@@ -8615,6 +10005,7 @@
         </w:rPr>
         <w:t>2. Hướng phát triển đề tài</w:t>
       </w:r>
+      <w:bookmarkEnd w:id="70"/>
     </w:p>
     <w:p>
       <w:pPr>
@@ -8682,47 +10073,11 @@
     </w:p>
     <w:p>
       <w:pPr>
-        <w:pStyle w:val="A2"/>
-        <w:ind w:left="360"/>
-        <w:rPr>
-          <w:rFonts w:eastAsiaTheme="majorEastAsia"/>
-          <w:lang w:val="vi-VN"/>
-        </w:rPr>
-      </w:pPr>
-      <w:r>
-        <w:rPr>
-          <w:rFonts w:eastAsiaTheme="majorEastAsia"/>
-          <w:lang w:val="vi-VN"/>
-        </w:rPr>
-        <w:t>Mở rộng và nâng cấp:</w:t>
-      </w:r>
-    </w:p>
-    <w:p>
-      <w:pPr>
-        <w:rPr>
-          <w:lang w:val="vi-VN"/>
-        </w:rPr>
-      </w:pPr>
-      <w:r>
         <w:rPr>
           <w:b/>
           <w:bCs/>
           <w:lang w:val="vi-VN"/>
         </w:rPr>
-        <w:t>Xây dựng giao diện Web hoàn chỉnh:</w:t>
-      </w:r>
-      <w:r>
-        <w:rPr>
-          <w:lang w:val="vi-VN"/>
-        </w:rPr>
-        <w:t xml:space="preserve"> Phát triển ứng dụng web (sử dụng Streamlit hoặc React) để người dùng có thể tương tác trực tiếp với mô hình đã huấn luyện thay vì chạy trên môi trường mã nguồn.</w:t>
-      </w:r>
-    </w:p>
-    <w:p>
-      <w:pPr>
-        <w:rPr>
-          <w:lang w:val="vi-VN"/>
-        </w:rPr>
       </w:pPr>
       <w:r>
         <w:rPr>
@@ -8730,13 +10085,7 @@
           <w:bCs/>
           <w:lang w:val="vi-VN"/>
         </w:rPr>
-        <w:t>Đánh giá đa chỉ số:</w:t>
-      </w:r>
-      <w:r>
-        <w:rPr>
-          <w:lang w:val="vi-VN"/>
-        </w:rPr>
-        <w:t xml:space="preserve"> Áp dụng các bộ tiêu chuẩn đánh giá LLM chuyên nghiệp (như MMLU hoặc GSM8K) để đo lường năng lực trí tuệ của mô hình sau khi tinh chỉnh.</w:t>
+        <w:t>Mở rộng và nâng cấp:</w:t>
       </w:r>
     </w:p>
     <w:p>
@@ -8751,6 +10100,48 @@
           <w:bCs/>
           <w:lang w:val="vi-VN"/>
         </w:rPr>
+        <w:t>Xây dựng giao diện Web hoàn chỉnh:</w:t>
+      </w:r>
+      <w:r>
+        <w:rPr>
+          <w:lang w:val="vi-VN"/>
+        </w:rPr>
+        <w:t xml:space="preserve"> Phát triển ứng dụng web (sử dụng Streamlit hoặc React) để người dùng có thể tương tác trực tiếp với mô hình đã huấn luyện thay vì chạy trên môi trường mã nguồn.</w:t>
+      </w:r>
+    </w:p>
+    <w:p>
+      <w:pPr>
+        <w:rPr>
+          <w:lang w:val="vi-VN"/>
+        </w:rPr>
+      </w:pPr>
+      <w:r>
+        <w:rPr>
+          <w:b/>
+          <w:bCs/>
+          <w:lang w:val="vi-VN"/>
+        </w:rPr>
+        <w:t>Đánh giá đa chỉ số:</w:t>
+      </w:r>
+      <w:r>
+        <w:rPr>
+          <w:lang w:val="vi-VN"/>
+        </w:rPr>
+        <w:t xml:space="preserve"> Áp dụng các bộ tiêu chuẩn đánh giá LLM chuyên nghiệp (như MMLU hoặc GSM8K) để đo lường năng lực trí tuệ của mô hình sau khi tinh chỉnh.</w:t>
+      </w:r>
+    </w:p>
+    <w:p>
+      <w:pPr>
+        <w:rPr>
+          <w:lang w:val="vi-VN"/>
+        </w:rPr>
+      </w:pPr>
+      <w:r>
+        <w:rPr>
+          <w:b/>
+          <w:bCs/>
+          <w:lang w:val="vi-VN"/>
+        </w:rPr>
         <w:t>Hỗ trợ đa ngôn ngữ:</w:t>
       </w:r>
       <w:r>
@@ -8778,19 +10169,40 @@
     </w:p>
     <w:p>
       <w:pPr>
+        <w:spacing w:after="0" w:line="240" w:lineRule="auto"/>
+        <w:rPr>
+          <w:rFonts w:eastAsia="Segoe UI" w:cs="Times New Roman"/>
+          <w:b/>
+          <w:bCs/>
+          <w:color w:val="000000" w:themeColor="text1"/>
+          <w:szCs w:val="28"/>
+        </w:rPr>
+      </w:pPr>
+      <w:r>
+        <w:rPr>
+          <w:rFonts w:eastAsia="Segoe UI"/>
+        </w:rPr>
+        <w:br w:type="page"/>
+      </w:r>
+    </w:p>
+    <w:p>
+      <w:pPr>
         <w:pStyle w:val="A2"/>
       </w:pPr>
       <w:r>
         <w:rPr>
           <w:rFonts w:eastAsia="Segoe UI"/>
         </w:rPr>
+        <w:lastRenderedPageBreak/>
         <w:br/>
       </w:r>
-      <w:bookmarkStart w:id="35" w:name="_Toc225335823"/>
+      <w:bookmarkStart w:id="71" w:name="_Toc225335823"/>
+      <w:bookmarkStart w:id="72" w:name="_Toc226040492"/>
       <w:r>
         <w:t>PHỤ LỤC</w:t>
       </w:r>
-      <w:bookmarkEnd w:id="35"/>
+      <w:bookmarkEnd w:id="71"/>
+      <w:bookmarkEnd w:id="72"/>
       <w:r>
         <w:t xml:space="preserve"> </w:t>
       </w:r>

--- a/baocao/baocaoN9.docx
+++ b/baocao/baocaoN9.docx
@@ -123,7 +123,7 @@
                     </wp:anchor>
                   </w:drawing>
                 </mc:Choice>
-                <mc:Fallback xmlns:oel="http://schemas.microsoft.com/office/2019/extlst" xmlns:w16du="http://schemas.microsoft.com/office/word/2023/wordml/word16du" xmlns:w16sdtfl="http://schemas.microsoft.com/office/word/2024/wordml/sdtformatlock" xmlns:wpsCustomData="http://www.wps.cn/officeDocument/2013/wpsCustomData">
+                <mc:Fallback xmlns:wpsCustomData="http://www.wps.cn/officeDocument/2013/wpsCustomData" xmlns:w16sdtfl="http://schemas.microsoft.com/office/word/2024/wordml/sdtformatlock" xmlns:w16du="http://schemas.microsoft.com/office/word/2023/wordml/word16du" xmlns:oel="http://schemas.microsoft.com/office/2019/extlst">
                   <w:pict>
                     <v:line id="_x0000_s1026" o:spid="_x0000_s1026" o:spt="20" style="position:absolute;left:0pt;flip:y;margin-left:188.05pt;margin-top:22.35pt;height:0pt;width:161.25pt;z-index:251662336;mso-width-relative:page;mso-height-relative:page;" filled="f" stroked="t" coordsize="21600,21600" o:gfxdata="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">
                       <v:fill on="f" focussize="0,0"/>
@@ -189,7 +189,7 @@
                           </pic:cNvPicPr>
                         </pic:nvPicPr>
                         <pic:blipFill>
-                          <a:blip r:embed="rId8" cstate="print">
+                          <a:blip r:embed="rId9" cstate="print">
                             <a:extLst>
                               <a:ext uri="{28A0092B-C50C-407E-A947-70E740481C1C}">
                                 <a14:useLocalDpi xmlns:a14="http://schemas.microsoft.com/office/drawing/2010/main" val="0"/>
@@ -280,7 +280,7 @@
                     </wp:inline>
                   </w:drawing>
                 </mc:Choice>
-                <mc:Fallback xmlns:oel="http://schemas.microsoft.com/office/2019/extlst" xmlns:w16du="http://schemas.microsoft.com/office/word/2023/wordml/word16du" xmlns:w16sdtfl="http://schemas.microsoft.com/office/word/2024/wordml/sdtformatlock" xmlns:wpsCustomData="http://www.wps.cn/officeDocument/2013/wpsCustomData">
+                <mc:Fallback xmlns:wpsCustomData="http://www.wps.cn/officeDocument/2013/wpsCustomData" xmlns:w16sdtfl="http://schemas.microsoft.com/office/word/2024/wordml/sdtformatlock" xmlns:w16du="http://schemas.microsoft.com/office/word/2023/wordml/word16du" xmlns:oel="http://schemas.microsoft.com/office/2019/extlst">
                   <w:pict>
                     <v:rect id="Rectangle 2" o:spid="_x0000_s1026" o:spt="1" alt="Giới Thiệu Trường Đại Học Khánh Hòa - UKH" style="height:24pt;width:24pt;" filled="f" stroked="f" coordsize="21600,21600" o:gfxdata="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">
                       <v:fill on="f" focussize="0,0"/>
@@ -650,23 +650,13 @@
                 <w:lang w:val="vi-VN"/>
               </w:rPr>
             </w:pPr>
-            <w:proofErr w:type="gramStart"/>
             <w:r>
               <w:rPr>
                 <w:rFonts w:cs="Times New Roman"/>
                 <w:b/>
                 <w:szCs w:val="28"/>
               </w:rPr>
-              <w:t>TP.Hồ</w:t>
-            </w:r>
-            <w:proofErr w:type="gramEnd"/>
-            <w:r>
-              <w:rPr>
-                <w:rFonts w:cs="Times New Roman"/>
-                <w:b/>
-                <w:szCs w:val="28"/>
-              </w:rPr>
-              <w:t xml:space="preserve"> Chí Minh, tháng </w:t>
+              <w:t xml:space="preserve">TP.Hồ Chí Minh, tháng </w:t>
             </w:r>
             <w:r>
               <w:rPr>
@@ -675,7 +665,15 @@
                 <w:szCs w:val="28"/>
                 <w:lang w:val="vi-VN"/>
               </w:rPr>
-              <w:t>01</w:t>
+              <w:t>0</w:t>
+            </w:r>
+            <w:r>
+              <w:rPr>
+                <w:rFonts w:cs="Times New Roman"/>
+                <w:b/>
+                <w:szCs w:val="28"/>
+              </w:rPr>
+              <w:t>4</w:t>
             </w:r>
             <w:r>
               <w:rPr>
@@ -802,7 +800,7 @@
                     </wp:anchor>
                   </w:drawing>
                 </mc:Choice>
-                <mc:Fallback xmlns:oel="http://schemas.microsoft.com/office/2019/extlst" xmlns:w16du="http://schemas.microsoft.com/office/word/2023/wordml/word16du" xmlns:w16sdtfl="http://schemas.microsoft.com/office/word/2024/wordml/sdtformatlock" xmlns:wpsCustomData="http://www.wps.cn/officeDocument/2013/wpsCustomData">
+                <mc:Fallback xmlns:wpsCustomData="http://www.wps.cn/officeDocument/2013/wpsCustomData" xmlns:w16sdtfl="http://schemas.microsoft.com/office/word/2024/wordml/sdtformatlock" xmlns:w16du="http://schemas.microsoft.com/office/word/2023/wordml/word16du" xmlns:oel="http://schemas.microsoft.com/office/2019/extlst">
                   <w:pict>
                     <v:line id="_x0000_s1026" o:spid="_x0000_s1026" o:spt="20" style="position:absolute;left:0pt;flip:y;margin-left:198.25pt;margin-top:22.35pt;height:0pt;width:161.25pt;z-index:251661312;mso-width-relative:page;mso-height-relative:page;" filled="f" stroked="t" coordsize="21600,21600" o:gfxdata="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">
                       <v:fill on="f" focussize="0,0"/>
@@ -868,7 +866,7 @@
                           </pic:cNvPicPr>
                         </pic:nvPicPr>
                         <pic:blipFill>
-                          <a:blip r:embed="rId9" cstate="print">
+                          <a:blip r:embed="rId10" cstate="print">
                             <a:extLst>
                               <a:ext uri="{28A0092B-C50C-407E-A947-70E740481C1C}">
                                 <a14:useLocalDpi xmlns:a14="http://schemas.microsoft.com/office/drawing/2010/main" val="0"/>
@@ -959,7 +957,7 @@
                     </wp:inline>
                   </w:drawing>
                 </mc:Choice>
-                <mc:Fallback xmlns:oel="http://schemas.microsoft.com/office/2019/extlst" xmlns:w16du="http://schemas.microsoft.com/office/word/2023/wordml/word16du" xmlns:w16sdtfl="http://schemas.microsoft.com/office/word/2024/wordml/sdtformatlock" xmlns:wpsCustomData="http://www.wps.cn/officeDocument/2013/wpsCustomData">
+                <mc:Fallback xmlns:wpsCustomData="http://www.wps.cn/officeDocument/2013/wpsCustomData" xmlns:w16sdtfl="http://schemas.microsoft.com/office/word/2024/wordml/sdtformatlock" xmlns:w16du="http://schemas.microsoft.com/office/word/2023/wordml/word16du" xmlns:oel="http://schemas.microsoft.com/office/2019/extlst">
                   <w:pict>
                     <v:rect id="Rectangle 7" o:spid="_x0000_s1026" o:spt="1" alt="Giới Thiệu Trường Đại Học Khánh Hòa - UKH" style="height:24pt;width:24pt;" filled="f" stroked="f" coordsize="21600,21600" o:gfxdata="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">
                       <v:fill on="f" focussize="0,0"/>
@@ -1141,25 +1139,7 @@
                 <w:b/>
                 <w:szCs w:val="28"/>
               </w:rPr>
-              <w:t xml:space="preserve">Giảng viên hướng </w:t>
-            </w:r>
-            <w:proofErr w:type="gramStart"/>
-            <w:r>
-              <w:rPr>
-                <w:rFonts w:cs="Times New Roman"/>
-                <w:b/>
-                <w:szCs w:val="28"/>
-              </w:rPr>
-              <w:t>dẫn:ThS</w:t>
-            </w:r>
-            <w:proofErr w:type="gramEnd"/>
-            <w:r>
-              <w:rPr>
-                <w:rFonts w:cs="Times New Roman"/>
-                <w:b/>
-                <w:szCs w:val="28"/>
-              </w:rPr>
-              <w:t xml:space="preserve"> Trần Anh Tuấn</w:t>
+              <w:t>Giảng viên hướng dẫn:ThS Trần Anh Tuấn</w:t>
             </w:r>
           </w:p>
           <w:p>
@@ -1272,7 +1252,15 @@
                 <w:szCs w:val="26"/>
                 <w:lang w:val="vi-VN"/>
               </w:rPr>
-              <w:t>01</w:t>
+              <w:t>0</w:t>
+            </w:r>
+            <w:r>
+              <w:rPr>
+                <w:rFonts w:cs="Times New Roman"/>
+                <w:b/>
+                <w:szCs w:val="26"/>
+              </w:rPr>
+              <w:t>4</w:t>
             </w:r>
             <w:r>
               <w:rPr>
@@ -5673,7 +5661,7 @@
           <w:szCs w:val="28"/>
         </w:rPr>
         <w:sectPr>
-          <w:footerReference w:type="default" r:id="rId10"/>
+          <w:footerReference w:type="default" r:id="rId11"/>
           <w:pgSz w:w="12240" w:h="15840"/>
           <w:pgMar w:top="1138" w:right="1138" w:bottom="1138" w:left="1701" w:header="709" w:footer="709" w:gutter="0"/>
           <w:pgNumType w:fmt="lowerRoman" w:start="1"/>
@@ -5825,14 +5813,7 @@
           <w:sz w:val="28"/>
           <w:szCs w:val="28"/>
         </w:rPr>
-        <w:t>X</w:t>
-      </w:r>
-      <w:r>
-        <w:rPr>
-          <w:sz w:val="28"/>
-          <w:szCs w:val="28"/>
-        </w:rPr>
-        <w:t xml:space="preserve">ây dựng trợ lý ảo thông minh sử dụng mô hình </w:t>
+        <w:t xml:space="preserve">Xây dựng trợ lý ảo thông minh sử dụng mô hình </w:t>
       </w:r>
       <w:r>
         <w:rPr>
@@ -6004,7 +5985,7 @@
           <w:szCs w:val="28"/>
         </w:rPr>
         <w:sectPr>
-          <w:footerReference w:type="default" r:id="rId11"/>
+          <w:footerReference w:type="default" r:id="rId12"/>
           <w:pgSz w:w="12240" w:h="15840"/>
           <w:pgMar w:top="1138" w:right="1138" w:bottom="1138" w:left="1701" w:header="709" w:footer="709" w:gutter="0"/>
           <w:pgNumType w:fmt="lowerRoman" w:start="1"/>
@@ -6517,15 +6498,7 @@
           <w:sz w:val="28"/>
           <w:szCs w:val="28"/>
         </w:rPr>
-        <w:t xml:space="preserve"> Trực tiếp lập trình trích xuất đặc trưng bằng ngôn ngữ Python, sau đó chuyển đổi dữ liệu sang định </w:t>
-      </w:r>
-      <w:proofErr w:type="gramStart"/>
-      <w:r>
-        <w:rPr>
-          <w:sz w:val="28"/>
-          <w:szCs w:val="28"/>
-        </w:rPr>
-        <w:t xml:space="preserve">dạng </w:t>
+        <w:t xml:space="preserve"> Trực tiếp lập trình trích xuất đặc trưng bằng ngôn ngữ Python, sau đó chuyển đổi dữ liệu sang định dạng </w:t>
       </w:r>
       <w:r>
         <w:rPr>
@@ -6535,7 +6508,6 @@
         </w:rPr>
         <w:t>.arff</w:t>
       </w:r>
-      <w:proofErr w:type="gramEnd"/>
       <w:r>
         <w:rPr>
           <w:sz w:val="28"/>
@@ -6708,6 +6680,7 @@
     <w:p>
       <w:pPr>
         <w:pStyle w:val="NormalWeb"/>
+        <w:spacing w:line="360" w:lineRule="auto"/>
         <w:rPr>
           <w:sz w:val="28"/>
           <w:szCs w:val="28"/>
@@ -6872,30 +6845,14 @@
           <w:sz w:val="28"/>
           <w:szCs w:val="28"/>
         </w:rPr>
-        <w:t xml:space="preserve"> Thực hiện các thuật toán K-Means, SVM hoặc Random Forest trên các vector đã trích </w:t>
-      </w:r>
-      <w:proofErr w:type="gramStart"/>
-      <w:r>
-        <w:rPr>
-          <w:sz w:val="28"/>
-          <w:szCs w:val="28"/>
-        </w:rPr>
-        <w:t>xuất.</w:t>
-      </w:r>
-      <w:r>
-        <w:rPr>
-          <w:sz w:val="28"/>
-          <w:szCs w:val="28"/>
-        </w:rPr>
-        <w:t>Cuối</w:t>
-      </w:r>
-      <w:proofErr w:type="gramEnd"/>
-      <w:r>
-        <w:rPr>
-          <w:sz w:val="28"/>
-          <w:szCs w:val="28"/>
-        </w:rPr>
-        <w:t xml:space="preserve"> cùng, </w:t>
+        <w:t xml:space="preserve"> Thực hiện các thuật toán K-Means, SVM hoặc Random Forest trên các vector đã trích xuất.</w:t>
+      </w:r>
+      <w:r>
+        <w:rPr>
+          <w:sz w:val="28"/>
+          <w:szCs w:val="28"/>
+        </w:rPr>
+        <w:t xml:space="preserve">Cuối cùng, </w:t>
       </w:r>
       <w:r>
         <w:rPr>
@@ -7448,7 +7405,7 @@
                     </pic:cNvPicPr>
                   </pic:nvPicPr>
                   <pic:blipFill>
-                    <a:blip r:embed="rId12" cstate="print">
+                    <a:blip r:embed="rId13" cstate="print">
                       <a:extLst>
                         <a:ext uri="{28A0092B-C50C-407E-A947-70E740481C1C}">
                           <a14:useLocalDpi xmlns:a14="http://schemas.microsoft.com/office/drawing/2010/main" val="0"/>
@@ -7506,23 +7463,7 @@
           <w:sz w:val="28"/>
           <w:szCs w:val="28"/>
         </w:rPr>
-        <w:t xml:space="preserve">Trong phạm vi đề tài, Weka đóng vai trò là "trung tâm kiểm chứng". Sau khi dữ liệu văn bản từ The Pile được mô hình Transformer (Llama 3.1) mã hóa thành các vector số (Embeddings), các vector này sẽ được chuyển đổi sang định </w:t>
-      </w:r>
-      <w:proofErr w:type="gramStart"/>
-      <w:r>
-        <w:rPr>
-          <w:sz w:val="28"/>
-          <w:szCs w:val="28"/>
-        </w:rPr>
-        <w:t>dạng .arff</w:t>
-      </w:r>
-      <w:proofErr w:type="gramEnd"/>
-      <w:r>
-        <w:rPr>
-          <w:sz w:val="28"/>
-          <w:szCs w:val="28"/>
-        </w:rPr>
-        <w:t xml:space="preserve"> hoặc .csv để nạp vào Weka. Tại đây, nhóm sử dụng Weka để thực hiện các bài toán phân tích sâu, giúp chứng minh rằng các đặc trưng ngữ cảnh được trích xuất bởi Transformer mang lại độ chính xác cao hơn vượt trội so với các kỹ thuật vector hóa văn bản cũ như Bag-of-Words hay TF-IDF.</w:t>
+        <w:t>Trong phạm vi đề tài, Weka đóng vai trò là "trung tâm kiểm chứng". Sau khi dữ liệu văn bản từ The Pile được mô hình Transformer (Llama 3.1) mã hóa thành các vector số (Embeddings), các vector này sẽ được chuyển đổi sang định dạng .arff hoặc .csv để nạp vào Weka. Tại đây, nhóm sử dụng Weka để thực hiện các bài toán phân tích sâu, giúp chứng minh rằng các đặc trưng ngữ cảnh được trích xuất bởi Transformer mang lại độ chính xác cao hơn vượt trội so với các kỹ thuật vector hóa văn bản cũ như Bag-of-Words hay TF-IDF.</w:t>
       </w:r>
     </w:p>
     <w:p>
@@ -7864,7 +7805,7 @@
                     </pic:cNvPicPr>
                   </pic:nvPicPr>
                   <pic:blipFill>
-                    <a:blip r:embed="rId13" cstate="print">
+                    <a:blip r:embed="rId14" cstate="print">
                       <a:extLst>
                         <a:ext uri="{28A0092B-C50C-407E-A947-70E740481C1C}">
                           <a14:useLocalDpi xmlns:a14="http://schemas.microsoft.com/office/drawing/2010/main" val="0"/>
@@ -8117,15 +8058,7 @@
           <w:sz w:val="28"/>
           <w:szCs w:val="28"/>
         </w:rPr>
-        <w:t>Ma trận nhầm lẫn (Confusion Matrix): Là bảng thống kê số lượng các trường hợp dự đoán đúng và sai của mô hình đối với từng lớp (Class). Bao gồm các giá trị: TP (True Positive</w:t>
-      </w:r>
-      <w:proofErr w:type="gramStart"/>
-      <w:r>
-        <w:rPr>
-          <w:sz w:val="28"/>
-          <w:szCs w:val="28"/>
-        </w:rPr>
-        <w:t xml:space="preserve">), </w:t>
+        <w:t xml:space="preserve">Ma trận nhầm lẫn (Confusion Matrix): Là bảng thống kê số lượng các trường hợp dự đoán đúng và sai của mô hình đối với từng lớp (Class). Bao gồm các giá trị: TP (True Positive), </w:t>
       </w:r>
       <w:r>
         <w:rPr>
@@ -8141,7 +8074,6 @@
         </w:rPr>
         <w:t>TN</w:t>
       </w:r>
-      <w:proofErr w:type="gramEnd"/>
       <w:r>
         <w:rPr>
           <w:sz w:val="28"/>
@@ -8449,7 +8381,7 @@
                     <pic:cNvPicPr/>
                   </pic:nvPicPr>
                   <pic:blipFill>
-                    <a:blip r:embed="rId14"/>
+                    <a:blip r:embed="rId15"/>
                     <a:stretch>
                       <a:fillRect/>
                     </a:stretch>
@@ -8887,23 +8819,7 @@
           <w:sz w:val="28"/>
           <w:szCs w:val="28"/>
         </w:rPr>
-        <w:t xml:space="preserve">: Đưa kết quả Embedding sang định </w:t>
-      </w:r>
-      <w:proofErr w:type="gramStart"/>
-      <w:r>
-        <w:rPr>
-          <w:sz w:val="28"/>
-          <w:szCs w:val="28"/>
-        </w:rPr>
-        <w:t>dạng .arff</w:t>
-      </w:r>
-      <w:proofErr w:type="gramEnd"/>
-      <w:r>
-        <w:rPr>
-          <w:sz w:val="28"/>
-          <w:szCs w:val="28"/>
-        </w:rPr>
-        <w:t xml:space="preserve"> hoặc .csv để Weka tiến hành phân cụm và phân loại.</w:t>
+        <w:t>: Đưa kết quả Embedding sang định dạng .arff hoặc .csv để Weka tiến hành phân cụm và phân loại.</w:t>
       </w:r>
     </w:p>
     <w:p>
@@ -8958,7 +8874,7 @@
                     </pic:cNvPicPr>
                   </pic:nvPicPr>
                   <pic:blipFill>
-                    <a:blip r:embed="rId15" cstate="print">
+                    <a:blip r:embed="rId16" cstate="print">
                       <a:extLst>
                         <a:ext uri="{28A0092B-C50C-407E-A947-70E740481C1C}">
                           <a14:useLocalDpi xmlns:a14="http://schemas.microsoft.com/office/drawing/2010/main" val="0"/>
@@ -9724,11 +9640,7 @@
         <w:t>Định dạng dữ liệu:</w:t>
       </w:r>
       <w:r>
-        <w:t xml:space="preserve"> Dữ liệu sau khi làm sạch được lưu dưới </w:t>
-      </w:r>
-      <w:proofErr w:type="gramStart"/>
-      <w:r>
-        <w:t xml:space="preserve">dạng </w:t>
+        <w:t xml:space="preserve"> Dữ liệu sau khi làm sạch được lưu dưới dạng </w:t>
       </w:r>
       <w:r>
         <w:rPr>
@@ -9737,7 +9649,6 @@
         </w:rPr>
         <w:t>.jsonl</w:t>
       </w:r>
-      <w:proofErr w:type="gramEnd"/>
       <w:r>
         <w:t xml:space="preserve"> cho quá trình huấn luyện và </w:t>
       </w:r>
@@ -10050,8 +9961,34 @@
       <w:pPr>
         <w:pStyle w:val="A2"/>
       </w:pPr>
+    </w:p>
+    <w:p>
+      <w:pPr>
+        <w:pStyle w:val="A2"/>
+      </w:pPr>
+    </w:p>
+    <w:p>
+      <w:pPr>
+        <w:pStyle w:val="A2"/>
+      </w:pPr>
+    </w:p>
+    <w:p>
+      <w:pPr>
+        <w:pStyle w:val="A2"/>
+      </w:pPr>
+    </w:p>
+    <w:p>
+      <w:pPr>
+        <w:pStyle w:val="A2"/>
+      </w:pPr>
+    </w:p>
+    <w:p>
+      <w:pPr>
+        <w:pStyle w:val="A2"/>
+      </w:pPr>
       <w:bookmarkStart w:id="65" w:name="_Toc226201942"/>
       <w:r>
+        <w:lastRenderedPageBreak/>
         <w:t>3.</w:t>
       </w:r>
       <w:r>
@@ -10066,69 +10003,284 @@
     <w:p>
       <w:pPr>
         <w:pStyle w:val="A3"/>
+      </w:pPr>
+      <w:bookmarkStart w:id="66" w:name="_Toc226201943"/>
+      <w:r>
         <w:rPr>
           <w:lang w:val="vi-VN"/>
         </w:rPr>
-      </w:pPr>
-      <w:bookmarkStart w:id="66" w:name="_Toc226201943"/>
+        <w:t>3.2.1</w:t>
+      </w:r>
+      <w:bookmarkEnd w:id="66"/>
       <w:r>
         <w:rPr>
           <w:lang w:val="vi-VN"/>
         </w:rPr>
-        <w:t>3.2.1</w:t>
-      </w:r>
-      <w:bookmarkEnd w:id="66"/>
-      <w:r>
-        <w:rPr>
-          <w:lang w:val="vi-VN"/>
-        </w:rPr>
         <w:t xml:space="preserve"> </w:t>
       </w:r>
-    </w:p>
-    <w:p>
-      <w:pPr>
-        <w:pStyle w:val="A3"/>
-        <w:rPr>
-          <w:lang w:val="vi-VN"/>
-        </w:rPr>
-      </w:pPr>
-      <w:bookmarkStart w:id="67" w:name="_Toc226201944"/>
-      <w:r>
-        <w:rPr>
-          <w:lang w:val="vi-VN"/>
-        </w:rPr>
-        <w:t>3.2.3</w:t>
-      </w:r>
-      <w:bookmarkEnd w:id="67"/>
-      <w:r>
-        <w:rPr>
-          <w:lang w:val="vi-VN"/>
-        </w:rPr>
-        <w:t xml:space="preserve"> </w:t>
+      <w:r>
+        <w:t xml:space="preserve">Giao diện </w:t>
+      </w:r>
+      <w:r>
+        <w:t xml:space="preserve">Chatbox trên </w:t>
+      </w:r>
+      <w:r>
+        <w:t>Google Colab</w:t>
       </w:r>
     </w:p>
     <w:p/>
     <w:p>
       <w:pPr>
-        <w:rPr>
-          <w:rFonts w:cs="Times New Roman"/>
-          <w:sz w:val="26"/>
-          <w:szCs w:val="26"/>
-        </w:rPr>
-      </w:pPr>
+        <w:jc w:val="center"/>
+      </w:pPr>
+      <w:r>
+        <w:drawing>
+          <wp:inline distT="0" distB="0" distL="0" distR="0" wp14:anchorId="370BFE9F" wp14:editId="2BEF0324">
+            <wp:extent cx="5972175" cy="3359150"/>
+            <wp:effectExtent l="0" t="0" r="9525" b="0"/>
+            <wp:docPr id="4" name="Picture 4"/>
+            <wp:cNvGraphicFramePr>
+              <a:graphicFrameLocks xmlns:a="http://schemas.openxmlformats.org/drawingml/2006/main" noChangeAspect="1"/>
+            </wp:cNvGraphicFramePr>
+            <a:graphic xmlns:a="http://schemas.openxmlformats.org/drawingml/2006/main">
+              <a:graphicData uri="http://schemas.openxmlformats.org/drawingml/2006/picture">
+                <pic:pic xmlns:pic="http://schemas.openxmlformats.org/drawingml/2006/picture">
+                  <pic:nvPicPr>
+                    <pic:cNvPr id="1" name=""/>
+                    <pic:cNvPicPr/>
+                  </pic:nvPicPr>
+                  <pic:blipFill>
+                    <a:blip r:embed="rId17"/>
+                    <a:stretch>
+                      <a:fillRect/>
+                    </a:stretch>
+                  </pic:blipFill>
+                  <pic:spPr>
+                    <a:xfrm>
+                      <a:off x="0" y="0"/>
+                      <a:ext cx="5972175" cy="3359150"/>
+                    </a:xfrm>
+                    <a:prstGeom prst="rect">
+                      <a:avLst/>
+                    </a:prstGeom>
+                  </pic:spPr>
+                </pic:pic>
+              </a:graphicData>
+            </a:graphic>
+          </wp:inline>
+        </w:drawing>
+      </w:r>
+    </w:p>
+    <w:p>
+      <w:pPr>
+        <w:pStyle w:val="h"/>
+        <w:rPr>
+          <w:lang w:val="en-US"/>
+        </w:rPr>
+      </w:pPr>
+      <w:r>
+        <w:t xml:space="preserve">Hình </w:t>
+      </w:r>
+      <w:r>
+        <w:rPr>
+          <w:lang w:val="en-US"/>
+        </w:rPr>
+        <w:t>3</w:t>
+      </w:r>
+      <w:r>
+        <w:t xml:space="preserve">.1: </w:t>
+      </w:r>
+      <w:r>
+        <w:rPr>
+          <w:lang w:val="en-US"/>
+        </w:rPr>
+        <w:t xml:space="preserve">Giao diện </w:t>
+      </w:r>
+      <w:r>
+        <w:rPr>
+          <w:lang w:val="en-US"/>
+        </w:rPr>
+        <w:t>Chatbox</w:t>
+      </w:r>
+    </w:p>
+    <w:p>
+      <w:pPr>
+        <w:pStyle w:val="NormalWeb"/>
+        <w:rPr>
+          <w:sz w:val="28"/>
+          <w:szCs w:val="28"/>
+        </w:rPr>
+      </w:pPr>
+      <w:r>
+        <w:rPr>
+          <w:b/>
+          <w:bCs/>
+          <w:sz w:val="28"/>
+          <w:szCs w:val="28"/>
+        </w:rPr>
+        <w:t>Nén mô hình (4-bit):</w:t>
+      </w:r>
+      <w:r>
+        <w:rPr>
+          <w:sz w:val="28"/>
+          <w:szCs w:val="28"/>
+        </w:rPr>
+        <w:t xml:space="preserve"> Giảm dung lượng mô hình Llama 3 xuống mức cực nhẹ để có thể chạy mượt mà trên cấu hình miễn phí của Google Colab.</w:t>
+      </w:r>
+    </w:p>
+    <w:p>
+      <w:pPr>
+        <w:pStyle w:val="NormalWeb"/>
+        <w:rPr>
+          <w:sz w:val="28"/>
+          <w:szCs w:val="28"/>
+        </w:rPr>
+      </w:pPr>
+      <w:r>
+        <w:rPr>
+          <w:b/>
+          <w:bCs/>
+          <w:sz w:val="28"/>
+          <w:szCs w:val="28"/>
+        </w:rPr>
+        <w:t>Thiết lập nhân vật:</w:t>
+      </w:r>
+      <w:r>
+        <w:rPr>
+          <w:sz w:val="28"/>
+          <w:szCs w:val="28"/>
+        </w:rPr>
+        <w:t xml:space="preserve"> "Dạy" cho AI biết nó là ai (Trợ lý nhóm 9) và phải hành xử thân thiện với người dùng.</w:t>
+      </w:r>
+    </w:p>
+    <w:p>
+      <w:pPr>
+        <w:pStyle w:val="NormalWeb"/>
+        <w:rPr>
+          <w:sz w:val="28"/>
+          <w:szCs w:val="28"/>
+        </w:rPr>
+      </w:pPr>
+      <w:r>
+        <w:rPr>
+          <w:b/>
+          <w:bCs/>
+          <w:sz w:val="28"/>
+          <w:szCs w:val="28"/>
+        </w:rPr>
+        <w:t>Duy trì trí nhớ:</w:t>
+      </w:r>
+      <w:r>
+        <w:rPr>
+          <w:sz w:val="28"/>
+          <w:szCs w:val="28"/>
+        </w:rPr>
+        <w:t xml:space="preserve"> Lưu lại các câu hội thoại trước đó để AI có thể hiểu ngữ cảnh (ví dụ: biết bạn đang hỏi tiếp về chủ đề gì mà không cần nhắc lại).</w:t>
+      </w:r>
+    </w:p>
+    <w:p>
+      <w:pPr>
+        <w:pStyle w:val="NormalWeb"/>
+        <w:rPr>
+          <w:sz w:val="28"/>
+          <w:szCs w:val="28"/>
+        </w:rPr>
+      </w:pPr>
+      <w:r>
+        <w:rPr>
+          <w:b/>
+          <w:bCs/>
+          <w:sz w:val="28"/>
+          <w:szCs w:val="28"/>
+        </w:rPr>
+        <w:t>Trả lời tức thì (Streaming):</w:t>
+      </w:r>
+      <w:r>
+        <w:rPr>
+          <w:sz w:val="28"/>
+          <w:szCs w:val="28"/>
+        </w:rPr>
+        <w:t xml:space="preserve"> Hiển thị câu trả lời theo kiểu "gõ chữ đến đâu hiện đến đó" thay vì bắt bạn phải chờ đợi lâu.</w:t>
+      </w:r>
+    </w:p>
+    <w:p>
+      <w:pPr>
+        <w:pStyle w:val="NormalWeb"/>
+        <w:rPr>
+          <w:sz w:val="28"/>
+          <w:szCs w:val="28"/>
+        </w:rPr>
+      </w:pPr>
+      <w:r>
+        <w:rPr>
+          <w:b/>
+          <w:bCs/>
+          <w:sz w:val="28"/>
+          <w:szCs w:val="28"/>
+        </w:rPr>
+        <w:t>Xử lý ngôn ngữ:</w:t>
+      </w:r>
+      <w:r>
+        <w:rPr>
+          <w:sz w:val="28"/>
+          <w:szCs w:val="28"/>
+        </w:rPr>
+        <w:t xml:space="preserve"> Tự động nhận diện và phản hồi chính xác bằng cả tiếng Việt và tiếng Anh nhờ dữ liệu tri thức khổng lồ từ tập </w:t>
+      </w:r>
+      <w:r>
+        <w:rPr>
+          <w:i/>
+          <w:iCs/>
+          <w:sz w:val="28"/>
+          <w:szCs w:val="28"/>
+        </w:rPr>
+        <w:t>The Pile</w:t>
+      </w:r>
+      <w:r>
+        <w:rPr>
+          <w:sz w:val="28"/>
+          <w:szCs w:val="28"/>
+        </w:rPr>
+        <w:t>.</w:t>
+      </w:r>
+    </w:p>
+    <w:p>
+      <w:pPr>
+        <w:pStyle w:val="NormalWeb"/>
+        <w:rPr>
+          <w:sz w:val="28"/>
+          <w:szCs w:val="28"/>
+        </w:rPr>
+      </w:pPr>
+      <w:r>
+        <w:rPr>
+          <w:b/>
+          <w:bCs/>
+          <w:sz w:val="28"/>
+          <w:szCs w:val="28"/>
+        </w:rPr>
+        <w:t>Quản lý bộ nhớ:</w:t>
+      </w:r>
+      <w:r>
+        <w:rPr>
+          <w:sz w:val="28"/>
+          <w:szCs w:val="28"/>
+        </w:rPr>
+        <w:t xml:space="preserve"> Tự động xóa các tin nhắn quá cũ để tránh làm đầy bộ nhớ (RAM) của máy chủ, giúp chương trình không bị giật lag khi chat lâu</w:t>
+      </w:r>
+      <w:bookmarkStart w:id="67" w:name="_Toc225335822"/>
+      <w:bookmarkStart w:id="68" w:name="_Toc226201945"/>
     </w:p>
     <w:p>
       <w:pPr>
         <w:pStyle w:val="A1"/>
       </w:pPr>
-      <w:bookmarkStart w:id="68" w:name="_Toc225335822"/>
-      <w:bookmarkStart w:id="69" w:name="_Toc226201945"/>
       <w:r>
         <w:lastRenderedPageBreak/>
         <w:t>KẾT LUẬN</w:t>
       </w:r>
+      <w:bookmarkEnd w:id="67"/>
       <w:bookmarkEnd w:id="68"/>
-      <w:bookmarkEnd w:id="69"/>
       <w:r>
         <w:t xml:space="preserve"> </w:t>
       </w:r>
@@ -10150,7 +10302,7 @@
           <w:lang w:val="vi-VN"/>
         </w:rPr>
       </w:pPr>
-      <w:bookmarkStart w:id="70" w:name="_Toc226201946"/>
+      <w:bookmarkStart w:id="69" w:name="_Toc226201946"/>
       <w:r>
         <w:rPr>
           <w:rFonts w:eastAsiaTheme="majorEastAsia"/>
@@ -10158,7 +10310,7 @@
         </w:rPr>
         <w:t>1. Kết quả đạt được và bài học kinh nghiệm</w:t>
       </w:r>
-      <w:bookmarkEnd w:id="70"/>
+      <w:bookmarkEnd w:id="69"/>
     </w:p>
     <w:p>
       <w:pPr>
@@ -10178,34 +10330,29 @@
           <w:bCs/>
           <w:lang w:val="vi-VN"/>
         </w:rPr>
-        <w:t>"Xây dựng mô hình Transformer để phân tích dữ liệu văn bản từ tập The Pile"</w:t>
-      </w:r>
-      <w:r>
-        <w:rPr>
-          <w:lang w:val="vi-VN"/>
-        </w:rPr>
-        <w:t>, đối chiếu với mục tiêu ban đầu, nhóm đã hoàn thành các nội dung sau:</w:t>
-      </w:r>
-    </w:p>
-    <w:p>
-      <w:pPr>
-        <w:rPr>
-          <w:lang w:val="vi-VN"/>
-        </w:rPr>
-      </w:pPr>
+        <w:t>"</w:t>
+      </w:r>
+      <w:r>
+        <w:rPr>
+          <w:b/>
+          <w:bCs/>
+        </w:rPr>
+        <w:t xml:space="preserve"> </w:t>
+      </w:r>
+      <w:r>
+        <w:rPr>
+          <w:b/>
+          <w:bCs/>
+        </w:rPr>
+        <w:t>Xây dựng trợ lý ảo thông minh sử dụng mô hình llama 3 và ollama dựa trên tập dữ liệu the pile</w:t>
+      </w:r>
       <w:r>
         <w:rPr>
           <w:b/>
           <w:bCs/>
           <w:lang w:val="vi-VN"/>
         </w:rPr>
-        <w:t>Về sản phẩm và nghiên cứu:</w:t>
-      </w:r>
-      <w:r>
-        <w:rPr>
-          <w:lang w:val="vi-VN"/>
-        </w:rPr>
-        <w:t xml:space="preserve"> Xây dựng thành công quy trình tinh chỉnh (Fine-tuning) mô hình ngôn ngữ lớn </w:t>
+        <w:t xml:space="preserve"> </w:t>
       </w:r>
       <w:r>
         <w:rPr>
@@ -10213,107 +10360,67 @@
           <w:bCs/>
           <w:lang w:val="vi-VN"/>
         </w:rPr>
-        <w:t>Llama 3.1-8B</w:t>
+        <w:t>"</w:t>
       </w:r>
       <w:r>
         <w:rPr>
           <w:lang w:val="vi-VN"/>
         </w:rPr>
-        <w:t xml:space="preserve"> bằng kỹ thuật </w:t>
-      </w:r>
+        <w:t>, đối chiếu với mục tiêu ban đầu, nhóm đã hoàn thành các nội dung sau:</w:t>
+      </w:r>
+    </w:p>
+    <w:p>
+      <w:pPr>
+        <w:rPr>
+          <w:lang w:val="vi-VN"/>
+        </w:rPr>
+      </w:pPr>
       <w:r>
         <w:rPr>
           <w:b/>
           <w:bCs/>
           <w:lang w:val="vi-VN"/>
         </w:rPr>
-        <w:t>QLoRA</w:t>
+        <w:t>Về sản phẩm và nghiên cứu:</w:t>
       </w:r>
       <w:r>
         <w:rPr>
           <w:lang w:val="vi-VN"/>
         </w:rPr>
-        <w:t>. Việc áp dụng cơ chế Attention và kỹ thuật lượng tử hóa 4-bit đã giúp hệ thống đạt được khả năng hiểu ngữ cảnh vượt trội trên tập dữ liệu The Pile so với các phương pháp thống kê truyền thống.</w:t>
-      </w:r>
-    </w:p>
-    <w:p>
-      <w:pPr>
-        <w:ind w:firstLine="720"/>
-        <w:rPr>
-          <w:lang w:val="vi-VN"/>
-        </w:rPr>
-      </w:pPr>
+        <w:t xml:space="preserve"> Xây dựng thành công quy trình tinh chỉnh (Fine-tuning) mô hình ngôn ngữ lớn </w:t>
+      </w:r>
       <w:r>
         <w:rPr>
           <w:b/>
           <w:bCs/>
           <w:lang w:val="vi-VN"/>
         </w:rPr>
-        <w:t>Những việc đã làm được:</w:t>
-      </w:r>
-    </w:p>
-    <w:p>
-      <w:pPr>
+        <w:t>Llama 3.1-8B</w:t>
+      </w:r>
+      <w:r>
         <w:rPr>
           <w:lang w:val="vi-VN"/>
         </w:rPr>
-      </w:pPr>
-      <w:r>
-        <w:rPr>
-          <w:lang w:val="vi-VN"/>
-        </w:rPr>
-        <w:t>Làm chủ quy trình huấn luyện mô hình hiệu quả về tham số (Parameter-Efficient Fine-Tuning - PEFT) trên môi trường Google Colab.</w:t>
-      </w:r>
-    </w:p>
-    <w:p>
-      <w:pPr>
-        <w:rPr>
-          <w:lang w:val="vi-VN"/>
-        </w:rPr>
-      </w:pPr>
-      <w:r>
-        <w:rPr>
-          <w:lang w:val="vi-VN"/>
-        </w:rPr>
-        <w:t>Thực hiện thành công kỹ thuật nén mô hình (Quantization) để vận hành các LLM khổng lồ trên tài nguyên phần cứng hạn chế.</w:t>
-      </w:r>
-    </w:p>
-    <w:p>
-      <w:pPr>
-        <w:rPr>
-          <w:lang w:val="vi-VN"/>
-        </w:rPr>
-      </w:pPr>
-      <w:r>
-        <w:rPr>
-          <w:lang w:val="vi-VN"/>
-        </w:rPr>
-        <w:t>Xây dựng được hệ thống Chatbot tương tác thời gian thực (Streaming) dựa trên tri thức đã được tinh chỉnh.</w:t>
-      </w:r>
-    </w:p>
-    <w:p>
-      <w:pPr>
-        <w:rPr>
-          <w:lang w:val="vi-VN"/>
-        </w:rPr>
-      </w:pPr>
+        <w:t xml:space="preserve"> bằng kỹ thuật </w:t>
+      </w:r>
       <w:r>
         <w:rPr>
           <w:b/>
           <w:bCs/>
           <w:lang w:val="vi-VN"/>
         </w:rPr>
-        <w:t>Những việc chưa làm được:</w:t>
+        <w:t>QLoRA</w:t>
       </w:r>
       <w:r>
         <w:rPr>
           <w:lang w:val="vi-VN"/>
         </w:rPr>
-        <w:t xml:space="preserve"> Do giới hạn về thời gian và chi phí tính toán, nhóm mới chỉ thực hiện tinh chỉnh trên các tập dữ liệu mẫu (sub-sets) đại diện của The Pile thay vì toàn bộ 825GB.</w:t>
-      </w:r>
-    </w:p>
-    <w:p>
-      <w:pPr>
+        <w:t>. Việc áp dụng cơ chế Attention và kỹ thuật lượng tử hóa 4-bit đã giúp hệ thống đạt được khả năng hiểu ngữ cảnh vượt trội trên tập dữ liệu The Pile so với các phương pháp thống kê truyền thống.</w:t>
+      </w:r>
+    </w:p>
+    <w:p>
+      <w:pPr>
+        <w:ind w:firstLine="720"/>
         <w:rPr>
           <w:lang w:val="vi-VN"/>
         </w:rPr>
@@ -10324,27 +10431,74 @@
           <w:bCs/>
           <w:lang w:val="vi-VN"/>
         </w:rPr>
-        <w:t>Đóng góp nổi bật:</w:t>
-      </w:r>
-      <w:r>
+        <w:t>Những việc đã làm được:</w:t>
+      </w:r>
+      <w:r>
+        <w:rPr>
+          <w:b/>
+          <w:bCs/>
+        </w:rPr>
+        <w:t xml:space="preserve"> </w:t>
+      </w:r>
+    </w:p>
+    <w:p>
+      <w:pPr>
         <w:rPr>
           <w:lang w:val="vi-VN"/>
         </w:rPr>
-        <w:t xml:space="preserve"> Đề tài đã đề xuất một quy trình kết hợp linh hoạt giữa sức mạnh của </w:t>
-      </w:r>
+      </w:pPr>
+      <w:r>
+        <w:rPr>
+          <w:lang w:val="vi-VN"/>
+        </w:rPr>
+        <w:t>Làm chủ quy trình huấn luyện mô hình hiệu quả về tham số (Parameter-Efficient Fine-Tuning - PEFT) trên môi trường Google Colab.</w:t>
+      </w:r>
+    </w:p>
+    <w:p>
+      <w:pPr>
+        <w:rPr>
+          <w:lang w:val="vi-VN"/>
+        </w:rPr>
+      </w:pPr>
+      <w:r>
+        <w:rPr>
+          <w:lang w:val="vi-VN"/>
+        </w:rPr>
+        <w:t>Thực hiện thành công kỹ thuật nén mô hình (Quantization) để vận hành các LLM khổng lồ trên tài nguyên phần cứng hạn chế.</w:t>
+      </w:r>
+    </w:p>
+    <w:p>
+      <w:pPr>
+        <w:rPr>
+          <w:lang w:val="vi-VN"/>
+        </w:rPr>
+      </w:pPr>
+      <w:r>
+        <w:rPr>
+          <w:lang w:val="vi-VN"/>
+        </w:rPr>
+        <w:t>Xây dựng được hệ thống Chatbot tương tác thời gian thực (Streaming) dựa trên tri thức đã được tinh chỉnh.</w:t>
+      </w:r>
+    </w:p>
+    <w:p>
+      <w:pPr>
+        <w:rPr>
+          <w:lang w:val="vi-VN"/>
+        </w:rPr>
+      </w:pPr>
       <w:r>
         <w:rPr>
           <w:b/>
           <w:bCs/>
           <w:lang w:val="vi-VN"/>
         </w:rPr>
-        <w:t>Deep Learning hiện đại (Llama 3.1/Hugging Face)</w:t>
+        <w:t>Những việc chưa làm được:</w:t>
       </w:r>
       <w:r>
         <w:rPr>
           <w:lang w:val="vi-VN"/>
         </w:rPr>
-        <w:t xml:space="preserve"> và khả năng phân tích dữ liệu trực quan, giúp rút ngắn khoảng cách giữa nghiên cứu học thuật và ứng dụng thực tiễn.</w:t>
+        <w:t xml:space="preserve"> Do giới hạn về thời gian và chi phí tính toán, nhóm mới chỉ thực hiện tinh chỉnh trên các tập dữ liệu mẫu (sub-sets) đại diện của The Pile thay vì toàn bộ 825GB.</w:t>
       </w:r>
     </w:p>
     <w:p>
@@ -10359,6 +10513,41 @@
           <w:bCs/>
           <w:lang w:val="vi-VN"/>
         </w:rPr>
+        <w:t>Đóng góp nổi bật:</w:t>
+      </w:r>
+      <w:r>
+        <w:rPr>
+          <w:lang w:val="vi-VN"/>
+        </w:rPr>
+        <w:t xml:space="preserve"> Đề tài đã đề xuất một quy trình kết hợp linh hoạt giữa sức mạnh của </w:t>
+      </w:r>
+      <w:r>
+        <w:rPr>
+          <w:b/>
+          <w:bCs/>
+          <w:lang w:val="vi-VN"/>
+        </w:rPr>
+        <w:t>Deep Learning hiện đại (Llama 3.1/Hugging Face)</w:t>
+      </w:r>
+      <w:r>
+        <w:rPr>
+          <w:lang w:val="vi-VN"/>
+        </w:rPr>
+        <w:t xml:space="preserve"> và khả năng phân tích dữ liệu trực quan, giúp rút ngắn khoảng cách giữa nghiên cứu học thuật và ứng dụng thực tiễn.</w:t>
+      </w:r>
+    </w:p>
+    <w:p>
+      <w:pPr>
+        <w:rPr>
+          <w:lang w:val="vi-VN"/>
+        </w:rPr>
+      </w:pPr>
+      <w:r>
+        <w:rPr>
+          <w:b/>
+          <w:bCs/>
+          <w:lang w:val="vi-VN"/>
+        </w:rPr>
         <w:t>Bài học kinh nghiệm:</w:t>
       </w:r>
       <w:r>
@@ -10376,7 +10565,7 @@
           <w:lang w:val="vi-VN"/>
         </w:rPr>
       </w:pPr>
-      <w:bookmarkStart w:id="71" w:name="_Toc226201947"/>
+      <w:bookmarkStart w:id="70" w:name="_Toc226201947"/>
       <w:r>
         <w:rPr>
           <w:rFonts w:eastAsiaTheme="majorEastAsia"/>
@@ -10384,7 +10573,7 @@
         </w:rPr>
         <w:t>2. Hướng phát triển đề tài</w:t>
       </w:r>
-      <w:bookmarkEnd w:id="71"/>
+      <w:bookmarkEnd w:id="70"/>
     </w:p>
     <w:p>
       <w:pPr>
@@ -10575,13 +10764,13 @@
         <w:lastRenderedPageBreak/>
         <w:br/>
       </w:r>
-      <w:bookmarkStart w:id="72" w:name="_Toc225335823"/>
-      <w:bookmarkStart w:id="73" w:name="_Toc226201948"/>
+      <w:bookmarkStart w:id="71" w:name="_Toc225335823"/>
+      <w:bookmarkStart w:id="72" w:name="_Toc226201948"/>
       <w:r>
         <w:t>PHỤ LỤC</w:t>
       </w:r>
+      <w:bookmarkEnd w:id="71"/>
       <w:bookmarkEnd w:id="72"/>
-      <w:bookmarkEnd w:id="73"/>
       <w:r>
         <w:t xml:space="preserve"> </w:t>
       </w:r>
@@ -10594,7 +10783,7 @@
           <w:szCs w:val="28"/>
         </w:rPr>
       </w:pPr>
-      <w:hyperlink r:id="rId16" w:history="1">
+      <w:hyperlink r:id="rId18" w:history="1">
         <w:r>
           <w:rPr>
             <w:rStyle w:val="Hyperlink"/>
@@ -10616,8 +10805,8 @@
       </w:pPr>
     </w:p>
     <w:sectPr>
-      <w:headerReference w:type="default" r:id="rId17"/>
-      <w:footerReference w:type="default" r:id="rId18"/>
+      <w:headerReference w:type="default" r:id="rId19"/>
+      <w:footerReference w:type="default" r:id="rId20"/>
       <w:pgSz w:w="12240" w:h="15840" w:code="1"/>
       <w:pgMar w:top="1134" w:right="1134" w:bottom="1134" w:left="1701" w:header="567" w:footer="567" w:gutter="0"/>
       <w:pgNumType w:start="2"/>
@@ -10808,6 +10997,215 @@
     </w:pPr>
   </w:p>
 </w:hdr>
+</file>
+
+<file path=word/numbering.xml><?xml version="1.0" encoding="utf-8"?>
+<w:numbering xmlns:wpc="http://schemas.microsoft.com/office/word/2010/wordprocessingCanvas" xmlns:cx="http://schemas.microsoft.com/office/drawing/2014/chartex" xmlns:cx1="http://schemas.microsoft.com/office/drawing/2015/9/8/chartex" xmlns:cx2="http://schemas.microsoft.com/office/drawing/2015/10/21/chartex" xmlns:cx3="http://schemas.microsoft.com/office/drawing/2016/5/9/chartex" xmlns:cx4="http://schemas.microsoft.com/office/drawing/2016/5/10/chartex" xmlns:cx5="http://schemas.microsoft.com/office/drawing/2016/5/11/chartex" xmlns:cx6="http://schemas.microsoft.com/office/drawing/2016/5/12/chartex" xmlns:cx7="http://schemas.microsoft.com/office/drawing/2016/5/13/chartex" xmlns:cx8="http://schemas.microsoft.com/office/drawing/2016/5/14/chartex" xmlns:mc="http://schemas.openxmlformats.org/markup-compatibility/2006" xmlns:aink="http://schemas.microsoft.com/office/drawing/2016/ink" xmlns:am3d="http://schemas.microsoft.com/office/drawing/2017/model3d" xmlns:o="urn:schemas-microsoft-com:office:office" xmlns:r="http://schemas.openxmlformats.org/officeDocument/2006/relationships" xmlns:m="http://schemas.openxmlformats.org/officeDocument/2006/math" xmlns:v="urn:schemas-microsoft-com:vml" xmlns:wp14="http://schemas.microsoft.com/office/word/2010/wordprocessingDrawing" xmlns:wp="http://schemas.openxmlformats.org/drawingml/2006/wordprocessingDrawing" xmlns:w10="urn:schemas-microsoft-com:office:word" xmlns:w="http://schemas.openxmlformats.org/wordprocessingml/2006/main" xmlns:w14="http://schemas.microsoft.com/office/word/2010/wordml" xmlns:w15="http://schemas.microsoft.com/office/word/2012/wordml" xmlns:w16cex="http://schemas.microsoft.com/office/word/2018/wordml/cex" xmlns:w16cid="http://schemas.microsoft.com/office/word/2016/wordml/cid" xmlns:w16="http://schemas.microsoft.com/office/word/2018/wordml" xmlns:w16sdtdh="http://schemas.microsoft.com/office/word/2020/wordml/sdtdatahash" xmlns:w16se="http://schemas.microsoft.com/office/word/2015/wordml/symex" xmlns:wpg="http://schemas.microsoft.com/office/word/2010/wordprocessingGroup" xmlns:wpi="http://schemas.microsoft.com/office/word/2010/wordprocessingInk" xmlns:wne="http://schemas.microsoft.com/office/word/2006/wordml" xmlns:wps="http://schemas.microsoft.com/office/word/2010/wordprocessingShape" mc:Ignorable="w14 w15 w16se w16cid w16 w16cex w16sdtdh wp14">
+  <w:abstractNum w:abstractNumId="0" w15:restartNumberingAfterBreak="0">
+    <w:nsid w:val="186810CC"/>
+    <w:multiLevelType w:val="hybridMultilevel"/>
+    <w:tmpl w:val="B3A444F8"/>
+    <w:lvl w:ilvl="0" w:tplc="04090001">
+      <w:numFmt w:val="bullet"/>
+      <w:lvlText w:val=""/>
+      <w:lvlJc w:val="left"/>
+      <w:pPr>
+        <w:ind w:left="720" w:hanging="360"/>
+      </w:pPr>
+      <w:rPr>
+        <w:rFonts w:ascii="Symbol" w:eastAsia="Times New Roman" w:hAnsi="Symbol" w:cs="Times New Roman" w:hint="default"/>
+      </w:rPr>
+    </w:lvl>
+    <w:lvl w:ilvl="1" w:tplc="04090003" w:tentative="1">
+      <w:start w:val="1"/>
+      <w:numFmt w:val="bullet"/>
+      <w:lvlText w:val="o"/>
+      <w:lvlJc w:val="left"/>
+      <w:pPr>
+        <w:ind w:left="1440" w:hanging="360"/>
+      </w:pPr>
+      <w:rPr>
+        <w:rFonts w:ascii="Courier New" w:hAnsi="Courier New" w:cs="Courier New" w:hint="default"/>
+      </w:rPr>
+    </w:lvl>
+    <w:lvl w:ilvl="2" w:tplc="04090005" w:tentative="1">
+      <w:start w:val="1"/>
+      <w:numFmt w:val="bullet"/>
+      <w:lvlText w:val=""/>
+      <w:lvlJc w:val="left"/>
+      <w:pPr>
+        <w:ind w:left="2160" w:hanging="360"/>
+      </w:pPr>
+      <w:rPr>
+        <w:rFonts w:ascii="Wingdings" w:hAnsi="Wingdings" w:hint="default"/>
+      </w:rPr>
+    </w:lvl>
+    <w:lvl w:ilvl="3" w:tplc="04090001" w:tentative="1">
+      <w:start w:val="1"/>
+      <w:numFmt w:val="bullet"/>
+      <w:lvlText w:val=""/>
+      <w:lvlJc w:val="left"/>
+      <w:pPr>
+        <w:ind w:left="2880" w:hanging="360"/>
+      </w:pPr>
+      <w:rPr>
+        <w:rFonts w:ascii="Symbol" w:hAnsi="Symbol" w:hint="default"/>
+      </w:rPr>
+    </w:lvl>
+    <w:lvl w:ilvl="4" w:tplc="04090003" w:tentative="1">
+      <w:start w:val="1"/>
+      <w:numFmt w:val="bullet"/>
+      <w:lvlText w:val="o"/>
+      <w:lvlJc w:val="left"/>
+      <w:pPr>
+        <w:ind w:left="3600" w:hanging="360"/>
+      </w:pPr>
+      <w:rPr>
+        <w:rFonts w:ascii="Courier New" w:hAnsi="Courier New" w:cs="Courier New" w:hint="default"/>
+      </w:rPr>
+    </w:lvl>
+    <w:lvl w:ilvl="5" w:tplc="04090005" w:tentative="1">
+      <w:start w:val="1"/>
+      <w:numFmt w:val="bullet"/>
+      <w:lvlText w:val=""/>
+      <w:lvlJc w:val="left"/>
+      <w:pPr>
+        <w:ind w:left="4320" w:hanging="360"/>
+      </w:pPr>
+      <w:rPr>
+        <w:rFonts w:ascii="Wingdings" w:hAnsi="Wingdings" w:hint="default"/>
+      </w:rPr>
+    </w:lvl>
+    <w:lvl w:ilvl="6" w:tplc="04090001" w:tentative="1">
+      <w:start w:val="1"/>
+      <w:numFmt w:val="bullet"/>
+      <w:lvlText w:val=""/>
+      <w:lvlJc w:val="left"/>
+      <w:pPr>
+        <w:ind w:left="5040" w:hanging="360"/>
+      </w:pPr>
+      <w:rPr>
+        <w:rFonts w:ascii="Symbol" w:hAnsi="Symbol" w:hint="default"/>
+      </w:rPr>
+    </w:lvl>
+    <w:lvl w:ilvl="7" w:tplc="04090003" w:tentative="1">
+      <w:start w:val="1"/>
+      <w:numFmt w:val="bullet"/>
+      <w:lvlText w:val="o"/>
+      <w:lvlJc w:val="left"/>
+      <w:pPr>
+        <w:ind w:left="5760" w:hanging="360"/>
+      </w:pPr>
+      <w:rPr>
+        <w:rFonts w:ascii="Courier New" w:hAnsi="Courier New" w:cs="Courier New" w:hint="default"/>
+      </w:rPr>
+    </w:lvl>
+    <w:lvl w:ilvl="8" w:tplc="04090005" w:tentative="1">
+      <w:start w:val="1"/>
+      <w:numFmt w:val="bullet"/>
+      <w:lvlText w:val=""/>
+      <w:lvlJc w:val="left"/>
+      <w:pPr>
+        <w:ind w:left="6480" w:hanging="360"/>
+      </w:pPr>
+      <w:rPr>
+        <w:rFonts w:ascii="Wingdings" w:hAnsi="Wingdings" w:hint="default"/>
+      </w:rPr>
+    </w:lvl>
+  </w:abstractNum>
+  <w:abstractNum w:abstractNumId="1" w15:restartNumberingAfterBreak="0">
+    <w:nsid w:val="77CD34F3"/>
+    <w:multiLevelType w:val="hybridMultilevel"/>
+    <w:tmpl w:val="3760A5BC"/>
+    <w:lvl w:ilvl="0" w:tplc="0409000F">
+      <w:start w:val="1"/>
+      <w:numFmt w:val="decimal"/>
+      <w:lvlText w:val="%1."/>
+      <w:lvlJc w:val="left"/>
+      <w:pPr>
+        <w:ind w:left="720" w:hanging="360"/>
+      </w:pPr>
+    </w:lvl>
+    <w:lvl w:ilvl="1" w:tplc="04090019" w:tentative="1">
+      <w:start w:val="1"/>
+      <w:numFmt w:val="lowerLetter"/>
+      <w:lvlText w:val="%2."/>
+      <w:lvlJc w:val="left"/>
+      <w:pPr>
+        <w:ind w:left="1440" w:hanging="360"/>
+      </w:pPr>
+    </w:lvl>
+    <w:lvl w:ilvl="2" w:tplc="0409001B" w:tentative="1">
+      <w:start w:val="1"/>
+      <w:numFmt w:val="lowerRoman"/>
+      <w:lvlText w:val="%3."/>
+      <w:lvlJc w:val="right"/>
+      <w:pPr>
+        <w:ind w:left="2160" w:hanging="180"/>
+      </w:pPr>
+    </w:lvl>
+    <w:lvl w:ilvl="3" w:tplc="0409000F" w:tentative="1">
+      <w:start w:val="1"/>
+      <w:numFmt w:val="decimal"/>
+      <w:lvlText w:val="%4."/>
+      <w:lvlJc w:val="left"/>
+      <w:pPr>
+        <w:ind w:left="2880" w:hanging="360"/>
+      </w:pPr>
+    </w:lvl>
+    <w:lvl w:ilvl="4" w:tplc="04090019" w:tentative="1">
+      <w:start w:val="1"/>
+      <w:numFmt w:val="lowerLetter"/>
+      <w:lvlText w:val="%5."/>
+      <w:lvlJc w:val="left"/>
+      <w:pPr>
+        <w:ind w:left="3600" w:hanging="360"/>
+      </w:pPr>
+    </w:lvl>
+    <w:lvl w:ilvl="5" w:tplc="0409001B" w:tentative="1">
+      <w:start w:val="1"/>
+      <w:numFmt w:val="lowerRoman"/>
+      <w:lvlText w:val="%6."/>
+      <w:lvlJc w:val="right"/>
+      <w:pPr>
+        <w:ind w:left="4320" w:hanging="180"/>
+      </w:pPr>
+    </w:lvl>
+    <w:lvl w:ilvl="6" w:tplc="0409000F" w:tentative="1">
+      <w:start w:val="1"/>
+      <w:numFmt w:val="decimal"/>
+      <w:lvlText w:val="%7."/>
+      <w:lvlJc w:val="left"/>
+      <w:pPr>
+        <w:ind w:left="5040" w:hanging="360"/>
+      </w:pPr>
+    </w:lvl>
+    <w:lvl w:ilvl="7" w:tplc="04090019" w:tentative="1">
+      <w:start w:val="1"/>
+      <w:numFmt w:val="lowerLetter"/>
+      <w:lvlText w:val="%8."/>
+      <w:lvlJc w:val="left"/>
+      <w:pPr>
+        <w:ind w:left="5760" w:hanging="360"/>
+      </w:pPr>
+    </w:lvl>
+    <w:lvl w:ilvl="8" w:tplc="0409001B" w:tentative="1">
+      <w:start w:val="1"/>
+      <w:numFmt w:val="lowerRoman"/>
+      <w:lvlText w:val="%9."/>
+      <w:lvlJc w:val="right"/>
+      <w:pPr>
+        <w:ind w:left="6480" w:hanging="180"/>
+      </w:pPr>
+    </w:lvl>
+  </w:abstractNum>
+  <w:num w:numId="1">
+    <w:abstractNumId w:val="1"/>
+  </w:num>
+  <w:num w:numId="2">
+    <w:abstractNumId w:val="0"/>
+  </w:num>
+</w:numbering>
 </file>
 
 <file path=word/styles.xml><?xml version="1.0" encoding="utf-8"?>
@@ -11998,10 +12396,6 @@
 </file>
 
 <file path=customXml/item1.xml><?xml version="1.0" encoding="utf-8"?>
-<b:Sources xmlns:b="http://schemas.openxmlformats.org/officeDocument/2006/bibliography" xmlns="http://schemas.openxmlformats.org/officeDocument/2006/bibliography" SelectedStyle="\APASixthEditionOfficeOnline.xsl" StyleName="APA" Version="6"/>
-</file>
-
-<file path=customXml/item2.xml><?xml version="1.0" encoding="utf-8"?>
 <s:customData xmlns="http://www.wps.cn/officeDocument/2013/wpsCustomData" xmlns:s="http://www.wps.cn/officeDocument/2013/wpsCustomData">
   <customSectProps>
     <customSectPr/>
@@ -12014,18 +12408,22 @@
 </s:customData>
 </file>
 
+<file path=customXml/item2.xml><?xml version="1.0" encoding="utf-8"?>
+<b:Sources xmlns:b="http://schemas.openxmlformats.org/officeDocument/2006/bibliography" xmlns="http://schemas.openxmlformats.org/officeDocument/2006/bibliography" SelectedStyle="\APASixthEditionOfficeOnline.xsl" StyleName="APA" Version="6"/>
+</file>
+
 <file path=customXml/itemProps1.xml><?xml version="1.0" encoding="utf-8"?>
+<ds:datastoreItem xmlns:ds="http://schemas.openxmlformats.org/officeDocument/2006/customXml" ds:itemID="{B1977F7D-205B-4081-913C-38D41E755F92}">
+  <ds:schemaRefs>
+    <ds:schemaRef ds:uri="http://www.wps.cn/officeDocument/2013/wpsCustomData"/>
+  </ds:schemaRefs>
+</ds:datastoreItem>
+</file>
+
+<file path=customXml/itemProps2.xml><?xml version="1.0" encoding="utf-8"?>
 <ds:datastoreItem xmlns:ds="http://schemas.openxmlformats.org/officeDocument/2006/customXml" ds:itemID="{2B9ED210-EE4D-4D30-9582-1FE901CF48AD}">
   <ds:schemaRefs>
     <ds:schemaRef ds:uri="http://schemas.openxmlformats.org/officeDocument/2006/bibliography"/>
   </ds:schemaRefs>
 </ds:datastoreItem>
-</file>
-
-<file path=customXml/itemProps2.xml><?xml version="1.0" encoding="utf-8"?>
-<ds:datastoreItem xmlns:ds="http://schemas.openxmlformats.org/officeDocument/2006/customXml" ds:itemID="{B1977F7D-205B-4081-913C-38D41E755F92}">
-  <ds:schemaRefs>
-    <ds:schemaRef ds:uri="http://www.wps.cn/officeDocument/2013/wpsCustomData"/>
-  </ds:schemaRefs>
-</ds:datastoreItem>
 </file>